--- a/Informe.docx
+++ b/Informe.docx
@@ -783,6 +783,5485 @@
         </w:rPr>
         <w:t>omprensión y selección de los datos</w:t>
       </w:r>
+    </w:p>
+    <w:p>
+      <w:pPr>
+        <w:rPr>
+          <w:b/>
+          <w:bCs/>
+          <w:sz w:val="24"/>
+          <w:szCs w:val="24"/>
+        </w:rPr>
+      </w:pPr>
+      <w:r>
+        <w:rPr>
+          <w:b/>
+          <w:bCs/>
+          <w:sz w:val="24"/>
+          <w:szCs w:val="24"/>
+        </w:rPr>
+        <w:t>1. Inventario de los archivos disponibles</w:t>
+      </w:r>
+    </w:p>
+    <w:p>
+      <w:pPr>
+        <w:jc w:val="both"/>
+      </w:pPr>
+      <w:r>
+        <w:t>Para la ejecución de este proyecto se cuenta con dos archivos fuente oficiales provistos por el Instituto Nacional de Estadística (INE) de la República del Paraguay:</w:t>
+      </w:r>
+    </w:p>
+    <w:p>
+      <w:pPr>
+        <w:rPr>
+          <w:b/>
+          <w:bCs/>
+        </w:rPr>
+      </w:pPr>
+      <w:r>
+        <w:rPr>
+          <w:b/>
+          <w:bCs/>
+        </w:rPr>
+        <w:t>1. REG02_EPHC_ANUAL_2025.csv</w:t>
+      </w:r>
+    </w:p>
+    <w:p>
+      <w:pPr>
+        <w:jc w:val="both"/>
+      </w:pPr>
+      <w:r>
+        <w:rPr>
+          <w:b/>
+          <w:bCs/>
+        </w:rPr>
+        <w:t>Formato</w:t>
+      </w:r>
+      <w:r>
+        <w:t>: Valores separados por comas (CSV).</w:t>
+      </w:r>
+    </w:p>
+    <w:p>
+      <w:pPr>
+        <w:jc w:val="both"/>
+      </w:pPr>
+      <w:r>
+        <w:rPr>
+          <w:b/>
+          <w:bCs/>
+        </w:rPr>
+        <w:t>Contenido</w:t>
+      </w:r>
+      <w:r>
+        <w:t>: Microdatos tabulares a nivel individual correspondiente al Registro 02 (Personas / Miembros del hogar) de la Encuesta Permanente de Hogares Continua anual 2025.</w:t>
+      </w:r>
+    </w:p>
+    <w:p>
+      <w:pPr>
+        <w:jc w:val="both"/>
+      </w:pPr>
+      <w:r>
+        <w:rPr>
+          <w:b/>
+          <w:bCs/>
+        </w:rPr>
+        <w:t>Granularidad</w:t>
+      </w:r>
+      <w:r>
+        <w:t>: Cada fila (registro) representa a una persona encuestada en un hogar específico de la muestra nacional.</w:t>
+      </w:r>
+    </w:p>
+    <w:p>
+      <w:pPr>
+        <w:jc w:val="both"/>
+      </w:pPr>
+      <w:r>
+        <w:t>Período cubierto: Año 2025.</w:t>
+      </w:r>
+    </w:p>
+    <w:p>
+      <w:pPr>
+        <w:jc w:val="both"/>
+      </w:pPr>
+      <w:r>
+        <w:rPr>
+          <w:b/>
+          <w:bCs/>
+        </w:rPr>
+        <w:t>Volumen de datos</w:t>
+      </w:r>
+      <w:r>
+        <w:t>: Decenas de miles de registros individuales (universo representativo de la Población en Edad de Trabajar).</w:t>
+      </w:r>
+    </w:p>
+    <w:p>
+      <w:pPr>
+        <w:rPr>
+          <w:b/>
+          <w:bCs/>
+        </w:rPr>
+      </w:pPr>
+      <w:r>
+        <w:rPr>
+          <w:b/>
+          <w:bCs/>
+        </w:rPr>
+        <w:t>2. diccionario_EPHC_ANUAL_2025.xls</w:t>
+      </w:r>
+    </w:p>
+    <w:p>
+      <w:pPr>
+        <w:jc w:val="both"/>
+      </w:pPr>
+      <w:r>
+        <w:rPr>
+          <w:b/>
+          <w:bCs/>
+        </w:rPr>
+        <w:t>Formato</w:t>
+      </w:r>
+      <w:r>
+        <w:t>: Planilla de cálculo Microsoft Excel (.xls).</w:t>
+      </w:r>
+    </w:p>
+    <w:p>
+      <w:pPr>
+        <w:jc w:val="both"/>
+      </w:pPr>
+      <w:r>
+        <w:rPr>
+          <w:b/>
+          <w:bCs/>
+        </w:rPr>
+        <w:t>Contenido</w:t>
+      </w:r>
+      <w:r>
+        <w:t>: Metadatos oficiales de la encuesta. Define los nombres de las variables, las etiquetas/descripciones conceptuales, los tipos de datos de origen, las escalas de codificación de opciones categóricas y los valores asignados a no respuestas o saltos de flujo de la encuesta.</w:t>
+      </w:r>
+    </w:p>
+    <w:p>
+      <w:pPr>
+        <w:jc w:val="both"/>
+        <w:rPr>
+          <w:b/>
+          <w:bCs/>
+        </w:rPr>
+      </w:pPr>
+      <w:r>
+        <w:rPr>
+          <w:b/>
+          <w:bCs/>
+        </w:rPr>
+        <w:t>Relación entre los archivos</w:t>
+      </w:r>
+    </w:p>
+    <w:p>
+      <w:pPr>
+        <w:jc w:val="both"/>
+      </w:pPr>
+      <w:r>
+        <w:t xml:space="preserve">El archivo .xls funciona como catálogo de referencia estructural para interpretar semánticamente las columnas numéricas y codificadas presentes en el </w:t>
+      </w:r>
+      <w:proofErr w:type="spellStart"/>
+      <w:r>
+        <w:t>dataset</w:t>
+      </w:r>
+      <w:proofErr w:type="spellEnd"/>
+      <w:r>
+        <w:t xml:space="preserve"> microdatos .</w:t>
+      </w:r>
+      <w:proofErr w:type="spellStart"/>
+      <w:r>
+        <w:t>csv</w:t>
+      </w:r>
+      <w:proofErr w:type="spellEnd"/>
+      <w:r>
+        <w:t>.</w:t>
+      </w:r>
+    </w:p>
+    <w:p/>
+    <w:p>
+      <w:pPr>
+        <w:rPr>
+          <w:b/>
+          <w:bCs/>
+          <w:sz w:val="24"/>
+          <w:szCs w:val="24"/>
+        </w:rPr>
+      </w:pPr>
+      <w:r>
+        <w:rPr>
+          <w:b/>
+          <w:bCs/>
+          <w:sz w:val="24"/>
+          <w:szCs w:val="24"/>
+        </w:rPr>
+        <w:t>2. Diccionario de datos elaborado (Variables preliminares y seleccionadas)</w:t>
+      </w:r>
+    </w:p>
+    <w:p>
+      <w:pPr>
+        <w:jc w:val="both"/>
+      </w:pPr>
+      <w:r>
+        <w:t>A partir del diccionario conceptual oficial y la alineación con los objetivos del proyecto, se construye la siguiente estructura de datos seleccionada:</w:t>
+      </w:r>
+    </w:p>
+    <w:tbl>
+      <w:tblPr>
+        <w:tblW w:w="0" w:type="auto"/>
+        <w:tblCellMar>
+          <w:left w:w="70" w:type="dxa"/>
+          <w:right w:w="70" w:type="dxa"/>
+        </w:tblCellMar>
+        <w:tblLook w:val="04A0" w:firstRow="1" w:lastRow="0" w:firstColumn="1" w:lastColumn="0" w:noHBand="0" w:noVBand="1"/>
+      </w:tblPr>
+      <w:tblGrid>
+        <w:gridCol w:w="319"/>
+        <w:gridCol w:w="795"/>
+        <w:gridCol w:w="1308"/>
+        <w:gridCol w:w="1365"/>
+        <w:gridCol w:w="2653"/>
+        <w:gridCol w:w="2054"/>
+      </w:tblGrid>
+      <w:tr>
+        <w:trPr>
+          <w:trHeight w:val="255"/>
+        </w:trPr>
+        <w:tc>
+          <w:tcPr>
+            <w:tcW w:w="421" w:type="dxa"/>
+            <w:tcBorders>
+              <w:top w:val="single" w:sz="4" w:space="0" w:color="auto"/>
+              <w:left w:val="single" w:sz="4" w:space="0" w:color="auto"/>
+              <w:bottom w:val="single" w:sz="4" w:space="0" w:color="auto"/>
+              <w:right w:val="single" w:sz="4" w:space="0" w:color="auto"/>
+            </w:tcBorders>
+            <w:shd w:val="clear" w:color="000000" w:fill="D1F1DA"/>
+            <w:noWrap/>
+            <w:vAlign w:val="bottom"/>
+            <w:hideMark/>
+          </w:tcPr>
+          <w:p>
+            <w:pPr>
+              <w:spacing w:after="0" w:line="240" w:lineRule="auto"/>
+              <w:rPr>
+                <w:rFonts w:ascii="Arial" w:eastAsia="Times New Roman" w:hAnsi="Arial" w:cs="Arial"/>
+                <w:b/>
+                <w:bCs/>
+                <w:color w:val="000000"/>
+                <w:kern w:val="0"/>
+                <w:sz w:val="20"/>
+                <w:szCs w:val="20"/>
+                <w:lang w:eastAsia="es-PY"/>
+                <w14:ligatures w14:val="none"/>
+              </w:rPr>
+            </w:pPr>
+            <w:proofErr w:type="spellStart"/>
+            <w:r>
+              <w:rPr>
+                <w:rFonts w:ascii="Arial" w:eastAsia="Times New Roman" w:hAnsi="Arial" w:cs="Arial"/>
+                <w:b/>
+                <w:bCs/>
+                <w:color w:val="000000"/>
+                <w:kern w:val="0"/>
+                <w:sz w:val="20"/>
+                <w:szCs w:val="20"/>
+                <w:lang w:eastAsia="es-PY"/>
+                <w14:ligatures w14:val="none"/>
+              </w:rPr>
+              <w:t>N°</w:t>
+            </w:r>
+            <w:proofErr w:type="spellEnd"/>
+          </w:p>
+        </w:tc>
+        <w:tc>
+          <w:tcPr>
+            <w:tcW w:w="872" w:type="dxa"/>
+            <w:tcBorders>
+              <w:top w:val="single" w:sz="4" w:space="0" w:color="auto"/>
+              <w:left w:val="nil"/>
+              <w:bottom w:val="single" w:sz="4" w:space="0" w:color="auto"/>
+              <w:right w:val="single" w:sz="4" w:space="0" w:color="auto"/>
+            </w:tcBorders>
+            <w:shd w:val="clear" w:color="000000" w:fill="D1F1DA"/>
+            <w:noWrap/>
+            <w:vAlign w:val="center"/>
+            <w:hideMark/>
+          </w:tcPr>
+          <w:p>
+            <w:pPr>
+              <w:spacing w:after="0" w:line="240" w:lineRule="auto"/>
+              <w:jc w:val="center"/>
+              <w:rPr>
+                <w:rFonts w:ascii="Arial" w:eastAsia="Times New Roman" w:hAnsi="Arial" w:cs="Arial"/>
+                <w:b/>
+                <w:bCs/>
+                <w:color w:val="000000"/>
+                <w:kern w:val="0"/>
+                <w:sz w:val="20"/>
+                <w:szCs w:val="20"/>
+                <w:lang w:eastAsia="es-PY"/>
+                <w14:ligatures w14:val="none"/>
+              </w:rPr>
+            </w:pPr>
+            <w:r>
+              <w:rPr>
+                <w:rFonts w:ascii="Arial" w:eastAsia="Times New Roman" w:hAnsi="Arial" w:cs="Arial"/>
+                <w:b/>
+                <w:bCs/>
+                <w:color w:val="000000"/>
+                <w:kern w:val="0"/>
+                <w:sz w:val="20"/>
+                <w:szCs w:val="20"/>
+                <w:lang w:eastAsia="es-PY"/>
+                <w14:ligatures w14:val="none"/>
+              </w:rPr>
+              <w:t>Nombre del Campo</w:t>
+            </w:r>
+          </w:p>
+        </w:tc>
+        <w:tc>
+          <w:tcPr>
+            <w:tcW w:w="0" w:type="auto"/>
+            <w:tcBorders>
+              <w:top w:val="single" w:sz="4" w:space="0" w:color="auto"/>
+              <w:left w:val="nil"/>
+              <w:bottom w:val="single" w:sz="4" w:space="0" w:color="auto"/>
+              <w:right w:val="single" w:sz="4" w:space="0" w:color="auto"/>
+            </w:tcBorders>
+            <w:shd w:val="clear" w:color="000000" w:fill="D1F1DA"/>
+            <w:noWrap/>
+            <w:vAlign w:val="bottom"/>
+            <w:hideMark/>
+          </w:tcPr>
+          <w:p>
+            <w:pPr>
+              <w:spacing w:after="0" w:line="240" w:lineRule="auto"/>
+              <w:rPr>
+                <w:rFonts w:ascii="Arial" w:eastAsia="Times New Roman" w:hAnsi="Arial" w:cs="Arial"/>
+                <w:b/>
+                <w:bCs/>
+                <w:color w:val="000000"/>
+                <w:kern w:val="0"/>
+                <w:sz w:val="20"/>
+                <w:szCs w:val="20"/>
+                <w:lang w:eastAsia="es-PY"/>
+                <w14:ligatures w14:val="none"/>
+              </w:rPr>
+            </w:pPr>
+            <w:r>
+              <w:rPr>
+                <w:rFonts w:ascii="Arial" w:eastAsia="Times New Roman" w:hAnsi="Arial" w:cs="Arial"/>
+                <w:b/>
+                <w:bCs/>
+                <w:color w:val="000000"/>
+                <w:kern w:val="0"/>
+                <w:sz w:val="20"/>
+                <w:szCs w:val="20"/>
+                <w:lang w:eastAsia="es-PY"/>
+                <w14:ligatures w14:val="none"/>
+              </w:rPr>
+              <w:t>Descripción</w:t>
+            </w:r>
+          </w:p>
+        </w:tc>
+        <w:tc>
+          <w:tcPr>
+            <w:tcW w:w="0" w:type="auto"/>
+            <w:tcBorders>
+              <w:top w:val="single" w:sz="4" w:space="0" w:color="auto"/>
+              <w:left w:val="nil"/>
+              <w:bottom w:val="single" w:sz="4" w:space="0" w:color="auto"/>
+              <w:right w:val="single" w:sz="4" w:space="0" w:color="auto"/>
+            </w:tcBorders>
+            <w:shd w:val="clear" w:color="000000" w:fill="D1F1DA"/>
+            <w:noWrap/>
+            <w:vAlign w:val="bottom"/>
+            <w:hideMark/>
+          </w:tcPr>
+          <w:p>
+            <w:pPr>
+              <w:spacing w:after="0" w:line="240" w:lineRule="auto"/>
+              <w:rPr>
+                <w:rFonts w:ascii="Arial" w:eastAsia="Times New Roman" w:hAnsi="Arial" w:cs="Arial"/>
+                <w:b/>
+                <w:bCs/>
+                <w:color w:val="000000"/>
+                <w:kern w:val="0"/>
+                <w:sz w:val="20"/>
+                <w:szCs w:val="20"/>
+                <w:lang w:eastAsia="es-PY"/>
+                <w14:ligatures w14:val="none"/>
+              </w:rPr>
+            </w:pPr>
+            <w:r>
+              <w:rPr>
+                <w:rFonts w:ascii="Arial" w:eastAsia="Times New Roman" w:hAnsi="Arial" w:cs="Arial"/>
+                <w:b/>
+                <w:bCs/>
+                <w:color w:val="000000"/>
+                <w:kern w:val="0"/>
+                <w:sz w:val="20"/>
+                <w:szCs w:val="20"/>
+                <w:lang w:eastAsia="es-PY"/>
+                <w14:ligatures w14:val="none"/>
+              </w:rPr>
+              <w:t>Tipo de Dato</w:t>
+            </w:r>
+          </w:p>
+        </w:tc>
+        <w:tc>
+          <w:tcPr>
+            <w:tcW w:w="0" w:type="auto"/>
+            <w:tcBorders>
+              <w:top w:val="single" w:sz="4" w:space="0" w:color="auto"/>
+              <w:left w:val="nil"/>
+              <w:bottom w:val="single" w:sz="4" w:space="0" w:color="auto"/>
+              <w:right w:val="single" w:sz="4" w:space="0" w:color="auto"/>
+            </w:tcBorders>
+            <w:shd w:val="clear" w:color="000000" w:fill="D1F1DA"/>
+            <w:noWrap/>
+            <w:vAlign w:val="center"/>
+            <w:hideMark/>
+          </w:tcPr>
+          <w:p>
+            <w:pPr>
+              <w:spacing w:after="0" w:line="240" w:lineRule="auto"/>
+              <w:jc w:val="center"/>
+              <w:rPr>
+                <w:rFonts w:ascii="Arial" w:eastAsia="Times New Roman" w:hAnsi="Arial" w:cs="Arial"/>
+                <w:b/>
+                <w:bCs/>
+                <w:color w:val="000000"/>
+                <w:kern w:val="0"/>
+                <w:sz w:val="20"/>
+                <w:szCs w:val="20"/>
+                <w:lang w:eastAsia="es-PY"/>
+                <w14:ligatures w14:val="none"/>
+              </w:rPr>
+            </w:pPr>
+            <w:r>
+              <w:rPr>
+                <w:rFonts w:ascii="Arial" w:eastAsia="Times New Roman" w:hAnsi="Arial" w:cs="Arial"/>
+                <w:b/>
+                <w:bCs/>
+                <w:color w:val="000000"/>
+                <w:kern w:val="0"/>
+                <w:sz w:val="20"/>
+                <w:szCs w:val="20"/>
+                <w:lang w:eastAsia="es-PY"/>
+                <w14:ligatures w14:val="none"/>
+              </w:rPr>
+              <w:t>Unidad / Categorías observadas</w:t>
+            </w:r>
+          </w:p>
+        </w:tc>
+        <w:tc>
+          <w:tcPr>
+            <w:tcW w:w="0" w:type="auto"/>
+            <w:tcBorders>
+              <w:top w:val="single" w:sz="4" w:space="0" w:color="auto"/>
+              <w:left w:val="nil"/>
+              <w:bottom w:val="single" w:sz="4" w:space="0" w:color="auto"/>
+              <w:right w:val="single" w:sz="4" w:space="0" w:color="auto"/>
+            </w:tcBorders>
+            <w:shd w:val="clear" w:color="000000" w:fill="D1F1DA"/>
+            <w:noWrap/>
+            <w:vAlign w:val="bottom"/>
+            <w:hideMark/>
+          </w:tcPr>
+          <w:p>
+            <w:pPr>
+              <w:spacing w:after="0" w:line="240" w:lineRule="auto"/>
+              <w:rPr>
+                <w:rFonts w:ascii="Arial" w:eastAsia="Times New Roman" w:hAnsi="Arial" w:cs="Arial"/>
+                <w:b/>
+                <w:bCs/>
+                <w:color w:val="000000"/>
+                <w:kern w:val="0"/>
+                <w:sz w:val="20"/>
+                <w:szCs w:val="20"/>
+                <w:lang w:eastAsia="es-PY"/>
+                <w14:ligatures w14:val="none"/>
+              </w:rPr>
+            </w:pPr>
+            <w:r>
+              <w:rPr>
+                <w:rFonts w:ascii="Arial" w:eastAsia="Times New Roman" w:hAnsi="Arial" w:cs="Arial"/>
+                <w:b/>
+                <w:bCs/>
+                <w:color w:val="000000"/>
+                <w:kern w:val="0"/>
+                <w:sz w:val="20"/>
+                <w:szCs w:val="20"/>
+                <w:lang w:eastAsia="es-PY"/>
+                <w14:ligatures w14:val="none"/>
+              </w:rPr>
+              <w:t>% Faltantes (Estimado/Tratado)</w:t>
+            </w:r>
+          </w:p>
+        </w:tc>
+      </w:tr>
+      <w:tr>
+        <w:trPr>
+          <w:trHeight w:val="300"/>
+        </w:trPr>
+        <w:tc>
+          <w:tcPr>
+            <w:tcW w:w="421" w:type="dxa"/>
+            <w:tcBorders>
+              <w:top w:val="nil"/>
+              <w:left w:val="single" w:sz="4" w:space="0" w:color="auto"/>
+              <w:bottom w:val="single" w:sz="4" w:space="0" w:color="auto"/>
+              <w:right w:val="single" w:sz="4" w:space="0" w:color="auto"/>
+            </w:tcBorders>
+            <w:shd w:val="clear" w:color="000000" w:fill="D1F1DA"/>
+            <w:noWrap/>
+            <w:vAlign w:val="center"/>
+            <w:hideMark/>
+          </w:tcPr>
+          <w:p>
+            <w:pPr>
+              <w:spacing w:after="0" w:line="240" w:lineRule="auto"/>
+              <w:jc w:val="center"/>
+              <w:rPr>
+                <w:rFonts w:ascii="Arial" w:eastAsia="Times New Roman" w:hAnsi="Arial" w:cs="Arial"/>
+                <w:b/>
+                <w:bCs/>
+                <w:color w:val="000000"/>
+                <w:kern w:val="0"/>
+                <w:sz w:val="20"/>
+                <w:szCs w:val="20"/>
+                <w:lang w:eastAsia="es-PY"/>
+                <w14:ligatures w14:val="none"/>
+              </w:rPr>
+            </w:pPr>
+            <w:r>
+              <w:rPr>
+                <w:rFonts w:ascii="Arial" w:eastAsia="Times New Roman" w:hAnsi="Arial" w:cs="Arial"/>
+                <w:b/>
+                <w:bCs/>
+                <w:color w:val="000000"/>
+                <w:kern w:val="0"/>
+                <w:sz w:val="20"/>
+                <w:szCs w:val="20"/>
+                <w:lang w:eastAsia="es-PY"/>
+                <w14:ligatures w14:val="none"/>
+              </w:rPr>
+              <w:t>1</w:t>
+            </w:r>
+          </w:p>
+        </w:tc>
+        <w:tc>
+          <w:tcPr>
+            <w:tcW w:w="872" w:type="dxa"/>
+            <w:tcBorders>
+              <w:top w:val="nil"/>
+              <w:left w:val="nil"/>
+              <w:bottom w:val="single" w:sz="4" w:space="0" w:color="auto"/>
+              <w:right w:val="single" w:sz="4" w:space="0" w:color="auto"/>
+            </w:tcBorders>
+            <w:noWrap/>
+            <w:vAlign w:val="center"/>
+            <w:hideMark/>
+          </w:tcPr>
+          <w:p>
+            <w:pPr>
+              <w:spacing w:after="0" w:line="240" w:lineRule="auto"/>
+              <w:jc w:val="center"/>
+              <w:rPr>
+                <w:rFonts w:ascii="Arial" w:eastAsia="Times New Roman" w:hAnsi="Arial" w:cs="Arial"/>
+                <w:color w:val="000000"/>
+                <w:kern w:val="0"/>
+                <w:sz w:val="20"/>
+                <w:szCs w:val="20"/>
+                <w:lang w:eastAsia="es-PY"/>
+                <w14:ligatures w14:val="none"/>
+              </w:rPr>
+            </w:pPr>
+            <w:r>
+              <w:rPr>
+                <w:rFonts w:ascii="Arial" w:eastAsia="Times New Roman" w:hAnsi="Arial" w:cs="Arial"/>
+                <w:color w:val="000000"/>
+                <w:kern w:val="0"/>
+                <w:sz w:val="20"/>
+                <w:szCs w:val="20"/>
+                <w:lang w:eastAsia="es-PY"/>
+                <w14:ligatures w14:val="none"/>
+              </w:rPr>
+              <w:t>UPM</w:t>
+            </w:r>
+          </w:p>
+        </w:tc>
+        <w:tc>
+          <w:tcPr>
+            <w:tcW w:w="0" w:type="auto"/>
+            <w:tcBorders>
+              <w:top w:val="nil"/>
+              <w:left w:val="nil"/>
+              <w:bottom w:val="single" w:sz="4" w:space="0" w:color="auto"/>
+              <w:right w:val="single" w:sz="4" w:space="0" w:color="auto"/>
+            </w:tcBorders>
+            <w:vAlign w:val="bottom"/>
+            <w:hideMark/>
+          </w:tcPr>
+          <w:p>
+            <w:pPr>
+              <w:spacing w:after="0" w:line="240" w:lineRule="auto"/>
+              <w:rPr>
+                <w:rFonts w:ascii="Arial" w:eastAsia="Times New Roman" w:hAnsi="Arial" w:cs="Arial"/>
+                <w:color w:val="000000"/>
+                <w:kern w:val="0"/>
+                <w:sz w:val="20"/>
+                <w:szCs w:val="20"/>
+                <w:lang w:eastAsia="es-PY"/>
+                <w14:ligatures w14:val="none"/>
+              </w:rPr>
+            </w:pPr>
+            <w:r>
+              <w:rPr>
+                <w:rFonts w:ascii="Arial" w:eastAsia="Times New Roman" w:hAnsi="Arial" w:cs="Arial"/>
+                <w:color w:val="000000"/>
+                <w:kern w:val="0"/>
+                <w:sz w:val="20"/>
+                <w:szCs w:val="20"/>
+                <w:lang w:eastAsia="es-PY"/>
+                <w14:ligatures w14:val="none"/>
+              </w:rPr>
+              <w:t>Unidad Primaria de Muestra (Identificador de conglomera</w:t>
+            </w:r>
+            <w:r>
+              <w:rPr>
+                <w:rFonts w:ascii="Arial" w:eastAsia="Times New Roman" w:hAnsi="Arial" w:cs="Arial"/>
+                <w:color w:val="000000"/>
+                <w:kern w:val="0"/>
+                <w:sz w:val="20"/>
+                <w:szCs w:val="20"/>
+                <w:lang w:eastAsia="es-PY"/>
+                <w14:ligatures w14:val="none"/>
+              </w:rPr>
+              <w:t>do</w:t>
+            </w:r>
+            <w:r>
+              <w:rPr>
+                <w:rFonts w:ascii="Arial" w:eastAsia="Times New Roman" w:hAnsi="Arial" w:cs="Arial"/>
+                <w:color w:val="000000"/>
+                <w:kern w:val="0"/>
+                <w:sz w:val="20"/>
+                <w:szCs w:val="20"/>
+                <w:lang w:eastAsia="es-PY"/>
+                <w14:ligatures w14:val="none"/>
+              </w:rPr>
+              <w:t>/zona)</w:t>
+            </w:r>
+          </w:p>
+        </w:tc>
+        <w:tc>
+          <w:tcPr>
+            <w:tcW w:w="0" w:type="auto"/>
+            <w:tcBorders>
+              <w:top w:val="nil"/>
+              <w:left w:val="nil"/>
+              <w:bottom w:val="single" w:sz="4" w:space="0" w:color="auto"/>
+              <w:right w:val="single" w:sz="4" w:space="0" w:color="auto"/>
+            </w:tcBorders>
+            <w:noWrap/>
+            <w:vAlign w:val="bottom"/>
+            <w:hideMark/>
+          </w:tcPr>
+          <w:p>
+            <w:pPr>
+              <w:spacing w:after="0" w:line="240" w:lineRule="auto"/>
+              <w:rPr>
+                <w:rFonts w:ascii="Arial" w:eastAsia="Times New Roman" w:hAnsi="Arial" w:cs="Arial"/>
+                <w:color w:val="000000"/>
+                <w:kern w:val="0"/>
+                <w:sz w:val="20"/>
+                <w:szCs w:val="20"/>
+                <w:lang w:eastAsia="es-PY"/>
+                <w14:ligatures w14:val="none"/>
+              </w:rPr>
+            </w:pPr>
+            <w:r>
+              <w:rPr>
+                <w:rFonts w:ascii="Arial" w:eastAsia="Times New Roman" w:hAnsi="Arial" w:cs="Arial"/>
+                <w:color w:val="000000"/>
+                <w:kern w:val="0"/>
+                <w:sz w:val="20"/>
+                <w:szCs w:val="20"/>
+                <w:lang w:eastAsia="es-PY"/>
+                <w14:ligatures w14:val="none"/>
+              </w:rPr>
+              <w:t>Categórica (Código)</w:t>
+            </w:r>
+          </w:p>
+        </w:tc>
+        <w:tc>
+          <w:tcPr>
+            <w:tcW w:w="0" w:type="auto"/>
+            <w:tcBorders>
+              <w:top w:val="nil"/>
+              <w:left w:val="nil"/>
+              <w:bottom w:val="single" w:sz="4" w:space="0" w:color="auto"/>
+              <w:right w:val="single" w:sz="4" w:space="0" w:color="auto"/>
+            </w:tcBorders>
+            <w:noWrap/>
+            <w:vAlign w:val="center"/>
+            <w:hideMark/>
+          </w:tcPr>
+          <w:p>
+            <w:pPr>
+              <w:spacing w:after="0" w:line="240" w:lineRule="auto"/>
+              <w:jc w:val="center"/>
+              <w:rPr>
+                <w:rFonts w:ascii="Arial" w:eastAsia="Times New Roman" w:hAnsi="Arial" w:cs="Arial"/>
+                <w:color w:val="000000"/>
+                <w:kern w:val="0"/>
+                <w:sz w:val="20"/>
+                <w:szCs w:val="20"/>
+                <w:lang w:eastAsia="es-PY"/>
+                <w14:ligatures w14:val="none"/>
+              </w:rPr>
+            </w:pPr>
+            <w:r>
+              <w:rPr>
+                <w:rFonts w:ascii="Arial" w:eastAsia="Times New Roman" w:hAnsi="Arial" w:cs="Arial"/>
+                <w:color w:val="000000"/>
+                <w:kern w:val="0"/>
+                <w:sz w:val="20"/>
+                <w:szCs w:val="20"/>
+                <w:lang w:eastAsia="es-PY"/>
+                <w14:ligatures w14:val="none"/>
+              </w:rPr>
+              <w:t>Identificador numérico espacial de muestreo</w:t>
+            </w:r>
+          </w:p>
+        </w:tc>
+        <w:tc>
+          <w:tcPr>
+            <w:tcW w:w="0" w:type="auto"/>
+            <w:tcBorders>
+              <w:top w:val="nil"/>
+              <w:left w:val="nil"/>
+              <w:bottom w:val="single" w:sz="4" w:space="0" w:color="auto"/>
+              <w:right w:val="single" w:sz="4" w:space="0" w:color="auto"/>
+            </w:tcBorders>
+            <w:noWrap/>
+            <w:vAlign w:val="bottom"/>
+            <w:hideMark/>
+          </w:tcPr>
+          <w:p>
+            <w:pPr>
+              <w:spacing w:after="0" w:line="240" w:lineRule="auto"/>
+              <w:rPr>
+                <w:rFonts w:ascii="Arial" w:eastAsia="Times New Roman" w:hAnsi="Arial" w:cs="Arial"/>
+                <w:color w:val="000000"/>
+                <w:kern w:val="0"/>
+                <w:sz w:val="20"/>
+                <w:szCs w:val="20"/>
+                <w:lang w:eastAsia="es-PY"/>
+                <w14:ligatures w14:val="none"/>
+              </w:rPr>
+            </w:pPr>
+            <w:r>
+              <w:rPr>
+                <w:rFonts w:ascii="Arial" w:eastAsia="Times New Roman" w:hAnsi="Arial" w:cs="Arial"/>
+                <w:color w:val="000000"/>
+                <w:kern w:val="0"/>
+                <w:sz w:val="20"/>
+                <w:szCs w:val="20"/>
+                <w:lang w:eastAsia="es-PY"/>
+                <w14:ligatures w14:val="none"/>
+              </w:rPr>
+              <w:t>0.0%</w:t>
+            </w:r>
+          </w:p>
+        </w:tc>
+      </w:tr>
+      <w:tr>
+        <w:trPr>
+          <w:trHeight w:val="300"/>
+        </w:trPr>
+        <w:tc>
+          <w:tcPr>
+            <w:tcW w:w="421" w:type="dxa"/>
+            <w:tcBorders>
+              <w:top w:val="nil"/>
+              <w:left w:val="single" w:sz="4" w:space="0" w:color="auto"/>
+              <w:bottom w:val="single" w:sz="4" w:space="0" w:color="auto"/>
+              <w:right w:val="single" w:sz="4" w:space="0" w:color="auto"/>
+            </w:tcBorders>
+            <w:shd w:val="clear" w:color="000000" w:fill="D1F1DA"/>
+            <w:noWrap/>
+            <w:vAlign w:val="center"/>
+            <w:hideMark/>
+          </w:tcPr>
+          <w:p>
+            <w:pPr>
+              <w:spacing w:after="0" w:line="240" w:lineRule="auto"/>
+              <w:jc w:val="center"/>
+              <w:rPr>
+                <w:rFonts w:ascii="Arial" w:eastAsia="Times New Roman" w:hAnsi="Arial" w:cs="Arial"/>
+                <w:b/>
+                <w:bCs/>
+                <w:color w:val="000000"/>
+                <w:kern w:val="0"/>
+                <w:sz w:val="20"/>
+                <w:szCs w:val="20"/>
+                <w:lang w:eastAsia="es-PY"/>
+                <w14:ligatures w14:val="none"/>
+              </w:rPr>
+            </w:pPr>
+            <w:r>
+              <w:rPr>
+                <w:rFonts w:ascii="Arial" w:eastAsia="Times New Roman" w:hAnsi="Arial" w:cs="Arial"/>
+                <w:b/>
+                <w:bCs/>
+                <w:color w:val="000000"/>
+                <w:kern w:val="0"/>
+                <w:sz w:val="20"/>
+                <w:szCs w:val="20"/>
+                <w:lang w:eastAsia="es-PY"/>
+                <w14:ligatures w14:val="none"/>
+              </w:rPr>
+              <w:t>2</w:t>
+            </w:r>
+          </w:p>
+        </w:tc>
+        <w:tc>
+          <w:tcPr>
+            <w:tcW w:w="872" w:type="dxa"/>
+            <w:tcBorders>
+              <w:top w:val="nil"/>
+              <w:left w:val="nil"/>
+              <w:bottom w:val="single" w:sz="4" w:space="0" w:color="auto"/>
+              <w:right w:val="single" w:sz="4" w:space="0" w:color="auto"/>
+            </w:tcBorders>
+            <w:noWrap/>
+            <w:vAlign w:val="center"/>
+            <w:hideMark/>
+          </w:tcPr>
+          <w:p>
+            <w:pPr>
+              <w:spacing w:after="0" w:line="240" w:lineRule="auto"/>
+              <w:jc w:val="center"/>
+              <w:rPr>
+                <w:rFonts w:ascii="Arial" w:eastAsia="Times New Roman" w:hAnsi="Arial" w:cs="Arial"/>
+                <w:color w:val="000000"/>
+                <w:kern w:val="0"/>
+                <w:sz w:val="20"/>
+                <w:szCs w:val="20"/>
+                <w:lang w:eastAsia="es-PY"/>
+                <w14:ligatures w14:val="none"/>
+              </w:rPr>
+            </w:pPr>
+            <w:r>
+              <w:rPr>
+                <w:rFonts w:ascii="Arial" w:eastAsia="Times New Roman" w:hAnsi="Arial" w:cs="Arial"/>
+                <w:color w:val="000000"/>
+                <w:kern w:val="0"/>
+                <w:sz w:val="20"/>
+                <w:szCs w:val="20"/>
+                <w:lang w:eastAsia="es-PY"/>
+                <w14:ligatures w14:val="none"/>
+              </w:rPr>
+              <w:t>NVIVI</w:t>
+            </w:r>
+          </w:p>
+        </w:tc>
+        <w:tc>
+          <w:tcPr>
+            <w:tcW w:w="0" w:type="auto"/>
+            <w:tcBorders>
+              <w:top w:val="nil"/>
+              <w:left w:val="nil"/>
+              <w:bottom w:val="single" w:sz="4" w:space="0" w:color="auto"/>
+              <w:right w:val="single" w:sz="4" w:space="0" w:color="auto"/>
+            </w:tcBorders>
+            <w:vAlign w:val="bottom"/>
+            <w:hideMark/>
+          </w:tcPr>
+          <w:p>
+            <w:pPr>
+              <w:spacing w:after="0" w:line="240" w:lineRule="auto"/>
+              <w:rPr>
+                <w:rFonts w:ascii="Arial" w:eastAsia="Times New Roman" w:hAnsi="Arial" w:cs="Arial"/>
+                <w:color w:val="000000"/>
+                <w:kern w:val="0"/>
+                <w:sz w:val="20"/>
+                <w:szCs w:val="20"/>
+                <w:lang w:eastAsia="es-PY"/>
+                <w14:ligatures w14:val="none"/>
+              </w:rPr>
+            </w:pPr>
+            <w:r>
+              <w:rPr>
+                <w:rFonts w:ascii="Arial" w:eastAsia="Times New Roman" w:hAnsi="Arial" w:cs="Arial"/>
+                <w:color w:val="000000"/>
+                <w:kern w:val="0"/>
+                <w:sz w:val="20"/>
+                <w:szCs w:val="20"/>
+                <w:lang w:eastAsia="es-PY"/>
+                <w14:ligatures w14:val="none"/>
+              </w:rPr>
+              <w:t xml:space="preserve">Número de Vivienda </w:t>
+            </w:r>
+            <w:r>
+              <w:rPr>
+                <w:rFonts w:ascii="Arial" w:eastAsia="Times New Roman" w:hAnsi="Arial" w:cs="Arial"/>
+                <w:color w:val="000000"/>
+                <w:kern w:val="0"/>
+                <w:sz w:val="20"/>
+                <w:szCs w:val="20"/>
+                <w:lang w:eastAsia="es-PY"/>
+                <w14:ligatures w14:val="none"/>
+              </w:rPr>
+              <w:lastRenderedPageBreak/>
+              <w:t>dentro de la UPM</w:t>
+            </w:r>
+          </w:p>
+        </w:tc>
+        <w:tc>
+          <w:tcPr>
+            <w:tcW w:w="0" w:type="auto"/>
+            <w:tcBorders>
+              <w:top w:val="nil"/>
+              <w:left w:val="nil"/>
+              <w:bottom w:val="single" w:sz="4" w:space="0" w:color="auto"/>
+              <w:right w:val="single" w:sz="4" w:space="0" w:color="auto"/>
+            </w:tcBorders>
+            <w:noWrap/>
+            <w:vAlign w:val="bottom"/>
+            <w:hideMark/>
+          </w:tcPr>
+          <w:p>
+            <w:pPr>
+              <w:spacing w:after="0" w:line="240" w:lineRule="auto"/>
+              <w:rPr>
+                <w:rFonts w:ascii="Arial" w:eastAsia="Times New Roman" w:hAnsi="Arial" w:cs="Arial"/>
+                <w:color w:val="000000"/>
+                <w:kern w:val="0"/>
+                <w:sz w:val="20"/>
+                <w:szCs w:val="20"/>
+                <w:lang w:eastAsia="es-PY"/>
+                <w14:ligatures w14:val="none"/>
+              </w:rPr>
+            </w:pPr>
+            <w:r>
+              <w:rPr>
+                <w:rFonts w:ascii="Arial" w:eastAsia="Times New Roman" w:hAnsi="Arial" w:cs="Arial"/>
+                <w:color w:val="000000"/>
+                <w:kern w:val="0"/>
+                <w:sz w:val="20"/>
+                <w:szCs w:val="20"/>
+                <w:lang w:eastAsia="es-PY"/>
+                <w14:ligatures w14:val="none"/>
+              </w:rPr>
+              <w:lastRenderedPageBreak/>
+              <w:t>Categórica (Código)</w:t>
+            </w:r>
+          </w:p>
+        </w:tc>
+        <w:tc>
+          <w:tcPr>
+            <w:tcW w:w="0" w:type="auto"/>
+            <w:tcBorders>
+              <w:top w:val="nil"/>
+              <w:left w:val="nil"/>
+              <w:bottom w:val="single" w:sz="4" w:space="0" w:color="auto"/>
+              <w:right w:val="single" w:sz="4" w:space="0" w:color="auto"/>
+            </w:tcBorders>
+            <w:noWrap/>
+            <w:vAlign w:val="center"/>
+            <w:hideMark/>
+          </w:tcPr>
+          <w:p>
+            <w:pPr>
+              <w:spacing w:after="0" w:line="240" w:lineRule="auto"/>
+              <w:jc w:val="center"/>
+              <w:rPr>
+                <w:rFonts w:ascii="Arial" w:eastAsia="Times New Roman" w:hAnsi="Arial" w:cs="Arial"/>
+                <w:color w:val="000000"/>
+                <w:kern w:val="0"/>
+                <w:sz w:val="20"/>
+                <w:szCs w:val="20"/>
+                <w:lang w:eastAsia="es-PY"/>
+                <w14:ligatures w14:val="none"/>
+              </w:rPr>
+            </w:pPr>
+            <w:r>
+              <w:rPr>
+                <w:rFonts w:ascii="Arial" w:eastAsia="Times New Roman" w:hAnsi="Arial" w:cs="Arial"/>
+                <w:color w:val="000000"/>
+                <w:kern w:val="0"/>
+                <w:sz w:val="20"/>
+                <w:szCs w:val="20"/>
+                <w:lang w:eastAsia="es-PY"/>
+                <w14:ligatures w14:val="none"/>
+              </w:rPr>
+              <w:t>Entero consecutivo</w:t>
+            </w:r>
+          </w:p>
+        </w:tc>
+        <w:tc>
+          <w:tcPr>
+            <w:tcW w:w="0" w:type="auto"/>
+            <w:tcBorders>
+              <w:top w:val="nil"/>
+              <w:left w:val="nil"/>
+              <w:bottom w:val="single" w:sz="4" w:space="0" w:color="auto"/>
+              <w:right w:val="single" w:sz="4" w:space="0" w:color="auto"/>
+            </w:tcBorders>
+            <w:noWrap/>
+            <w:vAlign w:val="bottom"/>
+            <w:hideMark/>
+          </w:tcPr>
+          <w:p>
+            <w:pPr>
+              <w:spacing w:after="0" w:line="240" w:lineRule="auto"/>
+              <w:rPr>
+                <w:rFonts w:ascii="Arial" w:eastAsia="Times New Roman" w:hAnsi="Arial" w:cs="Arial"/>
+                <w:color w:val="000000"/>
+                <w:kern w:val="0"/>
+                <w:sz w:val="20"/>
+                <w:szCs w:val="20"/>
+                <w:lang w:eastAsia="es-PY"/>
+                <w14:ligatures w14:val="none"/>
+              </w:rPr>
+            </w:pPr>
+            <w:r>
+              <w:rPr>
+                <w:rFonts w:ascii="Arial" w:eastAsia="Times New Roman" w:hAnsi="Arial" w:cs="Arial"/>
+                <w:color w:val="000000"/>
+                <w:kern w:val="0"/>
+                <w:sz w:val="20"/>
+                <w:szCs w:val="20"/>
+                <w:lang w:eastAsia="es-PY"/>
+                <w14:ligatures w14:val="none"/>
+              </w:rPr>
+              <w:t>0.0%</w:t>
+            </w:r>
+          </w:p>
+        </w:tc>
+      </w:tr>
+      <w:tr>
+        <w:trPr>
+          <w:trHeight w:val="300"/>
+        </w:trPr>
+        <w:tc>
+          <w:tcPr>
+            <w:tcW w:w="421" w:type="dxa"/>
+            <w:tcBorders>
+              <w:top w:val="nil"/>
+              <w:left w:val="single" w:sz="4" w:space="0" w:color="auto"/>
+              <w:bottom w:val="single" w:sz="4" w:space="0" w:color="auto"/>
+              <w:right w:val="single" w:sz="4" w:space="0" w:color="auto"/>
+            </w:tcBorders>
+            <w:shd w:val="clear" w:color="000000" w:fill="D1F1DA"/>
+            <w:noWrap/>
+            <w:vAlign w:val="center"/>
+            <w:hideMark/>
+          </w:tcPr>
+          <w:p>
+            <w:pPr>
+              <w:spacing w:after="0" w:line="240" w:lineRule="auto"/>
+              <w:jc w:val="center"/>
+              <w:rPr>
+                <w:rFonts w:ascii="Arial" w:eastAsia="Times New Roman" w:hAnsi="Arial" w:cs="Arial"/>
+                <w:b/>
+                <w:bCs/>
+                <w:color w:val="000000"/>
+                <w:kern w:val="0"/>
+                <w:sz w:val="20"/>
+                <w:szCs w:val="20"/>
+                <w:lang w:eastAsia="es-PY"/>
+                <w14:ligatures w14:val="none"/>
+              </w:rPr>
+            </w:pPr>
+            <w:r>
+              <w:rPr>
+                <w:rFonts w:ascii="Arial" w:eastAsia="Times New Roman" w:hAnsi="Arial" w:cs="Arial"/>
+                <w:b/>
+                <w:bCs/>
+                <w:color w:val="000000"/>
+                <w:kern w:val="0"/>
+                <w:sz w:val="20"/>
+                <w:szCs w:val="20"/>
+                <w:lang w:eastAsia="es-PY"/>
+                <w14:ligatures w14:val="none"/>
+              </w:rPr>
+              <w:t>3</w:t>
+            </w:r>
+          </w:p>
+        </w:tc>
+        <w:tc>
+          <w:tcPr>
+            <w:tcW w:w="872" w:type="dxa"/>
+            <w:tcBorders>
+              <w:top w:val="nil"/>
+              <w:left w:val="nil"/>
+              <w:bottom w:val="single" w:sz="4" w:space="0" w:color="auto"/>
+              <w:right w:val="single" w:sz="4" w:space="0" w:color="auto"/>
+            </w:tcBorders>
+            <w:noWrap/>
+            <w:vAlign w:val="center"/>
+            <w:hideMark/>
+          </w:tcPr>
+          <w:p>
+            <w:pPr>
+              <w:spacing w:after="0" w:line="240" w:lineRule="auto"/>
+              <w:jc w:val="center"/>
+              <w:rPr>
+                <w:rFonts w:ascii="Arial" w:eastAsia="Times New Roman" w:hAnsi="Arial" w:cs="Arial"/>
+                <w:color w:val="000000"/>
+                <w:kern w:val="0"/>
+                <w:sz w:val="20"/>
+                <w:szCs w:val="20"/>
+                <w:lang w:eastAsia="es-PY"/>
+                <w14:ligatures w14:val="none"/>
+              </w:rPr>
+            </w:pPr>
+            <w:r>
+              <w:rPr>
+                <w:rFonts w:ascii="Arial" w:eastAsia="Times New Roman" w:hAnsi="Arial" w:cs="Arial"/>
+                <w:color w:val="000000"/>
+                <w:kern w:val="0"/>
+                <w:sz w:val="20"/>
+                <w:szCs w:val="20"/>
+                <w:lang w:eastAsia="es-PY"/>
+                <w14:ligatures w14:val="none"/>
+              </w:rPr>
+              <w:t>NHOGA</w:t>
+            </w:r>
+          </w:p>
+        </w:tc>
+        <w:tc>
+          <w:tcPr>
+            <w:tcW w:w="0" w:type="auto"/>
+            <w:tcBorders>
+              <w:top w:val="nil"/>
+              <w:left w:val="nil"/>
+              <w:bottom w:val="single" w:sz="4" w:space="0" w:color="auto"/>
+              <w:right w:val="single" w:sz="4" w:space="0" w:color="auto"/>
+            </w:tcBorders>
+            <w:vAlign w:val="bottom"/>
+            <w:hideMark/>
+          </w:tcPr>
+          <w:p>
+            <w:pPr>
+              <w:spacing w:after="0" w:line="240" w:lineRule="auto"/>
+              <w:rPr>
+                <w:rFonts w:ascii="Arial" w:eastAsia="Times New Roman" w:hAnsi="Arial" w:cs="Arial"/>
+                <w:color w:val="000000"/>
+                <w:kern w:val="0"/>
+                <w:sz w:val="20"/>
+                <w:szCs w:val="20"/>
+                <w:lang w:eastAsia="es-PY"/>
+                <w14:ligatures w14:val="none"/>
+              </w:rPr>
+            </w:pPr>
+            <w:r>
+              <w:rPr>
+                <w:rFonts w:ascii="Arial" w:eastAsia="Times New Roman" w:hAnsi="Arial" w:cs="Arial"/>
+                <w:color w:val="000000"/>
+                <w:kern w:val="0"/>
+                <w:sz w:val="20"/>
+                <w:szCs w:val="20"/>
+                <w:lang w:eastAsia="es-PY"/>
+                <w14:ligatures w14:val="none"/>
+              </w:rPr>
+              <w:t>Número de Hogar dentro de la vivienda</w:t>
+            </w:r>
+          </w:p>
+        </w:tc>
+        <w:tc>
+          <w:tcPr>
+            <w:tcW w:w="0" w:type="auto"/>
+            <w:tcBorders>
+              <w:top w:val="nil"/>
+              <w:left w:val="nil"/>
+              <w:bottom w:val="single" w:sz="4" w:space="0" w:color="auto"/>
+              <w:right w:val="single" w:sz="4" w:space="0" w:color="auto"/>
+            </w:tcBorders>
+            <w:noWrap/>
+            <w:vAlign w:val="bottom"/>
+            <w:hideMark/>
+          </w:tcPr>
+          <w:p>
+            <w:pPr>
+              <w:spacing w:after="0" w:line="240" w:lineRule="auto"/>
+              <w:rPr>
+                <w:rFonts w:ascii="Arial" w:eastAsia="Times New Roman" w:hAnsi="Arial" w:cs="Arial"/>
+                <w:color w:val="000000"/>
+                <w:kern w:val="0"/>
+                <w:sz w:val="20"/>
+                <w:szCs w:val="20"/>
+                <w:lang w:eastAsia="es-PY"/>
+                <w14:ligatures w14:val="none"/>
+              </w:rPr>
+            </w:pPr>
+            <w:r>
+              <w:rPr>
+                <w:rFonts w:ascii="Arial" w:eastAsia="Times New Roman" w:hAnsi="Arial" w:cs="Arial"/>
+                <w:color w:val="000000"/>
+                <w:kern w:val="0"/>
+                <w:sz w:val="20"/>
+                <w:szCs w:val="20"/>
+                <w:lang w:eastAsia="es-PY"/>
+                <w14:ligatures w14:val="none"/>
+              </w:rPr>
+              <w:t>Categórica (Código)</w:t>
+            </w:r>
+          </w:p>
+        </w:tc>
+        <w:tc>
+          <w:tcPr>
+            <w:tcW w:w="0" w:type="auto"/>
+            <w:tcBorders>
+              <w:top w:val="nil"/>
+              <w:left w:val="nil"/>
+              <w:bottom w:val="single" w:sz="4" w:space="0" w:color="auto"/>
+              <w:right w:val="single" w:sz="4" w:space="0" w:color="auto"/>
+            </w:tcBorders>
+            <w:noWrap/>
+            <w:vAlign w:val="center"/>
+            <w:hideMark/>
+          </w:tcPr>
+          <w:p>
+            <w:pPr>
+              <w:spacing w:after="0" w:line="240" w:lineRule="auto"/>
+              <w:jc w:val="center"/>
+              <w:rPr>
+                <w:rFonts w:ascii="Arial" w:eastAsia="Times New Roman" w:hAnsi="Arial" w:cs="Arial"/>
+                <w:color w:val="000000"/>
+                <w:kern w:val="0"/>
+                <w:sz w:val="20"/>
+                <w:szCs w:val="20"/>
+                <w:lang w:eastAsia="es-PY"/>
+                <w14:ligatures w14:val="none"/>
+              </w:rPr>
+            </w:pPr>
+            <w:r>
+              <w:rPr>
+                <w:rFonts w:ascii="Arial" w:eastAsia="Times New Roman" w:hAnsi="Arial" w:cs="Arial"/>
+                <w:color w:val="000000"/>
+                <w:kern w:val="0"/>
+                <w:sz w:val="20"/>
+                <w:szCs w:val="20"/>
+                <w:lang w:eastAsia="es-PY"/>
+                <w14:ligatures w14:val="none"/>
+              </w:rPr>
+              <w:t>Entero consecutivo</w:t>
+            </w:r>
+          </w:p>
+        </w:tc>
+        <w:tc>
+          <w:tcPr>
+            <w:tcW w:w="0" w:type="auto"/>
+            <w:tcBorders>
+              <w:top w:val="nil"/>
+              <w:left w:val="nil"/>
+              <w:bottom w:val="single" w:sz="4" w:space="0" w:color="auto"/>
+              <w:right w:val="single" w:sz="4" w:space="0" w:color="auto"/>
+            </w:tcBorders>
+            <w:noWrap/>
+            <w:vAlign w:val="bottom"/>
+            <w:hideMark/>
+          </w:tcPr>
+          <w:p>
+            <w:pPr>
+              <w:spacing w:after="0" w:line="240" w:lineRule="auto"/>
+              <w:rPr>
+                <w:rFonts w:ascii="Arial" w:eastAsia="Times New Roman" w:hAnsi="Arial" w:cs="Arial"/>
+                <w:color w:val="000000"/>
+                <w:kern w:val="0"/>
+                <w:sz w:val="20"/>
+                <w:szCs w:val="20"/>
+                <w:lang w:eastAsia="es-PY"/>
+                <w14:ligatures w14:val="none"/>
+              </w:rPr>
+            </w:pPr>
+            <w:r>
+              <w:rPr>
+                <w:rFonts w:ascii="Arial" w:eastAsia="Times New Roman" w:hAnsi="Arial" w:cs="Arial"/>
+                <w:color w:val="000000"/>
+                <w:kern w:val="0"/>
+                <w:sz w:val="20"/>
+                <w:szCs w:val="20"/>
+                <w:lang w:eastAsia="es-PY"/>
+                <w14:ligatures w14:val="none"/>
+              </w:rPr>
+              <w:t>0.0%</w:t>
+            </w:r>
+          </w:p>
+        </w:tc>
+      </w:tr>
+      <w:tr>
+        <w:trPr>
+          <w:trHeight w:val="300"/>
+        </w:trPr>
+        <w:tc>
+          <w:tcPr>
+            <w:tcW w:w="421" w:type="dxa"/>
+            <w:tcBorders>
+              <w:top w:val="nil"/>
+              <w:left w:val="single" w:sz="4" w:space="0" w:color="auto"/>
+              <w:bottom w:val="single" w:sz="4" w:space="0" w:color="auto"/>
+              <w:right w:val="single" w:sz="4" w:space="0" w:color="auto"/>
+            </w:tcBorders>
+            <w:shd w:val="clear" w:color="000000" w:fill="D1F1DA"/>
+            <w:noWrap/>
+            <w:vAlign w:val="center"/>
+            <w:hideMark/>
+          </w:tcPr>
+          <w:p>
+            <w:pPr>
+              <w:spacing w:after="0" w:line="240" w:lineRule="auto"/>
+              <w:jc w:val="center"/>
+              <w:rPr>
+                <w:rFonts w:ascii="Arial" w:eastAsia="Times New Roman" w:hAnsi="Arial" w:cs="Arial"/>
+                <w:b/>
+                <w:bCs/>
+                <w:color w:val="000000"/>
+                <w:kern w:val="0"/>
+                <w:sz w:val="20"/>
+                <w:szCs w:val="20"/>
+                <w:lang w:eastAsia="es-PY"/>
+                <w14:ligatures w14:val="none"/>
+              </w:rPr>
+            </w:pPr>
+            <w:r>
+              <w:rPr>
+                <w:rFonts w:ascii="Arial" w:eastAsia="Times New Roman" w:hAnsi="Arial" w:cs="Arial"/>
+                <w:b/>
+                <w:bCs/>
+                <w:color w:val="000000"/>
+                <w:kern w:val="0"/>
+                <w:sz w:val="20"/>
+                <w:szCs w:val="20"/>
+                <w:lang w:eastAsia="es-PY"/>
+                <w14:ligatures w14:val="none"/>
+              </w:rPr>
+              <w:t>4</w:t>
+            </w:r>
+          </w:p>
+        </w:tc>
+        <w:tc>
+          <w:tcPr>
+            <w:tcW w:w="872" w:type="dxa"/>
+            <w:tcBorders>
+              <w:top w:val="nil"/>
+              <w:left w:val="nil"/>
+              <w:bottom w:val="single" w:sz="4" w:space="0" w:color="auto"/>
+              <w:right w:val="single" w:sz="4" w:space="0" w:color="auto"/>
+            </w:tcBorders>
+            <w:noWrap/>
+            <w:vAlign w:val="center"/>
+            <w:hideMark/>
+          </w:tcPr>
+          <w:p>
+            <w:pPr>
+              <w:spacing w:after="0" w:line="240" w:lineRule="auto"/>
+              <w:jc w:val="center"/>
+              <w:rPr>
+                <w:rFonts w:ascii="Arial" w:eastAsia="Times New Roman" w:hAnsi="Arial" w:cs="Arial"/>
+                <w:color w:val="000000"/>
+                <w:kern w:val="0"/>
+                <w:sz w:val="20"/>
+                <w:szCs w:val="20"/>
+                <w:lang w:eastAsia="es-PY"/>
+                <w14:ligatures w14:val="none"/>
+              </w:rPr>
+            </w:pPr>
+            <w:r>
+              <w:rPr>
+                <w:rFonts w:ascii="Arial" w:eastAsia="Times New Roman" w:hAnsi="Arial" w:cs="Arial"/>
+                <w:color w:val="000000"/>
+                <w:kern w:val="0"/>
+                <w:sz w:val="20"/>
+                <w:szCs w:val="20"/>
+                <w:lang w:eastAsia="es-PY"/>
+                <w14:ligatures w14:val="none"/>
+              </w:rPr>
+              <w:t>P02</w:t>
+            </w:r>
+          </w:p>
+        </w:tc>
+        <w:tc>
+          <w:tcPr>
+            <w:tcW w:w="0" w:type="auto"/>
+            <w:tcBorders>
+              <w:top w:val="nil"/>
+              <w:left w:val="nil"/>
+              <w:bottom w:val="single" w:sz="4" w:space="0" w:color="auto"/>
+              <w:right w:val="single" w:sz="4" w:space="0" w:color="auto"/>
+            </w:tcBorders>
+            <w:vAlign w:val="bottom"/>
+            <w:hideMark/>
+          </w:tcPr>
+          <w:p>
+            <w:pPr>
+              <w:spacing w:after="0" w:line="240" w:lineRule="auto"/>
+              <w:rPr>
+                <w:rFonts w:ascii="Arial" w:eastAsia="Times New Roman" w:hAnsi="Arial" w:cs="Arial"/>
+                <w:color w:val="000000"/>
+                <w:kern w:val="0"/>
+                <w:sz w:val="20"/>
+                <w:szCs w:val="20"/>
+                <w:lang w:eastAsia="es-PY"/>
+                <w14:ligatures w14:val="none"/>
+              </w:rPr>
+            </w:pPr>
+            <w:r>
+              <w:rPr>
+                <w:rFonts w:ascii="Arial" w:eastAsia="Times New Roman" w:hAnsi="Arial" w:cs="Arial"/>
+                <w:color w:val="000000"/>
+                <w:kern w:val="0"/>
+                <w:sz w:val="20"/>
+                <w:szCs w:val="20"/>
+                <w:lang w:eastAsia="es-PY"/>
+                <w14:ligatures w14:val="none"/>
+              </w:rPr>
+              <w:t>Línea / Número de Persona dentro del hogar</w:t>
+            </w:r>
+          </w:p>
+        </w:tc>
+        <w:tc>
+          <w:tcPr>
+            <w:tcW w:w="0" w:type="auto"/>
+            <w:tcBorders>
+              <w:top w:val="nil"/>
+              <w:left w:val="nil"/>
+              <w:bottom w:val="single" w:sz="4" w:space="0" w:color="auto"/>
+              <w:right w:val="single" w:sz="4" w:space="0" w:color="auto"/>
+            </w:tcBorders>
+            <w:noWrap/>
+            <w:vAlign w:val="bottom"/>
+            <w:hideMark/>
+          </w:tcPr>
+          <w:p>
+            <w:pPr>
+              <w:spacing w:after="0" w:line="240" w:lineRule="auto"/>
+              <w:rPr>
+                <w:rFonts w:ascii="Arial" w:eastAsia="Times New Roman" w:hAnsi="Arial" w:cs="Arial"/>
+                <w:color w:val="000000"/>
+                <w:kern w:val="0"/>
+                <w:sz w:val="20"/>
+                <w:szCs w:val="20"/>
+                <w:lang w:eastAsia="es-PY"/>
+                <w14:ligatures w14:val="none"/>
+              </w:rPr>
+            </w:pPr>
+            <w:r>
+              <w:rPr>
+                <w:rFonts w:ascii="Arial" w:eastAsia="Times New Roman" w:hAnsi="Arial" w:cs="Arial"/>
+                <w:color w:val="000000"/>
+                <w:kern w:val="0"/>
+                <w:sz w:val="20"/>
+                <w:szCs w:val="20"/>
+                <w:lang w:eastAsia="es-PY"/>
+                <w14:ligatures w14:val="none"/>
+              </w:rPr>
+              <w:t>Categórica (Código)</w:t>
+            </w:r>
+          </w:p>
+        </w:tc>
+        <w:tc>
+          <w:tcPr>
+            <w:tcW w:w="0" w:type="auto"/>
+            <w:tcBorders>
+              <w:top w:val="nil"/>
+              <w:left w:val="nil"/>
+              <w:bottom w:val="single" w:sz="4" w:space="0" w:color="auto"/>
+              <w:right w:val="single" w:sz="4" w:space="0" w:color="auto"/>
+            </w:tcBorders>
+            <w:noWrap/>
+            <w:vAlign w:val="center"/>
+            <w:hideMark/>
+          </w:tcPr>
+          <w:p>
+            <w:pPr>
+              <w:spacing w:after="0" w:line="240" w:lineRule="auto"/>
+              <w:jc w:val="center"/>
+              <w:rPr>
+                <w:rFonts w:ascii="Arial" w:eastAsia="Times New Roman" w:hAnsi="Arial" w:cs="Arial"/>
+                <w:color w:val="000000"/>
+                <w:kern w:val="0"/>
+                <w:sz w:val="20"/>
+                <w:szCs w:val="20"/>
+                <w:lang w:eastAsia="es-PY"/>
+                <w14:ligatures w14:val="none"/>
+              </w:rPr>
+            </w:pPr>
+            <w:r>
+              <w:rPr>
+                <w:rFonts w:ascii="Arial" w:eastAsia="Times New Roman" w:hAnsi="Arial" w:cs="Arial"/>
+                <w:color w:val="000000"/>
+                <w:kern w:val="0"/>
+                <w:sz w:val="20"/>
+                <w:szCs w:val="20"/>
+                <w:lang w:eastAsia="es-PY"/>
+                <w14:ligatures w14:val="none"/>
+              </w:rPr>
+              <w:t>Entero consecutivo</w:t>
+            </w:r>
+          </w:p>
+        </w:tc>
+        <w:tc>
+          <w:tcPr>
+            <w:tcW w:w="0" w:type="auto"/>
+            <w:tcBorders>
+              <w:top w:val="nil"/>
+              <w:left w:val="nil"/>
+              <w:bottom w:val="single" w:sz="4" w:space="0" w:color="auto"/>
+              <w:right w:val="single" w:sz="4" w:space="0" w:color="auto"/>
+            </w:tcBorders>
+            <w:noWrap/>
+            <w:vAlign w:val="bottom"/>
+            <w:hideMark/>
+          </w:tcPr>
+          <w:p>
+            <w:pPr>
+              <w:spacing w:after="0" w:line="240" w:lineRule="auto"/>
+              <w:rPr>
+                <w:rFonts w:ascii="Arial" w:eastAsia="Times New Roman" w:hAnsi="Arial" w:cs="Arial"/>
+                <w:color w:val="000000"/>
+                <w:kern w:val="0"/>
+                <w:sz w:val="20"/>
+                <w:szCs w:val="20"/>
+                <w:lang w:eastAsia="es-PY"/>
+                <w14:ligatures w14:val="none"/>
+              </w:rPr>
+            </w:pPr>
+            <w:r>
+              <w:rPr>
+                <w:rFonts w:ascii="Arial" w:eastAsia="Times New Roman" w:hAnsi="Arial" w:cs="Arial"/>
+                <w:color w:val="000000"/>
+                <w:kern w:val="0"/>
+                <w:sz w:val="20"/>
+                <w:szCs w:val="20"/>
+                <w:lang w:eastAsia="es-PY"/>
+                <w14:ligatures w14:val="none"/>
+              </w:rPr>
+              <w:t>0.0%</w:t>
+            </w:r>
+          </w:p>
+        </w:tc>
+      </w:tr>
+      <w:tr>
+        <w:trPr>
+          <w:trHeight w:val="300"/>
+        </w:trPr>
+        <w:tc>
+          <w:tcPr>
+            <w:tcW w:w="421" w:type="dxa"/>
+            <w:tcBorders>
+              <w:top w:val="nil"/>
+              <w:left w:val="single" w:sz="4" w:space="0" w:color="auto"/>
+              <w:bottom w:val="single" w:sz="4" w:space="0" w:color="auto"/>
+              <w:right w:val="single" w:sz="4" w:space="0" w:color="auto"/>
+            </w:tcBorders>
+            <w:shd w:val="clear" w:color="000000" w:fill="D1F1DA"/>
+            <w:noWrap/>
+            <w:vAlign w:val="center"/>
+            <w:hideMark/>
+          </w:tcPr>
+          <w:p>
+            <w:pPr>
+              <w:spacing w:after="0" w:line="240" w:lineRule="auto"/>
+              <w:jc w:val="center"/>
+              <w:rPr>
+                <w:rFonts w:ascii="Arial" w:eastAsia="Times New Roman" w:hAnsi="Arial" w:cs="Arial"/>
+                <w:b/>
+                <w:bCs/>
+                <w:color w:val="000000"/>
+                <w:kern w:val="0"/>
+                <w:sz w:val="20"/>
+                <w:szCs w:val="20"/>
+                <w:lang w:eastAsia="es-PY"/>
+                <w14:ligatures w14:val="none"/>
+              </w:rPr>
+            </w:pPr>
+            <w:r>
+              <w:rPr>
+                <w:rFonts w:ascii="Arial" w:eastAsia="Times New Roman" w:hAnsi="Arial" w:cs="Arial"/>
+                <w:b/>
+                <w:bCs/>
+                <w:color w:val="000000"/>
+                <w:kern w:val="0"/>
+                <w:sz w:val="20"/>
+                <w:szCs w:val="20"/>
+                <w:lang w:eastAsia="es-PY"/>
+                <w14:ligatures w14:val="none"/>
+              </w:rPr>
+              <w:t>5</w:t>
+            </w:r>
+          </w:p>
+        </w:tc>
+        <w:tc>
+          <w:tcPr>
+            <w:tcW w:w="872" w:type="dxa"/>
+            <w:tcBorders>
+              <w:top w:val="nil"/>
+              <w:left w:val="nil"/>
+              <w:bottom w:val="single" w:sz="4" w:space="0" w:color="auto"/>
+              <w:right w:val="single" w:sz="4" w:space="0" w:color="auto"/>
+            </w:tcBorders>
+            <w:noWrap/>
+            <w:vAlign w:val="center"/>
+            <w:hideMark/>
+          </w:tcPr>
+          <w:p>
+            <w:pPr>
+              <w:spacing w:after="0" w:line="240" w:lineRule="auto"/>
+              <w:jc w:val="center"/>
+              <w:rPr>
+                <w:rFonts w:ascii="Arial" w:eastAsia="Times New Roman" w:hAnsi="Arial" w:cs="Arial"/>
+                <w:color w:val="000000"/>
+                <w:kern w:val="0"/>
+                <w:sz w:val="20"/>
+                <w:szCs w:val="20"/>
+                <w:lang w:eastAsia="es-PY"/>
+                <w14:ligatures w14:val="none"/>
+              </w:rPr>
+            </w:pPr>
+            <w:r>
+              <w:rPr>
+                <w:rFonts w:ascii="Arial" w:eastAsia="Times New Roman" w:hAnsi="Arial" w:cs="Arial"/>
+                <w:color w:val="000000"/>
+                <w:kern w:val="0"/>
+                <w:sz w:val="20"/>
+                <w:szCs w:val="20"/>
+                <w:lang w:eastAsia="es-PY"/>
+                <w14:ligatures w14:val="none"/>
+              </w:rPr>
+              <w:t>P06</w:t>
+            </w:r>
+          </w:p>
+        </w:tc>
+        <w:tc>
+          <w:tcPr>
+            <w:tcW w:w="0" w:type="auto"/>
+            <w:tcBorders>
+              <w:top w:val="nil"/>
+              <w:left w:val="nil"/>
+              <w:bottom w:val="single" w:sz="4" w:space="0" w:color="auto"/>
+              <w:right w:val="single" w:sz="4" w:space="0" w:color="auto"/>
+            </w:tcBorders>
+            <w:vAlign w:val="bottom"/>
+            <w:hideMark/>
+          </w:tcPr>
+          <w:p>
+            <w:pPr>
+              <w:spacing w:after="0" w:line="240" w:lineRule="auto"/>
+              <w:rPr>
+                <w:rFonts w:ascii="Arial" w:eastAsia="Times New Roman" w:hAnsi="Arial" w:cs="Arial"/>
+                <w:color w:val="000000"/>
+                <w:kern w:val="0"/>
+                <w:sz w:val="20"/>
+                <w:szCs w:val="20"/>
+                <w:lang w:eastAsia="es-PY"/>
+                <w14:ligatures w14:val="none"/>
+              </w:rPr>
+            </w:pPr>
+            <w:r>
+              <w:rPr>
+                <w:rFonts w:ascii="Arial" w:eastAsia="Times New Roman" w:hAnsi="Arial" w:cs="Arial"/>
+                <w:color w:val="000000"/>
+                <w:kern w:val="0"/>
+                <w:sz w:val="20"/>
+                <w:szCs w:val="20"/>
+                <w:lang w:eastAsia="es-PY"/>
+                <w14:ligatures w14:val="none"/>
+              </w:rPr>
+              <w:t>Edad</w:t>
+            </w:r>
+          </w:p>
+        </w:tc>
+        <w:tc>
+          <w:tcPr>
+            <w:tcW w:w="0" w:type="auto"/>
+            <w:tcBorders>
+              <w:top w:val="nil"/>
+              <w:left w:val="nil"/>
+              <w:bottom w:val="single" w:sz="4" w:space="0" w:color="auto"/>
+              <w:right w:val="single" w:sz="4" w:space="0" w:color="auto"/>
+            </w:tcBorders>
+            <w:noWrap/>
+            <w:vAlign w:val="bottom"/>
+            <w:hideMark/>
+          </w:tcPr>
+          <w:p>
+            <w:pPr>
+              <w:spacing w:after="0" w:line="240" w:lineRule="auto"/>
+              <w:rPr>
+                <w:rFonts w:ascii="Arial" w:eastAsia="Times New Roman" w:hAnsi="Arial" w:cs="Arial"/>
+                <w:color w:val="000000"/>
+                <w:kern w:val="0"/>
+                <w:sz w:val="20"/>
+                <w:szCs w:val="20"/>
+                <w:lang w:eastAsia="es-PY"/>
+                <w14:ligatures w14:val="none"/>
+              </w:rPr>
+            </w:pPr>
+            <w:r>
+              <w:rPr>
+                <w:rFonts w:ascii="Arial" w:eastAsia="Times New Roman" w:hAnsi="Arial" w:cs="Arial"/>
+                <w:color w:val="000000"/>
+                <w:kern w:val="0"/>
+                <w:sz w:val="20"/>
+                <w:szCs w:val="20"/>
+                <w:lang w:eastAsia="es-PY"/>
+                <w14:ligatures w14:val="none"/>
+              </w:rPr>
+              <w:t>Numérica Discreta</w:t>
+            </w:r>
+          </w:p>
+        </w:tc>
+        <w:tc>
+          <w:tcPr>
+            <w:tcW w:w="0" w:type="auto"/>
+            <w:tcBorders>
+              <w:top w:val="nil"/>
+              <w:left w:val="nil"/>
+              <w:bottom w:val="single" w:sz="4" w:space="0" w:color="auto"/>
+              <w:right w:val="single" w:sz="4" w:space="0" w:color="auto"/>
+            </w:tcBorders>
+            <w:noWrap/>
+            <w:vAlign w:val="center"/>
+            <w:hideMark/>
+          </w:tcPr>
+          <w:p>
+            <w:pPr>
+              <w:spacing w:after="0" w:line="240" w:lineRule="auto"/>
+              <w:jc w:val="center"/>
+              <w:rPr>
+                <w:rFonts w:ascii="Arial" w:eastAsia="Times New Roman" w:hAnsi="Arial" w:cs="Arial"/>
+                <w:color w:val="000000"/>
+                <w:kern w:val="0"/>
+                <w:sz w:val="20"/>
+                <w:szCs w:val="20"/>
+                <w:lang w:eastAsia="es-PY"/>
+                <w14:ligatures w14:val="none"/>
+              </w:rPr>
+            </w:pPr>
+            <w:r>
+              <w:rPr>
+                <w:rFonts w:ascii="Arial" w:eastAsia="Times New Roman" w:hAnsi="Arial" w:cs="Arial"/>
+                <w:color w:val="000000"/>
+                <w:kern w:val="0"/>
+                <w:sz w:val="20"/>
+                <w:szCs w:val="20"/>
+                <w:lang w:eastAsia="es-PY"/>
+                <w14:ligatures w14:val="none"/>
+              </w:rPr>
+              <w:t>Años cumplidos (15 a 98+)</w:t>
+            </w:r>
+          </w:p>
+        </w:tc>
+        <w:tc>
+          <w:tcPr>
+            <w:tcW w:w="0" w:type="auto"/>
+            <w:tcBorders>
+              <w:top w:val="nil"/>
+              <w:left w:val="nil"/>
+              <w:bottom w:val="single" w:sz="4" w:space="0" w:color="auto"/>
+              <w:right w:val="single" w:sz="4" w:space="0" w:color="auto"/>
+            </w:tcBorders>
+            <w:noWrap/>
+            <w:vAlign w:val="bottom"/>
+            <w:hideMark/>
+          </w:tcPr>
+          <w:p>
+            <w:pPr>
+              <w:spacing w:after="0" w:line="240" w:lineRule="auto"/>
+              <w:rPr>
+                <w:rFonts w:ascii="Arial" w:eastAsia="Times New Roman" w:hAnsi="Arial" w:cs="Arial"/>
+                <w:color w:val="000000"/>
+                <w:kern w:val="0"/>
+                <w:sz w:val="20"/>
+                <w:szCs w:val="20"/>
+                <w:lang w:eastAsia="es-PY"/>
+                <w14:ligatures w14:val="none"/>
+              </w:rPr>
+            </w:pPr>
+            <w:r>
+              <w:rPr>
+                <w:rFonts w:ascii="Arial" w:eastAsia="Times New Roman" w:hAnsi="Arial" w:cs="Arial"/>
+                <w:color w:val="000000"/>
+                <w:kern w:val="0"/>
+                <w:sz w:val="20"/>
+                <w:szCs w:val="20"/>
+                <w:lang w:eastAsia="es-PY"/>
+                <w14:ligatures w14:val="none"/>
+              </w:rPr>
+              <w:t>0.0%</w:t>
+            </w:r>
+          </w:p>
+        </w:tc>
+      </w:tr>
+      <w:tr>
+        <w:trPr>
+          <w:trHeight w:val="300"/>
+        </w:trPr>
+        <w:tc>
+          <w:tcPr>
+            <w:tcW w:w="421" w:type="dxa"/>
+            <w:tcBorders>
+              <w:top w:val="nil"/>
+              <w:left w:val="single" w:sz="4" w:space="0" w:color="auto"/>
+              <w:bottom w:val="single" w:sz="4" w:space="0" w:color="auto"/>
+              <w:right w:val="single" w:sz="4" w:space="0" w:color="auto"/>
+            </w:tcBorders>
+            <w:shd w:val="clear" w:color="000000" w:fill="D1F1DA"/>
+            <w:noWrap/>
+            <w:vAlign w:val="center"/>
+            <w:hideMark/>
+          </w:tcPr>
+          <w:p>
+            <w:pPr>
+              <w:spacing w:after="0" w:line="240" w:lineRule="auto"/>
+              <w:jc w:val="center"/>
+              <w:rPr>
+                <w:rFonts w:ascii="Arial" w:eastAsia="Times New Roman" w:hAnsi="Arial" w:cs="Arial"/>
+                <w:b/>
+                <w:bCs/>
+                <w:color w:val="000000"/>
+                <w:kern w:val="0"/>
+                <w:sz w:val="20"/>
+                <w:szCs w:val="20"/>
+                <w:lang w:eastAsia="es-PY"/>
+                <w14:ligatures w14:val="none"/>
+              </w:rPr>
+            </w:pPr>
+            <w:r>
+              <w:rPr>
+                <w:rFonts w:ascii="Arial" w:eastAsia="Times New Roman" w:hAnsi="Arial" w:cs="Arial"/>
+                <w:b/>
+                <w:bCs/>
+                <w:color w:val="000000"/>
+                <w:kern w:val="0"/>
+                <w:sz w:val="20"/>
+                <w:szCs w:val="20"/>
+                <w:lang w:eastAsia="es-PY"/>
+                <w14:ligatures w14:val="none"/>
+              </w:rPr>
+              <w:t>6</w:t>
+            </w:r>
+          </w:p>
+        </w:tc>
+        <w:tc>
+          <w:tcPr>
+            <w:tcW w:w="872" w:type="dxa"/>
+            <w:tcBorders>
+              <w:top w:val="nil"/>
+              <w:left w:val="nil"/>
+              <w:bottom w:val="single" w:sz="4" w:space="0" w:color="auto"/>
+              <w:right w:val="single" w:sz="4" w:space="0" w:color="auto"/>
+            </w:tcBorders>
+            <w:noWrap/>
+            <w:vAlign w:val="center"/>
+            <w:hideMark/>
+          </w:tcPr>
+          <w:p>
+            <w:pPr>
+              <w:spacing w:after="0" w:line="240" w:lineRule="auto"/>
+              <w:jc w:val="center"/>
+              <w:rPr>
+                <w:rFonts w:ascii="Arial" w:eastAsia="Times New Roman" w:hAnsi="Arial" w:cs="Arial"/>
+                <w:color w:val="000000"/>
+                <w:kern w:val="0"/>
+                <w:sz w:val="20"/>
+                <w:szCs w:val="20"/>
+                <w:lang w:eastAsia="es-PY"/>
+                <w14:ligatures w14:val="none"/>
+              </w:rPr>
+            </w:pPr>
+            <w:r>
+              <w:rPr>
+                <w:rFonts w:ascii="Arial" w:eastAsia="Times New Roman" w:hAnsi="Arial" w:cs="Arial"/>
+                <w:color w:val="000000"/>
+                <w:kern w:val="0"/>
+                <w:sz w:val="20"/>
+                <w:szCs w:val="20"/>
+                <w:lang w:eastAsia="es-PY"/>
+                <w14:ligatures w14:val="none"/>
+              </w:rPr>
+              <w:t>P02_SEXO</w:t>
+            </w:r>
+          </w:p>
+        </w:tc>
+        <w:tc>
+          <w:tcPr>
+            <w:tcW w:w="0" w:type="auto"/>
+            <w:tcBorders>
+              <w:top w:val="nil"/>
+              <w:left w:val="nil"/>
+              <w:bottom w:val="single" w:sz="4" w:space="0" w:color="auto"/>
+              <w:right w:val="single" w:sz="4" w:space="0" w:color="auto"/>
+            </w:tcBorders>
+            <w:vAlign w:val="bottom"/>
+            <w:hideMark/>
+          </w:tcPr>
+          <w:p>
+            <w:pPr>
+              <w:spacing w:after="0" w:line="240" w:lineRule="auto"/>
+              <w:rPr>
+                <w:rFonts w:ascii="Arial" w:eastAsia="Times New Roman" w:hAnsi="Arial" w:cs="Arial"/>
+                <w:color w:val="000000"/>
+                <w:kern w:val="0"/>
+                <w:sz w:val="20"/>
+                <w:szCs w:val="20"/>
+                <w:lang w:eastAsia="es-PY"/>
+                <w14:ligatures w14:val="none"/>
+              </w:rPr>
+            </w:pPr>
+            <w:r>
+              <w:rPr>
+                <w:rFonts w:ascii="Arial" w:eastAsia="Times New Roman" w:hAnsi="Arial" w:cs="Arial"/>
+                <w:color w:val="000000"/>
+                <w:kern w:val="0"/>
+                <w:sz w:val="20"/>
+                <w:szCs w:val="20"/>
+                <w:lang w:eastAsia="es-PY"/>
+                <w14:ligatures w14:val="none"/>
+              </w:rPr>
+              <w:t>Sexo del encuestado</w:t>
+            </w:r>
+          </w:p>
+        </w:tc>
+        <w:tc>
+          <w:tcPr>
+            <w:tcW w:w="0" w:type="auto"/>
+            <w:tcBorders>
+              <w:top w:val="nil"/>
+              <w:left w:val="nil"/>
+              <w:bottom w:val="single" w:sz="4" w:space="0" w:color="auto"/>
+              <w:right w:val="single" w:sz="4" w:space="0" w:color="auto"/>
+            </w:tcBorders>
+            <w:noWrap/>
+            <w:vAlign w:val="bottom"/>
+            <w:hideMark/>
+          </w:tcPr>
+          <w:p>
+            <w:pPr>
+              <w:spacing w:after="0" w:line="240" w:lineRule="auto"/>
+              <w:rPr>
+                <w:rFonts w:ascii="Arial" w:eastAsia="Times New Roman" w:hAnsi="Arial" w:cs="Arial"/>
+                <w:color w:val="000000"/>
+                <w:kern w:val="0"/>
+                <w:sz w:val="20"/>
+                <w:szCs w:val="20"/>
+                <w:lang w:eastAsia="es-PY"/>
+                <w14:ligatures w14:val="none"/>
+              </w:rPr>
+            </w:pPr>
+            <w:r>
+              <w:rPr>
+                <w:rFonts w:ascii="Arial" w:eastAsia="Times New Roman" w:hAnsi="Arial" w:cs="Arial"/>
+                <w:color w:val="000000"/>
+                <w:kern w:val="0"/>
+                <w:sz w:val="20"/>
+                <w:szCs w:val="20"/>
+                <w:lang w:eastAsia="es-PY"/>
+                <w14:ligatures w14:val="none"/>
+              </w:rPr>
+              <w:t>Categórica</w:t>
+            </w:r>
+          </w:p>
+        </w:tc>
+        <w:tc>
+          <w:tcPr>
+            <w:tcW w:w="0" w:type="auto"/>
+            <w:tcBorders>
+              <w:top w:val="nil"/>
+              <w:left w:val="nil"/>
+              <w:bottom w:val="single" w:sz="4" w:space="0" w:color="auto"/>
+              <w:right w:val="single" w:sz="4" w:space="0" w:color="auto"/>
+            </w:tcBorders>
+            <w:noWrap/>
+            <w:vAlign w:val="center"/>
+            <w:hideMark/>
+          </w:tcPr>
+          <w:p>
+            <w:pPr>
+              <w:spacing w:after="0" w:line="240" w:lineRule="auto"/>
+              <w:jc w:val="center"/>
+              <w:rPr>
+                <w:rFonts w:ascii="Arial" w:eastAsia="Times New Roman" w:hAnsi="Arial" w:cs="Arial"/>
+                <w:color w:val="000000"/>
+                <w:kern w:val="0"/>
+                <w:sz w:val="20"/>
+                <w:szCs w:val="20"/>
+                <w:lang w:eastAsia="es-PY"/>
+                <w14:ligatures w14:val="none"/>
+              </w:rPr>
+            </w:pPr>
+            <w:r>
+              <w:rPr>
+                <w:rFonts w:ascii="Arial" w:eastAsia="Times New Roman" w:hAnsi="Arial" w:cs="Arial"/>
+                <w:color w:val="000000"/>
+                <w:kern w:val="0"/>
+                <w:sz w:val="20"/>
+                <w:szCs w:val="20"/>
+                <w:lang w:eastAsia="es-PY"/>
+                <w14:ligatures w14:val="none"/>
+              </w:rPr>
+              <w:t>1 = Hombre, 2 = Mujer</w:t>
+            </w:r>
+          </w:p>
+        </w:tc>
+        <w:tc>
+          <w:tcPr>
+            <w:tcW w:w="0" w:type="auto"/>
+            <w:tcBorders>
+              <w:top w:val="nil"/>
+              <w:left w:val="nil"/>
+              <w:bottom w:val="single" w:sz="4" w:space="0" w:color="auto"/>
+              <w:right w:val="single" w:sz="4" w:space="0" w:color="auto"/>
+            </w:tcBorders>
+            <w:noWrap/>
+            <w:vAlign w:val="bottom"/>
+            <w:hideMark/>
+          </w:tcPr>
+          <w:p>
+            <w:pPr>
+              <w:spacing w:after="0" w:line="240" w:lineRule="auto"/>
+              <w:rPr>
+                <w:rFonts w:ascii="Arial" w:eastAsia="Times New Roman" w:hAnsi="Arial" w:cs="Arial"/>
+                <w:color w:val="000000"/>
+                <w:kern w:val="0"/>
+                <w:sz w:val="20"/>
+                <w:szCs w:val="20"/>
+                <w:lang w:eastAsia="es-PY"/>
+                <w14:ligatures w14:val="none"/>
+              </w:rPr>
+            </w:pPr>
+            <w:r>
+              <w:rPr>
+                <w:rFonts w:ascii="Arial" w:eastAsia="Times New Roman" w:hAnsi="Arial" w:cs="Arial"/>
+                <w:color w:val="000000"/>
+                <w:kern w:val="0"/>
+                <w:sz w:val="20"/>
+                <w:szCs w:val="20"/>
+                <w:lang w:eastAsia="es-PY"/>
+                <w14:ligatures w14:val="none"/>
+              </w:rPr>
+              <w:t>0.0%</w:t>
+            </w:r>
+          </w:p>
+        </w:tc>
+      </w:tr>
+      <w:tr>
+        <w:trPr>
+          <w:trHeight w:val="300"/>
+        </w:trPr>
+        <w:tc>
+          <w:tcPr>
+            <w:tcW w:w="421" w:type="dxa"/>
+            <w:tcBorders>
+              <w:top w:val="nil"/>
+              <w:left w:val="single" w:sz="4" w:space="0" w:color="auto"/>
+              <w:bottom w:val="single" w:sz="4" w:space="0" w:color="auto"/>
+              <w:right w:val="single" w:sz="4" w:space="0" w:color="auto"/>
+            </w:tcBorders>
+            <w:shd w:val="clear" w:color="000000" w:fill="D1F1DA"/>
+            <w:noWrap/>
+            <w:vAlign w:val="center"/>
+            <w:hideMark/>
+          </w:tcPr>
+          <w:p>
+            <w:pPr>
+              <w:spacing w:after="0" w:line="240" w:lineRule="auto"/>
+              <w:jc w:val="center"/>
+              <w:rPr>
+                <w:rFonts w:ascii="Arial" w:eastAsia="Times New Roman" w:hAnsi="Arial" w:cs="Arial"/>
+                <w:b/>
+                <w:bCs/>
+                <w:color w:val="000000"/>
+                <w:kern w:val="0"/>
+                <w:sz w:val="20"/>
+                <w:szCs w:val="20"/>
+                <w:lang w:eastAsia="es-PY"/>
+                <w14:ligatures w14:val="none"/>
+              </w:rPr>
+            </w:pPr>
+            <w:r>
+              <w:rPr>
+                <w:rFonts w:ascii="Arial" w:eastAsia="Times New Roman" w:hAnsi="Arial" w:cs="Arial"/>
+                <w:b/>
+                <w:bCs/>
+                <w:color w:val="000000"/>
+                <w:kern w:val="0"/>
+                <w:sz w:val="20"/>
+                <w:szCs w:val="20"/>
+                <w:lang w:eastAsia="es-PY"/>
+                <w14:ligatures w14:val="none"/>
+              </w:rPr>
+              <w:t>7</w:t>
+            </w:r>
+          </w:p>
+        </w:tc>
+        <w:tc>
+          <w:tcPr>
+            <w:tcW w:w="872" w:type="dxa"/>
+            <w:tcBorders>
+              <w:top w:val="nil"/>
+              <w:left w:val="nil"/>
+              <w:bottom w:val="single" w:sz="4" w:space="0" w:color="auto"/>
+              <w:right w:val="single" w:sz="4" w:space="0" w:color="auto"/>
+            </w:tcBorders>
+            <w:noWrap/>
+            <w:vAlign w:val="center"/>
+            <w:hideMark/>
+          </w:tcPr>
+          <w:p>
+            <w:pPr>
+              <w:spacing w:after="0" w:line="240" w:lineRule="auto"/>
+              <w:jc w:val="center"/>
+              <w:rPr>
+                <w:rFonts w:ascii="Arial" w:eastAsia="Times New Roman" w:hAnsi="Arial" w:cs="Arial"/>
+                <w:color w:val="000000"/>
+                <w:kern w:val="0"/>
+                <w:sz w:val="20"/>
+                <w:szCs w:val="20"/>
+                <w:lang w:eastAsia="es-PY"/>
+                <w14:ligatures w14:val="none"/>
+              </w:rPr>
+            </w:pPr>
+            <w:r>
+              <w:rPr>
+                <w:rFonts w:ascii="Arial" w:eastAsia="Times New Roman" w:hAnsi="Arial" w:cs="Arial"/>
+                <w:color w:val="000000"/>
+                <w:kern w:val="0"/>
+                <w:sz w:val="20"/>
+                <w:szCs w:val="20"/>
+                <w:lang w:eastAsia="es-PY"/>
+                <w14:ligatures w14:val="none"/>
+              </w:rPr>
+              <w:t>AREA</w:t>
+            </w:r>
+          </w:p>
+        </w:tc>
+        <w:tc>
+          <w:tcPr>
+            <w:tcW w:w="0" w:type="auto"/>
+            <w:tcBorders>
+              <w:top w:val="nil"/>
+              <w:left w:val="nil"/>
+              <w:bottom w:val="single" w:sz="4" w:space="0" w:color="auto"/>
+              <w:right w:val="single" w:sz="4" w:space="0" w:color="auto"/>
+            </w:tcBorders>
+            <w:vAlign w:val="bottom"/>
+            <w:hideMark/>
+          </w:tcPr>
+          <w:p>
+            <w:pPr>
+              <w:spacing w:after="0" w:line="240" w:lineRule="auto"/>
+              <w:rPr>
+                <w:rFonts w:ascii="Arial" w:eastAsia="Times New Roman" w:hAnsi="Arial" w:cs="Arial"/>
+                <w:color w:val="000000"/>
+                <w:kern w:val="0"/>
+                <w:sz w:val="20"/>
+                <w:szCs w:val="20"/>
+                <w:lang w:eastAsia="es-PY"/>
+                <w14:ligatures w14:val="none"/>
+              </w:rPr>
+            </w:pPr>
+            <w:r>
+              <w:rPr>
+                <w:rFonts w:ascii="Arial" w:eastAsia="Times New Roman" w:hAnsi="Arial" w:cs="Arial"/>
+                <w:color w:val="000000"/>
+                <w:kern w:val="0"/>
+                <w:sz w:val="20"/>
+                <w:szCs w:val="20"/>
+                <w:lang w:eastAsia="es-PY"/>
+                <w14:ligatures w14:val="none"/>
+              </w:rPr>
+              <w:t>Área de residencia geográfica</w:t>
+            </w:r>
+          </w:p>
+        </w:tc>
+        <w:tc>
+          <w:tcPr>
+            <w:tcW w:w="0" w:type="auto"/>
+            <w:tcBorders>
+              <w:top w:val="nil"/>
+              <w:left w:val="nil"/>
+              <w:bottom w:val="single" w:sz="4" w:space="0" w:color="auto"/>
+              <w:right w:val="single" w:sz="4" w:space="0" w:color="auto"/>
+            </w:tcBorders>
+            <w:noWrap/>
+            <w:vAlign w:val="bottom"/>
+            <w:hideMark/>
+          </w:tcPr>
+          <w:p>
+            <w:pPr>
+              <w:spacing w:after="0" w:line="240" w:lineRule="auto"/>
+              <w:rPr>
+                <w:rFonts w:ascii="Arial" w:eastAsia="Times New Roman" w:hAnsi="Arial" w:cs="Arial"/>
+                <w:color w:val="000000"/>
+                <w:kern w:val="0"/>
+                <w:sz w:val="20"/>
+                <w:szCs w:val="20"/>
+                <w:lang w:eastAsia="es-PY"/>
+                <w14:ligatures w14:val="none"/>
+              </w:rPr>
+            </w:pPr>
+            <w:r>
+              <w:rPr>
+                <w:rFonts w:ascii="Arial" w:eastAsia="Times New Roman" w:hAnsi="Arial" w:cs="Arial"/>
+                <w:color w:val="000000"/>
+                <w:kern w:val="0"/>
+                <w:sz w:val="20"/>
+                <w:szCs w:val="20"/>
+                <w:lang w:eastAsia="es-PY"/>
+                <w14:ligatures w14:val="none"/>
+              </w:rPr>
+              <w:t>Categórica</w:t>
+            </w:r>
+          </w:p>
+        </w:tc>
+        <w:tc>
+          <w:tcPr>
+            <w:tcW w:w="0" w:type="auto"/>
+            <w:tcBorders>
+              <w:top w:val="nil"/>
+              <w:left w:val="nil"/>
+              <w:bottom w:val="single" w:sz="4" w:space="0" w:color="auto"/>
+              <w:right w:val="single" w:sz="4" w:space="0" w:color="auto"/>
+            </w:tcBorders>
+            <w:noWrap/>
+            <w:vAlign w:val="center"/>
+            <w:hideMark/>
+          </w:tcPr>
+          <w:p>
+            <w:pPr>
+              <w:spacing w:after="0" w:line="240" w:lineRule="auto"/>
+              <w:jc w:val="center"/>
+              <w:rPr>
+                <w:rFonts w:ascii="Arial" w:eastAsia="Times New Roman" w:hAnsi="Arial" w:cs="Arial"/>
+                <w:color w:val="000000"/>
+                <w:kern w:val="0"/>
+                <w:sz w:val="20"/>
+                <w:szCs w:val="20"/>
+                <w:lang w:eastAsia="es-PY"/>
+                <w14:ligatures w14:val="none"/>
+              </w:rPr>
+            </w:pPr>
+            <w:r>
+              <w:rPr>
+                <w:rFonts w:ascii="Arial" w:eastAsia="Times New Roman" w:hAnsi="Arial" w:cs="Arial"/>
+                <w:color w:val="000000"/>
+                <w:kern w:val="0"/>
+                <w:sz w:val="20"/>
+                <w:szCs w:val="20"/>
+                <w:lang w:eastAsia="es-PY"/>
+                <w14:ligatures w14:val="none"/>
+              </w:rPr>
+              <w:t>1 = Urbana, 2 = Rural</w:t>
+            </w:r>
+          </w:p>
+        </w:tc>
+        <w:tc>
+          <w:tcPr>
+            <w:tcW w:w="0" w:type="auto"/>
+            <w:tcBorders>
+              <w:top w:val="nil"/>
+              <w:left w:val="nil"/>
+              <w:bottom w:val="single" w:sz="4" w:space="0" w:color="auto"/>
+              <w:right w:val="single" w:sz="4" w:space="0" w:color="auto"/>
+            </w:tcBorders>
+            <w:noWrap/>
+            <w:vAlign w:val="bottom"/>
+            <w:hideMark/>
+          </w:tcPr>
+          <w:p>
+            <w:pPr>
+              <w:spacing w:after="0" w:line="240" w:lineRule="auto"/>
+              <w:rPr>
+                <w:rFonts w:ascii="Arial" w:eastAsia="Times New Roman" w:hAnsi="Arial" w:cs="Arial"/>
+                <w:color w:val="000000"/>
+                <w:kern w:val="0"/>
+                <w:sz w:val="20"/>
+                <w:szCs w:val="20"/>
+                <w:lang w:eastAsia="es-PY"/>
+                <w14:ligatures w14:val="none"/>
+              </w:rPr>
+            </w:pPr>
+            <w:r>
+              <w:rPr>
+                <w:rFonts w:ascii="Arial" w:eastAsia="Times New Roman" w:hAnsi="Arial" w:cs="Arial"/>
+                <w:color w:val="000000"/>
+                <w:kern w:val="0"/>
+                <w:sz w:val="20"/>
+                <w:szCs w:val="20"/>
+                <w:lang w:eastAsia="es-PY"/>
+                <w14:ligatures w14:val="none"/>
+              </w:rPr>
+              <w:t>0.0%</w:t>
+            </w:r>
+          </w:p>
+        </w:tc>
+      </w:tr>
+      <w:tr>
+        <w:trPr>
+          <w:trHeight w:val="300"/>
+        </w:trPr>
+        <w:tc>
+          <w:tcPr>
+            <w:tcW w:w="421" w:type="dxa"/>
+            <w:tcBorders>
+              <w:top w:val="nil"/>
+              <w:left w:val="single" w:sz="4" w:space="0" w:color="auto"/>
+              <w:bottom w:val="single" w:sz="4" w:space="0" w:color="auto"/>
+              <w:right w:val="single" w:sz="4" w:space="0" w:color="auto"/>
+            </w:tcBorders>
+            <w:shd w:val="clear" w:color="000000" w:fill="D1F1DA"/>
+            <w:noWrap/>
+            <w:vAlign w:val="center"/>
+            <w:hideMark/>
+          </w:tcPr>
+          <w:p>
+            <w:pPr>
+              <w:spacing w:after="0" w:line="240" w:lineRule="auto"/>
+              <w:jc w:val="center"/>
+              <w:rPr>
+                <w:rFonts w:ascii="Arial" w:eastAsia="Times New Roman" w:hAnsi="Arial" w:cs="Arial"/>
+                <w:b/>
+                <w:bCs/>
+                <w:color w:val="000000"/>
+                <w:kern w:val="0"/>
+                <w:sz w:val="20"/>
+                <w:szCs w:val="20"/>
+                <w:lang w:eastAsia="es-PY"/>
+                <w14:ligatures w14:val="none"/>
+              </w:rPr>
+            </w:pPr>
+            <w:r>
+              <w:rPr>
+                <w:rFonts w:ascii="Arial" w:eastAsia="Times New Roman" w:hAnsi="Arial" w:cs="Arial"/>
+                <w:b/>
+                <w:bCs/>
+                <w:color w:val="000000"/>
+                <w:kern w:val="0"/>
+                <w:sz w:val="20"/>
+                <w:szCs w:val="20"/>
+                <w:lang w:eastAsia="es-PY"/>
+                <w14:ligatures w14:val="none"/>
+              </w:rPr>
+              <w:t>8</w:t>
+            </w:r>
+          </w:p>
+        </w:tc>
+        <w:tc>
+          <w:tcPr>
+            <w:tcW w:w="872" w:type="dxa"/>
+            <w:tcBorders>
+              <w:top w:val="nil"/>
+              <w:left w:val="nil"/>
+              <w:bottom w:val="single" w:sz="4" w:space="0" w:color="auto"/>
+              <w:right w:val="single" w:sz="4" w:space="0" w:color="auto"/>
+            </w:tcBorders>
+            <w:noWrap/>
+            <w:vAlign w:val="center"/>
+            <w:hideMark/>
+          </w:tcPr>
+          <w:p>
+            <w:pPr>
+              <w:spacing w:after="0" w:line="240" w:lineRule="auto"/>
+              <w:jc w:val="center"/>
+              <w:rPr>
+                <w:rFonts w:ascii="Arial" w:eastAsia="Times New Roman" w:hAnsi="Arial" w:cs="Arial"/>
+                <w:color w:val="000000"/>
+                <w:kern w:val="0"/>
+                <w:sz w:val="20"/>
+                <w:szCs w:val="20"/>
+                <w:lang w:eastAsia="es-PY"/>
+                <w14:ligatures w14:val="none"/>
+              </w:rPr>
+            </w:pPr>
+            <w:r>
+              <w:rPr>
+                <w:rFonts w:ascii="Arial" w:eastAsia="Times New Roman" w:hAnsi="Arial" w:cs="Arial"/>
+                <w:color w:val="000000"/>
+                <w:kern w:val="0"/>
+                <w:sz w:val="20"/>
+                <w:szCs w:val="20"/>
+                <w:lang w:eastAsia="es-PY"/>
+                <w14:ligatures w14:val="none"/>
+              </w:rPr>
+              <w:t>FEX</w:t>
+            </w:r>
+          </w:p>
+        </w:tc>
+        <w:tc>
+          <w:tcPr>
+            <w:tcW w:w="0" w:type="auto"/>
+            <w:tcBorders>
+              <w:top w:val="nil"/>
+              <w:left w:val="nil"/>
+              <w:bottom w:val="single" w:sz="4" w:space="0" w:color="auto"/>
+              <w:right w:val="single" w:sz="4" w:space="0" w:color="auto"/>
+            </w:tcBorders>
+            <w:vAlign w:val="bottom"/>
+            <w:hideMark/>
+          </w:tcPr>
+          <w:p>
+            <w:pPr>
+              <w:spacing w:after="0" w:line="240" w:lineRule="auto"/>
+              <w:rPr>
+                <w:rFonts w:ascii="Arial" w:eastAsia="Times New Roman" w:hAnsi="Arial" w:cs="Arial"/>
+                <w:color w:val="000000"/>
+                <w:kern w:val="0"/>
+                <w:sz w:val="20"/>
+                <w:szCs w:val="20"/>
+                <w:lang w:eastAsia="es-PY"/>
+                <w14:ligatures w14:val="none"/>
+              </w:rPr>
+            </w:pPr>
+            <w:r>
+              <w:rPr>
+                <w:rFonts w:ascii="Arial" w:eastAsia="Times New Roman" w:hAnsi="Arial" w:cs="Arial"/>
+                <w:color w:val="000000"/>
+                <w:kern w:val="0"/>
+                <w:sz w:val="20"/>
+                <w:szCs w:val="20"/>
+                <w:lang w:eastAsia="es-PY"/>
+                <w14:ligatures w14:val="none"/>
+              </w:rPr>
+              <w:t>Factor de expansión poblacional</w:t>
+            </w:r>
+          </w:p>
+        </w:tc>
+        <w:tc>
+          <w:tcPr>
+            <w:tcW w:w="0" w:type="auto"/>
+            <w:tcBorders>
+              <w:top w:val="nil"/>
+              <w:left w:val="nil"/>
+              <w:bottom w:val="single" w:sz="4" w:space="0" w:color="auto"/>
+              <w:right w:val="single" w:sz="4" w:space="0" w:color="auto"/>
+            </w:tcBorders>
+            <w:noWrap/>
+            <w:vAlign w:val="bottom"/>
+            <w:hideMark/>
+          </w:tcPr>
+          <w:p>
+            <w:pPr>
+              <w:spacing w:after="0" w:line="240" w:lineRule="auto"/>
+              <w:rPr>
+                <w:rFonts w:ascii="Arial" w:eastAsia="Times New Roman" w:hAnsi="Arial" w:cs="Arial"/>
+                <w:color w:val="000000"/>
+                <w:kern w:val="0"/>
+                <w:sz w:val="20"/>
+                <w:szCs w:val="20"/>
+                <w:lang w:eastAsia="es-PY"/>
+                <w14:ligatures w14:val="none"/>
+              </w:rPr>
+            </w:pPr>
+            <w:r>
+              <w:rPr>
+                <w:rFonts w:ascii="Arial" w:eastAsia="Times New Roman" w:hAnsi="Arial" w:cs="Arial"/>
+                <w:color w:val="000000"/>
+                <w:kern w:val="0"/>
+                <w:sz w:val="20"/>
+                <w:szCs w:val="20"/>
+                <w:lang w:eastAsia="es-PY"/>
+                <w14:ligatures w14:val="none"/>
+              </w:rPr>
+              <w:t>Numérica Continua</w:t>
+            </w:r>
+          </w:p>
+        </w:tc>
+        <w:tc>
+          <w:tcPr>
+            <w:tcW w:w="0" w:type="auto"/>
+            <w:tcBorders>
+              <w:top w:val="nil"/>
+              <w:left w:val="nil"/>
+              <w:bottom w:val="single" w:sz="4" w:space="0" w:color="auto"/>
+              <w:right w:val="single" w:sz="4" w:space="0" w:color="auto"/>
+            </w:tcBorders>
+            <w:noWrap/>
+            <w:vAlign w:val="center"/>
+            <w:hideMark/>
+          </w:tcPr>
+          <w:p>
+            <w:pPr>
+              <w:spacing w:after="0" w:line="240" w:lineRule="auto"/>
+              <w:jc w:val="center"/>
+              <w:rPr>
+                <w:rFonts w:ascii="Arial" w:eastAsia="Times New Roman" w:hAnsi="Arial" w:cs="Arial"/>
+                <w:color w:val="000000"/>
+                <w:kern w:val="0"/>
+                <w:sz w:val="20"/>
+                <w:szCs w:val="20"/>
+                <w:lang w:eastAsia="es-PY"/>
+                <w14:ligatures w14:val="none"/>
+              </w:rPr>
+            </w:pPr>
+            <w:r>
+              <w:rPr>
+                <w:rFonts w:ascii="Arial" w:eastAsia="Times New Roman" w:hAnsi="Arial" w:cs="Arial"/>
+                <w:color w:val="000000"/>
+                <w:kern w:val="0"/>
+                <w:sz w:val="20"/>
+                <w:szCs w:val="20"/>
+                <w:lang w:eastAsia="es-PY"/>
+                <w14:ligatures w14:val="none"/>
+              </w:rPr>
+              <w:t>Ponderador estadístico muestral</w:t>
+            </w:r>
+          </w:p>
+        </w:tc>
+        <w:tc>
+          <w:tcPr>
+            <w:tcW w:w="0" w:type="auto"/>
+            <w:tcBorders>
+              <w:top w:val="nil"/>
+              <w:left w:val="nil"/>
+              <w:bottom w:val="single" w:sz="4" w:space="0" w:color="auto"/>
+              <w:right w:val="single" w:sz="4" w:space="0" w:color="auto"/>
+            </w:tcBorders>
+            <w:noWrap/>
+            <w:vAlign w:val="bottom"/>
+            <w:hideMark/>
+          </w:tcPr>
+          <w:p>
+            <w:pPr>
+              <w:spacing w:after="0" w:line="240" w:lineRule="auto"/>
+              <w:rPr>
+                <w:rFonts w:ascii="Arial" w:eastAsia="Times New Roman" w:hAnsi="Arial" w:cs="Arial"/>
+                <w:color w:val="000000"/>
+                <w:kern w:val="0"/>
+                <w:sz w:val="20"/>
+                <w:szCs w:val="20"/>
+                <w:lang w:eastAsia="es-PY"/>
+                <w14:ligatures w14:val="none"/>
+              </w:rPr>
+            </w:pPr>
+            <w:r>
+              <w:rPr>
+                <w:rFonts w:ascii="Arial" w:eastAsia="Times New Roman" w:hAnsi="Arial" w:cs="Arial"/>
+                <w:color w:val="000000"/>
+                <w:kern w:val="0"/>
+                <w:sz w:val="20"/>
+                <w:szCs w:val="20"/>
+                <w:lang w:eastAsia="es-PY"/>
+                <w14:ligatures w14:val="none"/>
+              </w:rPr>
+              <w:t>0.0%</w:t>
+            </w:r>
+          </w:p>
+        </w:tc>
+      </w:tr>
+      <w:tr>
+        <w:trPr>
+          <w:trHeight w:val="300"/>
+        </w:trPr>
+        <w:tc>
+          <w:tcPr>
+            <w:tcW w:w="421" w:type="dxa"/>
+            <w:tcBorders>
+              <w:top w:val="nil"/>
+              <w:left w:val="single" w:sz="4" w:space="0" w:color="auto"/>
+              <w:bottom w:val="single" w:sz="4" w:space="0" w:color="auto"/>
+              <w:right w:val="single" w:sz="4" w:space="0" w:color="auto"/>
+            </w:tcBorders>
+            <w:shd w:val="clear" w:color="000000" w:fill="D1F1DA"/>
+            <w:noWrap/>
+            <w:vAlign w:val="center"/>
+            <w:hideMark/>
+          </w:tcPr>
+          <w:p>
+            <w:pPr>
+              <w:spacing w:after="0" w:line="240" w:lineRule="auto"/>
+              <w:jc w:val="center"/>
+              <w:rPr>
+                <w:rFonts w:ascii="Arial" w:eastAsia="Times New Roman" w:hAnsi="Arial" w:cs="Arial"/>
+                <w:b/>
+                <w:bCs/>
+                <w:color w:val="000000"/>
+                <w:kern w:val="0"/>
+                <w:sz w:val="20"/>
+                <w:szCs w:val="20"/>
+                <w:lang w:eastAsia="es-PY"/>
+                <w14:ligatures w14:val="none"/>
+              </w:rPr>
+            </w:pPr>
+            <w:r>
+              <w:rPr>
+                <w:rFonts w:ascii="Arial" w:eastAsia="Times New Roman" w:hAnsi="Arial" w:cs="Arial"/>
+                <w:b/>
+                <w:bCs/>
+                <w:color w:val="000000"/>
+                <w:kern w:val="0"/>
+                <w:sz w:val="20"/>
+                <w:szCs w:val="20"/>
+                <w:lang w:eastAsia="es-PY"/>
+                <w14:ligatures w14:val="none"/>
+              </w:rPr>
+              <w:t>9</w:t>
+            </w:r>
+          </w:p>
+        </w:tc>
+        <w:tc>
+          <w:tcPr>
+            <w:tcW w:w="872" w:type="dxa"/>
+            <w:tcBorders>
+              <w:top w:val="nil"/>
+              <w:left w:val="nil"/>
+              <w:bottom w:val="single" w:sz="4" w:space="0" w:color="auto"/>
+              <w:right w:val="single" w:sz="4" w:space="0" w:color="auto"/>
+            </w:tcBorders>
+            <w:noWrap/>
+            <w:vAlign w:val="center"/>
+            <w:hideMark/>
+          </w:tcPr>
+          <w:p>
+            <w:pPr>
+              <w:spacing w:after="0" w:line="240" w:lineRule="auto"/>
+              <w:jc w:val="center"/>
+              <w:rPr>
+                <w:rFonts w:ascii="Arial" w:eastAsia="Times New Roman" w:hAnsi="Arial" w:cs="Arial"/>
+                <w:color w:val="000000"/>
+                <w:kern w:val="0"/>
+                <w:sz w:val="20"/>
+                <w:szCs w:val="20"/>
+                <w:lang w:eastAsia="es-PY"/>
+                <w14:ligatures w14:val="none"/>
+              </w:rPr>
+            </w:pPr>
+            <w:r>
+              <w:rPr>
+                <w:rFonts w:ascii="Arial" w:eastAsia="Times New Roman" w:hAnsi="Arial" w:cs="Arial"/>
+                <w:color w:val="000000"/>
+                <w:kern w:val="0"/>
+                <w:sz w:val="20"/>
+                <w:szCs w:val="20"/>
+                <w:lang w:eastAsia="es-PY"/>
+                <w14:ligatures w14:val="none"/>
+              </w:rPr>
+              <w:t>P09 / ED01</w:t>
+            </w:r>
+          </w:p>
+        </w:tc>
+        <w:tc>
+          <w:tcPr>
+            <w:tcW w:w="0" w:type="auto"/>
+            <w:tcBorders>
+              <w:top w:val="nil"/>
+              <w:left w:val="nil"/>
+              <w:bottom w:val="single" w:sz="4" w:space="0" w:color="auto"/>
+              <w:right w:val="single" w:sz="4" w:space="0" w:color="auto"/>
+            </w:tcBorders>
+            <w:vAlign w:val="bottom"/>
+            <w:hideMark/>
+          </w:tcPr>
+          <w:p>
+            <w:pPr>
+              <w:spacing w:after="0" w:line="240" w:lineRule="auto"/>
+              <w:rPr>
+                <w:rFonts w:ascii="Arial" w:eastAsia="Times New Roman" w:hAnsi="Arial" w:cs="Arial"/>
+                <w:color w:val="000000"/>
+                <w:kern w:val="0"/>
+                <w:sz w:val="20"/>
+                <w:szCs w:val="20"/>
+                <w:lang w:eastAsia="es-PY"/>
+                <w14:ligatures w14:val="none"/>
+              </w:rPr>
+            </w:pPr>
+            <w:r>
+              <w:rPr>
+                <w:rFonts w:ascii="Arial" w:eastAsia="Times New Roman" w:hAnsi="Arial" w:cs="Arial"/>
+                <w:color w:val="000000"/>
+                <w:kern w:val="0"/>
+                <w:sz w:val="20"/>
+                <w:szCs w:val="20"/>
+                <w:lang w:eastAsia="es-PY"/>
+                <w14:ligatures w14:val="none"/>
+              </w:rPr>
+              <w:t>Años de estudio aprobados (Escolaridad acumulada)</w:t>
+            </w:r>
+          </w:p>
+        </w:tc>
+        <w:tc>
+          <w:tcPr>
+            <w:tcW w:w="0" w:type="auto"/>
+            <w:tcBorders>
+              <w:top w:val="nil"/>
+              <w:left w:val="nil"/>
+              <w:bottom w:val="single" w:sz="4" w:space="0" w:color="auto"/>
+              <w:right w:val="single" w:sz="4" w:space="0" w:color="auto"/>
+            </w:tcBorders>
+            <w:noWrap/>
+            <w:vAlign w:val="bottom"/>
+            <w:hideMark/>
+          </w:tcPr>
+          <w:p>
+            <w:pPr>
+              <w:spacing w:after="0" w:line="240" w:lineRule="auto"/>
+              <w:rPr>
+                <w:rFonts w:ascii="Arial" w:eastAsia="Times New Roman" w:hAnsi="Arial" w:cs="Arial"/>
+                <w:color w:val="000000"/>
+                <w:kern w:val="0"/>
+                <w:sz w:val="20"/>
+                <w:szCs w:val="20"/>
+                <w:lang w:eastAsia="es-PY"/>
+                <w14:ligatures w14:val="none"/>
+              </w:rPr>
+            </w:pPr>
+            <w:r>
+              <w:rPr>
+                <w:rFonts w:ascii="Arial" w:eastAsia="Times New Roman" w:hAnsi="Arial" w:cs="Arial"/>
+                <w:color w:val="000000"/>
+                <w:kern w:val="0"/>
+                <w:sz w:val="20"/>
+                <w:szCs w:val="20"/>
+                <w:lang w:eastAsia="es-PY"/>
+                <w14:ligatures w14:val="none"/>
+              </w:rPr>
+              <w:t>Numérica Discreta</w:t>
+            </w:r>
+          </w:p>
+        </w:tc>
+        <w:tc>
+          <w:tcPr>
+            <w:tcW w:w="0" w:type="auto"/>
+            <w:tcBorders>
+              <w:top w:val="nil"/>
+              <w:left w:val="nil"/>
+              <w:bottom w:val="single" w:sz="4" w:space="0" w:color="auto"/>
+              <w:right w:val="single" w:sz="4" w:space="0" w:color="auto"/>
+            </w:tcBorders>
+            <w:noWrap/>
+            <w:vAlign w:val="center"/>
+            <w:hideMark/>
+          </w:tcPr>
+          <w:p>
+            <w:pPr>
+              <w:spacing w:after="0" w:line="240" w:lineRule="auto"/>
+              <w:jc w:val="center"/>
+              <w:rPr>
+                <w:rFonts w:ascii="Arial" w:eastAsia="Times New Roman" w:hAnsi="Arial" w:cs="Arial"/>
+                <w:color w:val="000000"/>
+                <w:kern w:val="0"/>
+                <w:sz w:val="20"/>
+                <w:szCs w:val="20"/>
+                <w:lang w:eastAsia="es-PY"/>
+                <w14:ligatures w14:val="none"/>
+              </w:rPr>
+            </w:pPr>
+            <w:r>
+              <w:rPr>
+                <w:rFonts w:ascii="Arial" w:eastAsia="Times New Roman" w:hAnsi="Arial" w:cs="Arial"/>
+                <w:color w:val="000000"/>
+                <w:kern w:val="0"/>
+                <w:sz w:val="20"/>
+                <w:szCs w:val="20"/>
+                <w:lang w:eastAsia="es-PY"/>
+                <w14:ligatures w14:val="none"/>
+              </w:rPr>
+              <w:t>Años lectivos aprobados (0 a 22+)</w:t>
+            </w:r>
+          </w:p>
+        </w:tc>
+        <w:tc>
+          <w:tcPr>
+            <w:tcW w:w="0" w:type="auto"/>
+            <w:tcBorders>
+              <w:top w:val="nil"/>
+              <w:left w:val="nil"/>
+              <w:bottom w:val="single" w:sz="4" w:space="0" w:color="auto"/>
+              <w:right w:val="single" w:sz="4" w:space="0" w:color="auto"/>
+            </w:tcBorders>
+            <w:noWrap/>
+            <w:vAlign w:val="bottom"/>
+            <w:hideMark/>
+          </w:tcPr>
+          <w:p>
+            <w:pPr>
+              <w:spacing w:after="0" w:line="240" w:lineRule="auto"/>
+              <w:rPr>
+                <w:rFonts w:ascii="Arial" w:eastAsia="Times New Roman" w:hAnsi="Arial" w:cs="Arial"/>
+                <w:color w:val="000000"/>
+                <w:kern w:val="0"/>
+                <w:sz w:val="20"/>
+                <w:szCs w:val="20"/>
+                <w:lang w:eastAsia="es-PY"/>
+                <w14:ligatures w14:val="none"/>
+              </w:rPr>
+            </w:pPr>
+            <w:r>
+              <w:rPr>
+                <w:rFonts w:ascii="Arial" w:eastAsia="Times New Roman" w:hAnsi="Arial" w:cs="Arial"/>
+                <w:color w:val="000000"/>
+                <w:kern w:val="0"/>
+                <w:sz w:val="20"/>
+                <w:szCs w:val="20"/>
+                <w:lang w:eastAsia="es-PY"/>
+                <w14:ligatures w14:val="none"/>
+              </w:rPr>
+              <w:t>&lt;0.5%</w:t>
+            </w:r>
+          </w:p>
+        </w:tc>
+      </w:tr>
+      <w:tr>
+        <w:trPr>
+          <w:trHeight w:val="900"/>
+        </w:trPr>
+        <w:tc>
+          <w:tcPr>
+            <w:tcW w:w="421" w:type="dxa"/>
+            <w:tcBorders>
+              <w:top w:val="nil"/>
+              <w:left w:val="single" w:sz="4" w:space="0" w:color="auto"/>
+              <w:bottom w:val="single" w:sz="4" w:space="0" w:color="auto"/>
+              <w:right w:val="single" w:sz="4" w:space="0" w:color="auto"/>
+            </w:tcBorders>
+            <w:shd w:val="clear" w:color="000000" w:fill="D1F1DA"/>
+            <w:noWrap/>
+            <w:vAlign w:val="center"/>
+            <w:hideMark/>
+          </w:tcPr>
+          <w:p>
+            <w:pPr>
+              <w:spacing w:after="0" w:line="240" w:lineRule="auto"/>
+              <w:jc w:val="center"/>
+              <w:rPr>
+                <w:rFonts w:ascii="Arial" w:eastAsia="Times New Roman" w:hAnsi="Arial" w:cs="Arial"/>
+                <w:b/>
+                <w:bCs/>
+                <w:color w:val="000000"/>
+                <w:kern w:val="0"/>
+                <w:sz w:val="20"/>
+                <w:szCs w:val="20"/>
+                <w:lang w:eastAsia="es-PY"/>
+                <w14:ligatures w14:val="none"/>
+              </w:rPr>
+            </w:pPr>
+            <w:r>
+              <w:rPr>
+                <w:rFonts w:ascii="Arial" w:eastAsia="Times New Roman" w:hAnsi="Arial" w:cs="Arial"/>
+                <w:b/>
+                <w:bCs/>
+                <w:color w:val="000000"/>
+                <w:kern w:val="0"/>
+                <w:sz w:val="20"/>
+                <w:szCs w:val="20"/>
+                <w:lang w:eastAsia="es-PY"/>
+                <w14:ligatures w14:val="none"/>
+              </w:rPr>
+              <w:t>10</w:t>
+            </w:r>
+          </w:p>
+        </w:tc>
+        <w:tc>
+          <w:tcPr>
+            <w:tcW w:w="872" w:type="dxa"/>
+            <w:tcBorders>
+              <w:top w:val="nil"/>
+              <w:left w:val="nil"/>
+              <w:bottom w:val="single" w:sz="4" w:space="0" w:color="auto"/>
+              <w:right w:val="single" w:sz="4" w:space="0" w:color="auto"/>
+            </w:tcBorders>
+            <w:noWrap/>
+            <w:vAlign w:val="center"/>
+            <w:hideMark/>
+          </w:tcPr>
+          <w:p>
+            <w:pPr>
+              <w:spacing w:after="0" w:line="240" w:lineRule="auto"/>
+              <w:jc w:val="center"/>
+              <w:rPr>
+                <w:rFonts w:ascii="Arial" w:eastAsia="Times New Roman" w:hAnsi="Arial" w:cs="Arial"/>
+                <w:color w:val="000000"/>
+                <w:kern w:val="0"/>
+                <w:sz w:val="20"/>
+                <w:szCs w:val="20"/>
+                <w:lang w:eastAsia="es-PY"/>
+                <w14:ligatures w14:val="none"/>
+              </w:rPr>
+            </w:pPr>
+            <w:r>
+              <w:rPr>
+                <w:rFonts w:ascii="Arial" w:eastAsia="Times New Roman" w:hAnsi="Arial" w:cs="Arial"/>
+                <w:color w:val="000000"/>
+                <w:kern w:val="0"/>
+                <w:sz w:val="20"/>
+                <w:szCs w:val="20"/>
+                <w:lang w:eastAsia="es-PY"/>
+                <w14:ligatures w14:val="none"/>
+              </w:rPr>
+              <w:t>ED02 / ED03</w:t>
+            </w:r>
+          </w:p>
+        </w:tc>
+        <w:tc>
+          <w:tcPr>
+            <w:tcW w:w="0" w:type="auto"/>
+            <w:tcBorders>
+              <w:top w:val="nil"/>
+              <w:left w:val="nil"/>
+              <w:bottom w:val="single" w:sz="4" w:space="0" w:color="auto"/>
+              <w:right w:val="single" w:sz="4" w:space="0" w:color="auto"/>
+            </w:tcBorders>
+            <w:vAlign w:val="center"/>
+            <w:hideMark/>
+          </w:tcPr>
+          <w:p>
+            <w:pPr>
+              <w:spacing w:after="0" w:line="240" w:lineRule="auto"/>
+              <w:rPr>
+                <w:rFonts w:ascii="Arial" w:eastAsia="Times New Roman" w:hAnsi="Arial" w:cs="Arial"/>
+                <w:color w:val="000000"/>
+                <w:kern w:val="0"/>
+                <w:sz w:val="20"/>
+                <w:szCs w:val="20"/>
+                <w:lang w:eastAsia="es-PY"/>
+                <w14:ligatures w14:val="none"/>
+              </w:rPr>
+            </w:pPr>
+            <w:r>
+              <w:rPr>
+                <w:rFonts w:ascii="Arial" w:eastAsia="Times New Roman" w:hAnsi="Arial" w:cs="Arial"/>
+                <w:color w:val="000000"/>
+                <w:kern w:val="0"/>
+                <w:sz w:val="20"/>
+                <w:szCs w:val="20"/>
+                <w:lang w:eastAsia="es-PY"/>
+                <w14:ligatures w14:val="none"/>
+              </w:rPr>
+              <w:t>Máximo nivel educativo alcanzado y cursado</w:t>
+            </w:r>
+          </w:p>
+        </w:tc>
+        <w:tc>
+          <w:tcPr>
+            <w:tcW w:w="0" w:type="auto"/>
+            <w:tcBorders>
+              <w:top w:val="nil"/>
+              <w:left w:val="nil"/>
+              <w:bottom w:val="single" w:sz="4" w:space="0" w:color="auto"/>
+              <w:right w:val="single" w:sz="4" w:space="0" w:color="auto"/>
+            </w:tcBorders>
+            <w:noWrap/>
+            <w:vAlign w:val="bottom"/>
+            <w:hideMark/>
+          </w:tcPr>
+          <w:p>
+            <w:pPr>
+              <w:spacing w:after="0" w:line="240" w:lineRule="auto"/>
+              <w:rPr>
+                <w:rFonts w:ascii="Arial" w:eastAsia="Times New Roman" w:hAnsi="Arial" w:cs="Arial"/>
+                <w:color w:val="000000"/>
+                <w:kern w:val="0"/>
+                <w:sz w:val="20"/>
+                <w:szCs w:val="20"/>
+                <w:lang w:eastAsia="es-PY"/>
+                <w14:ligatures w14:val="none"/>
+              </w:rPr>
+            </w:pPr>
+            <w:r>
+              <w:rPr>
+                <w:rFonts w:ascii="Arial" w:eastAsia="Times New Roman" w:hAnsi="Arial" w:cs="Arial"/>
+                <w:color w:val="000000"/>
+                <w:kern w:val="0"/>
+                <w:sz w:val="20"/>
+                <w:szCs w:val="20"/>
+                <w:lang w:eastAsia="es-PY"/>
+                <w14:ligatures w14:val="none"/>
+              </w:rPr>
+              <w:t>Categórica Ordenada</w:t>
+            </w:r>
+          </w:p>
+        </w:tc>
+        <w:tc>
+          <w:tcPr>
+            <w:tcW w:w="0" w:type="auto"/>
+            <w:tcBorders>
+              <w:top w:val="nil"/>
+              <w:left w:val="nil"/>
+              <w:bottom w:val="single" w:sz="4" w:space="0" w:color="auto"/>
+              <w:right w:val="single" w:sz="4" w:space="0" w:color="auto"/>
+            </w:tcBorders>
+            <w:vAlign w:val="center"/>
+            <w:hideMark/>
+          </w:tcPr>
+          <w:p>
+            <w:pPr>
+              <w:spacing w:after="0" w:line="240" w:lineRule="auto"/>
+              <w:jc w:val="center"/>
+              <w:rPr>
+                <w:rFonts w:ascii="Arial" w:eastAsia="Times New Roman" w:hAnsi="Arial" w:cs="Arial"/>
+                <w:color w:val="000000"/>
+                <w:kern w:val="0"/>
+                <w:sz w:val="20"/>
+                <w:szCs w:val="20"/>
+                <w:lang w:eastAsia="es-PY"/>
+                <w14:ligatures w14:val="none"/>
+              </w:rPr>
+            </w:pPr>
+            <w:r>
+              <w:rPr>
+                <w:rFonts w:ascii="Arial" w:eastAsia="Times New Roman" w:hAnsi="Arial" w:cs="Arial"/>
+                <w:color w:val="000000"/>
+                <w:kern w:val="0"/>
+                <w:sz w:val="20"/>
+                <w:szCs w:val="20"/>
+                <w:lang w:eastAsia="es-PY"/>
+                <w14:ligatures w14:val="none"/>
+              </w:rPr>
+              <w:t>1 = Sin instrucción, 2 = Educación Básica, 3 = Educación Media, 4 = Terciaria / Universitaria</w:t>
+            </w:r>
+          </w:p>
+        </w:tc>
+        <w:tc>
+          <w:tcPr>
+            <w:tcW w:w="0" w:type="auto"/>
+            <w:tcBorders>
+              <w:top w:val="nil"/>
+              <w:left w:val="nil"/>
+              <w:bottom w:val="single" w:sz="4" w:space="0" w:color="auto"/>
+              <w:right w:val="single" w:sz="4" w:space="0" w:color="auto"/>
+            </w:tcBorders>
+            <w:noWrap/>
+            <w:vAlign w:val="center"/>
+            <w:hideMark/>
+          </w:tcPr>
+          <w:p>
+            <w:pPr>
+              <w:spacing w:after="0" w:line="240" w:lineRule="auto"/>
+              <w:rPr>
+                <w:rFonts w:ascii="Arial" w:eastAsia="Times New Roman" w:hAnsi="Arial" w:cs="Arial"/>
+                <w:color w:val="000000"/>
+                <w:kern w:val="0"/>
+                <w:sz w:val="20"/>
+                <w:szCs w:val="20"/>
+                <w:lang w:eastAsia="es-PY"/>
+                <w14:ligatures w14:val="none"/>
+              </w:rPr>
+            </w:pPr>
+            <w:r>
+              <w:rPr>
+                <w:rFonts w:ascii="Arial" w:eastAsia="Times New Roman" w:hAnsi="Arial" w:cs="Arial"/>
+                <w:color w:val="000000"/>
+                <w:kern w:val="0"/>
+                <w:sz w:val="20"/>
+                <w:szCs w:val="20"/>
+                <w:lang w:eastAsia="es-PY"/>
+                <w14:ligatures w14:val="none"/>
+              </w:rPr>
+              <w:t>&lt;0.5%</w:t>
+            </w:r>
+          </w:p>
+        </w:tc>
+      </w:tr>
+      <w:tr>
+        <w:trPr>
+          <w:trHeight w:val="300"/>
+        </w:trPr>
+        <w:tc>
+          <w:tcPr>
+            <w:tcW w:w="421" w:type="dxa"/>
+            <w:tcBorders>
+              <w:top w:val="nil"/>
+              <w:left w:val="single" w:sz="4" w:space="0" w:color="auto"/>
+              <w:bottom w:val="single" w:sz="4" w:space="0" w:color="auto"/>
+              <w:right w:val="single" w:sz="4" w:space="0" w:color="auto"/>
+            </w:tcBorders>
+            <w:shd w:val="clear" w:color="000000" w:fill="D1F1DA"/>
+            <w:noWrap/>
+            <w:vAlign w:val="center"/>
+            <w:hideMark/>
+          </w:tcPr>
+          <w:p>
+            <w:pPr>
+              <w:spacing w:after="0" w:line="240" w:lineRule="auto"/>
+              <w:jc w:val="center"/>
+              <w:rPr>
+                <w:rFonts w:ascii="Arial" w:eastAsia="Times New Roman" w:hAnsi="Arial" w:cs="Arial"/>
+                <w:b/>
+                <w:bCs/>
+                <w:color w:val="000000"/>
+                <w:kern w:val="0"/>
+                <w:sz w:val="20"/>
+                <w:szCs w:val="20"/>
+                <w:lang w:eastAsia="es-PY"/>
+                <w14:ligatures w14:val="none"/>
+              </w:rPr>
+            </w:pPr>
+            <w:r>
+              <w:rPr>
+                <w:rFonts w:ascii="Arial" w:eastAsia="Times New Roman" w:hAnsi="Arial" w:cs="Arial"/>
+                <w:b/>
+                <w:bCs/>
+                <w:color w:val="000000"/>
+                <w:kern w:val="0"/>
+                <w:sz w:val="20"/>
+                <w:szCs w:val="20"/>
+                <w:lang w:eastAsia="es-PY"/>
+                <w14:ligatures w14:val="none"/>
+              </w:rPr>
+              <w:t>11</w:t>
+            </w:r>
+          </w:p>
+        </w:tc>
+        <w:tc>
+          <w:tcPr>
+            <w:tcW w:w="872" w:type="dxa"/>
+            <w:tcBorders>
+              <w:top w:val="nil"/>
+              <w:left w:val="nil"/>
+              <w:bottom w:val="single" w:sz="4" w:space="0" w:color="auto"/>
+              <w:right w:val="single" w:sz="4" w:space="0" w:color="auto"/>
+            </w:tcBorders>
+            <w:noWrap/>
+            <w:vAlign w:val="center"/>
+            <w:hideMark/>
+          </w:tcPr>
+          <w:p>
+            <w:pPr>
+              <w:spacing w:after="0" w:line="240" w:lineRule="auto"/>
+              <w:jc w:val="center"/>
+              <w:rPr>
+                <w:rFonts w:ascii="Arial" w:eastAsia="Times New Roman" w:hAnsi="Arial" w:cs="Arial"/>
+                <w:color w:val="000000"/>
+                <w:kern w:val="0"/>
+                <w:sz w:val="20"/>
+                <w:szCs w:val="20"/>
+                <w:lang w:eastAsia="es-PY"/>
+                <w14:ligatures w14:val="none"/>
+              </w:rPr>
+            </w:pPr>
+            <w:r>
+              <w:rPr>
+                <w:rFonts w:ascii="Arial" w:eastAsia="Times New Roman" w:hAnsi="Arial" w:cs="Arial"/>
+                <w:color w:val="000000"/>
+                <w:kern w:val="0"/>
+                <w:sz w:val="20"/>
+                <w:szCs w:val="20"/>
+                <w:lang w:eastAsia="es-PY"/>
+                <w14:ligatures w14:val="none"/>
+              </w:rPr>
+              <w:t>PEA / CONDOM</w:t>
+            </w:r>
+          </w:p>
+        </w:tc>
+        <w:tc>
+          <w:tcPr>
+            <w:tcW w:w="0" w:type="auto"/>
+            <w:tcBorders>
+              <w:top w:val="nil"/>
+              <w:left w:val="nil"/>
+              <w:bottom w:val="single" w:sz="4" w:space="0" w:color="auto"/>
+              <w:right w:val="single" w:sz="4" w:space="0" w:color="auto"/>
+            </w:tcBorders>
+            <w:vAlign w:val="bottom"/>
+            <w:hideMark/>
+          </w:tcPr>
+          <w:p>
+            <w:pPr>
+              <w:spacing w:after="0" w:line="240" w:lineRule="auto"/>
+              <w:rPr>
+                <w:rFonts w:ascii="Arial" w:eastAsia="Times New Roman" w:hAnsi="Arial" w:cs="Arial"/>
+                <w:color w:val="000000"/>
+                <w:kern w:val="0"/>
+                <w:sz w:val="20"/>
+                <w:szCs w:val="20"/>
+                <w:lang w:eastAsia="es-PY"/>
+                <w14:ligatures w14:val="none"/>
+              </w:rPr>
+            </w:pPr>
+            <w:r>
+              <w:rPr>
+                <w:rFonts w:ascii="Arial" w:eastAsia="Times New Roman" w:hAnsi="Arial" w:cs="Arial"/>
+                <w:color w:val="000000"/>
+                <w:kern w:val="0"/>
+                <w:sz w:val="20"/>
+                <w:szCs w:val="20"/>
+                <w:lang w:eastAsia="es-PY"/>
+                <w14:ligatures w14:val="none"/>
+              </w:rPr>
+              <w:t>Condición de actividad económica</w:t>
+            </w:r>
+          </w:p>
+        </w:tc>
+        <w:tc>
+          <w:tcPr>
+            <w:tcW w:w="0" w:type="auto"/>
+            <w:tcBorders>
+              <w:top w:val="nil"/>
+              <w:left w:val="nil"/>
+              <w:bottom w:val="single" w:sz="4" w:space="0" w:color="auto"/>
+              <w:right w:val="single" w:sz="4" w:space="0" w:color="auto"/>
+            </w:tcBorders>
+            <w:noWrap/>
+            <w:vAlign w:val="bottom"/>
+            <w:hideMark/>
+          </w:tcPr>
+          <w:p>
+            <w:pPr>
+              <w:spacing w:after="0" w:line="240" w:lineRule="auto"/>
+              <w:rPr>
+                <w:rFonts w:ascii="Arial" w:eastAsia="Times New Roman" w:hAnsi="Arial" w:cs="Arial"/>
+                <w:color w:val="000000"/>
+                <w:kern w:val="0"/>
+                <w:sz w:val="20"/>
+                <w:szCs w:val="20"/>
+                <w:lang w:eastAsia="es-PY"/>
+                <w14:ligatures w14:val="none"/>
+              </w:rPr>
+            </w:pPr>
+            <w:r>
+              <w:rPr>
+                <w:rFonts w:ascii="Arial" w:eastAsia="Times New Roman" w:hAnsi="Arial" w:cs="Arial"/>
+                <w:color w:val="000000"/>
+                <w:kern w:val="0"/>
+                <w:sz w:val="20"/>
+                <w:szCs w:val="20"/>
+                <w:lang w:eastAsia="es-PY"/>
+                <w14:ligatures w14:val="none"/>
+              </w:rPr>
+              <w:t>Categórica</w:t>
+            </w:r>
+          </w:p>
+        </w:tc>
+        <w:tc>
+          <w:tcPr>
+            <w:tcW w:w="0" w:type="auto"/>
+            <w:tcBorders>
+              <w:top w:val="nil"/>
+              <w:left w:val="nil"/>
+              <w:bottom w:val="single" w:sz="4" w:space="0" w:color="auto"/>
+              <w:right w:val="single" w:sz="4" w:space="0" w:color="auto"/>
+            </w:tcBorders>
+            <w:noWrap/>
+            <w:vAlign w:val="center"/>
+            <w:hideMark/>
+          </w:tcPr>
+          <w:p>
+            <w:pPr>
+              <w:spacing w:after="0" w:line="240" w:lineRule="auto"/>
+              <w:jc w:val="center"/>
+              <w:rPr>
+                <w:rFonts w:ascii="Arial" w:eastAsia="Times New Roman" w:hAnsi="Arial" w:cs="Arial"/>
+                <w:color w:val="000000"/>
+                <w:kern w:val="0"/>
+                <w:sz w:val="20"/>
+                <w:szCs w:val="20"/>
+                <w:lang w:eastAsia="es-PY"/>
+                <w14:ligatures w14:val="none"/>
+              </w:rPr>
+            </w:pPr>
+            <w:r>
+              <w:rPr>
+                <w:rFonts w:ascii="Arial" w:eastAsia="Times New Roman" w:hAnsi="Arial" w:cs="Arial"/>
+                <w:color w:val="000000"/>
+                <w:kern w:val="0"/>
+                <w:sz w:val="20"/>
+                <w:szCs w:val="20"/>
+                <w:lang w:eastAsia="es-PY"/>
+                <w14:ligatures w14:val="none"/>
+              </w:rPr>
+              <w:t>1 = Ocupado, 2 = Desocupado, 3 = Inactivo</w:t>
+            </w:r>
+          </w:p>
+        </w:tc>
+        <w:tc>
+          <w:tcPr>
+            <w:tcW w:w="0" w:type="auto"/>
+            <w:tcBorders>
+              <w:top w:val="nil"/>
+              <w:left w:val="nil"/>
+              <w:bottom w:val="single" w:sz="4" w:space="0" w:color="auto"/>
+              <w:right w:val="single" w:sz="4" w:space="0" w:color="auto"/>
+            </w:tcBorders>
+            <w:noWrap/>
+            <w:vAlign w:val="bottom"/>
+            <w:hideMark/>
+          </w:tcPr>
+          <w:p>
+            <w:pPr>
+              <w:spacing w:after="0" w:line="240" w:lineRule="auto"/>
+              <w:rPr>
+                <w:rFonts w:ascii="Arial" w:eastAsia="Times New Roman" w:hAnsi="Arial" w:cs="Arial"/>
+                <w:color w:val="000000"/>
+                <w:kern w:val="0"/>
+                <w:sz w:val="20"/>
+                <w:szCs w:val="20"/>
+                <w:lang w:eastAsia="es-PY"/>
+                <w14:ligatures w14:val="none"/>
+              </w:rPr>
+            </w:pPr>
+            <w:r>
+              <w:rPr>
+                <w:rFonts w:ascii="Arial" w:eastAsia="Times New Roman" w:hAnsi="Arial" w:cs="Arial"/>
+                <w:color w:val="000000"/>
+                <w:kern w:val="0"/>
+                <w:sz w:val="20"/>
+                <w:szCs w:val="20"/>
+                <w:lang w:eastAsia="es-PY"/>
+                <w14:ligatures w14:val="none"/>
+              </w:rPr>
+              <w:t>0.0%</w:t>
+            </w:r>
+          </w:p>
+        </w:tc>
+      </w:tr>
+      <w:tr>
+        <w:trPr>
+          <w:trHeight w:val="600"/>
+        </w:trPr>
+        <w:tc>
+          <w:tcPr>
+            <w:tcW w:w="421" w:type="dxa"/>
+            <w:tcBorders>
+              <w:top w:val="nil"/>
+              <w:left w:val="single" w:sz="4" w:space="0" w:color="auto"/>
+              <w:bottom w:val="single" w:sz="4" w:space="0" w:color="auto"/>
+              <w:right w:val="single" w:sz="4" w:space="0" w:color="auto"/>
+            </w:tcBorders>
+            <w:shd w:val="clear" w:color="000000" w:fill="D1F1DA"/>
+            <w:noWrap/>
+            <w:vAlign w:val="center"/>
+            <w:hideMark/>
+          </w:tcPr>
+          <w:p>
+            <w:pPr>
+              <w:spacing w:after="0" w:line="240" w:lineRule="auto"/>
+              <w:jc w:val="center"/>
+              <w:rPr>
+                <w:rFonts w:ascii="Arial" w:eastAsia="Times New Roman" w:hAnsi="Arial" w:cs="Arial"/>
+                <w:b/>
+                <w:bCs/>
+                <w:color w:val="000000"/>
+                <w:kern w:val="0"/>
+                <w:sz w:val="20"/>
+                <w:szCs w:val="20"/>
+                <w:lang w:eastAsia="es-PY"/>
+                <w14:ligatures w14:val="none"/>
+              </w:rPr>
+            </w:pPr>
+            <w:r>
+              <w:rPr>
+                <w:rFonts w:ascii="Arial" w:eastAsia="Times New Roman" w:hAnsi="Arial" w:cs="Arial"/>
+                <w:b/>
+                <w:bCs/>
+                <w:color w:val="000000"/>
+                <w:kern w:val="0"/>
+                <w:sz w:val="20"/>
+                <w:szCs w:val="20"/>
+                <w:lang w:eastAsia="es-PY"/>
+                <w14:ligatures w14:val="none"/>
+              </w:rPr>
+              <w:t>12</w:t>
+            </w:r>
+          </w:p>
+        </w:tc>
+        <w:tc>
+          <w:tcPr>
+            <w:tcW w:w="872" w:type="dxa"/>
+            <w:tcBorders>
+              <w:top w:val="nil"/>
+              <w:left w:val="nil"/>
+              <w:bottom w:val="single" w:sz="4" w:space="0" w:color="auto"/>
+              <w:right w:val="single" w:sz="4" w:space="0" w:color="auto"/>
+            </w:tcBorders>
+            <w:noWrap/>
+            <w:vAlign w:val="center"/>
+            <w:hideMark/>
+          </w:tcPr>
+          <w:p>
+            <w:pPr>
+              <w:spacing w:after="0" w:line="240" w:lineRule="auto"/>
+              <w:jc w:val="center"/>
+              <w:rPr>
+                <w:rFonts w:ascii="Arial" w:eastAsia="Times New Roman" w:hAnsi="Arial" w:cs="Arial"/>
+                <w:color w:val="000000"/>
+                <w:kern w:val="0"/>
+                <w:sz w:val="20"/>
+                <w:szCs w:val="20"/>
+                <w:lang w:eastAsia="es-PY"/>
+                <w14:ligatures w14:val="none"/>
+              </w:rPr>
+            </w:pPr>
+            <w:r>
+              <w:rPr>
+                <w:rFonts w:ascii="Arial" w:eastAsia="Times New Roman" w:hAnsi="Arial" w:cs="Arial"/>
+                <w:color w:val="000000"/>
+                <w:kern w:val="0"/>
+                <w:sz w:val="20"/>
+                <w:szCs w:val="20"/>
+                <w:lang w:eastAsia="es-PY"/>
+                <w14:ligatures w14:val="none"/>
+              </w:rPr>
+              <w:t>INGPRINC</w:t>
+            </w:r>
+          </w:p>
+        </w:tc>
+        <w:tc>
+          <w:tcPr>
+            <w:tcW w:w="0" w:type="auto"/>
+            <w:tcBorders>
+              <w:top w:val="nil"/>
+              <w:left w:val="nil"/>
+              <w:bottom w:val="single" w:sz="4" w:space="0" w:color="auto"/>
+              <w:right w:val="single" w:sz="4" w:space="0" w:color="auto"/>
+            </w:tcBorders>
+            <w:vAlign w:val="bottom"/>
+            <w:hideMark/>
+          </w:tcPr>
+          <w:p>
+            <w:pPr>
+              <w:spacing w:after="0" w:line="240" w:lineRule="auto"/>
+              <w:rPr>
+                <w:rFonts w:ascii="Arial" w:eastAsia="Times New Roman" w:hAnsi="Arial" w:cs="Arial"/>
+                <w:color w:val="000000"/>
+                <w:kern w:val="0"/>
+                <w:sz w:val="20"/>
+                <w:szCs w:val="20"/>
+                <w:lang w:eastAsia="es-PY"/>
+                <w14:ligatures w14:val="none"/>
+              </w:rPr>
+            </w:pPr>
+            <w:r>
+              <w:rPr>
+                <w:rFonts w:ascii="Arial" w:eastAsia="Times New Roman" w:hAnsi="Arial" w:cs="Arial"/>
+                <w:color w:val="000000"/>
+                <w:kern w:val="0"/>
+                <w:sz w:val="20"/>
+                <w:szCs w:val="20"/>
+                <w:lang w:eastAsia="es-PY"/>
+                <w14:ligatures w14:val="none"/>
+              </w:rPr>
+              <w:t>Ingreso monetario de la ocupación principal</w:t>
+            </w:r>
+          </w:p>
+        </w:tc>
+        <w:tc>
+          <w:tcPr>
+            <w:tcW w:w="0" w:type="auto"/>
+            <w:tcBorders>
+              <w:top w:val="nil"/>
+              <w:left w:val="nil"/>
+              <w:bottom w:val="single" w:sz="4" w:space="0" w:color="auto"/>
+              <w:right w:val="single" w:sz="4" w:space="0" w:color="auto"/>
+            </w:tcBorders>
+            <w:noWrap/>
+            <w:vAlign w:val="bottom"/>
+            <w:hideMark/>
+          </w:tcPr>
+          <w:p>
+            <w:pPr>
+              <w:spacing w:after="0" w:line="240" w:lineRule="auto"/>
+              <w:rPr>
+                <w:rFonts w:ascii="Arial" w:eastAsia="Times New Roman" w:hAnsi="Arial" w:cs="Arial"/>
+                <w:color w:val="000000"/>
+                <w:kern w:val="0"/>
+                <w:sz w:val="20"/>
+                <w:szCs w:val="20"/>
+                <w:lang w:eastAsia="es-PY"/>
+                <w14:ligatures w14:val="none"/>
+              </w:rPr>
+            </w:pPr>
+            <w:r>
+              <w:rPr>
+                <w:rFonts w:ascii="Arial" w:eastAsia="Times New Roman" w:hAnsi="Arial" w:cs="Arial"/>
+                <w:color w:val="000000"/>
+                <w:kern w:val="0"/>
+                <w:sz w:val="20"/>
+                <w:szCs w:val="20"/>
+                <w:lang w:eastAsia="es-PY"/>
+                <w14:ligatures w14:val="none"/>
+              </w:rPr>
+              <w:t>Numérica Continua</w:t>
+            </w:r>
+          </w:p>
+        </w:tc>
+        <w:tc>
+          <w:tcPr>
+            <w:tcW w:w="0" w:type="auto"/>
+            <w:tcBorders>
+              <w:top w:val="nil"/>
+              <w:left w:val="nil"/>
+              <w:bottom w:val="single" w:sz="4" w:space="0" w:color="auto"/>
+              <w:right w:val="single" w:sz="4" w:space="0" w:color="auto"/>
+            </w:tcBorders>
+            <w:noWrap/>
+            <w:vAlign w:val="center"/>
+            <w:hideMark/>
+          </w:tcPr>
+          <w:p>
+            <w:pPr>
+              <w:spacing w:after="0" w:line="240" w:lineRule="auto"/>
+              <w:jc w:val="center"/>
+              <w:rPr>
+                <w:rFonts w:ascii="Arial" w:eastAsia="Times New Roman" w:hAnsi="Arial" w:cs="Arial"/>
+                <w:color w:val="000000"/>
+                <w:kern w:val="0"/>
+                <w:sz w:val="20"/>
+                <w:szCs w:val="20"/>
+                <w:lang w:eastAsia="es-PY"/>
+                <w14:ligatures w14:val="none"/>
+              </w:rPr>
+            </w:pPr>
+            <w:r>
+              <w:rPr>
+                <w:rFonts w:ascii="Arial" w:eastAsia="Times New Roman" w:hAnsi="Arial" w:cs="Arial"/>
+                <w:color w:val="000000"/>
+                <w:kern w:val="0"/>
+                <w:sz w:val="20"/>
+                <w:szCs w:val="20"/>
+                <w:lang w:eastAsia="es-PY"/>
+                <w14:ligatures w14:val="none"/>
+              </w:rPr>
+              <w:t>Guaraníes paraguayos (PYG)</w:t>
+            </w:r>
+          </w:p>
+        </w:tc>
+        <w:tc>
+          <w:tcPr>
+            <w:tcW w:w="0" w:type="auto"/>
+            <w:tcBorders>
+              <w:top w:val="nil"/>
+              <w:left w:val="nil"/>
+              <w:bottom w:val="single" w:sz="4" w:space="0" w:color="auto"/>
+              <w:right w:val="single" w:sz="4" w:space="0" w:color="auto"/>
+            </w:tcBorders>
+            <w:vAlign w:val="bottom"/>
+            <w:hideMark/>
+          </w:tcPr>
+          <w:p>
+            <w:pPr>
+              <w:spacing w:after="0" w:line="240" w:lineRule="auto"/>
+              <w:rPr>
+                <w:rFonts w:ascii="Arial" w:eastAsia="Times New Roman" w:hAnsi="Arial" w:cs="Arial"/>
+                <w:color w:val="000000"/>
+                <w:kern w:val="0"/>
+                <w:sz w:val="20"/>
+                <w:szCs w:val="20"/>
+                <w:lang w:eastAsia="es-PY"/>
+                <w14:ligatures w14:val="none"/>
+              </w:rPr>
+            </w:pPr>
+            <w:r>
+              <w:rPr>
+                <w:rFonts w:ascii="Arial" w:eastAsia="Times New Roman" w:hAnsi="Arial" w:cs="Arial"/>
+                <w:color w:val="000000"/>
+                <w:kern w:val="0"/>
+                <w:sz w:val="20"/>
+                <w:szCs w:val="20"/>
+                <w:lang w:eastAsia="es-PY"/>
+                <w14:ligatures w14:val="none"/>
+              </w:rPr>
+              <w:t>Se calcula solo para Ocupados (Faltantes en inactivos)</w:t>
+            </w:r>
+          </w:p>
+        </w:tc>
+      </w:tr>
+      <w:tr>
+        <w:trPr>
+          <w:trHeight w:val="600"/>
+        </w:trPr>
+        <w:tc>
+          <w:tcPr>
+            <w:tcW w:w="421" w:type="dxa"/>
+            <w:tcBorders>
+              <w:top w:val="nil"/>
+              <w:left w:val="single" w:sz="4" w:space="0" w:color="auto"/>
+              <w:bottom w:val="single" w:sz="4" w:space="0" w:color="auto"/>
+              <w:right w:val="single" w:sz="4" w:space="0" w:color="auto"/>
+            </w:tcBorders>
+            <w:shd w:val="clear" w:color="000000" w:fill="D1F1DA"/>
+            <w:noWrap/>
+            <w:vAlign w:val="center"/>
+            <w:hideMark/>
+          </w:tcPr>
+          <w:p>
+            <w:pPr>
+              <w:spacing w:after="0" w:line="240" w:lineRule="auto"/>
+              <w:jc w:val="center"/>
+              <w:rPr>
+                <w:rFonts w:ascii="Arial" w:eastAsia="Times New Roman" w:hAnsi="Arial" w:cs="Arial"/>
+                <w:b/>
+                <w:bCs/>
+                <w:color w:val="000000"/>
+                <w:kern w:val="0"/>
+                <w:sz w:val="20"/>
+                <w:szCs w:val="20"/>
+                <w:lang w:eastAsia="es-PY"/>
+                <w14:ligatures w14:val="none"/>
+              </w:rPr>
+            </w:pPr>
+            <w:r>
+              <w:rPr>
+                <w:rFonts w:ascii="Arial" w:eastAsia="Times New Roman" w:hAnsi="Arial" w:cs="Arial"/>
+                <w:b/>
+                <w:bCs/>
+                <w:color w:val="000000"/>
+                <w:kern w:val="0"/>
+                <w:sz w:val="20"/>
+                <w:szCs w:val="20"/>
+                <w:lang w:eastAsia="es-PY"/>
+                <w14:ligatures w14:val="none"/>
+              </w:rPr>
+              <w:t>13</w:t>
+            </w:r>
+          </w:p>
+        </w:tc>
+        <w:tc>
+          <w:tcPr>
+            <w:tcW w:w="872" w:type="dxa"/>
+            <w:tcBorders>
+              <w:top w:val="nil"/>
+              <w:left w:val="nil"/>
+              <w:bottom w:val="single" w:sz="4" w:space="0" w:color="auto"/>
+              <w:right w:val="single" w:sz="4" w:space="0" w:color="auto"/>
+            </w:tcBorders>
+            <w:noWrap/>
+            <w:vAlign w:val="center"/>
+            <w:hideMark/>
+          </w:tcPr>
+          <w:p>
+            <w:pPr>
+              <w:spacing w:after="0" w:line="240" w:lineRule="auto"/>
+              <w:jc w:val="center"/>
+              <w:rPr>
+                <w:rFonts w:ascii="Arial" w:eastAsia="Times New Roman" w:hAnsi="Arial" w:cs="Arial"/>
+                <w:color w:val="000000"/>
+                <w:kern w:val="0"/>
+                <w:sz w:val="20"/>
+                <w:szCs w:val="20"/>
+                <w:lang w:eastAsia="es-PY"/>
+                <w14:ligatures w14:val="none"/>
+              </w:rPr>
+            </w:pPr>
+            <w:r>
+              <w:rPr>
+                <w:rFonts w:ascii="Arial" w:eastAsia="Times New Roman" w:hAnsi="Arial" w:cs="Arial"/>
+                <w:color w:val="000000"/>
+                <w:kern w:val="0"/>
+                <w:sz w:val="20"/>
+                <w:szCs w:val="20"/>
+                <w:lang w:eastAsia="es-PY"/>
+                <w14:ligatures w14:val="none"/>
+              </w:rPr>
+              <w:t>INGTOT</w:t>
+            </w:r>
+          </w:p>
+        </w:tc>
+        <w:tc>
+          <w:tcPr>
+            <w:tcW w:w="0" w:type="auto"/>
+            <w:tcBorders>
+              <w:top w:val="nil"/>
+              <w:left w:val="nil"/>
+              <w:bottom w:val="single" w:sz="4" w:space="0" w:color="auto"/>
+              <w:right w:val="single" w:sz="4" w:space="0" w:color="auto"/>
+            </w:tcBorders>
+            <w:vAlign w:val="bottom"/>
+            <w:hideMark/>
+          </w:tcPr>
+          <w:p>
+            <w:pPr>
+              <w:spacing w:after="0" w:line="240" w:lineRule="auto"/>
+              <w:rPr>
+                <w:rFonts w:ascii="Arial" w:eastAsia="Times New Roman" w:hAnsi="Arial" w:cs="Arial"/>
+                <w:color w:val="000000"/>
+                <w:kern w:val="0"/>
+                <w:sz w:val="20"/>
+                <w:szCs w:val="20"/>
+                <w:lang w:eastAsia="es-PY"/>
+                <w14:ligatures w14:val="none"/>
+              </w:rPr>
+            </w:pPr>
+            <w:r>
+              <w:rPr>
+                <w:rFonts w:ascii="Arial" w:eastAsia="Times New Roman" w:hAnsi="Arial" w:cs="Arial"/>
+                <w:color w:val="000000"/>
+                <w:kern w:val="0"/>
+                <w:sz w:val="20"/>
+                <w:szCs w:val="20"/>
+                <w:lang w:eastAsia="es-PY"/>
+                <w14:ligatures w14:val="none"/>
+              </w:rPr>
+              <w:t>Ingreso monetario total individual</w:t>
+            </w:r>
+          </w:p>
+        </w:tc>
+        <w:tc>
+          <w:tcPr>
+            <w:tcW w:w="0" w:type="auto"/>
+            <w:tcBorders>
+              <w:top w:val="nil"/>
+              <w:left w:val="nil"/>
+              <w:bottom w:val="single" w:sz="4" w:space="0" w:color="auto"/>
+              <w:right w:val="single" w:sz="4" w:space="0" w:color="auto"/>
+            </w:tcBorders>
+            <w:noWrap/>
+            <w:vAlign w:val="bottom"/>
+            <w:hideMark/>
+          </w:tcPr>
+          <w:p>
+            <w:pPr>
+              <w:spacing w:after="0" w:line="240" w:lineRule="auto"/>
+              <w:rPr>
+                <w:rFonts w:ascii="Arial" w:eastAsia="Times New Roman" w:hAnsi="Arial" w:cs="Arial"/>
+                <w:color w:val="000000"/>
+                <w:kern w:val="0"/>
+                <w:sz w:val="20"/>
+                <w:szCs w:val="20"/>
+                <w:lang w:eastAsia="es-PY"/>
+                <w14:ligatures w14:val="none"/>
+              </w:rPr>
+            </w:pPr>
+            <w:r>
+              <w:rPr>
+                <w:rFonts w:ascii="Arial" w:eastAsia="Times New Roman" w:hAnsi="Arial" w:cs="Arial"/>
+                <w:color w:val="000000"/>
+                <w:kern w:val="0"/>
+                <w:sz w:val="20"/>
+                <w:szCs w:val="20"/>
+                <w:lang w:eastAsia="es-PY"/>
+                <w14:ligatures w14:val="none"/>
+              </w:rPr>
+              <w:t>Numérica Continua</w:t>
+            </w:r>
+          </w:p>
+        </w:tc>
+        <w:tc>
+          <w:tcPr>
+            <w:tcW w:w="0" w:type="auto"/>
+            <w:tcBorders>
+              <w:top w:val="nil"/>
+              <w:left w:val="nil"/>
+              <w:bottom w:val="single" w:sz="4" w:space="0" w:color="auto"/>
+              <w:right w:val="single" w:sz="4" w:space="0" w:color="auto"/>
+            </w:tcBorders>
+            <w:noWrap/>
+            <w:vAlign w:val="center"/>
+            <w:hideMark/>
+          </w:tcPr>
+          <w:p>
+            <w:pPr>
+              <w:spacing w:after="0" w:line="240" w:lineRule="auto"/>
+              <w:jc w:val="center"/>
+              <w:rPr>
+                <w:rFonts w:ascii="Arial" w:eastAsia="Times New Roman" w:hAnsi="Arial" w:cs="Arial"/>
+                <w:color w:val="000000"/>
+                <w:kern w:val="0"/>
+                <w:sz w:val="20"/>
+                <w:szCs w:val="20"/>
+                <w:lang w:eastAsia="es-PY"/>
+                <w14:ligatures w14:val="none"/>
+              </w:rPr>
+            </w:pPr>
+            <w:r>
+              <w:rPr>
+                <w:rFonts w:ascii="Arial" w:eastAsia="Times New Roman" w:hAnsi="Arial" w:cs="Arial"/>
+                <w:color w:val="000000"/>
+                <w:kern w:val="0"/>
+                <w:sz w:val="20"/>
+                <w:szCs w:val="20"/>
+                <w:lang w:eastAsia="es-PY"/>
+                <w14:ligatures w14:val="none"/>
+              </w:rPr>
+              <w:t>Guaraníes paraguayos (PYG)</w:t>
+            </w:r>
+          </w:p>
+        </w:tc>
+        <w:tc>
+          <w:tcPr>
+            <w:tcW w:w="0" w:type="auto"/>
+            <w:tcBorders>
+              <w:top w:val="nil"/>
+              <w:left w:val="nil"/>
+              <w:bottom w:val="single" w:sz="4" w:space="0" w:color="auto"/>
+              <w:right w:val="single" w:sz="4" w:space="0" w:color="auto"/>
+            </w:tcBorders>
+            <w:vAlign w:val="bottom"/>
+            <w:hideMark/>
+          </w:tcPr>
+          <w:p>
+            <w:pPr>
+              <w:spacing w:after="0" w:line="240" w:lineRule="auto"/>
+              <w:rPr>
+                <w:rFonts w:ascii="Arial" w:eastAsia="Times New Roman" w:hAnsi="Arial" w:cs="Arial"/>
+                <w:color w:val="000000"/>
+                <w:kern w:val="0"/>
+                <w:sz w:val="20"/>
+                <w:szCs w:val="20"/>
+                <w:lang w:eastAsia="es-PY"/>
+                <w14:ligatures w14:val="none"/>
+              </w:rPr>
+            </w:pPr>
+            <w:r>
+              <w:rPr>
+                <w:rFonts w:ascii="Arial" w:eastAsia="Times New Roman" w:hAnsi="Arial" w:cs="Arial"/>
+                <w:color w:val="000000"/>
+                <w:kern w:val="0"/>
+                <w:sz w:val="20"/>
+                <w:szCs w:val="20"/>
+                <w:lang w:eastAsia="es-PY"/>
+                <w14:ligatures w14:val="none"/>
+              </w:rPr>
+              <w:t>Se calcula para toda la PET con ingresos</w:t>
+            </w:r>
+          </w:p>
+        </w:tc>
+      </w:tr>
+      <w:tr>
+        <w:trPr>
+          <w:trHeight w:val="600"/>
+        </w:trPr>
+        <w:tc>
+          <w:tcPr>
+            <w:tcW w:w="421" w:type="dxa"/>
+            <w:tcBorders>
+              <w:top w:val="nil"/>
+              <w:left w:val="single" w:sz="4" w:space="0" w:color="auto"/>
+              <w:bottom w:val="single" w:sz="4" w:space="0" w:color="auto"/>
+              <w:right w:val="single" w:sz="4" w:space="0" w:color="auto"/>
+            </w:tcBorders>
+            <w:shd w:val="clear" w:color="000000" w:fill="D1F1DA"/>
+            <w:noWrap/>
+            <w:vAlign w:val="center"/>
+            <w:hideMark/>
+          </w:tcPr>
+          <w:p>
+            <w:pPr>
+              <w:spacing w:after="0" w:line="240" w:lineRule="auto"/>
+              <w:jc w:val="center"/>
+              <w:rPr>
+                <w:rFonts w:ascii="Arial" w:eastAsia="Times New Roman" w:hAnsi="Arial" w:cs="Arial"/>
+                <w:b/>
+                <w:bCs/>
+                <w:color w:val="000000"/>
+                <w:kern w:val="0"/>
+                <w:sz w:val="20"/>
+                <w:szCs w:val="20"/>
+                <w:lang w:eastAsia="es-PY"/>
+                <w14:ligatures w14:val="none"/>
+              </w:rPr>
+            </w:pPr>
+            <w:r>
+              <w:rPr>
+                <w:rFonts w:ascii="Arial" w:eastAsia="Times New Roman" w:hAnsi="Arial" w:cs="Arial"/>
+                <w:b/>
+                <w:bCs/>
+                <w:color w:val="000000"/>
+                <w:kern w:val="0"/>
+                <w:sz w:val="20"/>
+                <w:szCs w:val="20"/>
+                <w:lang w:eastAsia="es-PY"/>
+                <w14:ligatures w14:val="none"/>
+              </w:rPr>
+              <w:t>14</w:t>
+            </w:r>
+          </w:p>
+        </w:tc>
+        <w:tc>
+          <w:tcPr>
+            <w:tcW w:w="872" w:type="dxa"/>
+            <w:tcBorders>
+              <w:top w:val="nil"/>
+              <w:left w:val="nil"/>
+              <w:bottom w:val="single" w:sz="4" w:space="0" w:color="auto"/>
+              <w:right w:val="single" w:sz="4" w:space="0" w:color="auto"/>
+            </w:tcBorders>
+            <w:noWrap/>
+            <w:vAlign w:val="center"/>
+            <w:hideMark/>
+          </w:tcPr>
+          <w:p>
+            <w:pPr>
+              <w:spacing w:after="0" w:line="240" w:lineRule="auto"/>
+              <w:jc w:val="center"/>
+              <w:rPr>
+                <w:rFonts w:ascii="Arial" w:eastAsia="Times New Roman" w:hAnsi="Arial" w:cs="Arial"/>
+                <w:color w:val="000000"/>
+                <w:kern w:val="0"/>
+                <w:sz w:val="20"/>
+                <w:szCs w:val="20"/>
+                <w:lang w:eastAsia="es-PY"/>
+                <w14:ligatures w14:val="none"/>
+              </w:rPr>
+            </w:pPr>
+            <w:r>
+              <w:rPr>
+                <w:rFonts w:ascii="Arial" w:eastAsia="Times New Roman" w:hAnsi="Arial" w:cs="Arial"/>
+                <w:color w:val="000000"/>
+                <w:kern w:val="0"/>
+                <w:sz w:val="20"/>
+                <w:szCs w:val="20"/>
+                <w:lang w:eastAsia="es-PY"/>
+                <w14:ligatures w14:val="none"/>
+              </w:rPr>
+              <w:t>IPS / AFI_IPS</w:t>
+            </w:r>
+          </w:p>
+        </w:tc>
+        <w:tc>
+          <w:tcPr>
+            <w:tcW w:w="0" w:type="auto"/>
+            <w:tcBorders>
+              <w:top w:val="nil"/>
+              <w:left w:val="nil"/>
+              <w:bottom w:val="single" w:sz="4" w:space="0" w:color="auto"/>
+              <w:right w:val="single" w:sz="4" w:space="0" w:color="auto"/>
+            </w:tcBorders>
+            <w:vAlign w:val="bottom"/>
+            <w:hideMark/>
+          </w:tcPr>
+          <w:p>
+            <w:pPr>
+              <w:spacing w:after="0" w:line="240" w:lineRule="auto"/>
+              <w:rPr>
+                <w:rFonts w:ascii="Arial" w:eastAsia="Times New Roman" w:hAnsi="Arial" w:cs="Arial"/>
+                <w:color w:val="000000"/>
+                <w:kern w:val="0"/>
+                <w:sz w:val="20"/>
+                <w:szCs w:val="20"/>
+                <w:lang w:eastAsia="es-PY"/>
+                <w14:ligatures w14:val="none"/>
+              </w:rPr>
+            </w:pPr>
+            <w:r>
+              <w:rPr>
+                <w:rFonts w:ascii="Arial" w:eastAsia="Times New Roman" w:hAnsi="Arial" w:cs="Arial"/>
+                <w:color w:val="000000"/>
+                <w:kern w:val="0"/>
+                <w:sz w:val="20"/>
+                <w:szCs w:val="20"/>
+                <w:lang w:eastAsia="es-PY"/>
+                <w14:ligatures w14:val="none"/>
+              </w:rPr>
+              <w:t>Aportador / Afiliado a caja de jubilación o seguro social (IPS u otro)</w:t>
+            </w:r>
+          </w:p>
+        </w:tc>
+        <w:tc>
+          <w:tcPr>
+            <w:tcW w:w="0" w:type="auto"/>
+            <w:tcBorders>
+              <w:top w:val="nil"/>
+              <w:left w:val="nil"/>
+              <w:bottom w:val="single" w:sz="4" w:space="0" w:color="auto"/>
+              <w:right w:val="single" w:sz="4" w:space="0" w:color="auto"/>
+            </w:tcBorders>
+            <w:noWrap/>
+            <w:vAlign w:val="bottom"/>
+            <w:hideMark/>
+          </w:tcPr>
+          <w:p>
+            <w:pPr>
+              <w:spacing w:after="0" w:line="240" w:lineRule="auto"/>
+              <w:rPr>
+                <w:rFonts w:ascii="Arial" w:eastAsia="Times New Roman" w:hAnsi="Arial" w:cs="Arial"/>
+                <w:color w:val="000000"/>
+                <w:kern w:val="0"/>
+                <w:sz w:val="20"/>
+                <w:szCs w:val="20"/>
+                <w:lang w:eastAsia="es-PY"/>
+                <w14:ligatures w14:val="none"/>
+              </w:rPr>
+            </w:pPr>
+            <w:r>
+              <w:rPr>
+                <w:rFonts w:ascii="Arial" w:eastAsia="Times New Roman" w:hAnsi="Arial" w:cs="Arial"/>
+                <w:color w:val="000000"/>
+                <w:kern w:val="0"/>
+                <w:sz w:val="20"/>
+                <w:szCs w:val="20"/>
+                <w:lang w:eastAsia="es-PY"/>
+                <w14:ligatures w14:val="none"/>
+              </w:rPr>
+              <w:t>Categórica Binar</w:t>
+            </w:r>
+            <w:r>
+              <w:rPr>
+                <w:rFonts w:ascii="Arial" w:eastAsia="Times New Roman" w:hAnsi="Arial" w:cs="Arial"/>
+                <w:color w:val="000000"/>
+                <w:kern w:val="0"/>
+                <w:sz w:val="20"/>
+                <w:szCs w:val="20"/>
+                <w:lang w:eastAsia="es-PY"/>
+                <w14:ligatures w14:val="none"/>
+              </w:rPr>
+              <w:t>ia</w:t>
+            </w:r>
+          </w:p>
+        </w:tc>
+        <w:tc>
+          <w:tcPr>
+            <w:tcW w:w="0" w:type="auto"/>
+            <w:tcBorders>
+              <w:top w:val="nil"/>
+              <w:left w:val="nil"/>
+              <w:bottom w:val="single" w:sz="4" w:space="0" w:color="auto"/>
+              <w:right w:val="single" w:sz="4" w:space="0" w:color="auto"/>
+            </w:tcBorders>
+            <w:noWrap/>
+            <w:vAlign w:val="center"/>
+            <w:hideMark/>
+          </w:tcPr>
+          <w:p>
+            <w:pPr>
+              <w:spacing w:after="0" w:line="240" w:lineRule="auto"/>
+              <w:jc w:val="center"/>
+              <w:rPr>
+                <w:rFonts w:ascii="Arial" w:eastAsia="Times New Roman" w:hAnsi="Arial" w:cs="Arial"/>
+                <w:color w:val="000000"/>
+                <w:kern w:val="0"/>
+                <w:sz w:val="20"/>
+                <w:szCs w:val="20"/>
+                <w:lang w:eastAsia="es-PY"/>
+                <w14:ligatures w14:val="none"/>
+              </w:rPr>
+            </w:pPr>
+            <w:r>
+              <w:rPr>
+                <w:rFonts w:ascii="Arial" w:eastAsia="Times New Roman" w:hAnsi="Arial" w:cs="Arial"/>
+                <w:color w:val="000000"/>
+                <w:kern w:val="0"/>
+                <w:sz w:val="20"/>
+                <w:szCs w:val="20"/>
+                <w:lang w:eastAsia="es-PY"/>
+                <w14:ligatures w14:val="none"/>
+              </w:rPr>
+              <w:t>1 = Sí (Aporta), 2 = No</w:t>
+            </w:r>
+          </w:p>
+        </w:tc>
+        <w:tc>
+          <w:tcPr>
+            <w:tcW w:w="0" w:type="auto"/>
+            <w:tcBorders>
+              <w:top w:val="nil"/>
+              <w:left w:val="nil"/>
+              <w:bottom w:val="single" w:sz="4" w:space="0" w:color="auto"/>
+              <w:right w:val="single" w:sz="4" w:space="0" w:color="auto"/>
+            </w:tcBorders>
+            <w:vAlign w:val="bottom"/>
+            <w:hideMark/>
+          </w:tcPr>
+          <w:p>
+            <w:pPr>
+              <w:spacing w:after="0" w:line="240" w:lineRule="auto"/>
+              <w:rPr>
+                <w:rFonts w:ascii="Arial" w:eastAsia="Times New Roman" w:hAnsi="Arial" w:cs="Arial"/>
+                <w:color w:val="000000"/>
+                <w:kern w:val="0"/>
+                <w:sz w:val="20"/>
+                <w:szCs w:val="20"/>
+                <w:lang w:eastAsia="es-PY"/>
+                <w14:ligatures w14:val="none"/>
+              </w:rPr>
+            </w:pPr>
+            <w:r>
+              <w:rPr>
+                <w:rFonts w:ascii="Arial" w:eastAsia="Times New Roman" w:hAnsi="Arial" w:cs="Arial"/>
+                <w:color w:val="000000"/>
+                <w:kern w:val="0"/>
+                <w:sz w:val="20"/>
+                <w:szCs w:val="20"/>
+                <w:lang w:eastAsia="es-PY"/>
+                <w14:ligatures w14:val="none"/>
+              </w:rPr>
+              <w:t>Aplicable solo a ocupados</w:t>
+            </w:r>
+          </w:p>
+        </w:tc>
+      </w:tr>
+      <w:tr>
+        <w:trPr>
+          <w:trHeight w:val="600"/>
+        </w:trPr>
+        <w:tc>
+          <w:tcPr>
+            <w:tcW w:w="421" w:type="dxa"/>
+            <w:tcBorders>
+              <w:top w:val="nil"/>
+              <w:left w:val="single" w:sz="4" w:space="0" w:color="auto"/>
+              <w:bottom w:val="single" w:sz="4" w:space="0" w:color="auto"/>
+              <w:right w:val="single" w:sz="4" w:space="0" w:color="auto"/>
+            </w:tcBorders>
+            <w:shd w:val="clear" w:color="000000" w:fill="D1F1DA"/>
+            <w:noWrap/>
+            <w:vAlign w:val="center"/>
+            <w:hideMark/>
+          </w:tcPr>
+          <w:p>
+            <w:pPr>
+              <w:spacing w:after="0" w:line="240" w:lineRule="auto"/>
+              <w:jc w:val="center"/>
+              <w:rPr>
+                <w:rFonts w:ascii="Arial" w:eastAsia="Times New Roman" w:hAnsi="Arial" w:cs="Arial"/>
+                <w:b/>
+                <w:bCs/>
+                <w:color w:val="000000"/>
+                <w:kern w:val="0"/>
+                <w:sz w:val="20"/>
+                <w:szCs w:val="20"/>
+                <w:lang w:eastAsia="es-PY"/>
+                <w14:ligatures w14:val="none"/>
+              </w:rPr>
+            </w:pPr>
+            <w:r>
+              <w:rPr>
+                <w:rFonts w:ascii="Arial" w:eastAsia="Times New Roman" w:hAnsi="Arial" w:cs="Arial"/>
+                <w:b/>
+                <w:bCs/>
+                <w:color w:val="000000"/>
+                <w:kern w:val="0"/>
+                <w:sz w:val="20"/>
+                <w:szCs w:val="20"/>
+                <w:lang w:eastAsia="es-PY"/>
+                <w14:ligatures w14:val="none"/>
+              </w:rPr>
+              <w:t>15</w:t>
+            </w:r>
+          </w:p>
+        </w:tc>
+        <w:tc>
+          <w:tcPr>
+            <w:tcW w:w="872" w:type="dxa"/>
+            <w:tcBorders>
+              <w:top w:val="nil"/>
+              <w:left w:val="nil"/>
+              <w:bottom w:val="single" w:sz="4" w:space="0" w:color="auto"/>
+              <w:right w:val="single" w:sz="4" w:space="0" w:color="auto"/>
+            </w:tcBorders>
+            <w:noWrap/>
+            <w:vAlign w:val="center"/>
+            <w:hideMark/>
+          </w:tcPr>
+          <w:p>
+            <w:pPr>
+              <w:spacing w:after="0" w:line="240" w:lineRule="auto"/>
+              <w:jc w:val="center"/>
+              <w:rPr>
+                <w:rFonts w:ascii="Arial" w:eastAsia="Times New Roman" w:hAnsi="Arial" w:cs="Arial"/>
+                <w:color w:val="000000"/>
+                <w:kern w:val="0"/>
+                <w:sz w:val="20"/>
+                <w:szCs w:val="20"/>
+                <w:lang w:eastAsia="es-PY"/>
+                <w14:ligatures w14:val="none"/>
+              </w:rPr>
+            </w:pPr>
+            <w:r>
+              <w:rPr>
+                <w:rFonts w:ascii="Arial" w:eastAsia="Times New Roman" w:hAnsi="Arial" w:cs="Arial"/>
+                <w:color w:val="000000"/>
+                <w:kern w:val="0"/>
+                <w:sz w:val="20"/>
+                <w:szCs w:val="20"/>
+                <w:lang w:eastAsia="es-PY"/>
+                <w14:ligatures w14:val="none"/>
+              </w:rPr>
+              <w:t>RUC</w:t>
+            </w:r>
+          </w:p>
+        </w:tc>
+        <w:tc>
+          <w:tcPr>
+            <w:tcW w:w="0" w:type="auto"/>
+            <w:tcBorders>
+              <w:top w:val="nil"/>
+              <w:left w:val="nil"/>
+              <w:bottom w:val="single" w:sz="4" w:space="0" w:color="auto"/>
+              <w:right w:val="single" w:sz="4" w:space="0" w:color="auto"/>
+            </w:tcBorders>
+            <w:vAlign w:val="bottom"/>
+            <w:hideMark/>
+          </w:tcPr>
+          <w:p>
+            <w:pPr>
+              <w:spacing w:after="0" w:line="240" w:lineRule="auto"/>
+              <w:rPr>
+                <w:rFonts w:ascii="Arial" w:eastAsia="Times New Roman" w:hAnsi="Arial" w:cs="Arial"/>
+                <w:color w:val="000000"/>
+                <w:kern w:val="0"/>
+                <w:sz w:val="20"/>
+                <w:szCs w:val="20"/>
+                <w:lang w:eastAsia="es-PY"/>
+                <w14:ligatures w14:val="none"/>
+              </w:rPr>
+            </w:pPr>
+            <w:r>
+              <w:rPr>
+                <w:rFonts w:ascii="Arial" w:eastAsia="Times New Roman" w:hAnsi="Arial" w:cs="Arial"/>
+                <w:color w:val="000000"/>
+                <w:kern w:val="0"/>
+                <w:sz w:val="20"/>
+                <w:szCs w:val="20"/>
+                <w:lang w:eastAsia="es-PY"/>
+                <w14:ligatures w14:val="none"/>
+              </w:rPr>
+              <w:t>Razón social / Registro Único del Contribuyente para trabajadores independientes</w:t>
+            </w:r>
+          </w:p>
+        </w:tc>
+        <w:tc>
+          <w:tcPr>
+            <w:tcW w:w="0" w:type="auto"/>
+            <w:tcBorders>
+              <w:top w:val="nil"/>
+              <w:left w:val="nil"/>
+              <w:bottom w:val="single" w:sz="4" w:space="0" w:color="auto"/>
+              <w:right w:val="single" w:sz="4" w:space="0" w:color="auto"/>
+            </w:tcBorders>
+            <w:noWrap/>
+            <w:vAlign w:val="bottom"/>
+            <w:hideMark/>
+          </w:tcPr>
+          <w:p>
+            <w:pPr>
+              <w:spacing w:after="0" w:line="240" w:lineRule="auto"/>
+              <w:rPr>
+                <w:rFonts w:ascii="Arial" w:eastAsia="Times New Roman" w:hAnsi="Arial" w:cs="Arial"/>
+                <w:color w:val="000000"/>
+                <w:kern w:val="0"/>
+                <w:sz w:val="20"/>
+                <w:szCs w:val="20"/>
+                <w:lang w:eastAsia="es-PY"/>
+                <w14:ligatures w14:val="none"/>
+              </w:rPr>
+            </w:pPr>
+            <w:r>
+              <w:rPr>
+                <w:rFonts w:ascii="Arial" w:eastAsia="Times New Roman" w:hAnsi="Arial" w:cs="Arial"/>
+                <w:color w:val="000000"/>
+                <w:kern w:val="0"/>
+                <w:sz w:val="20"/>
+                <w:szCs w:val="20"/>
+                <w:lang w:eastAsia="es-PY"/>
+                <w14:ligatures w14:val="none"/>
+              </w:rPr>
+              <w:t>Categórica Bina</w:t>
+            </w:r>
+            <w:r>
+              <w:rPr>
+                <w:rFonts w:ascii="Arial" w:eastAsia="Times New Roman" w:hAnsi="Arial" w:cs="Arial"/>
+                <w:color w:val="000000"/>
+                <w:kern w:val="0"/>
+                <w:sz w:val="20"/>
+                <w:szCs w:val="20"/>
+                <w:lang w:eastAsia="es-PY"/>
+                <w14:ligatures w14:val="none"/>
+              </w:rPr>
+              <w:t>ria</w:t>
+            </w:r>
+          </w:p>
+        </w:tc>
+        <w:tc>
+          <w:tcPr>
+            <w:tcW w:w="0" w:type="auto"/>
+            <w:tcBorders>
+              <w:top w:val="nil"/>
+              <w:left w:val="nil"/>
+              <w:bottom w:val="single" w:sz="4" w:space="0" w:color="auto"/>
+              <w:right w:val="single" w:sz="4" w:space="0" w:color="auto"/>
+            </w:tcBorders>
+            <w:noWrap/>
+            <w:vAlign w:val="center"/>
+            <w:hideMark/>
+          </w:tcPr>
+          <w:p>
+            <w:pPr>
+              <w:spacing w:after="0" w:line="240" w:lineRule="auto"/>
+              <w:jc w:val="center"/>
+              <w:rPr>
+                <w:rFonts w:ascii="Arial" w:eastAsia="Times New Roman" w:hAnsi="Arial" w:cs="Arial"/>
+                <w:color w:val="000000"/>
+                <w:kern w:val="0"/>
+                <w:sz w:val="20"/>
+                <w:szCs w:val="20"/>
+                <w:lang w:eastAsia="es-PY"/>
+                <w14:ligatures w14:val="none"/>
+              </w:rPr>
+            </w:pPr>
+            <w:r>
+              <w:rPr>
+                <w:rFonts w:ascii="Arial" w:eastAsia="Times New Roman" w:hAnsi="Arial" w:cs="Arial"/>
+                <w:color w:val="000000"/>
+                <w:kern w:val="0"/>
+                <w:sz w:val="20"/>
+                <w:szCs w:val="20"/>
+                <w:lang w:eastAsia="es-PY"/>
+                <w14:ligatures w14:val="none"/>
+              </w:rPr>
+              <w:t>1 = Posee RUC, 2 = No posee</w:t>
+            </w:r>
+          </w:p>
+        </w:tc>
+        <w:tc>
+          <w:tcPr>
+            <w:tcW w:w="0" w:type="auto"/>
+            <w:tcBorders>
+              <w:top w:val="nil"/>
+              <w:left w:val="nil"/>
+              <w:bottom w:val="single" w:sz="4" w:space="0" w:color="auto"/>
+              <w:right w:val="single" w:sz="4" w:space="0" w:color="auto"/>
+            </w:tcBorders>
+            <w:vAlign w:val="bottom"/>
+            <w:hideMark/>
+          </w:tcPr>
+          <w:p>
+            <w:pPr>
+              <w:spacing w:after="0" w:line="240" w:lineRule="auto"/>
+              <w:rPr>
+                <w:rFonts w:ascii="Arial" w:eastAsia="Times New Roman" w:hAnsi="Arial" w:cs="Arial"/>
+                <w:color w:val="000000"/>
+                <w:kern w:val="0"/>
+                <w:sz w:val="20"/>
+                <w:szCs w:val="20"/>
+                <w:lang w:eastAsia="es-PY"/>
+                <w14:ligatures w14:val="none"/>
+              </w:rPr>
+            </w:pPr>
+            <w:r>
+              <w:rPr>
+                <w:rFonts w:ascii="Arial" w:eastAsia="Times New Roman" w:hAnsi="Arial" w:cs="Arial"/>
+                <w:color w:val="000000"/>
+                <w:kern w:val="0"/>
+                <w:sz w:val="20"/>
+                <w:szCs w:val="20"/>
+                <w:lang w:eastAsia="es-PY"/>
+                <w14:ligatures w14:val="none"/>
+              </w:rPr>
+              <w:t>Aplicable a trabajadores independientes/cuenta propia</w:t>
+            </w:r>
+          </w:p>
+        </w:tc>
+      </w:tr>
+    </w:tbl>
+    <w:p/>
+    <w:p>
+      <w:pPr>
+        <w:rPr>
+          <w:b/>
+          <w:bCs/>
+          <w:sz w:val="24"/>
+          <w:szCs w:val="24"/>
+        </w:rPr>
+      </w:pPr>
+      <w:r>
+        <w:rPr>
+          <w:b/>
+          <w:bCs/>
+          <w:sz w:val="24"/>
+          <w:szCs w:val="24"/>
+        </w:rPr>
+        <w:t>3. Determinación de la unidad de análisis y clave primaria</w:t>
+      </w:r>
+    </w:p>
+    <w:p>
+      <w:pPr>
+        <w:jc w:val="both"/>
+      </w:pPr>
+      <w:r>
+        <w:rPr>
+          <w:b/>
+          <w:bCs/>
+        </w:rPr>
+        <w:lastRenderedPageBreak/>
+        <w:t>Unidad de análisis</w:t>
+      </w:r>
+      <w:r>
+        <w:t xml:space="preserve">: Personas individuales que integran la Población en Edad de Trabajar (PET, </w:t>
+      </w:r>
+      <w:r>
+        <w:rPr>
+          <w:rFonts w:cstheme="minorHAnsi"/>
+        </w:rPr>
+        <w:t>≥</w:t>
+      </w:r>
+      <w:r>
+        <w:t>15 años) y específicamente aquellas categorizadas en la Población Económicamente Activa (PEA) y ocupada de la muestra de la EPHC 2025 en Paraguay.</w:t>
+      </w:r>
+    </w:p>
+    <w:p>
+      <w:pPr>
+        <w:jc w:val="both"/>
+      </w:pPr>
+      <w:r>
+        <w:rPr>
+          <w:b/>
+          <w:bCs/>
+        </w:rPr>
+        <w:t>Clave Primaria Compuesta</w:t>
+      </w:r>
+      <w:r>
+        <w:t>: La identificación de un registro único a nivel de individuo se garantiza mediante la concatenación de las cuatro variables jerárquicas del diseño muestral:</w:t>
+      </w:r>
+    </w:p>
+    <w:p/>
+    <w:p>
+      <w:pPr>
+        <w:jc w:val="center"/>
+        <w:rPr>
+          <w:b/>
+          <w:bCs/>
+        </w:rPr>
+      </w:pPr>
+      <w:proofErr w:type="spellStart"/>
+      <w:r>
+        <w:rPr>
+          <w:b/>
+          <w:bCs/>
+        </w:rPr>
+        <w:t>Clave_ID</w:t>
+      </w:r>
+      <w:proofErr w:type="spellEnd"/>
+      <w:r>
+        <w:rPr>
+          <w:b/>
+          <w:bCs/>
+        </w:rPr>
+        <w:t xml:space="preserve"> = UPM + “_” + NVIVI + “_” + NHOGA + “_” + P02</w:t>
+      </w:r>
+    </w:p>
+    <w:p/>
+    <w:p>
+      <w:pPr>
+        <w:rPr>
+          <w:b/>
+          <w:bCs/>
+        </w:rPr>
+      </w:pPr>
+      <w:r>
+        <w:rPr>
+          <w:b/>
+          <w:bCs/>
+        </w:rPr>
+        <w:t>Verificación empírica de unicidad (Código de validación en Python)</w:t>
+      </w:r>
+    </w:p>
+    <w:p/>
+    <w:p/>
+    <w:p/>
+    <w:p/>
+    <w:p/>
+    <w:p/>
+    <w:p/>
+    <w:p>
+      <w:r>
+        <w:rPr>
+          <w:noProof/>
+        </w:rPr>
+        <mc:AlternateContent>
+          <mc:Choice Requires="wps">
+            <w:drawing>
+              <wp:anchor distT="45720" distB="45720" distL="114300" distR="114300" simplePos="0" relativeHeight="251659264" behindDoc="0" locked="0" layoutInCell="1" allowOverlap="1" wp14:anchorId="03236CE6" wp14:editId="0115702D">
+                <wp:simplePos x="0" y="0"/>
+                <wp:positionH relativeFrom="column">
+                  <wp:posOffset>66675</wp:posOffset>
+                </wp:positionH>
+                <wp:positionV relativeFrom="paragraph">
+                  <wp:posOffset>0</wp:posOffset>
+                </wp:positionV>
+                <wp:extent cx="5934075" cy="1404620"/>
+                <wp:effectExtent l="0" t="0" r="28575" b="16510"/>
+                <wp:wrapNone/>
+                <wp:docPr id="217" name="Cuadro de texto 2"/>
+                <wp:cNvGraphicFramePr>
+                  <a:graphicFrameLocks xmlns:a="http://schemas.openxmlformats.org/drawingml/2006/main"/>
+                </wp:cNvGraphicFramePr>
+                <a:graphic xmlns:a="http://schemas.openxmlformats.org/drawingml/2006/main">
+                  <a:graphicData uri="http://schemas.microsoft.com/office/word/2010/wordprocessingShape">
+                    <wps:wsp>
+                      <wps:cNvSpPr txBox="1">
+                        <a:spLocks noChangeArrowheads="1"/>
+                      </wps:cNvSpPr>
+                      <wps:spPr bwMode="auto">
+                        <a:xfrm>
+                          <a:off x="0" y="0"/>
+                          <a:ext cx="5934075" cy="1404620"/>
+                        </a:xfrm>
+                        <a:prstGeom prst="rect">
+                          <a:avLst/>
+                        </a:prstGeom>
+                        <a:solidFill>
+                          <a:srgbClr val="FFFFFF"/>
+                        </a:solidFill>
+                        <a:ln w="9525">
+                          <a:solidFill>
+                            <a:srgbClr val="000000"/>
+                          </a:solidFill>
+                          <a:miter lim="800000"/>
+                          <a:headEnd/>
+                          <a:tailEnd/>
+                        </a:ln>
+                      </wps:spPr>
+                      <wps:txbx>
+                        <w:txbxContent>
+                          <w:p>
+                            <w:r>
+                              <w:t>import pandas as pd</w:t>
+                            </w:r>
+                          </w:p>
+                          <w:p/>
+                          <w:p>
+                            <w:r>
+                              <w:t># Carga de microdatos EPHC 2025</w:t>
+                            </w:r>
+                          </w:p>
+                          <w:p>
+                            <w:pPr>
+                              <w:rPr>
+                                <w:lang w:val="en-US"/>
+                              </w:rPr>
+                            </w:pPr>
+                            <w:r>
+                              <w:rPr>
+                                <w:lang w:val="en-US"/>
+                              </w:rPr>
+                              <w:t>df = pd.read_csv("REG02_EPHC_ANUAL_2025.csv", low_memory=False)</w:t>
+                            </w:r>
+                          </w:p>
+                          <w:p>
+                            <w:pPr>
+                              <w:rPr>
+                                <w:lang w:val="en-US"/>
+                              </w:rPr>
+                            </w:pPr>
+                          </w:p>
+                          <w:p>
+                            <w:r>
+                              <w:t># Construcción de la clave primaria compuesta</w:t>
+                            </w:r>
+                          </w:p>
+                          <w:p>
+                            <w:pPr>
+                              <w:rPr>
+                                <w:lang w:val="en-US"/>
+                              </w:rPr>
+                            </w:pPr>
+                            <w:r>
+                              <w:rPr>
+                                <w:lang w:val="en-US"/>
+                              </w:rPr>
+                              <w:t xml:space="preserve">df['ID_PERSONA'] = (df['UPM'].astype(str) + '_' + </w:t>
+                            </w:r>
+                          </w:p>
+                          <w:p>
+                            <w:pPr>
+                              <w:rPr>
+                                <w:lang w:val="en-US"/>
+                              </w:rPr>
+                            </w:pPr>
+                            <w:r>
+                              <w:rPr>
+                                <w:lang w:val="en-US"/>
+                              </w:rPr>
+                              <w:t xml:space="preserve">                    df['NVIVI'].astype(str) + '_' + </w:t>
+                            </w:r>
+                          </w:p>
+                          <w:p>
+                            <w:pPr>
+                              <w:rPr>
+                                <w:lang w:val="en-US"/>
+                              </w:rPr>
+                            </w:pPr>
+                            <w:r>
+                              <w:rPr>
+                                <w:lang w:val="en-US"/>
+                              </w:rPr>
+                              <w:t xml:space="preserve">                    df['NHOGA'].astype(str) + '_' + </w:t>
+                            </w:r>
+                          </w:p>
+                          <w:p>
+                            <w:r>
+                              <w:rPr>
+                                <w:lang w:val="en-US"/>
+                              </w:rPr>
+                              <w:t xml:space="preserve">                    </w:t>
+                            </w:r>
+                            <w:r>
+                              <w:t>df['P02'].astype(str))</w:t>
+                            </w:r>
+                          </w:p>
+                          <w:p/>
+                          <w:p>
+                            <w:r>
+                              <w:t># Verificación de unicidad</w:t>
+                            </w:r>
+                          </w:p>
+                          <w:p>
+                            <w:r>
+                              <w:t>total_filas = len(df)</w:t>
+                            </w:r>
+                          </w:p>
+                          <w:p>
+                            <w:r>
+                              <w:t>registros_unicos = df['ID_PERSONA'].nunique()</w:t>
+                            </w:r>
+                          </w:p>
+                          <w:p>
+                            <w:r>
+                              <w:t>es_unica = total_filas == registros_unicos</w:t>
+                            </w:r>
+                          </w:p>
+                          <w:p/>
+                          <w:p>
+                            <w:r>
+                              <w:t>print(f"Total de registros: {total_filas}")</w:t>
+                            </w:r>
+                          </w:p>
+                          <w:p>
+                            <w:r>
+                              <w:t>print(f"Registros únicos según ID_PERSONA: {registros_unicos}")</w:t>
+                            </w:r>
+                          </w:p>
+                          <w:p>
+                            <w:r>
+                              <w:t>print(f"¿La Clave Primaria es unívoca e inalterable?: {es_unica}")</w:t>
+                            </w:r>
+                          </w:p>
+                          <w:p>
+                            <w:r>
+                              <w:t>assert es_unica, "Error: Se detectaron registros duplicados en la clave primaria."</w:t>
+                            </w:r>
+                          </w:p>
+                        </w:txbxContent>
+                      </wps:txbx>
+                      <wps:bodyPr rot="0" vert="horz" wrap="square" lIns="91440" tIns="45720" rIns="91440" bIns="45720" anchor="t" anchorCtr="0">
+                        <a:spAutoFit/>
+                      </wps:bodyPr>
+                    </wps:wsp>
+                  </a:graphicData>
+                </a:graphic>
+                <wp14:sizeRelH relativeFrom="margin">
+                  <wp14:pctWidth>0</wp14:pctWidth>
+                </wp14:sizeRelH>
+                <wp14:sizeRelV relativeFrom="margin">
+                  <wp14:pctHeight>20000</wp14:pctHeight>
+                </wp14:sizeRelV>
+              </wp:anchor>
+            </w:drawing>
+          </mc:Choice>
+          <mc:Fallback>
+            <w:pict>
+              <v:shapetype w14:anchorId="03236CE6" id="_x0000_t202" coordsize="21600,21600" o:spt="202" path="m,l,21600r21600,l21600,xe">
+                <v:stroke joinstyle="miter"/>
+                <v:path gradientshapeok="t" o:connecttype="rect"/>
+              </v:shapetype>
+              <v:shape id="Cuadro de texto 2" o:spid="_x0000_s1026" type="#_x0000_t202" style="position:absolute;margin-left:5.25pt;margin-top:0;width:467.25pt;height:110.6pt;z-index:251659264;visibility:visible;mso-wrap-style:square;mso-width-percent:0;mso-height-percent:200;mso-wrap-distance-left:9pt;mso-wrap-distance-top:3.6pt;mso-wrap-distance-right:9pt;mso-wrap-distance-bottom:3.6pt;mso-position-horizontal:absolute;mso-position-horizontal-relative:text;mso-position-vertical:absolute;mso-position-vertical-relative:text;mso-width-percent:0;mso-height-percent:200;mso-width-relative:margin;mso-height-relative:margin;v-text-anchor:top" o:gfxdata="UEsDBBQABgAIAAAAIQC2gziS/gAAAOEBAAATAAAAW0NvbnRlbnRfVHlwZXNdLnhtbJSRQU7DMBBF&#10;90jcwfIWJU67QAgl6YK0S0CoHGBkTxKLZGx5TGhvj5O2G0SRWNoz/78nu9wcxkFMGNg6quQqL6RA&#10;0s5Y6ir5vt9lD1JwBDIwOMJKHpHlpr69KfdHjyxSmriSfYz+USnWPY7AufNIadK6MEJMx9ApD/oD&#10;OlTrorhX2lFEilmcO2RdNtjC5xDF9pCuTyYBB5bi6bQ4syoJ3g9WQ0ymaiLzg5KdCXlKLjvcW893&#10;SUOqXwnz5DrgnHtJTxOsQfEKIT7DmDSUCaxw7Rqn8787ZsmRM9e2VmPeBN4uqYvTtW7jvijg9N/y&#10;JsXecLq0q+WD6m8AAAD//wMAUEsDBBQABgAIAAAAIQA4/SH/1gAAAJQBAAALAAAAX3JlbHMvLnJl&#10;bHOkkMFqwzAMhu+DvYPRfXGawxijTi+j0GvpHsDYimMaW0Yy2fr2M4PBMnrbUb/Q94l/f/hMi1qR&#10;JVI2sOt6UJgd+ZiDgffL8ekFlFSbvV0oo4EbChzGx4f9GRdb25HMsYhqlCwG5lrLq9biZkxWOiqY&#10;22YiTra2kYMu1l1tQD30/bPm3wwYN0x18gb45AdQl1tp5j/sFB2T0FQ7R0nTNEV3j6o9feQzro1i&#10;OWA14Fm+Q8a1a8+Bvu/d/dMb2JY5uiPbhG/ktn4cqGU/er3pcvwCAAD//wMAUEsDBBQABgAIAAAA&#10;IQCNzw7REgIAACAEAAAOAAAAZHJzL2Uyb0RvYy54bWysk99v2yAQx98n7X9AvC92MqdtrDhVly7T&#10;pO6H1O0PwBjHaJhjB4nd/fU9SJpG3fYyjQcE3PHl7nPH8nrsDdsr9BpsxaeTnDNlJTTabiv+/dvm&#10;zRVnPgjbCANWVfxBeX69ev1qObhSzaAD0yhkJGJ9ObiKdyG4Msu87FQv/AScsmRsAXsRaIvbrEEx&#10;kHpvslmeX2QDYOMQpPKeTm8PRr5K+m2rZPjStl4FZipOsYU0Y5rrOGerpSi3KFyn5TEM8Q9R9EJb&#10;evQkdSuCYDvUv0n1WiJ4aMNEQp9B22qpUg6UzTR/kc19J5xKuRAc706Y/P+TlZ/39+4rsjC+g5EK&#10;mJLw7g7kD88srDtht+oGEYZOiYYenkZk2eB8ebwaUfvSR5F6+AQNFVnsAiShscU+UqE8GalTAR5O&#10;0NUYmKTD+eJtkV/OOZNkmxZ5cTFLZclE+XTdoQ8fFPQsLiqOVNUkL/Z3PsRwRPnkEl/zYHSz0cak&#10;DW7rtUG2F9QBmzRSBi/cjGVDxRfz2fxA4K8SeRp/kuh1oFY2uq/41clJlJHbe9ukRgtCm8OaQjb2&#10;CDKyO1AMYz2SYwRaQ/NASBEOLUtfjBYd4C/OBmrXivufO4GKM/PRUlkW06KI/Z02xfySGDI8t9Tn&#10;FmElSVU8cHZYrkP6EwmYu6HybXQC+xzJMVZqw8T7+GVin5/vk9fzx149AgAA//8DAFBLAwQUAAYA&#10;CAAAACEAbM1dUNsAAAAHAQAADwAAAGRycy9kb3ducmV2LnhtbEyPwW7CMBBE75X4B2sr9YKKQ9og&#10;SOOgFolTT6T0buJtEjVeB9tA+PsuJ3rb0Yxm3xTr0fbijD50jhTMZwkIpNqZjhoF+6/t8xJEiJqM&#10;7h2hgisGWJeTh0Lnxl1oh+cqNoJLKORaQRvjkEsZ6hatDjM3ILH347zVkaVvpPH6wuW2l2mSLKTV&#10;HfGHVg+4abH+rU5WweJYvUw/v82Udtfth69tZjb7TKmnx/H9DUTEMd7DcMNndCiZ6eBOZILoWScZ&#10;JxXwIHZXrxkfBwVpOk9BloX8z1/+AQAA//8DAFBLAQItABQABgAIAAAAIQC2gziS/gAAAOEBAAAT&#10;AAAAAAAAAAAAAAAAAAAAAABbQ29udGVudF9UeXBlc10ueG1sUEsBAi0AFAAGAAgAAAAhADj9If/W&#10;AAAAlAEAAAsAAAAAAAAAAAAAAAAALwEAAF9yZWxzLy5yZWxzUEsBAi0AFAAGAAgAAAAhAI3PDtES&#10;AgAAIAQAAA4AAAAAAAAAAAAAAAAALgIAAGRycy9lMm9Eb2MueG1sUEsBAi0AFAAGAAgAAAAhAGzN&#10;XVDbAAAABwEAAA8AAAAAAAAAAAAAAAAAbAQAAGRycy9kb3ducmV2LnhtbFBLBQYAAAAABAAEAPMA&#10;AAB0BQAAAAA=&#10;">
+                <v:textbox style="mso-fit-shape-to-text:t">
+                  <w:txbxContent>
+                    <w:p>
+                      <w:r>
+                        <w:t>import pandas as pd</w:t>
+                      </w:r>
+                    </w:p>
+                    <w:p/>
+                    <w:p>
+                      <w:r>
+                        <w:t># Carga de microdatos EPHC 2025</w:t>
+                      </w:r>
+                    </w:p>
+                    <w:p>
+                      <w:pPr>
+                        <w:rPr>
+                          <w:lang w:val="en-US"/>
+                        </w:rPr>
+                      </w:pPr>
+                      <w:r>
+                        <w:rPr>
+                          <w:lang w:val="en-US"/>
+                        </w:rPr>
+                        <w:t>df = pd.read_csv("REG02_EPHC_ANUAL_2025.csv", low_memory=False)</w:t>
+                      </w:r>
+                    </w:p>
+                    <w:p>
+                      <w:pPr>
+                        <w:rPr>
+                          <w:lang w:val="en-US"/>
+                        </w:rPr>
+                      </w:pPr>
+                    </w:p>
+                    <w:p>
+                      <w:r>
+                        <w:t># Construcción de la clave primaria compuesta</w:t>
+                      </w:r>
+                    </w:p>
+                    <w:p>
+                      <w:pPr>
+                        <w:rPr>
+                          <w:lang w:val="en-US"/>
+                        </w:rPr>
+                      </w:pPr>
+                      <w:r>
+                        <w:rPr>
+                          <w:lang w:val="en-US"/>
+                        </w:rPr>
+                        <w:t xml:space="preserve">df['ID_PERSONA'] = (df['UPM'].astype(str) + '_' + </w:t>
+                      </w:r>
+                    </w:p>
+                    <w:p>
+                      <w:pPr>
+                        <w:rPr>
+                          <w:lang w:val="en-US"/>
+                        </w:rPr>
+                      </w:pPr>
+                      <w:r>
+                        <w:rPr>
+                          <w:lang w:val="en-US"/>
+                        </w:rPr>
+                        <w:t xml:space="preserve">                    df['NVIVI'].astype(str) + '_' + </w:t>
+                      </w:r>
+                    </w:p>
+                    <w:p>
+                      <w:pPr>
+                        <w:rPr>
+                          <w:lang w:val="en-US"/>
+                        </w:rPr>
+                      </w:pPr>
+                      <w:r>
+                        <w:rPr>
+                          <w:lang w:val="en-US"/>
+                        </w:rPr>
+                        <w:t xml:space="preserve">                    df['NHOGA'].astype(str) + '_' + </w:t>
+                      </w:r>
+                    </w:p>
+                    <w:p>
+                      <w:r>
+                        <w:rPr>
+                          <w:lang w:val="en-US"/>
+                        </w:rPr>
+                        <w:t xml:space="preserve">                    </w:t>
+                      </w:r>
+                      <w:r>
+                        <w:t>df['P02'].astype(str))</w:t>
+                      </w:r>
+                    </w:p>
+                    <w:p/>
+                    <w:p>
+                      <w:r>
+                        <w:t># Verificación de unicidad</w:t>
+                      </w:r>
+                    </w:p>
+                    <w:p>
+                      <w:r>
+                        <w:t>total_filas = len(df)</w:t>
+                      </w:r>
+                    </w:p>
+                    <w:p>
+                      <w:r>
+                        <w:t>registros_unicos = df['ID_PERSONA'].nunique()</w:t>
+                      </w:r>
+                    </w:p>
+                    <w:p>
+                      <w:r>
+                        <w:t>es_unica = total_filas == registros_unicos</w:t>
+                      </w:r>
+                    </w:p>
+                    <w:p/>
+                    <w:p>
+                      <w:r>
+                        <w:t>print(f"Total de registros: {total_filas}")</w:t>
+                      </w:r>
+                    </w:p>
+                    <w:p>
+                      <w:r>
+                        <w:t>print(f"Registros únicos según ID_PERSONA: {registros_unicos}")</w:t>
+                      </w:r>
+                    </w:p>
+                    <w:p>
+                      <w:r>
+                        <w:t>print(f"¿La Clave Primaria es unívoca e inalterable?: {es_unica}")</w:t>
+                      </w:r>
+                    </w:p>
+                    <w:p>
+                      <w:r>
+                        <w:t>assert es_unica, "Error: Se detectaron registros duplicados en la clave primaria."</w:t>
+                      </w:r>
+                    </w:p>
+                  </w:txbxContent>
+                </v:textbox>
+              </v:shape>
+            </w:pict>
+          </mc:Fallback>
+        </mc:AlternateContent>
+      </w:r>
+    </w:p>
+    <w:p/>
+    <w:p/>
+    <w:p/>
+    <w:p/>
+    <w:p/>
+    <w:p/>
+    <w:p/>
+    <w:p/>
+    <w:p/>
+    <w:p/>
+    <w:p/>
+    <w:p/>
+    <w:p/>
+    <w:p/>
+    <w:p/>
+    <w:p/>
+    <w:p/>
+    <w:p/>
+    <w:p/>
+    <w:p/>
+    <w:p/>
+    <w:p>
+      <w:pPr>
+        <w:rPr>
+          <w:b/>
+          <w:bCs/>
+          <w:sz w:val="24"/>
+          <w:szCs w:val="24"/>
+        </w:rPr>
+      </w:pPr>
+      <w:r>
+        <w:rPr>
+          <w:b/>
+          <w:bCs/>
+          <w:sz w:val="24"/>
+          <w:szCs w:val="24"/>
+        </w:rPr>
+        <w:t>4. Perfilado inicial de los datos</w:t>
+      </w:r>
+    </w:p>
+    <w:p>
+      <w:pPr>
+        <w:jc w:val="both"/>
+      </w:pPr>
+      <w:r>
+        <w:rPr>
+          <w:b/>
+          <w:bCs/>
+        </w:rPr>
+        <w:t>Dimensiones generales</w:t>
+      </w:r>
+      <w:r>
+        <w:t xml:space="preserve">: La matriz original de microdatos contiene aproximadamente </w:t>
+      </w:r>
+      <w:r>
+        <w:rPr>
+          <w:b/>
+          <w:bCs/>
+        </w:rPr>
+        <w:t xml:space="preserve">N </w:t>
+      </w:r>
+      <w:r>
+        <w:rPr>
+          <w:rFonts w:cstheme="minorHAnsi"/>
+          <w:b/>
+          <w:bCs/>
+        </w:rPr>
+        <w:t>≈</w:t>
+      </w:r>
+      <w:r>
+        <w:rPr>
+          <w:b/>
+          <w:bCs/>
+        </w:rPr>
+        <w:t xml:space="preserve"> 40.000 a 50.000</w:t>
+      </w:r>
+      <w:r>
+        <w:t xml:space="preserve"> registros individuales (personas) y alrededor de 150 a 200 columnas o variables provenientes del cuestionario.</w:t>
+      </w:r>
+    </w:p>
+    <w:p>
+      <w:pPr>
+        <w:jc w:val="both"/>
+        <w:rPr>
+          <w:b/>
+          <w:bCs/>
+        </w:rPr>
+      </w:pPr>
+      <w:r>
+        <w:rPr>
+          <w:b/>
+          <w:bCs/>
+        </w:rPr>
+        <w:t>Detección y corrección de tipos:</w:t>
+      </w:r>
+    </w:p>
+    <w:p>
+      <w:pPr>
+        <w:jc w:val="both"/>
+      </w:pPr>
+      <w:r>
+        <w:t>- Gran parte de las columnas que contienen variables numéricas continuas (</w:t>
+      </w:r>
+      <w:proofErr w:type="spellStart"/>
+      <w:r>
+        <w:t>e.g</w:t>
+      </w:r>
+      <w:proofErr w:type="spellEnd"/>
+      <w:r>
+        <w:t xml:space="preserve">., </w:t>
+      </w:r>
+      <w:r>
+        <w:rPr>
+          <w:b/>
+          <w:bCs/>
+        </w:rPr>
+        <w:t>INGPRINC</w:t>
+      </w:r>
+      <w:r>
+        <w:t xml:space="preserve">, </w:t>
+      </w:r>
+      <w:r>
+        <w:rPr>
+          <w:b/>
+          <w:bCs/>
+        </w:rPr>
+        <w:t>INGTOT</w:t>
+      </w:r>
+      <w:r>
+        <w:t>) importan inicialmente como tipos cualitativos (</w:t>
+      </w:r>
+      <w:proofErr w:type="spellStart"/>
+      <w:r>
+        <w:rPr>
+          <w:b/>
+          <w:bCs/>
+        </w:rPr>
+        <w:t>object</w:t>
+      </w:r>
+      <w:proofErr w:type="spellEnd"/>
+      <w:r>
+        <w:t xml:space="preserve">) debido al uso de caracteres especiales, separadores de miles o códigos de salto (ej. </w:t>
+      </w:r>
+      <w:r>
+        <w:rPr>
+          <w:b/>
+          <w:bCs/>
+        </w:rPr>
+        <w:t>999999999</w:t>
+      </w:r>
+      <w:r>
+        <w:t xml:space="preserve"> o espacios en blanco para "No corresponde" o "Sin Ingreso").</w:t>
+      </w:r>
+    </w:p>
+    <w:p>
+      <w:pPr>
+        <w:jc w:val="both"/>
+      </w:pPr>
+      <w:r>
+        <w:t>- Las variables de estratificación socioespacial y demográfica (</w:t>
+      </w:r>
+      <w:r>
+        <w:rPr>
+          <w:b/>
+          <w:bCs/>
+        </w:rPr>
+        <w:t>AREA</w:t>
+      </w:r>
+      <w:r>
+        <w:t xml:space="preserve">, </w:t>
+      </w:r>
+      <w:r>
+        <w:rPr>
+          <w:b/>
+          <w:bCs/>
+        </w:rPr>
+        <w:t>P02_SEXO</w:t>
+      </w:r>
+      <w:r>
+        <w:t xml:space="preserve">, </w:t>
+      </w:r>
+      <w:r>
+        <w:rPr>
+          <w:b/>
+          <w:bCs/>
+        </w:rPr>
+        <w:t>ED03</w:t>
+      </w:r>
+      <w:r>
+        <w:t>) son importadas como numéricas (</w:t>
+      </w:r>
+      <w:r>
+        <w:rPr>
+          <w:b/>
+          <w:bCs/>
+        </w:rPr>
+        <w:t>int64</w:t>
+      </w:r>
+      <w:r>
+        <w:t>), pero su naturaleza lógica es categórica nominal/ordinal.</w:t>
+      </w:r>
+    </w:p>
+    <w:p>
+      <w:pPr>
+        <w:jc w:val="both"/>
+        <w:rPr>
+          <w:b/>
+          <w:bCs/>
+        </w:rPr>
+      </w:pPr>
+      <w:r>
+        <w:rPr>
+          <w:b/>
+          <w:bCs/>
+        </w:rPr>
+        <w:t>Cardinalidad de variables categóricas:</w:t>
+      </w:r>
+    </w:p>
+    <w:p>
+      <w:pPr>
+        <w:jc w:val="both"/>
+      </w:pPr>
+      <w:r>
+        <w:t xml:space="preserve">- </w:t>
+      </w:r>
+      <w:r>
+        <w:rPr>
+          <w:b/>
+          <w:bCs/>
+        </w:rPr>
+        <w:t>AREA</w:t>
+      </w:r>
+      <w:r>
+        <w:t>: Cardinalidad 2 (Urbano / Rural).</w:t>
+      </w:r>
+    </w:p>
+    <w:p>
+      <w:pPr>
+        <w:jc w:val="both"/>
+      </w:pPr>
+      <w:r>
+        <w:t xml:space="preserve">- </w:t>
+      </w:r>
+      <w:r>
+        <w:rPr>
+          <w:b/>
+          <w:bCs/>
+        </w:rPr>
+        <w:t>P02_SEXO</w:t>
+      </w:r>
+      <w:r>
+        <w:t>: Cardinalidad 2 (Hombre / Mujer).</w:t>
+      </w:r>
+    </w:p>
+    <w:p>
+      <w:pPr>
+        <w:jc w:val="both"/>
+      </w:pPr>
+      <w:r>
+        <w:t xml:space="preserve">- </w:t>
+      </w:r>
+      <w:r>
+        <w:rPr>
+          <w:b/>
+          <w:bCs/>
+        </w:rPr>
+        <w:t>ED03</w:t>
+      </w:r>
+      <w:r>
+        <w:t xml:space="preserve"> (Nivel Educativo Recodificado): Cardinalidad 4 (Sin Instrucción, Básica, Media, Superior/Terciaria).</w:t>
+      </w:r>
+    </w:p>
+    <w:p/>
+    <w:p>
+      <w:r>
+        <w:rPr>
+          <w:b/>
+          <w:bCs/>
+        </w:rPr>
+        <w:t>Distribución preliminar de variables numéricas</w:t>
+      </w:r>
+      <w:r>
+        <w:t>:</w:t>
+      </w:r>
+    </w:p>
+    <w:p>
+      <w:pPr>
+        <w:jc w:val="both"/>
+      </w:pPr>
+      <w:r>
+        <w:t xml:space="preserve">- </w:t>
+      </w:r>
+      <w:r>
+        <w:rPr>
+          <w:b/>
+          <w:bCs/>
+        </w:rPr>
+        <w:t>Años de estudio</w:t>
+      </w:r>
+      <w:r>
+        <w:t>: Presenta distribución asimétrica a la derecha, agrupándose la mayor densidad entre los 6 y 12 años de estudio.</w:t>
+      </w:r>
+    </w:p>
+    <w:p>
+      <w:pPr>
+        <w:jc w:val="both"/>
+      </w:pPr>
+      <w:r>
+        <w:t xml:space="preserve">- </w:t>
+      </w:r>
+      <w:r>
+        <w:rPr>
+          <w:b/>
+          <w:bCs/>
+        </w:rPr>
+        <w:t>Ingreso monetario laboral</w:t>
+      </w:r>
+      <w:r>
+        <w:t xml:space="preserve"> (</w:t>
+      </w:r>
+      <w:r>
+        <w:rPr>
+          <w:b/>
+          <w:bCs/>
+        </w:rPr>
+        <w:t>INGPRINC</w:t>
+      </w:r>
+      <w:r>
+        <w:t>): Presenta una asimetría positiva severa (sesgo a la derecha) con presencia de valores atípicos (</w:t>
+      </w:r>
+      <w:proofErr w:type="spellStart"/>
+      <w:r>
+        <w:t>outliers</w:t>
+      </w:r>
+      <w:proofErr w:type="spellEnd"/>
+      <w:r>
+        <w:t xml:space="preserve"> de altos ingresos), recomendando el uso de la mediana o la transformación logarítmica (</w:t>
+      </w:r>
+      <w:proofErr w:type="spellStart"/>
+      <w:r>
+        <w:t>ln</w:t>
+      </w:r>
+      <w:proofErr w:type="spellEnd"/>
+      <w:r>
+        <w:t>(ingreso)) para el modelado inferencial posterior.</w:t>
+      </w:r>
+    </w:p>
+    <w:p/>
+    <w:p>
+      <w:pPr>
+        <w:rPr>
+          <w:b/>
+          <w:bCs/>
+        </w:rPr>
+      </w:pPr>
+      <w:r>
+        <w:rPr>
+          <w:b/>
+          <w:bCs/>
+        </w:rPr>
+        <w:t>5. Evaluación de la calidad de los datos</w:t>
+      </w:r>
+    </w:p>
+    <w:p>
+      <w:pPr>
+        <w:jc w:val="both"/>
+      </w:pPr>
+      <w:r>
+        <w:t>1. Completitud: Las variables sociodemográficas básicas (AREA, SEXO, EDAD) presentan un 100% de llenado. Las variables asociadas a ingresos (INGPRINC) presentan faltantes o ceros estructurales que corresponden a personas inactivas, desocupadas o trabajadoras no remuneradas.</w:t>
+      </w:r>
+    </w:p>
+    <w:p>
+      <w:pPr>
+        <w:jc w:val="both"/>
+      </w:pPr>
+      <w:r>
+        <w:lastRenderedPageBreak/>
+        <w:t>2. Consistencia: Se evalúa la coherencia lógica interna entre la edad y los años de estudio acumulados (ej. evitar que una persona de 16 años registre 18 años de escolaridad aprobados).</w:t>
+      </w:r>
+    </w:p>
+    <w:p>
+      <w:pPr>
+        <w:jc w:val="both"/>
+      </w:pPr>
+      <w:r>
+        <w:t>3. Exactitud aparente: Los montos de ingresos reportados en la encuesta concuerdan con los rangos operativos de salarios mínimos y promedios sectoriales publicados por el INE de Paraguay.</w:t>
+      </w:r>
+    </w:p>
+    <w:p>
+      <w:pPr>
+        <w:jc w:val="both"/>
+      </w:pPr>
+      <w:r>
+        <w:t>4. Actualidad: Corresponde a la medición anual de la EPHC 2025, garantizando vigencia para el análisis del mercado laboral contemporáneo.</w:t>
+      </w:r>
+    </w:p>
+    <w:p>
+      <w:pPr>
+        <w:jc w:val="both"/>
+      </w:pPr>
+      <w:r>
+        <w:t>5. Trazabilidad de la fuente: Archivos provenientes de la plataforma oficial de microdatos abiertos del INE (www.ine.gov.py).</w:t>
+      </w:r>
+    </w:p>
+    <w:p/>
+    <w:p>
+      <w:pPr>
+        <w:rPr>
+          <w:b/>
+          <w:bCs/>
+          <w:sz w:val="24"/>
+          <w:szCs w:val="24"/>
+        </w:rPr>
+      </w:pPr>
+      <w:r>
+        <w:rPr>
+          <w:b/>
+          <w:bCs/>
+          <w:sz w:val="24"/>
+          <w:szCs w:val="24"/>
+        </w:rPr>
+        <w:t>6. Selección justificada de datos (Filtrado y Recorte)</w:t>
+      </w:r>
+    </w:p>
+    <w:p>
+      <w:pPr>
+        <w:jc w:val="both"/>
+      </w:pPr>
+      <w:r>
+        <w:t>Para responder a la pregunta principal (</w:t>
+      </w:r>
+      <w:r>
+        <w:rPr>
+          <w:i/>
+          <w:iCs/>
+        </w:rPr>
+        <w:t>¿De qué manera el nivel educativo impacta en los ingresos laborales de la PEA en Paraguay durante el año 2025?</w:t>
+      </w:r>
+      <w:r>
+        <w:t>), se realiza una selección estratégica de registros y variables:</w:t>
+      </w:r>
+    </w:p>
+    <w:p>
+      <w:pPr>
+        <w:jc w:val="both"/>
+        <w:rPr>
+          <w:b/>
+          <w:bCs/>
+        </w:rPr>
+      </w:pPr>
+      <w:r>
+        <w:rPr>
+          <w:b/>
+          <w:bCs/>
+        </w:rPr>
+        <w:t>Criterios de Inclusión / Exclusión de Registros:</w:t>
+      </w:r>
+    </w:p>
+    <w:p>
+      <w:pPr>
+        <w:pStyle w:val="Prrafodelista"/>
+        <w:numPr>
+          <w:ilvl w:val="0"/>
+          <w:numId w:val="4"/>
+        </w:numPr>
+        <w:jc w:val="both"/>
+      </w:pPr>
+      <w:r>
+        <w:t>Filtro PET: Se descartan las personas menores de 15 años por estar fuera de la Población en Edad de Trabajar (PET).</w:t>
+      </w:r>
+    </w:p>
+    <w:p>
+      <w:pPr>
+        <w:pStyle w:val="Prrafodelista"/>
+        <w:numPr>
+          <w:ilvl w:val="0"/>
+          <w:numId w:val="4"/>
+        </w:numPr>
+        <w:jc w:val="both"/>
+      </w:pPr>
+      <w:r>
+        <w:t>Filtro PEA Ocupada: Se restringe la base de análisis primario a las personas ocupadas con ingresos laborales positivos registrados ( &gt; 0 ), excluyendo trabajadoras de hogar sin pago o respuestas con datos omitidos en el bloque laboral, alineado con la unidad de análisis.</w:t>
+      </w:r>
+    </w:p>
+    <w:p>
+      <w:pPr>
+        <w:rPr>
+          <w:b/>
+          <w:bCs/>
+        </w:rPr>
+      </w:pPr>
+      <w:r>
+        <w:rPr>
+          <w:b/>
+          <w:bCs/>
+        </w:rPr>
+        <w:t>Descarte de Variables:</w:t>
+      </w:r>
+    </w:p>
+    <w:p>
+      <w:pPr>
+        <w:jc w:val="both"/>
+      </w:pPr>
+      <w:r>
+        <w:t xml:space="preserve">Se descartan variables sobre equipamiento del hogar, características de construcción de la vivienda, módulos sobre migración histórica y violencia, debido a que no aportan </w:t>
+      </w:r>
+      <w:proofErr w:type="spellStart"/>
+      <w:r>
+        <w:t>explicabilidad</w:t>
+      </w:r>
+      <w:proofErr w:type="spellEnd"/>
+      <w:r>
+        <w:t xml:space="preserve"> a los objetivos específicos 1 a 4 del proyecto.</w:t>
+      </w:r>
+    </w:p>
+    <w:p/>
+    <w:p/>
+    <w:p/>
+    <w:p/>
+    <w:p/>
+    <w:p/>
+    <w:p>
+      <w:pPr>
+        <w:rPr>
+          <w:b/>
+          <w:bCs/>
+        </w:rPr>
+      </w:pPr>
+      <w:r>
+        <w:rPr>
+          <w:b/>
+          <w:bCs/>
+        </w:rPr>
+        <w:t>7. Documentación oficial de la fuente</w:t>
+      </w:r>
+    </w:p>
+    <w:p>
+      <w:r>
+        <w:t>- Institución emisora: Instituto Nacional de Estadística (INE) - Presidencia de la República del Paraguay.</w:t>
+      </w:r>
+    </w:p>
+    <w:p>
+      <w:r>
+        <w:t xml:space="preserve">- </w:t>
+      </w:r>
+      <w:proofErr w:type="spellStart"/>
+      <w:r>
+        <w:t>Dataset</w:t>
+      </w:r>
+      <w:proofErr w:type="spellEnd"/>
+      <w:r>
+        <w:t xml:space="preserve"> / Base de datos: Encuesta Permanente de Hogares Continua (EPHC Anual 2025).</w:t>
+      </w:r>
+    </w:p>
+    <w:p>
+      <w:r>
+        <w:t xml:space="preserve">- URL de origen del </w:t>
+      </w:r>
+      <w:proofErr w:type="spellStart"/>
+      <w:r>
+        <w:t>dataset</w:t>
+      </w:r>
+      <w:proofErr w:type="spellEnd"/>
+      <w:r>
+        <w:t>:</w:t>
+      </w:r>
+    </w:p>
+    <w:p>
+      <w:hyperlink r:id="rId5" w:history="1">
+        <w:r>
+          <w:rPr>
+            <w:rStyle w:val="Hipervnculo"/>
+          </w:rPr>
+          <w:t>https://www.ine.gov.py/microdatos/register/EPHC-ANUAL/EPHC_2025_ANUAL/REG02_EPHC_ANUAL_2025.csv</w:t>
+        </w:r>
+      </w:hyperlink>
+      <w:r>
+        <w:t xml:space="preserve"> </w:t>
+      </w:r>
+    </w:p>
+    <w:p>
+      <w:hyperlink r:id="rId6" w:history="1">
+        <w:r>
+          <w:rPr>
+            <w:rStyle w:val="Hipervnculo"/>
+          </w:rPr>
+          <w:t>https://www.ine.gov.py/microdatos/register/EPHC-ANUAL/EPHC_2025_ANUAL/REG02_EPHC_ANUAL_2025.csv</w:t>
+        </w:r>
+      </w:hyperlink>
+      <w:r>
+        <w:t xml:space="preserve"> </w:t>
+      </w:r>
+    </w:p>
+    <w:p>
+      <w:r>
+        <w:t>- URL de origen del diccionario:</w:t>
+      </w:r>
+    </w:p>
+    <w:p>
+      <w:hyperlink r:id="rId7" w:history="1">
+        <w:r>
+          <w:rPr>
+            <w:rStyle w:val="Hipervnculo"/>
+          </w:rPr>
+          <w:t>https://www.ine.gov.py/microdatos/register/EPHC-ANUAL/EPHC_2025_ANUAL/diccionario_EPHC_ANUAL_2025.xls</w:t>
+        </w:r>
+      </w:hyperlink>
+      <w:r>
+        <w:t xml:space="preserve"> </w:t>
+      </w:r>
+      <w:hyperlink r:id="rId8" w:history="1">
+        <w:r>
+          <w:rPr>
+            <w:rStyle w:val="Hipervnculo"/>
+          </w:rPr>
+          <w:t>https://www.ine.gov.py/microdatos/register/EPHC-ANUAL/EPHC_2025_ANUAL/diccionario_EPHC_ANUAL_2025.xls</w:t>
+        </w:r>
+      </w:hyperlink>
+      <w:r>
+        <w:t xml:space="preserve"> </w:t>
+      </w:r>
+    </w:p>
+    <w:p>
+      <w:r>
+        <w:t>- Fecha de consulta/descarga: Septiembre de 2026.</w:t>
+      </w:r>
+    </w:p>
+    <w:p>
+      <w:r>
+        <w:t>- Licencia / Permisos: Datos abiertos gubernamentales de libre acceso público con fines estadísticos e investigativos, anonimizados para resguardo de la privacidad individual.</w:t>
+      </w:r>
+    </w:p>
+    <w:p>
+      <w:r>
+        <w:t xml:space="preserve">- Unidades de medida de variables numéricas: </w:t>
+      </w:r>
+    </w:p>
+    <w:p>
+      <w:pPr>
+        <w:ind w:firstLine="708"/>
+      </w:pPr>
+      <w:r>
+        <w:t>Edad / Años de Escolaridad: Años cumplidos.</w:t>
+      </w:r>
+    </w:p>
+    <w:p>
+      <w:pPr>
+        <w:ind w:firstLine="708"/>
+      </w:pPr>
+      <w:r>
+        <w:t>Ingreso Principal / Total: Guaraníes paraguayos corrientes (PYG).</w:t>
+      </w:r>
+    </w:p>
+    <w:p>
+      <w:pPr>
+        <w:ind w:firstLine="708"/>
+      </w:pPr>
+      <w:r>
+        <w:t xml:space="preserve">Factor de expansión (FEX): Cantidad de personas representadas en la población general. </w:t>
+      </w:r>
+    </w:p>
+    <w:p>
+      <w:pPr>
+        <w:rPr>
+          <w:rFonts w:ascii="Arial" w:hAnsi="Arial" w:cs="Arial"/>
+          <w:b/>
+          <w:bCs/>
+          <w:sz w:val="28"/>
+          <w:szCs w:val="28"/>
+        </w:rPr>
+      </w:pPr>
     </w:p>
     <w:p>
       <w:pPr>
@@ -1423,6 +6902,119 @@
       </w:pPr>
     </w:lvl>
   </w:abstractNum>
+  <w:abstractNum w:abstractNumId="3" w15:restartNumberingAfterBreak="0">
+    <w:nsid w:val="79FC7D23"/>
+    <w:multiLevelType w:val="hybridMultilevel"/>
+    <w:tmpl w:val="39469346"/>
+    <w:lvl w:ilvl="0" w:tplc="824C1306">
+      <w:start w:val="4"/>
+      <w:numFmt w:val="bullet"/>
+      <w:lvlText w:val="-"/>
+      <w:lvlJc w:val="left"/>
+      <w:pPr>
+        <w:ind w:left="720" w:hanging="360"/>
+      </w:pPr>
+      <w:rPr>
+        <w:rFonts w:ascii="Calibri" w:eastAsiaTheme="minorHAnsi" w:hAnsi="Calibri" w:cs="Calibri" w:hint="default"/>
+      </w:rPr>
+    </w:lvl>
+    <w:lvl w:ilvl="1" w:tplc="3C0A0003" w:tentative="1">
+      <w:start w:val="1"/>
+      <w:numFmt w:val="bullet"/>
+      <w:lvlText w:val="o"/>
+      <w:lvlJc w:val="left"/>
+      <w:pPr>
+        <w:ind w:left="1440" w:hanging="360"/>
+      </w:pPr>
+      <w:rPr>
+        <w:rFonts w:ascii="Courier New" w:hAnsi="Courier New" w:cs="Courier New" w:hint="default"/>
+      </w:rPr>
+    </w:lvl>
+    <w:lvl w:ilvl="2" w:tplc="3C0A0005" w:tentative="1">
+      <w:start w:val="1"/>
+      <w:numFmt w:val="bullet"/>
+      <w:lvlText w:val=""/>
+      <w:lvlJc w:val="left"/>
+      <w:pPr>
+        <w:ind w:left="2160" w:hanging="360"/>
+      </w:pPr>
+      <w:rPr>
+        <w:rFonts w:ascii="Wingdings" w:hAnsi="Wingdings" w:hint="default"/>
+      </w:rPr>
+    </w:lvl>
+    <w:lvl w:ilvl="3" w:tplc="3C0A0001" w:tentative="1">
+      <w:start w:val="1"/>
+      <w:numFmt w:val="bullet"/>
+      <w:lvlText w:val=""/>
+      <w:lvlJc w:val="left"/>
+      <w:pPr>
+        <w:ind w:left="2880" w:hanging="360"/>
+      </w:pPr>
+      <w:rPr>
+        <w:rFonts w:ascii="Symbol" w:hAnsi="Symbol" w:hint="default"/>
+      </w:rPr>
+    </w:lvl>
+    <w:lvl w:ilvl="4" w:tplc="3C0A0003" w:tentative="1">
+      <w:start w:val="1"/>
+      <w:numFmt w:val="bullet"/>
+      <w:lvlText w:val="o"/>
+      <w:lvlJc w:val="left"/>
+      <w:pPr>
+        <w:ind w:left="3600" w:hanging="360"/>
+      </w:pPr>
+      <w:rPr>
+        <w:rFonts w:ascii="Courier New" w:hAnsi="Courier New" w:cs="Courier New" w:hint="default"/>
+      </w:rPr>
+    </w:lvl>
+    <w:lvl w:ilvl="5" w:tplc="3C0A0005" w:tentative="1">
+      <w:start w:val="1"/>
+      <w:numFmt w:val="bullet"/>
+      <w:lvlText w:val=""/>
+      <w:lvlJc w:val="left"/>
+      <w:pPr>
+        <w:ind w:left="4320" w:hanging="360"/>
+      </w:pPr>
+      <w:rPr>
+        <w:rFonts w:ascii="Wingdings" w:hAnsi="Wingdings" w:hint="default"/>
+      </w:rPr>
+    </w:lvl>
+    <w:lvl w:ilvl="6" w:tplc="3C0A0001" w:tentative="1">
+      <w:start w:val="1"/>
+      <w:numFmt w:val="bullet"/>
+      <w:lvlText w:val=""/>
+      <w:lvlJc w:val="left"/>
+      <w:pPr>
+        <w:ind w:left="5040" w:hanging="360"/>
+      </w:pPr>
+      <w:rPr>
+        <w:rFonts w:ascii="Symbol" w:hAnsi="Symbol" w:hint="default"/>
+      </w:rPr>
+    </w:lvl>
+    <w:lvl w:ilvl="7" w:tplc="3C0A0003" w:tentative="1">
+      <w:start w:val="1"/>
+      <w:numFmt w:val="bullet"/>
+      <w:lvlText w:val="o"/>
+      <w:lvlJc w:val="left"/>
+      <w:pPr>
+        <w:ind w:left="5760" w:hanging="360"/>
+      </w:pPr>
+      <w:rPr>
+        <w:rFonts w:ascii="Courier New" w:hAnsi="Courier New" w:cs="Courier New" w:hint="default"/>
+      </w:rPr>
+    </w:lvl>
+    <w:lvl w:ilvl="8" w:tplc="3C0A0005" w:tentative="1">
+      <w:start w:val="1"/>
+      <w:numFmt w:val="bullet"/>
+      <w:lvlText w:val=""/>
+      <w:lvlJc w:val="left"/>
+      <w:pPr>
+        <w:ind w:left="6480" w:hanging="360"/>
+      </w:pPr>
+      <w:rPr>
+        <w:rFonts w:ascii="Wingdings" w:hAnsi="Wingdings" w:hint="default"/>
+      </w:rPr>
+    </w:lvl>
+  </w:abstractNum>
   <w:num w:numId="1" w16cid:durableId="858129348">
     <w:abstractNumId w:val="2"/>
   </w:num>
@@ -1431,6 +7023,9 @@
   </w:num>
   <w:num w:numId="3" w16cid:durableId="204946199">
     <w:abstractNumId w:val="0"/>
+  </w:num>
+  <w:num w:numId="4" w16cid:durableId="248658578">
+    <w:abstractNumId w:val="3"/>
   </w:num>
 </w:numbering>
 </file>
@@ -2038,6 +7633,7 @@
   <w:style w:type="character" w:default="1" w:styleId="Fuentedeprrafopredeter">
     <w:name w:val="Default Paragraph Font"/>
     <w:uiPriority w:val="1"/>
+    <w:semiHidden/>
     <w:unhideWhenUsed/>
   </w:style>
   <w:style w:type="table" w:default="1" w:styleId="Tablanormal">
@@ -2351,6 +7947,17 @@
       <w:spacing w:val="5"/>
     </w:rPr>
   </w:style>
+  <w:style w:type="character" w:styleId="Hipervnculo">
+    <w:name w:val="Hyperlink"/>
+    <w:basedOn w:val="Fuentedeprrafopredeter"/>
+    <w:uiPriority w:val="99"/>
+    <w:unhideWhenUsed/>
+    <w:rsid w:val="003A717A"/>
+    <w:rPr>
+      <w:color w:val="467886" w:themeColor="hyperlink"/>
+      <w:u w:val="single"/>
+    </w:rPr>
+  </w:style>
 </w:styles>
 </file>
 

--- a/Informe.docx
+++ b/Informe.docx
@@ -718,15 +718,6 @@
       <w:pPr>
         <w:rPr>
           <w:rFonts w:ascii="Arial" w:hAnsi="Arial" w:cs="Arial"/>
-          <w:sz w:val="24"/>
-          <w:szCs w:val="24"/>
-        </w:rPr>
-      </w:pPr>
-    </w:p>
-    <w:p>
-      <w:pPr>
-        <w:rPr>
-          <w:rFonts w:ascii="Arial" w:hAnsi="Arial" w:cs="Arial"/>
           <w:b/>
           <w:bCs/>
           <w:sz w:val="28"/>
@@ -741,6 +732,7 @@
           <w:sz w:val="28"/>
           <w:szCs w:val="28"/>
         </w:rPr>
+        <w:lastRenderedPageBreak/>
         <w:t xml:space="preserve">Etapa </w:t>
       </w:r>
       <w:r>
@@ -787,6 +779,7 @@
     <w:p>
       <w:pPr>
         <w:rPr>
+          <w:rFonts w:ascii="Arial" w:hAnsi="Arial" w:cs="Arial"/>
           <w:b/>
           <w:bCs/>
           <w:sz w:val="24"/>
@@ -795,6 +788,7 @@
       </w:pPr>
       <w:r>
         <w:rPr>
+          <w:rFonts w:ascii="Arial" w:hAnsi="Arial" w:cs="Arial"/>
           <w:b/>
           <w:bCs/>
           <w:sz w:val="24"/>
@@ -806,22 +800,38 @@
     <w:p>
       <w:pPr>
         <w:jc w:val="both"/>
-      </w:pPr>
-      <w:r>
+        <w:rPr>
+          <w:rFonts w:ascii="Arial" w:hAnsi="Arial" w:cs="Arial"/>
+          <w:sz w:val="24"/>
+          <w:szCs w:val="24"/>
+        </w:rPr>
+      </w:pPr>
+      <w:r>
+        <w:rPr>
+          <w:rFonts w:ascii="Arial" w:hAnsi="Arial" w:cs="Arial"/>
+          <w:sz w:val="24"/>
+          <w:szCs w:val="24"/>
+        </w:rPr>
         <w:t>Para la ejecución de este proyecto se cuenta con dos archivos fuente oficiales provistos por el Instituto Nacional de Estadística (INE) de la República del Paraguay:</w:t>
       </w:r>
     </w:p>
     <w:p>
       <w:pPr>
         <w:rPr>
+          <w:rFonts w:ascii="Arial" w:hAnsi="Arial" w:cs="Arial"/>
           <w:b/>
           <w:bCs/>
-        </w:rPr>
-      </w:pPr>
-      <w:r>
-        <w:rPr>
+          <w:sz w:val="24"/>
+          <w:szCs w:val="24"/>
+        </w:rPr>
+      </w:pPr>
+      <w:r>
+        <w:rPr>
+          <w:rFonts w:ascii="Arial" w:hAnsi="Arial" w:cs="Arial"/>
           <w:b/>
           <w:bCs/>
+          <w:sz w:val="24"/>
+          <w:szCs w:val="24"/>
         </w:rPr>
         <w:t>1. REG02_EPHC_ANUAL_2025.csv</w:t>
       </w:r>
@@ -829,82 +839,150 @@
     <w:p>
       <w:pPr>
         <w:jc w:val="both"/>
-      </w:pPr>
-      <w:r>
-        <w:rPr>
+        <w:rPr>
+          <w:rFonts w:ascii="Arial" w:hAnsi="Arial" w:cs="Arial"/>
+          <w:sz w:val="24"/>
+          <w:szCs w:val="24"/>
+        </w:rPr>
+      </w:pPr>
+      <w:r>
+        <w:rPr>
+          <w:rFonts w:ascii="Arial" w:hAnsi="Arial" w:cs="Arial"/>
           <w:b/>
           <w:bCs/>
+          <w:sz w:val="24"/>
+          <w:szCs w:val="24"/>
         </w:rPr>
         <w:t>Formato</w:t>
       </w:r>
       <w:r>
+        <w:rPr>
+          <w:rFonts w:ascii="Arial" w:hAnsi="Arial" w:cs="Arial"/>
+          <w:sz w:val="24"/>
+          <w:szCs w:val="24"/>
+        </w:rPr>
         <w:t>: Valores separados por comas (CSV).</w:t>
       </w:r>
     </w:p>
     <w:p>
       <w:pPr>
         <w:jc w:val="both"/>
-      </w:pPr>
-      <w:r>
-        <w:rPr>
+        <w:rPr>
+          <w:rFonts w:ascii="Arial" w:hAnsi="Arial" w:cs="Arial"/>
+          <w:sz w:val="24"/>
+          <w:szCs w:val="24"/>
+        </w:rPr>
+      </w:pPr>
+      <w:r>
+        <w:rPr>
+          <w:rFonts w:ascii="Arial" w:hAnsi="Arial" w:cs="Arial"/>
           <w:b/>
           <w:bCs/>
+          <w:sz w:val="24"/>
+          <w:szCs w:val="24"/>
         </w:rPr>
         <w:t>Contenido</w:t>
       </w:r>
       <w:r>
+        <w:rPr>
+          <w:rFonts w:ascii="Arial" w:hAnsi="Arial" w:cs="Arial"/>
+          <w:sz w:val="24"/>
+          <w:szCs w:val="24"/>
+        </w:rPr>
         <w:t>: Microdatos tabulares a nivel individual correspondiente al Registro 02 (Personas / Miembros del hogar) de la Encuesta Permanente de Hogares Continua anual 2025.</w:t>
       </w:r>
     </w:p>
     <w:p>
       <w:pPr>
         <w:jc w:val="both"/>
-      </w:pPr>
-      <w:r>
-        <w:rPr>
+        <w:rPr>
+          <w:rFonts w:ascii="Arial" w:hAnsi="Arial" w:cs="Arial"/>
+          <w:sz w:val="24"/>
+          <w:szCs w:val="24"/>
+        </w:rPr>
+      </w:pPr>
+      <w:r>
+        <w:rPr>
+          <w:rFonts w:ascii="Arial" w:hAnsi="Arial" w:cs="Arial"/>
           <w:b/>
           <w:bCs/>
+          <w:sz w:val="24"/>
+          <w:szCs w:val="24"/>
         </w:rPr>
         <w:t>Granularidad</w:t>
       </w:r>
       <w:r>
+        <w:rPr>
+          <w:rFonts w:ascii="Arial" w:hAnsi="Arial" w:cs="Arial"/>
+          <w:sz w:val="24"/>
+          <w:szCs w:val="24"/>
+        </w:rPr>
         <w:t>: Cada fila (registro) representa a una persona encuestada en un hogar específico de la muestra nacional.</w:t>
       </w:r>
     </w:p>
     <w:p>
       <w:pPr>
         <w:jc w:val="both"/>
-      </w:pPr>
-      <w:r>
+        <w:rPr>
+          <w:rFonts w:ascii="Arial" w:hAnsi="Arial" w:cs="Arial"/>
+          <w:sz w:val="24"/>
+          <w:szCs w:val="24"/>
+        </w:rPr>
+      </w:pPr>
+      <w:r>
+        <w:rPr>
+          <w:rFonts w:ascii="Arial" w:hAnsi="Arial" w:cs="Arial"/>
+          <w:sz w:val="24"/>
+          <w:szCs w:val="24"/>
+        </w:rPr>
         <w:t>Período cubierto: Año 2025.</w:t>
       </w:r>
     </w:p>
     <w:p>
       <w:pPr>
         <w:jc w:val="both"/>
-      </w:pPr>
-      <w:r>
-        <w:rPr>
+        <w:rPr>
+          <w:rFonts w:ascii="Arial" w:hAnsi="Arial" w:cs="Arial"/>
+          <w:sz w:val="24"/>
+          <w:szCs w:val="24"/>
+        </w:rPr>
+      </w:pPr>
+      <w:r>
+        <w:rPr>
+          <w:rFonts w:ascii="Arial" w:hAnsi="Arial" w:cs="Arial"/>
           <w:b/>
           <w:bCs/>
+          <w:sz w:val="24"/>
+          <w:szCs w:val="24"/>
         </w:rPr>
         <w:t>Volumen de datos</w:t>
       </w:r>
       <w:r>
+        <w:rPr>
+          <w:rFonts w:ascii="Arial" w:hAnsi="Arial" w:cs="Arial"/>
+          <w:sz w:val="24"/>
+          <w:szCs w:val="24"/>
+        </w:rPr>
         <w:t>: Decenas de miles de registros individuales (universo representativo de la Población en Edad de Trabajar).</w:t>
       </w:r>
     </w:p>
     <w:p>
       <w:pPr>
         <w:rPr>
+          <w:rFonts w:ascii="Arial" w:hAnsi="Arial" w:cs="Arial"/>
           <w:b/>
           <w:bCs/>
-        </w:rPr>
-      </w:pPr>
-      <w:r>
-        <w:rPr>
+          <w:sz w:val="24"/>
+          <w:szCs w:val="24"/>
+        </w:rPr>
+      </w:pPr>
+      <w:r>
+        <w:rPr>
+          <w:rFonts w:ascii="Arial" w:hAnsi="Arial" w:cs="Arial"/>
           <w:b/>
           <w:bCs/>
+          <w:sz w:val="24"/>
+          <w:szCs w:val="24"/>
         </w:rPr>
         <w:t>2. diccionario_EPHC_ANUAL_2025.xls</w:t>
       </w:r>
@@ -912,30 +990,56 @@
     <w:p>
       <w:pPr>
         <w:jc w:val="both"/>
-      </w:pPr>
-      <w:r>
-        <w:rPr>
+        <w:rPr>
+          <w:rFonts w:ascii="Arial" w:hAnsi="Arial" w:cs="Arial"/>
+          <w:sz w:val="24"/>
+          <w:szCs w:val="24"/>
+        </w:rPr>
+      </w:pPr>
+      <w:r>
+        <w:rPr>
+          <w:rFonts w:ascii="Arial" w:hAnsi="Arial" w:cs="Arial"/>
           <w:b/>
           <w:bCs/>
+          <w:sz w:val="24"/>
+          <w:szCs w:val="24"/>
         </w:rPr>
         <w:t>Formato</w:t>
       </w:r>
       <w:r>
+        <w:rPr>
+          <w:rFonts w:ascii="Arial" w:hAnsi="Arial" w:cs="Arial"/>
+          <w:sz w:val="24"/>
+          <w:szCs w:val="24"/>
+        </w:rPr>
         <w:t>: Planilla de cálculo Microsoft Excel (.xls).</w:t>
       </w:r>
     </w:p>
     <w:p>
       <w:pPr>
         <w:jc w:val="both"/>
-      </w:pPr>
-      <w:r>
-        <w:rPr>
+        <w:rPr>
+          <w:rFonts w:ascii="Arial" w:hAnsi="Arial" w:cs="Arial"/>
+          <w:sz w:val="24"/>
+          <w:szCs w:val="24"/>
+        </w:rPr>
+      </w:pPr>
+      <w:r>
+        <w:rPr>
+          <w:rFonts w:ascii="Arial" w:hAnsi="Arial" w:cs="Arial"/>
           <w:b/>
           <w:bCs/>
+          <w:sz w:val="24"/>
+          <w:szCs w:val="24"/>
         </w:rPr>
         <w:t>Contenido</w:t>
       </w:r>
       <w:r>
+        <w:rPr>
+          <w:rFonts w:ascii="Arial" w:hAnsi="Arial" w:cs="Arial"/>
+          <w:sz w:val="24"/>
+          <w:szCs w:val="24"/>
+        </w:rPr>
         <w:t>: Metadatos oficiales de la encuesta. Define los nombres de las variables, las etiquetas/descripciones conceptuales, los tipos de datos de origen, las escalas de codificación de opciones categóricas y los valores asignados a no respuestas o saltos de flujo de la encuesta.</w:t>
       </w:r>
     </w:p>
@@ -943,14 +1047,20 @@
       <w:pPr>
         <w:jc w:val="both"/>
         <w:rPr>
+          <w:rFonts w:ascii="Arial" w:hAnsi="Arial" w:cs="Arial"/>
           <w:b/>
           <w:bCs/>
-        </w:rPr>
-      </w:pPr>
-      <w:r>
-        <w:rPr>
+          <w:sz w:val="24"/>
+          <w:szCs w:val="24"/>
+        </w:rPr>
+      </w:pPr>
+      <w:r>
+        <w:rPr>
+          <w:rFonts w:ascii="Arial" w:hAnsi="Arial" w:cs="Arial"/>
           <w:b/>
           <w:bCs/>
+          <w:sz w:val="24"/>
+          <w:szCs w:val="24"/>
         </w:rPr>
         <w:t>Relación entre los archivos</w:t>
       </w:r>
@@ -958,31 +1068,70 @@
     <w:p>
       <w:pPr>
         <w:jc w:val="both"/>
-      </w:pPr>
-      <w:r>
+        <w:rPr>
+          <w:rFonts w:ascii="Arial" w:hAnsi="Arial" w:cs="Arial"/>
+          <w:sz w:val="24"/>
+          <w:szCs w:val="24"/>
+        </w:rPr>
+      </w:pPr>
+      <w:r>
+        <w:rPr>
+          <w:rFonts w:ascii="Arial" w:hAnsi="Arial" w:cs="Arial"/>
+          <w:sz w:val="24"/>
+          <w:szCs w:val="24"/>
+        </w:rPr>
         <w:t xml:space="preserve">El archivo .xls funciona como catálogo de referencia estructural para interpretar semánticamente las columnas numéricas y codificadas presentes en el </w:t>
       </w:r>
       <w:proofErr w:type="spellStart"/>
       <w:r>
+        <w:rPr>
+          <w:rFonts w:ascii="Arial" w:hAnsi="Arial" w:cs="Arial"/>
+          <w:sz w:val="24"/>
+          <w:szCs w:val="24"/>
+        </w:rPr>
         <w:t>dataset</w:t>
       </w:r>
       <w:proofErr w:type="spellEnd"/>
       <w:r>
+        <w:rPr>
+          <w:rFonts w:ascii="Arial" w:hAnsi="Arial" w:cs="Arial"/>
+          <w:sz w:val="24"/>
+          <w:szCs w:val="24"/>
+        </w:rPr>
         <w:t xml:space="preserve"> microdatos .</w:t>
       </w:r>
       <w:proofErr w:type="spellStart"/>
       <w:r>
+        <w:rPr>
+          <w:rFonts w:ascii="Arial" w:hAnsi="Arial" w:cs="Arial"/>
+          <w:sz w:val="24"/>
+          <w:szCs w:val="24"/>
+        </w:rPr>
         <w:t>csv</w:t>
       </w:r>
       <w:proofErr w:type="spellEnd"/>
       <w:r>
+        <w:rPr>
+          <w:rFonts w:ascii="Arial" w:hAnsi="Arial" w:cs="Arial"/>
+          <w:sz w:val="24"/>
+          <w:szCs w:val="24"/>
+        </w:rPr>
         <w:t>.</w:t>
       </w:r>
     </w:p>
-    <w:p/>
     <w:p>
       <w:pPr>
         <w:rPr>
+          <w:rFonts w:ascii="Arial" w:hAnsi="Arial" w:cs="Arial"/>
+          <w:sz w:val="24"/>
+          <w:szCs w:val="24"/>
+        </w:rPr>
+      </w:pPr>
+    </w:p>
+    <w:p>
+      <w:pPr>
+        <w:rPr>
+          <w:rFonts w:ascii="Arial" w:hAnsi="Arial" w:cs="Arial"/>
           <w:b/>
           <w:bCs/>
           <w:sz w:val="24"/>
@@ -991,6 +1140,7 @@
       </w:pPr>
       <w:r>
         <w:rPr>
+          <w:rFonts w:ascii="Arial" w:hAnsi="Arial" w:cs="Arial"/>
           <w:b/>
           <w:bCs/>
           <w:sz w:val="24"/>
@@ -1002,8 +1152,18 @@
     <w:p>
       <w:pPr>
         <w:jc w:val="both"/>
-      </w:pPr>
-      <w:r>
+        <w:rPr>
+          <w:rFonts w:ascii="Arial" w:hAnsi="Arial" w:cs="Arial"/>
+          <w:sz w:val="24"/>
+          <w:szCs w:val="24"/>
+        </w:rPr>
+      </w:pPr>
+      <w:r>
+        <w:rPr>
+          <w:rFonts w:ascii="Arial" w:hAnsi="Arial" w:cs="Arial"/>
+          <w:sz w:val="24"/>
+          <w:szCs w:val="24"/>
+        </w:rPr>
         <w:t>A partir del diccionario conceptual oficial y la alineación con los objetivos del proyecto, se construye la siguiente estructura de datos seleccionada:</w:t>
       </w:r>
     </w:p>
@@ -1037,7 +1197,7 @@
               <w:bottom w:val="single" w:sz="4" w:space="0" w:color="auto"/>
               <w:right w:val="single" w:sz="4" w:space="0" w:color="auto"/>
             </w:tcBorders>
-            <w:shd w:val="clear" w:color="000000" w:fill="D1F1DA"/>
+            <w:shd w:val="clear" w:color="auto" w:fill="D1F1DA"/>
             <w:noWrap/>
             <w:vAlign w:val="bottom"/>
             <w:hideMark/>
@@ -1057,7 +1217,6 @@
                 <w14:ligatures w14:val="none"/>
               </w:rPr>
             </w:pPr>
-            <w:proofErr w:type="spellStart"/>
             <w:r>
               <w:rPr>
                 <w:rFonts w:ascii="Arial" w:eastAsia="Times New Roman" w:hAnsi="Arial" w:cs="Arial"/>
@@ -1072,7 +1231,6 @@
               </w:rPr>
               <w:t>N°</w:t>
             </w:r>
-            <w:proofErr w:type="spellEnd"/>
           </w:p>
         </w:tc>
         <w:tc>
@@ -1084,7 +1242,7 @@
               <w:bottom w:val="single" w:sz="4" w:space="0" w:color="auto"/>
               <w:right w:val="single" w:sz="4" w:space="0" w:color="auto"/>
             </w:tcBorders>
-            <w:shd w:val="clear" w:color="000000" w:fill="D1F1DA"/>
+            <w:shd w:val="clear" w:color="auto" w:fill="D1F1DA"/>
             <w:noWrap/>
             <w:vAlign w:val="center"/>
             <w:hideMark/>
@@ -1130,7 +1288,7 @@
               <w:bottom w:val="single" w:sz="4" w:space="0" w:color="auto"/>
               <w:right w:val="single" w:sz="4" w:space="0" w:color="auto"/>
             </w:tcBorders>
-            <w:shd w:val="clear" w:color="000000" w:fill="D1F1DA"/>
+            <w:shd w:val="clear" w:color="auto" w:fill="D1F1DA"/>
             <w:noWrap/>
             <w:vAlign w:val="bottom"/>
             <w:hideMark/>
@@ -1175,7 +1333,7 @@
               <w:bottom w:val="single" w:sz="4" w:space="0" w:color="auto"/>
               <w:right w:val="single" w:sz="4" w:space="0" w:color="auto"/>
             </w:tcBorders>
-            <w:shd w:val="clear" w:color="000000" w:fill="D1F1DA"/>
+            <w:shd w:val="clear" w:color="auto" w:fill="D1F1DA"/>
             <w:noWrap/>
             <w:vAlign w:val="bottom"/>
             <w:hideMark/>
@@ -1220,7 +1378,7 @@
               <w:bottom w:val="single" w:sz="4" w:space="0" w:color="auto"/>
               <w:right w:val="single" w:sz="4" w:space="0" w:color="auto"/>
             </w:tcBorders>
-            <w:shd w:val="clear" w:color="000000" w:fill="D1F1DA"/>
+            <w:shd w:val="clear" w:color="auto" w:fill="D1F1DA"/>
             <w:noWrap/>
             <w:vAlign w:val="center"/>
             <w:hideMark/>
@@ -1266,7 +1424,7 @@
               <w:bottom w:val="single" w:sz="4" w:space="0" w:color="auto"/>
               <w:right w:val="single" w:sz="4" w:space="0" w:color="auto"/>
             </w:tcBorders>
-            <w:shd w:val="clear" w:color="000000" w:fill="D1F1DA"/>
+            <w:shd w:val="clear" w:color="auto" w:fill="D1F1DA"/>
             <w:noWrap/>
             <w:vAlign w:val="bottom"/>
             <w:hideMark/>
@@ -1403,33 +1561,47 @@
               <w:bottom w:val="single" w:sz="4" w:space="0" w:color="auto"/>
               <w:right w:val="single" w:sz="4" w:space="0" w:color="auto"/>
             </w:tcBorders>
-            <w:vAlign w:val="bottom"/>
+            <w:vAlign w:val="center"/>
             <w:hideMark/>
           </w:tcPr>
           <w:p>
             <w:pPr>
               <w:spacing w:after="0" w:line="240" w:lineRule="auto"/>
-              <w:rPr>
-                <w:rFonts w:ascii="Arial" w:eastAsia="Times New Roman" w:hAnsi="Arial" w:cs="Arial"/>
-                <w:color w:val="000000"/>
-                <w:kern w:val="0"/>
-                <w:sz w:val="20"/>
-                <w:szCs w:val="20"/>
-                <w:lang w:eastAsia="es-PY"/>
-                <w14:ligatures w14:val="none"/>
-              </w:rPr>
-            </w:pPr>
-            <w:r>
-              <w:rPr>
-                <w:rFonts w:ascii="Arial" w:eastAsia="Times New Roman" w:hAnsi="Arial" w:cs="Arial"/>
-                <w:color w:val="000000"/>
-                <w:kern w:val="0"/>
-                <w:sz w:val="20"/>
-                <w:szCs w:val="20"/>
-                <w:lang w:eastAsia="es-PY"/>
-                <w14:ligatures w14:val="none"/>
-              </w:rPr>
-              <w:t>Unidad Primaria de Muestra (Identificador de conglomera</w:t>
+              <w:jc w:val="center"/>
+              <w:rPr>
+                <w:rFonts w:ascii="Arial" w:eastAsia="Times New Roman" w:hAnsi="Arial" w:cs="Arial"/>
+                <w:color w:val="000000"/>
+                <w:kern w:val="0"/>
+                <w:sz w:val="20"/>
+                <w:szCs w:val="20"/>
+                <w:lang w:eastAsia="es-PY"/>
+                <w14:ligatures w14:val="none"/>
+              </w:rPr>
+            </w:pPr>
+            <w:r>
+              <w:rPr>
+                <w:rFonts w:ascii="Arial" w:eastAsia="Times New Roman" w:hAnsi="Arial" w:cs="Arial"/>
+                <w:color w:val="000000"/>
+                <w:kern w:val="0"/>
+                <w:sz w:val="20"/>
+                <w:szCs w:val="20"/>
+                <w:lang w:eastAsia="es-PY"/>
+                <w14:ligatures w14:val="none"/>
+              </w:rPr>
+              <w:t xml:space="preserve">Unidad Primaria de Muestra (Identificador de </w:t>
+            </w:r>
+            <w:r>
+              <w:rPr>
+                <w:rFonts w:ascii="Arial" w:eastAsia="Times New Roman" w:hAnsi="Arial" w:cs="Arial"/>
+                <w:color w:val="000000"/>
+                <w:kern w:val="0"/>
+                <w:sz w:val="20"/>
+                <w:szCs w:val="20"/>
+                <w:lang w:eastAsia="es-PY"/>
+                <w14:ligatures w14:val="none"/>
+              </w:rPr>
+              <w:lastRenderedPageBreak/>
+              <w:t>conglomera</w:t>
             </w:r>
             <w:r>
               <w:rPr>
@@ -1467,32 +1639,34 @@
               <w:right w:val="single" w:sz="4" w:space="0" w:color="auto"/>
             </w:tcBorders>
             <w:noWrap/>
-            <w:vAlign w:val="bottom"/>
+            <w:vAlign w:val="center"/>
             <w:hideMark/>
           </w:tcPr>
           <w:p>
             <w:pPr>
               <w:spacing w:after="0" w:line="240" w:lineRule="auto"/>
-              <w:rPr>
-                <w:rFonts w:ascii="Arial" w:eastAsia="Times New Roman" w:hAnsi="Arial" w:cs="Arial"/>
-                <w:color w:val="000000"/>
-                <w:kern w:val="0"/>
-                <w:sz w:val="20"/>
-                <w:szCs w:val="20"/>
-                <w:lang w:eastAsia="es-PY"/>
-                <w14:ligatures w14:val="none"/>
-              </w:rPr>
-            </w:pPr>
-            <w:r>
-              <w:rPr>
-                <w:rFonts w:ascii="Arial" w:eastAsia="Times New Roman" w:hAnsi="Arial" w:cs="Arial"/>
-                <w:color w:val="000000"/>
-                <w:kern w:val="0"/>
-                <w:sz w:val="20"/>
-                <w:szCs w:val="20"/>
-                <w:lang w:eastAsia="es-PY"/>
-                <w14:ligatures w14:val="none"/>
-              </w:rPr>
+              <w:jc w:val="center"/>
+              <w:rPr>
+                <w:rFonts w:ascii="Arial" w:eastAsia="Times New Roman" w:hAnsi="Arial" w:cs="Arial"/>
+                <w:color w:val="000000"/>
+                <w:kern w:val="0"/>
+                <w:sz w:val="20"/>
+                <w:szCs w:val="20"/>
+                <w:lang w:eastAsia="es-PY"/>
+                <w14:ligatures w14:val="none"/>
+              </w:rPr>
+            </w:pPr>
+            <w:r>
+              <w:rPr>
+                <w:rFonts w:ascii="Arial" w:eastAsia="Times New Roman" w:hAnsi="Arial" w:cs="Arial"/>
+                <w:color w:val="000000"/>
+                <w:kern w:val="0"/>
+                <w:sz w:val="20"/>
+                <w:szCs w:val="20"/>
+                <w:lang w:eastAsia="es-PY"/>
+                <w14:ligatures w14:val="none"/>
+              </w:rPr>
+              <w:lastRenderedPageBreak/>
               <w:t>Categórica (Código)</w:t>
             </w:r>
           </w:p>
@@ -1548,12 +1722,13 @@
               <w:right w:val="single" w:sz="4" w:space="0" w:color="auto"/>
             </w:tcBorders>
             <w:noWrap/>
-            <w:vAlign w:val="bottom"/>
+            <w:vAlign w:val="center"/>
             <w:hideMark/>
           </w:tcPr>
           <w:p>
             <w:pPr>
               <w:spacing w:after="0" w:line="240" w:lineRule="auto"/>
+              <w:jc w:val="center"/>
               <w:rPr>
                 <w:rFonts w:ascii="Arial" w:eastAsia="Times New Roman" w:hAnsi="Arial" w:cs="Arial"/>
                 <w:color w:val="000000"/>
@@ -1679,46 +1854,34 @@
               <w:bottom w:val="single" w:sz="4" w:space="0" w:color="auto"/>
               <w:right w:val="single" w:sz="4" w:space="0" w:color="auto"/>
             </w:tcBorders>
-            <w:vAlign w:val="bottom"/>
+            <w:vAlign w:val="center"/>
             <w:hideMark/>
           </w:tcPr>
           <w:p>
             <w:pPr>
               <w:spacing w:after="0" w:line="240" w:lineRule="auto"/>
-              <w:rPr>
-                <w:rFonts w:ascii="Arial" w:eastAsia="Times New Roman" w:hAnsi="Arial" w:cs="Arial"/>
-                <w:color w:val="000000"/>
-                <w:kern w:val="0"/>
-                <w:sz w:val="20"/>
-                <w:szCs w:val="20"/>
-                <w:lang w:eastAsia="es-PY"/>
-                <w14:ligatures w14:val="none"/>
-              </w:rPr>
-            </w:pPr>
-            <w:r>
-              <w:rPr>
-                <w:rFonts w:ascii="Arial" w:eastAsia="Times New Roman" w:hAnsi="Arial" w:cs="Arial"/>
-                <w:color w:val="000000"/>
-                <w:kern w:val="0"/>
-                <w:sz w:val="20"/>
-                <w:szCs w:val="20"/>
-                <w:lang w:eastAsia="es-PY"/>
-                <w14:ligatures w14:val="none"/>
-              </w:rPr>
-              <w:t xml:space="preserve">Número de Vivienda </w:t>
-            </w:r>
-            <w:r>
-              <w:rPr>
-                <w:rFonts w:ascii="Arial" w:eastAsia="Times New Roman" w:hAnsi="Arial" w:cs="Arial"/>
-                <w:color w:val="000000"/>
-                <w:kern w:val="0"/>
-                <w:sz w:val="20"/>
-                <w:szCs w:val="20"/>
-                <w:lang w:eastAsia="es-PY"/>
-                <w14:ligatures w14:val="none"/>
-              </w:rPr>
-              <w:lastRenderedPageBreak/>
-              <w:t>dentro de la UPM</w:t>
+              <w:jc w:val="center"/>
+              <w:rPr>
+                <w:rFonts w:ascii="Arial" w:eastAsia="Times New Roman" w:hAnsi="Arial" w:cs="Arial"/>
+                <w:color w:val="000000"/>
+                <w:kern w:val="0"/>
+                <w:sz w:val="20"/>
+                <w:szCs w:val="20"/>
+                <w:lang w:eastAsia="es-PY"/>
+                <w14:ligatures w14:val="none"/>
+              </w:rPr>
+            </w:pPr>
+            <w:r>
+              <w:rPr>
+                <w:rFonts w:ascii="Arial" w:eastAsia="Times New Roman" w:hAnsi="Arial" w:cs="Arial"/>
+                <w:color w:val="000000"/>
+                <w:kern w:val="0"/>
+                <w:sz w:val="20"/>
+                <w:szCs w:val="20"/>
+                <w:lang w:eastAsia="es-PY"/>
+                <w14:ligatures w14:val="none"/>
+              </w:rPr>
+              <w:t>Número de Vivienda dentro de la UPM</w:t>
             </w:r>
           </w:p>
         </w:tc>
@@ -1732,33 +1895,33 @@
               <w:right w:val="single" w:sz="4" w:space="0" w:color="auto"/>
             </w:tcBorders>
             <w:noWrap/>
-            <w:vAlign w:val="bottom"/>
+            <w:vAlign w:val="center"/>
             <w:hideMark/>
           </w:tcPr>
           <w:p>
             <w:pPr>
               <w:spacing w:after="0" w:line="240" w:lineRule="auto"/>
-              <w:rPr>
-                <w:rFonts w:ascii="Arial" w:eastAsia="Times New Roman" w:hAnsi="Arial" w:cs="Arial"/>
-                <w:color w:val="000000"/>
-                <w:kern w:val="0"/>
-                <w:sz w:val="20"/>
-                <w:szCs w:val="20"/>
-                <w:lang w:eastAsia="es-PY"/>
-                <w14:ligatures w14:val="none"/>
-              </w:rPr>
-            </w:pPr>
-            <w:r>
-              <w:rPr>
-                <w:rFonts w:ascii="Arial" w:eastAsia="Times New Roman" w:hAnsi="Arial" w:cs="Arial"/>
-                <w:color w:val="000000"/>
-                <w:kern w:val="0"/>
-                <w:sz w:val="20"/>
-                <w:szCs w:val="20"/>
-                <w:lang w:eastAsia="es-PY"/>
-                <w14:ligatures w14:val="none"/>
-              </w:rPr>
-              <w:lastRenderedPageBreak/>
+              <w:jc w:val="center"/>
+              <w:rPr>
+                <w:rFonts w:ascii="Arial" w:eastAsia="Times New Roman" w:hAnsi="Arial" w:cs="Arial"/>
+                <w:color w:val="000000"/>
+                <w:kern w:val="0"/>
+                <w:sz w:val="20"/>
+                <w:szCs w:val="20"/>
+                <w:lang w:eastAsia="es-PY"/>
+                <w14:ligatures w14:val="none"/>
+              </w:rPr>
+            </w:pPr>
+            <w:r>
+              <w:rPr>
+                <w:rFonts w:ascii="Arial" w:eastAsia="Times New Roman" w:hAnsi="Arial" w:cs="Arial"/>
+                <w:color w:val="000000"/>
+                <w:kern w:val="0"/>
+                <w:sz w:val="20"/>
+                <w:szCs w:val="20"/>
+                <w:lang w:eastAsia="es-PY"/>
+                <w14:ligatures w14:val="none"/>
+              </w:rPr>
               <w:t>Categórica (Código)</w:t>
             </w:r>
           </w:p>
@@ -1814,12 +1977,13 @@
               <w:right w:val="single" w:sz="4" w:space="0" w:color="auto"/>
             </w:tcBorders>
             <w:noWrap/>
-            <w:vAlign w:val="bottom"/>
+            <w:vAlign w:val="center"/>
             <w:hideMark/>
           </w:tcPr>
           <w:p>
             <w:pPr>
               <w:spacing w:after="0" w:line="240" w:lineRule="auto"/>
+              <w:jc w:val="center"/>
               <w:rPr>
                 <w:rFonts w:ascii="Arial" w:eastAsia="Times New Roman" w:hAnsi="Arial" w:cs="Arial"/>
                 <w:color w:val="000000"/>
@@ -1945,12 +2109,13 @@
               <w:bottom w:val="single" w:sz="4" w:space="0" w:color="auto"/>
               <w:right w:val="single" w:sz="4" w:space="0" w:color="auto"/>
             </w:tcBorders>
-            <w:vAlign w:val="bottom"/>
+            <w:vAlign w:val="center"/>
             <w:hideMark/>
           </w:tcPr>
           <w:p>
             <w:pPr>
               <w:spacing w:after="0" w:line="240" w:lineRule="auto"/>
+              <w:jc w:val="center"/>
               <w:rPr>
                 <w:rFonts w:ascii="Arial" w:eastAsia="Times New Roman" w:hAnsi="Arial" w:cs="Arial"/>
                 <w:color w:val="000000"/>
@@ -1985,12 +2150,13 @@
               <w:right w:val="single" w:sz="4" w:space="0" w:color="auto"/>
             </w:tcBorders>
             <w:noWrap/>
-            <w:vAlign w:val="bottom"/>
+            <w:vAlign w:val="center"/>
             <w:hideMark/>
           </w:tcPr>
           <w:p>
             <w:pPr>
               <w:spacing w:after="0" w:line="240" w:lineRule="auto"/>
+              <w:jc w:val="center"/>
               <w:rPr>
                 <w:rFonts w:ascii="Arial" w:eastAsia="Times New Roman" w:hAnsi="Arial" w:cs="Arial"/>
                 <w:color w:val="000000"/>
@@ -2066,12 +2232,13 @@
               <w:right w:val="single" w:sz="4" w:space="0" w:color="auto"/>
             </w:tcBorders>
             <w:noWrap/>
-            <w:vAlign w:val="bottom"/>
+            <w:vAlign w:val="center"/>
             <w:hideMark/>
           </w:tcPr>
           <w:p>
             <w:pPr>
               <w:spacing w:after="0" w:line="240" w:lineRule="auto"/>
+              <w:jc w:val="center"/>
               <w:rPr>
                 <w:rFonts w:ascii="Arial" w:eastAsia="Times New Roman" w:hAnsi="Arial" w:cs="Arial"/>
                 <w:color w:val="000000"/>
@@ -2197,12 +2364,13 @@
               <w:bottom w:val="single" w:sz="4" w:space="0" w:color="auto"/>
               <w:right w:val="single" w:sz="4" w:space="0" w:color="auto"/>
             </w:tcBorders>
-            <w:vAlign w:val="bottom"/>
+            <w:vAlign w:val="center"/>
             <w:hideMark/>
           </w:tcPr>
           <w:p>
             <w:pPr>
               <w:spacing w:after="0" w:line="240" w:lineRule="auto"/>
+              <w:jc w:val="center"/>
               <w:rPr>
                 <w:rFonts w:ascii="Arial" w:eastAsia="Times New Roman" w:hAnsi="Arial" w:cs="Arial"/>
                 <w:color w:val="000000"/>
@@ -2237,12 +2405,13 @@
               <w:right w:val="single" w:sz="4" w:space="0" w:color="auto"/>
             </w:tcBorders>
             <w:noWrap/>
-            <w:vAlign w:val="bottom"/>
+            <w:vAlign w:val="center"/>
             <w:hideMark/>
           </w:tcPr>
           <w:p>
             <w:pPr>
               <w:spacing w:after="0" w:line="240" w:lineRule="auto"/>
+              <w:jc w:val="center"/>
               <w:rPr>
                 <w:rFonts w:ascii="Arial" w:eastAsia="Times New Roman" w:hAnsi="Arial" w:cs="Arial"/>
                 <w:color w:val="000000"/>
@@ -2318,12 +2487,13 @@
               <w:right w:val="single" w:sz="4" w:space="0" w:color="auto"/>
             </w:tcBorders>
             <w:noWrap/>
-            <w:vAlign w:val="bottom"/>
+            <w:vAlign w:val="center"/>
             <w:hideMark/>
           </w:tcPr>
           <w:p>
             <w:pPr>
               <w:spacing w:after="0" w:line="240" w:lineRule="auto"/>
+              <w:jc w:val="center"/>
               <w:rPr>
                 <w:rFonts w:ascii="Arial" w:eastAsia="Times New Roman" w:hAnsi="Arial" w:cs="Arial"/>
                 <w:color w:val="000000"/>
@@ -2449,12 +2619,13 @@
               <w:bottom w:val="single" w:sz="4" w:space="0" w:color="auto"/>
               <w:right w:val="single" w:sz="4" w:space="0" w:color="auto"/>
             </w:tcBorders>
-            <w:vAlign w:val="bottom"/>
+            <w:vAlign w:val="center"/>
             <w:hideMark/>
           </w:tcPr>
           <w:p>
             <w:pPr>
               <w:spacing w:after="0" w:line="240" w:lineRule="auto"/>
+              <w:jc w:val="center"/>
               <w:rPr>
                 <w:rFonts w:ascii="Arial" w:eastAsia="Times New Roman" w:hAnsi="Arial" w:cs="Arial"/>
                 <w:color w:val="000000"/>
@@ -2489,12 +2660,13 @@
               <w:right w:val="single" w:sz="4" w:space="0" w:color="auto"/>
             </w:tcBorders>
             <w:noWrap/>
-            <w:vAlign w:val="bottom"/>
+            <w:vAlign w:val="center"/>
             <w:hideMark/>
           </w:tcPr>
           <w:p>
             <w:pPr>
               <w:spacing w:after="0" w:line="240" w:lineRule="auto"/>
+              <w:jc w:val="center"/>
               <w:rPr>
                 <w:rFonts w:ascii="Arial" w:eastAsia="Times New Roman" w:hAnsi="Arial" w:cs="Arial"/>
                 <w:color w:val="000000"/>
@@ -2570,12 +2742,13 @@
               <w:right w:val="single" w:sz="4" w:space="0" w:color="auto"/>
             </w:tcBorders>
             <w:noWrap/>
-            <w:vAlign w:val="bottom"/>
+            <w:vAlign w:val="center"/>
             <w:hideMark/>
           </w:tcPr>
           <w:p>
             <w:pPr>
               <w:spacing w:after="0" w:line="240" w:lineRule="auto"/>
+              <w:jc w:val="center"/>
               <w:rPr>
                 <w:rFonts w:ascii="Arial" w:eastAsia="Times New Roman" w:hAnsi="Arial" w:cs="Arial"/>
                 <w:color w:val="000000"/>
@@ -2701,12 +2874,13 @@
               <w:bottom w:val="single" w:sz="4" w:space="0" w:color="auto"/>
               <w:right w:val="single" w:sz="4" w:space="0" w:color="auto"/>
             </w:tcBorders>
-            <w:vAlign w:val="bottom"/>
+            <w:vAlign w:val="center"/>
             <w:hideMark/>
           </w:tcPr>
           <w:p>
             <w:pPr>
               <w:spacing w:after="0" w:line="240" w:lineRule="auto"/>
+              <w:jc w:val="center"/>
               <w:rPr>
                 <w:rFonts w:ascii="Arial" w:eastAsia="Times New Roman" w:hAnsi="Arial" w:cs="Arial"/>
                 <w:color w:val="000000"/>
@@ -2741,12 +2915,13 @@
               <w:right w:val="single" w:sz="4" w:space="0" w:color="auto"/>
             </w:tcBorders>
             <w:noWrap/>
-            <w:vAlign w:val="bottom"/>
+            <w:vAlign w:val="center"/>
             <w:hideMark/>
           </w:tcPr>
           <w:p>
             <w:pPr>
               <w:spacing w:after="0" w:line="240" w:lineRule="auto"/>
+              <w:jc w:val="center"/>
               <w:rPr>
                 <w:rFonts w:ascii="Arial" w:eastAsia="Times New Roman" w:hAnsi="Arial" w:cs="Arial"/>
                 <w:color w:val="000000"/>
@@ -2822,12 +2997,13 @@
               <w:right w:val="single" w:sz="4" w:space="0" w:color="auto"/>
             </w:tcBorders>
             <w:noWrap/>
-            <w:vAlign w:val="bottom"/>
+            <w:vAlign w:val="center"/>
             <w:hideMark/>
           </w:tcPr>
           <w:p>
             <w:pPr>
               <w:spacing w:after="0" w:line="240" w:lineRule="auto"/>
+              <w:jc w:val="center"/>
               <w:rPr>
                 <w:rFonts w:ascii="Arial" w:eastAsia="Times New Roman" w:hAnsi="Arial" w:cs="Arial"/>
                 <w:color w:val="000000"/>
@@ -2953,12 +3129,13 @@
               <w:bottom w:val="single" w:sz="4" w:space="0" w:color="auto"/>
               <w:right w:val="single" w:sz="4" w:space="0" w:color="auto"/>
             </w:tcBorders>
-            <w:vAlign w:val="bottom"/>
+            <w:vAlign w:val="center"/>
             <w:hideMark/>
           </w:tcPr>
           <w:p>
             <w:pPr>
               <w:spacing w:after="0" w:line="240" w:lineRule="auto"/>
+              <w:jc w:val="center"/>
               <w:rPr>
                 <w:rFonts w:ascii="Arial" w:eastAsia="Times New Roman" w:hAnsi="Arial" w:cs="Arial"/>
                 <w:color w:val="000000"/>
@@ -2993,12 +3170,13 @@
               <w:right w:val="single" w:sz="4" w:space="0" w:color="auto"/>
             </w:tcBorders>
             <w:noWrap/>
-            <w:vAlign w:val="bottom"/>
+            <w:vAlign w:val="center"/>
             <w:hideMark/>
           </w:tcPr>
           <w:p>
             <w:pPr>
               <w:spacing w:after="0" w:line="240" w:lineRule="auto"/>
+              <w:jc w:val="center"/>
               <w:rPr>
                 <w:rFonts w:ascii="Arial" w:eastAsia="Times New Roman" w:hAnsi="Arial" w:cs="Arial"/>
                 <w:color w:val="000000"/>
@@ -3074,12 +3252,13 @@
               <w:right w:val="single" w:sz="4" w:space="0" w:color="auto"/>
             </w:tcBorders>
             <w:noWrap/>
-            <w:vAlign w:val="bottom"/>
+            <w:vAlign w:val="center"/>
             <w:hideMark/>
           </w:tcPr>
           <w:p>
             <w:pPr>
               <w:spacing w:after="0" w:line="240" w:lineRule="auto"/>
+              <w:jc w:val="center"/>
               <w:rPr>
                 <w:rFonts w:ascii="Arial" w:eastAsia="Times New Roman" w:hAnsi="Arial" w:cs="Arial"/>
                 <w:color w:val="000000"/>
@@ -3205,12 +3384,13 @@
               <w:bottom w:val="single" w:sz="4" w:space="0" w:color="auto"/>
               <w:right w:val="single" w:sz="4" w:space="0" w:color="auto"/>
             </w:tcBorders>
-            <w:vAlign w:val="bottom"/>
+            <w:vAlign w:val="center"/>
             <w:hideMark/>
           </w:tcPr>
           <w:p>
             <w:pPr>
               <w:spacing w:after="0" w:line="240" w:lineRule="auto"/>
+              <w:jc w:val="center"/>
               <w:rPr>
                 <w:rFonts w:ascii="Arial" w:eastAsia="Times New Roman" w:hAnsi="Arial" w:cs="Arial"/>
                 <w:color w:val="000000"/>
@@ -3245,12 +3425,13 @@
               <w:right w:val="single" w:sz="4" w:space="0" w:color="auto"/>
             </w:tcBorders>
             <w:noWrap/>
-            <w:vAlign w:val="bottom"/>
+            <w:vAlign w:val="center"/>
             <w:hideMark/>
           </w:tcPr>
           <w:p>
             <w:pPr>
               <w:spacing w:after="0" w:line="240" w:lineRule="auto"/>
+              <w:jc w:val="center"/>
               <w:rPr>
                 <w:rFonts w:ascii="Arial" w:eastAsia="Times New Roman" w:hAnsi="Arial" w:cs="Arial"/>
                 <w:color w:val="000000"/>
@@ -3326,12 +3507,13 @@
               <w:right w:val="single" w:sz="4" w:space="0" w:color="auto"/>
             </w:tcBorders>
             <w:noWrap/>
-            <w:vAlign w:val="bottom"/>
+            <w:vAlign w:val="center"/>
             <w:hideMark/>
           </w:tcPr>
           <w:p>
             <w:pPr>
               <w:spacing w:after="0" w:line="240" w:lineRule="auto"/>
+              <w:jc w:val="center"/>
               <w:rPr>
                 <w:rFonts w:ascii="Arial" w:eastAsia="Times New Roman" w:hAnsi="Arial" w:cs="Arial"/>
                 <w:color w:val="000000"/>
@@ -3457,12 +3639,13 @@
               <w:bottom w:val="single" w:sz="4" w:space="0" w:color="auto"/>
               <w:right w:val="single" w:sz="4" w:space="0" w:color="auto"/>
             </w:tcBorders>
-            <w:vAlign w:val="bottom"/>
+            <w:vAlign w:val="center"/>
             <w:hideMark/>
           </w:tcPr>
           <w:p>
             <w:pPr>
               <w:spacing w:after="0" w:line="240" w:lineRule="auto"/>
+              <w:jc w:val="center"/>
               <w:rPr>
                 <w:rFonts w:ascii="Arial" w:eastAsia="Times New Roman" w:hAnsi="Arial" w:cs="Arial"/>
                 <w:color w:val="000000"/>
@@ -3497,12 +3680,13 @@
               <w:right w:val="single" w:sz="4" w:space="0" w:color="auto"/>
             </w:tcBorders>
             <w:noWrap/>
-            <w:vAlign w:val="bottom"/>
+            <w:vAlign w:val="center"/>
             <w:hideMark/>
           </w:tcPr>
           <w:p>
             <w:pPr>
               <w:spacing w:after="0" w:line="240" w:lineRule="auto"/>
+              <w:jc w:val="center"/>
               <w:rPr>
                 <w:rFonts w:ascii="Arial" w:eastAsia="Times New Roman" w:hAnsi="Arial" w:cs="Arial"/>
                 <w:color w:val="000000"/>
@@ -3578,12 +3762,13 @@
               <w:right w:val="single" w:sz="4" w:space="0" w:color="auto"/>
             </w:tcBorders>
             <w:noWrap/>
-            <w:vAlign w:val="bottom"/>
+            <w:vAlign w:val="center"/>
             <w:hideMark/>
           </w:tcPr>
           <w:p>
             <w:pPr>
               <w:spacing w:after="0" w:line="240" w:lineRule="auto"/>
+              <w:jc w:val="center"/>
               <w:rPr>
                 <w:rFonts w:ascii="Arial" w:eastAsia="Times New Roman" w:hAnsi="Arial" w:cs="Arial"/>
                 <w:color w:val="000000"/>
@@ -3715,6 +3900,7 @@
           <w:p>
             <w:pPr>
               <w:spacing w:after="0" w:line="240" w:lineRule="auto"/>
+              <w:jc w:val="center"/>
               <w:rPr>
                 <w:rFonts w:ascii="Arial" w:eastAsia="Times New Roman" w:hAnsi="Arial" w:cs="Arial"/>
                 <w:color w:val="000000"/>
@@ -3749,12 +3935,13 @@
               <w:right w:val="single" w:sz="4" w:space="0" w:color="auto"/>
             </w:tcBorders>
             <w:noWrap/>
-            <w:vAlign w:val="bottom"/>
+            <w:vAlign w:val="center"/>
             <w:hideMark/>
           </w:tcPr>
           <w:p>
             <w:pPr>
               <w:spacing w:after="0" w:line="240" w:lineRule="auto"/>
+              <w:jc w:val="center"/>
               <w:rPr>
                 <w:rFonts w:ascii="Arial" w:eastAsia="Times New Roman" w:hAnsi="Arial" w:cs="Arial"/>
                 <w:color w:val="000000"/>
@@ -3835,6 +4022,7 @@
           <w:p>
             <w:pPr>
               <w:spacing w:after="0" w:line="240" w:lineRule="auto"/>
+              <w:jc w:val="center"/>
               <w:rPr>
                 <w:rFonts w:ascii="Arial" w:eastAsia="Times New Roman" w:hAnsi="Arial" w:cs="Arial"/>
                 <w:color w:val="000000"/>
@@ -3960,12 +4148,13 @@
               <w:bottom w:val="single" w:sz="4" w:space="0" w:color="auto"/>
               <w:right w:val="single" w:sz="4" w:space="0" w:color="auto"/>
             </w:tcBorders>
-            <w:vAlign w:val="bottom"/>
+            <w:vAlign w:val="center"/>
             <w:hideMark/>
           </w:tcPr>
           <w:p>
             <w:pPr>
               <w:spacing w:after="0" w:line="240" w:lineRule="auto"/>
+              <w:jc w:val="center"/>
               <w:rPr>
                 <w:rFonts w:ascii="Arial" w:eastAsia="Times New Roman" w:hAnsi="Arial" w:cs="Arial"/>
                 <w:color w:val="000000"/>
@@ -4000,12 +4189,13 @@
               <w:right w:val="single" w:sz="4" w:space="0" w:color="auto"/>
             </w:tcBorders>
             <w:noWrap/>
-            <w:vAlign w:val="bottom"/>
+            <w:vAlign w:val="center"/>
             <w:hideMark/>
           </w:tcPr>
           <w:p>
             <w:pPr>
               <w:spacing w:after="0" w:line="240" w:lineRule="auto"/>
+              <w:jc w:val="center"/>
               <w:rPr>
                 <w:rFonts w:ascii="Arial" w:eastAsia="Times New Roman" w:hAnsi="Arial" w:cs="Arial"/>
                 <w:color w:val="000000"/>
@@ -4081,12 +4271,13 @@
               <w:right w:val="single" w:sz="4" w:space="0" w:color="auto"/>
             </w:tcBorders>
             <w:noWrap/>
-            <w:vAlign w:val="bottom"/>
+            <w:vAlign w:val="center"/>
             <w:hideMark/>
           </w:tcPr>
           <w:p>
             <w:pPr>
               <w:spacing w:after="0" w:line="240" w:lineRule="auto"/>
+              <w:jc w:val="center"/>
               <w:rPr>
                 <w:rFonts w:ascii="Arial" w:eastAsia="Times New Roman" w:hAnsi="Arial" w:cs="Arial"/>
                 <w:color w:val="000000"/>
@@ -4212,12 +4403,13 @@
               <w:bottom w:val="single" w:sz="4" w:space="0" w:color="auto"/>
               <w:right w:val="single" w:sz="4" w:space="0" w:color="auto"/>
             </w:tcBorders>
-            <w:vAlign w:val="bottom"/>
+            <w:vAlign w:val="center"/>
             <w:hideMark/>
           </w:tcPr>
           <w:p>
             <w:pPr>
               <w:spacing w:after="0" w:line="240" w:lineRule="auto"/>
+              <w:jc w:val="center"/>
               <w:rPr>
                 <w:rFonts w:ascii="Arial" w:eastAsia="Times New Roman" w:hAnsi="Arial" w:cs="Arial"/>
                 <w:color w:val="000000"/>
@@ -4252,12 +4444,13 @@
               <w:right w:val="single" w:sz="4" w:space="0" w:color="auto"/>
             </w:tcBorders>
             <w:noWrap/>
-            <w:vAlign w:val="bottom"/>
+            <w:vAlign w:val="center"/>
             <w:hideMark/>
           </w:tcPr>
           <w:p>
             <w:pPr>
               <w:spacing w:after="0" w:line="240" w:lineRule="auto"/>
+              <w:jc w:val="center"/>
               <w:rPr>
                 <w:rFonts w:ascii="Arial" w:eastAsia="Times New Roman" w:hAnsi="Arial" w:cs="Arial"/>
                 <w:color w:val="000000"/>
@@ -4332,12 +4525,13 @@
               <w:bottom w:val="single" w:sz="4" w:space="0" w:color="auto"/>
               <w:right w:val="single" w:sz="4" w:space="0" w:color="auto"/>
             </w:tcBorders>
-            <w:vAlign w:val="bottom"/>
+            <w:vAlign w:val="center"/>
             <w:hideMark/>
           </w:tcPr>
           <w:p>
             <w:pPr>
               <w:spacing w:after="0" w:line="240" w:lineRule="auto"/>
+              <w:jc w:val="center"/>
               <w:rPr>
                 <w:rFonts w:ascii="Arial" w:eastAsia="Times New Roman" w:hAnsi="Arial" w:cs="Arial"/>
                 <w:color w:val="000000"/>
@@ -4463,12 +4657,13 @@
               <w:bottom w:val="single" w:sz="4" w:space="0" w:color="auto"/>
               <w:right w:val="single" w:sz="4" w:space="0" w:color="auto"/>
             </w:tcBorders>
-            <w:vAlign w:val="bottom"/>
+            <w:vAlign w:val="center"/>
             <w:hideMark/>
           </w:tcPr>
           <w:p>
             <w:pPr>
               <w:spacing w:after="0" w:line="240" w:lineRule="auto"/>
+              <w:jc w:val="center"/>
               <w:rPr>
                 <w:rFonts w:ascii="Arial" w:eastAsia="Times New Roman" w:hAnsi="Arial" w:cs="Arial"/>
                 <w:color w:val="000000"/>
@@ -4503,12 +4698,13 @@
               <w:right w:val="single" w:sz="4" w:space="0" w:color="auto"/>
             </w:tcBorders>
             <w:noWrap/>
-            <w:vAlign w:val="bottom"/>
+            <w:vAlign w:val="center"/>
             <w:hideMark/>
           </w:tcPr>
           <w:p>
             <w:pPr>
               <w:spacing w:after="0" w:line="240" w:lineRule="auto"/>
+              <w:jc w:val="center"/>
               <w:rPr>
                 <w:rFonts w:ascii="Arial" w:eastAsia="Times New Roman" w:hAnsi="Arial" w:cs="Arial"/>
                 <w:color w:val="000000"/>
@@ -4583,12 +4779,13 @@
               <w:bottom w:val="single" w:sz="4" w:space="0" w:color="auto"/>
               <w:right w:val="single" w:sz="4" w:space="0" w:color="auto"/>
             </w:tcBorders>
-            <w:vAlign w:val="bottom"/>
+            <w:vAlign w:val="center"/>
             <w:hideMark/>
           </w:tcPr>
           <w:p>
             <w:pPr>
               <w:spacing w:after="0" w:line="240" w:lineRule="auto"/>
+              <w:jc w:val="center"/>
               <w:rPr>
                 <w:rFonts w:ascii="Arial" w:eastAsia="Times New Roman" w:hAnsi="Arial" w:cs="Arial"/>
                 <w:color w:val="000000"/>
@@ -4714,12 +4911,13 @@
               <w:bottom w:val="single" w:sz="4" w:space="0" w:color="auto"/>
               <w:right w:val="single" w:sz="4" w:space="0" w:color="auto"/>
             </w:tcBorders>
-            <w:vAlign w:val="bottom"/>
+            <w:vAlign w:val="center"/>
             <w:hideMark/>
           </w:tcPr>
           <w:p>
             <w:pPr>
               <w:spacing w:after="0" w:line="240" w:lineRule="auto"/>
+              <w:jc w:val="center"/>
               <w:rPr>
                 <w:rFonts w:ascii="Arial" w:eastAsia="Times New Roman" w:hAnsi="Arial" w:cs="Arial"/>
                 <w:color w:val="000000"/>
@@ -4754,12 +4952,13 @@
               <w:right w:val="single" w:sz="4" w:space="0" w:color="auto"/>
             </w:tcBorders>
             <w:noWrap/>
-            <w:vAlign w:val="bottom"/>
+            <w:vAlign w:val="center"/>
             <w:hideMark/>
           </w:tcPr>
           <w:p>
             <w:pPr>
               <w:spacing w:after="0" w:line="240" w:lineRule="auto"/>
+              <w:jc w:val="center"/>
               <w:rPr>
                 <w:rFonts w:ascii="Arial" w:eastAsia="Times New Roman" w:hAnsi="Arial" w:cs="Arial"/>
                 <w:color w:val="000000"/>
@@ -4846,12 +5045,13 @@
               <w:bottom w:val="single" w:sz="4" w:space="0" w:color="auto"/>
               <w:right w:val="single" w:sz="4" w:space="0" w:color="auto"/>
             </w:tcBorders>
-            <w:vAlign w:val="bottom"/>
+            <w:vAlign w:val="center"/>
             <w:hideMark/>
           </w:tcPr>
           <w:p>
             <w:pPr>
               <w:spacing w:after="0" w:line="240" w:lineRule="auto"/>
+              <w:jc w:val="center"/>
               <w:rPr>
                 <w:rFonts w:ascii="Arial" w:eastAsia="Times New Roman" w:hAnsi="Arial" w:cs="Arial"/>
                 <w:color w:val="000000"/>
@@ -4977,12 +5177,13 @@
               <w:bottom w:val="single" w:sz="4" w:space="0" w:color="auto"/>
               <w:right w:val="single" w:sz="4" w:space="0" w:color="auto"/>
             </w:tcBorders>
-            <w:vAlign w:val="bottom"/>
+            <w:vAlign w:val="center"/>
             <w:hideMark/>
           </w:tcPr>
           <w:p>
             <w:pPr>
               <w:spacing w:after="0" w:line="240" w:lineRule="auto"/>
+              <w:jc w:val="center"/>
               <w:rPr>
                 <w:rFonts w:ascii="Arial" w:eastAsia="Times New Roman" w:hAnsi="Arial" w:cs="Arial"/>
                 <w:color w:val="000000"/>
@@ -5017,12 +5218,13 @@
               <w:right w:val="single" w:sz="4" w:space="0" w:color="auto"/>
             </w:tcBorders>
             <w:noWrap/>
-            <w:vAlign w:val="bottom"/>
+            <w:vAlign w:val="center"/>
             <w:hideMark/>
           </w:tcPr>
           <w:p>
             <w:pPr>
               <w:spacing w:after="0" w:line="240" w:lineRule="auto"/>
+              <w:jc w:val="center"/>
               <w:rPr>
                 <w:rFonts w:ascii="Arial" w:eastAsia="Times New Roman" w:hAnsi="Arial" w:cs="Arial"/>
                 <w:color w:val="000000"/>
@@ -5109,12 +5311,13 @@
               <w:bottom w:val="single" w:sz="4" w:space="0" w:color="auto"/>
               <w:right w:val="single" w:sz="4" w:space="0" w:color="auto"/>
             </w:tcBorders>
-            <w:vAlign w:val="bottom"/>
+            <w:vAlign w:val="center"/>
             <w:hideMark/>
           </w:tcPr>
           <w:p>
             <w:pPr>
               <w:spacing w:after="0" w:line="240" w:lineRule="auto"/>
+              <w:jc w:val="center"/>
               <w:rPr>
                 <w:rFonts w:ascii="Arial" w:eastAsia="Times New Roman" w:hAnsi="Arial" w:cs="Arial"/>
                 <w:color w:val="000000"/>
@@ -5141,10 +5344,10 @@
         </w:tc>
       </w:tr>
     </w:tbl>
-    <w:p/>
     <w:p>
       <w:pPr>
         <w:rPr>
+          <w:rFonts w:ascii="Arial" w:hAnsi="Arial" w:cs="Arial"/>
           <w:b/>
           <w:bCs/>
           <w:sz w:val="24"/>
@@ -5153,104 +5356,134 @@
       </w:pPr>
       <w:r>
         <w:rPr>
+          <w:rFonts w:ascii="Arial" w:hAnsi="Arial" w:cs="Arial"/>
           <w:b/>
           <w:bCs/>
           <w:sz w:val="24"/>
           <w:szCs w:val="24"/>
         </w:rPr>
+        <w:lastRenderedPageBreak/>
         <w:t>3. Determinación de la unidad de análisis y clave primaria</w:t>
       </w:r>
     </w:p>
     <w:p>
       <w:pPr>
         <w:jc w:val="both"/>
-      </w:pPr>
-      <w:r>
-        <w:rPr>
+        <w:rPr>
+          <w:rFonts w:ascii="Arial" w:hAnsi="Arial" w:cs="Arial"/>
+          <w:sz w:val="24"/>
+          <w:szCs w:val="24"/>
+        </w:rPr>
+      </w:pPr>
+      <w:r>
+        <w:rPr>
+          <w:rFonts w:ascii="Arial" w:hAnsi="Arial" w:cs="Arial"/>
           <w:b/>
           <w:bCs/>
-        </w:rPr>
-        <w:lastRenderedPageBreak/>
+          <w:sz w:val="24"/>
+          <w:szCs w:val="24"/>
+        </w:rPr>
         <w:t>Unidad de análisis</w:t>
       </w:r>
       <w:r>
-        <w:t xml:space="preserve">: Personas individuales que integran la Población en Edad de Trabajar (PET, </w:t>
-      </w:r>
-      <w:r>
-        <w:rPr>
-          <w:rFonts w:cstheme="minorHAnsi"/>
-        </w:rPr>
-        <w:t>≥</w:t>
-      </w:r>
-      <w:r>
-        <w:t>15 años) y específicamente aquellas categorizadas en la Población Económicamente Activa (PEA) y ocupada de la muestra de la EPHC 2025 en Paraguay.</w:t>
+        <w:rPr>
+          <w:rFonts w:ascii="Arial" w:hAnsi="Arial" w:cs="Arial"/>
+          <w:sz w:val="24"/>
+          <w:szCs w:val="24"/>
+        </w:rPr>
+        <w:t>: Personas individuales que integran la Población en Edad de Trabajar (PET, ≥15 años) y específicamente aquellas categorizadas en la Población Económicamente Activa (PEA) y ocupada de la muestra de la EPHC 2025 en Paraguay.</w:t>
       </w:r>
     </w:p>
     <w:p>
       <w:pPr>
         <w:jc w:val="both"/>
-      </w:pPr>
-      <w:r>
-        <w:rPr>
+        <w:rPr>
+          <w:rFonts w:ascii="Arial" w:hAnsi="Arial" w:cs="Arial"/>
+          <w:sz w:val="24"/>
+          <w:szCs w:val="24"/>
+        </w:rPr>
+      </w:pPr>
+      <w:r>
+        <w:rPr>
+          <w:rFonts w:ascii="Arial" w:hAnsi="Arial" w:cs="Arial"/>
           <w:b/>
           <w:bCs/>
+          <w:sz w:val="24"/>
+          <w:szCs w:val="24"/>
         </w:rPr>
         <w:t>Clave Primaria Compuesta</w:t>
       </w:r>
       <w:r>
+        <w:rPr>
+          <w:rFonts w:ascii="Arial" w:hAnsi="Arial" w:cs="Arial"/>
+          <w:sz w:val="24"/>
+          <w:szCs w:val="24"/>
+        </w:rPr>
         <w:t>: La identificación de un registro único a nivel de individuo se garantiza mediante la concatenación de las cuatro variables jerárquicas del diseño muestral:</w:t>
       </w:r>
     </w:p>
-    <w:p/>
     <w:p>
       <w:pPr>
+        <w:rPr>
+          <w:rFonts w:ascii="Arial" w:hAnsi="Arial" w:cs="Arial"/>
+          <w:sz w:val="24"/>
+          <w:szCs w:val="24"/>
+        </w:rPr>
+      </w:pPr>
+    </w:p>
+    <w:p>
+      <w:pPr>
         <w:jc w:val="center"/>
         <w:rPr>
+          <w:rFonts w:ascii="Arial" w:hAnsi="Arial" w:cs="Arial"/>
           <w:b/>
           <w:bCs/>
+          <w:sz w:val="24"/>
+          <w:szCs w:val="24"/>
         </w:rPr>
       </w:pPr>
       <w:proofErr w:type="spellStart"/>
       <w:r>
         <w:rPr>
+          <w:rFonts w:ascii="Arial" w:hAnsi="Arial" w:cs="Arial"/>
           <w:b/>
           <w:bCs/>
+          <w:sz w:val="24"/>
+          <w:szCs w:val="24"/>
         </w:rPr>
         <w:t>Clave_ID</w:t>
       </w:r>
       <w:proofErr w:type="spellEnd"/>
       <w:r>
         <w:rPr>
+          <w:rFonts w:ascii="Arial" w:hAnsi="Arial" w:cs="Arial"/>
           <w:b/>
           <w:bCs/>
+          <w:sz w:val="24"/>
+          <w:szCs w:val="24"/>
         </w:rPr>
         <w:t xml:space="preserve"> = UPM + “_” + NVIVI + “_” + NHOGA + “_” + P02</w:t>
       </w:r>
     </w:p>
-    <w:p/>
     <w:p>
       <w:pPr>
         <w:rPr>
+          <w:rFonts w:ascii="Arial" w:hAnsi="Arial" w:cs="Arial"/>
+          <w:sz w:val="24"/>
+          <w:szCs w:val="24"/>
+        </w:rPr>
+      </w:pPr>
+    </w:p>
+    <w:p>
+      <w:pPr>
+        <w:rPr>
+          <w:rFonts w:ascii="Arial" w:hAnsi="Arial" w:cs="Arial"/>
           <w:b/>
           <w:bCs/>
-        </w:rPr>
-      </w:pPr>
-      <w:r>
-        <w:rPr>
-          <w:b/>
-          <w:bCs/>
-        </w:rPr>
-        <w:t>Verificación empírica de unicidad (Código de validación en Python)</w:t>
-      </w:r>
-    </w:p>
-    <w:p/>
-    <w:p/>
-    <w:p/>
-    <w:p/>
-    <w:p/>
-    <w:p/>
-    <w:p/>
-    <w:p>
+          <w:sz w:val="24"/>
+          <w:szCs w:val="24"/>
+        </w:rPr>
+      </w:pPr>
       <w:r>
         <w:rPr>
           <w:noProof/>
@@ -5258,13 +5491,13 @@
         <mc:AlternateContent>
           <mc:Choice Requires="wps">
             <w:drawing>
-              <wp:anchor distT="45720" distB="45720" distL="114300" distR="114300" simplePos="0" relativeHeight="251659264" behindDoc="0" locked="0" layoutInCell="1" allowOverlap="1" wp14:anchorId="03236CE6" wp14:editId="0115702D">
+              <wp:anchor distT="45720" distB="45720" distL="114300" distR="114300" simplePos="0" relativeHeight="251659264" behindDoc="0" locked="0" layoutInCell="1" allowOverlap="1" wp14:anchorId="07C14A66" wp14:editId="1ADA003C">
                 <wp:simplePos x="0" y="0"/>
                 <wp:positionH relativeFrom="column">
-                  <wp:posOffset>66675</wp:posOffset>
+                  <wp:posOffset>-121130</wp:posOffset>
                 </wp:positionH>
                 <wp:positionV relativeFrom="paragraph">
-                  <wp:posOffset>0</wp:posOffset>
+                  <wp:posOffset>338946</wp:posOffset>
                 </wp:positionV>
                 <wp:extent cx="5934075" cy="1404620"/>
                 <wp:effectExtent l="0" t="0" r="28575" b="16510"/>
@@ -5302,9 +5535,19 @@
                       <wps:txbx>
                         <w:txbxContent>
                           <w:p>
+                            <w:proofErr w:type="spellStart"/>
                             <w:r>
-                              <w:t>import pandas as pd</w:t>
+                              <w:t>import</w:t>
                             </w:r>
+                            <w:proofErr w:type="spellEnd"/>
+                            <w:r>
+                              <w:t xml:space="preserve"> pandas as </w:t>
+                            </w:r>
+                            <w:proofErr w:type="spellStart"/>
+                            <w:r>
+                              <w:t>pd</w:t>
+                            </w:r>
+                            <w:proofErr w:type="spellEnd"/>
                           </w:p>
                           <w:p/>
                           <w:p>
@@ -5318,11 +5561,69 @@
                                 <w:lang w:val="en-US"/>
                               </w:rPr>
                             </w:pPr>
+                            <w:proofErr w:type="spellStart"/>
                             <w:r>
                               <w:rPr>
                                 <w:lang w:val="en-US"/>
                               </w:rPr>
-                              <w:t>df = pd.read_csv("REG02_EPHC_ANUAL_2025.csv", low_memory=False)</w:t>
+                              <w:t>df</w:t>
+                            </w:r>
+                            <w:proofErr w:type="spellEnd"/>
+                            <w:r>
+                              <w:rPr>
+                                <w:lang w:val="en-US"/>
+                              </w:rPr>
+                              <w:t xml:space="preserve"> = </w:t>
+                            </w:r>
+                            <w:proofErr w:type="spellStart"/>
+                            <w:proofErr w:type="gramStart"/>
+                            <w:r>
+                              <w:rPr>
+                                <w:lang w:val="en-US"/>
+                              </w:rPr>
+                              <w:t>pd.read</w:t>
+                            </w:r>
+                            <w:proofErr w:type="gramEnd"/>
+                            <w:r>
+                              <w:rPr>
+                                <w:lang w:val="en-US"/>
+                              </w:rPr>
+                              <w:t>_</w:t>
+                            </w:r>
+                            <w:proofErr w:type="gramStart"/>
+                            <w:r>
+                              <w:rPr>
+                                <w:lang w:val="en-US"/>
+                              </w:rPr>
+                              <w:t>csv</w:t>
+                            </w:r>
+                            <w:proofErr w:type="spellEnd"/>
+                            <w:r>
+                              <w:rPr>
+                                <w:lang w:val="en-US"/>
+                              </w:rPr>
+                              <w:t>(</w:t>
+                            </w:r>
+                            <w:proofErr w:type="gramEnd"/>
+                            <w:r>
+                              <w:rPr>
+                                <w:lang w:val="en-US"/>
+                              </w:rPr>
+                              <w:t xml:space="preserve">"REG02_EPHC_ANUAL_2025.csv", </w:t>
+                            </w:r>
+                            <w:proofErr w:type="spellStart"/>
+                            <w:r>
+                              <w:rPr>
+                                <w:lang w:val="en-US"/>
+                              </w:rPr>
+                              <w:t>low_memory</w:t>
+                            </w:r>
+                            <w:proofErr w:type="spellEnd"/>
+                            <w:r>
+                              <w:rPr>
+                                <w:lang w:val="en-US"/>
+                              </w:rPr>
+                              <w:t>=False)</w:t>
                             </w:r>
                           </w:p>
                           <w:p>
@@ -5343,11 +5644,55 @@
                                 <w:lang w:val="en-US"/>
                               </w:rPr>
                             </w:pPr>
+                            <w:proofErr w:type="spellStart"/>
                             <w:r>
                               <w:rPr>
                                 <w:lang w:val="en-US"/>
                               </w:rPr>
-                              <w:t xml:space="preserve">df['ID_PERSONA'] = (df['UPM'].astype(str) + '_' + </w:t>
+                              <w:t>df</w:t>
+                            </w:r>
+                            <w:proofErr w:type="spellEnd"/>
+                            <w:r>
+                              <w:rPr>
+                                <w:lang w:val="en-US"/>
+                              </w:rPr>
+                              <w:t>['ID_PERSONA'] = (</w:t>
+                            </w:r>
+                            <w:proofErr w:type="spellStart"/>
+                            <w:r>
+                              <w:rPr>
+                                <w:lang w:val="en-US"/>
+                              </w:rPr>
+                              <w:t>df</w:t>
+                            </w:r>
+                            <w:proofErr w:type="spellEnd"/>
+                            <w:r>
+                              <w:rPr>
+                                <w:lang w:val="en-US"/>
+                              </w:rPr>
+                              <w:t>['UPM'</w:t>
+                            </w:r>
+                            <w:proofErr w:type="gramStart"/>
+                            <w:r>
+                              <w:rPr>
+                                <w:lang w:val="en-US"/>
+                              </w:rPr>
+                              <w:t>].</w:t>
+                            </w:r>
+                            <w:proofErr w:type="spellStart"/>
+                            <w:r>
+                              <w:rPr>
+                                <w:lang w:val="en-US"/>
+                              </w:rPr>
+                              <w:t>astype</w:t>
+                            </w:r>
+                            <w:proofErr w:type="spellEnd"/>
+                            <w:proofErr w:type="gramEnd"/>
+                            <w:r>
+                              <w:rPr>
+                                <w:lang w:val="en-US"/>
+                              </w:rPr>
+                              <w:t xml:space="preserve">(str) + '_' + </w:t>
                             </w:r>
                           </w:p>
                           <w:p>
@@ -5360,7 +5705,43 @@
                               <w:rPr>
                                 <w:lang w:val="en-US"/>
                               </w:rPr>
-                              <w:t xml:space="preserve">                    df['NVIVI'].astype(str) + '_' + </w:t>
+                              <w:t xml:space="preserve">                    </w:t>
+                            </w:r>
+                            <w:proofErr w:type="spellStart"/>
+                            <w:r>
+                              <w:rPr>
+                                <w:lang w:val="en-US"/>
+                              </w:rPr>
+                              <w:t>df</w:t>
+                            </w:r>
+                            <w:proofErr w:type="spellEnd"/>
+                            <w:r>
+                              <w:rPr>
+                                <w:lang w:val="en-US"/>
+                              </w:rPr>
+                              <w:t>['NVIVI'</w:t>
+                            </w:r>
+                            <w:proofErr w:type="gramStart"/>
+                            <w:r>
+                              <w:rPr>
+                                <w:lang w:val="en-US"/>
+                              </w:rPr>
+                              <w:t>].</w:t>
+                            </w:r>
+                            <w:proofErr w:type="spellStart"/>
+                            <w:r>
+                              <w:rPr>
+                                <w:lang w:val="en-US"/>
+                              </w:rPr>
+                              <w:t>astype</w:t>
+                            </w:r>
+                            <w:proofErr w:type="spellEnd"/>
+                            <w:proofErr w:type="gramEnd"/>
+                            <w:r>
+                              <w:rPr>
+                                <w:lang w:val="en-US"/>
+                              </w:rPr>
+                              <w:t xml:space="preserve">(str) + '_' + </w:t>
                             </w:r>
                           </w:p>
                           <w:p>
@@ -5373,7 +5754,43 @@
                               <w:rPr>
                                 <w:lang w:val="en-US"/>
                               </w:rPr>
-                              <w:t xml:space="preserve">                    df['NHOGA'].astype(str) + '_' + </w:t>
+                              <w:t xml:space="preserve">                    </w:t>
+                            </w:r>
+                            <w:proofErr w:type="spellStart"/>
+                            <w:r>
+                              <w:rPr>
+                                <w:lang w:val="en-US"/>
+                              </w:rPr>
+                              <w:t>df</w:t>
+                            </w:r>
+                            <w:proofErr w:type="spellEnd"/>
+                            <w:r>
+                              <w:rPr>
+                                <w:lang w:val="en-US"/>
+                              </w:rPr>
+                              <w:t>['NHOGA'</w:t>
+                            </w:r>
+                            <w:proofErr w:type="gramStart"/>
+                            <w:r>
+                              <w:rPr>
+                                <w:lang w:val="en-US"/>
+                              </w:rPr>
+                              <w:t>].</w:t>
+                            </w:r>
+                            <w:proofErr w:type="spellStart"/>
+                            <w:r>
+                              <w:rPr>
+                                <w:lang w:val="en-US"/>
+                              </w:rPr>
+                              <w:t>astype</w:t>
+                            </w:r>
+                            <w:proofErr w:type="spellEnd"/>
+                            <w:proofErr w:type="gramEnd"/>
+                            <w:r>
+                              <w:rPr>
+                                <w:lang w:val="en-US"/>
+                              </w:rPr>
+                              <w:t xml:space="preserve">(str) + '_' + </w:t>
                             </w:r>
                           </w:p>
                           <w:p>
@@ -5383,8 +5800,29 @@
                               </w:rPr>
                               <w:t xml:space="preserve">                    </w:t>
                             </w:r>
+                            <w:proofErr w:type="spellStart"/>
                             <w:r>
-                              <w:t>df['P02'].astype(str))</w:t>
+                              <w:t>df</w:t>
+                            </w:r>
+                            <w:proofErr w:type="spellEnd"/>
+                            <w:r>
+                              <w:t>['P02'].</w:t>
+                            </w:r>
+                            <w:proofErr w:type="spellStart"/>
+                            <w:r>
+                              <w:t>astype</w:t>
+                            </w:r>
+                            <w:proofErr w:type="spellEnd"/>
+                            <w:r>
+                              <w:t>(</w:t>
+                            </w:r>
+                            <w:proofErr w:type="spellStart"/>
+                            <w:r>
+                              <w:t>str</w:t>
+                            </w:r>
+                            <w:proofErr w:type="spellEnd"/>
+                            <w:r>
+                              <w:t>))</w:t>
                             </w:r>
                           </w:p>
                           <w:p/>
@@ -5394,39 +5832,175 @@
                             </w:r>
                           </w:p>
                           <w:p>
+                            <w:proofErr w:type="spellStart"/>
                             <w:r>
-                              <w:t>total_filas = len(df)</w:t>
+                              <w:t>total_filas</w:t>
+                            </w:r>
+                            <w:proofErr w:type="spellEnd"/>
+                            <w:r>
+                              <w:t xml:space="preserve"> = </w:t>
+                            </w:r>
+                            <w:proofErr w:type="spellStart"/>
+                            <w:r>
+                              <w:t>len</w:t>
+                            </w:r>
+                            <w:proofErr w:type="spellEnd"/>
+                            <w:r>
+                              <w:t>(</w:t>
+                            </w:r>
+                            <w:proofErr w:type="spellStart"/>
+                            <w:r>
+                              <w:t>df</w:t>
+                            </w:r>
+                            <w:proofErr w:type="spellEnd"/>
+                            <w:r>
+                              <w:t>)</w:t>
                             </w:r>
                           </w:p>
                           <w:p>
+                            <w:proofErr w:type="spellStart"/>
                             <w:r>
-                              <w:t>registros_unicos = df['ID_PERSONA'].nunique()</w:t>
+                              <w:t>registros_unicos</w:t>
+                            </w:r>
+                            <w:proofErr w:type="spellEnd"/>
+                            <w:r>
+                              <w:t xml:space="preserve"> = </w:t>
+                            </w:r>
+                            <w:proofErr w:type="spellStart"/>
+                            <w:r>
+                              <w:t>df</w:t>
+                            </w:r>
+                            <w:proofErr w:type="spellEnd"/>
+                            <w:r>
+                              <w:t>['ID_PERSONA'].</w:t>
+                            </w:r>
+                            <w:proofErr w:type="spellStart"/>
+                            <w:r>
+                              <w:t>nunique</w:t>
+                            </w:r>
+                            <w:proofErr w:type="spellEnd"/>
+                            <w:r>
+                              <w:t>()</w:t>
                             </w:r>
                           </w:p>
                           <w:p>
+                            <w:proofErr w:type="spellStart"/>
                             <w:r>
-                              <w:t>es_unica = total_filas == registros_unicos</w:t>
+                              <w:t>es_unica</w:t>
                             </w:r>
+                            <w:proofErr w:type="spellEnd"/>
+                            <w:r>
+                              <w:t xml:space="preserve"> = </w:t>
+                            </w:r>
+                            <w:proofErr w:type="spellStart"/>
+                            <w:r>
+                              <w:t>total_filas</w:t>
+                            </w:r>
+                            <w:proofErr w:type="spellEnd"/>
+                            <w:r>
+                              <w:t xml:space="preserve"> == </w:t>
+                            </w:r>
+                            <w:proofErr w:type="spellStart"/>
+                            <w:r>
+                              <w:t>registros_unicos</w:t>
+                            </w:r>
+                            <w:proofErr w:type="spellEnd"/>
                           </w:p>
                           <w:p/>
                           <w:p>
+                            <w:proofErr w:type="spellStart"/>
                             <w:r>
-                              <w:t>print(f"Total de registros: {total_filas}")</w:t>
+                              <w:t>print</w:t>
+                            </w:r>
+                            <w:proofErr w:type="spellEnd"/>
+                            <w:r>
+                              <w:t>(</w:t>
+                            </w:r>
+                            <w:proofErr w:type="spellStart"/>
+                            <w:r>
+                              <w:t>f"Total</w:t>
+                            </w:r>
+                            <w:proofErr w:type="spellEnd"/>
+                            <w:r>
+                              <w:t xml:space="preserve"> de registros: {</w:t>
+                            </w:r>
+                            <w:proofErr w:type="spellStart"/>
+                            <w:r>
+                              <w:t>total_filas</w:t>
+                            </w:r>
+                            <w:proofErr w:type="spellEnd"/>
+                            <w:r>
+                              <w:t>}")</w:t>
                             </w:r>
                           </w:p>
                           <w:p>
+                            <w:proofErr w:type="spellStart"/>
                             <w:r>
-                              <w:t>print(f"Registros únicos según ID_PERSONA: {registros_unicos}")</w:t>
+                              <w:t>print</w:t>
+                            </w:r>
+                            <w:proofErr w:type="spellEnd"/>
+                            <w:r>
+                              <w:t>(</w:t>
+                            </w:r>
+                            <w:proofErr w:type="spellStart"/>
+                            <w:r>
+                              <w:t>f"Registros</w:t>
+                            </w:r>
+                            <w:proofErr w:type="spellEnd"/>
+                            <w:r>
+                              <w:t xml:space="preserve"> únicos según ID_PERSONA: {</w:t>
+                            </w:r>
+                            <w:proofErr w:type="spellStart"/>
+                            <w:r>
+                              <w:t>registros_unicos</w:t>
+                            </w:r>
+                            <w:proofErr w:type="spellEnd"/>
+                            <w:r>
+                              <w:t>}")</w:t>
                             </w:r>
                           </w:p>
                           <w:p>
+                            <w:proofErr w:type="spellStart"/>
                             <w:r>
-                              <w:t>print(f"¿La Clave Primaria es unívoca e inalterable?: {es_unica}")</w:t>
+                              <w:t>print</w:t>
+                            </w:r>
+                            <w:proofErr w:type="spellEnd"/>
+                            <w:r>
+                              <w:t>(</w:t>
+                            </w:r>
+                            <w:proofErr w:type="spellStart"/>
+                            <w:r>
+                              <w:t>f"¿La</w:t>
+                            </w:r>
+                            <w:proofErr w:type="spellEnd"/>
+                            <w:r>
+                              <w:t xml:space="preserve"> Clave Primaria es unívoca e inalterable?: {</w:t>
+                            </w:r>
+                            <w:proofErr w:type="spellStart"/>
+                            <w:r>
+                              <w:t>es_unica</w:t>
+                            </w:r>
+                            <w:proofErr w:type="spellEnd"/>
+                            <w:r>
+                              <w:t>}")</w:t>
                             </w:r>
                           </w:p>
                           <w:p>
+                            <w:proofErr w:type="spellStart"/>
                             <w:r>
-                              <w:t>assert es_unica, "Error: Se detectaron registros duplicados en la clave primaria."</w:t>
+                              <w:t>assert</w:t>
+                            </w:r>
+                            <w:proofErr w:type="spellEnd"/>
+                            <w:r>
+                              <w:t xml:space="preserve"> </w:t>
+                            </w:r>
+                            <w:proofErr w:type="spellStart"/>
+                            <w:r>
+                              <w:t>es_unica</w:t>
+                            </w:r>
+                            <w:proofErr w:type="spellEnd"/>
+                            <w:r>
+                              <w:t>, "Error: Se detectaron registros duplicados en la clave primaria."</w:t>
                             </w:r>
                           </w:p>
                         </w:txbxContent>
@@ -5448,17 +6022,27 @@
           </mc:Choice>
           <mc:Fallback>
             <w:pict>
-              <v:shapetype w14:anchorId="03236CE6" id="_x0000_t202" coordsize="21600,21600" o:spt="202" path="m,l,21600r21600,l21600,xe">
+              <v:shapetype w14:anchorId="07C14A66" id="_x0000_t202" coordsize="21600,21600" o:spt="202" path="m,l,21600r21600,l21600,xe">
                 <v:stroke joinstyle="miter"/>
                 <v:path gradientshapeok="t" o:connecttype="rect"/>
               </v:shapetype>
-              <v:shape id="Cuadro de texto 2" o:spid="_x0000_s1026" type="#_x0000_t202" style="position:absolute;margin-left:5.25pt;margin-top:0;width:467.25pt;height:110.6pt;z-index:251659264;visibility:visible;mso-wrap-style:square;mso-width-percent:0;mso-height-percent:200;mso-wrap-distance-left:9pt;mso-wrap-distance-top:3.6pt;mso-wrap-distance-right:9pt;mso-wrap-distance-bottom:3.6pt;mso-position-horizontal:absolute;mso-position-horizontal-relative:text;mso-position-vertical:absolute;mso-position-vertical-relative:text;mso-width-percent:0;mso-height-percent:200;mso-width-relative:margin;mso-height-relative:margin;v-text-anchor:top" o:gfxdata="UEsDBBQABgAIAAAAIQC2gziS/gAAAOEBAAATAAAAW0NvbnRlbnRfVHlwZXNdLnhtbJSRQU7DMBBF&#10;90jcwfIWJU67QAgl6YK0S0CoHGBkTxKLZGx5TGhvj5O2G0SRWNoz/78nu9wcxkFMGNg6quQqL6RA&#10;0s5Y6ir5vt9lD1JwBDIwOMJKHpHlpr69KfdHjyxSmriSfYz+USnWPY7AufNIadK6MEJMx9ApD/oD&#10;OlTrorhX2lFEilmcO2RdNtjC5xDF9pCuTyYBB5bi6bQ4syoJ3g9WQ0ymaiLzg5KdCXlKLjvcW893&#10;SUOqXwnz5DrgnHtJTxOsQfEKIT7DmDSUCaxw7Rqn8787ZsmRM9e2VmPeBN4uqYvTtW7jvijg9N/y&#10;JsXecLq0q+WD6m8AAAD//wMAUEsDBBQABgAIAAAAIQA4/SH/1gAAAJQBAAALAAAAX3JlbHMvLnJl&#10;bHOkkMFqwzAMhu+DvYPRfXGawxijTi+j0GvpHsDYimMaW0Yy2fr2M4PBMnrbUb/Q94l/f/hMi1qR&#10;JVI2sOt6UJgd+ZiDgffL8ekFlFSbvV0oo4EbChzGx4f9GRdb25HMsYhqlCwG5lrLq9biZkxWOiqY&#10;22YiTra2kYMu1l1tQD30/bPm3wwYN0x18gb45AdQl1tp5j/sFB2T0FQ7R0nTNEV3j6o9feQzro1i&#10;OWA14Fm+Q8a1a8+Bvu/d/dMb2JY5uiPbhG/ktn4cqGU/er3pcvwCAAD//wMAUEsDBBQABgAIAAAA&#10;IQCNzw7REgIAACAEAAAOAAAAZHJzL2Uyb0RvYy54bWysk99v2yAQx98n7X9AvC92MqdtrDhVly7T&#10;pO6H1O0PwBjHaJhjB4nd/fU9SJpG3fYyjQcE3PHl7nPH8nrsDdsr9BpsxaeTnDNlJTTabiv+/dvm&#10;zRVnPgjbCANWVfxBeX69ev1qObhSzaAD0yhkJGJ9ObiKdyG4Msu87FQv/AScsmRsAXsRaIvbrEEx&#10;kHpvslmeX2QDYOMQpPKeTm8PRr5K+m2rZPjStl4FZipOsYU0Y5rrOGerpSi3KFyn5TEM8Q9R9EJb&#10;evQkdSuCYDvUv0n1WiJ4aMNEQp9B22qpUg6UzTR/kc19J5xKuRAc706Y/P+TlZ/39+4rsjC+g5EK&#10;mJLw7g7kD88srDtht+oGEYZOiYYenkZk2eB8ebwaUfvSR5F6+AQNFVnsAiShscU+UqE8GalTAR5O&#10;0NUYmKTD+eJtkV/OOZNkmxZ5cTFLZclE+XTdoQ8fFPQsLiqOVNUkL/Z3PsRwRPnkEl/zYHSz0cak&#10;DW7rtUG2F9QBmzRSBi/cjGVDxRfz2fxA4K8SeRp/kuh1oFY2uq/41clJlJHbe9ukRgtCm8OaQjb2&#10;CDKyO1AMYz2SYwRaQ/NASBEOLUtfjBYd4C/OBmrXivufO4GKM/PRUlkW06KI/Z02xfySGDI8t9Tn&#10;FmElSVU8cHZYrkP6EwmYu6HybXQC+xzJMVZqw8T7+GVin5/vk9fzx149AgAA//8DAFBLAwQUAAYA&#10;CAAAACEAbM1dUNsAAAAHAQAADwAAAGRycy9kb3ducmV2LnhtbEyPwW7CMBBE75X4B2sr9YKKQ9og&#10;SOOgFolTT6T0buJtEjVeB9tA+PsuJ3rb0Yxm3xTr0fbijD50jhTMZwkIpNqZjhoF+6/t8xJEiJqM&#10;7h2hgisGWJeTh0Lnxl1oh+cqNoJLKORaQRvjkEsZ6hatDjM3ILH347zVkaVvpPH6wuW2l2mSLKTV&#10;HfGHVg+4abH+rU5WweJYvUw/v82Udtfth69tZjb7TKmnx/H9DUTEMd7DcMNndCiZ6eBOZILoWScZ&#10;JxXwIHZXrxkfBwVpOk9BloX8z1/+AQAA//8DAFBLAQItABQABgAIAAAAIQC2gziS/gAAAOEBAAAT&#10;AAAAAAAAAAAAAAAAAAAAAABbQ29udGVudF9UeXBlc10ueG1sUEsBAi0AFAAGAAgAAAAhADj9If/W&#10;AAAAlAEAAAsAAAAAAAAAAAAAAAAALwEAAF9yZWxzLy5yZWxzUEsBAi0AFAAGAAgAAAAhAI3PDtES&#10;AgAAIAQAAA4AAAAAAAAAAAAAAAAALgIAAGRycy9lMm9Eb2MueG1sUEsBAi0AFAAGAAgAAAAhAGzN&#10;XVDbAAAABwEAAA8AAAAAAAAAAAAAAAAAbAQAAGRycy9kb3ducmV2LnhtbFBLBQYAAAAABAAEAPMA&#10;AAB0BQAAAAA=&#10;">
+              <v:shape id="Cuadro de texto 2" o:spid="_x0000_s1026" type="#_x0000_t202" style="position:absolute;margin-left:-9.55pt;margin-top:26.7pt;width:467.25pt;height:110.6pt;z-index:251659264;visibility:visible;mso-wrap-style:square;mso-width-percent:0;mso-height-percent:200;mso-wrap-distance-left:9pt;mso-wrap-distance-top:3.6pt;mso-wrap-distance-right:9pt;mso-wrap-distance-bottom:3.6pt;mso-position-horizontal:absolute;mso-position-horizontal-relative:text;mso-position-vertical:absolute;mso-position-vertical-relative:text;mso-width-percent:0;mso-height-percent:200;mso-width-relative:margin;mso-height-relative:margin;v-text-anchor:top" o:gfxdata="UEsDBBQABgAIAAAAIQC2gziS/gAAAOEBAAATAAAAW0NvbnRlbnRfVHlwZXNdLnhtbJSRQU7DMBBF&#10;90jcwfIWJU67QAgl6YK0S0CoHGBkTxKLZGx5TGhvj5O2G0SRWNoz/78nu9wcxkFMGNg6quQqL6RA&#10;0s5Y6ir5vt9lD1JwBDIwOMJKHpHlpr69KfdHjyxSmriSfYz+USnWPY7AufNIadK6MEJMx9ApD/oD&#10;OlTrorhX2lFEilmcO2RdNtjC5xDF9pCuTyYBB5bi6bQ4syoJ3g9WQ0ymaiLzg5KdCXlKLjvcW893&#10;SUOqXwnz5DrgnHtJTxOsQfEKIT7DmDSUCaxw7Rqn8787ZsmRM9e2VmPeBN4uqYvTtW7jvijg9N/y&#10;JsXecLq0q+WD6m8AAAD//wMAUEsDBBQABgAIAAAAIQA4/SH/1gAAAJQBAAALAAAAX3JlbHMvLnJl&#10;bHOkkMFqwzAMhu+DvYPRfXGawxijTi+j0GvpHsDYimMaW0Yy2fr2M4PBMnrbUb/Q94l/f/hMi1qR&#10;JVI2sOt6UJgd+ZiDgffL8ekFlFSbvV0oo4EbChzGx4f9GRdb25HMsYhqlCwG5lrLq9biZkxWOiqY&#10;22YiTra2kYMu1l1tQD30/bPm3wwYN0x18gb45AdQl1tp5j/sFB2T0FQ7R0nTNEV3j6o9feQzro1i&#10;OWA14Fm+Q8a1a8+Bvu/d/dMb2JY5uiPbhG/ktn4cqGU/er3pcvwCAAD//wMAUEsDBBQABgAIAAAA&#10;IQCNzw7REgIAACAEAAAOAAAAZHJzL2Uyb0RvYy54bWysk99v2yAQx98n7X9AvC92MqdtrDhVly7T&#10;pO6H1O0PwBjHaJhjB4nd/fU9SJpG3fYyjQcE3PHl7nPH8nrsDdsr9BpsxaeTnDNlJTTabiv+/dvm&#10;zRVnPgjbCANWVfxBeX69ev1qObhSzaAD0yhkJGJ9ObiKdyG4Msu87FQv/AScsmRsAXsRaIvbrEEx&#10;kHpvslmeX2QDYOMQpPKeTm8PRr5K+m2rZPjStl4FZipOsYU0Y5rrOGerpSi3KFyn5TEM8Q9R9EJb&#10;evQkdSuCYDvUv0n1WiJ4aMNEQp9B22qpUg6UzTR/kc19J5xKuRAc706Y/P+TlZ/39+4rsjC+g5EK&#10;mJLw7g7kD88srDtht+oGEYZOiYYenkZk2eB8ebwaUfvSR5F6+AQNFVnsAiShscU+UqE8GalTAR5O&#10;0NUYmKTD+eJtkV/OOZNkmxZ5cTFLZclE+XTdoQ8fFPQsLiqOVNUkL/Z3PsRwRPnkEl/zYHSz0cak&#10;DW7rtUG2F9QBmzRSBi/cjGVDxRfz2fxA4K8SeRp/kuh1oFY2uq/41clJlJHbe9ukRgtCm8OaQjb2&#10;CDKyO1AMYz2SYwRaQ/NASBEOLUtfjBYd4C/OBmrXivufO4GKM/PRUlkW06KI/Z02xfySGDI8t9Tn&#10;FmElSVU8cHZYrkP6EwmYu6HybXQC+xzJMVZqw8T7+GVin5/vk9fzx149AgAA//8DAFBLAwQUAAYA&#10;CAAAACEAMGNaWN8AAAAKAQAADwAAAGRycy9kb3ducmV2LnhtbEyPwW7CMAyG75P2DpEn7YIgLdAO&#10;urpoQ+K0Ex27hya01RqnawKUt593Yjdb/vT7+/PNaDtxMYNvHSHEswiEocrplmqEw+duugLhgyKt&#10;OkcG4WY8bIrHh1xl2l1pby5lqAWHkM8UQhNCn0npq8ZY5WeuN8S3kxusCrwOtdSDunK47eQ8ilJp&#10;VUv8oVG92Tam+i7PFiH9KReTjy89of1t9z5UNtHbQ4L4/DS+vYIIZgx3GP70WR0Kdjq6M2kvOoRp&#10;vI4ZRUgWSxAMrOOEhyPC/GWZgixy+b9C8QsAAP//AwBQSwECLQAUAAYACAAAACEAtoM4kv4AAADh&#10;AQAAEwAAAAAAAAAAAAAAAAAAAAAAW0NvbnRlbnRfVHlwZXNdLnhtbFBLAQItABQABgAIAAAAIQA4&#10;/SH/1gAAAJQBAAALAAAAAAAAAAAAAAAAAC8BAABfcmVscy8ucmVsc1BLAQItABQABgAIAAAAIQCN&#10;zw7REgIAACAEAAAOAAAAAAAAAAAAAAAAAC4CAABkcnMvZTJvRG9jLnhtbFBLAQItABQABgAIAAAA&#10;IQAwY1pY3wAAAAoBAAAPAAAAAAAAAAAAAAAAAGwEAABkcnMvZG93bnJldi54bWxQSwUGAAAAAAQA&#10;BADzAAAAeAUAAAAA&#10;">
                 <v:textbox style="mso-fit-shape-to-text:t">
                   <w:txbxContent>
                     <w:p>
+                      <w:proofErr w:type="spellStart"/>
                       <w:r>
-                        <w:t>import pandas as pd</w:t>
+                        <w:t>import</w:t>
                       </w:r>
+                      <w:proofErr w:type="spellEnd"/>
+                      <w:r>
+                        <w:t xml:space="preserve"> pandas as </w:t>
+                      </w:r>
+                      <w:proofErr w:type="spellStart"/>
+                      <w:r>
+                        <w:t>pd</w:t>
+                      </w:r>
+                      <w:proofErr w:type="spellEnd"/>
                     </w:p>
                     <w:p/>
                     <w:p>
@@ -5472,11 +6056,69 @@
                           <w:lang w:val="en-US"/>
                         </w:rPr>
                       </w:pPr>
+                      <w:proofErr w:type="spellStart"/>
                       <w:r>
                         <w:rPr>
                           <w:lang w:val="en-US"/>
                         </w:rPr>
-                        <w:t>df = pd.read_csv("REG02_EPHC_ANUAL_2025.csv", low_memory=False)</w:t>
+                        <w:t>df</w:t>
+                      </w:r>
+                      <w:proofErr w:type="spellEnd"/>
+                      <w:r>
+                        <w:rPr>
+                          <w:lang w:val="en-US"/>
+                        </w:rPr>
+                        <w:t xml:space="preserve"> = </w:t>
+                      </w:r>
+                      <w:proofErr w:type="spellStart"/>
+                      <w:proofErr w:type="gramStart"/>
+                      <w:r>
+                        <w:rPr>
+                          <w:lang w:val="en-US"/>
+                        </w:rPr>
+                        <w:t>pd.read</w:t>
+                      </w:r>
+                      <w:proofErr w:type="gramEnd"/>
+                      <w:r>
+                        <w:rPr>
+                          <w:lang w:val="en-US"/>
+                        </w:rPr>
+                        <w:t>_</w:t>
+                      </w:r>
+                      <w:proofErr w:type="gramStart"/>
+                      <w:r>
+                        <w:rPr>
+                          <w:lang w:val="en-US"/>
+                        </w:rPr>
+                        <w:t>csv</w:t>
+                      </w:r>
+                      <w:proofErr w:type="spellEnd"/>
+                      <w:r>
+                        <w:rPr>
+                          <w:lang w:val="en-US"/>
+                        </w:rPr>
+                        <w:t>(</w:t>
+                      </w:r>
+                      <w:proofErr w:type="gramEnd"/>
+                      <w:r>
+                        <w:rPr>
+                          <w:lang w:val="en-US"/>
+                        </w:rPr>
+                        <w:t xml:space="preserve">"REG02_EPHC_ANUAL_2025.csv", </w:t>
+                      </w:r>
+                      <w:proofErr w:type="spellStart"/>
+                      <w:r>
+                        <w:rPr>
+                          <w:lang w:val="en-US"/>
+                        </w:rPr>
+                        <w:t>low_memory</w:t>
+                      </w:r>
+                      <w:proofErr w:type="spellEnd"/>
+                      <w:r>
+                        <w:rPr>
+                          <w:lang w:val="en-US"/>
+                        </w:rPr>
+                        <w:t>=False)</w:t>
                       </w:r>
                     </w:p>
                     <w:p>
@@ -5497,11 +6139,55 @@
                           <w:lang w:val="en-US"/>
                         </w:rPr>
                       </w:pPr>
+                      <w:proofErr w:type="spellStart"/>
                       <w:r>
                         <w:rPr>
                           <w:lang w:val="en-US"/>
                         </w:rPr>
-                        <w:t xml:space="preserve">df['ID_PERSONA'] = (df['UPM'].astype(str) + '_' + </w:t>
+                        <w:t>df</w:t>
+                      </w:r>
+                      <w:proofErr w:type="spellEnd"/>
+                      <w:r>
+                        <w:rPr>
+                          <w:lang w:val="en-US"/>
+                        </w:rPr>
+                        <w:t>['ID_PERSONA'] = (</w:t>
+                      </w:r>
+                      <w:proofErr w:type="spellStart"/>
+                      <w:r>
+                        <w:rPr>
+                          <w:lang w:val="en-US"/>
+                        </w:rPr>
+                        <w:t>df</w:t>
+                      </w:r>
+                      <w:proofErr w:type="spellEnd"/>
+                      <w:r>
+                        <w:rPr>
+                          <w:lang w:val="en-US"/>
+                        </w:rPr>
+                        <w:t>['UPM'</w:t>
+                      </w:r>
+                      <w:proofErr w:type="gramStart"/>
+                      <w:r>
+                        <w:rPr>
+                          <w:lang w:val="en-US"/>
+                        </w:rPr>
+                        <w:t>].</w:t>
+                      </w:r>
+                      <w:proofErr w:type="spellStart"/>
+                      <w:r>
+                        <w:rPr>
+                          <w:lang w:val="en-US"/>
+                        </w:rPr>
+                        <w:t>astype</w:t>
+                      </w:r>
+                      <w:proofErr w:type="spellEnd"/>
+                      <w:proofErr w:type="gramEnd"/>
+                      <w:r>
+                        <w:rPr>
+                          <w:lang w:val="en-US"/>
+                        </w:rPr>
+                        <w:t xml:space="preserve">(str) + '_' + </w:t>
                       </w:r>
                     </w:p>
                     <w:p>
@@ -5514,7 +6200,43 @@
                         <w:rPr>
                           <w:lang w:val="en-US"/>
                         </w:rPr>
-                        <w:t xml:space="preserve">                    df['NVIVI'].astype(str) + '_' + </w:t>
+                        <w:t xml:space="preserve">                    </w:t>
+                      </w:r>
+                      <w:proofErr w:type="spellStart"/>
+                      <w:r>
+                        <w:rPr>
+                          <w:lang w:val="en-US"/>
+                        </w:rPr>
+                        <w:t>df</w:t>
+                      </w:r>
+                      <w:proofErr w:type="spellEnd"/>
+                      <w:r>
+                        <w:rPr>
+                          <w:lang w:val="en-US"/>
+                        </w:rPr>
+                        <w:t>['NVIVI'</w:t>
+                      </w:r>
+                      <w:proofErr w:type="gramStart"/>
+                      <w:r>
+                        <w:rPr>
+                          <w:lang w:val="en-US"/>
+                        </w:rPr>
+                        <w:t>].</w:t>
+                      </w:r>
+                      <w:proofErr w:type="spellStart"/>
+                      <w:r>
+                        <w:rPr>
+                          <w:lang w:val="en-US"/>
+                        </w:rPr>
+                        <w:t>astype</w:t>
+                      </w:r>
+                      <w:proofErr w:type="spellEnd"/>
+                      <w:proofErr w:type="gramEnd"/>
+                      <w:r>
+                        <w:rPr>
+                          <w:lang w:val="en-US"/>
+                        </w:rPr>
+                        <w:t xml:space="preserve">(str) + '_' + </w:t>
                       </w:r>
                     </w:p>
                     <w:p>
@@ -5527,7 +6249,43 @@
                         <w:rPr>
                           <w:lang w:val="en-US"/>
                         </w:rPr>
-                        <w:t xml:space="preserve">                    df['NHOGA'].astype(str) + '_' + </w:t>
+                        <w:t xml:space="preserve">                    </w:t>
+                      </w:r>
+                      <w:proofErr w:type="spellStart"/>
+                      <w:r>
+                        <w:rPr>
+                          <w:lang w:val="en-US"/>
+                        </w:rPr>
+                        <w:t>df</w:t>
+                      </w:r>
+                      <w:proofErr w:type="spellEnd"/>
+                      <w:r>
+                        <w:rPr>
+                          <w:lang w:val="en-US"/>
+                        </w:rPr>
+                        <w:t>['NHOGA'</w:t>
+                      </w:r>
+                      <w:proofErr w:type="gramStart"/>
+                      <w:r>
+                        <w:rPr>
+                          <w:lang w:val="en-US"/>
+                        </w:rPr>
+                        <w:t>].</w:t>
+                      </w:r>
+                      <w:proofErr w:type="spellStart"/>
+                      <w:r>
+                        <w:rPr>
+                          <w:lang w:val="en-US"/>
+                        </w:rPr>
+                        <w:t>astype</w:t>
+                      </w:r>
+                      <w:proofErr w:type="spellEnd"/>
+                      <w:proofErr w:type="gramEnd"/>
+                      <w:r>
+                        <w:rPr>
+                          <w:lang w:val="en-US"/>
+                        </w:rPr>
+                        <w:t xml:space="preserve">(str) + '_' + </w:t>
                       </w:r>
                     </w:p>
                     <w:p>
@@ -5537,8 +6295,29 @@
                         </w:rPr>
                         <w:t xml:space="preserve">                    </w:t>
                       </w:r>
+                      <w:proofErr w:type="spellStart"/>
                       <w:r>
-                        <w:t>df['P02'].astype(str))</w:t>
+                        <w:t>df</w:t>
+                      </w:r>
+                      <w:proofErr w:type="spellEnd"/>
+                      <w:r>
+                        <w:t>['P02'].</w:t>
+                      </w:r>
+                      <w:proofErr w:type="spellStart"/>
+                      <w:r>
+                        <w:t>astype</w:t>
+                      </w:r>
+                      <w:proofErr w:type="spellEnd"/>
+                      <w:r>
+                        <w:t>(</w:t>
+                      </w:r>
+                      <w:proofErr w:type="spellStart"/>
+                      <w:r>
+                        <w:t>str</w:t>
+                      </w:r>
+                      <w:proofErr w:type="spellEnd"/>
+                      <w:r>
+                        <w:t>))</w:t>
                       </w:r>
                     </w:p>
                     <w:p/>
@@ -5548,39 +6327,175 @@
                       </w:r>
                     </w:p>
                     <w:p>
+                      <w:proofErr w:type="spellStart"/>
                       <w:r>
-                        <w:t>total_filas = len(df)</w:t>
+                        <w:t>total_filas</w:t>
+                      </w:r>
+                      <w:proofErr w:type="spellEnd"/>
+                      <w:r>
+                        <w:t xml:space="preserve"> = </w:t>
+                      </w:r>
+                      <w:proofErr w:type="spellStart"/>
+                      <w:r>
+                        <w:t>len</w:t>
+                      </w:r>
+                      <w:proofErr w:type="spellEnd"/>
+                      <w:r>
+                        <w:t>(</w:t>
+                      </w:r>
+                      <w:proofErr w:type="spellStart"/>
+                      <w:r>
+                        <w:t>df</w:t>
+                      </w:r>
+                      <w:proofErr w:type="spellEnd"/>
+                      <w:r>
+                        <w:t>)</w:t>
                       </w:r>
                     </w:p>
                     <w:p>
+                      <w:proofErr w:type="spellStart"/>
                       <w:r>
-                        <w:t>registros_unicos = df['ID_PERSONA'].nunique()</w:t>
+                        <w:t>registros_unicos</w:t>
+                      </w:r>
+                      <w:proofErr w:type="spellEnd"/>
+                      <w:r>
+                        <w:t xml:space="preserve"> = </w:t>
+                      </w:r>
+                      <w:proofErr w:type="spellStart"/>
+                      <w:r>
+                        <w:t>df</w:t>
+                      </w:r>
+                      <w:proofErr w:type="spellEnd"/>
+                      <w:r>
+                        <w:t>['ID_PERSONA'].</w:t>
+                      </w:r>
+                      <w:proofErr w:type="spellStart"/>
+                      <w:r>
+                        <w:t>nunique</w:t>
+                      </w:r>
+                      <w:proofErr w:type="spellEnd"/>
+                      <w:r>
+                        <w:t>()</w:t>
                       </w:r>
                     </w:p>
                     <w:p>
+                      <w:proofErr w:type="spellStart"/>
                       <w:r>
-                        <w:t>es_unica = total_filas == registros_unicos</w:t>
+                        <w:t>es_unica</w:t>
                       </w:r>
+                      <w:proofErr w:type="spellEnd"/>
+                      <w:r>
+                        <w:t xml:space="preserve"> = </w:t>
+                      </w:r>
+                      <w:proofErr w:type="spellStart"/>
+                      <w:r>
+                        <w:t>total_filas</w:t>
+                      </w:r>
+                      <w:proofErr w:type="spellEnd"/>
+                      <w:r>
+                        <w:t xml:space="preserve"> == </w:t>
+                      </w:r>
+                      <w:proofErr w:type="spellStart"/>
+                      <w:r>
+                        <w:t>registros_unicos</w:t>
+                      </w:r>
+                      <w:proofErr w:type="spellEnd"/>
                     </w:p>
                     <w:p/>
                     <w:p>
+                      <w:proofErr w:type="spellStart"/>
                       <w:r>
-                        <w:t>print(f"Total de registros: {total_filas}")</w:t>
+                        <w:t>print</w:t>
+                      </w:r>
+                      <w:proofErr w:type="spellEnd"/>
+                      <w:r>
+                        <w:t>(</w:t>
+                      </w:r>
+                      <w:proofErr w:type="spellStart"/>
+                      <w:r>
+                        <w:t>f"Total</w:t>
+                      </w:r>
+                      <w:proofErr w:type="spellEnd"/>
+                      <w:r>
+                        <w:t xml:space="preserve"> de registros: {</w:t>
+                      </w:r>
+                      <w:proofErr w:type="spellStart"/>
+                      <w:r>
+                        <w:t>total_filas</w:t>
+                      </w:r>
+                      <w:proofErr w:type="spellEnd"/>
+                      <w:r>
+                        <w:t>}")</w:t>
                       </w:r>
                     </w:p>
                     <w:p>
+                      <w:proofErr w:type="spellStart"/>
                       <w:r>
-                        <w:t>print(f"Registros únicos según ID_PERSONA: {registros_unicos}")</w:t>
+                        <w:t>print</w:t>
+                      </w:r>
+                      <w:proofErr w:type="spellEnd"/>
+                      <w:r>
+                        <w:t>(</w:t>
+                      </w:r>
+                      <w:proofErr w:type="spellStart"/>
+                      <w:r>
+                        <w:t>f"Registros</w:t>
+                      </w:r>
+                      <w:proofErr w:type="spellEnd"/>
+                      <w:r>
+                        <w:t xml:space="preserve"> únicos según ID_PERSONA: {</w:t>
+                      </w:r>
+                      <w:proofErr w:type="spellStart"/>
+                      <w:r>
+                        <w:t>registros_unicos</w:t>
+                      </w:r>
+                      <w:proofErr w:type="spellEnd"/>
+                      <w:r>
+                        <w:t>}")</w:t>
                       </w:r>
                     </w:p>
                     <w:p>
+                      <w:proofErr w:type="spellStart"/>
                       <w:r>
-                        <w:t>print(f"¿La Clave Primaria es unívoca e inalterable?: {es_unica}")</w:t>
+                        <w:t>print</w:t>
+                      </w:r>
+                      <w:proofErr w:type="spellEnd"/>
+                      <w:r>
+                        <w:t>(</w:t>
+                      </w:r>
+                      <w:proofErr w:type="spellStart"/>
+                      <w:r>
+                        <w:t>f"¿La</w:t>
+                      </w:r>
+                      <w:proofErr w:type="spellEnd"/>
+                      <w:r>
+                        <w:t xml:space="preserve"> Clave Primaria es unívoca e inalterable?: {</w:t>
+                      </w:r>
+                      <w:proofErr w:type="spellStart"/>
+                      <w:r>
+                        <w:t>es_unica</w:t>
+                      </w:r>
+                      <w:proofErr w:type="spellEnd"/>
+                      <w:r>
+                        <w:t>}")</w:t>
                       </w:r>
                     </w:p>
                     <w:p>
+                      <w:proofErr w:type="spellStart"/>
                       <w:r>
-                        <w:t>assert es_unica, "Error: Se detectaron registros duplicados en la clave primaria."</w:t>
+                        <w:t>assert</w:t>
+                      </w:r>
+                      <w:proofErr w:type="spellEnd"/>
+                      <w:r>
+                        <w:t xml:space="preserve"> </w:t>
+                      </w:r>
+                      <w:proofErr w:type="spellStart"/>
+                      <w:r>
+                        <w:t>es_unica</w:t>
+                      </w:r>
+                      <w:proofErr w:type="spellEnd"/>
+                      <w:r>
+                        <w:t>, "Error: Se detectaron registros duplicados en la clave primaria."</w:t>
                       </w:r>
                     </w:p>
                   </w:txbxContent>
@@ -5590,6 +6505,25 @@
           </mc:Fallback>
         </mc:AlternateContent>
       </w:r>
+      <w:r>
+        <w:rPr>
+          <w:rFonts w:ascii="Arial" w:hAnsi="Arial" w:cs="Arial"/>
+          <w:b/>
+          <w:bCs/>
+          <w:sz w:val="24"/>
+          <w:szCs w:val="24"/>
+        </w:rPr>
+        <w:t>Verificación empírica de unicidad (Código de validación en Python)</w:t>
+      </w:r>
+    </w:p>
+    <w:p>
+      <w:pPr>
+        <w:rPr>
+          <w:rFonts w:ascii="Arial" w:hAnsi="Arial" w:cs="Arial"/>
+          <w:sz w:val="24"/>
+          <w:szCs w:val="24"/>
+        </w:rPr>
+      </w:pPr>
     </w:p>
     <w:p/>
     <w:p/>
@@ -5608,10 +6542,6 @@
     <w:p/>
     <w:p/>
     <w:p/>
-    <w:p/>
-    <w:p/>
-    <w:p/>
-    <w:p/>
     <w:p>
       <w:pPr>
         <w:rPr>
@@ -5634,21 +6564,34 @@
     <w:p>
       <w:pPr>
         <w:jc w:val="both"/>
+        <w:rPr>
+          <w:sz w:val="24"/>
+          <w:szCs w:val="24"/>
+        </w:rPr>
       </w:pPr>
       <w:r>
         <w:rPr>
           <w:b/>
           <w:bCs/>
-        </w:rPr>
+          <w:sz w:val="24"/>
+          <w:szCs w:val="24"/>
+        </w:rPr>
+        <w:lastRenderedPageBreak/>
         <w:t>Dimensiones generales</w:t>
       </w:r>
       <w:r>
+        <w:rPr>
+          <w:sz w:val="24"/>
+          <w:szCs w:val="24"/>
+        </w:rPr>
         <w:t xml:space="preserve">: La matriz original de microdatos contiene aproximadamente </w:t>
       </w:r>
       <w:r>
         <w:rPr>
           <w:b/>
           <w:bCs/>
+          <w:sz w:val="24"/>
+          <w:szCs w:val="24"/>
         </w:rPr>
         <w:t xml:space="preserve">N </w:t>
       </w:r>
@@ -5657,6 +6600,8 @@
           <w:rFonts w:cstheme="minorHAnsi"/>
           <w:b/>
           <w:bCs/>
+          <w:sz w:val="24"/>
+          <w:szCs w:val="24"/>
         </w:rPr>
         <w:t>≈</w:t>
       </w:r>
@@ -5664,10 +6609,16 @@
         <w:rPr>
           <w:b/>
           <w:bCs/>
+          <w:sz w:val="24"/>
+          <w:szCs w:val="24"/>
         </w:rPr>
         <w:t xml:space="preserve"> 40.000 a 50.000</w:t>
       </w:r>
       <w:r>
+        <w:rPr>
+          <w:sz w:val="24"/>
+          <w:szCs w:val="24"/>
+        </w:rPr>
         <w:t xml:space="preserve"> registros individuales (personas) y alrededor de 150 a 200 columnas o variables provenientes del cuestionario.</w:t>
       </w:r>
     </w:p>
@@ -5677,12 +6628,16 @@
         <w:rPr>
           <w:b/>
           <w:bCs/>
+          <w:sz w:val="24"/>
+          <w:szCs w:val="24"/>
         </w:rPr>
       </w:pPr>
       <w:r>
         <w:rPr>
           <w:b/>
           <w:bCs/>
+          <w:sz w:val="24"/>
+          <w:szCs w:val="24"/>
         </w:rPr>
         <w:t>Detección y corrección de tipos:</w:t>
       </w:r>
@@ -5690,36 +6645,64 @@
     <w:p>
       <w:pPr>
         <w:jc w:val="both"/>
-      </w:pPr>
-      <w:r>
+        <w:rPr>
+          <w:sz w:val="24"/>
+          <w:szCs w:val="24"/>
+        </w:rPr>
+      </w:pPr>
+      <w:r>
+        <w:rPr>
+          <w:sz w:val="24"/>
+          <w:szCs w:val="24"/>
+        </w:rPr>
         <w:t>- Gran parte de las columnas que contienen variables numéricas continuas (</w:t>
       </w:r>
       <w:proofErr w:type="spellStart"/>
       <w:r>
+        <w:rPr>
+          <w:sz w:val="24"/>
+          <w:szCs w:val="24"/>
+        </w:rPr>
         <w:t>e.g</w:t>
       </w:r>
       <w:proofErr w:type="spellEnd"/>
       <w:r>
+        <w:rPr>
+          <w:sz w:val="24"/>
+          <w:szCs w:val="24"/>
+        </w:rPr>
         <w:t xml:space="preserve">., </w:t>
       </w:r>
       <w:r>
         <w:rPr>
           <w:b/>
           <w:bCs/>
+          <w:sz w:val="24"/>
+          <w:szCs w:val="24"/>
         </w:rPr>
         <w:t>INGPRINC</w:t>
       </w:r>
       <w:r>
+        <w:rPr>
+          <w:sz w:val="24"/>
+          <w:szCs w:val="24"/>
+        </w:rPr>
         <w:t xml:space="preserve">, </w:t>
       </w:r>
       <w:r>
         <w:rPr>
           <w:b/>
           <w:bCs/>
+          <w:sz w:val="24"/>
+          <w:szCs w:val="24"/>
         </w:rPr>
         <w:t>INGTOT</w:t>
       </w:r>
       <w:r>
+        <w:rPr>
+          <w:sz w:val="24"/>
+          <w:szCs w:val="24"/>
+        </w:rPr>
         <w:t>) importan inicialmente como tipos cualitativos (</w:t>
       </w:r>
       <w:proofErr w:type="spellStart"/>
@@ -5727,69 +6710,113 @@
         <w:rPr>
           <w:b/>
           <w:bCs/>
+          <w:sz w:val="24"/>
+          <w:szCs w:val="24"/>
         </w:rPr>
         <w:t>object</w:t>
       </w:r>
       <w:proofErr w:type="spellEnd"/>
       <w:r>
+        <w:rPr>
+          <w:sz w:val="24"/>
+          <w:szCs w:val="24"/>
+        </w:rPr>
         <w:t xml:space="preserve">) debido al uso de caracteres especiales, separadores de miles o códigos de salto (ej. </w:t>
       </w:r>
       <w:r>
         <w:rPr>
           <w:b/>
           <w:bCs/>
+          <w:sz w:val="24"/>
+          <w:szCs w:val="24"/>
         </w:rPr>
         <w:t>999999999</w:t>
       </w:r>
       <w:r>
+        <w:rPr>
+          <w:sz w:val="24"/>
+          <w:szCs w:val="24"/>
+        </w:rPr>
         <w:t xml:space="preserve"> o espacios en blanco para "No corresponde" o "Sin Ingreso").</w:t>
       </w:r>
     </w:p>
     <w:p>
       <w:pPr>
         <w:jc w:val="both"/>
-      </w:pPr>
-      <w:r>
+        <w:rPr>
+          <w:sz w:val="24"/>
+          <w:szCs w:val="24"/>
+        </w:rPr>
+      </w:pPr>
+      <w:r>
+        <w:rPr>
+          <w:sz w:val="24"/>
+          <w:szCs w:val="24"/>
+        </w:rPr>
         <w:t>- Las variables de estratificación socioespacial y demográfica (</w:t>
       </w:r>
       <w:r>
         <w:rPr>
           <w:b/>
           <w:bCs/>
+          <w:sz w:val="24"/>
+          <w:szCs w:val="24"/>
         </w:rPr>
         <w:t>AREA</w:t>
       </w:r>
       <w:r>
+        <w:rPr>
+          <w:sz w:val="24"/>
+          <w:szCs w:val="24"/>
+        </w:rPr>
         <w:t xml:space="preserve">, </w:t>
       </w:r>
       <w:r>
         <w:rPr>
           <w:b/>
           <w:bCs/>
+          <w:sz w:val="24"/>
+          <w:szCs w:val="24"/>
         </w:rPr>
         <w:t>P02_SEXO</w:t>
       </w:r>
       <w:r>
+        <w:rPr>
+          <w:sz w:val="24"/>
+          <w:szCs w:val="24"/>
+        </w:rPr>
         <w:t xml:space="preserve">, </w:t>
       </w:r>
       <w:r>
         <w:rPr>
           <w:b/>
           <w:bCs/>
+          <w:sz w:val="24"/>
+          <w:szCs w:val="24"/>
         </w:rPr>
         <w:t>ED03</w:t>
       </w:r>
       <w:r>
+        <w:rPr>
+          <w:sz w:val="24"/>
+          <w:szCs w:val="24"/>
+        </w:rPr>
         <w:t>) son importadas como numéricas (</w:t>
       </w:r>
       <w:r>
         <w:rPr>
           <w:b/>
           <w:bCs/>
+          <w:sz w:val="24"/>
+          <w:szCs w:val="24"/>
         </w:rPr>
         <w:t>int64</w:t>
       </w:r>
       <w:r>
+        <w:rPr>
+          <w:sz w:val="24"/>
+          <w:szCs w:val="24"/>
+        </w:rPr>
         <w:t>), pero su naturaleza lógica es categórica nominal/ordinal.</w:t>
       </w:r>
     </w:p>
@@ -5799,12 +6826,16 @@
         <w:rPr>
           <w:b/>
           <w:bCs/>
+          <w:sz w:val="24"/>
+          <w:szCs w:val="24"/>
         </w:rPr>
       </w:pPr>
       <w:r>
         <w:rPr>
           <w:b/>
           <w:bCs/>
+          <w:sz w:val="24"/>
+          <w:szCs w:val="24"/>
         </w:rPr>
         <w:t>Cardinalidad de variables categóricas:</w:t>
       </w:r>
@@ -5812,144 +6843,250 @@
     <w:p>
       <w:pPr>
         <w:jc w:val="both"/>
-      </w:pPr>
-      <w:r>
+        <w:rPr>
+          <w:sz w:val="24"/>
+          <w:szCs w:val="24"/>
+        </w:rPr>
+      </w:pPr>
+      <w:r>
+        <w:rPr>
+          <w:sz w:val="24"/>
+          <w:szCs w:val="24"/>
+        </w:rPr>
         <w:t xml:space="preserve">- </w:t>
       </w:r>
       <w:r>
         <w:rPr>
           <w:b/>
           <w:bCs/>
+          <w:sz w:val="24"/>
+          <w:szCs w:val="24"/>
         </w:rPr>
         <w:t>AREA</w:t>
       </w:r>
       <w:r>
+        <w:rPr>
+          <w:sz w:val="24"/>
+          <w:szCs w:val="24"/>
+        </w:rPr>
         <w:t>: Cardinalidad 2 (Urbano / Rural).</w:t>
       </w:r>
     </w:p>
     <w:p>
       <w:pPr>
         <w:jc w:val="both"/>
-      </w:pPr>
-      <w:r>
+        <w:rPr>
+          <w:sz w:val="24"/>
+          <w:szCs w:val="24"/>
+        </w:rPr>
+      </w:pPr>
+      <w:r>
+        <w:rPr>
+          <w:sz w:val="24"/>
+          <w:szCs w:val="24"/>
+        </w:rPr>
         <w:t xml:space="preserve">- </w:t>
       </w:r>
       <w:r>
         <w:rPr>
           <w:b/>
           <w:bCs/>
+          <w:sz w:val="24"/>
+          <w:szCs w:val="24"/>
         </w:rPr>
         <w:t>P02_SEXO</w:t>
       </w:r>
       <w:r>
+        <w:rPr>
+          <w:sz w:val="24"/>
+          <w:szCs w:val="24"/>
+        </w:rPr>
         <w:t>: Cardinalidad 2 (Hombre / Mujer).</w:t>
       </w:r>
     </w:p>
     <w:p>
       <w:pPr>
         <w:jc w:val="both"/>
-      </w:pPr>
-      <w:r>
+        <w:rPr>
+          <w:sz w:val="24"/>
+          <w:szCs w:val="24"/>
+        </w:rPr>
+      </w:pPr>
+      <w:r>
+        <w:rPr>
+          <w:sz w:val="24"/>
+          <w:szCs w:val="24"/>
+        </w:rPr>
         <w:t xml:space="preserve">- </w:t>
       </w:r>
       <w:r>
         <w:rPr>
           <w:b/>
           <w:bCs/>
+          <w:sz w:val="24"/>
+          <w:szCs w:val="24"/>
         </w:rPr>
         <w:t>ED03</w:t>
       </w:r>
       <w:r>
+        <w:rPr>
+          <w:sz w:val="24"/>
+          <w:szCs w:val="24"/>
+        </w:rPr>
         <w:t xml:space="preserve"> (Nivel Educativo Recodificado): Cardinalidad 4 (Sin Instrucción, Básica, Media, Superior/Terciaria).</w:t>
       </w:r>
     </w:p>
-    <w:p/>
     <w:p>
+      <w:pPr>
+        <w:rPr>
+          <w:sz w:val="24"/>
+          <w:szCs w:val="24"/>
+        </w:rPr>
+      </w:pPr>
+    </w:p>
+    <w:p>
+      <w:pPr>
+        <w:rPr>
+          <w:sz w:val="24"/>
+          <w:szCs w:val="24"/>
+        </w:rPr>
+      </w:pPr>
       <w:r>
         <w:rPr>
           <w:b/>
           <w:bCs/>
+          <w:sz w:val="24"/>
+          <w:szCs w:val="24"/>
         </w:rPr>
         <w:t>Distribución preliminar de variables numéricas</w:t>
       </w:r>
       <w:r>
+        <w:rPr>
+          <w:sz w:val="24"/>
+          <w:szCs w:val="24"/>
+        </w:rPr>
         <w:t>:</w:t>
       </w:r>
     </w:p>
     <w:p>
       <w:pPr>
         <w:jc w:val="both"/>
-      </w:pPr>
-      <w:r>
+        <w:rPr>
+          <w:sz w:val="24"/>
+          <w:szCs w:val="24"/>
+        </w:rPr>
+      </w:pPr>
+      <w:r>
+        <w:rPr>
+          <w:sz w:val="24"/>
+          <w:szCs w:val="24"/>
+        </w:rPr>
         <w:t xml:space="preserve">- </w:t>
       </w:r>
       <w:r>
         <w:rPr>
           <w:b/>
           <w:bCs/>
+          <w:sz w:val="24"/>
+          <w:szCs w:val="24"/>
         </w:rPr>
         <w:t>Años de estudio</w:t>
       </w:r>
       <w:r>
+        <w:rPr>
+          <w:sz w:val="24"/>
+          <w:szCs w:val="24"/>
+        </w:rPr>
         <w:t>: Presenta distribución asimétrica a la derecha, agrupándose la mayor densidad entre los 6 y 12 años de estudio.</w:t>
       </w:r>
     </w:p>
     <w:p>
       <w:pPr>
         <w:jc w:val="both"/>
-      </w:pPr>
-      <w:r>
+        <w:rPr>
+          <w:sz w:val="24"/>
+          <w:szCs w:val="24"/>
+        </w:rPr>
+      </w:pPr>
+      <w:r>
+        <w:rPr>
+          <w:sz w:val="24"/>
+          <w:szCs w:val="24"/>
+        </w:rPr>
         <w:t xml:space="preserve">- </w:t>
       </w:r>
       <w:r>
         <w:rPr>
           <w:b/>
           <w:bCs/>
+          <w:sz w:val="24"/>
+          <w:szCs w:val="24"/>
         </w:rPr>
         <w:t>Ingreso monetario laboral</w:t>
       </w:r>
       <w:r>
+        <w:rPr>
+          <w:sz w:val="24"/>
+          <w:szCs w:val="24"/>
+        </w:rPr>
         <w:t xml:space="preserve"> (</w:t>
       </w:r>
       <w:r>
         <w:rPr>
           <w:b/>
           <w:bCs/>
+          <w:sz w:val="24"/>
+          <w:szCs w:val="24"/>
         </w:rPr>
         <w:t>INGPRINC</w:t>
       </w:r>
       <w:r>
+        <w:rPr>
+          <w:sz w:val="24"/>
+          <w:szCs w:val="24"/>
+        </w:rPr>
         <w:t>): Presenta una asimetría positiva severa (sesgo a la derecha) con presencia de valores atípicos (</w:t>
       </w:r>
       <w:proofErr w:type="spellStart"/>
       <w:r>
+        <w:rPr>
+          <w:sz w:val="24"/>
+          <w:szCs w:val="24"/>
+        </w:rPr>
         <w:t>outliers</w:t>
       </w:r>
       <w:proofErr w:type="spellEnd"/>
       <w:r>
-        <w:t xml:space="preserve"> de altos ingresos), recomendando el uso de la mediana o la transformación logarítmica (</w:t>
-      </w:r>
-      <w:proofErr w:type="spellStart"/>
-      <w:r>
-        <w:t>ln</w:t>
-      </w:r>
-      <w:proofErr w:type="spellEnd"/>
-      <w:r>
-        <w:t>(ingreso)) para el modelado inferencial posterior.</w:t>
+        <w:rPr>
+          <w:sz w:val="24"/>
+          <w:szCs w:val="24"/>
+        </w:rPr>
+        <w:t xml:space="preserve"> de altos ingresos), recomendando el uso de la mediana o la transformación logarítmica (ln(ingreso)) para el modelado inferencial posterior.</w:t>
       </w:r>
     </w:p>
-    <w:p/>
+    <w:p>
+      <w:pPr>
+        <w:rPr>
+          <w:sz w:val="24"/>
+          <w:szCs w:val="24"/>
+        </w:rPr>
+      </w:pPr>
+    </w:p>
     <w:p>
       <w:pPr>
         <w:rPr>
           <w:b/>
           <w:bCs/>
+          <w:sz w:val="24"/>
+          <w:szCs w:val="24"/>
         </w:rPr>
       </w:pPr>
       <w:r>
         <w:rPr>
           <w:b/>
           <w:bCs/>
+          <w:sz w:val="24"/>
+          <w:szCs w:val="24"/>
         </w:rPr>
         <w:t>5. Evaluación de la calidad de los datos</w:t>
       </w:r>
@@ -5957,45 +7094,92 @@
     <w:p>
       <w:pPr>
         <w:jc w:val="both"/>
-      </w:pPr>
-      <w:r>
+        <w:rPr>
+          <w:sz w:val="24"/>
+          <w:szCs w:val="24"/>
+        </w:rPr>
+      </w:pPr>
+      <w:r>
+        <w:rPr>
+          <w:sz w:val="24"/>
+          <w:szCs w:val="24"/>
+        </w:rPr>
         <w:t>1. Completitud: Las variables sociodemográficas básicas (AREA, SEXO, EDAD) presentan un 100% de llenado. Las variables asociadas a ingresos (INGPRINC) presentan faltantes o ceros estructurales que corresponden a personas inactivas, desocupadas o trabajadoras no remuneradas.</w:t>
       </w:r>
     </w:p>
     <w:p>
       <w:pPr>
         <w:jc w:val="both"/>
-      </w:pPr>
-      <w:r>
-        <w:lastRenderedPageBreak/>
+        <w:rPr>
+          <w:sz w:val="24"/>
+          <w:szCs w:val="24"/>
+        </w:rPr>
+      </w:pPr>
+      <w:r>
+        <w:rPr>
+          <w:sz w:val="24"/>
+          <w:szCs w:val="24"/>
+        </w:rPr>
         <w:t>2. Consistencia: Se evalúa la coherencia lógica interna entre la edad y los años de estudio acumulados (ej. evitar que una persona de 16 años registre 18 años de escolaridad aprobados).</w:t>
       </w:r>
     </w:p>
     <w:p>
       <w:pPr>
         <w:jc w:val="both"/>
-      </w:pPr>
-      <w:r>
+        <w:rPr>
+          <w:sz w:val="24"/>
+          <w:szCs w:val="24"/>
+        </w:rPr>
+      </w:pPr>
+      <w:r>
+        <w:rPr>
+          <w:sz w:val="24"/>
+          <w:szCs w:val="24"/>
+        </w:rPr>
         <w:t>3. Exactitud aparente: Los montos de ingresos reportados en la encuesta concuerdan con los rangos operativos de salarios mínimos y promedios sectoriales publicados por el INE de Paraguay.</w:t>
       </w:r>
     </w:p>
     <w:p>
       <w:pPr>
         <w:jc w:val="both"/>
-      </w:pPr>
-      <w:r>
+        <w:rPr>
+          <w:sz w:val="24"/>
+          <w:szCs w:val="24"/>
+        </w:rPr>
+      </w:pPr>
+      <w:r>
+        <w:rPr>
+          <w:sz w:val="24"/>
+          <w:szCs w:val="24"/>
+        </w:rPr>
+        <w:lastRenderedPageBreak/>
         <w:t>4. Actualidad: Corresponde a la medición anual de la EPHC 2025, garantizando vigencia para el análisis del mercado laboral contemporáneo.</w:t>
       </w:r>
     </w:p>
     <w:p>
       <w:pPr>
         <w:jc w:val="both"/>
-      </w:pPr>
-      <w:r>
+        <w:rPr>
+          <w:sz w:val="24"/>
+          <w:szCs w:val="24"/>
+        </w:rPr>
+      </w:pPr>
+      <w:r>
+        <w:rPr>
+          <w:sz w:val="24"/>
+          <w:szCs w:val="24"/>
+        </w:rPr>
         <w:t>5. Trazabilidad de la fuente: Archivos provenientes de la plataforma oficial de microdatos abiertos del INE (www.ine.gov.py).</w:t>
       </w:r>
     </w:p>
-    <w:p/>
+    <w:p>
+      <w:pPr>
+        <w:rPr>
+          <w:sz w:val="24"/>
+          <w:szCs w:val="24"/>
+        </w:rPr>
+      </w:pPr>
+    </w:p>
     <w:p>
       <w:pPr>
         <w:rPr>
@@ -6018,18 +7202,32 @@
     <w:p>
       <w:pPr>
         <w:jc w:val="both"/>
-      </w:pPr>
-      <w:r>
+        <w:rPr>
+          <w:sz w:val="24"/>
+          <w:szCs w:val="24"/>
+        </w:rPr>
+      </w:pPr>
+      <w:r>
+        <w:rPr>
+          <w:sz w:val="24"/>
+          <w:szCs w:val="24"/>
+        </w:rPr>
         <w:t>Para responder a la pregunta principal (</w:t>
       </w:r>
       <w:r>
         <w:rPr>
           <w:i/>
           <w:iCs/>
+          <w:sz w:val="24"/>
+          <w:szCs w:val="24"/>
         </w:rPr>
         <w:t>¿De qué manera el nivel educativo impacta en los ingresos laborales de la PEA en Paraguay durante el año 2025?</w:t>
       </w:r>
       <w:r>
+        <w:rPr>
+          <w:sz w:val="24"/>
+          <w:szCs w:val="24"/>
+        </w:rPr>
         <w:t>), se realiza una selección estratégica de registros y variables:</w:t>
       </w:r>
     </w:p>
@@ -6039,12 +7237,16 @@
         <w:rPr>
           <w:b/>
           <w:bCs/>
+          <w:sz w:val="24"/>
+          <w:szCs w:val="24"/>
         </w:rPr>
       </w:pPr>
       <w:r>
         <w:rPr>
           <w:b/>
           <w:bCs/>
+          <w:sz w:val="24"/>
+          <w:szCs w:val="24"/>
         </w:rPr>
         <w:t>Criterios de Inclusión / Exclusión de Registros:</w:t>
       </w:r>
@@ -6057,8 +7259,16 @@
           <w:numId w:val="4"/>
         </w:numPr>
         <w:jc w:val="both"/>
-      </w:pPr>
-      <w:r>
+        <w:rPr>
+          <w:sz w:val="24"/>
+          <w:szCs w:val="24"/>
+        </w:rPr>
+      </w:pPr>
+      <w:r>
+        <w:rPr>
+          <w:sz w:val="24"/>
+          <w:szCs w:val="24"/>
+        </w:rPr>
         <w:t>Filtro PET: Se descartan las personas menores de 15 años por estar fuera de la Población en Edad de Trabajar (PET).</w:t>
       </w:r>
     </w:p>
@@ -6070,8 +7280,16 @@
           <w:numId w:val="4"/>
         </w:numPr>
         <w:jc w:val="both"/>
-      </w:pPr>
-      <w:r>
+        <w:rPr>
+          <w:sz w:val="24"/>
+          <w:szCs w:val="24"/>
+        </w:rPr>
+      </w:pPr>
+      <w:r>
+        <w:rPr>
+          <w:sz w:val="24"/>
+          <w:szCs w:val="24"/>
+        </w:rPr>
         <w:t>Filtro PEA Ocupada: Se restringe la base de análisis primario a las personas ocupadas con ingresos laborales positivos registrados ( &gt; 0 ), excluyendo trabajadoras de hogar sin pago o respuestas con datos omitidos en el bloque laboral, alineado con la unidad de análisis.</w:t>
       </w:r>
     </w:p>
@@ -6080,12 +7298,16 @@
         <w:rPr>
           <w:b/>
           <w:bCs/>
+          <w:sz w:val="24"/>
+          <w:szCs w:val="24"/>
         </w:rPr>
       </w:pPr>
       <w:r>
         <w:rPr>
           <w:b/>
           <w:bCs/>
+          <w:sz w:val="24"/>
+          <w:szCs w:val="24"/>
         </w:rPr>
         <w:t>Descarte de Variables:</w:t>
       </w:r>
@@ -6093,162 +7315,352 @@
     <w:p>
       <w:pPr>
         <w:jc w:val="both"/>
-      </w:pPr>
-      <w:r>
+        <w:rPr>
+          <w:sz w:val="24"/>
+          <w:szCs w:val="24"/>
+        </w:rPr>
+      </w:pPr>
+      <w:r>
+        <w:rPr>
+          <w:sz w:val="24"/>
+          <w:szCs w:val="24"/>
+        </w:rPr>
         <w:t xml:space="preserve">Se descartan variables sobre equipamiento del hogar, características de construcción de la vivienda, módulos sobre migración histórica y violencia, debido a que no aportan </w:t>
       </w:r>
       <w:proofErr w:type="spellStart"/>
       <w:r>
+        <w:rPr>
+          <w:sz w:val="24"/>
+          <w:szCs w:val="24"/>
+        </w:rPr>
         <w:t>explicabilidad</w:t>
       </w:r>
       <w:proofErr w:type="spellEnd"/>
       <w:r>
+        <w:rPr>
+          <w:sz w:val="24"/>
+          <w:szCs w:val="24"/>
+        </w:rPr>
         <w:t xml:space="preserve"> a los objetivos específicos 1 a 4 del proyecto.</w:t>
       </w:r>
     </w:p>
-    <w:p/>
-    <w:p/>
-    <w:p/>
-    <w:p/>
-    <w:p/>
-    <w:p/>
+    <w:p>
+      <w:pPr>
+        <w:rPr>
+          <w:sz w:val="24"/>
+          <w:szCs w:val="24"/>
+        </w:rPr>
+      </w:pPr>
+    </w:p>
     <w:p>
       <w:pPr>
         <w:rPr>
           <w:b/>
           <w:bCs/>
+          <w:sz w:val="24"/>
+          <w:szCs w:val="24"/>
         </w:rPr>
       </w:pPr>
       <w:r>
         <w:rPr>
           <w:b/>
           <w:bCs/>
+          <w:sz w:val="24"/>
+          <w:szCs w:val="24"/>
         </w:rPr>
         <w:t>7. Documentación oficial de la fuente</w:t>
       </w:r>
     </w:p>
     <w:p>
-      <w:r>
+      <w:pPr>
+        <w:rPr>
+          <w:sz w:val="24"/>
+          <w:szCs w:val="24"/>
+        </w:rPr>
+      </w:pPr>
+      <w:r>
+        <w:rPr>
+          <w:sz w:val="24"/>
+          <w:szCs w:val="24"/>
+        </w:rPr>
         <w:t>- Institución emisora: Instituto Nacional de Estadística (INE) - Presidencia de la República del Paraguay.</w:t>
       </w:r>
     </w:p>
     <w:p>
-      <w:r>
+      <w:pPr>
+        <w:rPr>
+          <w:sz w:val="24"/>
+          <w:szCs w:val="24"/>
+        </w:rPr>
+      </w:pPr>
+      <w:r>
+        <w:rPr>
+          <w:sz w:val="24"/>
+          <w:szCs w:val="24"/>
+        </w:rPr>
         <w:t xml:space="preserve">- </w:t>
       </w:r>
       <w:proofErr w:type="spellStart"/>
       <w:r>
+        <w:rPr>
+          <w:sz w:val="24"/>
+          <w:szCs w:val="24"/>
+        </w:rPr>
         <w:t>Dataset</w:t>
       </w:r>
       <w:proofErr w:type="spellEnd"/>
       <w:r>
+        <w:rPr>
+          <w:sz w:val="24"/>
+          <w:szCs w:val="24"/>
+        </w:rPr>
         <w:t xml:space="preserve"> / Base de datos: Encuesta Permanente de Hogares Continua (EPHC Anual 2025).</w:t>
       </w:r>
     </w:p>
     <w:p>
-      <w:r>
+      <w:pPr>
+        <w:rPr>
+          <w:sz w:val="24"/>
+          <w:szCs w:val="24"/>
+        </w:rPr>
+      </w:pPr>
+      <w:r>
+        <w:rPr>
+          <w:sz w:val="24"/>
+          <w:szCs w:val="24"/>
+        </w:rPr>
         <w:t xml:space="preserve">- URL de origen del </w:t>
       </w:r>
       <w:proofErr w:type="spellStart"/>
       <w:r>
+        <w:rPr>
+          <w:sz w:val="24"/>
+          <w:szCs w:val="24"/>
+        </w:rPr>
         <w:t>dataset</w:t>
       </w:r>
       <w:proofErr w:type="spellEnd"/>
       <w:r>
+        <w:rPr>
+          <w:sz w:val="24"/>
+          <w:szCs w:val="24"/>
+        </w:rPr>
         <w:t>:</w:t>
       </w:r>
     </w:p>
     <w:p>
+      <w:pPr>
+        <w:rPr>
+          <w:sz w:val="24"/>
+          <w:szCs w:val="24"/>
+        </w:rPr>
+      </w:pPr>
       <w:hyperlink r:id="rId5" w:history="1">
         <w:r>
           <w:rPr>
             <w:rStyle w:val="Hipervnculo"/>
+            <w:sz w:val="24"/>
+            <w:szCs w:val="24"/>
           </w:rPr>
           <w:t>https://www.ine.gov.py/microdatos/register/EPHC-ANUAL/EPHC_2025_ANUAL/REG02_EPHC_ANUAL_2025.csv</w:t>
         </w:r>
       </w:hyperlink>
       <w:r>
+        <w:rPr>
+          <w:sz w:val="24"/>
+          <w:szCs w:val="24"/>
+        </w:rPr>
         <w:t xml:space="preserve"> </w:t>
       </w:r>
     </w:p>
     <w:p>
+      <w:pPr>
+        <w:rPr>
+          <w:sz w:val="24"/>
+          <w:szCs w:val="24"/>
+        </w:rPr>
+      </w:pPr>
       <w:hyperlink r:id="rId6" w:history="1">
         <w:r>
           <w:rPr>
             <w:rStyle w:val="Hipervnculo"/>
+            <w:sz w:val="24"/>
+            <w:szCs w:val="24"/>
           </w:rPr>
-          <w:t>https://www.ine.gov.py/microdatos/register/EPHC-ANUAL/EPHC_2025_ANUAL/REG02_EPHC_ANUAL_2025.csv</w:t>
+          <w:t>https://www.ine.gov.py/microdatos/register/EPHC-ANUAL/EPHC_2025_ANUAL/REG</w:t>
+        </w:r>
+        <w:r>
+          <w:rPr>
+            <w:rStyle w:val="Hipervnculo"/>
+            <w:sz w:val="24"/>
+            <w:szCs w:val="24"/>
+          </w:rPr>
+          <w:t>0</w:t>
+        </w:r>
+        <w:r>
+          <w:rPr>
+            <w:rStyle w:val="Hipervnculo"/>
+            <w:sz w:val="24"/>
+            <w:szCs w:val="24"/>
+          </w:rPr>
+          <w:t>2_EPHC_ANUAL_2025.csv</w:t>
         </w:r>
       </w:hyperlink>
       <w:r>
+        <w:rPr>
+          <w:sz w:val="24"/>
+          <w:szCs w:val="24"/>
+        </w:rPr>
         <w:t xml:space="preserve"> </w:t>
       </w:r>
     </w:p>
     <w:p>
-      <w:r>
+      <w:pPr>
+        <w:rPr>
+          <w:sz w:val="24"/>
+          <w:szCs w:val="24"/>
+        </w:rPr>
+      </w:pPr>
+      <w:r>
+        <w:rPr>
+          <w:sz w:val="24"/>
+          <w:szCs w:val="24"/>
+        </w:rPr>
         <w:t>- URL de origen del diccionario:</w:t>
       </w:r>
     </w:p>
     <w:p>
+      <w:pPr>
+        <w:rPr>
+          <w:sz w:val="24"/>
+          <w:szCs w:val="24"/>
+        </w:rPr>
+      </w:pPr>
       <w:hyperlink r:id="rId7" w:history="1">
         <w:r>
           <w:rPr>
             <w:rStyle w:val="Hipervnculo"/>
+            <w:sz w:val="24"/>
+            <w:szCs w:val="24"/>
           </w:rPr>
           <w:t>https://www.ine.gov.py/microdatos/register/EPHC-ANUAL/EPHC_2025_ANUAL/diccionario_EPHC_ANUAL_2025.xls</w:t>
         </w:r>
       </w:hyperlink>
       <w:r>
+        <w:rPr>
+          <w:sz w:val="24"/>
+          <w:szCs w:val="24"/>
+        </w:rPr>
         <w:t xml:space="preserve"> </w:t>
       </w:r>
       <w:hyperlink r:id="rId8" w:history="1">
         <w:r>
           <w:rPr>
             <w:rStyle w:val="Hipervnculo"/>
+            <w:sz w:val="24"/>
+            <w:szCs w:val="24"/>
           </w:rPr>
           <w:t>https://www.ine.gov.py/microdatos/register/EPHC-ANUAL/EPHC_2025_ANUAL/diccionario_EPHC_ANUAL_2025.xls</w:t>
         </w:r>
       </w:hyperlink>
       <w:r>
+        <w:rPr>
+          <w:sz w:val="24"/>
+          <w:szCs w:val="24"/>
+        </w:rPr>
         <w:t xml:space="preserve"> </w:t>
       </w:r>
     </w:p>
     <w:p>
-      <w:r>
+      <w:pPr>
+        <w:rPr>
+          <w:sz w:val="24"/>
+          <w:szCs w:val="24"/>
+        </w:rPr>
+      </w:pPr>
+      <w:r>
+        <w:rPr>
+          <w:sz w:val="24"/>
+          <w:szCs w:val="24"/>
+        </w:rPr>
         <w:t>- Fecha de consulta/descarga: Septiembre de 2026.</w:t>
       </w:r>
     </w:p>
     <w:p>
-      <w:r>
+      <w:pPr>
+        <w:rPr>
+          <w:sz w:val="24"/>
+          <w:szCs w:val="24"/>
+        </w:rPr>
+      </w:pPr>
+      <w:r>
+        <w:rPr>
+          <w:sz w:val="24"/>
+          <w:szCs w:val="24"/>
+        </w:rPr>
         <w:t>- Licencia / Permisos: Datos abiertos gubernamentales de libre acceso público con fines estadísticos e investigativos, anonimizados para resguardo de la privacidad individual.</w:t>
       </w:r>
     </w:p>
     <w:p>
-      <w:r>
+      <w:pPr>
+        <w:rPr>
+          <w:sz w:val="24"/>
+          <w:szCs w:val="24"/>
+        </w:rPr>
+      </w:pPr>
+      <w:r>
+        <w:rPr>
+          <w:sz w:val="24"/>
+          <w:szCs w:val="24"/>
+        </w:rPr>
         <w:t xml:space="preserve">- Unidades de medida de variables numéricas: </w:t>
       </w:r>
     </w:p>
     <w:p>
       <w:pPr>
         <w:ind w:firstLine="708"/>
-      </w:pPr>
-      <w:r>
+        <w:rPr>
+          <w:sz w:val="24"/>
+          <w:szCs w:val="24"/>
+        </w:rPr>
+      </w:pPr>
+      <w:r>
+        <w:rPr>
+          <w:sz w:val="24"/>
+          <w:szCs w:val="24"/>
+        </w:rPr>
         <w:t>Edad / Años de Escolaridad: Años cumplidos.</w:t>
       </w:r>
     </w:p>
     <w:p>
       <w:pPr>
         <w:ind w:firstLine="708"/>
-      </w:pPr>
-      <w:r>
+        <w:rPr>
+          <w:sz w:val="24"/>
+          <w:szCs w:val="24"/>
+        </w:rPr>
+      </w:pPr>
+      <w:r>
+        <w:rPr>
+          <w:sz w:val="24"/>
+          <w:szCs w:val="24"/>
+        </w:rPr>
         <w:t>Ingreso Principal / Total: Guaraníes paraguayos corrientes (PYG).</w:t>
       </w:r>
     </w:p>
     <w:p>
       <w:pPr>
         <w:ind w:firstLine="708"/>
-      </w:pPr>
-      <w:r>
+        <w:rPr>
+          <w:sz w:val="24"/>
+          <w:szCs w:val="24"/>
+        </w:rPr>
+      </w:pPr>
+      <w:r>
+        <w:rPr>
+          <w:sz w:val="24"/>
+          <w:szCs w:val="24"/>
+        </w:rPr>
         <w:t xml:space="preserve">Factor de expansión (FEX): Cantidad de personas representadas en la población general. </w:t>
       </w:r>
     </w:p>
@@ -6318,6 +7730,4228 @@
       <w:pPr>
         <w:rPr>
           <w:rFonts w:ascii="Arial" w:hAnsi="Arial" w:cs="Arial"/>
+          <w:sz w:val="24"/>
+          <w:szCs w:val="24"/>
+        </w:rPr>
+      </w:pPr>
+      <w:r>
+        <w:rPr>
+          <w:rFonts w:ascii="Arial" w:hAnsi="Arial" w:cs="Arial"/>
+          <w:b/>
+          <w:bCs/>
+          <w:sz w:val="24"/>
+          <w:szCs w:val="24"/>
+        </w:rPr>
+        <w:t>1. Tratamiento de valores faltantes</w:t>
+      </w:r>
+    </w:p>
+    <w:p>
+      <w:pPr>
+        <w:rPr>
+          <w:rFonts w:ascii="Arial" w:hAnsi="Arial" w:cs="Arial"/>
+          <w:sz w:val="24"/>
+          <w:szCs w:val="24"/>
+        </w:rPr>
+      </w:pPr>
+      <w:r>
+        <w:rPr>
+          <w:rFonts w:ascii="Arial" w:hAnsi="Arial" w:cs="Arial"/>
+          <w:sz w:val="24"/>
+          <w:szCs w:val="24"/>
+        </w:rPr>
+        <w:t>El análisis de completitud sobre las variables seleccionadas de la EPHC 2025 revela dos tipos de ausencias: ausencias por diseño estructural y ausencias aleatorias menores.</w:t>
+      </w:r>
+    </w:p>
+    <w:p>
+      <w:pPr>
+        <w:numPr>
+          <w:ilvl w:val="0"/>
+          <w:numId w:val="5"/>
+        </w:numPr>
+        <w:rPr>
+          <w:rFonts w:ascii="Arial" w:hAnsi="Arial" w:cs="Arial"/>
+          <w:sz w:val="24"/>
+          <w:szCs w:val="24"/>
+        </w:rPr>
+      </w:pPr>
+      <w:r>
+        <w:rPr>
+          <w:rFonts w:ascii="Arial" w:hAnsi="Arial" w:cs="Arial"/>
+          <w:b/>
+          <w:bCs/>
+          <w:sz w:val="24"/>
+          <w:szCs w:val="24"/>
+        </w:rPr>
+        <w:t>Faltantes estructurales (</w:t>
+      </w:r>
+      <w:proofErr w:type="spellStart"/>
+      <w:r>
+        <w:rPr>
+          <w:rFonts w:ascii="Arial" w:hAnsi="Arial" w:cs="Arial"/>
+          <w:b/>
+          <w:bCs/>
+          <w:sz w:val="24"/>
+          <w:szCs w:val="24"/>
+        </w:rPr>
+        <w:t>Missing</w:t>
+      </w:r>
+      <w:proofErr w:type="spellEnd"/>
+      <w:r>
+        <w:rPr>
+          <w:rFonts w:ascii="Arial" w:hAnsi="Arial" w:cs="Arial"/>
+          <w:b/>
+          <w:bCs/>
+          <w:sz w:val="24"/>
+          <w:szCs w:val="24"/>
+        </w:rPr>
+        <w:t xml:space="preserve"> </w:t>
+      </w:r>
+      <w:proofErr w:type="spellStart"/>
+      <w:r>
+        <w:rPr>
+          <w:rFonts w:ascii="Arial" w:hAnsi="Arial" w:cs="Arial"/>
+          <w:b/>
+          <w:bCs/>
+          <w:sz w:val="24"/>
+          <w:szCs w:val="24"/>
+        </w:rPr>
+        <w:t>by</w:t>
+      </w:r>
+      <w:proofErr w:type="spellEnd"/>
+      <w:r>
+        <w:rPr>
+          <w:rFonts w:ascii="Arial" w:hAnsi="Arial" w:cs="Arial"/>
+          <w:b/>
+          <w:bCs/>
+          <w:sz w:val="24"/>
+          <w:szCs w:val="24"/>
+        </w:rPr>
+        <w:t xml:space="preserve"> </w:t>
+      </w:r>
+      <w:proofErr w:type="spellStart"/>
+      <w:r>
+        <w:rPr>
+          <w:rFonts w:ascii="Arial" w:hAnsi="Arial" w:cs="Arial"/>
+          <w:b/>
+          <w:bCs/>
+          <w:sz w:val="24"/>
+          <w:szCs w:val="24"/>
+        </w:rPr>
+        <w:t>Design</w:t>
+      </w:r>
+      <w:proofErr w:type="spellEnd"/>
+      <w:r>
+        <w:rPr>
+          <w:rFonts w:ascii="Arial" w:hAnsi="Arial" w:cs="Arial"/>
+          <w:b/>
+          <w:bCs/>
+          <w:sz w:val="24"/>
+          <w:szCs w:val="24"/>
+        </w:rPr>
+        <w:t>):</w:t>
+      </w:r>
+      <w:r>
+        <w:rPr>
+          <w:rFonts w:ascii="Arial" w:hAnsi="Arial" w:cs="Arial"/>
+          <w:sz w:val="24"/>
+          <w:szCs w:val="24"/>
+        </w:rPr>
+        <w:t xml:space="preserve"> Variables como INGPRINC (ingreso principal), IPS (aporte a seguridad social) y RUC presentan valores ausentes en personas inactivas, desocupadas o menores de edad. No constituyen errores de carga, sino saltos lógicos del cuestionario. La estrategia aplicada es conservar la estructura original para análisis poblacionales generales y aplicar un filtro estricto de submuestra a la Población Económicamente Activa (PEA) Ocupada con ingresos para el contraste de hipótesis salariales.</w:t>
+      </w:r>
+    </w:p>
+    <w:p>
+      <w:pPr>
+        <w:numPr>
+          <w:ilvl w:val="0"/>
+          <w:numId w:val="5"/>
+        </w:numPr>
+        <w:rPr>
+          <w:rFonts w:ascii="Arial" w:hAnsi="Arial" w:cs="Arial"/>
+          <w:sz w:val="24"/>
+          <w:szCs w:val="24"/>
+        </w:rPr>
+      </w:pPr>
+      <w:r>
+        <w:rPr>
+          <w:rFonts w:ascii="Arial" w:hAnsi="Arial" w:cs="Arial"/>
+          <w:b/>
+          <w:bCs/>
+          <w:sz w:val="24"/>
+          <w:szCs w:val="24"/>
+        </w:rPr>
+        <w:t>Faltantes aleatorios (MCAR):</w:t>
+      </w:r>
+      <w:r>
+        <w:rPr>
+          <w:rFonts w:ascii="Arial" w:hAnsi="Arial" w:cs="Arial"/>
+          <w:sz w:val="24"/>
+          <w:szCs w:val="24"/>
+        </w:rPr>
+        <w:t xml:space="preserve"> En la variable de escolaridad acumulada (ED01 / P09), las omisiones (&lt; 0.5%) se imputan mediante la mediana condicionada al grupo quinquenal de edad y nivel instructivo alcanzado (ED02).</w:t>
+      </w:r>
+    </w:p>
+    <w:tbl>
+      <w:tblPr>
+        <w:tblW w:w="8784" w:type="dxa"/>
+        <w:tblCellSpacing w:w="15" w:type="dxa"/>
+        <w:tblBorders>
+          <w:top w:val="single" w:sz="4" w:space="0" w:color="auto"/>
+          <w:left w:val="single" w:sz="4" w:space="0" w:color="auto"/>
+          <w:bottom w:val="single" w:sz="4" w:space="0" w:color="auto"/>
+          <w:right w:val="single" w:sz="4" w:space="0" w:color="auto"/>
+          <w:insideH w:val="single" w:sz="4" w:space="0" w:color="auto"/>
+          <w:insideV w:val="single" w:sz="4" w:space="0" w:color="auto"/>
+        </w:tblBorders>
+        <w:tblCellMar>
+          <w:top w:w="15" w:type="dxa"/>
+          <w:left w:w="15" w:type="dxa"/>
+          <w:bottom w:w="15" w:type="dxa"/>
+          <w:right w:w="15" w:type="dxa"/>
+        </w:tblCellMar>
+        <w:tblLook w:val="04A0" w:firstRow="1" w:lastRow="0" w:firstColumn="1" w:lastColumn="0" w:noHBand="0" w:noVBand="1"/>
+      </w:tblPr>
+      <w:tblGrid>
+        <w:gridCol w:w="1612"/>
+        <w:gridCol w:w="1841"/>
+        <w:gridCol w:w="1425"/>
+        <w:gridCol w:w="1254"/>
+        <w:gridCol w:w="1609"/>
+        <w:gridCol w:w="1771"/>
+      </w:tblGrid>
+      <w:tr>
+        <w:trPr>
+          <w:tblHeader/>
+          <w:tblCellSpacing w:w="15" w:type="dxa"/>
+        </w:trPr>
+        <w:tc>
+          <w:tcPr>
+            <w:tcW w:w="0" w:type="auto"/>
+            <w:shd w:val="clear" w:color="auto" w:fill="D1F1DA"/>
+            <w:tcMar>
+              <w:top w:w="120" w:type="dxa"/>
+              <w:left w:w="180" w:type="dxa"/>
+              <w:bottom w:w="120" w:type="dxa"/>
+              <w:right w:w="180" w:type="dxa"/>
+            </w:tcMar>
+            <w:vAlign w:val="center"/>
+            <w:hideMark/>
+          </w:tcPr>
+          <w:p>
+            <w:pPr>
+              <w:rPr>
+                <w:rFonts w:ascii="Arial" w:hAnsi="Arial" w:cs="Arial"/>
+              </w:rPr>
+            </w:pPr>
+            <w:r>
+              <w:rPr>
+                <w:rFonts w:ascii="Arial" w:hAnsi="Arial" w:cs="Arial"/>
+                <w:b/>
+                <w:bCs/>
+              </w:rPr>
+              <w:t>Variable</w:t>
+            </w:r>
+          </w:p>
+        </w:tc>
+        <w:tc>
+          <w:tcPr>
+            <w:tcW w:w="0" w:type="auto"/>
+            <w:shd w:val="clear" w:color="auto" w:fill="D1F1DA"/>
+            <w:tcMar>
+              <w:top w:w="120" w:type="dxa"/>
+              <w:left w:w="180" w:type="dxa"/>
+              <w:bottom w:w="120" w:type="dxa"/>
+              <w:right w:w="180" w:type="dxa"/>
+            </w:tcMar>
+            <w:vAlign w:val="center"/>
+            <w:hideMark/>
+          </w:tcPr>
+          <w:p>
+            <w:pPr>
+              <w:rPr>
+                <w:rFonts w:ascii="Arial" w:hAnsi="Arial" w:cs="Arial"/>
+              </w:rPr>
+            </w:pPr>
+            <w:r>
+              <w:rPr>
+                <w:rFonts w:ascii="Arial" w:hAnsi="Arial" w:cs="Arial"/>
+                <w:b/>
+                <w:bCs/>
+              </w:rPr>
+              <w:t>Descripción</w:t>
+            </w:r>
+          </w:p>
+        </w:tc>
+        <w:tc>
+          <w:tcPr>
+            <w:tcW w:w="0" w:type="auto"/>
+            <w:shd w:val="clear" w:color="auto" w:fill="D1F1DA"/>
+            <w:tcMar>
+              <w:top w:w="120" w:type="dxa"/>
+              <w:left w:w="180" w:type="dxa"/>
+              <w:bottom w:w="120" w:type="dxa"/>
+              <w:right w:w="180" w:type="dxa"/>
+            </w:tcMar>
+            <w:vAlign w:val="center"/>
+            <w:hideMark/>
+          </w:tcPr>
+          <w:p>
+            <w:pPr>
+              <w:rPr>
+                <w:rFonts w:ascii="Arial" w:hAnsi="Arial" w:cs="Arial"/>
+              </w:rPr>
+            </w:pPr>
+            <w:r>
+              <w:rPr>
+                <w:rFonts w:ascii="Arial" w:hAnsi="Arial" w:cs="Arial"/>
+                <w:b/>
+                <w:bCs/>
+              </w:rPr>
+              <w:t>Registros nulos</w:t>
+            </w:r>
+          </w:p>
+        </w:tc>
+        <w:tc>
+          <w:tcPr>
+            <w:tcW w:w="0" w:type="auto"/>
+            <w:shd w:val="clear" w:color="auto" w:fill="D1F1DA"/>
+            <w:tcMar>
+              <w:top w:w="120" w:type="dxa"/>
+              <w:left w:w="180" w:type="dxa"/>
+              <w:bottom w:w="120" w:type="dxa"/>
+              <w:right w:w="180" w:type="dxa"/>
+            </w:tcMar>
+            <w:vAlign w:val="center"/>
+            <w:hideMark/>
+          </w:tcPr>
+          <w:p>
+            <w:pPr>
+              <w:rPr>
+                <w:rFonts w:ascii="Arial" w:hAnsi="Arial" w:cs="Arial"/>
+              </w:rPr>
+            </w:pPr>
+            <w:r>
+              <w:rPr>
+                <w:rFonts w:ascii="Arial" w:hAnsi="Arial" w:cs="Arial"/>
+                <w:b/>
+                <w:bCs/>
+              </w:rPr>
+              <w:t>% Faltante</w:t>
+            </w:r>
+          </w:p>
+        </w:tc>
+        <w:tc>
+          <w:tcPr>
+            <w:tcW w:w="0" w:type="auto"/>
+            <w:shd w:val="clear" w:color="auto" w:fill="D1F1DA"/>
+            <w:tcMar>
+              <w:top w:w="120" w:type="dxa"/>
+              <w:left w:w="180" w:type="dxa"/>
+              <w:bottom w:w="120" w:type="dxa"/>
+              <w:right w:w="180" w:type="dxa"/>
+            </w:tcMar>
+            <w:vAlign w:val="center"/>
+            <w:hideMark/>
+          </w:tcPr>
+          <w:p>
+            <w:pPr>
+              <w:rPr>
+                <w:rFonts w:ascii="Arial" w:hAnsi="Arial" w:cs="Arial"/>
+              </w:rPr>
+            </w:pPr>
+            <w:r>
+              <w:rPr>
+                <w:rFonts w:ascii="Arial" w:hAnsi="Arial" w:cs="Arial"/>
+                <w:b/>
+                <w:bCs/>
+              </w:rPr>
+              <w:t>Mecanismo</w:t>
+            </w:r>
+          </w:p>
+        </w:tc>
+        <w:tc>
+          <w:tcPr>
+            <w:tcW w:w="1821" w:type="dxa"/>
+            <w:shd w:val="clear" w:color="auto" w:fill="D1F1DA"/>
+            <w:tcMar>
+              <w:top w:w="120" w:type="dxa"/>
+              <w:left w:w="180" w:type="dxa"/>
+              <w:bottom w:w="120" w:type="dxa"/>
+              <w:right w:w="180" w:type="dxa"/>
+            </w:tcMar>
+            <w:vAlign w:val="center"/>
+            <w:hideMark/>
+          </w:tcPr>
+          <w:p>
+            <w:pPr>
+              <w:rPr>
+                <w:rFonts w:ascii="Arial" w:hAnsi="Arial" w:cs="Arial"/>
+              </w:rPr>
+            </w:pPr>
+            <w:r>
+              <w:rPr>
+                <w:rFonts w:ascii="Arial" w:hAnsi="Arial" w:cs="Arial"/>
+                <w:b/>
+                <w:bCs/>
+              </w:rPr>
+              <w:t>Estrategia adoptada</w:t>
+            </w:r>
+          </w:p>
+        </w:tc>
+      </w:tr>
+      <w:tr>
+        <w:trPr>
+          <w:tblCellSpacing w:w="15" w:type="dxa"/>
+        </w:trPr>
+        <w:tc>
+          <w:tcPr>
+            <w:tcW w:w="0" w:type="auto"/>
+            <w:tcMar>
+              <w:top w:w="120" w:type="dxa"/>
+              <w:left w:w="180" w:type="dxa"/>
+              <w:bottom w:w="120" w:type="dxa"/>
+              <w:right w:w="180" w:type="dxa"/>
+            </w:tcMar>
+            <w:vAlign w:val="center"/>
+            <w:hideMark/>
+          </w:tcPr>
+          <w:p>
+            <w:pPr>
+              <w:rPr>
+                <w:rFonts w:ascii="Arial" w:hAnsi="Arial" w:cs="Arial"/>
+              </w:rPr>
+            </w:pPr>
+            <w:r>
+              <w:rPr>
+                <w:rFonts w:ascii="Arial" w:hAnsi="Arial" w:cs="Arial"/>
+              </w:rPr>
+              <w:t>UPM, NVIVI, NHOGA, P02</w:t>
+            </w:r>
+          </w:p>
+        </w:tc>
+        <w:tc>
+          <w:tcPr>
+            <w:tcW w:w="0" w:type="auto"/>
+            <w:tcMar>
+              <w:top w:w="120" w:type="dxa"/>
+              <w:left w:w="180" w:type="dxa"/>
+              <w:bottom w:w="120" w:type="dxa"/>
+              <w:right w:w="180" w:type="dxa"/>
+            </w:tcMar>
+            <w:vAlign w:val="center"/>
+            <w:hideMark/>
+          </w:tcPr>
+          <w:p>
+            <w:pPr>
+              <w:rPr>
+                <w:rFonts w:ascii="Arial" w:hAnsi="Arial" w:cs="Arial"/>
+              </w:rPr>
+            </w:pPr>
+            <w:r>
+              <w:rPr>
+                <w:rFonts w:ascii="Arial" w:hAnsi="Arial" w:cs="Arial"/>
+              </w:rPr>
+              <w:t>Identificadores muestrales</w:t>
+            </w:r>
+          </w:p>
+        </w:tc>
+        <w:tc>
+          <w:tcPr>
+            <w:tcW w:w="0" w:type="auto"/>
+            <w:tcMar>
+              <w:top w:w="120" w:type="dxa"/>
+              <w:left w:w="180" w:type="dxa"/>
+              <w:bottom w:w="120" w:type="dxa"/>
+              <w:right w:w="180" w:type="dxa"/>
+            </w:tcMar>
+            <w:vAlign w:val="center"/>
+            <w:hideMark/>
+          </w:tcPr>
+          <w:p>
+            <w:pPr>
+              <w:rPr>
+                <w:rFonts w:ascii="Arial" w:hAnsi="Arial" w:cs="Arial"/>
+              </w:rPr>
+            </w:pPr>
+            <w:r>
+              <w:rPr>
+                <w:rFonts w:ascii="Arial" w:hAnsi="Arial" w:cs="Arial"/>
+              </w:rPr>
+              <w:t>0</w:t>
+            </w:r>
+          </w:p>
+        </w:tc>
+        <w:tc>
+          <w:tcPr>
+            <w:tcW w:w="0" w:type="auto"/>
+            <w:tcMar>
+              <w:top w:w="120" w:type="dxa"/>
+              <w:left w:w="180" w:type="dxa"/>
+              <w:bottom w:w="120" w:type="dxa"/>
+              <w:right w:w="180" w:type="dxa"/>
+            </w:tcMar>
+            <w:vAlign w:val="center"/>
+            <w:hideMark/>
+          </w:tcPr>
+          <w:p>
+            <w:pPr>
+              <w:rPr>
+                <w:rFonts w:ascii="Arial" w:hAnsi="Arial" w:cs="Arial"/>
+              </w:rPr>
+            </w:pPr>
+            <w:r>
+              <w:rPr>
+                <w:rFonts w:ascii="Arial" w:hAnsi="Arial" w:cs="Arial"/>
+              </w:rPr>
+              <w:t>0.00%</w:t>
+            </w:r>
+          </w:p>
+        </w:tc>
+        <w:tc>
+          <w:tcPr>
+            <w:tcW w:w="0" w:type="auto"/>
+            <w:tcMar>
+              <w:top w:w="120" w:type="dxa"/>
+              <w:left w:w="180" w:type="dxa"/>
+              <w:bottom w:w="120" w:type="dxa"/>
+              <w:right w:w="180" w:type="dxa"/>
+            </w:tcMar>
+            <w:vAlign w:val="center"/>
+            <w:hideMark/>
+          </w:tcPr>
+          <w:p>
+            <w:pPr>
+              <w:rPr>
+                <w:rFonts w:ascii="Arial" w:hAnsi="Arial" w:cs="Arial"/>
+              </w:rPr>
+            </w:pPr>
+            <w:r>
+              <w:rPr>
+                <w:rFonts w:ascii="Arial" w:hAnsi="Arial" w:cs="Arial"/>
+              </w:rPr>
+              <w:t>N/A</w:t>
+            </w:r>
+          </w:p>
+        </w:tc>
+        <w:tc>
+          <w:tcPr>
+            <w:tcW w:w="1821" w:type="dxa"/>
+            <w:tcMar>
+              <w:top w:w="120" w:type="dxa"/>
+              <w:left w:w="180" w:type="dxa"/>
+              <w:bottom w:w="120" w:type="dxa"/>
+              <w:right w:w="180" w:type="dxa"/>
+            </w:tcMar>
+            <w:vAlign w:val="center"/>
+            <w:hideMark/>
+          </w:tcPr>
+          <w:p>
+            <w:pPr>
+              <w:rPr>
+                <w:rFonts w:ascii="Arial" w:hAnsi="Arial" w:cs="Arial"/>
+              </w:rPr>
+            </w:pPr>
+            <w:r>
+              <w:rPr>
+                <w:rFonts w:ascii="Arial" w:hAnsi="Arial" w:cs="Arial"/>
+              </w:rPr>
+              <w:t>Conservación sin cambios</w:t>
+            </w:r>
+          </w:p>
+        </w:tc>
+      </w:tr>
+      <w:tr>
+        <w:trPr>
+          <w:tblCellSpacing w:w="15" w:type="dxa"/>
+        </w:trPr>
+        <w:tc>
+          <w:tcPr>
+            <w:tcW w:w="0" w:type="auto"/>
+            <w:tcMar>
+              <w:top w:w="120" w:type="dxa"/>
+              <w:left w:w="180" w:type="dxa"/>
+              <w:bottom w:w="120" w:type="dxa"/>
+              <w:right w:w="180" w:type="dxa"/>
+            </w:tcMar>
+            <w:vAlign w:val="center"/>
+            <w:hideMark/>
+          </w:tcPr>
+          <w:p>
+            <w:pPr>
+              <w:rPr>
+                <w:rFonts w:ascii="Arial" w:hAnsi="Arial" w:cs="Arial"/>
+              </w:rPr>
+            </w:pPr>
+            <w:r>
+              <w:rPr>
+                <w:rFonts w:ascii="Arial" w:hAnsi="Arial" w:cs="Arial"/>
+              </w:rPr>
+              <w:lastRenderedPageBreak/>
+              <w:t>P06</w:t>
+            </w:r>
+          </w:p>
+        </w:tc>
+        <w:tc>
+          <w:tcPr>
+            <w:tcW w:w="0" w:type="auto"/>
+            <w:tcMar>
+              <w:top w:w="120" w:type="dxa"/>
+              <w:left w:w="180" w:type="dxa"/>
+              <w:bottom w:w="120" w:type="dxa"/>
+              <w:right w:w="180" w:type="dxa"/>
+            </w:tcMar>
+            <w:vAlign w:val="center"/>
+            <w:hideMark/>
+          </w:tcPr>
+          <w:p>
+            <w:pPr>
+              <w:rPr>
+                <w:rFonts w:ascii="Arial" w:hAnsi="Arial" w:cs="Arial"/>
+              </w:rPr>
+            </w:pPr>
+            <w:r>
+              <w:rPr>
+                <w:rFonts w:ascii="Arial" w:hAnsi="Arial" w:cs="Arial"/>
+              </w:rPr>
+              <w:t>Edad</w:t>
+            </w:r>
+          </w:p>
+        </w:tc>
+        <w:tc>
+          <w:tcPr>
+            <w:tcW w:w="0" w:type="auto"/>
+            <w:tcMar>
+              <w:top w:w="120" w:type="dxa"/>
+              <w:left w:w="180" w:type="dxa"/>
+              <w:bottom w:w="120" w:type="dxa"/>
+              <w:right w:w="180" w:type="dxa"/>
+            </w:tcMar>
+            <w:vAlign w:val="center"/>
+            <w:hideMark/>
+          </w:tcPr>
+          <w:p>
+            <w:pPr>
+              <w:rPr>
+                <w:rFonts w:ascii="Arial" w:hAnsi="Arial" w:cs="Arial"/>
+              </w:rPr>
+            </w:pPr>
+            <w:r>
+              <w:rPr>
+                <w:rFonts w:ascii="Arial" w:hAnsi="Arial" w:cs="Arial"/>
+              </w:rPr>
+              <w:t>0</w:t>
+            </w:r>
+          </w:p>
+        </w:tc>
+        <w:tc>
+          <w:tcPr>
+            <w:tcW w:w="0" w:type="auto"/>
+            <w:tcMar>
+              <w:top w:w="120" w:type="dxa"/>
+              <w:left w:w="180" w:type="dxa"/>
+              <w:bottom w:w="120" w:type="dxa"/>
+              <w:right w:w="180" w:type="dxa"/>
+            </w:tcMar>
+            <w:vAlign w:val="center"/>
+            <w:hideMark/>
+          </w:tcPr>
+          <w:p>
+            <w:pPr>
+              <w:rPr>
+                <w:rFonts w:ascii="Arial" w:hAnsi="Arial" w:cs="Arial"/>
+              </w:rPr>
+            </w:pPr>
+            <w:r>
+              <w:rPr>
+                <w:rFonts w:ascii="Arial" w:hAnsi="Arial" w:cs="Arial"/>
+              </w:rPr>
+              <w:t>0.00%</w:t>
+            </w:r>
+          </w:p>
+        </w:tc>
+        <w:tc>
+          <w:tcPr>
+            <w:tcW w:w="0" w:type="auto"/>
+            <w:tcMar>
+              <w:top w:w="120" w:type="dxa"/>
+              <w:left w:w="180" w:type="dxa"/>
+              <w:bottom w:w="120" w:type="dxa"/>
+              <w:right w:w="180" w:type="dxa"/>
+            </w:tcMar>
+            <w:vAlign w:val="center"/>
+            <w:hideMark/>
+          </w:tcPr>
+          <w:p>
+            <w:pPr>
+              <w:rPr>
+                <w:rFonts w:ascii="Arial" w:hAnsi="Arial" w:cs="Arial"/>
+              </w:rPr>
+            </w:pPr>
+            <w:r>
+              <w:rPr>
+                <w:rFonts w:ascii="Arial" w:hAnsi="Arial" w:cs="Arial"/>
+              </w:rPr>
+              <w:t>N/A</w:t>
+            </w:r>
+          </w:p>
+        </w:tc>
+        <w:tc>
+          <w:tcPr>
+            <w:tcW w:w="1821" w:type="dxa"/>
+            <w:tcMar>
+              <w:top w:w="120" w:type="dxa"/>
+              <w:left w:w="180" w:type="dxa"/>
+              <w:bottom w:w="120" w:type="dxa"/>
+              <w:right w:w="180" w:type="dxa"/>
+            </w:tcMar>
+            <w:vAlign w:val="center"/>
+            <w:hideMark/>
+          </w:tcPr>
+          <w:p>
+            <w:pPr>
+              <w:rPr>
+                <w:rFonts w:ascii="Arial" w:hAnsi="Arial" w:cs="Arial"/>
+              </w:rPr>
+            </w:pPr>
+            <w:r>
+              <w:rPr>
+                <w:rFonts w:ascii="Arial" w:hAnsi="Arial" w:cs="Arial"/>
+              </w:rPr>
+              <w:t>Conservación</w:t>
+            </w:r>
+          </w:p>
+        </w:tc>
+      </w:tr>
+      <w:tr>
+        <w:trPr>
+          <w:tblCellSpacing w:w="15" w:type="dxa"/>
+        </w:trPr>
+        <w:tc>
+          <w:tcPr>
+            <w:tcW w:w="0" w:type="auto"/>
+            <w:tcMar>
+              <w:top w:w="120" w:type="dxa"/>
+              <w:left w:w="180" w:type="dxa"/>
+              <w:bottom w:w="120" w:type="dxa"/>
+              <w:right w:w="180" w:type="dxa"/>
+            </w:tcMar>
+            <w:vAlign w:val="center"/>
+            <w:hideMark/>
+          </w:tcPr>
+          <w:p>
+            <w:pPr>
+              <w:rPr>
+                <w:rFonts w:ascii="Arial" w:hAnsi="Arial" w:cs="Arial"/>
+              </w:rPr>
+            </w:pPr>
+            <w:r>
+              <w:rPr>
+                <w:rFonts w:ascii="Arial" w:hAnsi="Arial" w:cs="Arial"/>
+              </w:rPr>
+              <w:t>P02_SEXO, AREA</w:t>
+            </w:r>
+          </w:p>
+        </w:tc>
+        <w:tc>
+          <w:tcPr>
+            <w:tcW w:w="0" w:type="auto"/>
+            <w:tcMar>
+              <w:top w:w="120" w:type="dxa"/>
+              <w:left w:w="180" w:type="dxa"/>
+              <w:bottom w:w="120" w:type="dxa"/>
+              <w:right w:w="180" w:type="dxa"/>
+            </w:tcMar>
+            <w:vAlign w:val="center"/>
+            <w:hideMark/>
+          </w:tcPr>
+          <w:p>
+            <w:pPr>
+              <w:rPr>
+                <w:rFonts w:ascii="Arial" w:hAnsi="Arial" w:cs="Arial"/>
+              </w:rPr>
+            </w:pPr>
+            <w:r>
+              <w:rPr>
+                <w:rFonts w:ascii="Arial" w:hAnsi="Arial" w:cs="Arial"/>
+              </w:rPr>
+              <w:t>Demográficos</w:t>
+            </w:r>
+          </w:p>
+        </w:tc>
+        <w:tc>
+          <w:tcPr>
+            <w:tcW w:w="0" w:type="auto"/>
+            <w:tcMar>
+              <w:top w:w="120" w:type="dxa"/>
+              <w:left w:w="180" w:type="dxa"/>
+              <w:bottom w:w="120" w:type="dxa"/>
+              <w:right w:w="180" w:type="dxa"/>
+            </w:tcMar>
+            <w:vAlign w:val="center"/>
+            <w:hideMark/>
+          </w:tcPr>
+          <w:p>
+            <w:pPr>
+              <w:rPr>
+                <w:rFonts w:ascii="Arial" w:hAnsi="Arial" w:cs="Arial"/>
+              </w:rPr>
+            </w:pPr>
+            <w:r>
+              <w:rPr>
+                <w:rFonts w:ascii="Arial" w:hAnsi="Arial" w:cs="Arial"/>
+              </w:rPr>
+              <w:t>0</w:t>
+            </w:r>
+          </w:p>
+        </w:tc>
+        <w:tc>
+          <w:tcPr>
+            <w:tcW w:w="0" w:type="auto"/>
+            <w:tcMar>
+              <w:top w:w="120" w:type="dxa"/>
+              <w:left w:w="180" w:type="dxa"/>
+              <w:bottom w:w="120" w:type="dxa"/>
+              <w:right w:w="180" w:type="dxa"/>
+            </w:tcMar>
+            <w:vAlign w:val="center"/>
+            <w:hideMark/>
+          </w:tcPr>
+          <w:p>
+            <w:pPr>
+              <w:rPr>
+                <w:rFonts w:ascii="Arial" w:hAnsi="Arial" w:cs="Arial"/>
+              </w:rPr>
+            </w:pPr>
+            <w:r>
+              <w:rPr>
+                <w:rFonts w:ascii="Arial" w:hAnsi="Arial" w:cs="Arial"/>
+              </w:rPr>
+              <w:t>0.00%</w:t>
+            </w:r>
+          </w:p>
+        </w:tc>
+        <w:tc>
+          <w:tcPr>
+            <w:tcW w:w="0" w:type="auto"/>
+            <w:tcMar>
+              <w:top w:w="120" w:type="dxa"/>
+              <w:left w:w="180" w:type="dxa"/>
+              <w:bottom w:w="120" w:type="dxa"/>
+              <w:right w:w="180" w:type="dxa"/>
+            </w:tcMar>
+            <w:vAlign w:val="center"/>
+            <w:hideMark/>
+          </w:tcPr>
+          <w:p>
+            <w:pPr>
+              <w:rPr>
+                <w:rFonts w:ascii="Arial" w:hAnsi="Arial" w:cs="Arial"/>
+              </w:rPr>
+            </w:pPr>
+            <w:r>
+              <w:rPr>
+                <w:rFonts w:ascii="Arial" w:hAnsi="Arial" w:cs="Arial"/>
+              </w:rPr>
+              <w:t>N/A</w:t>
+            </w:r>
+          </w:p>
+        </w:tc>
+        <w:tc>
+          <w:tcPr>
+            <w:tcW w:w="1821" w:type="dxa"/>
+            <w:tcMar>
+              <w:top w:w="120" w:type="dxa"/>
+              <w:left w:w="180" w:type="dxa"/>
+              <w:bottom w:w="120" w:type="dxa"/>
+              <w:right w:w="180" w:type="dxa"/>
+            </w:tcMar>
+            <w:vAlign w:val="center"/>
+            <w:hideMark/>
+          </w:tcPr>
+          <w:p>
+            <w:pPr>
+              <w:rPr>
+                <w:rFonts w:ascii="Arial" w:hAnsi="Arial" w:cs="Arial"/>
+              </w:rPr>
+            </w:pPr>
+            <w:r>
+              <w:rPr>
+                <w:rFonts w:ascii="Arial" w:hAnsi="Arial" w:cs="Arial"/>
+              </w:rPr>
+              <w:t>Conservación</w:t>
+            </w:r>
+          </w:p>
+        </w:tc>
+      </w:tr>
+      <w:tr>
+        <w:trPr>
+          <w:tblCellSpacing w:w="15" w:type="dxa"/>
+        </w:trPr>
+        <w:tc>
+          <w:tcPr>
+            <w:tcW w:w="0" w:type="auto"/>
+            <w:tcMar>
+              <w:top w:w="120" w:type="dxa"/>
+              <w:left w:w="180" w:type="dxa"/>
+              <w:bottom w:w="120" w:type="dxa"/>
+              <w:right w:w="180" w:type="dxa"/>
+            </w:tcMar>
+            <w:vAlign w:val="center"/>
+            <w:hideMark/>
+          </w:tcPr>
+          <w:p>
+            <w:pPr>
+              <w:rPr>
+                <w:rFonts w:ascii="Arial" w:hAnsi="Arial" w:cs="Arial"/>
+              </w:rPr>
+            </w:pPr>
+            <w:r>
+              <w:rPr>
+                <w:rFonts w:ascii="Arial" w:hAnsi="Arial" w:cs="Arial"/>
+              </w:rPr>
+              <w:t>ED01 / P09</w:t>
+            </w:r>
+          </w:p>
+        </w:tc>
+        <w:tc>
+          <w:tcPr>
+            <w:tcW w:w="0" w:type="auto"/>
+            <w:tcMar>
+              <w:top w:w="120" w:type="dxa"/>
+              <w:left w:w="180" w:type="dxa"/>
+              <w:bottom w:w="120" w:type="dxa"/>
+              <w:right w:w="180" w:type="dxa"/>
+            </w:tcMar>
+            <w:vAlign w:val="center"/>
+            <w:hideMark/>
+          </w:tcPr>
+          <w:p>
+            <w:pPr>
+              <w:rPr>
+                <w:rFonts w:ascii="Arial" w:hAnsi="Arial" w:cs="Arial"/>
+              </w:rPr>
+            </w:pPr>
+            <w:r>
+              <w:rPr>
+                <w:rFonts w:ascii="Arial" w:hAnsi="Arial" w:cs="Arial"/>
+              </w:rPr>
+              <w:t>Años de estudio</w:t>
+            </w:r>
+          </w:p>
+        </w:tc>
+        <w:tc>
+          <w:tcPr>
+            <w:tcW w:w="0" w:type="auto"/>
+            <w:tcMar>
+              <w:top w:w="120" w:type="dxa"/>
+              <w:left w:w="180" w:type="dxa"/>
+              <w:bottom w:w="120" w:type="dxa"/>
+              <w:right w:w="180" w:type="dxa"/>
+            </w:tcMar>
+            <w:vAlign w:val="center"/>
+            <w:hideMark/>
+          </w:tcPr>
+          <w:p>
+            <w:pPr>
+              <w:rPr>
+                <w:rFonts w:ascii="Arial" w:hAnsi="Arial" w:cs="Arial"/>
+              </w:rPr>
+            </w:pPr>
+            <w:r>
+              <w:rPr>
+                <w:rFonts w:ascii="Arial" w:hAnsi="Arial" w:cs="Arial"/>
+              </w:rPr>
+              <w:t>142</w:t>
+            </w:r>
+          </w:p>
+        </w:tc>
+        <w:tc>
+          <w:tcPr>
+            <w:tcW w:w="0" w:type="auto"/>
+            <w:tcMar>
+              <w:top w:w="120" w:type="dxa"/>
+              <w:left w:w="180" w:type="dxa"/>
+              <w:bottom w:w="120" w:type="dxa"/>
+              <w:right w:w="180" w:type="dxa"/>
+            </w:tcMar>
+            <w:vAlign w:val="center"/>
+            <w:hideMark/>
+          </w:tcPr>
+          <w:p>
+            <w:pPr>
+              <w:rPr>
+                <w:rFonts w:ascii="Arial" w:hAnsi="Arial" w:cs="Arial"/>
+              </w:rPr>
+            </w:pPr>
+            <w:r>
+              <w:rPr>
+                <w:rFonts w:ascii="Arial" w:hAnsi="Arial" w:cs="Arial"/>
+              </w:rPr>
+              <w:t>0.35%</w:t>
+            </w:r>
+          </w:p>
+        </w:tc>
+        <w:tc>
+          <w:tcPr>
+            <w:tcW w:w="0" w:type="auto"/>
+            <w:tcMar>
+              <w:top w:w="120" w:type="dxa"/>
+              <w:left w:w="180" w:type="dxa"/>
+              <w:bottom w:w="120" w:type="dxa"/>
+              <w:right w:w="180" w:type="dxa"/>
+            </w:tcMar>
+            <w:vAlign w:val="center"/>
+            <w:hideMark/>
+          </w:tcPr>
+          <w:p>
+            <w:pPr>
+              <w:rPr>
+                <w:rFonts w:ascii="Arial" w:hAnsi="Arial" w:cs="Arial"/>
+              </w:rPr>
+            </w:pPr>
+            <w:r>
+              <w:rPr>
+                <w:rFonts w:ascii="Arial" w:hAnsi="Arial" w:cs="Arial"/>
+              </w:rPr>
+              <w:t>MCAR</w:t>
+            </w:r>
+          </w:p>
+        </w:tc>
+        <w:tc>
+          <w:tcPr>
+            <w:tcW w:w="1821" w:type="dxa"/>
+            <w:tcMar>
+              <w:top w:w="120" w:type="dxa"/>
+              <w:left w:w="180" w:type="dxa"/>
+              <w:bottom w:w="120" w:type="dxa"/>
+              <w:right w:w="180" w:type="dxa"/>
+            </w:tcMar>
+            <w:vAlign w:val="center"/>
+            <w:hideMark/>
+          </w:tcPr>
+          <w:p>
+            <w:pPr>
+              <w:rPr>
+                <w:rFonts w:ascii="Arial" w:hAnsi="Arial" w:cs="Arial"/>
+              </w:rPr>
+            </w:pPr>
+            <w:r>
+              <w:rPr>
+                <w:rFonts w:ascii="Arial" w:hAnsi="Arial" w:cs="Arial"/>
+              </w:rPr>
+              <w:t>Imputación por mediana según edad y ED02</w:t>
+            </w:r>
+          </w:p>
+        </w:tc>
+      </w:tr>
+      <w:tr>
+        <w:trPr>
+          <w:tblCellSpacing w:w="15" w:type="dxa"/>
+        </w:trPr>
+        <w:tc>
+          <w:tcPr>
+            <w:tcW w:w="0" w:type="auto"/>
+            <w:tcMar>
+              <w:top w:w="120" w:type="dxa"/>
+              <w:left w:w="180" w:type="dxa"/>
+              <w:bottom w:w="120" w:type="dxa"/>
+              <w:right w:w="180" w:type="dxa"/>
+            </w:tcMar>
+            <w:vAlign w:val="center"/>
+            <w:hideMark/>
+          </w:tcPr>
+          <w:p>
+            <w:pPr>
+              <w:rPr>
+                <w:rFonts w:ascii="Arial" w:hAnsi="Arial" w:cs="Arial"/>
+              </w:rPr>
+            </w:pPr>
+            <w:r>
+              <w:rPr>
+                <w:rFonts w:ascii="Arial" w:hAnsi="Arial" w:cs="Arial"/>
+              </w:rPr>
+              <w:t>ED02 / ED03</w:t>
+            </w:r>
+          </w:p>
+        </w:tc>
+        <w:tc>
+          <w:tcPr>
+            <w:tcW w:w="0" w:type="auto"/>
+            <w:tcMar>
+              <w:top w:w="120" w:type="dxa"/>
+              <w:left w:w="180" w:type="dxa"/>
+              <w:bottom w:w="120" w:type="dxa"/>
+              <w:right w:w="180" w:type="dxa"/>
+            </w:tcMar>
+            <w:vAlign w:val="center"/>
+            <w:hideMark/>
+          </w:tcPr>
+          <w:p>
+            <w:pPr>
+              <w:rPr>
+                <w:rFonts w:ascii="Arial" w:hAnsi="Arial" w:cs="Arial"/>
+              </w:rPr>
+            </w:pPr>
+            <w:r>
+              <w:rPr>
+                <w:rFonts w:ascii="Arial" w:hAnsi="Arial" w:cs="Arial"/>
+              </w:rPr>
+              <w:t>Nivel educativo</w:t>
+            </w:r>
+          </w:p>
+        </w:tc>
+        <w:tc>
+          <w:tcPr>
+            <w:tcW w:w="0" w:type="auto"/>
+            <w:tcMar>
+              <w:top w:w="120" w:type="dxa"/>
+              <w:left w:w="180" w:type="dxa"/>
+              <w:bottom w:w="120" w:type="dxa"/>
+              <w:right w:w="180" w:type="dxa"/>
+            </w:tcMar>
+            <w:vAlign w:val="center"/>
+            <w:hideMark/>
+          </w:tcPr>
+          <w:p>
+            <w:pPr>
+              <w:rPr>
+                <w:rFonts w:ascii="Arial" w:hAnsi="Arial" w:cs="Arial"/>
+              </w:rPr>
+            </w:pPr>
+            <w:r>
+              <w:rPr>
+                <w:rFonts w:ascii="Arial" w:hAnsi="Arial" w:cs="Arial"/>
+              </w:rPr>
+              <w:t>45</w:t>
+            </w:r>
+          </w:p>
+        </w:tc>
+        <w:tc>
+          <w:tcPr>
+            <w:tcW w:w="0" w:type="auto"/>
+            <w:tcMar>
+              <w:top w:w="120" w:type="dxa"/>
+              <w:left w:w="180" w:type="dxa"/>
+              <w:bottom w:w="120" w:type="dxa"/>
+              <w:right w:w="180" w:type="dxa"/>
+            </w:tcMar>
+            <w:vAlign w:val="center"/>
+            <w:hideMark/>
+          </w:tcPr>
+          <w:p>
+            <w:pPr>
+              <w:rPr>
+                <w:rFonts w:ascii="Arial" w:hAnsi="Arial" w:cs="Arial"/>
+              </w:rPr>
+            </w:pPr>
+            <w:r>
+              <w:rPr>
+                <w:rFonts w:ascii="Arial" w:hAnsi="Arial" w:cs="Arial"/>
+              </w:rPr>
+              <w:t>0.11%</w:t>
+            </w:r>
+          </w:p>
+        </w:tc>
+        <w:tc>
+          <w:tcPr>
+            <w:tcW w:w="0" w:type="auto"/>
+            <w:tcMar>
+              <w:top w:w="120" w:type="dxa"/>
+              <w:left w:w="180" w:type="dxa"/>
+              <w:bottom w:w="120" w:type="dxa"/>
+              <w:right w:w="180" w:type="dxa"/>
+            </w:tcMar>
+            <w:vAlign w:val="center"/>
+            <w:hideMark/>
+          </w:tcPr>
+          <w:p>
+            <w:pPr>
+              <w:rPr>
+                <w:rFonts w:ascii="Arial" w:hAnsi="Arial" w:cs="Arial"/>
+              </w:rPr>
+            </w:pPr>
+            <w:r>
+              <w:rPr>
+                <w:rFonts w:ascii="Arial" w:hAnsi="Arial" w:cs="Arial"/>
+              </w:rPr>
+              <w:t>MCAR</w:t>
+            </w:r>
+          </w:p>
+        </w:tc>
+        <w:tc>
+          <w:tcPr>
+            <w:tcW w:w="1821" w:type="dxa"/>
+            <w:tcMar>
+              <w:top w:w="120" w:type="dxa"/>
+              <w:left w:w="180" w:type="dxa"/>
+              <w:bottom w:w="120" w:type="dxa"/>
+              <w:right w:w="180" w:type="dxa"/>
+            </w:tcMar>
+            <w:vAlign w:val="center"/>
+            <w:hideMark/>
+          </w:tcPr>
+          <w:p>
+            <w:pPr>
+              <w:rPr>
+                <w:rFonts w:ascii="Arial" w:hAnsi="Arial" w:cs="Arial"/>
+              </w:rPr>
+            </w:pPr>
+            <w:r>
+              <w:rPr>
+                <w:rFonts w:ascii="Arial" w:hAnsi="Arial" w:cs="Arial"/>
+              </w:rPr>
+              <w:t>Imputación por moda según años de estudio</w:t>
+            </w:r>
+          </w:p>
+        </w:tc>
+      </w:tr>
+      <w:tr>
+        <w:trPr>
+          <w:tblCellSpacing w:w="15" w:type="dxa"/>
+        </w:trPr>
+        <w:tc>
+          <w:tcPr>
+            <w:tcW w:w="0" w:type="auto"/>
+            <w:tcMar>
+              <w:top w:w="120" w:type="dxa"/>
+              <w:left w:w="180" w:type="dxa"/>
+              <w:bottom w:w="120" w:type="dxa"/>
+              <w:right w:w="180" w:type="dxa"/>
+            </w:tcMar>
+            <w:vAlign w:val="center"/>
+            <w:hideMark/>
+          </w:tcPr>
+          <w:p>
+            <w:pPr>
+              <w:rPr>
+                <w:rFonts w:ascii="Arial" w:hAnsi="Arial" w:cs="Arial"/>
+              </w:rPr>
+            </w:pPr>
+            <w:r>
+              <w:rPr>
+                <w:rFonts w:ascii="Arial" w:hAnsi="Arial" w:cs="Arial"/>
+              </w:rPr>
+              <w:t>INGPRINC</w:t>
+            </w:r>
+          </w:p>
+        </w:tc>
+        <w:tc>
+          <w:tcPr>
+            <w:tcW w:w="0" w:type="auto"/>
+            <w:tcMar>
+              <w:top w:w="120" w:type="dxa"/>
+              <w:left w:w="180" w:type="dxa"/>
+              <w:bottom w:w="120" w:type="dxa"/>
+              <w:right w:w="180" w:type="dxa"/>
+            </w:tcMar>
+            <w:vAlign w:val="center"/>
+            <w:hideMark/>
+          </w:tcPr>
+          <w:p>
+            <w:pPr>
+              <w:rPr>
+                <w:rFonts w:ascii="Arial" w:hAnsi="Arial" w:cs="Arial"/>
+              </w:rPr>
+            </w:pPr>
+            <w:r>
+              <w:rPr>
+                <w:rFonts w:ascii="Arial" w:hAnsi="Arial" w:cs="Arial"/>
+              </w:rPr>
+              <w:t>Ingreso ocupación principal</w:t>
+            </w:r>
+          </w:p>
+        </w:tc>
+        <w:tc>
+          <w:tcPr>
+            <w:tcW w:w="0" w:type="auto"/>
+            <w:tcMar>
+              <w:top w:w="120" w:type="dxa"/>
+              <w:left w:w="180" w:type="dxa"/>
+              <w:bottom w:w="120" w:type="dxa"/>
+              <w:right w:w="180" w:type="dxa"/>
+            </w:tcMar>
+            <w:vAlign w:val="center"/>
+            <w:hideMark/>
+          </w:tcPr>
+          <w:p>
+            <w:pPr>
+              <w:rPr>
+                <w:rFonts w:ascii="Arial" w:hAnsi="Arial" w:cs="Arial"/>
+              </w:rPr>
+            </w:pPr>
+            <w:r>
+              <w:rPr>
+                <w:rFonts w:ascii="Arial" w:hAnsi="Arial" w:cs="Arial"/>
+              </w:rPr>
+              <w:t>18,450</w:t>
+            </w:r>
+          </w:p>
+        </w:tc>
+        <w:tc>
+          <w:tcPr>
+            <w:tcW w:w="0" w:type="auto"/>
+            <w:tcMar>
+              <w:top w:w="120" w:type="dxa"/>
+              <w:left w:w="180" w:type="dxa"/>
+              <w:bottom w:w="120" w:type="dxa"/>
+              <w:right w:w="180" w:type="dxa"/>
+            </w:tcMar>
+            <w:vAlign w:val="center"/>
+            <w:hideMark/>
+          </w:tcPr>
+          <w:p>
+            <w:pPr>
+              <w:rPr>
+                <w:rFonts w:ascii="Arial" w:hAnsi="Arial" w:cs="Arial"/>
+              </w:rPr>
+            </w:pPr>
+            <w:r>
+              <w:rPr>
+                <w:rFonts w:ascii="Arial" w:hAnsi="Arial" w:cs="Arial"/>
+              </w:rPr>
+              <w:t>45.20%</w:t>
+            </w:r>
+          </w:p>
+        </w:tc>
+        <w:tc>
+          <w:tcPr>
+            <w:tcW w:w="0" w:type="auto"/>
+            <w:tcMar>
+              <w:top w:w="120" w:type="dxa"/>
+              <w:left w:w="180" w:type="dxa"/>
+              <w:bottom w:w="120" w:type="dxa"/>
+              <w:right w:w="180" w:type="dxa"/>
+            </w:tcMar>
+            <w:vAlign w:val="center"/>
+            <w:hideMark/>
+          </w:tcPr>
+          <w:p>
+            <w:pPr>
+              <w:rPr>
+                <w:rFonts w:ascii="Arial" w:hAnsi="Arial" w:cs="Arial"/>
+              </w:rPr>
+            </w:pPr>
+            <w:r>
+              <w:rPr>
+                <w:rFonts w:ascii="Arial" w:hAnsi="Arial" w:cs="Arial"/>
+              </w:rPr>
+              <w:t>Estructural</w:t>
+            </w:r>
+          </w:p>
+        </w:tc>
+        <w:tc>
+          <w:tcPr>
+            <w:tcW w:w="1821" w:type="dxa"/>
+            <w:tcMar>
+              <w:top w:w="120" w:type="dxa"/>
+              <w:left w:w="180" w:type="dxa"/>
+              <w:bottom w:w="120" w:type="dxa"/>
+              <w:right w:w="180" w:type="dxa"/>
+            </w:tcMar>
+            <w:vAlign w:val="center"/>
+            <w:hideMark/>
+          </w:tcPr>
+          <w:p>
+            <w:pPr>
+              <w:rPr>
+                <w:rFonts w:ascii="Arial" w:hAnsi="Arial" w:cs="Arial"/>
+              </w:rPr>
+            </w:pPr>
+            <w:r>
+              <w:rPr>
+                <w:rFonts w:ascii="Arial" w:hAnsi="Arial" w:cs="Arial"/>
+              </w:rPr>
+              <w:t>Conservación en PET general / Exclusión en modelo PEA Ocupada</w:t>
+            </w:r>
+          </w:p>
+        </w:tc>
+      </w:tr>
+      <w:tr>
+        <w:trPr>
+          <w:tblCellSpacing w:w="15" w:type="dxa"/>
+        </w:trPr>
+        <w:tc>
+          <w:tcPr>
+            <w:tcW w:w="0" w:type="auto"/>
+            <w:tcMar>
+              <w:top w:w="120" w:type="dxa"/>
+              <w:left w:w="180" w:type="dxa"/>
+              <w:bottom w:w="120" w:type="dxa"/>
+              <w:right w:w="180" w:type="dxa"/>
+            </w:tcMar>
+            <w:vAlign w:val="center"/>
+            <w:hideMark/>
+          </w:tcPr>
+          <w:p>
+            <w:pPr>
+              <w:rPr>
+                <w:rFonts w:ascii="Arial" w:hAnsi="Arial" w:cs="Arial"/>
+              </w:rPr>
+            </w:pPr>
+            <w:r>
+              <w:rPr>
+                <w:rFonts w:ascii="Arial" w:hAnsi="Arial" w:cs="Arial"/>
+              </w:rPr>
+              <w:t>IPS / AFI_IPS</w:t>
+            </w:r>
+          </w:p>
+        </w:tc>
+        <w:tc>
+          <w:tcPr>
+            <w:tcW w:w="0" w:type="auto"/>
+            <w:tcMar>
+              <w:top w:w="120" w:type="dxa"/>
+              <w:left w:w="180" w:type="dxa"/>
+              <w:bottom w:w="120" w:type="dxa"/>
+              <w:right w:w="180" w:type="dxa"/>
+            </w:tcMar>
+            <w:vAlign w:val="center"/>
+            <w:hideMark/>
+          </w:tcPr>
+          <w:p>
+            <w:pPr>
+              <w:rPr>
+                <w:rFonts w:ascii="Arial" w:hAnsi="Arial" w:cs="Arial"/>
+              </w:rPr>
+            </w:pPr>
+            <w:r>
+              <w:rPr>
+                <w:rFonts w:ascii="Arial" w:hAnsi="Arial" w:cs="Arial"/>
+              </w:rPr>
+              <w:t>Aporte jubilatorio</w:t>
+            </w:r>
+          </w:p>
+        </w:tc>
+        <w:tc>
+          <w:tcPr>
+            <w:tcW w:w="0" w:type="auto"/>
+            <w:tcMar>
+              <w:top w:w="120" w:type="dxa"/>
+              <w:left w:w="180" w:type="dxa"/>
+              <w:bottom w:w="120" w:type="dxa"/>
+              <w:right w:w="180" w:type="dxa"/>
+            </w:tcMar>
+            <w:vAlign w:val="center"/>
+            <w:hideMark/>
+          </w:tcPr>
+          <w:p>
+            <w:pPr>
+              <w:rPr>
+                <w:rFonts w:ascii="Arial" w:hAnsi="Arial" w:cs="Arial"/>
+              </w:rPr>
+            </w:pPr>
+            <w:r>
+              <w:rPr>
+                <w:rFonts w:ascii="Arial" w:hAnsi="Arial" w:cs="Arial"/>
+              </w:rPr>
+              <w:t>21,300</w:t>
+            </w:r>
+          </w:p>
+        </w:tc>
+        <w:tc>
+          <w:tcPr>
+            <w:tcW w:w="0" w:type="auto"/>
+            <w:tcMar>
+              <w:top w:w="120" w:type="dxa"/>
+              <w:left w:w="180" w:type="dxa"/>
+              <w:bottom w:w="120" w:type="dxa"/>
+              <w:right w:w="180" w:type="dxa"/>
+            </w:tcMar>
+            <w:vAlign w:val="center"/>
+            <w:hideMark/>
+          </w:tcPr>
+          <w:p>
+            <w:pPr>
+              <w:rPr>
+                <w:rFonts w:ascii="Arial" w:hAnsi="Arial" w:cs="Arial"/>
+              </w:rPr>
+            </w:pPr>
+            <w:r>
+              <w:rPr>
+                <w:rFonts w:ascii="Arial" w:hAnsi="Arial" w:cs="Arial"/>
+              </w:rPr>
+              <w:t>52.18%</w:t>
+            </w:r>
+          </w:p>
+        </w:tc>
+        <w:tc>
+          <w:tcPr>
+            <w:tcW w:w="0" w:type="auto"/>
+            <w:tcMar>
+              <w:top w:w="120" w:type="dxa"/>
+              <w:left w:w="180" w:type="dxa"/>
+              <w:bottom w:w="120" w:type="dxa"/>
+              <w:right w:w="180" w:type="dxa"/>
+            </w:tcMar>
+            <w:vAlign w:val="center"/>
+            <w:hideMark/>
+          </w:tcPr>
+          <w:p>
+            <w:pPr>
+              <w:rPr>
+                <w:rFonts w:ascii="Arial" w:hAnsi="Arial" w:cs="Arial"/>
+              </w:rPr>
+            </w:pPr>
+            <w:r>
+              <w:rPr>
+                <w:rFonts w:ascii="Arial" w:hAnsi="Arial" w:cs="Arial"/>
+              </w:rPr>
+              <w:t>Estructural</w:t>
+            </w:r>
+          </w:p>
+        </w:tc>
+        <w:tc>
+          <w:tcPr>
+            <w:tcW w:w="1821" w:type="dxa"/>
+            <w:tcMar>
+              <w:top w:w="120" w:type="dxa"/>
+              <w:left w:w="180" w:type="dxa"/>
+              <w:bottom w:w="120" w:type="dxa"/>
+              <w:right w:w="180" w:type="dxa"/>
+            </w:tcMar>
+            <w:vAlign w:val="center"/>
+            <w:hideMark/>
+          </w:tcPr>
+          <w:p>
+            <w:pPr>
+              <w:rPr>
+                <w:rFonts w:ascii="Arial" w:hAnsi="Arial" w:cs="Arial"/>
+              </w:rPr>
+            </w:pPr>
+            <w:r>
+              <w:rPr>
+                <w:rFonts w:ascii="Arial" w:hAnsi="Arial" w:cs="Arial"/>
+              </w:rPr>
+              <w:t>Codificación explícita 0 = "No Corresponde / Inactivo"</w:t>
+            </w:r>
+          </w:p>
+        </w:tc>
+      </w:tr>
+    </w:tbl>
+    <w:p>
+      <w:pPr>
+        <w:rPr>
+          <w:rFonts w:ascii="Arial" w:hAnsi="Arial" w:cs="Arial"/>
+          <w:sz w:val="24"/>
+          <w:szCs w:val="24"/>
+        </w:rPr>
+      </w:pPr>
+      <w:r>
+        <w:rPr>
+          <w:rFonts w:ascii="Arial" w:hAnsi="Arial" w:cs="Arial"/>
+          <w:b/>
+          <w:bCs/>
+          <w:sz w:val="24"/>
+          <w:szCs w:val="24"/>
+        </w:rPr>
+        <w:t>2. Detección y tratamiento de duplicados</w:t>
+      </w:r>
+    </w:p>
+    <w:p>
+      <w:pPr>
+        <w:rPr>
+          <w:rFonts w:ascii="Arial" w:hAnsi="Arial" w:cs="Arial"/>
+          <w:sz w:val="24"/>
+          <w:szCs w:val="24"/>
+        </w:rPr>
+      </w:pPr>
+      <w:r>
+        <w:rPr>
+          <w:rFonts w:ascii="Arial" w:hAnsi="Arial" w:cs="Arial"/>
+          <w:sz w:val="24"/>
+          <w:szCs w:val="24"/>
+        </w:rPr>
+        <w:t>Se ejecutó un protocolo de dos pasos sobre los microdatos:</w:t>
+      </w:r>
+    </w:p>
+    <w:p>
+      <w:pPr>
+        <w:numPr>
+          <w:ilvl w:val="0"/>
+          <w:numId w:val="6"/>
+        </w:numPr>
+        <w:rPr>
+          <w:rFonts w:ascii="Arial" w:hAnsi="Arial" w:cs="Arial"/>
+          <w:sz w:val="24"/>
+          <w:szCs w:val="24"/>
+        </w:rPr>
+      </w:pPr>
+      <w:r>
+        <w:rPr>
+          <w:rFonts w:ascii="Arial" w:hAnsi="Arial" w:cs="Arial"/>
+          <w:b/>
+          <w:bCs/>
+          <w:sz w:val="24"/>
+          <w:szCs w:val="24"/>
+        </w:rPr>
+        <w:t>Duplicados exactos:</w:t>
+      </w:r>
+      <w:r>
+        <w:rPr>
+          <w:rFonts w:ascii="Arial" w:hAnsi="Arial" w:cs="Arial"/>
+          <w:sz w:val="24"/>
+          <w:szCs w:val="24"/>
+        </w:rPr>
+        <w:t xml:space="preserve"> Evaluación de filas totalmente idénticas en el conjunto de datos. No se detectaron registros duplicados integrales (</w:t>
+      </w:r>
+      <m:oMath>
+        <m:sSub>
+          <m:sSubPr>
+            <m:ctrlPr>
+              <w:rPr>
+                <w:rFonts w:ascii="Cambria Math" w:hAnsi="Cambria Math" w:cs="Arial"/>
+                <w:sz w:val="24"/>
+                <w:szCs w:val="24"/>
+              </w:rPr>
+            </m:ctrlPr>
+          </m:sSubPr>
+          <m:e>
+            <m:r>
+              <w:rPr>
+                <w:rFonts w:ascii="Cambria Math" w:hAnsi="Cambria Math" w:cs="Arial"/>
+                <w:sz w:val="24"/>
+                <w:szCs w:val="24"/>
+              </w:rPr>
+              <m:t>N</m:t>
+            </m:r>
+          </m:e>
+          <m:sub>
+            <m:r>
+              <m:rPr>
+                <m:nor/>
+              </m:rPr>
+              <w:rPr>
+                <w:rFonts w:ascii="Arial" w:hAnsi="Arial" w:cs="Arial"/>
+                <w:sz w:val="24"/>
+                <w:szCs w:val="24"/>
+              </w:rPr>
+              <m:t>duplicados</m:t>
+            </m:r>
+          </m:sub>
+        </m:sSub>
+        <m:r>
+          <w:rPr>
+            <w:rFonts w:ascii="Cambria Math" w:hAnsi="Cambria Math" w:cs="Arial"/>
+            <w:sz w:val="24"/>
+            <w:szCs w:val="24"/>
+          </w:rPr>
+          <m:t>=0</m:t>
+        </m:r>
+      </m:oMath>
+      <w:r>
+        <w:rPr>
+          <w:rFonts w:ascii="Arial" w:hAnsi="Arial" w:cs="Arial"/>
+          <w:sz w:val="24"/>
+          <w:szCs w:val="24"/>
+        </w:rPr>
+        <w:t>).</w:t>
+      </w:r>
+    </w:p>
+    <w:p>
+      <w:pPr>
+        <w:numPr>
+          <w:ilvl w:val="0"/>
+          <w:numId w:val="6"/>
+        </w:numPr>
+        <w:rPr>
+          <w:rFonts w:ascii="Arial" w:hAnsi="Arial" w:cs="Arial"/>
+          <w:sz w:val="24"/>
+          <w:szCs w:val="24"/>
+        </w:rPr>
+      </w:pPr>
+      <w:r>
+        <w:rPr>
+          <w:rFonts w:ascii="Arial" w:hAnsi="Arial" w:cs="Arial"/>
+          <w:b/>
+          <w:bCs/>
+          <w:sz w:val="24"/>
+          <w:szCs w:val="24"/>
+        </w:rPr>
+        <w:t>Duplicados parciales en Clave Primaria:</w:t>
+      </w:r>
+      <w:r>
+        <w:rPr>
+          <w:rFonts w:ascii="Arial" w:hAnsi="Arial" w:cs="Arial"/>
+          <w:sz w:val="24"/>
+          <w:szCs w:val="24"/>
+        </w:rPr>
+        <w:t xml:space="preserve"> Verificación sobre la clave compuesta ID_PERSONA (UPM_NVIVI_NHOGA_P02). La evaluación confirmó unicidad absoluta en el 100% de las observaciones (</w:t>
+      </w:r>
+      <m:oMath>
+        <m:r>
+          <w:rPr>
+            <w:rFonts w:ascii="Cambria Math" w:hAnsi="Cambria Math" w:cs="Arial"/>
+            <w:sz w:val="24"/>
+            <w:szCs w:val="24"/>
+          </w:rPr>
+          <m:t>N=40,852</m:t>
+        </m:r>
+      </m:oMath>
+      <w:r>
+        <w:rPr>
+          <w:rFonts w:ascii="Arial" w:hAnsi="Arial" w:cs="Arial"/>
+          <w:sz w:val="24"/>
+          <w:szCs w:val="24"/>
+        </w:rPr>
+        <w:t>), garantizando que no existen múltiples registros representativos para un mismo individuo.</w:t>
+      </w:r>
+    </w:p>
+    <w:p>
+      <w:pPr>
+        <w:rPr>
+          <w:rFonts w:ascii="Arial" w:hAnsi="Arial" w:cs="Arial"/>
+          <w:sz w:val="24"/>
+          <w:szCs w:val="24"/>
+        </w:rPr>
+      </w:pPr>
+      <w:r>
+        <w:rPr>
+          <w:rFonts w:ascii="Arial" w:hAnsi="Arial" w:cs="Arial"/>
+          <w:b/>
+          <w:bCs/>
+          <w:sz w:val="24"/>
+          <w:szCs w:val="24"/>
+        </w:rPr>
+        <w:t>3. Identificación de valores atípicos e inconsistencias</w:t>
+      </w:r>
+    </w:p>
+    <w:p>
+      <w:pPr>
+        <w:numPr>
+          <w:ilvl w:val="0"/>
+          <w:numId w:val="7"/>
+        </w:numPr>
+        <w:rPr>
+          <w:rFonts w:ascii="Arial" w:hAnsi="Arial" w:cs="Arial"/>
+          <w:sz w:val="24"/>
+          <w:szCs w:val="24"/>
+        </w:rPr>
+      </w:pPr>
+      <w:r>
+        <w:rPr>
+          <w:rFonts w:ascii="Arial" w:hAnsi="Arial" w:cs="Arial"/>
+          <w:b/>
+          <w:bCs/>
+          <w:sz w:val="24"/>
+          <w:szCs w:val="24"/>
+        </w:rPr>
+        <w:lastRenderedPageBreak/>
+        <w:t>Inconsistencias edad vs. escolaridad:</w:t>
+      </w:r>
+      <w:r>
+        <w:rPr>
+          <w:rFonts w:ascii="Arial" w:hAnsi="Arial" w:cs="Arial"/>
+          <w:sz w:val="24"/>
+          <w:szCs w:val="24"/>
+        </w:rPr>
+        <w:t xml:space="preserve"> Se identificaron casos donde los años de estudio superaban la edad biológica teóricamente viable (</w:t>
+      </w:r>
+      <m:oMath>
+        <m:r>
+          <m:rPr>
+            <m:nor/>
+          </m:rPr>
+          <w:rPr>
+            <w:rFonts w:ascii="Arial" w:hAnsi="Arial" w:cs="Arial"/>
+            <w:sz w:val="24"/>
+            <w:szCs w:val="24"/>
+          </w:rPr>
+          <m:t>Escolaridad</m:t>
+        </m:r>
+        <m:r>
+          <w:rPr>
+            <w:rFonts w:ascii="Cambria Math" w:hAnsi="Cambria Math" w:cs="Arial"/>
+            <w:sz w:val="24"/>
+            <w:szCs w:val="24"/>
+          </w:rPr>
+          <m:t>&gt;</m:t>
+        </m:r>
+        <m:r>
+          <m:rPr>
+            <m:nor/>
+          </m:rPr>
+          <w:rPr>
+            <w:rFonts w:ascii="Arial" w:hAnsi="Arial" w:cs="Arial"/>
+            <w:sz w:val="24"/>
+            <w:szCs w:val="24"/>
+          </w:rPr>
+          <m:t>Edad</m:t>
+        </m:r>
+        <m:r>
+          <w:rPr>
+            <w:rFonts w:ascii="Cambria Math" w:hAnsi="Cambria Math" w:cs="Arial"/>
+            <w:sz w:val="24"/>
+            <w:szCs w:val="24"/>
+          </w:rPr>
+          <m:t>-5</m:t>
+        </m:r>
+      </m:oMath>
+      <w:r>
+        <w:rPr>
+          <w:rFonts w:ascii="Arial" w:hAnsi="Arial" w:cs="Arial"/>
+          <w:sz w:val="24"/>
+          <w:szCs w:val="24"/>
+        </w:rPr>
+        <w:t>). Dichos registros (12 casos) fueron corregidos topeando la escolaridad máxima alcanzable para su edad.</w:t>
+      </w:r>
+    </w:p>
+    <w:p>
+      <w:pPr>
+        <w:numPr>
+          <w:ilvl w:val="0"/>
+          <w:numId w:val="7"/>
+        </w:numPr>
+        <w:rPr>
+          <w:rFonts w:ascii="Arial" w:hAnsi="Arial" w:cs="Arial"/>
+          <w:sz w:val="24"/>
+          <w:szCs w:val="24"/>
+        </w:rPr>
+      </w:pPr>
+      <w:r>
+        <w:rPr>
+          <w:rFonts w:ascii="Arial" w:hAnsi="Arial" w:cs="Arial"/>
+          <w:b/>
+          <w:bCs/>
+          <w:sz w:val="24"/>
+          <w:szCs w:val="24"/>
+        </w:rPr>
+        <w:t>Codificación de faltantes como valores numéricos especiales:</w:t>
+      </w:r>
+      <w:r>
+        <w:rPr>
+          <w:rFonts w:ascii="Arial" w:hAnsi="Arial" w:cs="Arial"/>
+          <w:sz w:val="24"/>
+          <w:szCs w:val="24"/>
+        </w:rPr>
+        <w:t xml:space="preserve"> Se detectaron códigos centinela de no respuesta (ej. 999999999 o 99 en ingresos y años de estudio). Estos valores fueron convertidos explícitamente a NaN antes del procesamiento estadístico.</w:t>
+      </w:r>
+    </w:p>
+    <w:p>
+      <w:pPr>
+        <w:numPr>
+          <w:ilvl w:val="0"/>
+          <w:numId w:val="7"/>
+        </w:numPr>
+        <w:rPr>
+          <w:rFonts w:ascii="Arial" w:hAnsi="Arial" w:cs="Arial"/>
+          <w:sz w:val="24"/>
+          <w:szCs w:val="24"/>
+        </w:rPr>
+      </w:pPr>
+      <w:r>
+        <w:rPr>
+          <w:rFonts w:ascii="Arial" w:hAnsi="Arial" w:cs="Arial"/>
+          <w:b/>
+          <w:bCs/>
+          <w:sz w:val="24"/>
+          <w:szCs w:val="24"/>
+        </w:rPr>
+        <w:t>Valores atípicos en ingresos (INGPRINC):</w:t>
+      </w:r>
+      <w:r>
+        <w:rPr>
+          <w:rFonts w:ascii="Arial" w:hAnsi="Arial" w:cs="Arial"/>
+          <w:sz w:val="24"/>
+          <w:szCs w:val="24"/>
+        </w:rPr>
+        <w:t xml:space="preserve"> Presentan sesgo positivo severo (asimetría a la derecha). No se eliminaron los ingresos altos válidos para evitar sesgo de selección; en su lugar, se aplicó la transformación logarítmica </w:t>
+      </w:r>
+      <m:oMath>
+        <m:func>
+          <m:funcPr>
+            <m:ctrlPr>
+              <w:rPr>
+                <w:rFonts w:ascii="Cambria Math" w:hAnsi="Cambria Math" w:cs="Arial"/>
+                <w:sz w:val="24"/>
+                <w:szCs w:val="24"/>
+              </w:rPr>
+            </m:ctrlPr>
+          </m:funcPr>
+          <m:fName>
+            <m:r>
+              <m:rPr>
+                <m:sty m:val="p"/>
+              </m:rPr>
+              <w:rPr>
+                <w:rFonts w:ascii="Cambria Math" w:hAnsi="Cambria Math" w:cs="Arial"/>
+                <w:sz w:val="24"/>
+                <w:szCs w:val="24"/>
+              </w:rPr>
+              <m:t>ln</m:t>
+            </m:r>
+          </m:fName>
+          <m:e>
+            <m:d>
+              <m:dPr>
+                <m:ctrlPr>
+                  <w:rPr>
+                    <w:rFonts w:ascii="Cambria Math" w:hAnsi="Cambria Math" w:cs="Arial"/>
+                    <w:sz w:val="24"/>
+                    <w:szCs w:val="24"/>
+                  </w:rPr>
+                </m:ctrlPr>
+              </m:dPr>
+              <m:e>
+                <m:r>
+                  <m:rPr>
+                    <m:nor/>
+                  </m:rPr>
+                  <w:rPr>
+                    <w:rFonts w:ascii="Arial" w:hAnsi="Arial" w:cs="Arial"/>
+                    <w:sz w:val="24"/>
+                    <w:szCs w:val="24"/>
+                  </w:rPr>
+                  <m:t>INGPRINC</m:t>
+                </m:r>
+              </m:e>
+            </m:d>
+          </m:e>
+        </m:func>
+      </m:oMath>
+      <w:r>
+        <w:rPr>
+          <w:rFonts w:ascii="Arial" w:hAnsi="Arial" w:cs="Arial"/>
+          <w:sz w:val="24"/>
+          <w:szCs w:val="24"/>
+        </w:rPr>
+        <w:t xml:space="preserve"> para estabilizar la varianza en los análisis inferenciales y se acotaron los ingresos negativos o cero (</w:t>
+      </w:r>
+      <m:oMath>
+        <m:r>
+          <w:rPr>
+            <w:rFonts w:ascii="Cambria Math" w:hAnsi="Cambria Math" w:cs="Arial"/>
+            <w:sz w:val="24"/>
+            <w:szCs w:val="24"/>
+          </w:rPr>
+          <m:t>≤0</m:t>
+        </m:r>
+      </m:oMath>
+      <w:r>
+        <w:rPr>
+          <w:rFonts w:ascii="Arial" w:hAnsi="Arial" w:cs="Arial"/>
+          <w:sz w:val="24"/>
+          <w:szCs w:val="24"/>
+        </w:rPr>
+        <w:t>) al filtrar la submuestra ocupada remunerada.</w:t>
+      </w:r>
+    </w:p>
+    <w:p>
+      <w:pPr>
+        <w:rPr>
+          <w:rFonts w:ascii="Arial" w:hAnsi="Arial" w:cs="Arial"/>
+          <w:sz w:val="24"/>
+          <w:szCs w:val="24"/>
+        </w:rPr>
+      </w:pPr>
+      <w:r>
+        <w:rPr>
+          <w:rFonts w:ascii="Arial" w:hAnsi="Arial" w:cs="Arial"/>
+          <w:b/>
+          <w:bCs/>
+          <w:sz w:val="24"/>
+          <w:szCs w:val="24"/>
+        </w:rPr>
+        <w:t>4. Normalización de tipos y formatos</w:t>
+      </w:r>
+    </w:p>
+    <w:p>
+      <w:pPr>
+        <w:numPr>
+          <w:ilvl w:val="0"/>
+          <w:numId w:val="8"/>
+        </w:numPr>
+        <w:rPr>
+          <w:rFonts w:ascii="Arial" w:hAnsi="Arial" w:cs="Arial"/>
+          <w:sz w:val="24"/>
+          <w:szCs w:val="24"/>
+        </w:rPr>
+      </w:pPr>
+      <w:r>
+        <w:rPr>
+          <w:rFonts w:ascii="Arial" w:hAnsi="Arial" w:cs="Arial"/>
+          <w:b/>
+          <w:bCs/>
+          <w:sz w:val="24"/>
+          <w:szCs w:val="24"/>
+        </w:rPr>
+        <w:t>Codificación:</w:t>
+      </w:r>
+      <w:r>
+        <w:rPr>
+          <w:rFonts w:ascii="Arial" w:hAnsi="Arial" w:cs="Arial"/>
+          <w:sz w:val="24"/>
+          <w:szCs w:val="24"/>
+        </w:rPr>
+        <w:t xml:space="preserve"> Conversión del </w:t>
+      </w:r>
+      <w:proofErr w:type="spellStart"/>
+      <w:r>
+        <w:rPr>
+          <w:rFonts w:ascii="Arial" w:hAnsi="Arial" w:cs="Arial"/>
+          <w:sz w:val="24"/>
+          <w:szCs w:val="24"/>
+        </w:rPr>
+        <w:t>dataset</w:t>
+      </w:r>
+      <w:proofErr w:type="spellEnd"/>
+      <w:r>
+        <w:rPr>
+          <w:rFonts w:ascii="Arial" w:hAnsi="Arial" w:cs="Arial"/>
+          <w:sz w:val="24"/>
+          <w:szCs w:val="24"/>
+        </w:rPr>
+        <w:t xml:space="preserve"> original a formato UTF-8 para garantizar la visualización correcta de caracteres especiales en etiquetas.</w:t>
+      </w:r>
+    </w:p>
+    <w:p>
+      <w:pPr>
+        <w:numPr>
+          <w:ilvl w:val="0"/>
+          <w:numId w:val="8"/>
+        </w:numPr>
+        <w:rPr>
+          <w:rFonts w:ascii="Arial" w:hAnsi="Arial" w:cs="Arial"/>
+          <w:sz w:val="24"/>
+          <w:szCs w:val="24"/>
+        </w:rPr>
+      </w:pPr>
+      <w:r>
+        <w:rPr>
+          <w:rFonts w:ascii="Arial" w:hAnsi="Arial" w:cs="Arial"/>
+          <w:b/>
+          <w:bCs/>
+          <w:sz w:val="24"/>
+          <w:szCs w:val="24"/>
+        </w:rPr>
+        <w:t>Limpieza de cadenas:</w:t>
+      </w:r>
+      <w:r>
+        <w:rPr>
+          <w:rFonts w:ascii="Arial" w:hAnsi="Arial" w:cs="Arial"/>
+          <w:sz w:val="24"/>
+          <w:szCs w:val="24"/>
+        </w:rPr>
+        <w:t xml:space="preserve"> Eliminación de espacios en blanco al inicio y final (</w:t>
+      </w:r>
+      <w:proofErr w:type="spellStart"/>
+      <w:r>
+        <w:rPr>
+          <w:rFonts w:ascii="Arial" w:hAnsi="Arial" w:cs="Arial"/>
+          <w:i/>
+          <w:iCs/>
+          <w:sz w:val="24"/>
+          <w:szCs w:val="24"/>
+        </w:rPr>
+        <w:t>string</w:t>
+      </w:r>
+      <w:proofErr w:type="spellEnd"/>
+      <w:r>
+        <w:rPr>
+          <w:rFonts w:ascii="Arial" w:hAnsi="Arial" w:cs="Arial"/>
+          <w:i/>
+          <w:iCs/>
+          <w:sz w:val="24"/>
+          <w:szCs w:val="24"/>
+        </w:rPr>
+        <w:t xml:space="preserve"> </w:t>
+      </w:r>
+      <w:proofErr w:type="spellStart"/>
+      <w:r>
+        <w:rPr>
+          <w:rFonts w:ascii="Arial" w:hAnsi="Arial" w:cs="Arial"/>
+          <w:i/>
+          <w:iCs/>
+          <w:sz w:val="24"/>
+          <w:szCs w:val="24"/>
+        </w:rPr>
+        <w:t>trimming</w:t>
+      </w:r>
+      <w:proofErr w:type="spellEnd"/>
+      <w:r>
+        <w:rPr>
+          <w:rFonts w:ascii="Arial" w:hAnsi="Arial" w:cs="Arial"/>
+          <w:sz w:val="24"/>
+          <w:szCs w:val="24"/>
+        </w:rPr>
+        <w:t>) y conversión de textos de categorías a mayúsculas sostenidas.</w:t>
+      </w:r>
+    </w:p>
+    <w:p>
+      <w:pPr>
+        <w:numPr>
+          <w:ilvl w:val="0"/>
+          <w:numId w:val="8"/>
+        </w:numPr>
+        <w:rPr>
+          <w:rFonts w:ascii="Arial" w:hAnsi="Arial" w:cs="Arial"/>
+          <w:sz w:val="24"/>
+          <w:szCs w:val="24"/>
+        </w:rPr>
+      </w:pPr>
+      <w:r>
+        <w:rPr>
+          <w:rFonts w:ascii="Arial" w:hAnsi="Arial" w:cs="Arial"/>
+          <w:b/>
+          <w:bCs/>
+          <w:sz w:val="24"/>
+          <w:szCs w:val="24"/>
+        </w:rPr>
+        <w:t>Casting de tipos de datos:</w:t>
+      </w:r>
+    </w:p>
+    <w:p>
+      <w:pPr>
+        <w:numPr>
+          <w:ilvl w:val="1"/>
+          <w:numId w:val="8"/>
+        </w:numPr>
+        <w:rPr>
+          <w:rFonts w:ascii="Arial" w:hAnsi="Arial" w:cs="Arial"/>
+          <w:sz w:val="24"/>
+          <w:szCs w:val="24"/>
+        </w:rPr>
+      </w:pPr>
+      <w:r>
+        <w:rPr>
+          <w:rFonts w:ascii="Arial" w:hAnsi="Arial" w:cs="Arial"/>
+          <w:sz w:val="24"/>
+          <w:szCs w:val="24"/>
+        </w:rPr>
+        <w:t>Variables identitarias (UPM, NVIVI, NHOGA, P02) convertidas de enteros/flotantes a formato texto/categoría para evitar operaciones aritméticas inválidas.</w:t>
+      </w:r>
+    </w:p>
+    <w:p>
+      <w:pPr>
+        <w:numPr>
+          <w:ilvl w:val="1"/>
+          <w:numId w:val="8"/>
+        </w:numPr>
+        <w:rPr>
+          <w:rFonts w:ascii="Arial" w:hAnsi="Arial" w:cs="Arial"/>
+          <w:sz w:val="24"/>
+          <w:szCs w:val="24"/>
+        </w:rPr>
+      </w:pPr>
+      <w:r>
+        <w:rPr>
+          <w:rFonts w:ascii="Arial" w:hAnsi="Arial" w:cs="Arial"/>
+          <w:sz w:val="24"/>
+          <w:szCs w:val="24"/>
+        </w:rPr>
+        <w:t>Variables de montos monetarios (INGPRINC, INGTOT) convertidas explícitamente a numérico continuo (float64), reemplazando comas decimales por puntos cuando correspondió.</w:t>
+      </w:r>
+    </w:p>
+    <w:p>
+      <w:pPr>
+        <w:numPr>
+          <w:ilvl w:val="1"/>
+          <w:numId w:val="8"/>
+        </w:numPr>
+        <w:rPr>
+          <w:rFonts w:ascii="Arial" w:hAnsi="Arial" w:cs="Arial"/>
+          <w:sz w:val="24"/>
+          <w:szCs w:val="24"/>
+        </w:rPr>
+      </w:pPr>
+      <w:r>
+        <w:rPr>
+          <w:rFonts w:ascii="Arial" w:hAnsi="Arial" w:cs="Arial"/>
+          <w:sz w:val="24"/>
+          <w:szCs w:val="24"/>
+        </w:rPr>
+        <w:t xml:space="preserve">Variables categóricas ordinales y nominales (AREA, P02_SEXO, ED03) mapeadas a tipo </w:t>
+      </w:r>
+      <w:proofErr w:type="spellStart"/>
+      <w:r>
+        <w:rPr>
+          <w:rFonts w:ascii="Arial" w:hAnsi="Arial" w:cs="Arial"/>
+          <w:sz w:val="24"/>
+          <w:szCs w:val="24"/>
+        </w:rPr>
+        <w:t>category</w:t>
+      </w:r>
+      <w:proofErr w:type="spellEnd"/>
+      <w:r>
+        <w:rPr>
+          <w:rFonts w:ascii="Arial" w:hAnsi="Arial" w:cs="Arial"/>
+          <w:sz w:val="24"/>
+          <w:szCs w:val="24"/>
+        </w:rPr>
+        <w:t>.</w:t>
+      </w:r>
+    </w:p>
+    <w:p>
+      <w:pPr>
+        <w:rPr>
+          <w:rFonts w:ascii="Arial" w:hAnsi="Arial" w:cs="Arial"/>
+          <w:sz w:val="24"/>
+          <w:szCs w:val="24"/>
+        </w:rPr>
+      </w:pPr>
+      <w:r>
+        <w:rPr>
+          <w:rFonts w:ascii="Arial" w:hAnsi="Arial" w:cs="Arial"/>
+          <w:b/>
+          <w:bCs/>
+          <w:sz w:val="24"/>
+          <w:szCs w:val="24"/>
+        </w:rPr>
+        <w:t>5. Creación de variables derivadas</w:t>
+      </w:r>
+    </w:p>
+    <w:p>
+      <w:pPr>
+        <w:numPr>
+          <w:ilvl w:val="0"/>
+          <w:numId w:val="9"/>
+        </w:numPr>
+        <w:rPr>
+          <w:rFonts w:ascii="Arial" w:hAnsi="Arial" w:cs="Arial"/>
+          <w:sz w:val="24"/>
+          <w:szCs w:val="24"/>
+        </w:rPr>
+      </w:pPr>
+      <w:r>
+        <w:rPr>
+          <w:rFonts w:ascii="Arial" w:hAnsi="Arial" w:cs="Arial"/>
+          <w:b/>
+          <w:bCs/>
+          <w:sz w:val="24"/>
+          <w:szCs w:val="24"/>
+        </w:rPr>
+        <w:t>ID_PERSONA (Clave Primaria):</w:t>
+      </w:r>
+      <w:r>
+        <w:rPr>
+          <w:rFonts w:ascii="Arial" w:hAnsi="Arial" w:cs="Arial"/>
+          <w:sz w:val="24"/>
+          <w:szCs w:val="24"/>
+        </w:rPr>
+        <w:t xml:space="preserve"> Concatenación UPM + '_' + NVIVI + '_' + NHOGA + '_' + P02.</w:t>
+      </w:r>
+    </w:p>
+    <w:p>
+      <w:pPr>
+        <w:numPr>
+          <w:ilvl w:val="0"/>
+          <w:numId w:val="9"/>
+        </w:numPr>
+        <w:rPr>
+          <w:rFonts w:ascii="Arial" w:hAnsi="Arial" w:cs="Arial"/>
+          <w:sz w:val="24"/>
+          <w:szCs w:val="24"/>
+        </w:rPr>
+      </w:pPr>
+      <w:r>
+        <w:rPr>
+          <w:rFonts w:ascii="Arial" w:hAnsi="Arial" w:cs="Arial"/>
+          <w:b/>
+          <w:bCs/>
+          <w:sz w:val="24"/>
+          <w:szCs w:val="24"/>
+        </w:rPr>
+        <w:t>PET:</w:t>
+      </w:r>
+      <w:r>
+        <w:rPr>
+          <w:rFonts w:ascii="Arial" w:hAnsi="Arial" w:cs="Arial"/>
+          <w:sz w:val="24"/>
+          <w:szCs w:val="24"/>
+        </w:rPr>
+        <w:t xml:space="preserve"> Variable binaria (1 si </w:t>
+      </w:r>
+      <m:oMath>
+        <m:r>
+          <w:rPr>
+            <w:rFonts w:ascii="Cambria Math" w:hAnsi="Cambria Math" w:cs="Arial"/>
+            <w:sz w:val="24"/>
+            <w:szCs w:val="24"/>
+          </w:rPr>
+          <m:t>P06≥15</m:t>
+        </m:r>
+      </m:oMath>
+      <w:r>
+        <w:rPr>
+          <w:rFonts w:ascii="Arial" w:hAnsi="Arial" w:cs="Arial"/>
+          <w:sz w:val="24"/>
+          <w:szCs w:val="24"/>
+        </w:rPr>
+        <w:t>, 0 en otro caso) para delimitar la Población en Edad de Trabajar.</w:t>
+      </w:r>
+    </w:p>
+    <w:p>
+      <w:pPr>
+        <w:numPr>
+          <w:ilvl w:val="0"/>
+          <w:numId w:val="9"/>
+        </w:numPr>
+        <w:rPr>
+          <w:rFonts w:ascii="Arial" w:hAnsi="Arial" w:cs="Arial"/>
+          <w:sz w:val="24"/>
+          <w:szCs w:val="24"/>
+        </w:rPr>
+      </w:pPr>
+      <w:r>
+        <w:rPr>
+          <w:rFonts w:ascii="Arial" w:hAnsi="Arial" w:cs="Arial"/>
+          <w:b/>
+          <w:bCs/>
+          <w:sz w:val="24"/>
+          <w:szCs w:val="24"/>
+        </w:rPr>
+        <w:t>NIVEL_EDUCATIVO_REC:</w:t>
+      </w:r>
+      <w:r>
+        <w:rPr>
+          <w:rFonts w:ascii="Arial" w:hAnsi="Arial" w:cs="Arial"/>
+          <w:sz w:val="24"/>
+          <w:szCs w:val="24"/>
+        </w:rPr>
+        <w:t xml:space="preserve"> Recodificación sintética de ED02/ED03 en 4 categorías jerárquicas:</w:t>
+      </w:r>
+    </w:p>
+    <w:p>
+      <w:pPr>
+        <w:numPr>
+          <w:ilvl w:val="1"/>
+          <w:numId w:val="9"/>
+        </w:numPr>
+        <w:rPr>
+          <w:rFonts w:ascii="Arial" w:hAnsi="Arial" w:cs="Arial"/>
+          <w:sz w:val="24"/>
+          <w:szCs w:val="24"/>
+        </w:rPr>
+      </w:pPr>
+      <w:r>
+        <w:rPr>
+          <w:rFonts w:ascii="Arial" w:hAnsi="Arial" w:cs="Arial"/>
+          <w:sz w:val="24"/>
+          <w:szCs w:val="24"/>
+        </w:rPr>
+        <w:t>Sin Instrucción / Inicial (0 a 2 años de estudio)</w:t>
+      </w:r>
+    </w:p>
+    <w:p>
+      <w:pPr>
+        <w:numPr>
+          <w:ilvl w:val="1"/>
+          <w:numId w:val="9"/>
+        </w:numPr>
+        <w:rPr>
+          <w:rFonts w:ascii="Arial" w:hAnsi="Arial" w:cs="Arial"/>
+          <w:sz w:val="24"/>
+          <w:szCs w:val="24"/>
+        </w:rPr>
+      </w:pPr>
+      <w:r>
+        <w:rPr>
+          <w:rFonts w:ascii="Arial" w:hAnsi="Arial" w:cs="Arial"/>
+          <w:sz w:val="24"/>
+          <w:szCs w:val="24"/>
+        </w:rPr>
+        <w:lastRenderedPageBreak/>
+        <w:t>Educación Básica (3 a 9 años de estudio)</w:t>
+      </w:r>
+    </w:p>
+    <w:p>
+      <w:pPr>
+        <w:numPr>
+          <w:ilvl w:val="1"/>
+          <w:numId w:val="9"/>
+        </w:numPr>
+        <w:rPr>
+          <w:rFonts w:ascii="Arial" w:hAnsi="Arial" w:cs="Arial"/>
+          <w:sz w:val="24"/>
+          <w:szCs w:val="24"/>
+        </w:rPr>
+      </w:pPr>
+      <w:r>
+        <w:rPr>
+          <w:rFonts w:ascii="Arial" w:hAnsi="Arial" w:cs="Arial"/>
+          <w:sz w:val="24"/>
+          <w:szCs w:val="24"/>
+        </w:rPr>
+        <w:t>Educación Media (10 a 12 años de estudio)</w:t>
+      </w:r>
+    </w:p>
+    <w:p>
+      <w:pPr>
+        <w:numPr>
+          <w:ilvl w:val="1"/>
+          <w:numId w:val="9"/>
+        </w:numPr>
+        <w:rPr>
+          <w:rFonts w:ascii="Arial" w:hAnsi="Arial" w:cs="Arial"/>
+          <w:sz w:val="24"/>
+          <w:szCs w:val="24"/>
+        </w:rPr>
+      </w:pPr>
+      <w:r>
+        <w:rPr>
+          <w:rFonts w:ascii="Arial" w:hAnsi="Arial" w:cs="Arial"/>
+          <w:sz w:val="24"/>
+          <w:szCs w:val="24"/>
+        </w:rPr>
+        <w:t>Educación Superior / Universitaria (13+ años de estudio)</w:t>
+      </w:r>
+    </w:p>
+    <w:p>
+      <w:pPr>
+        <w:numPr>
+          <w:ilvl w:val="0"/>
+          <w:numId w:val="9"/>
+        </w:numPr>
+        <w:rPr>
+          <w:rFonts w:ascii="Arial" w:hAnsi="Arial" w:cs="Arial"/>
+          <w:sz w:val="24"/>
+          <w:szCs w:val="24"/>
+        </w:rPr>
+      </w:pPr>
+      <w:r>
+        <w:rPr>
+          <w:rFonts w:ascii="Arial" w:hAnsi="Arial" w:cs="Arial"/>
+          <w:b/>
+          <w:bCs/>
+          <w:sz w:val="24"/>
+          <w:szCs w:val="24"/>
+        </w:rPr>
+        <w:t>LN_INGPRINC:</w:t>
+      </w:r>
+      <w:r>
+        <w:rPr>
+          <w:rFonts w:ascii="Arial" w:hAnsi="Arial" w:cs="Arial"/>
+          <w:sz w:val="24"/>
+          <w:szCs w:val="24"/>
+        </w:rPr>
+        <w:t xml:space="preserve"> Logaritmo natural de INGPRINC (</w:t>
+      </w:r>
+      <m:oMath>
+        <m:func>
+          <m:funcPr>
+            <m:ctrlPr>
+              <w:rPr>
+                <w:rFonts w:ascii="Cambria Math" w:hAnsi="Cambria Math" w:cs="Arial"/>
+                <w:sz w:val="24"/>
+                <w:szCs w:val="24"/>
+              </w:rPr>
+            </m:ctrlPr>
+          </m:funcPr>
+          <m:fName>
+            <m:r>
+              <m:rPr>
+                <m:sty m:val="p"/>
+              </m:rPr>
+              <w:rPr>
+                <w:rFonts w:ascii="Cambria Math" w:hAnsi="Cambria Math" w:cs="Arial"/>
+                <w:sz w:val="24"/>
+                <w:szCs w:val="24"/>
+              </w:rPr>
+              <m:t>ln</m:t>
+            </m:r>
+          </m:fName>
+          <m:e>
+            <m:d>
+              <m:dPr>
+                <m:ctrlPr>
+                  <w:rPr>
+                    <w:rFonts w:ascii="Cambria Math" w:hAnsi="Cambria Math" w:cs="Arial"/>
+                    <w:sz w:val="24"/>
+                    <w:szCs w:val="24"/>
+                  </w:rPr>
+                </m:ctrlPr>
+              </m:dPr>
+              <m:e>
+                <m:r>
+                  <m:rPr>
+                    <m:nor/>
+                  </m:rPr>
+                  <w:rPr>
+                    <w:rFonts w:ascii="Arial" w:hAnsi="Arial" w:cs="Arial"/>
+                    <w:sz w:val="24"/>
+                    <w:szCs w:val="24"/>
+                  </w:rPr>
+                  <m:t>INGPRINC</m:t>
+                </m:r>
+              </m:e>
+            </m:d>
+          </m:e>
+        </m:func>
+      </m:oMath>
+      <w:r>
+        <w:rPr>
+          <w:rFonts w:ascii="Arial" w:hAnsi="Arial" w:cs="Arial"/>
+          <w:sz w:val="24"/>
+          <w:szCs w:val="24"/>
+        </w:rPr>
+        <w:t>), construida para corregir la asimetría del ingreso.</w:t>
+      </w:r>
+    </w:p>
+    <w:p>
+      <w:pPr>
+        <w:numPr>
+          <w:ilvl w:val="0"/>
+          <w:numId w:val="9"/>
+        </w:numPr>
+        <w:rPr>
+          <w:rFonts w:ascii="Arial" w:hAnsi="Arial" w:cs="Arial"/>
+          <w:sz w:val="24"/>
+          <w:szCs w:val="24"/>
+        </w:rPr>
+      </w:pPr>
+      <w:r>
+        <w:rPr>
+          <w:rFonts w:ascii="Arial" w:hAnsi="Arial" w:cs="Arial"/>
+          <w:b/>
+          <w:bCs/>
+          <w:sz w:val="24"/>
+          <w:szCs w:val="24"/>
+        </w:rPr>
+        <w:t>TRAMO_EDAD:</w:t>
+      </w:r>
+      <w:r>
+        <w:rPr>
+          <w:rFonts w:ascii="Arial" w:hAnsi="Arial" w:cs="Arial"/>
+          <w:sz w:val="24"/>
+          <w:szCs w:val="24"/>
+        </w:rPr>
+        <w:t xml:space="preserve"> Categorización de la edad en 4 grupos etarios (15–24, 25–49, 50–64, 65+ años).</w:t>
+      </w:r>
+    </w:p>
+    <w:p>
+      <w:pPr>
+        <w:numPr>
+          <w:ilvl w:val="0"/>
+          <w:numId w:val="9"/>
+        </w:numPr>
+        <w:rPr>
+          <w:rFonts w:ascii="Arial" w:hAnsi="Arial" w:cs="Arial"/>
+          <w:sz w:val="24"/>
+          <w:szCs w:val="24"/>
+        </w:rPr>
+      </w:pPr>
+      <w:r>
+        <w:rPr>
+          <w:rFonts w:ascii="Arial" w:hAnsi="Arial" w:cs="Arial"/>
+          <w:b/>
+          <w:bCs/>
+          <w:sz w:val="24"/>
+          <w:szCs w:val="24"/>
+        </w:rPr>
+        <w:t>INFORMAL_LABORAL:</w:t>
+      </w:r>
+      <w:r>
+        <w:rPr>
+          <w:rFonts w:ascii="Arial" w:hAnsi="Arial" w:cs="Arial"/>
+          <w:sz w:val="24"/>
+          <w:szCs w:val="24"/>
+        </w:rPr>
+        <w:t xml:space="preserve"> Variable binaria que define informalidad (1 = Sin seguro IPS y sin RUC, 0 = Cuenta con IPS o RUC) aplicada a la PEA ocupada.</w:t>
+      </w:r>
+    </w:p>
+    <w:p>
+      <w:pPr>
+        <w:rPr>
+          <w:rFonts w:ascii="Arial" w:hAnsi="Arial" w:cs="Arial"/>
+          <w:sz w:val="24"/>
+          <w:szCs w:val="24"/>
+        </w:rPr>
+      </w:pPr>
+      <w:r>
+        <w:rPr>
+          <w:rFonts w:ascii="Arial" w:hAnsi="Arial" w:cs="Arial"/>
+          <w:b/>
+          <w:bCs/>
+          <w:sz w:val="24"/>
+          <w:szCs w:val="24"/>
+        </w:rPr>
+        <w:t>6. Integración de fuentes</w:t>
+      </w:r>
+    </w:p>
+    <w:p>
+      <w:pPr>
+        <w:rPr>
+          <w:rFonts w:ascii="Arial" w:hAnsi="Arial" w:cs="Arial"/>
+          <w:sz w:val="24"/>
+          <w:szCs w:val="24"/>
+        </w:rPr>
+      </w:pPr>
+      <w:r>
+        <w:rPr>
+          <w:rFonts w:ascii="Arial" w:hAnsi="Arial" w:cs="Arial"/>
+          <w:sz w:val="24"/>
+          <w:szCs w:val="24"/>
+        </w:rPr>
+        <w:t>Se realizó el cruce relacional entre la tabla de microdatos REG02_EPHC_ANUAL_2025.csv y los metadatos de diccionario_EPHC_ANUAL_2025.xls.</w:t>
+      </w:r>
+    </w:p>
+    <w:p>
+      <w:pPr>
+        <w:numPr>
+          <w:ilvl w:val="0"/>
+          <w:numId w:val="10"/>
+        </w:numPr>
+        <w:rPr>
+          <w:rFonts w:ascii="Arial" w:hAnsi="Arial" w:cs="Arial"/>
+          <w:sz w:val="24"/>
+          <w:szCs w:val="24"/>
+        </w:rPr>
+      </w:pPr>
+      <w:r>
+        <w:rPr>
+          <w:rFonts w:ascii="Arial" w:hAnsi="Arial" w:cs="Arial"/>
+          <w:b/>
+          <w:bCs/>
+          <w:sz w:val="24"/>
+          <w:szCs w:val="24"/>
+        </w:rPr>
+        <w:t>Clave de cruce:</w:t>
+      </w:r>
+      <w:r>
+        <w:rPr>
+          <w:rFonts w:ascii="Arial" w:hAnsi="Arial" w:cs="Arial"/>
+          <w:sz w:val="24"/>
+          <w:szCs w:val="24"/>
+        </w:rPr>
+        <w:t xml:space="preserve"> Nombre de la variable (</w:t>
+      </w:r>
+      <w:r>
+        <w:rPr>
+          <w:rFonts w:ascii="Arial" w:hAnsi="Arial" w:cs="Arial"/>
+          <w:i/>
+          <w:iCs/>
+          <w:sz w:val="24"/>
+          <w:szCs w:val="24"/>
+        </w:rPr>
+        <w:t>Nombre del Campo / Variable</w:t>
+      </w:r>
+      <w:r>
+        <w:rPr>
+          <w:rFonts w:ascii="Arial" w:hAnsi="Arial" w:cs="Arial"/>
+          <w:sz w:val="24"/>
+          <w:szCs w:val="24"/>
+        </w:rPr>
+        <w:t>).</w:t>
+      </w:r>
+    </w:p>
+    <w:p>
+      <w:pPr>
+        <w:numPr>
+          <w:ilvl w:val="0"/>
+          <w:numId w:val="10"/>
+        </w:numPr>
+        <w:rPr>
+          <w:rFonts w:ascii="Arial" w:hAnsi="Arial" w:cs="Arial"/>
+          <w:sz w:val="24"/>
+          <w:szCs w:val="24"/>
+        </w:rPr>
+      </w:pPr>
+      <w:r>
+        <w:rPr>
+          <w:rFonts w:ascii="Arial" w:hAnsi="Arial" w:cs="Arial"/>
+          <w:b/>
+          <w:bCs/>
+          <w:sz w:val="24"/>
+          <w:szCs w:val="24"/>
+        </w:rPr>
+        <w:t>Tipo de unión:</w:t>
+      </w:r>
+      <w:r>
+        <w:rPr>
+          <w:rFonts w:ascii="Arial" w:hAnsi="Arial" w:cs="Arial"/>
+          <w:sz w:val="24"/>
+          <w:szCs w:val="24"/>
+        </w:rPr>
+        <w:t xml:space="preserve"> </w:t>
+      </w:r>
+      <w:r>
+        <w:rPr>
+          <w:rFonts w:ascii="Arial" w:hAnsi="Arial" w:cs="Arial"/>
+          <w:i/>
+          <w:iCs/>
+          <w:sz w:val="24"/>
+          <w:szCs w:val="24"/>
+        </w:rPr>
+        <w:t xml:space="preserve">Left </w:t>
+      </w:r>
+      <w:proofErr w:type="spellStart"/>
+      <w:r>
+        <w:rPr>
+          <w:rFonts w:ascii="Arial" w:hAnsi="Arial" w:cs="Arial"/>
+          <w:i/>
+          <w:iCs/>
+          <w:sz w:val="24"/>
+          <w:szCs w:val="24"/>
+        </w:rPr>
+        <w:t>Join</w:t>
+      </w:r>
+      <w:proofErr w:type="spellEnd"/>
+      <w:r>
+        <w:rPr>
+          <w:rFonts w:ascii="Arial" w:hAnsi="Arial" w:cs="Arial"/>
+          <w:sz w:val="24"/>
+          <w:szCs w:val="24"/>
+        </w:rPr>
+        <w:t xml:space="preserve"> de las descripciones conceptuales sobre la estructura del </w:t>
+      </w:r>
+      <w:proofErr w:type="spellStart"/>
+      <w:r>
+        <w:rPr>
+          <w:rFonts w:ascii="Arial" w:hAnsi="Arial" w:cs="Arial"/>
+          <w:sz w:val="24"/>
+          <w:szCs w:val="24"/>
+        </w:rPr>
+        <w:t>dataframe</w:t>
+      </w:r>
+      <w:proofErr w:type="spellEnd"/>
+      <w:r>
+        <w:rPr>
+          <w:rFonts w:ascii="Arial" w:hAnsi="Arial" w:cs="Arial"/>
+          <w:sz w:val="24"/>
+          <w:szCs w:val="24"/>
+        </w:rPr>
+        <w:t>.</w:t>
+      </w:r>
+    </w:p>
+    <w:p>
+      <w:pPr>
+        <w:numPr>
+          <w:ilvl w:val="0"/>
+          <w:numId w:val="10"/>
+        </w:numPr>
+        <w:rPr>
+          <w:rFonts w:ascii="Arial" w:hAnsi="Arial" w:cs="Arial"/>
+          <w:sz w:val="24"/>
+          <w:szCs w:val="24"/>
+        </w:rPr>
+      </w:pPr>
+      <w:r>
+        <w:rPr>
+          <w:rFonts w:ascii="Arial" w:hAnsi="Arial" w:cs="Arial"/>
+          <w:b/>
+          <w:bCs/>
+          <w:sz w:val="24"/>
+          <w:szCs w:val="24"/>
+        </w:rPr>
+        <w:t>Auditoría del cruce:</w:t>
+      </w:r>
+      <w:r>
+        <w:rPr>
+          <w:rFonts w:ascii="Arial" w:hAnsi="Arial" w:cs="Arial"/>
+          <w:sz w:val="24"/>
+          <w:szCs w:val="24"/>
+        </w:rPr>
+        <w:t xml:space="preserve"> Total de 154 variables en microdatos con un 100% de coincidencia con el diccionario y 0 registros no apareados. La granularidad final se mantuvo inalterada en </w:t>
+      </w:r>
+      <m:oMath>
+        <m:r>
+          <w:rPr>
+            <w:rFonts w:ascii="Cambria Math" w:hAnsi="Cambria Math" w:cs="Arial"/>
+            <w:sz w:val="24"/>
+            <w:szCs w:val="24"/>
+          </w:rPr>
+          <m:t>N=40,852</m:t>
+        </m:r>
+      </m:oMath>
+      <w:r>
+        <w:rPr>
+          <w:rFonts w:ascii="Arial" w:hAnsi="Arial" w:cs="Arial"/>
+          <w:sz w:val="24"/>
+          <w:szCs w:val="24"/>
+        </w:rPr>
+        <w:t xml:space="preserve"> filas individuales.</w:t>
+      </w:r>
+    </w:p>
+    <w:p>
+      <w:pPr>
+        <w:rPr>
+          <w:rFonts w:ascii="Arial" w:hAnsi="Arial" w:cs="Arial"/>
+          <w:sz w:val="24"/>
+          <w:szCs w:val="24"/>
+        </w:rPr>
+      </w:pPr>
+      <w:r>
+        <w:rPr>
+          <w:rFonts w:ascii="Arial" w:hAnsi="Arial" w:cs="Arial"/>
+          <w:b/>
+          <w:bCs/>
+          <w:sz w:val="24"/>
+          <w:szCs w:val="24"/>
+        </w:rPr>
+        <w:t>7. Bitácora de limpieza</w:t>
+      </w:r>
+    </w:p>
+    <w:tbl>
+      <w:tblPr>
+        <w:tblW w:w="8642" w:type="dxa"/>
+        <w:tblCellSpacing w:w="15" w:type="dxa"/>
+        <w:tblBorders>
+          <w:top w:val="single" w:sz="4" w:space="0" w:color="auto"/>
+          <w:left w:val="single" w:sz="4" w:space="0" w:color="auto"/>
+          <w:bottom w:val="single" w:sz="4" w:space="0" w:color="auto"/>
+          <w:right w:val="single" w:sz="4" w:space="0" w:color="auto"/>
+          <w:insideH w:val="single" w:sz="4" w:space="0" w:color="auto"/>
+          <w:insideV w:val="single" w:sz="4" w:space="0" w:color="auto"/>
+        </w:tblBorders>
+        <w:tblCellMar>
+          <w:top w:w="15" w:type="dxa"/>
+          <w:left w:w="15" w:type="dxa"/>
+          <w:bottom w:w="15" w:type="dxa"/>
+          <w:right w:w="15" w:type="dxa"/>
+        </w:tblCellMar>
+        <w:tblLook w:val="04A0" w:firstRow="1" w:lastRow="0" w:firstColumn="1" w:lastColumn="0" w:noHBand="0" w:noVBand="1"/>
+      </w:tblPr>
+      <w:tblGrid>
+        <w:gridCol w:w="951"/>
+        <w:gridCol w:w="1597"/>
+        <w:gridCol w:w="3023"/>
+        <w:gridCol w:w="1438"/>
+        <w:gridCol w:w="2297"/>
+      </w:tblGrid>
+      <w:tr>
+        <w:trPr>
+          <w:tblHeader/>
+          <w:tblCellSpacing w:w="15" w:type="dxa"/>
+        </w:trPr>
+        <w:tc>
+          <w:tcPr>
+            <w:tcW w:w="0" w:type="auto"/>
+            <w:shd w:val="clear" w:color="auto" w:fill="D1F1DA"/>
+            <w:tcMar>
+              <w:top w:w="120" w:type="dxa"/>
+              <w:left w:w="180" w:type="dxa"/>
+              <w:bottom w:w="120" w:type="dxa"/>
+              <w:right w:w="180" w:type="dxa"/>
+            </w:tcMar>
+            <w:vAlign w:val="center"/>
+            <w:hideMark/>
+          </w:tcPr>
+          <w:p>
+            <w:pPr>
+              <w:rPr>
+                <w:rFonts w:ascii="Arial" w:hAnsi="Arial" w:cs="Arial"/>
+              </w:rPr>
+            </w:pPr>
+            <w:r>
+              <w:rPr>
+                <w:rFonts w:ascii="Arial" w:hAnsi="Arial" w:cs="Arial"/>
+                <w:b/>
+                <w:bCs/>
+              </w:rPr>
+              <w:t>Paso</w:t>
+            </w:r>
+          </w:p>
+        </w:tc>
+        <w:tc>
+          <w:tcPr>
+            <w:tcW w:w="0" w:type="auto"/>
+            <w:shd w:val="clear" w:color="auto" w:fill="D1F1DA"/>
+            <w:tcMar>
+              <w:top w:w="120" w:type="dxa"/>
+              <w:left w:w="180" w:type="dxa"/>
+              <w:bottom w:w="120" w:type="dxa"/>
+              <w:right w:w="180" w:type="dxa"/>
+            </w:tcMar>
+            <w:vAlign w:val="center"/>
+            <w:hideMark/>
+          </w:tcPr>
+          <w:p>
+            <w:pPr>
+              <w:rPr>
+                <w:rFonts w:ascii="Arial" w:hAnsi="Arial" w:cs="Arial"/>
+              </w:rPr>
+            </w:pPr>
+            <w:r>
+              <w:rPr>
+                <w:rFonts w:ascii="Arial" w:hAnsi="Arial" w:cs="Arial"/>
+                <w:b/>
+                <w:bCs/>
+              </w:rPr>
+              <w:t>Variable(s)</w:t>
+            </w:r>
+          </w:p>
+        </w:tc>
+        <w:tc>
+          <w:tcPr>
+            <w:tcW w:w="0" w:type="auto"/>
+            <w:shd w:val="clear" w:color="auto" w:fill="D1F1DA"/>
+            <w:tcMar>
+              <w:top w:w="120" w:type="dxa"/>
+              <w:left w:w="180" w:type="dxa"/>
+              <w:bottom w:w="120" w:type="dxa"/>
+              <w:right w:w="180" w:type="dxa"/>
+            </w:tcMar>
+            <w:vAlign w:val="center"/>
+            <w:hideMark/>
+          </w:tcPr>
+          <w:p>
+            <w:pPr>
+              <w:rPr>
+                <w:rFonts w:ascii="Arial" w:hAnsi="Arial" w:cs="Arial"/>
+              </w:rPr>
+            </w:pPr>
+            <w:r>
+              <w:rPr>
+                <w:rFonts w:ascii="Arial" w:hAnsi="Arial" w:cs="Arial"/>
+                <w:b/>
+                <w:bCs/>
+              </w:rPr>
+              <w:t>Operación / Transformación</w:t>
+            </w:r>
+          </w:p>
+        </w:tc>
+        <w:tc>
+          <w:tcPr>
+            <w:tcW w:w="0" w:type="auto"/>
+            <w:shd w:val="clear" w:color="auto" w:fill="D1F1DA"/>
+            <w:tcMar>
+              <w:top w:w="120" w:type="dxa"/>
+              <w:left w:w="180" w:type="dxa"/>
+              <w:bottom w:w="120" w:type="dxa"/>
+              <w:right w:w="180" w:type="dxa"/>
+            </w:tcMar>
+            <w:vAlign w:val="center"/>
+            <w:hideMark/>
+          </w:tcPr>
+          <w:p>
+            <w:pPr>
+              <w:rPr>
+                <w:rFonts w:ascii="Arial" w:hAnsi="Arial" w:cs="Arial"/>
+              </w:rPr>
+            </w:pPr>
+            <w:r>
+              <w:rPr>
+                <w:rFonts w:ascii="Arial" w:hAnsi="Arial" w:cs="Arial"/>
+                <w:b/>
+                <w:bCs/>
+              </w:rPr>
+              <w:t>Registros afectados</w:t>
+            </w:r>
+          </w:p>
+        </w:tc>
+        <w:tc>
+          <w:tcPr>
+            <w:tcW w:w="2190" w:type="dxa"/>
+            <w:shd w:val="clear" w:color="auto" w:fill="D1F1DA"/>
+            <w:tcMar>
+              <w:top w:w="120" w:type="dxa"/>
+              <w:left w:w="180" w:type="dxa"/>
+              <w:bottom w:w="120" w:type="dxa"/>
+              <w:right w:w="180" w:type="dxa"/>
+            </w:tcMar>
+            <w:vAlign w:val="center"/>
+            <w:hideMark/>
+          </w:tcPr>
+          <w:p>
+            <w:pPr>
+              <w:rPr>
+                <w:rFonts w:ascii="Arial" w:hAnsi="Arial" w:cs="Arial"/>
+              </w:rPr>
+            </w:pPr>
+            <w:r>
+              <w:rPr>
+                <w:rFonts w:ascii="Arial" w:hAnsi="Arial" w:cs="Arial"/>
+                <w:b/>
+                <w:bCs/>
+              </w:rPr>
+              <w:t>Fundamento técnico</w:t>
+            </w:r>
+          </w:p>
+        </w:tc>
+      </w:tr>
+      <w:tr>
+        <w:trPr>
+          <w:tblCellSpacing w:w="15" w:type="dxa"/>
+        </w:trPr>
+        <w:tc>
+          <w:tcPr>
+            <w:tcW w:w="0" w:type="auto"/>
+            <w:tcMar>
+              <w:top w:w="120" w:type="dxa"/>
+              <w:left w:w="180" w:type="dxa"/>
+              <w:bottom w:w="120" w:type="dxa"/>
+              <w:right w:w="180" w:type="dxa"/>
+            </w:tcMar>
+            <w:vAlign w:val="center"/>
+            <w:hideMark/>
+          </w:tcPr>
+          <w:p>
+            <w:pPr>
+              <w:rPr>
+                <w:rFonts w:ascii="Arial" w:hAnsi="Arial" w:cs="Arial"/>
+              </w:rPr>
+            </w:pPr>
+            <w:r>
+              <w:rPr>
+                <w:rFonts w:ascii="Arial" w:hAnsi="Arial" w:cs="Arial"/>
+              </w:rPr>
+              <w:t>B01</w:t>
+            </w:r>
+          </w:p>
+        </w:tc>
+        <w:tc>
+          <w:tcPr>
+            <w:tcW w:w="0" w:type="auto"/>
+            <w:tcMar>
+              <w:top w:w="120" w:type="dxa"/>
+              <w:left w:w="180" w:type="dxa"/>
+              <w:bottom w:w="120" w:type="dxa"/>
+              <w:right w:w="180" w:type="dxa"/>
+            </w:tcMar>
+            <w:vAlign w:val="center"/>
+            <w:hideMark/>
+          </w:tcPr>
+          <w:p>
+            <w:pPr>
+              <w:rPr>
+                <w:rFonts w:ascii="Arial" w:hAnsi="Arial" w:cs="Arial"/>
+              </w:rPr>
+            </w:pPr>
+            <w:r>
+              <w:rPr>
+                <w:rFonts w:ascii="Arial" w:hAnsi="Arial" w:cs="Arial"/>
+              </w:rPr>
+              <w:t>UPM, NVIVI, NHOGA, P02</w:t>
+            </w:r>
+          </w:p>
+        </w:tc>
+        <w:tc>
+          <w:tcPr>
+            <w:tcW w:w="0" w:type="auto"/>
+            <w:tcMar>
+              <w:top w:w="120" w:type="dxa"/>
+              <w:left w:w="180" w:type="dxa"/>
+              <w:bottom w:w="120" w:type="dxa"/>
+              <w:right w:w="180" w:type="dxa"/>
+            </w:tcMar>
+            <w:vAlign w:val="center"/>
+            <w:hideMark/>
+          </w:tcPr>
+          <w:p>
+            <w:pPr>
+              <w:rPr>
+                <w:rFonts w:ascii="Arial" w:hAnsi="Arial" w:cs="Arial"/>
+              </w:rPr>
+            </w:pPr>
+            <w:r>
+              <w:rPr>
+                <w:rFonts w:ascii="Arial" w:hAnsi="Arial" w:cs="Arial"/>
+              </w:rPr>
+              <w:t>Generación de ID_PERSONA (Concatenación)</w:t>
+            </w:r>
+          </w:p>
+        </w:tc>
+        <w:tc>
+          <w:tcPr>
+            <w:tcW w:w="0" w:type="auto"/>
+            <w:tcMar>
+              <w:top w:w="120" w:type="dxa"/>
+              <w:left w:w="180" w:type="dxa"/>
+              <w:bottom w:w="120" w:type="dxa"/>
+              <w:right w:w="180" w:type="dxa"/>
+            </w:tcMar>
+            <w:vAlign w:val="center"/>
+            <w:hideMark/>
+          </w:tcPr>
+          <w:p>
+            <w:pPr>
+              <w:rPr>
+                <w:rFonts w:ascii="Arial" w:hAnsi="Arial" w:cs="Arial"/>
+              </w:rPr>
+            </w:pPr>
+            <w:r>
+              <w:rPr>
+                <w:rFonts w:ascii="Arial" w:hAnsi="Arial" w:cs="Arial"/>
+              </w:rPr>
+              <w:t>40,852 (100%)</w:t>
+            </w:r>
+          </w:p>
+        </w:tc>
+        <w:tc>
+          <w:tcPr>
+            <w:tcW w:w="2190" w:type="dxa"/>
+            <w:tcMar>
+              <w:top w:w="120" w:type="dxa"/>
+              <w:left w:w="180" w:type="dxa"/>
+              <w:bottom w:w="120" w:type="dxa"/>
+              <w:right w:w="180" w:type="dxa"/>
+            </w:tcMar>
+            <w:vAlign w:val="center"/>
+            <w:hideMark/>
+          </w:tcPr>
+          <w:p>
+            <w:pPr>
+              <w:rPr>
+                <w:rFonts w:ascii="Arial" w:hAnsi="Arial" w:cs="Arial"/>
+              </w:rPr>
+            </w:pPr>
+            <w:r>
+              <w:rPr>
+                <w:rFonts w:ascii="Arial" w:hAnsi="Arial" w:cs="Arial"/>
+              </w:rPr>
+              <w:t>Creación de clave primaria unívoca por individuo</w:t>
+            </w:r>
+          </w:p>
+        </w:tc>
+      </w:tr>
+      <w:tr>
+        <w:trPr>
+          <w:tblCellSpacing w:w="15" w:type="dxa"/>
+        </w:trPr>
+        <w:tc>
+          <w:tcPr>
+            <w:tcW w:w="0" w:type="auto"/>
+            <w:tcMar>
+              <w:top w:w="120" w:type="dxa"/>
+              <w:left w:w="180" w:type="dxa"/>
+              <w:bottom w:w="120" w:type="dxa"/>
+              <w:right w:w="180" w:type="dxa"/>
+            </w:tcMar>
+            <w:vAlign w:val="center"/>
+            <w:hideMark/>
+          </w:tcPr>
+          <w:p>
+            <w:pPr>
+              <w:rPr>
+                <w:rFonts w:ascii="Arial" w:hAnsi="Arial" w:cs="Arial"/>
+              </w:rPr>
+            </w:pPr>
+            <w:r>
+              <w:rPr>
+                <w:rFonts w:ascii="Arial" w:hAnsi="Arial" w:cs="Arial"/>
+              </w:rPr>
+              <w:t>B02</w:t>
+            </w:r>
+          </w:p>
+        </w:tc>
+        <w:tc>
+          <w:tcPr>
+            <w:tcW w:w="0" w:type="auto"/>
+            <w:tcMar>
+              <w:top w:w="120" w:type="dxa"/>
+              <w:left w:w="180" w:type="dxa"/>
+              <w:bottom w:w="120" w:type="dxa"/>
+              <w:right w:w="180" w:type="dxa"/>
+            </w:tcMar>
+            <w:vAlign w:val="center"/>
+            <w:hideMark/>
+          </w:tcPr>
+          <w:p>
+            <w:pPr>
+              <w:rPr>
+                <w:rFonts w:ascii="Arial" w:hAnsi="Arial" w:cs="Arial"/>
+              </w:rPr>
+            </w:pPr>
+            <w:r>
+              <w:rPr>
+                <w:rFonts w:ascii="Arial" w:hAnsi="Arial" w:cs="Arial"/>
+              </w:rPr>
+              <w:t>INGPRINC, INGTOT, ED01</w:t>
+            </w:r>
+          </w:p>
+        </w:tc>
+        <w:tc>
+          <w:tcPr>
+            <w:tcW w:w="0" w:type="auto"/>
+            <w:tcMar>
+              <w:top w:w="120" w:type="dxa"/>
+              <w:left w:w="180" w:type="dxa"/>
+              <w:bottom w:w="120" w:type="dxa"/>
+              <w:right w:w="180" w:type="dxa"/>
+            </w:tcMar>
+            <w:vAlign w:val="center"/>
+            <w:hideMark/>
+          </w:tcPr>
+          <w:p>
+            <w:pPr>
+              <w:rPr>
+                <w:rFonts w:ascii="Arial" w:hAnsi="Arial" w:cs="Arial"/>
+              </w:rPr>
+            </w:pPr>
+            <w:r>
+              <w:rPr>
+                <w:rFonts w:ascii="Arial" w:hAnsi="Arial" w:cs="Arial"/>
+              </w:rPr>
+              <w:t>Reemplazo de centinelas (999999999, 99) por NaN</w:t>
+            </w:r>
+          </w:p>
+        </w:tc>
+        <w:tc>
+          <w:tcPr>
+            <w:tcW w:w="0" w:type="auto"/>
+            <w:tcMar>
+              <w:top w:w="120" w:type="dxa"/>
+              <w:left w:w="180" w:type="dxa"/>
+              <w:bottom w:w="120" w:type="dxa"/>
+              <w:right w:w="180" w:type="dxa"/>
+            </w:tcMar>
+            <w:vAlign w:val="center"/>
+            <w:hideMark/>
+          </w:tcPr>
+          <w:p>
+            <w:pPr>
+              <w:rPr>
+                <w:rFonts w:ascii="Arial" w:hAnsi="Arial" w:cs="Arial"/>
+              </w:rPr>
+            </w:pPr>
+            <w:r>
+              <w:rPr>
+                <w:rFonts w:ascii="Arial" w:hAnsi="Arial" w:cs="Arial"/>
+              </w:rPr>
+              <w:t>1,245</w:t>
+            </w:r>
+          </w:p>
+        </w:tc>
+        <w:tc>
+          <w:tcPr>
+            <w:tcW w:w="2190" w:type="dxa"/>
+            <w:tcMar>
+              <w:top w:w="120" w:type="dxa"/>
+              <w:left w:w="180" w:type="dxa"/>
+              <w:bottom w:w="120" w:type="dxa"/>
+              <w:right w:w="180" w:type="dxa"/>
+            </w:tcMar>
+            <w:vAlign w:val="center"/>
+            <w:hideMark/>
+          </w:tcPr>
+          <w:p>
+            <w:pPr>
+              <w:rPr>
+                <w:rFonts w:ascii="Arial" w:hAnsi="Arial" w:cs="Arial"/>
+              </w:rPr>
+            </w:pPr>
+            <w:r>
+              <w:rPr>
+                <w:rFonts w:ascii="Arial" w:hAnsi="Arial" w:cs="Arial"/>
+              </w:rPr>
+              <w:t>Eliminación de códigos de no respuesta en variables numéricas</w:t>
+            </w:r>
+          </w:p>
+        </w:tc>
+      </w:tr>
+      <w:tr>
+        <w:trPr>
+          <w:tblCellSpacing w:w="15" w:type="dxa"/>
+        </w:trPr>
+        <w:tc>
+          <w:tcPr>
+            <w:tcW w:w="0" w:type="auto"/>
+            <w:tcMar>
+              <w:top w:w="120" w:type="dxa"/>
+              <w:left w:w="180" w:type="dxa"/>
+              <w:bottom w:w="120" w:type="dxa"/>
+              <w:right w:w="180" w:type="dxa"/>
+            </w:tcMar>
+            <w:vAlign w:val="center"/>
+            <w:hideMark/>
+          </w:tcPr>
+          <w:p>
+            <w:pPr>
+              <w:rPr>
+                <w:rFonts w:ascii="Arial" w:hAnsi="Arial" w:cs="Arial"/>
+              </w:rPr>
+            </w:pPr>
+            <w:r>
+              <w:rPr>
+                <w:rFonts w:ascii="Arial" w:hAnsi="Arial" w:cs="Arial"/>
+              </w:rPr>
+              <w:t>B03</w:t>
+            </w:r>
+          </w:p>
+        </w:tc>
+        <w:tc>
+          <w:tcPr>
+            <w:tcW w:w="0" w:type="auto"/>
+            <w:tcMar>
+              <w:top w:w="120" w:type="dxa"/>
+              <w:left w:w="180" w:type="dxa"/>
+              <w:bottom w:w="120" w:type="dxa"/>
+              <w:right w:w="180" w:type="dxa"/>
+            </w:tcMar>
+            <w:vAlign w:val="center"/>
+            <w:hideMark/>
+          </w:tcPr>
+          <w:p>
+            <w:pPr>
+              <w:rPr>
+                <w:rFonts w:ascii="Arial" w:hAnsi="Arial" w:cs="Arial"/>
+              </w:rPr>
+            </w:pPr>
+            <w:r>
+              <w:rPr>
+                <w:rFonts w:ascii="Arial" w:hAnsi="Arial" w:cs="Arial"/>
+              </w:rPr>
+              <w:t>ED01 (Años estudio)</w:t>
+            </w:r>
+          </w:p>
+        </w:tc>
+        <w:tc>
+          <w:tcPr>
+            <w:tcW w:w="0" w:type="auto"/>
+            <w:tcMar>
+              <w:top w:w="120" w:type="dxa"/>
+              <w:left w:w="180" w:type="dxa"/>
+              <w:bottom w:w="120" w:type="dxa"/>
+              <w:right w:w="180" w:type="dxa"/>
+            </w:tcMar>
+            <w:vAlign w:val="center"/>
+            <w:hideMark/>
+          </w:tcPr>
+          <w:p>
+            <w:pPr>
+              <w:rPr>
+                <w:rFonts w:ascii="Arial" w:hAnsi="Arial" w:cs="Arial"/>
+              </w:rPr>
+            </w:pPr>
+            <w:r>
+              <w:rPr>
+                <w:rFonts w:ascii="Arial" w:hAnsi="Arial" w:cs="Arial"/>
+              </w:rPr>
+              <w:t>Imputación por mediana según edad y ED02</w:t>
+            </w:r>
+          </w:p>
+        </w:tc>
+        <w:tc>
+          <w:tcPr>
+            <w:tcW w:w="0" w:type="auto"/>
+            <w:tcMar>
+              <w:top w:w="120" w:type="dxa"/>
+              <w:left w:w="180" w:type="dxa"/>
+              <w:bottom w:w="120" w:type="dxa"/>
+              <w:right w:w="180" w:type="dxa"/>
+            </w:tcMar>
+            <w:vAlign w:val="center"/>
+            <w:hideMark/>
+          </w:tcPr>
+          <w:p>
+            <w:pPr>
+              <w:rPr>
+                <w:rFonts w:ascii="Arial" w:hAnsi="Arial" w:cs="Arial"/>
+              </w:rPr>
+            </w:pPr>
+            <w:r>
+              <w:rPr>
+                <w:rFonts w:ascii="Arial" w:hAnsi="Arial" w:cs="Arial"/>
+              </w:rPr>
+              <w:t>142</w:t>
+            </w:r>
+          </w:p>
+        </w:tc>
+        <w:tc>
+          <w:tcPr>
+            <w:tcW w:w="2190" w:type="dxa"/>
+            <w:tcMar>
+              <w:top w:w="120" w:type="dxa"/>
+              <w:left w:w="180" w:type="dxa"/>
+              <w:bottom w:w="120" w:type="dxa"/>
+              <w:right w:w="180" w:type="dxa"/>
+            </w:tcMar>
+            <w:vAlign w:val="center"/>
+            <w:hideMark/>
+          </w:tcPr>
+          <w:p>
+            <w:pPr>
+              <w:rPr>
+                <w:rFonts w:ascii="Arial" w:hAnsi="Arial" w:cs="Arial"/>
+              </w:rPr>
+            </w:pPr>
+            <w:r>
+              <w:rPr>
+                <w:rFonts w:ascii="Arial" w:hAnsi="Arial" w:cs="Arial"/>
+              </w:rPr>
+              <w:t xml:space="preserve">Tratamiento de MCAR en </w:t>
+            </w:r>
+            <w:r>
+              <w:rPr>
+                <w:rFonts w:ascii="Arial" w:hAnsi="Arial" w:cs="Arial"/>
+              </w:rPr>
+              <w:lastRenderedPageBreak/>
+              <w:t>escolaridad acumulada</w:t>
+            </w:r>
+          </w:p>
+        </w:tc>
+      </w:tr>
+      <w:tr>
+        <w:trPr>
+          <w:tblCellSpacing w:w="15" w:type="dxa"/>
+        </w:trPr>
+        <w:tc>
+          <w:tcPr>
+            <w:tcW w:w="0" w:type="auto"/>
+            <w:tcMar>
+              <w:top w:w="120" w:type="dxa"/>
+              <w:left w:w="180" w:type="dxa"/>
+              <w:bottom w:w="120" w:type="dxa"/>
+              <w:right w:w="180" w:type="dxa"/>
+            </w:tcMar>
+            <w:vAlign w:val="center"/>
+            <w:hideMark/>
+          </w:tcPr>
+          <w:p>
+            <w:pPr>
+              <w:rPr>
+                <w:rFonts w:ascii="Arial" w:hAnsi="Arial" w:cs="Arial"/>
+              </w:rPr>
+            </w:pPr>
+            <w:r>
+              <w:rPr>
+                <w:rFonts w:ascii="Arial" w:hAnsi="Arial" w:cs="Arial"/>
+              </w:rPr>
+              <w:lastRenderedPageBreak/>
+              <w:t>B04</w:t>
+            </w:r>
+          </w:p>
+        </w:tc>
+        <w:tc>
+          <w:tcPr>
+            <w:tcW w:w="0" w:type="auto"/>
+            <w:tcMar>
+              <w:top w:w="120" w:type="dxa"/>
+              <w:left w:w="180" w:type="dxa"/>
+              <w:bottom w:w="120" w:type="dxa"/>
+              <w:right w:w="180" w:type="dxa"/>
+            </w:tcMar>
+            <w:vAlign w:val="center"/>
+            <w:hideMark/>
+          </w:tcPr>
+          <w:p>
+            <w:pPr>
+              <w:rPr>
+                <w:rFonts w:ascii="Arial" w:hAnsi="Arial" w:cs="Arial"/>
+              </w:rPr>
+            </w:pPr>
+            <w:r>
+              <w:rPr>
+                <w:rFonts w:ascii="Arial" w:hAnsi="Arial" w:cs="Arial"/>
+              </w:rPr>
+              <w:t>ED01</w:t>
+            </w:r>
+          </w:p>
+        </w:tc>
+        <w:tc>
+          <w:tcPr>
+            <w:tcW w:w="0" w:type="auto"/>
+            <w:tcMar>
+              <w:top w:w="120" w:type="dxa"/>
+              <w:left w:w="180" w:type="dxa"/>
+              <w:bottom w:w="120" w:type="dxa"/>
+              <w:right w:w="180" w:type="dxa"/>
+            </w:tcMar>
+            <w:vAlign w:val="center"/>
+            <w:hideMark/>
+          </w:tcPr>
+          <w:p>
+            <w:pPr>
+              <w:rPr>
+                <w:rFonts w:ascii="Arial" w:hAnsi="Arial" w:cs="Arial"/>
+              </w:rPr>
+            </w:pPr>
+            <w:r>
+              <w:rPr>
+                <w:rFonts w:ascii="Arial" w:hAnsi="Arial" w:cs="Arial"/>
+              </w:rPr>
+              <w:t>Corrección de inconsistencia (ED01 &gt; Edad - 5)</w:t>
+            </w:r>
+          </w:p>
+        </w:tc>
+        <w:tc>
+          <w:tcPr>
+            <w:tcW w:w="0" w:type="auto"/>
+            <w:tcMar>
+              <w:top w:w="120" w:type="dxa"/>
+              <w:left w:w="180" w:type="dxa"/>
+              <w:bottom w:w="120" w:type="dxa"/>
+              <w:right w:w="180" w:type="dxa"/>
+            </w:tcMar>
+            <w:vAlign w:val="center"/>
+            <w:hideMark/>
+          </w:tcPr>
+          <w:p>
+            <w:pPr>
+              <w:rPr>
+                <w:rFonts w:ascii="Arial" w:hAnsi="Arial" w:cs="Arial"/>
+              </w:rPr>
+            </w:pPr>
+            <w:r>
+              <w:rPr>
+                <w:rFonts w:ascii="Arial" w:hAnsi="Arial" w:cs="Arial"/>
+              </w:rPr>
+              <w:t>12</w:t>
+            </w:r>
+          </w:p>
+        </w:tc>
+        <w:tc>
+          <w:tcPr>
+            <w:tcW w:w="2190" w:type="dxa"/>
+            <w:tcMar>
+              <w:top w:w="120" w:type="dxa"/>
+              <w:left w:w="180" w:type="dxa"/>
+              <w:bottom w:w="120" w:type="dxa"/>
+              <w:right w:w="180" w:type="dxa"/>
+            </w:tcMar>
+            <w:vAlign w:val="center"/>
+            <w:hideMark/>
+          </w:tcPr>
+          <w:p>
+            <w:pPr>
+              <w:rPr>
+                <w:rFonts w:ascii="Arial" w:hAnsi="Arial" w:cs="Arial"/>
+              </w:rPr>
+            </w:pPr>
+            <w:r>
+              <w:rPr>
+                <w:rFonts w:ascii="Arial" w:hAnsi="Arial" w:cs="Arial"/>
+              </w:rPr>
+              <w:t>Corrección de valores físicamente imposibles</w:t>
+            </w:r>
+          </w:p>
+        </w:tc>
+      </w:tr>
+      <w:tr>
+        <w:trPr>
+          <w:tblCellSpacing w:w="15" w:type="dxa"/>
+        </w:trPr>
+        <w:tc>
+          <w:tcPr>
+            <w:tcW w:w="0" w:type="auto"/>
+            <w:tcMar>
+              <w:top w:w="120" w:type="dxa"/>
+              <w:left w:w="180" w:type="dxa"/>
+              <w:bottom w:w="120" w:type="dxa"/>
+              <w:right w:w="180" w:type="dxa"/>
+            </w:tcMar>
+            <w:vAlign w:val="center"/>
+            <w:hideMark/>
+          </w:tcPr>
+          <w:p>
+            <w:pPr>
+              <w:rPr>
+                <w:rFonts w:ascii="Arial" w:hAnsi="Arial" w:cs="Arial"/>
+              </w:rPr>
+            </w:pPr>
+            <w:r>
+              <w:rPr>
+                <w:rFonts w:ascii="Arial" w:hAnsi="Arial" w:cs="Arial"/>
+              </w:rPr>
+              <w:t>B05</w:t>
+            </w:r>
+          </w:p>
+        </w:tc>
+        <w:tc>
+          <w:tcPr>
+            <w:tcW w:w="0" w:type="auto"/>
+            <w:tcMar>
+              <w:top w:w="120" w:type="dxa"/>
+              <w:left w:w="180" w:type="dxa"/>
+              <w:bottom w:w="120" w:type="dxa"/>
+              <w:right w:w="180" w:type="dxa"/>
+            </w:tcMar>
+            <w:vAlign w:val="center"/>
+            <w:hideMark/>
+          </w:tcPr>
+          <w:p>
+            <w:pPr>
+              <w:rPr>
+                <w:rFonts w:ascii="Arial" w:hAnsi="Arial" w:cs="Arial"/>
+                <w:lang w:val="en-US"/>
+              </w:rPr>
+            </w:pPr>
+            <w:r>
+              <w:rPr>
+                <w:rFonts w:ascii="Arial" w:hAnsi="Arial" w:cs="Arial"/>
+                <w:lang w:val="en-US"/>
+              </w:rPr>
+              <w:t>UPM, NVIVI, NHOGA, P02_SEXO, AREA</w:t>
+            </w:r>
+          </w:p>
+        </w:tc>
+        <w:tc>
+          <w:tcPr>
+            <w:tcW w:w="0" w:type="auto"/>
+            <w:tcMar>
+              <w:top w:w="120" w:type="dxa"/>
+              <w:left w:w="180" w:type="dxa"/>
+              <w:bottom w:w="120" w:type="dxa"/>
+              <w:right w:w="180" w:type="dxa"/>
+            </w:tcMar>
+            <w:vAlign w:val="center"/>
+            <w:hideMark/>
+          </w:tcPr>
+          <w:p>
+            <w:pPr>
+              <w:rPr>
+                <w:rFonts w:ascii="Arial" w:hAnsi="Arial" w:cs="Arial"/>
+              </w:rPr>
+            </w:pPr>
+            <w:r>
+              <w:rPr>
+                <w:rFonts w:ascii="Arial" w:hAnsi="Arial" w:cs="Arial"/>
+              </w:rPr>
+              <w:t xml:space="preserve">Conversión de tipo a </w:t>
+            </w:r>
+            <w:proofErr w:type="spellStart"/>
+            <w:r>
+              <w:rPr>
+                <w:rFonts w:ascii="Arial" w:hAnsi="Arial" w:cs="Arial"/>
+              </w:rPr>
+              <w:t>string</w:t>
+            </w:r>
+            <w:proofErr w:type="spellEnd"/>
+            <w:r>
+              <w:rPr>
+                <w:rFonts w:ascii="Arial" w:hAnsi="Arial" w:cs="Arial"/>
+              </w:rPr>
+              <w:t xml:space="preserve"> / </w:t>
+            </w:r>
+            <w:proofErr w:type="spellStart"/>
+            <w:r>
+              <w:rPr>
+                <w:rFonts w:ascii="Arial" w:hAnsi="Arial" w:cs="Arial"/>
+              </w:rPr>
+              <w:t>category</w:t>
+            </w:r>
+            <w:proofErr w:type="spellEnd"/>
+          </w:p>
+        </w:tc>
+        <w:tc>
+          <w:tcPr>
+            <w:tcW w:w="0" w:type="auto"/>
+            <w:tcMar>
+              <w:top w:w="120" w:type="dxa"/>
+              <w:left w:w="180" w:type="dxa"/>
+              <w:bottom w:w="120" w:type="dxa"/>
+              <w:right w:w="180" w:type="dxa"/>
+            </w:tcMar>
+            <w:vAlign w:val="center"/>
+            <w:hideMark/>
+          </w:tcPr>
+          <w:p>
+            <w:pPr>
+              <w:rPr>
+                <w:rFonts w:ascii="Arial" w:hAnsi="Arial" w:cs="Arial"/>
+              </w:rPr>
+            </w:pPr>
+            <w:r>
+              <w:rPr>
+                <w:rFonts w:ascii="Arial" w:hAnsi="Arial" w:cs="Arial"/>
+              </w:rPr>
+              <w:t>40,852 (100%)</w:t>
+            </w:r>
+          </w:p>
+        </w:tc>
+        <w:tc>
+          <w:tcPr>
+            <w:tcW w:w="2190" w:type="dxa"/>
+            <w:tcMar>
+              <w:top w:w="120" w:type="dxa"/>
+              <w:left w:w="180" w:type="dxa"/>
+              <w:bottom w:w="120" w:type="dxa"/>
+              <w:right w:w="180" w:type="dxa"/>
+            </w:tcMar>
+            <w:vAlign w:val="center"/>
+            <w:hideMark/>
+          </w:tcPr>
+          <w:p>
+            <w:pPr>
+              <w:rPr>
+                <w:rFonts w:ascii="Arial" w:hAnsi="Arial" w:cs="Arial"/>
+              </w:rPr>
+            </w:pPr>
+            <w:r>
+              <w:rPr>
+                <w:rFonts w:ascii="Arial" w:hAnsi="Arial" w:cs="Arial"/>
+              </w:rPr>
+              <w:t>Asegurar tipado correcto según escala de medida</w:t>
+            </w:r>
+          </w:p>
+        </w:tc>
+      </w:tr>
+      <w:tr>
+        <w:trPr>
+          <w:tblCellSpacing w:w="15" w:type="dxa"/>
+        </w:trPr>
+        <w:tc>
+          <w:tcPr>
+            <w:tcW w:w="0" w:type="auto"/>
+            <w:tcMar>
+              <w:top w:w="120" w:type="dxa"/>
+              <w:left w:w="180" w:type="dxa"/>
+              <w:bottom w:w="120" w:type="dxa"/>
+              <w:right w:w="180" w:type="dxa"/>
+            </w:tcMar>
+            <w:vAlign w:val="center"/>
+            <w:hideMark/>
+          </w:tcPr>
+          <w:p>
+            <w:pPr>
+              <w:rPr>
+                <w:rFonts w:ascii="Arial" w:hAnsi="Arial" w:cs="Arial"/>
+              </w:rPr>
+            </w:pPr>
+            <w:r>
+              <w:rPr>
+                <w:rFonts w:ascii="Arial" w:hAnsi="Arial" w:cs="Arial"/>
+              </w:rPr>
+              <w:t>B06</w:t>
+            </w:r>
+          </w:p>
+        </w:tc>
+        <w:tc>
+          <w:tcPr>
+            <w:tcW w:w="0" w:type="auto"/>
+            <w:tcMar>
+              <w:top w:w="120" w:type="dxa"/>
+              <w:left w:w="180" w:type="dxa"/>
+              <w:bottom w:w="120" w:type="dxa"/>
+              <w:right w:w="180" w:type="dxa"/>
+            </w:tcMar>
+            <w:vAlign w:val="center"/>
+            <w:hideMark/>
+          </w:tcPr>
+          <w:p>
+            <w:pPr>
+              <w:rPr>
+                <w:rFonts w:ascii="Arial" w:hAnsi="Arial" w:cs="Arial"/>
+              </w:rPr>
+            </w:pPr>
+            <w:r>
+              <w:rPr>
+                <w:rFonts w:ascii="Arial" w:hAnsi="Arial" w:cs="Arial"/>
+              </w:rPr>
+              <w:t>ED02, ED03, ED01</w:t>
+            </w:r>
+          </w:p>
+        </w:tc>
+        <w:tc>
+          <w:tcPr>
+            <w:tcW w:w="0" w:type="auto"/>
+            <w:tcMar>
+              <w:top w:w="120" w:type="dxa"/>
+              <w:left w:w="180" w:type="dxa"/>
+              <w:bottom w:w="120" w:type="dxa"/>
+              <w:right w:w="180" w:type="dxa"/>
+            </w:tcMar>
+            <w:vAlign w:val="center"/>
+            <w:hideMark/>
+          </w:tcPr>
+          <w:p>
+            <w:pPr>
+              <w:rPr>
+                <w:rFonts w:ascii="Arial" w:hAnsi="Arial" w:cs="Arial"/>
+              </w:rPr>
+            </w:pPr>
+            <w:r>
+              <w:rPr>
+                <w:rFonts w:ascii="Arial" w:hAnsi="Arial" w:cs="Arial"/>
+              </w:rPr>
+              <w:t>Creación de NIVEL_EDUCATIVO_REC (4 tramos)</w:t>
+            </w:r>
+          </w:p>
+        </w:tc>
+        <w:tc>
+          <w:tcPr>
+            <w:tcW w:w="0" w:type="auto"/>
+            <w:tcMar>
+              <w:top w:w="120" w:type="dxa"/>
+              <w:left w:w="180" w:type="dxa"/>
+              <w:bottom w:w="120" w:type="dxa"/>
+              <w:right w:w="180" w:type="dxa"/>
+            </w:tcMar>
+            <w:vAlign w:val="center"/>
+            <w:hideMark/>
+          </w:tcPr>
+          <w:p>
+            <w:pPr>
+              <w:rPr>
+                <w:rFonts w:ascii="Arial" w:hAnsi="Arial" w:cs="Arial"/>
+              </w:rPr>
+            </w:pPr>
+            <w:r>
+              <w:rPr>
+                <w:rFonts w:ascii="Arial" w:hAnsi="Arial" w:cs="Arial"/>
+              </w:rPr>
+              <w:t>40,852 (100%)</w:t>
+            </w:r>
+          </w:p>
+        </w:tc>
+        <w:tc>
+          <w:tcPr>
+            <w:tcW w:w="2190" w:type="dxa"/>
+            <w:tcMar>
+              <w:top w:w="120" w:type="dxa"/>
+              <w:left w:w="180" w:type="dxa"/>
+              <w:bottom w:w="120" w:type="dxa"/>
+              <w:right w:w="180" w:type="dxa"/>
+            </w:tcMar>
+            <w:vAlign w:val="center"/>
+            <w:hideMark/>
+          </w:tcPr>
+          <w:p>
+            <w:pPr>
+              <w:rPr>
+                <w:rFonts w:ascii="Arial" w:hAnsi="Arial" w:cs="Arial"/>
+              </w:rPr>
+            </w:pPr>
+            <w:r>
+              <w:rPr>
+                <w:rFonts w:ascii="Arial" w:hAnsi="Arial" w:cs="Arial"/>
+              </w:rPr>
+              <w:t>Estandarización del grado educativo para análisis comparativo</w:t>
+            </w:r>
+          </w:p>
+        </w:tc>
+      </w:tr>
+      <w:tr>
+        <w:trPr>
+          <w:tblCellSpacing w:w="15" w:type="dxa"/>
+        </w:trPr>
+        <w:tc>
+          <w:tcPr>
+            <w:tcW w:w="0" w:type="auto"/>
+            <w:tcMar>
+              <w:top w:w="120" w:type="dxa"/>
+              <w:left w:w="180" w:type="dxa"/>
+              <w:bottom w:w="120" w:type="dxa"/>
+              <w:right w:w="180" w:type="dxa"/>
+            </w:tcMar>
+            <w:vAlign w:val="center"/>
+            <w:hideMark/>
+          </w:tcPr>
+          <w:p>
+            <w:pPr>
+              <w:rPr>
+                <w:rFonts w:ascii="Arial" w:hAnsi="Arial" w:cs="Arial"/>
+              </w:rPr>
+            </w:pPr>
+            <w:r>
+              <w:rPr>
+                <w:rFonts w:ascii="Arial" w:hAnsi="Arial" w:cs="Arial"/>
+              </w:rPr>
+              <w:t>B07</w:t>
+            </w:r>
+          </w:p>
+        </w:tc>
+        <w:tc>
+          <w:tcPr>
+            <w:tcW w:w="0" w:type="auto"/>
+            <w:tcMar>
+              <w:top w:w="120" w:type="dxa"/>
+              <w:left w:w="180" w:type="dxa"/>
+              <w:bottom w:w="120" w:type="dxa"/>
+              <w:right w:w="180" w:type="dxa"/>
+            </w:tcMar>
+            <w:vAlign w:val="center"/>
+            <w:hideMark/>
+          </w:tcPr>
+          <w:p>
+            <w:pPr>
+              <w:rPr>
+                <w:rFonts w:ascii="Arial" w:hAnsi="Arial" w:cs="Arial"/>
+              </w:rPr>
+            </w:pPr>
+            <w:r>
+              <w:rPr>
+                <w:rFonts w:ascii="Arial" w:hAnsi="Arial" w:cs="Arial"/>
+              </w:rPr>
+              <w:t>INGPRINC</w:t>
+            </w:r>
+          </w:p>
+        </w:tc>
+        <w:tc>
+          <w:tcPr>
+            <w:tcW w:w="0" w:type="auto"/>
+            <w:tcMar>
+              <w:top w:w="120" w:type="dxa"/>
+              <w:left w:w="180" w:type="dxa"/>
+              <w:bottom w:w="120" w:type="dxa"/>
+              <w:right w:w="180" w:type="dxa"/>
+            </w:tcMar>
+            <w:vAlign w:val="center"/>
+            <w:hideMark/>
+          </w:tcPr>
+          <w:p>
+            <w:pPr>
+              <w:rPr>
+                <w:rFonts w:ascii="Arial" w:hAnsi="Arial" w:cs="Arial"/>
+              </w:rPr>
+            </w:pPr>
+            <w:r>
+              <w:rPr>
+                <w:rFonts w:ascii="Arial" w:hAnsi="Arial" w:cs="Arial"/>
+              </w:rPr>
+              <w:t>Filtrado submuestra PEA Ocupada con ingreso (&gt;0)</w:t>
+            </w:r>
+          </w:p>
+        </w:tc>
+        <w:tc>
+          <w:tcPr>
+            <w:tcW w:w="0" w:type="auto"/>
+            <w:tcMar>
+              <w:top w:w="120" w:type="dxa"/>
+              <w:left w:w="180" w:type="dxa"/>
+              <w:bottom w:w="120" w:type="dxa"/>
+              <w:right w:w="180" w:type="dxa"/>
+            </w:tcMar>
+            <w:vAlign w:val="center"/>
+            <w:hideMark/>
+          </w:tcPr>
+          <w:p>
+            <w:pPr>
+              <w:rPr>
+                <w:rFonts w:ascii="Arial" w:hAnsi="Arial" w:cs="Arial"/>
+              </w:rPr>
+            </w:pPr>
+            <w:r>
+              <w:rPr>
+                <w:rFonts w:ascii="Arial" w:hAnsi="Arial" w:cs="Arial"/>
+              </w:rPr>
+              <w:t>22,402 extraídos</w:t>
+            </w:r>
+          </w:p>
+        </w:tc>
+        <w:tc>
+          <w:tcPr>
+            <w:tcW w:w="2190" w:type="dxa"/>
+            <w:tcMar>
+              <w:top w:w="120" w:type="dxa"/>
+              <w:left w:w="180" w:type="dxa"/>
+              <w:bottom w:w="120" w:type="dxa"/>
+              <w:right w:w="180" w:type="dxa"/>
+            </w:tcMar>
+            <w:vAlign w:val="center"/>
+            <w:hideMark/>
+          </w:tcPr>
+          <w:p>
+            <w:pPr>
+              <w:rPr>
+                <w:rFonts w:ascii="Arial" w:hAnsi="Arial" w:cs="Arial"/>
+              </w:rPr>
+            </w:pPr>
+            <w:r>
+              <w:rPr>
+                <w:rFonts w:ascii="Arial" w:hAnsi="Arial" w:cs="Arial"/>
+              </w:rPr>
+              <w:t>Delimitación del universo de análisis salarial directo</w:t>
+            </w:r>
+          </w:p>
+        </w:tc>
+      </w:tr>
+      <w:tr>
+        <w:trPr>
+          <w:tblCellSpacing w:w="15" w:type="dxa"/>
+        </w:trPr>
+        <w:tc>
+          <w:tcPr>
+            <w:tcW w:w="0" w:type="auto"/>
+            <w:tcMar>
+              <w:top w:w="120" w:type="dxa"/>
+              <w:left w:w="180" w:type="dxa"/>
+              <w:bottom w:w="120" w:type="dxa"/>
+              <w:right w:w="180" w:type="dxa"/>
+            </w:tcMar>
+            <w:vAlign w:val="center"/>
+            <w:hideMark/>
+          </w:tcPr>
+          <w:p>
+            <w:pPr>
+              <w:rPr>
+                <w:rFonts w:ascii="Arial" w:hAnsi="Arial" w:cs="Arial"/>
+              </w:rPr>
+            </w:pPr>
+            <w:r>
+              <w:rPr>
+                <w:rFonts w:ascii="Arial" w:hAnsi="Arial" w:cs="Arial"/>
+              </w:rPr>
+              <w:t>B08</w:t>
+            </w:r>
+          </w:p>
+        </w:tc>
+        <w:tc>
+          <w:tcPr>
+            <w:tcW w:w="0" w:type="auto"/>
+            <w:tcMar>
+              <w:top w:w="120" w:type="dxa"/>
+              <w:left w:w="180" w:type="dxa"/>
+              <w:bottom w:w="120" w:type="dxa"/>
+              <w:right w:w="180" w:type="dxa"/>
+            </w:tcMar>
+            <w:vAlign w:val="center"/>
+            <w:hideMark/>
+          </w:tcPr>
+          <w:p>
+            <w:pPr>
+              <w:rPr>
+                <w:rFonts w:ascii="Arial" w:hAnsi="Arial" w:cs="Arial"/>
+              </w:rPr>
+            </w:pPr>
+            <w:r>
+              <w:rPr>
+                <w:rFonts w:ascii="Arial" w:hAnsi="Arial" w:cs="Arial"/>
+              </w:rPr>
+              <w:t>INGPRINC</w:t>
+            </w:r>
+          </w:p>
+        </w:tc>
+        <w:tc>
+          <w:tcPr>
+            <w:tcW w:w="0" w:type="auto"/>
+            <w:tcMar>
+              <w:top w:w="120" w:type="dxa"/>
+              <w:left w:w="180" w:type="dxa"/>
+              <w:bottom w:w="120" w:type="dxa"/>
+              <w:right w:w="180" w:type="dxa"/>
+            </w:tcMar>
+            <w:vAlign w:val="center"/>
+            <w:hideMark/>
+          </w:tcPr>
+          <w:p>
+            <w:pPr>
+              <w:rPr>
+                <w:rFonts w:ascii="Arial" w:hAnsi="Arial" w:cs="Arial"/>
+              </w:rPr>
+            </w:pPr>
+            <w:r>
+              <w:rPr>
+                <w:rFonts w:ascii="Arial" w:hAnsi="Arial" w:cs="Arial"/>
+              </w:rPr>
+              <w:t>Transformación logarítmica LN_INGPRINC</w:t>
+            </w:r>
+          </w:p>
+        </w:tc>
+        <w:tc>
+          <w:tcPr>
+            <w:tcW w:w="0" w:type="auto"/>
+            <w:tcMar>
+              <w:top w:w="120" w:type="dxa"/>
+              <w:left w:w="180" w:type="dxa"/>
+              <w:bottom w:w="120" w:type="dxa"/>
+              <w:right w:w="180" w:type="dxa"/>
+            </w:tcMar>
+            <w:vAlign w:val="center"/>
+            <w:hideMark/>
+          </w:tcPr>
+          <w:p>
+            <w:pPr>
+              <w:rPr>
+                <w:rFonts w:ascii="Arial" w:hAnsi="Arial" w:cs="Arial"/>
+              </w:rPr>
+            </w:pPr>
+            <w:r>
+              <w:rPr>
+                <w:rFonts w:ascii="Arial" w:hAnsi="Arial" w:cs="Arial"/>
+              </w:rPr>
+              <w:t>22,402</w:t>
+            </w:r>
+          </w:p>
+        </w:tc>
+        <w:tc>
+          <w:tcPr>
+            <w:tcW w:w="2190" w:type="dxa"/>
+            <w:tcMar>
+              <w:top w:w="120" w:type="dxa"/>
+              <w:left w:w="180" w:type="dxa"/>
+              <w:bottom w:w="120" w:type="dxa"/>
+              <w:right w:w="180" w:type="dxa"/>
+            </w:tcMar>
+            <w:vAlign w:val="center"/>
+            <w:hideMark/>
+          </w:tcPr>
+          <w:p>
+            <w:pPr>
+              <w:rPr>
+                <w:rFonts w:ascii="Arial" w:hAnsi="Arial" w:cs="Arial"/>
+              </w:rPr>
+            </w:pPr>
+            <w:r>
+              <w:rPr>
+                <w:rFonts w:ascii="Arial" w:hAnsi="Arial" w:cs="Arial"/>
+              </w:rPr>
+              <w:t>Normalización y reducción de la asimetría para modelado</w:t>
+            </w:r>
+          </w:p>
+        </w:tc>
+      </w:tr>
+      <w:tr>
+        <w:trPr>
+          <w:tblCellSpacing w:w="15" w:type="dxa"/>
+        </w:trPr>
+        <w:tc>
+          <w:tcPr>
+            <w:tcW w:w="0" w:type="auto"/>
+            <w:tcMar>
+              <w:top w:w="120" w:type="dxa"/>
+              <w:left w:w="180" w:type="dxa"/>
+              <w:bottom w:w="120" w:type="dxa"/>
+              <w:right w:w="180" w:type="dxa"/>
+            </w:tcMar>
+            <w:vAlign w:val="center"/>
+            <w:hideMark/>
+          </w:tcPr>
+          <w:p>
+            <w:pPr>
+              <w:rPr>
+                <w:rFonts w:ascii="Arial" w:hAnsi="Arial" w:cs="Arial"/>
+              </w:rPr>
+            </w:pPr>
+            <w:r>
+              <w:rPr>
+                <w:rFonts w:ascii="Arial" w:hAnsi="Arial" w:cs="Arial"/>
+              </w:rPr>
+              <w:t>B09</w:t>
+            </w:r>
+          </w:p>
+        </w:tc>
+        <w:tc>
+          <w:tcPr>
+            <w:tcW w:w="0" w:type="auto"/>
+            <w:tcMar>
+              <w:top w:w="120" w:type="dxa"/>
+              <w:left w:w="180" w:type="dxa"/>
+              <w:bottom w:w="120" w:type="dxa"/>
+              <w:right w:w="180" w:type="dxa"/>
+            </w:tcMar>
+            <w:vAlign w:val="center"/>
+            <w:hideMark/>
+          </w:tcPr>
+          <w:p>
+            <w:pPr>
+              <w:rPr>
+                <w:rFonts w:ascii="Arial" w:hAnsi="Arial" w:cs="Arial"/>
+              </w:rPr>
+            </w:pPr>
+            <w:r>
+              <w:rPr>
+                <w:rFonts w:ascii="Arial" w:hAnsi="Arial" w:cs="Arial"/>
+              </w:rPr>
+              <w:t>IPS, RUC</w:t>
+            </w:r>
+          </w:p>
+        </w:tc>
+        <w:tc>
+          <w:tcPr>
+            <w:tcW w:w="0" w:type="auto"/>
+            <w:tcMar>
+              <w:top w:w="120" w:type="dxa"/>
+              <w:left w:w="180" w:type="dxa"/>
+              <w:bottom w:w="120" w:type="dxa"/>
+              <w:right w:w="180" w:type="dxa"/>
+            </w:tcMar>
+            <w:vAlign w:val="center"/>
+            <w:hideMark/>
+          </w:tcPr>
+          <w:p>
+            <w:pPr>
+              <w:rPr>
+                <w:rFonts w:ascii="Arial" w:hAnsi="Arial" w:cs="Arial"/>
+              </w:rPr>
+            </w:pPr>
+            <w:r>
+              <w:rPr>
+                <w:rFonts w:ascii="Arial" w:hAnsi="Arial" w:cs="Arial"/>
+              </w:rPr>
+              <w:t>Creación de INFORMAL_LABORAL (Binaria)</w:t>
+            </w:r>
+          </w:p>
+        </w:tc>
+        <w:tc>
+          <w:tcPr>
+            <w:tcW w:w="0" w:type="auto"/>
+            <w:tcMar>
+              <w:top w:w="120" w:type="dxa"/>
+              <w:left w:w="180" w:type="dxa"/>
+              <w:bottom w:w="120" w:type="dxa"/>
+              <w:right w:w="180" w:type="dxa"/>
+            </w:tcMar>
+            <w:vAlign w:val="center"/>
+            <w:hideMark/>
+          </w:tcPr>
+          <w:p>
+            <w:pPr>
+              <w:rPr>
+                <w:rFonts w:ascii="Arial" w:hAnsi="Arial" w:cs="Arial"/>
+              </w:rPr>
+            </w:pPr>
+            <w:r>
+              <w:rPr>
+                <w:rFonts w:ascii="Arial" w:hAnsi="Arial" w:cs="Arial"/>
+              </w:rPr>
+              <w:t>22,402</w:t>
+            </w:r>
+          </w:p>
+        </w:tc>
+        <w:tc>
+          <w:tcPr>
+            <w:tcW w:w="2190" w:type="dxa"/>
+            <w:tcMar>
+              <w:top w:w="120" w:type="dxa"/>
+              <w:left w:w="180" w:type="dxa"/>
+              <w:bottom w:w="120" w:type="dxa"/>
+              <w:right w:w="180" w:type="dxa"/>
+            </w:tcMar>
+            <w:vAlign w:val="center"/>
+            <w:hideMark/>
+          </w:tcPr>
+          <w:p>
+            <w:pPr>
+              <w:rPr>
+                <w:rFonts w:ascii="Arial" w:hAnsi="Arial" w:cs="Arial"/>
+              </w:rPr>
+            </w:pPr>
+            <w:r>
+              <w:rPr>
+                <w:rFonts w:ascii="Arial" w:hAnsi="Arial" w:cs="Arial"/>
+              </w:rPr>
+              <w:t xml:space="preserve">Operacionalización de la informalidad laboral según marco </w:t>
+            </w:r>
+            <w:proofErr w:type="spellStart"/>
+            <w:r>
+              <w:rPr>
+                <w:rFonts w:ascii="Arial" w:hAnsi="Arial" w:cs="Arial"/>
+              </w:rPr>
+              <w:t>nor</w:t>
+            </w:r>
+            <w:proofErr w:type="spellEnd"/>
+          </w:p>
+        </w:tc>
+      </w:tr>
+    </w:tbl>
+    <w:p>
+      <w:pPr>
+        <w:rPr>
+          <w:rFonts w:ascii="Arial" w:hAnsi="Arial" w:cs="Arial"/>
+        </w:rPr>
+      </w:pPr>
+    </w:p>
+    <w:p>
+      <w:pPr>
+        <w:rPr>
+          <w:rFonts w:ascii="Arial" w:hAnsi="Arial" w:cs="Arial"/>
+        </w:rPr>
+      </w:pPr>
+    </w:p>
+    <w:p>
+      <w:pPr>
+        <w:rPr>
+          <w:rFonts w:ascii="Arial" w:hAnsi="Arial" w:cs="Arial"/>
+        </w:rPr>
+      </w:pPr>
+    </w:p>
+    <w:p>
+      <w:pPr>
+        <w:rPr>
+          <w:rFonts w:ascii="Arial" w:hAnsi="Arial" w:cs="Arial"/>
+        </w:rPr>
+      </w:pPr>
+    </w:p>
+    <w:p>
+      <w:pPr>
+        <w:rPr>
+          <w:rFonts w:ascii="Arial" w:hAnsi="Arial" w:cs="Arial"/>
+        </w:rPr>
+      </w:pPr>
+    </w:p>
+    <w:p>
+      <w:pPr>
+        <w:rPr>
+          <w:rFonts w:ascii="Arial" w:hAnsi="Arial" w:cs="Arial"/>
           <w:b/>
           <w:bCs/>
           <w:sz w:val="28"/>
@@ -6332,6 +11966,7 @@
           <w:sz w:val="28"/>
           <w:szCs w:val="28"/>
         </w:rPr>
+        <w:lastRenderedPageBreak/>
         <w:t xml:space="preserve">Etapa </w:t>
       </w:r>
       <w:r>
@@ -6362,10 +11997,11 @@
           <w:sz w:val="28"/>
           <w:szCs w:val="28"/>
         </w:rPr>
-        <w:t xml:space="preserve">Análisis </w:t>
-      </w:r>
-      <w:proofErr w:type="spellStart"/>
-      <w:r>
+        <w:t>Análisis univariado y bivariado</w:t>
+      </w:r>
+    </w:p>
+    <w:p>
+      <w:pPr>
         <w:rPr>
           <w:rFonts w:ascii="Arial" w:hAnsi="Arial" w:cs="Arial"/>
           <w:b/>
@@ -6373,9 +12009,7 @@
           <w:sz w:val="28"/>
           <w:szCs w:val="28"/>
         </w:rPr>
-        <w:t>univariado</w:t>
-      </w:r>
-      <w:proofErr w:type="spellEnd"/>
+      </w:pPr>
       <w:r>
         <w:rPr>
           <w:rFonts w:ascii="Arial" w:hAnsi="Arial" w:cs="Arial"/>
@@ -6384,11 +12018,9 @@
           <w:sz w:val="28"/>
           <w:szCs w:val="28"/>
         </w:rPr>
-        <w:t xml:space="preserve"> y bivariado</w:t>
-      </w:r>
-    </w:p>
-    <w:p>
-      <w:pPr>
+        <w:t xml:space="preserve">Etapa </w:t>
+      </w:r>
+      <w:r>
         <w:rPr>
           <w:rFonts w:ascii="Arial" w:hAnsi="Arial" w:cs="Arial"/>
           <w:b/>
@@ -6396,7 +12028,8 @@
           <w:sz w:val="28"/>
           <w:szCs w:val="28"/>
         </w:rPr>
-      </w:pPr>
+        <w:t>5</w:t>
+      </w:r>
       <w:r>
         <w:rPr>
           <w:rFonts w:ascii="Arial" w:hAnsi="Arial" w:cs="Arial"/>
@@ -6405,7 +12038,7 @@
           <w:sz w:val="28"/>
           <w:szCs w:val="28"/>
         </w:rPr>
-        <w:t xml:space="preserve">Etapa </w:t>
+        <w:t xml:space="preserve"> — </w:t>
       </w:r>
       <w:r>
         <w:rPr>
@@ -6415,9 +12048,11 @@
           <w:sz w:val="28"/>
           <w:szCs w:val="28"/>
         </w:rPr>
-        <w:t>5</w:t>
-      </w:r>
-      <w:r>
+        <w:t>Análisis descriptivo y exploratorio</w:t>
+      </w:r>
+    </w:p>
+    <w:p>
+      <w:pPr>
         <w:rPr>
           <w:rFonts w:ascii="Arial" w:hAnsi="Arial" w:cs="Arial"/>
           <w:b/>
@@ -6425,9 +12060,10 @@
           <w:sz w:val="28"/>
           <w:szCs w:val="28"/>
         </w:rPr>
-        <w:t xml:space="preserve"> — </w:t>
-      </w:r>
-      <w:r>
+      </w:pPr>
+    </w:p>
+    <w:p>
+      <w:pPr>
         <w:rPr>
           <w:rFonts w:ascii="Arial" w:hAnsi="Arial" w:cs="Arial"/>
           <w:b/>
@@ -6435,11 +12071,8 @@
           <w:sz w:val="28"/>
           <w:szCs w:val="28"/>
         </w:rPr>
-        <w:t>Análisis descriptivo y exploratorio</w:t>
-      </w:r>
-    </w:p>
-    <w:p>
-      <w:pPr>
+      </w:pPr>
+      <w:r>
         <w:rPr>
           <w:rFonts w:ascii="Arial" w:hAnsi="Arial" w:cs="Arial"/>
           <w:b/>
@@ -6447,10 +12080,9 @@
           <w:sz w:val="28"/>
           <w:szCs w:val="28"/>
         </w:rPr>
-      </w:pPr>
-    </w:p>
-    <w:p>
-      <w:pPr>
+        <w:t>Conc</w:t>
+      </w:r>
+      <w:r>
         <w:rPr>
           <w:rFonts w:ascii="Arial" w:hAnsi="Arial" w:cs="Arial"/>
           <w:b/>
@@ -6458,7 +12090,8 @@
           <w:sz w:val="28"/>
           <w:szCs w:val="28"/>
         </w:rPr>
-      </w:pPr>
+        <w:t>l</w:t>
+      </w:r>
       <w:r>
         <w:rPr>
           <w:rFonts w:ascii="Arial" w:hAnsi="Arial" w:cs="Arial"/>
@@ -6467,15 +12100,13 @@
           <w:sz w:val="28"/>
           <w:szCs w:val="28"/>
         </w:rPr>
-        <w:t>Concusión de la Fase 1</w:t>
+        <w:t>usión de la Fase 1</w:t>
       </w:r>
     </w:p>
     <w:p>
       <w:pPr>
         <w:rPr>
           <w:rFonts w:ascii="Arial" w:hAnsi="Arial" w:cs="Arial"/>
-          <w:sz w:val="24"/>
-          <w:szCs w:val="24"/>
         </w:rPr>
       </w:pPr>
     </w:p>
@@ -6492,9 +12123,9 @@
 <file path=word/numbering.xml><?xml version="1.0" encoding="utf-8"?>
 <w:numbering xmlns:wpc="http://schemas.microsoft.com/office/word/2010/wordprocessingCanvas" xmlns:cx="http://schemas.microsoft.com/office/drawing/2014/chartex" xmlns:cx1="http://schemas.microsoft.com/office/drawing/2015/9/8/chartex" xmlns:cx2="http://schemas.microsoft.com/office/drawing/2015/10/21/chartex" xmlns:cx3="http://schemas.microsoft.com/office/drawing/2016/5/9/chartex" xmlns:cx4="http://schemas.microsoft.com/office/drawing/2016/5/10/chartex" xmlns:cx5="http://schemas.microsoft.com/office/drawing/2016/5/11/chartex" xmlns:cx6="http://schemas.microsoft.com/office/drawing/2016/5/12/chartex" xmlns:cx7="http://schemas.microsoft.com/office/drawing/2016/5/13/chartex" xmlns:cx8="http://schemas.microsoft.com/office/drawing/2016/5/14/chartex" xmlns:mc="http://schemas.openxmlformats.org/markup-compatibility/2006" xmlns:aink="http://schemas.microsoft.com/office/drawing/2016/ink" xmlns:am3d="http://schemas.microsoft.com/office/drawing/2017/model3d" xmlns:o="urn:schemas-microsoft-com:office:office" xmlns:oel="http://schemas.microsoft.com/office/2019/extlst" xmlns:r="http://schemas.openxmlformats.org/officeDocument/2006/relationships" xmlns:m="http://schemas.openxmlformats.org/officeDocument/2006/math" xmlns:v="urn:schemas-microsoft-com:vml" xmlns:wp14="http://schemas.microsoft.com/office/word/2010/wordprocessingDrawing" xmlns:wp="http://schemas.openxmlformats.org/drawingml/2006/wordprocessingDrawing" xmlns:w10="urn:schemas-microsoft-com:office:word" xmlns:w="http://schemas.openxmlformats.org/wordprocessingml/2006/main" xmlns:w14="http://schemas.microsoft.com/office/word/2010/wordml" xmlns:w15="http://schemas.microsoft.com/office/word/2012/wordml" xmlns:w16cex="http://schemas.microsoft.com/office/word/2018/wordml/cex" xmlns:w16cid="http://schemas.microsoft.com/office/word/2016/wordml/cid" xmlns:w16="http://schemas.microsoft.com/office/word/2018/wordml" xmlns:w16du="http://schemas.microsoft.com/office/word/2023/wordml/word16du" xmlns:w16sdtdh="http://schemas.microsoft.com/office/word/2020/wordml/sdtdatahash" xmlns:w16sdtfl="http://schemas.microsoft.com/office/word/2024/wordml/sdtformatlock" xmlns:w16se="http://schemas.microsoft.com/office/word/2015/wordml/symex" xmlns:wpg="http://schemas.microsoft.com/office/word/2010/wordprocessingGroup" xmlns:wpi="http://schemas.microsoft.com/office/word/2010/wordprocessingInk" xmlns:wne="http://schemas.microsoft.com/office/word/2006/wordml" xmlns:wps="http://schemas.microsoft.com/office/word/2010/wordprocessingShape" mc:Ignorable="w14 w15 w16se w16cid w16 w16cex w16sdtdh w16sdtfl w16du wp14">
   <w:abstractNum w:abstractNumId="0" w15:restartNumberingAfterBreak="0">
-    <w:nsid w:val="2AC21DB3"/>
+    <w:nsid w:val="01275F34"/>
     <w:multiLevelType w:val="multilevel"/>
-    <w:tmpl w:val="2A14B7D0"/>
+    <w:tmpl w:val="4B627EF4"/>
     <w:lvl w:ilvl="0">
       <w:start w:val="1"/>
       <w:numFmt w:val="bullet"/>
@@ -6641,9 +12272,9 @@
     </w:lvl>
   </w:abstractNum>
   <w:abstractNum w:abstractNumId="1" w15:restartNumberingAfterBreak="0">
-    <w:nsid w:val="37B60E09"/>
+    <w:nsid w:val="088056F6"/>
     <w:multiLevelType w:val="multilevel"/>
-    <w:tmpl w:val="2D381A16"/>
+    <w:tmpl w:val="A926AEA2"/>
     <w:lvl w:ilvl="0">
       <w:start w:val="1"/>
       <w:numFmt w:val="bullet"/>
@@ -6790,6 +12421,900 @@
     </w:lvl>
   </w:abstractNum>
   <w:abstractNum w:abstractNumId="2" w15:restartNumberingAfterBreak="0">
+    <w:nsid w:val="12487631"/>
+    <w:multiLevelType w:val="multilevel"/>
+    <w:tmpl w:val="2ACE7962"/>
+    <w:lvl w:ilvl="0">
+      <w:start w:val="1"/>
+      <w:numFmt w:val="bullet"/>
+      <w:lvlText w:val=""/>
+      <w:lvlJc w:val="left"/>
+      <w:pPr>
+        <w:tabs>
+          <w:tab w:val="num" w:pos="720"/>
+        </w:tabs>
+        <w:ind w:left="720" w:hanging="360"/>
+      </w:pPr>
+      <w:rPr>
+        <w:rFonts w:ascii="Symbol" w:hAnsi="Symbol" w:hint="default"/>
+        <w:sz w:val="20"/>
+      </w:rPr>
+    </w:lvl>
+    <w:lvl w:ilvl="1" w:tentative="1">
+      <w:start w:val="1"/>
+      <w:numFmt w:val="bullet"/>
+      <w:lvlText w:val="o"/>
+      <w:lvlJc w:val="left"/>
+      <w:pPr>
+        <w:tabs>
+          <w:tab w:val="num" w:pos="1440"/>
+        </w:tabs>
+        <w:ind w:left="1440" w:hanging="360"/>
+      </w:pPr>
+      <w:rPr>
+        <w:rFonts w:ascii="Courier New" w:hAnsi="Courier New" w:hint="default"/>
+        <w:sz w:val="20"/>
+      </w:rPr>
+    </w:lvl>
+    <w:lvl w:ilvl="2" w:tentative="1">
+      <w:start w:val="1"/>
+      <w:numFmt w:val="bullet"/>
+      <w:lvlText w:val=""/>
+      <w:lvlJc w:val="left"/>
+      <w:pPr>
+        <w:tabs>
+          <w:tab w:val="num" w:pos="2160"/>
+        </w:tabs>
+        <w:ind w:left="2160" w:hanging="360"/>
+      </w:pPr>
+      <w:rPr>
+        <w:rFonts w:ascii="Wingdings" w:hAnsi="Wingdings" w:hint="default"/>
+        <w:sz w:val="20"/>
+      </w:rPr>
+    </w:lvl>
+    <w:lvl w:ilvl="3" w:tentative="1">
+      <w:start w:val="1"/>
+      <w:numFmt w:val="bullet"/>
+      <w:lvlText w:val=""/>
+      <w:lvlJc w:val="left"/>
+      <w:pPr>
+        <w:tabs>
+          <w:tab w:val="num" w:pos="2880"/>
+        </w:tabs>
+        <w:ind w:left="2880" w:hanging="360"/>
+      </w:pPr>
+      <w:rPr>
+        <w:rFonts w:ascii="Wingdings" w:hAnsi="Wingdings" w:hint="default"/>
+        <w:sz w:val="20"/>
+      </w:rPr>
+    </w:lvl>
+    <w:lvl w:ilvl="4" w:tentative="1">
+      <w:start w:val="1"/>
+      <w:numFmt w:val="bullet"/>
+      <w:lvlText w:val=""/>
+      <w:lvlJc w:val="left"/>
+      <w:pPr>
+        <w:tabs>
+          <w:tab w:val="num" w:pos="3600"/>
+        </w:tabs>
+        <w:ind w:left="3600" w:hanging="360"/>
+      </w:pPr>
+      <w:rPr>
+        <w:rFonts w:ascii="Wingdings" w:hAnsi="Wingdings" w:hint="default"/>
+        <w:sz w:val="20"/>
+      </w:rPr>
+    </w:lvl>
+    <w:lvl w:ilvl="5" w:tentative="1">
+      <w:start w:val="1"/>
+      <w:numFmt w:val="bullet"/>
+      <w:lvlText w:val=""/>
+      <w:lvlJc w:val="left"/>
+      <w:pPr>
+        <w:tabs>
+          <w:tab w:val="num" w:pos="4320"/>
+        </w:tabs>
+        <w:ind w:left="4320" w:hanging="360"/>
+      </w:pPr>
+      <w:rPr>
+        <w:rFonts w:ascii="Wingdings" w:hAnsi="Wingdings" w:hint="default"/>
+        <w:sz w:val="20"/>
+      </w:rPr>
+    </w:lvl>
+    <w:lvl w:ilvl="6" w:tentative="1">
+      <w:start w:val="1"/>
+      <w:numFmt w:val="bullet"/>
+      <w:lvlText w:val=""/>
+      <w:lvlJc w:val="left"/>
+      <w:pPr>
+        <w:tabs>
+          <w:tab w:val="num" w:pos="5040"/>
+        </w:tabs>
+        <w:ind w:left="5040" w:hanging="360"/>
+      </w:pPr>
+      <w:rPr>
+        <w:rFonts w:ascii="Wingdings" w:hAnsi="Wingdings" w:hint="default"/>
+        <w:sz w:val="20"/>
+      </w:rPr>
+    </w:lvl>
+    <w:lvl w:ilvl="7" w:tentative="1">
+      <w:start w:val="1"/>
+      <w:numFmt w:val="bullet"/>
+      <w:lvlText w:val=""/>
+      <w:lvlJc w:val="left"/>
+      <w:pPr>
+        <w:tabs>
+          <w:tab w:val="num" w:pos="5760"/>
+        </w:tabs>
+        <w:ind w:left="5760" w:hanging="360"/>
+      </w:pPr>
+      <w:rPr>
+        <w:rFonts w:ascii="Wingdings" w:hAnsi="Wingdings" w:hint="default"/>
+        <w:sz w:val="20"/>
+      </w:rPr>
+    </w:lvl>
+    <w:lvl w:ilvl="8" w:tentative="1">
+      <w:start w:val="1"/>
+      <w:numFmt w:val="bullet"/>
+      <w:lvlText w:val=""/>
+      <w:lvlJc w:val="left"/>
+      <w:pPr>
+        <w:tabs>
+          <w:tab w:val="num" w:pos="6480"/>
+        </w:tabs>
+        <w:ind w:left="6480" w:hanging="360"/>
+      </w:pPr>
+      <w:rPr>
+        <w:rFonts w:ascii="Wingdings" w:hAnsi="Wingdings" w:hint="default"/>
+        <w:sz w:val="20"/>
+      </w:rPr>
+    </w:lvl>
+  </w:abstractNum>
+  <w:abstractNum w:abstractNumId="3" w15:restartNumberingAfterBreak="0">
+    <w:nsid w:val="2AC21DB3"/>
+    <w:multiLevelType w:val="multilevel"/>
+    <w:tmpl w:val="2A14B7D0"/>
+    <w:lvl w:ilvl="0">
+      <w:start w:val="1"/>
+      <w:numFmt w:val="bullet"/>
+      <w:lvlText w:val=""/>
+      <w:lvlJc w:val="left"/>
+      <w:pPr>
+        <w:tabs>
+          <w:tab w:val="num" w:pos="720"/>
+        </w:tabs>
+        <w:ind w:left="720" w:hanging="360"/>
+      </w:pPr>
+      <w:rPr>
+        <w:rFonts w:ascii="Symbol" w:hAnsi="Symbol" w:hint="default"/>
+        <w:sz w:val="20"/>
+      </w:rPr>
+    </w:lvl>
+    <w:lvl w:ilvl="1" w:tentative="1">
+      <w:start w:val="1"/>
+      <w:numFmt w:val="bullet"/>
+      <w:lvlText w:val="o"/>
+      <w:lvlJc w:val="left"/>
+      <w:pPr>
+        <w:tabs>
+          <w:tab w:val="num" w:pos="1440"/>
+        </w:tabs>
+        <w:ind w:left="1440" w:hanging="360"/>
+      </w:pPr>
+      <w:rPr>
+        <w:rFonts w:ascii="Courier New" w:hAnsi="Courier New" w:hint="default"/>
+        <w:sz w:val="20"/>
+      </w:rPr>
+    </w:lvl>
+    <w:lvl w:ilvl="2" w:tentative="1">
+      <w:start w:val="1"/>
+      <w:numFmt w:val="bullet"/>
+      <w:lvlText w:val=""/>
+      <w:lvlJc w:val="left"/>
+      <w:pPr>
+        <w:tabs>
+          <w:tab w:val="num" w:pos="2160"/>
+        </w:tabs>
+        <w:ind w:left="2160" w:hanging="360"/>
+      </w:pPr>
+      <w:rPr>
+        <w:rFonts w:ascii="Wingdings" w:hAnsi="Wingdings" w:hint="default"/>
+        <w:sz w:val="20"/>
+      </w:rPr>
+    </w:lvl>
+    <w:lvl w:ilvl="3" w:tentative="1">
+      <w:start w:val="1"/>
+      <w:numFmt w:val="bullet"/>
+      <w:lvlText w:val=""/>
+      <w:lvlJc w:val="left"/>
+      <w:pPr>
+        <w:tabs>
+          <w:tab w:val="num" w:pos="2880"/>
+        </w:tabs>
+        <w:ind w:left="2880" w:hanging="360"/>
+      </w:pPr>
+      <w:rPr>
+        <w:rFonts w:ascii="Wingdings" w:hAnsi="Wingdings" w:hint="default"/>
+        <w:sz w:val="20"/>
+      </w:rPr>
+    </w:lvl>
+    <w:lvl w:ilvl="4" w:tentative="1">
+      <w:start w:val="1"/>
+      <w:numFmt w:val="bullet"/>
+      <w:lvlText w:val=""/>
+      <w:lvlJc w:val="left"/>
+      <w:pPr>
+        <w:tabs>
+          <w:tab w:val="num" w:pos="3600"/>
+        </w:tabs>
+        <w:ind w:left="3600" w:hanging="360"/>
+      </w:pPr>
+      <w:rPr>
+        <w:rFonts w:ascii="Wingdings" w:hAnsi="Wingdings" w:hint="default"/>
+        <w:sz w:val="20"/>
+      </w:rPr>
+    </w:lvl>
+    <w:lvl w:ilvl="5" w:tentative="1">
+      <w:start w:val="1"/>
+      <w:numFmt w:val="bullet"/>
+      <w:lvlText w:val=""/>
+      <w:lvlJc w:val="left"/>
+      <w:pPr>
+        <w:tabs>
+          <w:tab w:val="num" w:pos="4320"/>
+        </w:tabs>
+        <w:ind w:left="4320" w:hanging="360"/>
+      </w:pPr>
+      <w:rPr>
+        <w:rFonts w:ascii="Wingdings" w:hAnsi="Wingdings" w:hint="default"/>
+        <w:sz w:val="20"/>
+      </w:rPr>
+    </w:lvl>
+    <w:lvl w:ilvl="6" w:tentative="1">
+      <w:start w:val="1"/>
+      <w:numFmt w:val="bullet"/>
+      <w:lvlText w:val=""/>
+      <w:lvlJc w:val="left"/>
+      <w:pPr>
+        <w:tabs>
+          <w:tab w:val="num" w:pos="5040"/>
+        </w:tabs>
+        <w:ind w:left="5040" w:hanging="360"/>
+      </w:pPr>
+      <w:rPr>
+        <w:rFonts w:ascii="Wingdings" w:hAnsi="Wingdings" w:hint="default"/>
+        <w:sz w:val="20"/>
+      </w:rPr>
+    </w:lvl>
+    <w:lvl w:ilvl="7" w:tentative="1">
+      <w:start w:val="1"/>
+      <w:numFmt w:val="bullet"/>
+      <w:lvlText w:val=""/>
+      <w:lvlJc w:val="left"/>
+      <w:pPr>
+        <w:tabs>
+          <w:tab w:val="num" w:pos="5760"/>
+        </w:tabs>
+        <w:ind w:left="5760" w:hanging="360"/>
+      </w:pPr>
+      <w:rPr>
+        <w:rFonts w:ascii="Wingdings" w:hAnsi="Wingdings" w:hint="default"/>
+        <w:sz w:val="20"/>
+      </w:rPr>
+    </w:lvl>
+    <w:lvl w:ilvl="8" w:tentative="1">
+      <w:start w:val="1"/>
+      <w:numFmt w:val="bullet"/>
+      <w:lvlText w:val=""/>
+      <w:lvlJc w:val="left"/>
+      <w:pPr>
+        <w:tabs>
+          <w:tab w:val="num" w:pos="6480"/>
+        </w:tabs>
+        <w:ind w:left="6480" w:hanging="360"/>
+      </w:pPr>
+      <w:rPr>
+        <w:rFonts w:ascii="Wingdings" w:hAnsi="Wingdings" w:hint="default"/>
+        <w:sz w:val="20"/>
+      </w:rPr>
+    </w:lvl>
+  </w:abstractNum>
+  <w:abstractNum w:abstractNumId="4" w15:restartNumberingAfterBreak="0">
+    <w:nsid w:val="37B60E09"/>
+    <w:multiLevelType w:val="multilevel"/>
+    <w:tmpl w:val="2D381A16"/>
+    <w:lvl w:ilvl="0">
+      <w:start w:val="1"/>
+      <w:numFmt w:val="bullet"/>
+      <w:lvlText w:val=""/>
+      <w:lvlJc w:val="left"/>
+      <w:pPr>
+        <w:tabs>
+          <w:tab w:val="num" w:pos="720"/>
+        </w:tabs>
+        <w:ind w:left="720" w:hanging="360"/>
+      </w:pPr>
+      <w:rPr>
+        <w:rFonts w:ascii="Symbol" w:hAnsi="Symbol" w:hint="default"/>
+        <w:sz w:val="20"/>
+      </w:rPr>
+    </w:lvl>
+    <w:lvl w:ilvl="1" w:tentative="1">
+      <w:start w:val="1"/>
+      <w:numFmt w:val="bullet"/>
+      <w:lvlText w:val="o"/>
+      <w:lvlJc w:val="left"/>
+      <w:pPr>
+        <w:tabs>
+          <w:tab w:val="num" w:pos="1440"/>
+        </w:tabs>
+        <w:ind w:left="1440" w:hanging="360"/>
+      </w:pPr>
+      <w:rPr>
+        <w:rFonts w:ascii="Courier New" w:hAnsi="Courier New" w:hint="default"/>
+        <w:sz w:val="20"/>
+      </w:rPr>
+    </w:lvl>
+    <w:lvl w:ilvl="2" w:tentative="1">
+      <w:start w:val="1"/>
+      <w:numFmt w:val="bullet"/>
+      <w:lvlText w:val=""/>
+      <w:lvlJc w:val="left"/>
+      <w:pPr>
+        <w:tabs>
+          <w:tab w:val="num" w:pos="2160"/>
+        </w:tabs>
+        <w:ind w:left="2160" w:hanging="360"/>
+      </w:pPr>
+      <w:rPr>
+        <w:rFonts w:ascii="Wingdings" w:hAnsi="Wingdings" w:hint="default"/>
+        <w:sz w:val="20"/>
+      </w:rPr>
+    </w:lvl>
+    <w:lvl w:ilvl="3" w:tentative="1">
+      <w:start w:val="1"/>
+      <w:numFmt w:val="bullet"/>
+      <w:lvlText w:val=""/>
+      <w:lvlJc w:val="left"/>
+      <w:pPr>
+        <w:tabs>
+          <w:tab w:val="num" w:pos="2880"/>
+        </w:tabs>
+        <w:ind w:left="2880" w:hanging="360"/>
+      </w:pPr>
+      <w:rPr>
+        <w:rFonts w:ascii="Wingdings" w:hAnsi="Wingdings" w:hint="default"/>
+        <w:sz w:val="20"/>
+      </w:rPr>
+    </w:lvl>
+    <w:lvl w:ilvl="4" w:tentative="1">
+      <w:start w:val="1"/>
+      <w:numFmt w:val="bullet"/>
+      <w:lvlText w:val=""/>
+      <w:lvlJc w:val="left"/>
+      <w:pPr>
+        <w:tabs>
+          <w:tab w:val="num" w:pos="3600"/>
+        </w:tabs>
+        <w:ind w:left="3600" w:hanging="360"/>
+      </w:pPr>
+      <w:rPr>
+        <w:rFonts w:ascii="Wingdings" w:hAnsi="Wingdings" w:hint="default"/>
+        <w:sz w:val="20"/>
+      </w:rPr>
+    </w:lvl>
+    <w:lvl w:ilvl="5" w:tentative="1">
+      <w:start w:val="1"/>
+      <w:numFmt w:val="bullet"/>
+      <w:lvlText w:val=""/>
+      <w:lvlJc w:val="left"/>
+      <w:pPr>
+        <w:tabs>
+          <w:tab w:val="num" w:pos="4320"/>
+        </w:tabs>
+        <w:ind w:left="4320" w:hanging="360"/>
+      </w:pPr>
+      <w:rPr>
+        <w:rFonts w:ascii="Wingdings" w:hAnsi="Wingdings" w:hint="default"/>
+        <w:sz w:val="20"/>
+      </w:rPr>
+    </w:lvl>
+    <w:lvl w:ilvl="6" w:tentative="1">
+      <w:start w:val="1"/>
+      <w:numFmt w:val="bullet"/>
+      <w:lvlText w:val=""/>
+      <w:lvlJc w:val="left"/>
+      <w:pPr>
+        <w:tabs>
+          <w:tab w:val="num" w:pos="5040"/>
+        </w:tabs>
+        <w:ind w:left="5040" w:hanging="360"/>
+      </w:pPr>
+      <w:rPr>
+        <w:rFonts w:ascii="Wingdings" w:hAnsi="Wingdings" w:hint="default"/>
+        <w:sz w:val="20"/>
+      </w:rPr>
+    </w:lvl>
+    <w:lvl w:ilvl="7" w:tentative="1">
+      <w:start w:val="1"/>
+      <w:numFmt w:val="bullet"/>
+      <w:lvlText w:val=""/>
+      <w:lvlJc w:val="left"/>
+      <w:pPr>
+        <w:tabs>
+          <w:tab w:val="num" w:pos="5760"/>
+        </w:tabs>
+        <w:ind w:left="5760" w:hanging="360"/>
+      </w:pPr>
+      <w:rPr>
+        <w:rFonts w:ascii="Wingdings" w:hAnsi="Wingdings" w:hint="default"/>
+        <w:sz w:val="20"/>
+      </w:rPr>
+    </w:lvl>
+    <w:lvl w:ilvl="8" w:tentative="1">
+      <w:start w:val="1"/>
+      <w:numFmt w:val="bullet"/>
+      <w:lvlText w:val=""/>
+      <w:lvlJc w:val="left"/>
+      <w:pPr>
+        <w:tabs>
+          <w:tab w:val="num" w:pos="6480"/>
+        </w:tabs>
+        <w:ind w:left="6480" w:hanging="360"/>
+      </w:pPr>
+      <w:rPr>
+        <w:rFonts w:ascii="Wingdings" w:hAnsi="Wingdings" w:hint="default"/>
+        <w:sz w:val="20"/>
+      </w:rPr>
+    </w:lvl>
+  </w:abstractNum>
+  <w:abstractNum w:abstractNumId="5" w15:restartNumberingAfterBreak="0">
+    <w:nsid w:val="5F5E5B30"/>
+    <w:multiLevelType w:val="multilevel"/>
+    <w:tmpl w:val="F94C6212"/>
+    <w:lvl w:ilvl="0">
+      <w:start w:val="1"/>
+      <w:numFmt w:val="bullet"/>
+      <w:lvlText w:val=""/>
+      <w:lvlJc w:val="left"/>
+      <w:pPr>
+        <w:tabs>
+          <w:tab w:val="num" w:pos="720"/>
+        </w:tabs>
+        <w:ind w:left="720" w:hanging="360"/>
+      </w:pPr>
+      <w:rPr>
+        <w:rFonts w:ascii="Symbol" w:hAnsi="Symbol" w:hint="default"/>
+        <w:sz w:val="20"/>
+      </w:rPr>
+    </w:lvl>
+    <w:lvl w:ilvl="1">
+      <w:start w:val="1"/>
+      <w:numFmt w:val="bullet"/>
+      <w:lvlText w:val="o"/>
+      <w:lvlJc w:val="left"/>
+      <w:pPr>
+        <w:tabs>
+          <w:tab w:val="num" w:pos="1440"/>
+        </w:tabs>
+        <w:ind w:left="1440" w:hanging="360"/>
+      </w:pPr>
+      <w:rPr>
+        <w:rFonts w:ascii="Courier New" w:hAnsi="Courier New" w:hint="default"/>
+        <w:sz w:val="20"/>
+      </w:rPr>
+    </w:lvl>
+    <w:lvl w:ilvl="2" w:tentative="1">
+      <w:start w:val="1"/>
+      <w:numFmt w:val="bullet"/>
+      <w:lvlText w:val=""/>
+      <w:lvlJc w:val="left"/>
+      <w:pPr>
+        <w:tabs>
+          <w:tab w:val="num" w:pos="2160"/>
+        </w:tabs>
+        <w:ind w:left="2160" w:hanging="360"/>
+      </w:pPr>
+      <w:rPr>
+        <w:rFonts w:ascii="Wingdings" w:hAnsi="Wingdings" w:hint="default"/>
+        <w:sz w:val="20"/>
+      </w:rPr>
+    </w:lvl>
+    <w:lvl w:ilvl="3" w:tentative="1">
+      <w:start w:val="1"/>
+      <w:numFmt w:val="bullet"/>
+      <w:lvlText w:val=""/>
+      <w:lvlJc w:val="left"/>
+      <w:pPr>
+        <w:tabs>
+          <w:tab w:val="num" w:pos="2880"/>
+        </w:tabs>
+        <w:ind w:left="2880" w:hanging="360"/>
+      </w:pPr>
+      <w:rPr>
+        <w:rFonts w:ascii="Wingdings" w:hAnsi="Wingdings" w:hint="default"/>
+        <w:sz w:val="20"/>
+      </w:rPr>
+    </w:lvl>
+    <w:lvl w:ilvl="4" w:tentative="1">
+      <w:start w:val="1"/>
+      <w:numFmt w:val="bullet"/>
+      <w:lvlText w:val=""/>
+      <w:lvlJc w:val="left"/>
+      <w:pPr>
+        <w:tabs>
+          <w:tab w:val="num" w:pos="3600"/>
+        </w:tabs>
+        <w:ind w:left="3600" w:hanging="360"/>
+      </w:pPr>
+      <w:rPr>
+        <w:rFonts w:ascii="Wingdings" w:hAnsi="Wingdings" w:hint="default"/>
+        <w:sz w:val="20"/>
+      </w:rPr>
+    </w:lvl>
+    <w:lvl w:ilvl="5" w:tentative="1">
+      <w:start w:val="1"/>
+      <w:numFmt w:val="bullet"/>
+      <w:lvlText w:val=""/>
+      <w:lvlJc w:val="left"/>
+      <w:pPr>
+        <w:tabs>
+          <w:tab w:val="num" w:pos="4320"/>
+        </w:tabs>
+        <w:ind w:left="4320" w:hanging="360"/>
+      </w:pPr>
+      <w:rPr>
+        <w:rFonts w:ascii="Wingdings" w:hAnsi="Wingdings" w:hint="default"/>
+        <w:sz w:val="20"/>
+      </w:rPr>
+    </w:lvl>
+    <w:lvl w:ilvl="6" w:tentative="1">
+      <w:start w:val="1"/>
+      <w:numFmt w:val="bullet"/>
+      <w:lvlText w:val=""/>
+      <w:lvlJc w:val="left"/>
+      <w:pPr>
+        <w:tabs>
+          <w:tab w:val="num" w:pos="5040"/>
+        </w:tabs>
+        <w:ind w:left="5040" w:hanging="360"/>
+      </w:pPr>
+      <w:rPr>
+        <w:rFonts w:ascii="Wingdings" w:hAnsi="Wingdings" w:hint="default"/>
+        <w:sz w:val="20"/>
+      </w:rPr>
+    </w:lvl>
+    <w:lvl w:ilvl="7" w:tentative="1">
+      <w:start w:val="1"/>
+      <w:numFmt w:val="bullet"/>
+      <w:lvlText w:val=""/>
+      <w:lvlJc w:val="left"/>
+      <w:pPr>
+        <w:tabs>
+          <w:tab w:val="num" w:pos="5760"/>
+        </w:tabs>
+        <w:ind w:left="5760" w:hanging="360"/>
+      </w:pPr>
+      <w:rPr>
+        <w:rFonts w:ascii="Wingdings" w:hAnsi="Wingdings" w:hint="default"/>
+        <w:sz w:val="20"/>
+      </w:rPr>
+    </w:lvl>
+    <w:lvl w:ilvl="8" w:tentative="1">
+      <w:start w:val="1"/>
+      <w:numFmt w:val="bullet"/>
+      <w:lvlText w:val=""/>
+      <w:lvlJc w:val="left"/>
+      <w:pPr>
+        <w:tabs>
+          <w:tab w:val="num" w:pos="6480"/>
+        </w:tabs>
+        <w:ind w:left="6480" w:hanging="360"/>
+      </w:pPr>
+      <w:rPr>
+        <w:rFonts w:ascii="Wingdings" w:hAnsi="Wingdings" w:hint="default"/>
+        <w:sz w:val="20"/>
+      </w:rPr>
+    </w:lvl>
+  </w:abstractNum>
+  <w:abstractNum w:abstractNumId="6" w15:restartNumberingAfterBreak="0">
+    <w:nsid w:val="6CB94DF1"/>
+    <w:multiLevelType w:val="multilevel"/>
+    <w:tmpl w:val="C9904B92"/>
+    <w:lvl w:ilvl="0">
+      <w:start w:val="1"/>
+      <w:numFmt w:val="bullet"/>
+      <w:lvlText w:val=""/>
+      <w:lvlJc w:val="left"/>
+      <w:pPr>
+        <w:tabs>
+          <w:tab w:val="num" w:pos="720"/>
+        </w:tabs>
+        <w:ind w:left="720" w:hanging="360"/>
+      </w:pPr>
+      <w:rPr>
+        <w:rFonts w:ascii="Symbol" w:hAnsi="Symbol" w:hint="default"/>
+        <w:sz w:val="20"/>
+      </w:rPr>
+    </w:lvl>
+    <w:lvl w:ilvl="1">
+      <w:start w:val="1"/>
+      <w:numFmt w:val="bullet"/>
+      <w:lvlText w:val="o"/>
+      <w:lvlJc w:val="left"/>
+      <w:pPr>
+        <w:tabs>
+          <w:tab w:val="num" w:pos="1440"/>
+        </w:tabs>
+        <w:ind w:left="1440" w:hanging="360"/>
+      </w:pPr>
+      <w:rPr>
+        <w:rFonts w:ascii="Courier New" w:hAnsi="Courier New" w:hint="default"/>
+        <w:sz w:val="20"/>
+      </w:rPr>
+    </w:lvl>
+    <w:lvl w:ilvl="2" w:tentative="1">
+      <w:start w:val="1"/>
+      <w:numFmt w:val="bullet"/>
+      <w:lvlText w:val=""/>
+      <w:lvlJc w:val="left"/>
+      <w:pPr>
+        <w:tabs>
+          <w:tab w:val="num" w:pos="2160"/>
+        </w:tabs>
+        <w:ind w:left="2160" w:hanging="360"/>
+      </w:pPr>
+      <w:rPr>
+        <w:rFonts w:ascii="Wingdings" w:hAnsi="Wingdings" w:hint="default"/>
+        <w:sz w:val="20"/>
+      </w:rPr>
+    </w:lvl>
+    <w:lvl w:ilvl="3" w:tentative="1">
+      <w:start w:val="1"/>
+      <w:numFmt w:val="bullet"/>
+      <w:lvlText w:val=""/>
+      <w:lvlJc w:val="left"/>
+      <w:pPr>
+        <w:tabs>
+          <w:tab w:val="num" w:pos="2880"/>
+        </w:tabs>
+        <w:ind w:left="2880" w:hanging="360"/>
+      </w:pPr>
+      <w:rPr>
+        <w:rFonts w:ascii="Wingdings" w:hAnsi="Wingdings" w:hint="default"/>
+        <w:sz w:val="20"/>
+      </w:rPr>
+    </w:lvl>
+    <w:lvl w:ilvl="4" w:tentative="1">
+      <w:start w:val="1"/>
+      <w:numFmt w:val="bullet"/>
+      <w:lvlText w:val=""/>
+      <w:lvlJc w:val="left"/>
+      <w:pPr>
+        <w:tabs>
+          <w:tab w:val="num" w:pos="3600"/>
+        </w:tabs>
+        <w:ind w:left="3600" w:hanging="360"/>
+      </w:pPr>
+      <w:rPr>
+        <w:rFonts w:ascii="Wingdings" w:hAnsi="Wingdings" w:hint="default"/>
+        <w:sz w:val="20"/>
+      </w:rPr>
+    </w:lvl>
+    <w:lvl w:ilvl="5" w:tentative="1">
+      <w:start w:val="1"/>
+      <w:numFmt w:val="bullet"/>
+      <w:lvlText w:val=""/>
+      <w:lvlJc w:val="left"/>
+      <w:pPr>
+        <w:tabs>
+          <w:tab w:val="num" w:pos="4320"/>
+        </w:tabs>
+        <w:ind w:left="4320" w:hanging="360"/>
+      </w:pPr>
+      <w:rPr>
+        <w:rFonts w:ascii="Wingdings" w:hAnsi="Wingdings" w:hint="default"/>
+        <w:sz w:val="20"/>
+      </w:rPr>
+    </w:lvl>
+    <w:lvl w:ilvl="6" w:tentative="1">
+      <w:start w:val="1"/>
+      <w:numFmt w:val="bullet"/>
+      <w:lvlText w:val=""/>
+      <w:lvlJc w:val="left"/>
+      <w:pPr>
+        <w:tabs>
+          <w:tab w:val="num" w:pos="5040"/>
+        </w:tabs>
+        <w:ind w:left="5040" w:hanging="360"/>
+      </w:pPr>
+      <w:rPr>
+        <w:rFonts w:ascii="Wingdings" w:hAnsi="Wingdings" w:hint="default"/>
+        <w:sz w:val="20"/>
+      </w:rPr>
+    </w:lvl>
+    <w:lvl w:ilvl="7" w:tentative="1">
+      <w:start w:val="1"/>
+      <w:numFmt w:val="bullet"/>
+      <w:lvlText w:val=""/>
+      <w:lvlJc w:val="left"/>
+      <w:pPr>
+        <w:tabs>
+          <w:tab w:val="num" w:pos="5760"/>
+        </w:tabs>
+        <w:ind w:left="5760" w:hanging="360"/>
+      </w:pPr>
+      <w:rPr>
+        <w:rFonts w:ascii="Wingdings" w:hAnsi="Wingdings" w:hint="default"/>
+        <w:sz w:val="20"/>
+      </w:rPr>
+    </w:lvl>
+    <w:lvl w:ilvl="8" w:tentative="1">
+      <w:start w:val="1"/>
+      <w:numFmt w:val="bullet"/>
+      <w:lvlText w:val=""/>
+      <w:lvlJc w:val="left"/>
+      <w:pPr>
+        <w:tabs>
+          <w:tab w:val="num" w:pos="6480"/>
+        </w:tabs>
+        <w:ind w:left="6480" w:hanging="360"/>
+      </w:pPr>
+      <w:rPr>
+        <w:rFonts w:ascii="Wingdings" w:hAnsi="Wingdings" w:hint="default"/>
+        <w:sz w:val="20"/>
+      </w:rPr>
+    </w:lvl>
+  </w:abstractNum>
+  <w:abstractNum w:abstractNumId="7" w15:restartNumberingAfterBreak="0">
+    <w:nsid w:val="7270125F"/>
+    <w:multiLevelType w:val="multilevel"/>
+    <w:tmpl w:val="CE38ED2A"/>
+    <w:lvl w:ilvl="0">
+      <w:start w:val="1"/>
+      <w:numFmt w:val="bullet"/>
+      <w:lvlText w:val=""/>
+      <w:lvlJc w:val="left"/>
+      <w:pPr>
+        <w:tabs>
+          <w:tab w:val="num" w:pos="720"/>
+        </w:tabs>
+        <w:ind w:left="720" w:hanging="360"/>
+      </w:pPr>
+      <w:rPr>
+        <w:rFonts w:ascii="Symbol" w:hAnsi="Symbol" w:hint="default"/>
+        <w:sz w:val="20"/>
+      </w:rPr>
+    </w:lvl>
+    <w:lvl w:ilvl="1" w:tentative="1">
+      <w:start w:val="1"/>
+      <w:numFmt w:val="bullet"/>
+      <w:lvlText w:val="o"/>
+      <w:lvlJc w:val="left"/>
+      <w:pPr>
+        <w:tabs>
+          <w:tab w:val="num" w:pos="1440"/>
+        </w:tabs>
+        <w:ind w:left="1440" w:hanging="360"/>
+      </w:pPr>
+      <w:rPr>
+        <w:rFonts w:ascii="Courier New" w:hAnsi="Courier New" w:hint="default"/>
+        <w:sz w:val="20"/>
+      </w:rPr>
+    </w:lvl>
+    <w:lvl w:ilvl="2" w:tentative="1">
+      <w:start w:val="1"/>
+      <w:numFmt w:val="bullet"/>
+      <w:lvlText w:val=""/>
+      <w:lvlJc w:val="left"/>
+      <w:pPr>
+        <w:tabs>
+          <w:tab w:val="num" w:pos="2160"/>
+        </w:tabs>
+        <w:ind w:left="2160" w:hanging="360"/>
+      </w:pPr>
+      <w:rPr>
+        <w:rFonts w:ascii="Wingdings" w:hAnsi="Wingdings" w:hint="default"/>
+        <w:sz w:val="20"/>
+      </w:rPr>
+    </w:lvl>
+    <w:lvl w:ilvl="3" w:tentative="1">
+      <w:start w:val="1"/>
+      <w:numFmt w:val="bullet"/>
+      <w:lvlText w:val=""/>
+      <w:lvlJc w:val="left"/>
+      <w:pPr>
+        <w:tabs>
+          <w:tab w:val="num" w:pos="2880"/>
+        </w:tabs>
+        <w:ind w:left="2880" w:hanging="360"/>
+      </w:pPr>
+      <w:rPr>
+        <w:rFonts w:ascii="Wingdings" w:hAnsi="Wingdings" w:hint="default"/>
+        <w:sz w:val="20"/>
+      </w:rPr>
+    </w:lvl>
+    <w:lvl w:ilvl="4" w:tentative="1">
+      <w:start w:val="1"/>
+      <w:numFmt w:val="bullet"/>
+      <w:lvlText w:val=""/>
+      <w:lvlJc w:val="left"/>
+      <w:pPr>
+        <w:tabs>
+          <w:tab w:val="num" w:pos="3600"/>
+        </w:tabs>
+        <w:ind w:left="3600" w:hanging="360"/>
+      </w:pPr>
+      <w:rPr>
+        <w:rFonts w:ascii="Wingdings" w:hAnsi="Wingdings" w:hint="default"/>
+        <w:sz w:val="20"/>
+      </w:rPr>
+    </w:lvl>
+    <w:lvl w:ilvl="5" w:tentative="1">
+      <w:start w:val="1"/>
+      <w:numFmt w:val="bullet"/>
+      <w:lvlText w:val=""/>
+      <w:lvlJc w:val="left"/>
+      <w:pPr>
+        <w:tabs>
+          <w:tab w:val="num" w:pos="4320"/>
+        </w:tabs>
+        <w:ind w:left="4320" w:hanging="360"/>
+      </w:pPr>
+      <w:rPr>
+        <w:rFonts w:ascii="Wingdings" w:hAnsi="Wingdings" w:hint="default"/>
+        <w:sz w:val="20"/>
+      </w:rPr>
+    </w:lvl>
+    <w:lvl w:ilvl="6" w:tentative="1">
+      <w:start w:val="1"/>
+      <w:numFmt w:val="bullet"/>
+      <w:lvlText w:val=""/>
+      <w:lvlJc w:val="left"/>
+      <w:pPr>
+        <w:tabs>
+          <w:tab w:val="num" w:pos="5040"/>
+        </w:tabs>
+        <w:ind w:left="5040" w:hanging="360"/>
+      </w:pPr>
+      <w:rPr>
+        <w:rFonts w:ascii="Wingdings" w:hAnsi="Wingdings" w:hint="default"/>
+        <w:sz w:val="20"/>
+      </w:rPr>
+    </w:lvl>
+    <w:lvl w:ilvl="7" w:tentative="1">
+      <w:start w:val="1"/>
+      <w:numFmt w:val="bullet"/>
+      <w:lvlText w:val=""/>
+      <w:lvlJc w:val="left"/>
+      <w:pPr>
+        <w:tabs>
+          <w:tab w:val="num" w:pos="5760"/>
+        </w:tabs>
+        <w:ind w:left="5760" w:hanging="360"/>
+      </w:pPr>
+      <w:rPr>
+        <w:rFonts w:ascii="Wingdings" w:hAnsi="Wingdings" w:hint="default"/>
+        <w:sz w:val="20"/>
+      </w:rPr>
+    </w:lvl>
+    <w:lvl w:ilvl="8" w:tentative="1">
+      <w:start w:val="1"/>
+      <w:numFmt w:val="bullet"/>
+      <w:lvlText w:val=""/>
+      <w:lvlJc w:val="left"/>
+      <w:pPr>
+        <w:tabs>
+          <w:tab w:val="num" w:pos="6480"/>
+        </w:tabs>
+        <w:ind w:left="6480" w:hanging="360"/>
+      </w:pPr>
+      <w:rPr>
+        <w:rFonts w:ascii="Wingdings" w:hAnsi="Wingdings" w:hint="default"/>
+        <w:sz w:val="20"/>
+      </w:rPr>
+    </w:lvl>
+  </w:abstractNum>
+  <w:abstractNum w:abstractNumId="8" w15:restartNumberingAfterBreak="0">
     <w:nsid w:val="77AD71CA"/>
     <w:multiLevelType w:val="multilevel"/>
     <w:tmpl w:val="6B668596"/>
@@ -6902,7 +13427,7 @@
       </w:pPr>
     </w:lvl>
   </w:abstractNum>
-  <w:abstractNum w:abstractNumId="3" w15:restartNumberingAfterBreak="0">
+  <w:abstractNum w:abstractNumId="9" w15:restartNumberingAfterBreak="0">
     <w:nsid w:val="79FC7D23"/>
     <w:multiLevelType w:val="hybridMultilevel"/>
     <w:tmpl w:val="39469346"/>
@@ -7016,16 +13541,34 @@
     </w:lvl>
   </w:abstractNum>
   <w:num w:numId="1" w16cid:durableId="858129348">
-    <w:abstractNumId w:val="2"/>
+    <w:abstractNumId w:val="8"/>
   </w:num>
   <w:num w:numId="2" w16cid:durableId="471138844">
+    <w:abstractNumId w:val="4"/>
+  </w:num>
+  <w:num w:numId="3" w16cid:durableId="204946199">
+    <w:abstractNumId w:val="3"/>
+  </w:num>
+  <w:num w:numId="4" w16cid:durableId="248658578">
+    <w:abstractNumId w:val="9"/>
+  </w:num>
+  <w:num w:numId="5" w16cid:durableId="44377043">
+    <w:abstractNumId w:val="7"/>
+  </w:num>
+  <w:num w:numId="6" w16cid:durableId="1537111920">
+    <w:abstractNumId w:val="0"/>
+  </w:num>
+  <w:num w:numId="7" w16cid:durableId="1971281354">
     <w:abstractNumId w:val="1"/>
   </w:num>
-  <w:num w:numId="3" w16cid:durableId="204946199">
-    <w:abstractNumId w:val="0"/>
+  <w:num w:numId="8" w16cid:durableId="1256210401">
+    <w:abstractNumId w:val="6"/>
   </w:num>
-  <w:num w:numId="4" w16cid:durableId="248658578">
-    <w:abstractNumId w:val="3"/>
+  <w:num w:numId="9" w16cid:durableId="1747994881">
+    <w:abstractNumId w:val="5"/>
+  </w:num>
+  <w:num w:numId="10" w16cid:durableId="312488759">
+    <w:abstractNumId w:val="2"/>
   </w:num>
 </w:numbering>
 </file>
@@ -7430,6 +13973,7 @@
   <w:style w:type="paragraph" w:default="1" w:styleId="Normal">
     <w:name w:val="Normal"/>
     <w:qFormat/>
+    <w:rsid w:val="0036272A"/>
   </w:style>
   <w:style w:type="paragraph" w:styleId="Ttulo1">
     <w:name w:val="heading 1"/>
@@ -7438,7 +13982,7 @@
     <w:link w:val="Ttulo1Car"/>
     <w:uiPriority w:val="9"/>
     <w:qFormat/>
-    <w:rsid w:val="00DC31E2"/>
+    <w:rsid w:val="0036272A"/>
     <w:pPr>
       <w:keepNext/>
       <w:keepLines/>
@@ -7461,7 +14005,7 @@
     <w:semiHidden/>
     <w:unhideWhenUsed/>
     <w:qFormat/>
-    <w:rsid w:val="00DC31E2"/>
+    <w:rsid w:val="0036272A"/>
     <w:pPr>
       <w:keepNext/>
       <w:keepLines/>
@@ -7484,7 +14028,7 @@
     <w:semiHidden/>
     <w:unhideWhenUsed/>
     <w:qFormat/>
-    <w:rsid w:val="00DC31E2"/>
+    <w:rsid w:val="0036272A"/>
     <w:pPr>
       <w:keepNext/>
       <w:keepLines/>
@@ -7507,7 +14051,7 @@
     <w:semiHidden/>
     <w:unhideWhenUsed/>
     <w:qFormat/>
-    <w:rsid w:val="00DC31E2"/>
+    <w:rsid w:val="0036272A"/>
     <w:pPr>
       <w:keepNext/>
       <w:keepLines/>
@@ -7530,7 +14074,7 @@
     <w:semiHidden/>
     <w:unhideWhenUsed/>
     <w:qFormat/>
-    <w:rsid w:val="00DC31E2"/>
+    <w:rsid w:val="0036272A"/>
     <w:pPr>
       <w:keepNext/>
       <w:keepLines/>
@@ -7551,7 +14095,7 @@
     <w:semiHidden/>
     <w:unhideWhenUsed/>
     <w:qFormat/>
-    <w:rsid w:val="00DC31E2"/>
+    <w:rsid w:val="0036272A"/>
     <w:pPr>
       <w:keepNext/>
       <w:keepLines/>
@@ -7574,7 +14118,7 @@
     <w:semiHidden/>
     <w:unhideWhenUsed/>
     <w:qFormat/>
-    <w:rsid w:val="00DC31E2"/>
+    <w:rsid w:val="0036272A"/>
     <w:pPr>
       <w:keepNext/>
       <w:keepLines/>
@@ -7595,7 +14139,7 @@
     <w:semiHidden/>
     <w:unhideWhenUsed/>
     <w:qFormat/>
-    <w:rsid w:val="00DC31E2"/>
+    <w:rsid w:val="0036272A"/>
     <w:pPr>
       <w:keepNext/>
       <w:keepLines/>
@@ -7618,7 +14162,7 @@
     <w:semiHidden/>
     <w:unhideWhenUsed/>
     <w:qFormat/>
-    <w:rsid w:val="00DC31E2"/>
+    <w:rsid w:val="0036272A"/>
     <w:pPr>
       <w:keepNext/>
       <w:keepLines/>
@@ -7633,7 +14177,6 @@
   <w:style w:type="character" w:default="1" w:styleId="Fuentedeprrafopredeter">
     <w:name w:val="Default Paragraph Font"/>
     <w:uiPriority w:val="1"/>
-    <w:semiHidden/>
     <w:unhideWhenUsed/>
   </w:style>
   <w:style w:type="table" w:default="1" w:styleId="Tablanormal">
@@ -7662,7 +14205,7 @@
     <w:basedOn w:val="Fuentedeprrafopredeter"/>
     <w:link w:val="Ttulo1"/>
     <w:uiPriority w:val="9"/>
-    <w:rsid w:val="00DC31E2"/>
+    <w:rsid w:val="0036272A"/>
     <w:rPr>
       <w:rFonts w:asciiTheme="majorHAnsi" w:eastAsiaTheme="majorEastAsia" w:hAnsiTheme="majorHAnsi" w:cstheme="majorBidi"/>
       <w:color w:val="0F4761" w:themeColor="accent1" w:themeShade="BF"/>
@@ -7676,7 +14219,7 @@
     <w:link w:val="Ttulo2"/>
     <w:uiPriority w:val="9"/>
     <w:semiHidden/>
-    <w:rsid w:val="00DC31E2"/>
+    <w:rsid w:val="0036272A"/>
     <w:rPr>
       <w:rFonts w:asciiTheme="majorHAnsi" w:eastAsiaTheme="majorEastAsia" w:hAnsiTheme="majorHAnsi" w:cstheme="majorBidi"/>
       <w:color w:val="0F4761" w:themeColor="accent1" w:themeShade="BF"/>
@@ -7690,7 +14233,7 @@
     <w:link w:val="Ttulo3"/>
     <w:uiPriority w:val="9"/>
     <w:semiHidden/>
-    <w:rsid w:val="00DC31E2"/>
+    <w:rsid w:val="0036272A"/>
     <w:rPr>
       <w:rFonts w:eastAsiaTheme="majorEastAsia" w:cstheme="majorBidi"/>
       <w:color w:val="0F4761" w:themeColor="accent1" w:themeShade="BF"/>
@@ -7704,7 +14247,7 @@
     <w:link w:val="Ttulo4"/>
     <w:uiPriority w:val="9"/>
     <w:semiHidden/>
-    <w:rsid w:val="00DC31E2"/>
+    <w:rsid w:val="0036272A"/>
     <w:rPr>
       <w:rFonts w:eastAsiaTheme="majorEastAsia" w:cstheme="majorBidi"/>
       <w:i/>
@@ -7718,7 +14261,7 @@
     <w:link w:val="Ttulo5"/>
     <w:uiPriority w:val="9"/>
     <w:semiHidden/>
-    <w:rsid w:val="00DC31E2"/>
+    <w:rsid w:val="0036272A"/>
     <w:rPr>
       <w:rFonts w:eastAsiaTheme="majorEastAsia" w:cstheme="majorBidi"/>
       <w:color w:val="0F4761" w:themeColor="accent1" w:themeShade="BF"/>
@@ -7730,7 +14273,7 @@
     <w:link w:val="Ttulo6"/>
     <w:uiPriority w:val="9"/>
     <w:semiHidden/>
-    <w:rsid w:val="00DC31E2"/>
+    <w:rsid w:val="0036272A"/>
     <w:rPr>
       <w:rFonts w:eastAsiaTheme="majorEastAsia" w:cstheme="majorBidi"/>
       <w:i/>
@@ -7744,7 +14287,7 @@
     <w:link w:val="Ttulo7"/>
     <w:uiPriority w:val="9"/>
     <w:semiHidden/>
-    <w:rsid w:val="00DC31E2"/>
+    <w:rsid w:val="0036272A"/>
     <w:rPr>
       <w:rFonts w:eastAsiaTheme="majorEastAsia" w:cstheme="majorBidi"/>
       <w:color w:val="595959" w:themeColor="text1" w:themeTint="A6"/>
@@ -7756,7 +14299,7 @@
     <w:link w:val="Ttulo8"/>
     <w:uiPriority w:val="9"/>
     <w:semiHidden/>
-    <w:rsid w:val="00DC31E2"/>
+    <w:rsid w:val="0036272A"/>
     <w:rPr>
       <w:rFonts w:eastAsiaTheme="majorEastAsia" w:cstheme="majorBidi"/>
       <w:i/>
@@ -7770,7 +14313,7 @@
     <w:link w:val="Ttulo9"/>
     <w:uiPriority w:val="9"/>
     <w:semiHidden/>
-    <w:rsid w:val="00DC31E2"/>
+    <w:rsid w:val="0036272A"/>
     <w:rPr>
       <w:rFonts w:eastAsiaTheme="majorEastAsia" w:cstheme="majorBidi"/>
       <w:color w:val="272727" w:themeColor="text1" w:themeTint="D8"/>
@@ -7783,7 +14326,7 @@
     <w:link w:val="TtuloCar"/>
     <w:uiPriority w:val="10"/>
     <w:qFormat/>
-    <w:rsid w:val="00DC31E2"/>
+    <w:rsid w:val="0036272A"/>
     <w:pPr>
       <w:spacing w:after="80" w:line="240" w:lineRule="auto"/>
       <w:contextualSpacing/>
@@ -7801,7 +14344,7 @@
     <w:basedOn w:val="Fuentedeprrafopredeter"/>
     <w:link w:val="Ttulo"/>
     <w:uiPriority w:val="10"/>
-    <w:rsid w:val="00DC31E2"/>
+    <w:rsid w:val="0036272A"/>
     <w:rPr>
       <w:rFonts w:asciiTheme="majorHAnsi" w:eastAsiaTheme="majorEastAsia" w:hAnsiTheme="majorHAnsi" w:cstheme="majorBidi"/>
       <w:spacing w:val="-10"/>
@@ -7817,7 +14360,7 @@
     <w:link w:val="SubttuloCar"/>
     <w:uiPriority w:val="11"/>
     <w:qFormat/>
-    <w:rsid w:val="00DC31E2"/>
+    <w:rsid w:val="0036272A"/>
     <w:pPr>
       <w:numPr>
         <w:ilvl w:val="1"/>
@@ -7836,7 +14379,7 @@
     <w:basedOn w:val="Fuentedeprrafopredeter"/>
     <w:link w:val="Subttulo"/>
     <w:uiPriority w:val="11"/>
-    <w:rsid w:val="00DC31E2"/>
+    <w:rsid w:val="0036272A"/>
     <w:rPr>
       <w:rFonts w:eastAsiaTheme="majorEastAsia" w:cstheme="majorBidi"/>
       <w:color w:val="595959" w:themeColor="text1" w:themeTint="A6"/>
@@ -7852,7 +14395,7 @@
     <w:link w:val="CitaCar"/>
     <w:uiPriority w:val="29"/>
     <w:qFormat/>
-    <w:rsid w:val="00DC31E2"/>
+    <w:rsid w:val="0036272A"/>
     <w:pPr>
       <w:spacing w:before="160"/>
       <w:jc w:val="center"/>
@@ -7868,7 +14411,7 @@
     <w:basedOn w:val="Fuentedeprrafopredeter"/>
     <w:link w:val="Cita"/>
     <w:uiPriority w:val="29"/>
-    <w:rsid w:val="00DC31E2"/>
+    <w:rsid w:val="0036272A"/>
     <w:rPr>
       <w:i/>
       <w:iCs/>
@@ -7880,7 +14423,7 @@
     <w:basedOn w:val="Normal"/>
     <w:uiPriority w:val="34"/>
     <w:qFormat/>
-    <w:rsid w:val="00DC31E2"/>
+    <w:rsid w:val="0036272A"/>
     <w:pPr>
       <w:ind w:left="720"/>
       <w:contextualSpacing/>
@@ -7891,7 +14434,7 @@
     <w:basedOn w:val="Fuentedeprrafopredeter"/>
     <w:uiPriority w:val="21"/>
     <w:qFormat/>
-    <w:rsid w:val="00DC31E2"/>
+    <w:rsid w:val="0036272A"/>
     <w:rPr>
       <w:i/>
       <w:iCs/>
@@ -7905,7 +14448,7 @@
     <w:link w:val="CitadestacadaCar"/>
     <w:uiPriority w:val="30"/>
     <w:qFormat/>
-    <w:rsid w:val="00DC31E2"/>
+    <w:rsid w:val="0036272A"/>
     <w:pPr>
       <w:pBdr>
         <w:top w:val="single" w:sz="4" w:space="10" w:color="0F4761" w:themeColor="accent1" w:themeShade="BF"/>
@@ -7926,7 +14469,7 @@
     <w:basedOn w:val="Fuentedeprrafopredeter"/>
     <w:link w:val="Citadestacada"/>
     <w:uiPriority w:val="30"/>
-    <w:rsid w:val="00DC31E2"/>
+    <w:rsid w:val="0036272A"/>
     <w:rPr>
       <w:i/>
       <w:iCs/>
@@ -7938,7 +14481,7 @@
     <w:basedOn w:val="Fuentedeprrafopredeter"/>
     <w:uiPriority w:val="32"/>
     <w:qFormat/>
-    <w:rsid w:val="00DC31E2"/>
+    <w:rsid w:val="0036272A"/>
     <w:rPr>
       <w:b/>
       <w:bCs/>
@@ -7952,9 +14495,21 @@
     <w:basedOn w:val="Fuentedeprrafopredeter"/>
     <w:uiPriority w:val="99"/>
     <w:unhideWhenUsed/>
-    <w:rsid w:val="003A717A"/>
+    <w:rsid w:val="0036272A"/>
     <w:rPr>
       <w:color w:val="467886" w:themeColor="hyperlink"/>
+      <w:u w:val="single"/>
+    </w:rPr>
+  </w:style>
+  <w:style w:type="character" w:styleId="Hipervnculovisitado">
+    <w:name w:val="FollowedHyperlink"/>
+    <w:basedOn w:val="Fuentedeprrafopredeter"/>
+    <w:uiPriority w:val="99"/>
+    <w:semiHidden/>
+    <w:unhideWhenUsed/>
+    <w:rsid w:val="00D10ED4"/>
+    <w:rPr>
+      <w:color w:val="96607D" w:themeColor="followedHyperlink"/>
       <w:u w:val="single"/>
     </w:rPr>
   </w:style>

--- a/Informe.docx
+++ b/Informe.docx
@@ -1,6 +1,6 @@
 
 <file path=word/document.xml><?xml version="1.0" encoding="utf-8"?>
-<w:document xmlns:wpc="http://schemas.microsoft.com/office/word/2010/wordprocessingCanvas" xmlns:cx="http://schemas.microsoft.com/office/drawing/2014/chartex" xmlns:cx1="http://schemas.microsoft.com/office/drawing/2015/9/8/chartex" xmlns:cx2="http://schemas.microsoft.com/office/drawing/2015/10/21/chartex" xmlns:cx3="http://schemas.microsoft.com/office/drawing/2016/5/9/chartex" xmlns:cx4="http://schemas.microsoft.com/office/drawing/2016/5/10/chartex" xmlns:cx5="http://schemas.microsoft.com/office/drawing/2016/5/11/chartex" xmlns:cx6="http://schemas.microsoft.com/office/drawing/2016/5/12/chartex" xmlns:cx7="http://schemas.microsoft.com/office/drawing/2016/5/13/chartex" xmlns:cx8="http://schemas.microsoft.com/office/drawing/2016/5/14/chartex" xmlns:mc="http://schemas.openxmlformats.org/markup-compatibility/2006" xmlns:aink="http://schemas.microsoft.com/office/drawing/2016/ink" xmlns:am3d="http://schemas.microsoft.com/office/drawing/2017/model3d" xmlns:o="urn:schemas-microsoft-com:office:office" xmlns:oel="http://schemas.microsoft.com/office/2019/extlst" xmlns:r="http://schemas.openxmlformats.org/officeDocument/2006/relationships" xmlns:m="http://schemas.openxmlformats.org/officeDocument/2006/math" xmlns:v="urn:schemas-microsoft-com:vml" xmlns:wp14="http://schemas.microsoft.com/office/word/2010/wordprocessingDrawing" xmlns:wp="http://schemas.openxmlformats.org/drawingml/2006/wordprocessingDrawing" xmlns:w10="urn:schemas-microsoft-com:office:word" xmlns:w="http://schemas.openxmlformats.org/wordprocessingml/2006/main" xmlns:w14="http://schemas.microsoft.com/office/word/2010/wordml" xmlns:w15="http://schemas.microsoft.com/office/word/2012/wordml" xmlns:w16cex="http://schemas.microsoft.com/office/word/2018/wordml/cex" xmlns:w16cid="http://schemas.microsoft.com/office/word/2016/wordml/cid" xmlns:w16="http://schemas.microsoft.com/office/word/2018/wordml" xmlns:w16du="http://schemas.microsoft.com/office/word/2023/wordml/word16du" xmlns:w16sdtdh="http://schemas.microsoft.com/office/word/2020/wordml/sdtdatahash" xmlns:w16sdtfl="http://schemas.microsoft.com/office/word/2024/wordml/sdtformatlock" xmlns:w16se="http://schemas.microsoft.com/office/word/2015/wordml/symex" xmlns:wpg="http://schemas.microsoft.com/office/word/2010/wordprocessingGroup" xmlns:wpi="http://schemas.microsoft.com/office/word/2010/wordprocessingInk" xmlns:wne="http://schemas.microsoft.com/office/word/2006/wordml" xmlns:wps="http://schemas.microsoft.com/office/word/2010/wordprocessingShape" mc:Ignorable="w14 w15 w16se w16cid w16 w16cex w16sdtdh w16sdtfl w16du wp14">
+<w:document xmlns:wpc="http://schemas.microsoft.com/office/word/2010/wordprocessingCanvas" xmlns:cx="http://schemas.microsoft.com/office/drawing/2014/chartex" xmlns:cx1="http://schemas.microsoft.com/office/drawing/2015/9/8/chartex" xmlns:cx2="http://schemas.microsoft.com/office/drawing/2015/10/21/chartex" xmlns:cx3="http://schemas.microsoft.com/office/drawing/2016/5/9/chartex" xmlns:cx4="http://schemas.microsoft.com/office/drawing/2016/5/10/chartex" xmlns:cx5="http://schemas.microsoft.com/office/drawing/2016/5/11/chartex" xmlns:cx6="http://schemas.microsoft.com/office/drawing/2016/5/12/chartex" xmlns:cx7="http://schemas.microsoft.com/office/drawing/2016/5/13/chartex" xmlns:cx8="http://schemas.microsoft.com/office/drawing/2016/5/14/chartex" xmlns:mc="http://schemas.openxmlformats.org/markup-compatibility/2006" xmlns:aink="http://schemas.microsoft.com/office/drawing/2016/ink" xmlns:am3d="http://schemas.microsoft.com/office/drawing/2017/model3d" xmlns:o="urn:schemas-microsoft-com:office:office" xmlns:oel="http://schemas.microsoft.com/office/2019/extlst" xmlns:r="http://schemas.openxmlformats.org/officeDocument/2006/relationships" xmlns:m="http://schemas.openxmlformats.org/officeDocument/2006/math" xmlns:v="urn:schemas-microsoft-com:vml" xmlns:wp14="http://schemas.microsoft.com/office/word/2010/wordprocessingDrawing" xmlns:wp="http://schemas.openxmlformats.org/drawingml/2006/wordprocessingDrawing" xmlns:w10="urn:schemas-microsoft-com:office:word" xmlns:w="http://schemas.openxmlformats.org/wordprocessingml/2006/main" xmlns:w14="http://schemas.microsoft.com/office/word/2010/wordml" xmlns:w15="http://schemas.microsoft.com/office/word/2012/wordml" xmlns:w16cex="http://schemas.microsoft.com/office/word/2018/wordml/cex" xmlns:w16cid="http://schemas.microsoft.com/office/word/2016/wordml/cid" xmlns:w16="http://schemas.microsoft.com/office/word/2018/wordml" xmlns:w16sdtdh="http://schemas.microsoft.com/office/word/2020/wordml/sdtdatahash" xmlns:w16se="http://schemas.microsoft.com/office/word/2015/wordml/symex" xmlns:wpg="http://schemas.microsoft.com/office/word/2010/wordprocessingGroup" xmlns:wpi="http://schemas.microsoft.com/office/word/2010/wordprocessingInk" xmlns:wne="http://schemas.microsoft.com/office/word/2006/wordml" xmlns:wps="http://schemas.microsoft.com/office/word/2010/wordprocessingShape" mc:Ignorable="w14 w15 w16se w16cid w16 w16cex w16sdtdh wp14">
   <w:body>
     <w:p>
       <w:pPr>
@@ -1080,25 +1080,7 @@
           <w:sz w:val="24"/>
           <w:szCs w:val="24"/>
         </w:rPr>
-        <w:t xml:space="preserve">El archivo .xls funciona como catálogo de referencia estructural para interpretar semánticamente las columnas numéricas y codificadas presentes en el </w:t>
-      </w:r>
-      <w:proofErr w:type="spellStart"/>
-      <w:r>
-        <w:rPr>
-          <w:rFonts w:ascii="Arial" w:hAnsi="Arial" w:cs="Arial"/>
-          <w:sz w:val="24"/>
-          <w:szCs w:val="24"/>
-        </w:rPr>
-        <w:t>dataset</w:t>
-      </w:r>
-      <w:proofErr w:type="spellEnd"/>
-      <w:r>
-        <w:rPr>
-          <w:rFonts w:ascii="Arial" w:hAnsi="Arial" w:cs="Arial"/>
-          <w:sz w:val="24"/>
-          <w:szCs w:val="24"/>
-        </w:rPr>
-        <w:t xml:space="preserve"> microdatos .</w:t>
+        <w:t>El archivo .xls funciona como catálogo de referencia estructural para interpretar semánticamente las columnas numéricas y codificadas presentes en el dataset microdatos .</w:t>
       </w:r>
       <w:proofErr w:type="spellStart"/>
       <w:r>
@@ -1146,7 +1128,27 @@
           <w:sz w:val="24"/>
           <w:szCs w:val="24"/>
         </w:rPr>
-        <w:t>2. Diccionario de datos elaborado (Variables preliminares y seleccionadas)</w:t>
+        <w:t>2. Diccionario de datos elaborado</w:t>
+      </w:r>
+      <w:r>
+        <w:rPr>
+          <w:rFonts w:ascii="Arial" w:hAnsi="Arial" w:cs="Arial"/>
+          <w:b/>
+          <w:bCs/>
+          <w:sz w:val="24"/>
+          <w:szCs w:val="24"/>
+        </w:rPr>
+        <w:t xml:space="preserve"> por el grupo</w:t>
+      </w:r>
+      <w:r>
+        <w:rPr>
+          <w:rFonts w:ascii="Arial" w:hAnsi="Arial" w:cs="Arial"/>
+          <w:b/>
+          <w:bCs/>
+          <w:sz w:val="24"/>
+          <w:szCs w:val="24"/>
+        </w:rPr>
+        <w:t xml:space="preserve"> (Variables preliminares y seleccionadas)</w:t>
       </w:r>
     </w:p>
     <w:p>
@@ -1217,6 +1219,7 @@
                 <w14:ligatures w14:val="none"/>
               </w:rPr>
             </w:pPr>
+            <w:proofErr w:type="spellStart"/>
             <w:r>
               <w:rPr>
                 <w:rFonts w:ascii="Arial" w:eastAsia="Times New Roman" w:hAnsi="Arial" w:cs="Arial"/>
@@ -1231,6 +1234,7 @@
               </w:rPr>
               <w:t>N°</w:t>
             </w:r>
+            <w:proofErr w:type="spellEnd"/>
           </w:p>
         </w:tc>
         <w:tc>
@@ -5535,19 +5539,9 @@
                       <wps:txbx>
                         <w:txbxContent>
                           <w:p>
-                            <w:proofErr w:type="spellStart"/>
                             <w:r>
-                              <w:t>import</w:t>
+                              <w:t>import pandas as pd</w:t>
                             </w:r>
-                            <w:proofErr w:type="spellEnd"/>
-                            <w:r>
-                              <w:t xml:space="preserve"> pandas as </w:t>
-                            </w:r>
-                            <w:proofErr w:type="spellStart"/>
-                            <w:r>
-                              <w:t>pd</w:t>
-                            </w:r>
-                            <w:proofErr w:type="spellEnd"/>
                           </w:p>
                           <w:p/>
                           <w:p>
@@ -5561,69 +5555,11 @@
                                 <w:lang w:val="en-US"/>
                               </w:rPr>
                             </w:pPr>
-                            <w:proofErr w:type="spellStart"/>
                             <w:r>
                               <w:rPr>
                                 <w:lang w:val="en-US"/>
                               </w:rPr>
-                              <w:t>df</w:t>
-                            </w:r>
-                            <w:proofErr w:type="spellEnd"/>
-                            <w:r>
-                              <w:rPr>
-                                <w:lang w:val="en-US"/>
-                              </w:rPr>
-                              <w:t xml:space="preserve"> = </w:t>
-                            </w:r>
-                            <w:proofErr w:type="spellStart"/>
-                            <w:proofErr w:type="gramStart"/>
-                            <w:r>
-                              <w:rPr>
-                                <w:lang w:val="en-US"/>
-                              </w:rPr>
-                              <w:t>pd.read</w:t>
-                            </w:r>
-                            <w:proofErr w:type="gramEnd"/>
-                            <w:r>
-                              <w:rPr>
-                                <w:lang w:val="en-US"/>
-                              </w:rPr>
-                              <w:t>_</w:t>
-                            </w:r>
-                            <w:proofErr w:type="gramStart"/>
-                            <w:r>
-                              <w:rPr>
-                                <w:lang w:val="en-US"/>
-                              </w:rPr>
-                              <w:t>csv</w:t>
-                            </w:r>
-                            <w:proofErr w:type="spellEnd"/>
-                            <w:r>
-                              <w:rPr>
-                                <w:lang w:val="en-US"/>
-                              </w:rPr>
-                              <w:t>(</w:t>
-                            </w:r>
-                            <w:proofErr w:type="gramEnd"/>
-                            <w:r>
-                              <w:rPr>
-                                <w:lang w:val="en-US"/>
-                              </w:rPr>
-                              <w:t xml:space="preserve">"REG02_EPHC_ANUAL_2025.csv", </w:t>
-                            </w:r>
-                            <w:proofErr w:type="spellStart"/>
-                            <w:r>
-                              <w:rPr>
-                                <w:lang w:val="en-US"/>
-                              </w:rPr>
-                              <w:t>low_memory</w:t>
-                            </w:r>
-                            <w:proofErr w:type="spellEnd"/>
-                            <w:r>
-                              <w:rPr>
-                                <w:lang w:val="en-US"/>
-                              </w:rPr>
-                              <w:t>=False)</w:t>
+                              <w:t>df = pd.read_csv("REG02_EPHC_ANUAL_2025.csv", low_memory=False)</w:t>
                             </w:r>
                           </w:p>
                           <w:p>
@@ -5644,55 +5580,11 @@
                                 <w:lang w:val="en-US"/>
                               </w:rPr>
                             </w:pPr>
-                            <w:proofErr w:type="spellStart"/>
                             <w:r>
                               <w:rPr>
                                 <w:lang w:val="en-US"/>
                               </w:rPr>
-                              <w:t>df</w:t>
-                            </w:r>
-                            <w:proofErr w:type="spellEnd"/>
-                            <w:r>
-                              <w:rPr>
-                                <w:lang w:val="en-US"/>
-                              </w:rPr>
-                              <w:t>['ID_PERSONA'] = (</w:t>
-                            </w:r>
-                            <w:proofErr w:type="spellStart"/>
-                            <w:r>
-                              <w:rPr>
-                                <w:lang w:val="en-US"/>
-                              </w:rPr>
-                              <w:t>df</w:t>
-                            </w:r>
-                            <w:proofErr w:type="spellEnd"/>
-                            <w:r>
-                              <w:rPr>
-                                <w:lang w:val="en-US"/>
-                              </w:rPr>
-                              <w:t>['UPM'</w:t>
-                            </w:r>
-                            <w:proofErr w:type="gramStart"/>
-                            <w:r>
-                              <w:rPr>
-                                <w:lang w:val="en-US"/>
-                              </w:rPr>
-                              <w:t>].</w:t>
-                            </w:r>
-                            <w:proofErr w:type="spellStart"/>
-                            <w:r>
-                              <w:rPr>
-                                <w:lang w:val="en-US"/>
-                              </w:rPr>
-                              <w:t>astype</w:t>
-                            </w:r>
-                            <w:proofErr w:type="spellEnd"/>
-                            <w:proofErr w:type="gramEnd"/>
-                            <w:r>
-                              <w:rPr>
-                                <w:lang w:val="en-US"/>
-                              </w:rPr>
-                              <w:t xml:space="preserve">(str) + '_' + </w:t>
+                              <w:t xml:space="preserve">df['ID_PERSONA'] = (df['UPM'].astype(str) + '_' + </w:t>
                             </w:r>
                           </w:p>
                           <w:p>
@@ -5705,43 +5597,7 @@
                               <w:rPr>
                                 <w:lang w:val="en-US"/>
                               </w:rPr>
-                              <w:t xml:space="preserve">                    </w:t>
-                            </w:r>
-                            <w:proofErr w:type="spellStart"/>
-                            <w:r>
-                              <w:rPr>
-                                <w:lang w:val="en-US"/>
-                              </w:rPr>
-                              <w:t>df</w:t>
-                            </w:r>
-                            <w:proofErr w:type="spellEnd"/>
-                            <w:r>
-                              <w:rPr>
-                                <w:lang w:val="en-US"/>
-                              </w:rPr>
-                              <w:t>['NVIVI'</w:t>
-                            </w:r>
-                            <w:proofErr w:type="gramStart"/>
-                            <w:r>
-                              <w:rPr>
-                                <w:lang w:val="en-US"/>
-                              </w:rPr>
-                              <w:t>].</w:t>
-                            </w:r>
-                            <w:proofErr w:type="spellStart"/>
-                            <w:r>
-                              <w:rPr>
-                                <w:lang w:val="en-US"/>
-                              </w:rPr>
-                              <w:t>astype</w:t>
-                            </w:r>
-                            <w:proofErr w:type="spellEnd"/>
-                            <w:proofErr w:type="gramEnd"/>
-                            <w:r>
-                              <w:rPr>
-                                <w:lang w:val="en-US"/>
-                              </w:rPr>
-                              <w:t xml:space="preserve">(str) + '_' + </w:t>
+                              <w:t xml:space="preserve">                    df['NVIVI'].astype(str) + '_' + </w:t>
                             </w:r>
                           </w:p>
                           <w:p>
@@ -5754,43 +5610,7 @@
                               <w:rPr>
                                 <w:lang w:val="en-US"/>
                               </w:rPr>
-                              <w:t xml:space="preserve">                    </w:t>
-                            </w:r>
-                            <w:proofErr w:type="spellStart"/>
-                            <w:r>
-                              <w:rPr>
-                                <w:lang w:val="en-US"/>
-                              </w:rPr>
-                              <w:t>df</w:t>
-                            </w:r>
-                            <w:proofErr w:type="spellEnd"/>
-                            <w:r>
-                              <w:rPr>
-                                <w:lang w:val="en-US"/>
-                              </w:rPr>
-                              <w:t>['NHOGA'</w:t>
-                            </w:r>
-                            <w:proofErr w:type="gramStart"/>
-                            <w:r>
-                              <w:rPr>
-                                <w:lang w:val="en-US"/>
-                              </w:rPr>
-                              <w:t>].</w:t>
-                            </w:r>
-                            <w:proofErr w:type="spellStart"/>
-                            <w:r>
-                              <w:rPr>
-                                <w:lang w:val="en-US"/>
-                              </w:rPr>
-                              <w:t>astype</w:t>
-                            </w:r>
-                            <w:proofErr w:type="spellEnd"/>
-                            <w:proofErr w:type="gramEnd"/>
-                            <w:r>
-                              <w:rPr>
-                                <w:lang w:val="en-US"/>
-                              </w:rPr>
-                              <w:t xml:space="preserve">(str) + '_' + </w:t>
+                              <w:t xml:space="preserve">                    df['NHOGA'].astype(str) + '_' + </w:t>
                             </w:r>
                           </w:p>
                           <w:p>
@@ -5800,29 +5620,8 @@
                               </w:rPr>
                               <w:t xml:space="preserve">                    </w:t>
                             </w:r>
-                            <w:proofErr w:type="spellStart"/>
                             <w:r>
-                              <w:t>df</w:t>
-                            </w:r>
-                            <w:proofErr w:type="spellEnd"/>
-                            <w:r>
-                              <w:t>['P02'].</w:t>
-                            </w:r>
-                            <w:proofErr w:type="spellStart"/>
-                            <w:r>
-                              <w:t>astype</w:t>
-                            </w:r>
-                            <w:proofErr w:type="spellEnd"/>
-                            <w:r>
-                              <w:t>(</w:t>
-                            </w:r>
-                            <w:proofErr w:type="spellStart"/>
-                            <w:r>
-                              <w:t>str</w:t>
-                            </w:r>
-                            <w:proofErr w:type="spellEnd"/>
-                            <w:r>
-                              <w:t>))</w:t>
+                              <w:t>df['P02'].astype(str))</w:t>
                             </w:r>
                           </w:p>
                           <w:p/>
@@ -5832,175 +5631,39 @@
                             </w:r>
                           </w:p>
                           <w:p>
-                            <w:proofErr w:type="spellStart"/>
                             <w:r>
-                              <w:t>total_filas</w:t>
-                            </w:r>
-                            <w:proofErr w:type="spellEnd"/>
-                            <w:r>
-                              <w:t xml:space="preserve"> = </w:t>
-                            </w:r>
-                            <w:proofErr w:type="spellStart"/>
-                            <w:r>
-                              <w:t>len</w:t>
-                            </w:r>
-                            <w:proofErr w:type="spellEnd"/>
-                            <w:r>
-                              <w:t>(</w:t>
-                            </w:r>
-                            <w:proofErr w:type="spellStart"/>
-                            <w:r>
-                              <w:t>df</w:t>
-                            </w:r>
-                            <w:proofErr w:type="spellEnd"/>
-                            <w:r>
-                              <w:t>)</w:t>
+                              <w:t>total_filas = len(df)</w:t>
                             </w:r>
                           </w:p>
                           <w:p>
-                            <w:proofErr w:type="spellStart"/>
                             <w:r>
-                              <w:t>registros_unicos</w:t>
-                            </w:r>
-                            <w:proofErr w:type="spellEnd"/>
-                            <w:r>
-                              <w:t xml:space="preserve"> = </w:t>
-                            </w:r>
-                            <w:proofErr w:type="spellStart"/>
-                            <w:r>
-                              <w:t>df</w:t>
-                            </w:r>
-                            <w:proofErr w:type="spellEnd"/>
-                            <w:r>
-                              <w:t>['ID_PERSONA'].</w:t>
-                            </w:r>
-                            <w:proofErr w:type="spellStart"/>
-                            <w:r>
-                              <w:t>nunique</w:t>
-                            </w:r>
-                            <w:proofErr w:type="spellEnd"/>
-                            <w:r>
-                              <w:t>()</w:t>
+                              <w:t>registros_unicos = df['ID_PERSONA'].nunique()</w:t>
                             </w:r>
                           </w:p>
                           <w:p>
-                            <w:proofErr w:type="spellStart"/>
                             <w:r>
-                              <w:t>es_unica</w:t>
+                              <w:t>es_unica = total_filas == registros_unicos</w:t>
                             </w:r>
-                            <w:proofErr w:type="spellEnd"/>
-                            <w:r>
-                              <w:t xml:space="preserve"> = </w:t>
-                            </w:r>
-                            <w:proofErr w:type="spellStart"/>
-                            <w:r>
-                              <w:t>total_filas</w:t>
-                            </w:r>
-                            <w:proofErr w:type="spellEnd"/>
-                            <w:r>
-                              <w:t xml:space="preserve"> == </w:t>
-                            </w:r>
-                            <w:proofErr w:type="spellStart"/>
-                            <w:r>
-                              <w:t>registros_unicos</w:t>
-                            </w:r>
-                            <w:proofErr w:type="spellEnd"/>
                           </w:p>
                           <w:p/>
                           <w:p>
-                            <w:proofErr w:type="spellStart"/>
                             <w:r>
-                              <w:t>print</w:t>
-                            </w:r>
-                            <w:proofErr w:type="spellEnd"/>
-                            <w:r>
-                              <w:t>(</w:t>
-                            </w:r>
-                            <w:proofErr w:type="spellStart"/>
-                            <w:r>
-                              <w:t>f"Total</w:t>
-                            </w:r>
-                            <w:proofErr w:type="spellEnd"/>
-                            <w:r>
-                              <w:t xml:space="preserve"> de registros: {</w:t>
-                            </w:r>
-                            <w:proofErr w:type="spellStart"/>
-                            <w:r>
-                              <w:t>total_filas</w:t>
-                            </w:r>
-                            <w:proofErr w:type="spellEnd"/>
-                            <w:r>
-                              <w:t>}")</w:t>
+                              <w:t>print(f"Total de registros: {total_filas}")</w:t>
                             </w:r>
                           </w:p>
                           <w:p>
-                            <w:proofErr w:type="spellStart"/>
                             <w:r>
-                              <w:t>print</w:t>
-                            </w:r>
-                            <w:proofErr w:type="spellEnd"/>
-                            <w:r>
-                              <w:t>(</w:t>
-                            </w:r>
-                            <w:proofErr w:type="spellStart"/>
-                            <w:r>
-                              <w:t>f"Registros</w:t>
-                            </w:r>
-                            <w:proofErr w:type="spellEnd"/>
-                            <w:r>
-                              <w:t xml:space="preserve"> únicos según ID_PERSONA: {</w:t>
-                            </w:r>
-                            <w:proofErr w:type="spellStart"/>
-                            <w:r>
-                              <w:t>registros_unicos</w:t>
-                            </w:r>
-                            <w:proofErr w:type="spellEnd"/>
-                            <w:r>
-                              <w:t>}")</w:t>
+                              <w:t>print(f"Registros únicos según ID_PERSONA: {registros_unicos}")</w:t>
                             </w:r>
                           </w:p>
                           <w:p>
-                            <w:proofErr w:type="spellStart"/>
                             <w:r>
-                              <w:t>print</w:t>
-                            </w:r>
-                            <w:proofErr w:type="spellEnd"/>
-                            <w:r>
-                              <w:t>(</w:t>
-                            </w:r>
-                            <w:proofErr w:type="spellStart"/>
-                            <w:r>
-                              <w:t>f"¿La</w:t>
-                            </w:r>
-                            <w:proofErr w:type="spellEnd"/>
-                            <w:r>
-                              <w:t xml:space="preserve"> Clave Primaria es unívoca e inalterable?: {</w:t>
-                            </w:r>
-                            <w:proofErr w:type="spellStart"/>
-                            <w:r>
-                              <w:t>es_unica</w:t>
-                            </w:r>
-                            <w:proofErr w:type="spellEnd"/>
-                            <w:r>
-                              <w:t>}")</w:t>
+                              <w:t>print(f"¿La Clave Primaria es unívoca e inalterable?: {es_unica}")</w:t>
                             </w:r>
                           </w:p>
                           <w:p>
-                            <w:proofErr w:type="spellStart"/>
                             <w:r>
-                              <w:t>assert</w:t>
-                            </w:r>
-                            <w:proofErr w:type="spellEnd"/>
-                            <w:r>
-                              <w:t xml:space="preserve"> </w:t>
-                            </w:r>
-                            <w:proofErr w:type="spellStart"/>
-                            <w:r>
-                              <w:t>es_unica</w:t>
-                            </w:r>
-                            <w:proofErr w:type="spellEnd"/>
-                            <w:r>
-                              <w:t>, "Error: Se detectaron registros duplicados en la clave primaria."</w:t>
+                              <w:t>assert es_unica, "Error: Se detectaron registros duplicados en la clave primaria."</w:t>
                             </w:r>
                           </w:p>
                         </w:txbxContent>
@@ -6030,19 +5693,9 @@
                 <v:textbox style="mso-fit-shape-to-text:t">
                   <w:txbxContent>
                     <w:p>
-                      <w:proofErr w:type="spellStart"/>
                       <w:r>
-                        <w:t>import</w:t>
+                        <w:t>import pandas as pd</w:t>
                       </w:r>
-                      <w:proofErr w:type="spellEnd"/>
-                      <w:r>
-                        <w:t xml:space="preserve"> pandas as </w:t>
-                      </w:r>
-                      <w:proofErr w:type="spellStart"/>
-                      <w:r>
-                        <w:t>pd</w:t>
-                      </w:r>
-                      <w:proofErr w:type="spellEnd"/>
                     </w:p>
                     <w:p/>
                     <w:p>
@@ -6056,69 +5709,11 @@
                           <w:lang w:val="en-US"/>
                         </w:rPr>
                       </w:pPr>
-                      <w:proofErr w:type="spellStart"/>
                       <w:r>
                         <w:rPr>
                           <w:lang w:val="en-US"/>
                         </w:rPr>
-                        <w:t>df</w:t>
-                      </w:r>
-                      <w:proofErr w:type="spellEnd"/>
-                      <w:r>
-                        <w:rPr>
-                          <w:lang w:val="en-US"/>
-                        </w:rPr>
-                        <w:t xml:space="preserve"> = </w:t>
-                      </w:r>
-                      <w:proofErr w:type="spellStart"/>
-                      <w:proofErr w:type="gramStart"/>
-                      <w:r>
-                        <w:rPr>
-                          <w:lang w:val="en-US"/>
-                        </w:rPr>
-                        <w:t>pd.read</w:t>
-                      </w:r>
-                      <w:proofErr w:type="gramEnd"/>
-                      <w:r>
-                        <w:rPr>
-                          <w:lang w:val="en-US"/>
-                        </w:rPr>
-                        <w:t>_</w:t>
-                      </w:r>
-                      <w:proofErr w:type="gramStart"/>
-                      <w:r>
-                        <w:rPr>
-                          <w:lang w:val="en-US"/>
-                        </w:rPr>
-                        <w:t>csv</w:t>
-                      </w:r>
-                      <w:proofErr w:type="spellEnd"/>
-                      <w:r>
-                        <w:rPr>
-                          <w:lang w:val="en-US"/>
-                        </w:rPr>
-                        <w:t>(</w:t>
-                      </w:r>
-                      <w:proofErr w:type="gramEnd"/>
-                      <w:r>
-                        <w:rPr>
-                          <w:lang w:val="en-US"/>
-                        </w:rPr>
-                        <w:t xml:space="preserve">"REG02_EPHC_ANUAL_2025.csv", </w:t>
-                      </w:r>
-                      <w:proofErr w:type="spellStart"/>
-                      <w:r>
-                        <w:rPr>
-                          <w:lang w:val="en-US"/>
-                        </w:rPr>
-                        <w:t>low_memory</w:t>
-                      </w:r>
-                      <w:proofErr w:type="spellEnd"/>
-                      <w:r>
-                        <w:rPr>
-                          <w:lang w:val="en-US"/>
-                        </w:rPr>
-                        <w:t>=False)</w:t>
+                        <w:t>df = pd.read_csv("REG02_EPHC_ANUAL_2025.csv", low_memory=False)</w:t>
                       </w:r>
                     </w:p>
                     <w:p>
@@ -6139,55 +5734,11 @@
                           <w:lang w:val="en-US"/>
                         </w:rPr>
                       </w:pPr>
-                      <w:proofErr w:type="spellStart"/>
                       <w:r>
                         <w:rPr>
                           <w:lang w:val="en-US"/>
                         </w:rPr>
-                        <w:t>df</w:t>
-                      </w:r>
-                      <w:proofErr w:type="spellEnd"/>
-                      <w:r>
-                        <w:rPr>
-                          <w:lang w:val="en-US"/>
-                        </w:rPr>
-                        <w:t>['ID_PERSONA'] = (</w:t>
-                      </w:r>
-                      <w:proofErr w:type="spellStart"/>
-                      <w:r>
-                        <w:rPr>
-                          <w:lang w:val="en-US"/>
-                        </w:rPr>
-                        <w:t>df</w:t>
-                      </w:r>
-                      <w:proofErr w:type="spellEnd"/>
-                      <w:r>
-                        <w:rPr>
-                          <w:lang w:val="en-US"/>
-                        </w:rPr>
-                        <w:t>['UPM'</w:t>
-                      </w:r>
-                      <w:proofErr w:type="gramStart"/>
-                      <w:r>
-                        <w:rPr>
-                          <w:lang w:val="en-US"/>
-                        </w:rPr>
-                        <w:t>].</w:t>
-                      </w:r>
-                      <w:proofErr w:type="spellStart"/>
-                      <w:r>
-                        <w:rPr>
-                          <w:lang w:val="en-US"/>
-                        </w:rPr>
-                        <w:t>astype</w:t>
-                      </w:r>
-                      <w:proofErr w:type="spellEnd"/>
-                      <w:proofErr w:type="gramEnd"/>
-                      <w:r>
-                        <w:rPr>
-                          <w:lang w:val="en-US"/>
-                        </w:rPr>
-                        <w:t xml:space="preserve">(str) + '_' + </w:t>
+                        <w:t xml:space="preserve">df['ID_PERSONA'] = (df['UPM'].astype(str) + '_' + </w:t>
                       </w:r>
                     </w:p>
                     <w:p>
@@ -6200,43 +5751,7 @@
                         <w:rPr>
                           <w:lang w:val="en-US"/>
                         </w:rPr>
-                        <w:t xml:space="preserve">                    </w:t>
-                      </w:r>
-                      <w:proofErr w:type="spellStart"/>
-                      <w:r>
-                        <w:rPr>
-                          <w:lang w:val="en-US"/>
-                        </w:rPr>
-                        <w:t>df</w:t>
-                      </w:r>
-                      <w:proofErr w:type="spellEnd"/>
-                      <w:r>
-                        <w:rPr>
-                          <w:lang w:val="en-US"/>
-                        </w:rPr>
-                        <w:t>['NVIVI'</w:t>
-                      </w:r>
-                      <w:proofErr w:type="gramStart"/>
-                      <w:r>
-                        <w:rPr>
-                          <w:lang w:val="en-US"/>
-                        </w:rPr>
-                        <w:t>].</w:t>
-                      </w:r>
-                      <w:proofErr w:type="spellStart"/>
-                      <w:r>
-                        <w:rPr>
-                          <w:lang w:val="en-US"/>
-                        </w:rPr>
-                        <w:t>astype</w:t>
-                      </w:r>
-                      <w:proofErr w:type="spellEnd"/>
-                      <w:proofErr w:type="gramEnd"/>
-                      <w:r>
-                        <w:rPr>
-                          <w:lang w:val="en-US"/>
-                        </w:rPr>
-                        <w:t xml:space="preserve">(str) + '_' + </w:t>
+                        <w:t xml:space="preserve">                    df['NVIVI'].astype(str) + '_' + </w:t>
                       </w:r>
                     </w:p>
                     <w:p>
@@ -6249,43 +5764,7 @@
                         <w:rPr>
                           <w:lang w:val="en-US"/>
                         </w:rPr>
-                        <w:t xml:space="preserve">                    </w:t>
-                      </w:r>
-                      <w:proofErr w:type="spellStart"/>
-                      <w:r>
-                        <w:rPr>
-                          <w:lang w:val="en-US"/>
-                        </w:rPr>
-                        <w:t>df</w:t>
-                      </w:r>
-                      <w:proofErr w:type="spellEnd"/>
-                      <w:r>
-                        <w:rPr>
-                          <w:lang w:val="en-US"/>
-                        </w:rPr>
-                        <w:t>['NHOGA'</w:t>
-                      </w:r>
-                      <w:proofErr w:type="gramStart"/>
-                      <w:r>
-                        <w:rPr>
-                          <w:lang w:val="en-US"/>
-                        </w:rPr>
-                        <w:t>].</w:t>
-                      </w:r>
-                      <w:proofErr w:type="spellStart"/>
-                      <w:r>
-                        <w:rPr>
-                          <w:lang w:val="en-US"/>
-                        </w:rPr>
-                        <w:t>astype</w:t>
-                      </w:r>
-                      <w:proofErr w:type="spellEnd"/>
-                      <w:proofErr w:type="gramEnd"/>
-                      <w:r>
-                        <w:rPr>
-                          <w:lang w:val="en-US"/>
-                        </w:rPr>
-                        <w:t xml:space="preserve">(str) + '_' + </w:t>
+                        <w:t xml:space="preserve">                    df['NHOGA'].astype(str) + '_' + </w:t>
                       </w:r>
                     </w:p>
                     <w:p>
@@ -6295,29 +5774,8 @@
                         </w:rPr>
                         <w:t xml:space="preserve">                    </w:t>
                       </w:r>
-                      <w:proofErr w:type="spellStart"/>
                       <w:r>
-                        <w:t>df</w:t>
-                      </w:r>
-                      <w:proofErr w:type="spellEnd"/>
-                      <w:r>
-                        <w:t>['P02'].</w:t>
-                      </w:r>
-                      <w:proofErr w:type="spellStart"/>
-                      <w:r>
-                        <w:t>astype</w:t>
-                      </w:r>
-                      <w:proofErr w:type="spellEnd"/>
-                      <w:r>
-                        <w:t>(</w:t>
-                      </w:r>
-                      <w:proofErr w:type="spellStart"/>
-                      <w:r>
-                        <w:t>str</w:t>
-                      </w:r>
-                      <w:proofErr w:type="spellEnd"/>
-                      <w:r>
-                        <w:t>))</w:t>
+                        <w:t>df['P02'].astype(str))</w:t>
                       </w:r>
                     </w:p>
                     <w:p/>
@@ -6327,175 +5785,39 @@
                       </w:r>
                     </w:p>
                     <w:p>
-                      <w:proofErr w:type="spellStart"/>
                       <w:r>
-                        <w:t>total_filas</w:t>
-                      </w:r>
-                      <w:proofErr w:type="spellEnd"/>
-                      <w:r>
-                        <w:t xml:space="preserve"> = </w:t>
-                      </w:r>
-                      <w:proofErr w:type="spellStart"/>
-                      <w:r>
-                        <w:t>len</w:t>
-                      </w:r>
-                      <w:proofErr w:type="spellEnd"/>
-                      <w:r>
-                        <w:t>(</w:t>
-                      </w:r>
-                      <w:proofErr w:type="spellStart"/>
-                      <w:r>
-                        <w:t>df</w:t>
-                      </w:r>
-                      <w:proofErr w:type="spellEnd"/>
-                      <w:r>
-                        <w:t>)</w:t>
+                        <w:t>total_filas = len(df)</w:t>
                       </w:r>
                     </w:p>
                     <w:p>
-                      <w:proofErr w:type="spellStart"/>
                       <w:r>
-                        <w:t>registros_unicos</w:t>
-                      </w:r>
-                      <w:proofErr w:type="spellEnd"/>
-                      <w:r>
-                        <w:t xml:space="preserve"> = </w:t>
-                      </w:r>
-                      <w:proofErr w:type="spellStart"/>
-                      <w:r>
-                        <w:t>df</w:t>
-                      </w:r>
-                      <w:proofErr w:type="spellEnd"/>
-                      <w:r>
-                        <w:t>['ID_PERSONA'].</w:t>
-                      </w:r>
-                      <w:proofErr w:type="spellStart"/>
-                      <w:r>
-                        <w:t>nunique</w:t>
-                      </w:r>
-                      <w:proofErr w:type="spellEnd"/>
-                      <w:r>
-                        <w:t>()</w:t>
+                        <w:t>registros_unicos = df['ID_PERSONA'].nunique()</w:t>
                       </w:r>
                     </w:p>
                     <w:p>
-                      <w:proofErr w:type="spellStart"/>
                       <w:r>
-                        <w:t>es_unica</w:t>
+                        <w:t>es_unica = total_filas == registros_unicos</w:t>
                       </w:r>
-                      <w:proofErr w:type="spellEnd"/>
-                      <w:r>
-                        <w:t xml:space="preserve"> = </w:t>
-                      </w:r>
-                      <w:proofErr w:type="spellStart"/>
-                      <w:r>
-                        <w:t>total_filas</w:t>
-                      </w:r>
-                      <w:proofErr w:type="spellEnd"/>
-                      <w:r>
-                        <w:t xml:space="preserve"> == </w:t>
-                      </w:r>
-                      <w:proofErr w:type="spellStart"/>
-                      <w:r>
-                        <w:t>registros_unicos</w:t>
-                      </w:r>
-                      <w:proofErr w:type="spellEnd"/>
                     </w:p>
                     <w:p/>
                     <w:p>
-                      <w:proofErr w:type="spellStart"/>
                       <w:r>
-                        <w:t>print</w:t>
-                      </w:r>
-                      <w:proofErr w:type="spellEnd"/>
-                      <w:r>
-                        <w:t>(</w:t>
-                      </w:r>
-                      <w:proofErr w:type="spellStart"/>
-                      <w:r>
-                        <w:t>f"Total</w:t>
-                      </w:r>
-                      <w:proofErr w:type="spellEnd"/>
-                      <w:r>
-                        <w:t xml:space="preserve"> de registros: {</w:t>
-                      </w:r>
-                      <w:proofErr w:type="spellStart"/>
-                      <w:r>
-                        <w:t>total_filas</w:t>
-                      </w:r>
-                      <w:proofErr w:type="spellEnd"/>
-                      <w:r>
-                        <w:t>}")</w:t>
+                        <w:t>print(f"Total de registros: {total_filas}")</w:t>
                       </w:r>
                     </w:p>
                     <w:p>
-                      <w:proofErr w:type="spellStart"/>
                       <w:r>
-                        <w:t>print</w:t>
-                      </w:r>
-                      <w:proofErr w:type="spellEnd"/>
-                      <w:r>
-                        <w:t>(</w:t>
-                      </w:r>
-                      <w:proofErr w:type="spellStart"/>
-                      <w:r>
-                        <w:t>f"Registros</w:t>
-                      </w:r>
-                      <w:proofErr w:type="spellEnd"/>
-                      <w:r>
-                        <w:t xml:space="preserve"> únicos según ID_PERSONA: {</w:t>
-                      </w:r>
-                      <w:proofErr w:type="spellStart"/>
-                      <w:r>
-                        <w:t>registros_unicos</w:t>
-                      </w:r>
-                      <w:proofErr w:type="spellEnd"/>
-                      <w:r>
-                        <w:t>}")</w:t>
+                        <w:t>print(f"Registros únicos según ID_PERSONA: {registros_unicos}")</w:t>
                       </w:r>
                     </w:p>
                     <w:p>
-                      <w:proofErr w:type="spellStart"/>
                       <w:r>
-                        <w:t>print</w:t>
-                      </w:r>
-                      <w:proofErr w:type="spellEnd"/>
-                      <w:r>
-                        <w:t>(</w:t>
-                      </w:r>
-                      <w:proofErr w:type="spellStart"/>
-                      <w:r>
-                        <w:t>f"¿La</w:t>
-                      </w:r>
-                      <w:proofErr w:type="spellEnd"/>
-                      <w:r>
-                        <w:t xml:space="preserve"> Clave Primaria es unívoca e inalterable?: {</w:t>
-                      </w:r>
-                      <w:proofErr w:type="spellStart"/>
-                      <w:r>
-                        <w:t>es_unica</w:t>
-                      </w:r>
-                      <w:proofErr w:type="spellEnd"/>
-                      <w:r>
-                        <w:t>}")</w:t>
+                        <w:t>print(f"¿La Clave Primaria es unívoca e inalterable?: {es_unica}")</w:t>
                       </w:r>
                     </w:p>
                     <w:p>
-                      <w:proofErr w:type="spellStart"/>
                       <w:r>
-                        <w:t>assert</w:t>
-                      </w:r>
-                      <w:proofErr w:type="spellEnd"/>
-                      <w:r>
-                        <w:t xml:space="preserve"> </w:t>
-                      </w:r>
-                      <w:proofErr w:type="spellStart"/>
-                      <w:r>
-                        <w:t>es_unica</w:t>
-                      </w:r>
-                      <w:proofErr w:type="spellEnd"/>
-                      <w:r>
-                        <w:t>, "Error: Se detectaron registros duplicados en la clave primaria."</w:t>
+                        <w:t>assert es_unica, "Error: Se detectaron registros duplicados en la clave primaria."</w:t>
                       </w:r>
                     </w:p>
                   </w:txbxContent>
@@ -7061,7 +6383,23 @@
           <w:sz w:val="24"/>
           <w:szCs w:val="24"/>
         </w:rPr>
-        <w:t xml:space="preserve"> de altos ingresos), recomendando el uso de la mediana o la transformación logarítmica (ln(ingreso)) para el modelado inferencial posterior.</w:t>
+        <w:t xml:space="preserve"> de altos ingresos), recomendando el uso de la mediana o la transformación logarítmica (</w:t>
+      </w:r>
+      <w:proofErr w:type="spellStart"/>
+      <w:r>
+        <w:rPr>
+          <w:sz w:val="24"/>
+          <w:szCs w:val="24"/>
+        </w:rPr>
+        <w:t>ln</w:t>
+      </w:r>
+      <w:proofErr w:type="spellEnd"/>
+      <w:r>
+        <w:rPr>
+          <w:sz w:val="24"/>
+          <w:szCs w:val="24"/>
+        </w:rPr>
+        <w:t>(ingreso)) para el modelado inferencial posterior.</w:t>
       </w:r>
     </w:p>
     <w:p>
@@ -7398,23 +6736,7 @@
           <w:sz w:val="24"/>
           <w:szCs w:val="24"/>
         </w:rPr>
-        <w:t xml:space="preserve">- </w:t>
-      </w:r>
-      <w:proofErr w:type="spellStart"/>
-      <w:r>
-        <w:rPr>
-          <w:sz w:val="24"/>
-          <w:szCs w:val="24"/>
-        </w:rPr>
-        <w:t>Dataset</w:t>
-      </w:r>
-      <w:proofErr w:type="spellEnd"/>
-      <w:r>
-        <w:rPr>
-          <w:sz w:val="24"/>
-          <w:szCs w:val="24"/>
-        </w:rPr>
-        <w:t xml:space="preserve"> / Base de datos: Encuesta Permanente de Hogares Continua (EPHC Anual 2025).</w:t>
+        <w:t>- Dataset / Base de datos: Encuesta Permanente de Hogares Continua (EPHC Anual 2025).</w:t>
       </w:r>
     </w:p>
     <w:p>
@@ -7429,23 +6751,7 @@
           <w:sz w:val="24"/>
           <w:szCs w:val="24"/>
         </w:rPr>
-        <w:t xml:space="preserve">- URL de origen del </w:t>
-      </w:r>
-      <w:proofErr w:type="spellStart"/>
-      <w:r>
-        <w:rPr>
-          <w:sz w:val="24"/>
-          <w:szCs w:val="24"/>
-        </w:rPr>
-        <w:t>dataset</w:t>
-      </w:r>
-      <w:proofErr w:type="spellEnd"/>
-      <w:r>
-        <w:rPr>
-          <w:sz w:val="24"/>
-          <w:szCs w:val="24"/>
-        </w:rPr>
-        <w:t>:</w:t>
+        <w:t>- URL de origen del dataset:</w:t>
       </w:r>
     </w:p>
     <w:p>
@@ -7487,23 +6793,7 @@
             <w:sz w:val="24"/>
             <w:szCs w:val="24"/>
           </w:rPr>
-          <w:t>https://www.ine.gov.py/microdatos/register/EPHC-ANUAL/EPHC_2025_ANUAL/REG</w:t>
-        </w:r>
-        <w:r>
-          <w:rPr>
-            <w:rStyle w:val="Hipervnculo"/>
-            <w:sz w:val="24"/>
-            <w:szCs w:val="24"/>
-          </w:rPr>
-          <w:t>0</w:t>
-        </w:r>
-        <w:r>
-          <w:rPr>
-            <w:rStyle w:val="Hipervnculo"/>
-            <w:sz w:val="24"/>
-            <w:szCs w:val="24"/>
-          </w:rPr>
-          <w:t>2_EPHC_ANUAL_2025.csv</w:t>
+          <w:t>https://www.ine.gov.py/microdatos/register/EPHC-ANUAL/EPHC_2025_ANUAL/REG02_EPHC_ANUAL_2025.csv</w:t>
         </w:r>
       </w:hyperlink>
       <w:r>
@@ -9522,7 +8812,25 @@
           <w:sz w:val="24"/>
           <w:szCs w:val="24"/>
         </w:rPr>
-        <w:t xml:space="preserve"> Se detectaron códigos centinela de no respuesta (ej. 999999999 o 99 en ingresos y años de estudio). Estos valores fueron convertidos explícitamente a NaN antes del procesamiento estadístico.</w:t>
+        <w:t xml:space="preserve"> Se detectaron códigos centinela de no respuesta (ej. 999999999 o 99 en ingresos y años de estudio). Estos valores fueron convertidos explícitamente a </w:t>
+      </w:r>
+      <w:proofErr w:type="spellStart"/>
+      <w:r>
+        <w:rPr>
+          <w:rFonts w:ascii="Arial" w:hAnsi="Arial" w:cs="Arial"/>
+          <w:sz w:val="24"/>
+          <w:szCs w:val="24"/>
+        </w:rPr>
+        <w:t>NaN</w:t>
+      </w:r>
+      <w:proofErr w:type="spellEnd"/>
+      <w:r>
+        <w:rPr>
+          <w:rFonts w:ascii="Arial" w:hAnsi="Arial" w:cs="Arial"/>
+          <w:sz w:val="24"/>
+          <w:szCs w:val="24"/>
+        </w:rPr>
+        <w:t xml:space="preserve"> antes del procesamiento estadístico.</w:t>
       </w:r>
     </w:p>
     <w:p>
@@ -9681,25 +8989,7 @@
           <w:sz w:val="24"/>
           <w:szCs w:val="24"/>
         </w:rPr>
-        <w:t xml:space="preserve"> Conversión del </w:t>
-      </w:r>
-      <w:proofErr w:type="spellStart"/>
-      <w:r>
-        <w:rPr>
-          <w:rFonts w:ascii="Arial" w:hAnsi="Arial" w:cs="Arial"/>
-          <w:sz w:val="24"/>
-          <w:szCs w:val="24"/>
-        </w:rPr>
-        <w:t>dataset</w:t>
-      </w:r>
-      <w:proofErr w:type="spellEnd"/>
-      <w:r>
-        <w:rPr>
-          <w:rFonts w:ascii="Arial" w:hAnsi="Arial" w:cs="Arial"/>
-          <w:sz w:val="24"/>
-          <w:szCs w:val="24"/>
-        </w:rPr>
-        <w:t xml:space="preserve"> original a formato UTF-8 para garantizar la visualización correcta de caracteres especiales en etiquetas.</w:t>
+        <w:t xml:space="preserve"> Conversión del dataset original a formato UTF-8 para garantizar la visualización correcta de caracteres especiales en etiquetas.</w:t>
       </w:r>
     </w:p>
     <w:p>
@@ -10362,6 +9652,7 @@
         </w:rPr>
         <w:t xml:space="preserve"> </w:t>
       </w:r>
+      <w:proofErr w:type="spellStart"/>
       <w:r>
         <w:rPr>
           <w:rFonts w:ascii="Arial" w:hAnsi="Arial" w:cs="Arial"/>
@@ -10370,7 +9661,18 @@
           <w:sz w:val="24"/>
           <w:szCs w:val="24"/>
         </w:rPr>
-        <w:t xml:space="preserve">Left </w:t>
+        <w:t>Left</w:t>
+      </w:r>
+      <w:proofErr w:type="spellEnd"/>
+      <w:r>
+        <w:rPr>
+          <w:rFonts w:ascii="Arial" w:hAnsi="Arial" w:cs="Arial"/>
+          <w:i/>
+          <w:iCs/>
+          <w:sz w:val="24"/>
+          <w:szCs w:val="24"/>
+        </w:rPr>
+        <w:t xml:space="preserve"> </w:t>
       </w:r>
       <w:proofErr w:type="spellStart"/>
       <w:r>
@@ -10870,8 +10172,16 @@
               <w:rPr>
                 <w:rFonts w:ascii="Arial" w:hAnsi="Arial" w:cs="Arial"/>
               </w:rPr>
-              <w:t>Reemplazo de centinelas (999999999, 99) por NaN</w:t>
-            </w:r>
+              <w:t xml:space="preserve">Reemplazo de centinelas (999999999, 99) por </w:t>
+            </w:r>
+            <w:proofErr w:type="spellStart"/>
+            <w:r>
+              <w:rPr>
+                <w:rFonts w:ascii="Arial" w:hAnsi="Arial" w:cs="Arial"/>
+              </w:rPr>
+              <w:t>NaN</w:t>
+            </w:r>
+            <w:proofErr w:type="spellEnd"/>
           </w:p>
         </w:tc>
         <w:tc>
@@ -12006,109 +11316,1525 @@
           <w:rFonts w:ascii="Arial" w:hAnsi="Arial" w:cs="Arial"/>
           <w:b/>
           <w:bCs/>
-          <w:sz w:val="28"/>
-          <w:szCs w:val="28"/>
-        </w:rPr>
-      </w:pPr>
-      <w:r>
-        <w:rPr>
-          <w:rFonts w:ascii="Arial" w:hAnsi="Arial" w:cs="Arial"/>
-          <w:b/>
-          <w:bCs/>
-          <w:sz w:val="28"/>
-          <w:szCs w:val="28"/>
-        </w:rPr>
-        <w:t xml:space="preserve">Etapa </w:t>
-      </w:r>
-      <w:r>
-        <w:rPr>
-          <w:rFonts w:ascii="Arial" w:hAnsi="Arial" w:cs="Arial"/>
-          <w:b/>
-          <w:bCs/>
-          <w:sz w:val="28"/>
-          <w:szCs w:val="28"/>
-        </w:rPr>
-        <w:t>5</w:t>
-      </w:r>
-      <w:r>
-        <w:rPr>
-          <w:rFonts w:ascii="Arial" w:hAnsi="Arial" w:cs="Arial"/>
-          <w:b/>
-          <w:bCs/>
-          <w:sz w:val="28"/>
-          <w:szCs w:val="28"/>
-        </w:rPr>
-        <w:t xml:space="preserve"> — </w:t>
-      </w:r>
-      <w:r>
-        <w:rPr>
-          <w:rFonts w:ascii="Arial" w:hAnsi="Arial" w:cs="Arial"/>
-          <w:b/>
-          <w:bCs/>
-          <w:sz w:val="28"/>
-          <w:szCs w:val="28"/>
-        </w:rPr>
-        <w:t>Análisis descriptivo y exploratorio</w:t>
+          <w:sz w:val="24"/>
+          <w:szCs w:val="24"/>
+        </w:rPr>
+      </w:pPr>
+      <w:r>
+        <w:rPr>
+          <w:rFonts w:ascii="Arial" w:hAnsi="Arial" w:cs="Arial"/>
+          <w:b/>
+          <w:bCs/>
+          <w:sz w:val="24"/>
+          <w:szCs w:val="24"/>
+        </w:rPr>
+        <w:t>Distribución de Ingresos y Efecto de la Transformación</w:t>
       </w:r>
     </w:p>
     <w:p>
       <w:pPr>
-        <w:rPr>
-          <w:rFonts w:ascii="Arial" w:hAnsi="Arial" w:cs="Arial"/>
-          <w:b/>
-          <w:bCs/>
-          <w:sz w:val="28"/>
-          <w:szCs w:val="28"/>
-        </w:rPr>
-      </w:pPr>
+        <w:numPr>
+          <w:ilvl w:val="0"/>
+          <w:numId w:val="15"/>
+        </w:numPr>
+        <w:rPr>
+          <w:rFonts w:ascii="Arial" w:hAnsi="Arial" w:cs="Arial"/>
+          <w:sz w:val="24"/>
+          <w:szCs w:val="24"/>
+        </w:rPr>
+      </w:pPr>
+      <w:r>
+        <w:rPr>
+          <w:rFonts w:ascii="Arial" w:hAnsi="Arial" w:cs="Arial"/>
+          <w:b/>
+          <w:bCs/>
+          <w:sz w:val="24"/>
+          <w:szCs w:val="24"/>
+        </w:rPr>
+        <w:t>Asimetría severa:</w:t>
+      </w:r>
+      <w:r>
+        <w:rPr>
+          <w:rFonts w:ascii="Arial" w:hAnsi="Arial" w:cs="Arial"/>
+          <w:sz w:val="24"/>
+          <w:szCs w:val="24"/>
+        </w:rPr>
+        <w:t xml:space="preserve"> El ingreso principal (INGPRINC) presenta una asimetría extrema positiva de </w:t>
+      </w:r>
+      <w:r>
+        <w:rPr>
+          <w:rFonts w:ascii="Arial" w:hAnsi="Arial" w:cs="Arial"/>
+          <w:b/>
+          <w:bCs/>
+          <w:sz w:val="24"/>
+          <w:szCs w:val="24"/>
+        </w:rPr>
+        <w:t>40.17</w:t>
+      </w:r>
+      <w:r>
+        <w:rPr>
+          <w:rFonts w:ascii="Arial" w:hAnsi="Arial" w:cs="Arial"/>
+          <w:sz w:val="24"/>
+          <w:szCs w:val="24"/>
+        </w:rPr>
+        <w:t xml:space="preserve"> y una curtosis de </w:t>
+      </w:r>
+      <w:r>
+        <w:rPr>
+          <w:rFonts w:ascii="Arial" w:hAnsi="Arial" w:cs="Arial"/>
+          <w:b/>
+          <w:bCs/>
+          <w:sz w:val="24"/>
+          <w:szCs w:val="24"/>
+        </w:rPr>
+        <w:t>2275.89</w:t>
+      </w:r>
+      <w:r>
+        <w:rPr>
+          <w:rFonts w:ascii="Arial" w:hAnsi="Arial" w:cs="Arial"/>
+          <w:sz w:val="24"/>
+          <w:szCs w:val="24"/>
+        </w:rPr>
+        <w:t>. Esto evidencia una larga cola hacia la derecha, impulsada por valores atípicos (con un máximo de más de 536 millones de guaraníes).</w:t>
+      </w:r>
     </w:p>
     <w:p>
       <w:pPr>
-        <w:rPr>
-          <w:rFonts w:ascii="Arial" w:hAnsi="Arial" w:cs="Arial"/>
-          <w:b/>
-          <w:bCs/>
-          <w:sz w:val="28"/>
-          <w:szCs w:val="28"/>
-        </w:rPr>
-      </w:pPr>
-      <w:r>
-        <w:rPr>
-          <w:rFonts w:ascii="Arial" w:hAnsi="Arial" w:cs="Arial"/>
-          <w:b/>
-          <w:bCs/>
-          <w:sz w:val="28"/>
-          <w:szCs w:val="28"/>
-        </w:rPr>
-        <w:t>Conc</w:t>
-      </w:r>
-      <w:r>
-        <w:rPr>
-          <w:rFonts w:ascii="Arial" w:hAnsi="Arial" w:cs="Arial"/>
-          <w:b/>
-          <w:bCs/>
-          <w:sz w:val="28"/>
-          <w:szCs w:val="28"/>
-        </w:rPr>
-        <w:t>l</w:t>
-      </w:r>
-      <w:r>
-        <w:rPr>
-          <w:rFonts w:ascii="Arial" w:hAnsi="Arial" w:cs="Arial"/>
-          <w:b/>
-          <w:bCs/>
-          <w:sz w:val="28"/>
-          <w:szCs w:val="28"/>
-        </w:rPr>
-        <w:t>usión de la Fase 1</w:t>
+        <w:numPr>
+          <w:ilvl w:val="0"/>
+          <w:numId w:val="15"/>
+        </w:numPr>
+        <w:rPr>
+          <w:rFonts w:ascii="Arial" w:hAnsi="Arial" w:cs="Arial"/>
+          <w:sz w:val="24"/>
+          <w:szCs w:val="24"/>
+        </w:rPr>
+      </w:pPr>
+      <w:r>
+        <w:rPr>
+          <w:rFonts w:ascii="Arial" w:hAnsi="Arial" w:cs="Arial"/>
+          <w:b/>
+          <w:bCs/>
+          <w:sz w:val="24"/>
+          <w:szCs w:val="24"/>
+        </w:rPr>
+        <w:t>Tendencia central:</w:t>
+      </w:r>
+      <w:r>
+        <w:rPr>
+          <w:rFonts w:ascii="Arial" w:hAnsi="Arial" w:cs="Arial"/>
+          <w:sz w:val="24"/>
+          <w:szCs w:val="24"/>
+        </w:rPr>
+        <w:t xml:space="preserve"> Debido a la dispersión, la mediana de </w:t>
+      </w:r>
+      <w:r>
+        <w:rPr>
+          <w:rFonts w:ascii="Arial" w:hAnsi="Arial" w:cs="Arial"/>
+          <w:b/>
+          <w:bCs/>
+          <w:sz w:val="24"/>
+          <w:szCs w:val="24"/>
+        </w:rPr>
+        <w:t>2.500.000 guaraníes</w:t>
+      </w:r>
+      <w:r>
+        <w:rPr>
+          <w:rFonts w:ascii="Arial" w:hAnsi="Arial" w:cs="Arial"/>
+          <w:sz w:val="24"/>
+          <w:szCs w:val="24"/>
+        </w:rPr>
+        <w:t xml:space="preserve"> resulta ser un estimador mucho más robusto y representativo que la media (3.112.449 guaraníes).</w:t>
       </w:r>
     </w:p>
     <w:p>
       <w:pPr>
-        <w:rPr>
-          <w:rFonts w:ascii="Arial" w:hAnsi="Arial" w:cs="Arial"/>
-        </w:rPr>
-      </w:pPr>
+        <w:numPr>
+          <w:ilvl w:val="0"/>
+          <w:numId w:val="15"/>
+        </w:numPr>
+        <w:rPr>
+          <w:rFonts w:ascii="Arial" w:hAnsi="Arial" w:cs="Arial"/>
+          <w:sz w:val="24"/>
+          <w:szCs w:val="24"/>
+        </w:rPr>
+      </w:pPr>
+      <w:r>
+        <w:rPr>
+          <w:rFonts w:ascii="Arial" w:hAnsi="Arial" w:cs="Arial"/>
+          <w:b/>
+          <w:bCs/>
+          <w:sz w:val="24"/>
+          <w:szCs w:val="24"/>
+        </w:rPr>
+        <w:t>Corrección logarítmica:</w:t>
+      </w:r>
+      <w:r>
+        <w:rPr>
+          <w:rFonts w:ascii="Arial" w:hAnsi="Arial" w:cs="Arial"/>
+          <w:sz w:val="24"/>
+          <w:szCs w:val="24"/>
+        </w:rPr>
+        <w:t xml:space="preserve"> La transformación (LN_INGPRINC) cumplió su objetivo analítico. Redujo drásticamente la asimetría a </w:t>
+      </w:r>
+      <w:r>
+        <w:rPr>
+          <w:rFonts w:ascii="Arial" w:hAnsi="Arial" w:cs="Arial"/>
+          <w:b/>
+          <w:bCs/>
+          <w:sz w:val="24"/>
+          <w:szCs w:val="24"/>
+        </w:rPr>
+        <w:t>-1.08</w:t>
+      </w:r>
+      <w:r>
+        <w:rPr>
+          <w:rFonts w:ascii="Arial" w:hAnsi="Arial" w:cs="Arial"/>
+          <w:sz w:val="24"/>
+          <w:szCs w:val="24"/>
+        </w:rPr>
+        <w:t xml:space="preserve"> y la curtosis a </w:t>
+      </w:r>
+      <w:r>
+        <w:rPr>
+          <w:rFonts w:ascii="Arial" w:hAnsi="Arial" w:cs="Arial"/>
+          <w:b/>
+          <w:bCs/>
+          <w:sz w:val="24"/>
+          <w:szCs w:val="24"/>
+        </w:rPr>
+        <w:t>3.84</w:t>
+      </w:r>
+      <w:r>
+        <w:rPr>
+          <w:rFonts w:ascii="Arial" w:hAnsi="Arial" w:cs="Arial"/>
+          <w:sz w:val="24"/>
+          <w:szCs w:val="24"/>
+        </w:rPr>
+        <w:t>, estabilizando la varianza y logrando una distribución mucho más cercana a la normal, lo cual es ideal para futuros modelos paramétricos.</w:t>
+      </w:r>
+    </w:p>
+    <w:p>
+      <w:pPr>
+        <w:rPr>
+          <w:rFonts w:ascii="Arial" w:hAnsi="Arial" w:cs="Arial"/>
+          <w:b/>
+          <w:bCs/>
+          <w:sz w:val="24"/>
+          <w:szCs w:val="24"/>
+        </w:rPr>
+      </w:pPr>
+      <w:r>
+        <w:rPr>
+          <w:rFonts w:ascii="Arial" w:hAnsi="Arial" w:cs="Arial"/>
+          <w:b/>
+          <w:bCs/>
+          <w:sz w:val="24"/>
+          <w:szCs w:val="24"/>
+        </w:rPr>
+        <w:t>Composición Educativa e Impacto Salarial</w:t>
+      </w:r>
+    </w:p>
+    <w:p>
+      <w:pPr>
+        <w:numPr>
+          <w:ilvl w:val="0"/>
+          <w:numId w:val="16"/>
+        </w:numPr>
+        <w:rPr>
+          <w:rFonts w:ascii="Arial" w:hAnsi="Arial" w:cs="Arial"/>
+          <w:sz w:val="24"/>
+          <w:szCs w:val="24"/>
+        </w:rPr>
+      </w:pPr>
+      <w:r>
+        <w:rPr>
+          <w:rFonts w:ascii="Arial" w:hAnsi="Arial" w:cs="Arial"/>
+          <w:b/>
+          <w:bCs/>
+          <w:sz w:val="24"/>
+          <w:szCs w:val="24"/>
+        </w:rPr>
+        <w:t>Concentración de la PEA:</w:t>
+      </w:r>
+      <w:r>
+        <w:rPr>
+          <w:rFonts w:ascii="Arial" w:hAnsi="Arial" w:cs="Arial"/>
+          <w:sz w:val="24"/>
+          <w:szCs w:val="24"/>
+        </w:rPr>
+        <w:t xml:space="preserve"> La población ocupada de la muestra se concentra mayoritariamente en la </w:t>
+      </w:r>
+      <w:r>
+        <w:rPr>
+          <w:rFonts w:ascii="Arial" w:hAnsi="Arial" w:cs="Arial"/>
+          <w:b/>
+          <w:bCs/>
+          <w:sz w:val="24"/>
+          <w:szCs w:val="24"/>
+        </w:rPr>
+        <w:t>Educación Básica (38.58%)</w:t>
+      </w:r>
+      <w:r>
+        <w:rPr>
+          <w:rFonts w:ascii="Arial" w:hAnsi="Arial" w:cs="Arial"/>
+          <w:sz w:val="24"/>
+          <w:szCs w:val="24"/>
+        </w:rPr>
+        <w:t xml:space="preserve">, seguida por un bloque importante con </w:t>
+      </w:r>
+      <w:r>
+        <w:rPr>
+          <w:rFonts w:ascii="Arial" w:hAnsi="Arial" w:cs="Arial"/>
+          <w:b/>
+          <w:bCs/>
+          <w:sz w:val="24"/>
+          <w:szCs w:val="24"/>
+        </w:rPr>
+        <w:t>Educación Superior (29.93%)</w:t>
+      </w:r>
+      <w:r>
+        <w:rPr>
+          <w:rFonts w:ascii="Arial" w:hAnsi="Arial" w:cs="Arial"/>
+          <w:sz w:val="24"/>
+          <w:szCs w:val="24"/>
+        </w:rPr>
+        <w:t>.</w:t>
+      </w:r>
+    </w:p>
+    <w:p>
+      <w:pPr>
+        <w:numPr>
+          <w:ilvl w:val="0"/>
+          <w:numId w:val="16"/>
+        </w:numPr>
+        <w:rPr>
+          <w:rFonts w:ascii="Arial" w:hAnsi="Arial" w:cs="Arial"/>
+          <w:sz w:val="24"/>
+          <w:szCs w:val="24"/>
+        </w:rPr>
+      </w:pPr>
+      <w:r>
+        <w:rPr>
+          <w:rFonts w:ascii="Arial" w:hAnsi="Arial" w:cs="Arial"/>
+          <w:b/>
+          <w:bCs/>
+          <w:sz w:val="24"/>
+          <w:szCs w:val="24"/>
+        </w:rPr>
+        <w:t>Retorno de la educación:</w:t>
+      </w:r>
+      <w:r>
+        <w:rPr>
+          <w:rFonts w:ascii="Arial" w:hAnsi="Arial" w:cs="Arial"/>
+          <w:sz w:val="24"/>
+          <w:szCs w:val="24"/>
+        </w:rPr>
+        <w:t xml:space="preserve"> El análisis bivariado confirma una relación escalonada entre el grado académico y la remuneración. La mediana de ingresos sube progresivamente: pasa de aproximadamente 1.8 millones en Educación Básica a </w:t>
+      </w:r>
+      <w:r>
+        <w:rPr>
+          <w:rFonts w:ascii="Arial" w:hAnsi="Arial" w:cs="Arial"/>
+          <w:b/>
+          <w:bCs/>
+          <w:sz w:val="24"/>
+          <w:szCs w:val="24"/>
+        </w:rPr>
+        <w:t>3.3 millones de guaraníes en la Educación Superior</w:t>
+      </w:r>
+      <w:r>
+        <w:rPr>
+          <w:rFonts w:ascii="Arial" w:hAnsi="Arial" w:cs="Arial"/>
+          <w:sz w:val="24"/>
+          <w:szCs w:val="24"/>
+        </w:rPr>
+        <w:t>.</w:t>
+      </w:r>
+    </w:p>
+    <w:p>
+      <w:pPr>
+        <w:rPr>
+          <w:rFonts w:ascii="Arial" w:hAnsi="Arial" w:cs="Arial"/>
+          <w:b/>
+          <w:bCs/>
+          <w:sz w:val="24"/>
+          <w:szCs w:val="24"/>
+        </w:rPr>
+      </w:pPr>
+      <w:r>
+        <w:rPr>
+          <w:rFonts w:ascii="Arial" w:hAnsi="Arial" w:cs="Arial"/>
+          <w:b/>
+          <w:bCs/>
+          <w:sz w:val="24"/>
+          <w:szCs w:val="24"/>
+        </w:rPr>
+        <w:t>Hallazgos Críticos y Anomalías de la Muestra</w:t>
+      </w:r>
+    </w:p>
+    <w:p>
+      <w:pPr>
+        <w:rPr>
+          <w:rFonts w:ascii="Arial" w:hAnsi="Arial" w:cs="Arial"/>
+          <w:sz w:val="24"/>
+          <w:szCs w:val="24"/>
+        </w:rPr>
+      </w:pPr>
+      <w:r>
+        <w:rPr>
+          <w:rFonts w:ascii="Arial" w:hAnsi="Arial" w:cs="Arial"/>
+          <w:sz w:val="24"/>
+          <w:szCs w:val="24"/>
+        </w:rPr>
+        <w:t>Al revisar la salida estadística, he identificado dos comportamientos inusuales que es imperativo documentar en tu análisis, ya que probablemente provienen de los filtros aplicados en la Etapa 3:</w:t>
+      </w:r>
+    </w:p>
+    <w:tbl>
+      <w:tblPr>
+        <w:tblStyle w:val="Tablanormal2"/>
+        <w:tblW w:w="9085" w:type="dxa"/>
+        <w:tblLook w:val="04A0" w:firstRow="1" w:lastRow="0" w:firstColumn="1" w:lastColumn="0" w:noHBand="0" w:noVBand="1"/>
+      </w:tblPr>
+      <w:tblGrid>
+        <w:gridCol w:w="2807"/>
+        <w:gridCol w:w="2151"/>
+        <w:gridCol w:w="4127"/>
+      </w:tblGrid>
+      <w:tr>
+        <w:trPr>
+          <w:cnfStyle w:val="100000000000" w:firstRow="1" w:lastRow="0" w:firstColumn="0" w:lastColumn="0" w:oddVBand="0" w:evenVBand="0" w:oddHBand="0" w:evenHBand="0" w:firstRowFirstColumn="0" w:firstRowLastColumn="0" w:lastRowFirstColumn="0" w:lastRowLastColumn="0"/>
+          <w:trHeight w:val="946"/>
+        </w:trPr>
+        <w:tc>
+          <w:tcPr>
+            <w:cnfStyle w:val="001000000000" w:firstRow="0" w:lastRow="0" w:firstColumn="1" w:lastColumn="0" w:oddVBand="0" w:evenVBand="0" w:oddHBand="0" w:evenHBand="0" w:firstRowFirstColumn="0" w:firstRowLastColumn="0" w:lastRowFirstColumn="0" w:lastRowLastColumn="0"/>
+            <w:tcW w:w="0" w:type="auto"/>
+            <w:hideMark/>
+          </w:tcPr>
+          <w:p>
+            <w:pPr>
+              <w:spacing w:after="160" w:line="259" w:lineRule="auto"/>
+              <w:rPr>
+                <w:rFonts w:ascii="Arial" w:hAnsi="Arial" w:cs="Arial"/>
+                <w:sz w:val="24"/>
+                <w:szCs w:val="24"/>
+              </w:rPr>
+            </w:pPr>
+            <w:r>
+              <w:rPr>
+                <w:rFonts w:ascii="Arial" w:hAnsi="Arial" w:cs="Arial"/>
+                <w:sz w:val="24"/>
+                <w:szCs w:val="24"/>
+              </w:rPr>
+              <w:t>Variable</w:t>
+            </w:r>
+          </w:p>
+        </w:tc>
+        <w:tc>
+          <w:tcPr>
+            <w:tcW w:w="0" w:type="auto"/>
+            <w:hideMark/>
+          </w:tcPr>
+          <w:p>
+            <w:pPr>
+              <w:spacing w:after="160" w:line="259" w:lineRule="auto"/>
+              <w:cnfStyle w:val="100000000000" w:firstRow="1" w:lastRow="0" w:firstColumn="0" w:lastColumn="0" w:oddVBand="0" w:evenVBand="0" w:oddHBand="0" w:evenHBand="0" w:firstRowFirstColumn="0" w:firstRowLastColumn="0" w:lastRowFirstColumn="0" w:lastRowLastColumn="0"/>
+              <w:rPr>
+                <w:rFonts w:ascii="Arial" w:hAnsi="Arial" w:cs="Arial"/>
+                <w:sz w:val="24"/>
+                <w:szCs w:val="24"/>
+              </w:rPr>
+            </w:pPr>
+            <w:r>
+              <w:rPr>
+                <w:rFonts w:ascii="Arial" w:hAnsi="Arial" w:cs="Arial"/>
+                <w:sz w:val="24"/>
+                <w:szCs w:val="24"/>
+              </w:rPr>
+              <w:t>Observación Empírica</w:t>
+            </w:r>
+          </w:p>
+        </w:tc>
+        <w:tc>
+          <w:tcPr>
+            <w:tcW w:w="0" w:type="auto"/>
+            <w:hideMark/>
+          </w:tcPr>
+          <w:p>
+            <w:pPr>
+              <w:spacing w:after="160" w:line="259" w:lineRule="auto"/>
+              <w:cnfStyle w:val="100000000000" w:firstRow="1" w:lastRow="0" w:firstColumn="0" w:lastColumn="0" w:oddVBand="0" w:evenVBand="0" w:oddHBand="0" w:evenHBand="0" w:firstRowFirstColumn="0" w:firstRowLastColumn="0" w:lastRowFirstColumn="0" w:lastRowLastColumn="0"/>
+              <w:rPr>
+                <w:rFonts w:ascii="Arial" w:hAnsi="Arial" w:cs="Arial"/>
+                <w:sz w:val="24"/>
+                <w:szCs w:val="24"/>
+              </w:rPr>
+            </w:pPr>
+            <w:r>
+              <w:rPr>
+                <w:rFonts w:ascii="Arial" w:hAnsi="Arial" w:cs="Arial"/>
+                <w:sz w:val="24"/>
+                <w:szCs w:val="24"/>
+              </w:rPr>
+              <w:t>Impacto en el Proyecto</w:t>
+            </w:r>
+          </w:p>
+        </w:tc>
+      </w:tr>
+      <w:tr>
+        <w:trPr>
+          <w:cnfStyle w:val="000000100000" w:firstRow="0" w:lastRow="0" w:firstColumn="0" w:lastColumn="0" w:oddVBand="0" w:evenVBand="0" w:oddHBand="1" w:evenHBand="0" w:firstRowFirstColumn="0" w:firstRowLastColumn="0" w:lastRowFirstColumn="0" w:lastRowLastColumn="0"/>
+          <w:trHeight w:val="1684"/>
+        </w:trPr>
+        <w:tc>
+          <w:tcPr>
+            <w:cnfStyle w:val="001000000000" w:firstRow="0" w:lastRow="0" w:firstColumn="1" w:lastColumn="0" w:oddVBand="0" w:evenVBand="0" w:oddHBand="0" w:evenHBand="0" w:firstRowFirstColumn="0" w:firstRowLastColumn="0" w:lastRowFirstColumn="0" w:lastRowLastColumn="0"/>
+            <w:tcW w:w="0" w:type="auto"/>
+            <w:hideMark/>
+          </w:tcPr>
+          <w:p>
+            <w:pPr>
+              <w:spacing w:after="160" w:line="259" w:lineRule="auto"/>
+              <w:rPr>
+                <w:rFonts w:ascii="Arial" w:hAnsi="Arial" w:cs="Arial"/>
+                <w:sz w:val="24"/>
+                <w:szCs w:val="24"/>
+              </w:rPr>
+            </w:pPr>
+            <w:r>
+              <w:rPr>
+                <w:rFonts w:ascii="Arial" w:hAnsi="Arial" w:cs="Arial"/>
+                <w:sz w:val="24"/>
+                <w:szCs w:val="24"/>
+              </w:rPr>
+              <w:t>INFORMAL_LABORAL</w:t>
+            </w:r>
+          </w:p>
+        </w:tc>
+        <w:tc>
+          <w:tcPr>
+            <w:tcW w:w="0" w:type="auto"/>
+            <w:hideMark/>
+          </w:tcPr>
+          <w:p>
+            <w:pPr>
+              <w:spacing w:after="160" w:line="259" w:lineRule="auto"/>
+              <w:cnfStyle w:val="000000100000" w:firstRow="0" w:lastRow="0" w:firstColumn="0" w:lastColumn="0" w:oddVBand="0" w:evenVBand="0" w:oddHBand="1" w:evenHBand="0" w:firstRowFirstColumn="0" w:firstRowLastColumn="0" w:lastRowFirstColumn="0" w:lastRowLastColumn="0"/>
+              <w:rPr>
+                <w:rFonts w:ascii="Arial" w:hAnsi="Arial" w:cs="Arial"/>
+                <w:sz w:val="24"/>
+                <w:szCs w:val="24"/>
+              </w:rPr>
+            </w:pPr>
+            <w:r>
+              <w:rPr>
+                <w:rFonts w:ascii="Arial" w:hAnsi="Arial" w:cs="Arial"/>
+                <w:sz w:val="24"/>
+                <w:szCs w:val="24"/>
+              </w:rPr>
+              <w:t xml:space="preserve">El </w:t>
+            </w:r>
+            <w:r>
+              <w:rPr>
+                <w:rFonts w:ascii="Arial" w:hAnsi="Arial" w:cs="Arial"/>
+                <w:b/>
+                <w:bCs/>
+                <w:sz w:val="24"/>
+                <w:szCs w:val="24"/>
+              </w:rPr>
+              <w:t>100%</w:t>
+            </w:r>
+            <w:r>
+              <w:rPr>
+                <w:rFonts w:ascii="Arial" w:hAnsi="Arial" w:cs="Arial"/>
+                <w:sz w:val="24"/>
+                <w:szCs w:val="24"/>
+              </w:rPr>
+              <w:t xml:space="preserve"> de los 26,459 registros tiene valor </w:t>
+            </w:r>
+            <w:r>
+              <w:rPr>
+                <w:rFonts w:ascii="Arial" w:hAnsi="Arial" w:cs="Arial"/>
+                <w:b/>
+                <w:bCs/>
+                <w:sz w:val="24"/>
+                <w:szCs w:val="24"/>
+              </w:rPr>
+              <w:t>0</w:t>
+            </w:r>
+            <w:r>
+              <w:rPr>
+                <w:rFonts w:ascii="Arial" w:hAnsi="Arial" w:cs="Arial"/>
+                <w:sz w:val="24"/>
+                <w:szCs w:val="24"/>
+              </w:rPr>
+              <w:t>.</w:t>
+            </w:r>
+          </w:p>
+        </w:tc>
+        <w:tc>
+          <w:tcPr>
+            <w:tcW w:w="0" w:type="auto"/>
+            <w:hideMark/>
+          </w:tcPr>
+          <w:p>
+            <w:pPr>
+              <w:spacing w:after="160" w:line="259" w:lineRule="auto"/>
+              <w:cnfStyle w:val="000000100000" w:firstRow="0" w:lastRow="0" w:firstColumn="0" w:lastColumn="0" w:oddVBand="0" w:evenVBand="0" w:oddHBand="1" w:evenHBand="0" w:firstRowFirstColumn="0" w:firstRowLastColumn="0" w:lastRowFirstColumn="0" w:lastRowLastColumn="0"/>
+              <w:rPr>
+                <w:rFonts w:ascii="Arial" w:hAnsi="Arial" w:cs="Arial"/>
+                <w:sz w:val="24"/>
+                <w:szCs w:val="24"/>
+              </w:rPr>
+            </w:pPr>
+            <w:r>
+              <w:rPr>
+                <w:rFonts w:ascii="Arial" w:hAnsi="Arial" w:cs="Arial"/>
+                <w:sz w:val="24"/>
+                <w:szCs w:val="24"/>
+              </w:rPr>
+              <w:t>No existe varianza. Es imposible hacer cruces bivariados o evaluar la informalidad con este dataset.</w:t>
+            </w:r>
+          </w:p>
+        </w:tc>
+      </w:tr>
+      <w:tr>
+        <w:trPr>
+          <w:trHeight w:val="2814"/>
+        </w:trPr>
+        <w:tc>
+          <w:tcPr>
+            <w:cnfStyle w:val="001000000000" w:firstRow="0" w:lastRow="0" w:firstColumn="1" w:lastColumn="0" w:oddVBand="0" w:evenVBand="0" w:oddHBand="0" w:evenHBand="0" w:firstRowFirstColumn="0" w:firstRowLastColumn="0" w:lastRowFirstColumn="0" w:lastRowLastColumn="0"/>
+            <w:tcW w:w="0" w:type="auto"/>
+            <w:hideMark/>
+          </w:tcPr>
+          <w:p>
+            <w:pPr>
+              <w:spacing w:after="160" w:line="259" w:lineRule="auto"/>
+              <w:rPr>
+                <w:rFonts w:ascii="Arial" w:hAnsi="Arial" w:cs="Arial"/>
+                <w:sz w:val="24"/>
+                <w:szCs w:val="24"/>
+              </w:rPr>
+            </w:pPr>
+            <w:r>
+              <w:rPr>
+                <w:rFonts w:ascii="Arial" w:hAnsi="Arial" w:cs="Arial"/>
+                <w:sz w:val="24"/>
+                <w:szCs w:val="24"/>
+              </w:rPr>
+              <w:lastRenderedPageBreak/>
+              <w:t>ED01 (Años de estudio)</w:t>
+            </w:r>
+          </w:p>
+        </w:tc>
+        <w:tc>
+          <w:tcPr>
+            <w:tcW w:w="0" w:type="auto"/>
+            <w:hideMark/>
+          </w:tcPr>
+          <w:p>
+            <w:pPr>
+              <w:spacing w:after="160" w:line="259" w:lineRule="auto"/>
+              <w:cnfStyle w:val="000000000000" w:firstRow="0" w:lastRow="0" w:firstColumn="0" w:lastColumn="0" w:oddVBand="0" w:evenVBand="0" w:oddHBand="0" w:evenHBand="0" w:firstRowFirstColumn="0" w:firstRowLastColumn="0" w:lastRowFirstColumn="0" w:lastRowLastColumn="0"/>
+              <w:rPr>
+                <w:rFonts w:ascii="Arial" w:hAnsi="Arial" w:cs="Arial"/>
+                <w:sz w:val="24"/>
+                <w:szCs w:val="24"/>
+              </w:rPr>
+            </w:pPr>
+            <w:r>
+              <w:rPr>
+                <w:rFonts w:ascii="Arial" w:hAnsi="Arial" w:cs="Arial"/>
+                <w:sz w:val="24"/>
+                <w:szCs w:val="24"/>
+              </w:rPr>
+              <w:t xml:space="preserve">Mínimo </w:t>
+            </w:r>
+            <w:r>
+              <w:rPr>
+                <w:rFonts w:ascii="Arial" w:hAnsi="Arial" w:cs="Arial"/>
+                <w:b/>
+                <w:bCs/>
+                <w:sz w:val="24"/>
+                <w:szCs w:val="24"/>
+              </w:rPr>
+              <w:t>0</w:t>
+            </w:r>
+            <w:r>
+              <w:rPr>
+                <w:rFonts w:ascii="Arial" w:hAnsi="Arial" w:cs="Arial"/>
+                <w:sz w:val="24"/>
+                <w:szCs w:val="24"/>
+              </w:rPr>
+              <w:t xml:space="preserve">, Máximo </w:t>
+            </w:r>
+            <w:r>
+              <w:rPr>
+                <w:rFonts w:ascii="Arial" w:hAnsi="Arial" w:cs="Arial"/>
+                <w:b/>
+                <w:bCs/>
+                <w:sz w:val="24"/>
+                <w:szCs w:val="24"/>
+              </w:rPr>
+              <w:t>1</w:t>
+            </w:r>
+            <w:r>
+              <w:rPr>
+                <w:rFonts w:ascii="Arial" w:hAnsi="Arial" w:cs="Arial"/>
+                <w:sz w:val="24"/>
+                <w:szCs w:val="24"/>
+              </w:rPr>
+              <w:t xml:space="preserve">, Media </w:t>
+            </w:r>
+            <w:r>
+              <w:rPr>
+                <w:rFonts w:ascii="Arial" w:hAnsi="Arial" w:cs="Arial"/>
+                <w:b/>
+                <w:bCs/>
+                <w:sz w:val="24"/>
+                <w:szCs w:val="24"/>
+              </w:rPr>
+              <w:t>0.11</w:t>
+            </w:r>
+            <w:r>
+              <w:rPr>
+                <w:rFonts w:ascii="Arial" w:hAnsi="Arial" w:cs="Arial"/>
+                <w:sz w:val="24"/>
+                <w:szCs w:val="24"/>
+              </w:rPr>
+              <w:t>.</w:t>
+            </w:r>
+          </w:p>
+        </w:tc>
+        <w:tc>
+          <w:tcPr>
+            <w:tcW w:w="0" w:type="auto"/>
+            <w:hideMark/>
+          </w:tcPr>
+          <w:p>
+            <w:pPr>
+              <w:spacing w:after="160" w:line="259" w:lineRule="auto"/>
+              <w:cnfStyle w:val="000000000000" w:firstRow="0" w:lastRow="0" w:firstColumn="0" w:lastColumn="0" w:oddVBand="0" w:evenVBand="0" w:oddHBand="0" w:evenHBand="0" w:firstRowFirstColumn="0" w:firstRowLastColumn="0" w:lastRowFirstColumn="0" w:lastRowLastColumn="0"/>
+              <w:rPr>
+                <w:rFonts w:ascii="Arial" w:hAnsi="Arial" w:cs="Arial"/>
+                <w:sz w:val="24"/>
+                <w:szCs w:val="24"/>
+              </w:rPr>
+            </w:pPr>
+            <w:r>
+              <w:rPr>
+                <w:rFonts w:ascii="Arial" w:hAnsi="Arial" w:cs="Arial"/>
+                <w:sz w:val="24"/>
+                <w:szCs w:val="24"/>
+              </w:rPr>
+              <w:t xml:space="preserve">La variable está </w:t>
+            </w:r>
+            <w:proofErr w:type="spellStart"/>
+            <w:r>
+              <w:rPr>
+                <w:rFonts w:ascii="Arial" w:hAnsi="Arial" w:cs="Arial"/>
+                <w:sz w:val="24"/>
+                <w:szCs w:val="24"/>
+              </w:rPr>
+              <w:t>binarizada</w:t>
+            </w:r>
+            <w:proofErr w:type="spellEnd"/>
+            <w:r>
+              <w:rPr>
+                <w:rFonts w:ascii="Arial" w:hAnsi="Arial" w:cs="Arial"/>
+                <w:sz w:val="24"/>
+                <w:szCs w:val="24"/>
+              </w:rPr>
+              <w:t xml:space="preserve"> o truncada, no representa una escala continua de "años". La correlación de </w:t>
+            </w:r>
+            <w:r>
+              <w:rPr>
+                <w:rFonts w:ascii="Arial" w:hAnsi="Arial" w:cs="Arial"/>
+                <w:b/>
+                <w:bCs/>
+                <w:sz w:val="24"/>
+                <w:szCs w:val="24"/>
+              </w:rPr>
+              <w:t>-0.25</w:t>
+            </w:r>
+            <w:r>
+              <w:rPr>
+                <w:rFonts w:ascii="Arial" w:hAnsi="Arial" w:cs="Arial"/>
+                <w:sz w:val="24"/>
+                <w:szCs w:val="24"/>
+              </w:rPr>
+              <w:t xml:space="preserve"> con los ingresos carece de interpretación lógica bajo este formato.</w:t>
+            </w:r>
+          </w:p>
+        </w:tc>
+      </w:tr>
+    </w:tbl>
+    <w:p>
+      <w:pPr>
+        <w:rPr>
+          <w:rFonts w:ascii="Arial" w:hAnsi="Arial" w:cs="Arial"/>
+          <w:sz w:val="24"/>
+          <w:szCs w:val="24"/>
+        </w:rPr>
+      </w:pPr>
+    </w:p>
+    <w:p>
+      <w:pPr>
+        <w:rPr>
+          <w:rFonts w:ascii="Arial" w:hAnsi="Arial" w:cs="Arial"/>
+          <w:b/>
+          <w:bCs/>
+          <w:sz w:val="24"/>
+          <w:szCs w:val="24"/>
+        </w:rPr>
+      </w:pPr>
+      <w:r>
+        <w:rPr>
+          <w:rFonts w:ascii="Arial" w:hAnsi="Arial" w:cs="Arial"/>
+          <w:b/>
+          <w:bCs/>
+          <w:sz w:val="24"/>
+          <w:szCs w:val="24"/>
+        </w:rPr>
+        <w:t>Etapa 5 — Análisis descriptivo y exploratorio</w:t>
+      </w:r>
+    </w:p>
+    <w:p>
+      <w:pPr>
+        <w:rPr>
+          <w:rFonts w:ascii="Arial" w:hAnsi="Arial" w:cs="Arial"/>
+          <w:b/>
+          <w:bCs/>
+          <w:sz w:val="24"/>
+          <w:szCs w:val="24"/>
+        </w:rPr>
+      </w:pPr>
+      <w:r>
+        <w:rPr>
+          <w:rFonts w:ascii="Arial" w:hAnsi="Arial" w:cs="Arial"/>
+          <w:b/>
+          <w:bCs/>
+          <w:sz w:val="24"/>
+          <w:szCs w:val="24"/>
+        </w:rPr>
+        <w:t>5.1. Introducción y Caracterización General del Fenómeno</w:t>
+      </w:r>
+    </w:p>
+    <w:p>
+      <w:pPr>
+        <w:rPr>
+          <w:rFonts w:ascii="Arial" w:hAnsi="Arial" w:cs="Arial"/>
+          <w:sz w:val="24"/>
+          <w:szCs w:val="24"/>
+        </w:rPr>
+      </w:pPr>
+      <w:r>
+        <w:rPr>
+          <w:rFonts w:ascii="Arial" w:hAnsi="Arial" w:cs="Arial"/>
+          <w:sz w:val="24"/>
+          <w:szCs w:val="24"/>
+        </w:rPr>
+        <w:t>La presente etapa consolida la caracterización integrada de la Población Económicamente Activa (PEA) Ocupada a partir de los datos depurados de la Encuesta Permanente de Hogares Continua (EPHC) 2025. El análisis trasciende la mera enumeración de estadísticos descriptivos, estructurando una narrativa articulada sobre el comportamiento de los ingresos laborales, la estructura educativa y las disparidades socioeconómicas que configuran el mercado de trabajo paraguayo.</w:t>
+      </w:r>
+    </w:p>
+    <w:p>
+      <w:pPr>
+        <w:rPr>
+          <w:rFonts w:ascii="Arial" w:hAnsi="Arial" w:cs="Arial"/>
+          <w:b/>
+          <w:bCs/>
+          <w:sz w:val="24"/>
+          <w:szCs w:val="24"/>
+        </w:rPr>
+      </w:pPr>
+      <w:r>
+        <w:rPr>
+          <w:rFonts w:ascii="Arial" w:hAnsi="Arial" w:cs="Arial"/>
+          <w:b/>
+          <w:bCs/>
+          <w:sz w:val="24"/>
+          <w:szCs w:val="24"/>
+        </w:rPr>
+        <w:t>5.2. Hallazgos Empíricos y Patrones Estructurales</w:t>
+      </w:r>
+    </w:p>
+    <w:p>
+      <w:pPr>
+        <w:rPr>
+          <w:rFonts w:ascii="Arial" w:hAnsi="Arial" w:cs="Arial"/>
+          <w:sz w:val="24"/>
+          <w:szCs w:val="24"/>
+        </w:rPr>
+      </w:pPr>
+      <w:r>
+        <w:rPr>
+          <w:rFonts w:ascii="Arial" w:hAnsi="Arial" w:cs="Arial"/>
+          <w:sz w:val="24"/>
+          <w:szCs w:val="24"/>
+        </w:rPr>
+        <w:t>Mediante la integración de las ocho visualizaciones analíticas y las pruebas estadísticas correspondientes, se identificaron tres patrones y anomalías clave que caracterizan el conjunto de datos:</w:t>
+      </w:r>
+    </w:p>
+    <w:p>
+      <w:pPr>
+        <w:numPr>
+          <w:ilvl w:val="0"/>
+          <w:numId w:val="22"/>
+        </w:numPr>
+        <w:rPr>
+          <w:rFonts w:ascii="Arial" w:hAnsi="Arial" w:cs="Arial"/>
+          <w:sz w:val="24"/>
+          <w:szCs w:val="24"/>
+        </w:rPr>
+      </w:pPr>
+      <w:r>
+        <w:rPr>
+          <w:rFonts w:ascii="Arial" w:hAnsi="Arial" w:cs="Arial"/>
+          <w:b/>
+          <w:bCs/>
+          <w:sz w:val="24"/>
+          <w:szCs w:val="24"/>
+        </w:rPr>
+        <w:t>Asimetría Severa y Concentración de Ingresos:</w:t>
+      </w:r>
+      <w:r>
+        <w:rPr>
+          <w:rFonts w:ascii="Arial" w:hAnsi="Arial" w:cs="Arial"/>
+          <w:sz w:val="24"/>
+          <w:szCs w:val="24"/>
+        </w:rPr>
+        <w:t xml:space="preserve"> El análisis univariado y las pruebas de normalidad de </w:t>
+      </w:r>
+      <w:proofErr w:type="spellStart"/>
+      <w:r>
+        <w:rPr>
+          <w:rFonts w:ascii="Arial" w:hAnsi="Arial" w:cs="Arial"/>
+          <w:sz w:val="24"/>
+          <w:szCs w:val="24"/>
+        </w:rPr>
+        <w:t>Kolmogorov-Smirnov</w:t>
+      </w:r>
+      <w:proofErr w:type="spellEnd"/>
+      <w:r>
+        <w:rPr>
+          <w:rFonts w:ascii="Arial" w:hAnsi="Arial" w:cs="Arial"/>
+          <w:sz w:val="24"/>
+          <w:szCs w:val="24"/>
+        </w:rPr>
+        <w:t xml:space="preserve"> confirman de manera categórica que los ingresos laborales no siguen una distribución normal. La presencia de valores atípicos elevados genera una asimetría positiva profunda, donde la mayor parte de la masa laboral se concentra en rangos salariales bajos, mientras que los ingresos más altos estiran sustancialmente la media por encima de la mediana.</w:t>
+      </w:r>
+    </w:p>
+    <w:p>
+      <w:pPr>
+        <w:numPr>
+          <w:ilvl w:val="0"/>
+          <w:numId w:val="22"/>
+        </w:numPr>
+        <w:rPr>
+          <w:rFonts w:ascii="Arial" w:hAnsi="Arial" w:cs="Arial"/>
+          <w:sz w:val="24"/>
+          <w:szCs w:val="24"/>
+        </w:rPr>
+      </w:pPr>
+      <w:r>
+        <w:rPr>
+          <w:rFonts w:ascii="Arial" w:hAnsi="Arial" w:cs="Arial"/>
+          <w:b/>
+          <w:bCs/>
+          <w:sz w:val="24"/>
+          <w:szCs w:val="24"/>
+        </w:rPr>
+        <w:t>Retornos Salariales Condicionados por la Educación:</w:t>
+      </w:r>
+      <w:r>
+        <w:rPr>
+          <w:rFonts w:ascii="Arial" w:hAnsi="Arial" w:cs="Arial"/>
+          <w:sz w:val="24"/>
+          <w:szCs w:val="24"/>
+        </w:rPr>
+        <w:t xml:space="preserve"> A través de los diagramas de caja y la contrastación no paramétrica de Kruskal-Wallis, se comprobó la existencia de diferencias estadísticamente significativas en los niveles de ingresos según el nivel educativo alcanzado. La mediana salarial asciende de forma progresiva desde los niveles de instrucción básica hasta la educación superior universitaria.</w:t>
+      </w:r>
+    </w:p>
+    <w:p>
+      <w:pPr>
+        <w:numPr>
+          <w:ilvl w:val="0"/>
+          <w:numId w:val="22"/>
+        </w:numPr>
+        <w:rPr>
+          <w:rFonts w:ascii="Arial" w:hAnsi="Arial" w:cs="Arial"/>
+          <w:sz w:val="24"/>
+          <w:szCs w:val="24"/>
+        </w:rPr>
+      </w:pPr>
+      <w:r>
+        <w:rPr>
+          <w:rFonts w:ascii="Arial" w:hAnsi="Arial" w:cs="Arial"/>
+          <w:b/>
+          <w:bCs/>
+          <w:sz w:val="24"/>
+          <w:szCs w:val="24"/>
+        </w:rPr>
+        <w:t>Dinámica Etaria y Ciclo de Vida Laboral:</w:t>
+      </w:r>
+      <w:r>
+        <w:rPr>
+          <w:rFonts w:ascii="Arial" w:hAnsi="Arial" w:cs="Arial"/>
+          <w:sz w:val="24"/>
+          <w:szCs w:val="24"/>
+        </w:rPr>
+        <w:t xml:space="preserve"> Las tendencias observadas en función de la edad revelan un comportamiento parabólico del ingreso medio, el cual experimenta un crecimiento sostenido durante los primeros años de experiencia laboral, se estabiliza en la etapa de madurez productiva y desciende moderadamente en los tramos de adultos mayores.</w:t>
+      </w:r>
+    </w:p>
+    <w:p>
+      <w:pPr>
+        <w:rPr>
+          <w:rFonts w:ascii="Arial" w:hAnsi="Arial" w:cs="Arial"/>
+          <w:b/>
+          <w:bCs/>
+          <w:sz w:val="24"/>
+          <w:szCs w:val="24"/>
+        </w:rPr>
+      </w:pPr>
+      <w:r>
+        <w:rPr>
+          <w:rFonts w:ascii="Arial" w:hAnsi="Arial" w:cs="Arial"/>
+          <w:b/>
+          <w:bCs/>
+          <w:sz w:val="24"/>
+          <w:szCs w:val="24"/>
+        </w:rPr>
+        <w:lastRenderedPageBreak/>
+        <w:t>Conclusión de la Fase 1</w:t>
+      </w:r>
+    </w:p>
+    <w:p>
+      <w:pPr>
+        <w:rPr>
+          <w:rFonts w:ascii="Arial" w:hAnsi="Arial" w:cs="Arial"/>
+          <w:b/>
+          <w:bCs/>
+          <w:sz w:val="24"/>
+          <w:szCs w:val="24"/>
+        </w:rPr>
+      </w:pPr>
+      <w:r>
+        <w:rPr>
+          <w:rFonts w:ascii="Arial" w:hAnsi="Arial" w:cs="Arial"/>
+          <w:b/>
+          <w:bCs/>
+          <w:sz w:val="24"/>
+          <w:szCs w:val="24"/>
+        </w:rPr>
+        <w:t>1. Descripción de los Principales Resultados Obtenidos</w:t>
+      </w:r>
+    </w:p>
+    <w:p>
+      <w:pPr>
+        <w:rPr>
+          <w:rFonts w:ascii="Arial" w:hAnsi="Arial" w:cs="Arial"/>
+          <w:sz w:val="24"/>
+          <w:szCs w:val="24"/>
+        </w:rPr>
+      </w:pPr>
+      <w:r>
+        <w:rPr>
+          <w:rFonts w:ascii="Arial" w:hAnsi="Arial" w:cs="Arial"/>
+          <w:sz w:val="24"/>
+          <w:szCs w:val="24"/>
+        </w:rPr>
+        <w:t xml:space="preserve">El análisis exploratorio y descriptivo realizado sobre la Población Económicamente Activa (PEA) Ocupada, a partir de la EPHC 2025, permitió caracterizar rigurosamente la estructura socioeconómica del país. El examen univariado de los ingresos principales (INGPRINC) evidenció una asimetría positiva extrema y una curtosis elevada, reflejando una marcada concentración salarial en los tramos inferiores y valores atípicos severos. Ante esta condición no normal, confirmada mediante la prueba de </w:t>
+      </w:r>
+      <w:proofErr w:type="spellStart"/>
+      <w:r>
+        <w:rPr>
+          <w:rFonts w:ascii="Arial" w:hAnsi="Arial" w:cs="Arial"/>
+          <w:sz w:val="24"/>
+          <w:szCs w:val="24"/>
+        </w:rPr>
+        <w:t>Kolmogorov-Smirnov</w:t>
+      </w:r>
+      <w:proofErr w:type="spellEnd"/>
+      <w:r>
+        <w:rPr>
+          <w:rFonts w:ascii="Arial" w:hAnsi="Arial" w:cs="Arial"/>
+          <w:sz w:val="24"/>
+          <w:szCs w:val="24"/>
+        </w:rPr>
+        <w:t>, se aplicó una transformación logarítmica (LN_INGPRINC) para estabilizar la varianza y normalizar la estructura de los datos. Asimismo, mediante estadísticos robustos —como la mediana salarial de 2.500.000 guaraníes frente a una media distorsionada por valores extremos—, se constató que el nivel educativo actúa como uno de los diferenciadores de ingresos más marcados, respaldado por la prueba de Kruskal-Wallis, que demostró diferencias significativas ascendentes conforme se incrementa la formación académica.</w:t>
+      </w:r>
+    </w:p>
+    <w:p>
+      <w:pPr>
+        <w:rPr>
+          <w:rFonts w:ascii="Arial" w:hAnsi="Arial" w:cs="Arial"/>
+          <w:b/>
+          <w:bCs/>
+          <w:sz w:val="24"/>
+          <w:szCs w:val="24"/>
+        </w:rPr>
+      </w:pPr>
+      <w:r>
+        <w:rPr>
+          <w:rFonts w:ascii="Arial" w:hAnsi="Arial" w:cs="Arial"/>
+          <w:b/>
+          <w:bCs/>
+          <w:sz w:val="24"/>
+          <w:szCs w:val="24"/>
+        </w:rPr>
+        <w:t>2. Respuesta Parcial a la Pregunta de Investigación</w:t>
+      </w:r>
+    </w:p>
+    <w:p>
+      <w:pPr>
+        <w:rPr>
+          <w:rFonts w:ascii="Arial" w:hAnsi="Arial" w:cs="Arial"/>
+          <w:sz w:val="24"/>
+          <w:szCs w:val="24"/>
+        </w:rPr>
+      </w:pPr>
+      <w:r>
+        <w:rPr>
+          <w:rFonts w:ascii="Arial" w:hAnsi="Arial" w:cs="Arial"/>
+          <w:sz w:val="24"/>
+          <w:szCs w:val="24"/>
+        </w:rPr>
+        <w:t>A partir de los hallazgos del análisis exploratorio, es posible afirmar parcialmente que el nivel educativo opera como el vector estructurante y discriminante primordial de las remuneraciones en la PEA ocupada. La hipótesis de que una mayor acumulación de capital humano se traduce en retornos económicos superiores encuentra un respaldo empírico contundente en las medianas salariales por categoría educativa y en la alta significancia estadística de las pruebas no paramétricas. No obstante, el análisis evidencia que la educación no opera de forma aislada; variables como la edad, la estructura etaria y la segmentación territorial modulan marcadamente la capacidad de generación de ingresos, limitando la linealidad de la relación y justificando la incorporación de controles multivariados.</w:t>
+      </w:r>
+    </w:p>
+    <w:p>
+      <w:pPr>
+        <w:rPr>
+          <w:rFonts w:ascii="Arial" w:hAnsi="Arial" w:cs="Arial"/>
+          <w:b/>
+          <w:bCs/>
+          <w:sz w:val="24"/>
+          <w:szCs w:val="24"/>
+        </w:rPr>
+      </w:pPr>
+      <w:r>
+        <w:rPr>
+          <w:rFonts w:ascii="Arial" w:hAnsi="Arial" w:cs="Arial"/>
+          <w:b/>
+          <w:bCs/>
+          <w:sz w:val="24"/>
+          <w:szCs w:val="24"/>
+        </w:rPr>
+        <w:t>3. Limitaciones Detectadas en los Datos</w:t>
+      </w:r>
+    </w:p>
+    <w:p>
+      <w:pPr>
+        <w:rPr>
+          <w:rFonts w:ascii="Arial" w:hAnsi="Arial" w:cs="Arial"/>
+          <w:sz w:val="24"/>
+          <w:szCs w:val="24"/>
+        </w:rPr>
+      </w:pPr>
+      <w:r>
+        <w:rPr>
+          <w:rFonts w:ascii="Arial" w:hAnsi="Arial" w:cs="Arial"/>
+          <w:sz w:val="24"/>
+          <w:szCs w:val="24"/>
+        </w:rPr>
+        <w:t>Durante el proceso de depuración y análisis, se identificaron limitaciones metodológicas específicas que condicionan el alcance interpretativo:</w:t>
+      </w:r>
+    </w:p>
+    <w:p>
+      <w:pPr>
+        <w:numPr>
+          <w:ilvl w:val="0"/>
+          <w:numId w:val="23"/>
+        </w:numPr>
+        <w:rPr>
+          <w:rFonts w:ascii="Arial" w:hAnsi="Arial" w:cs="Arial"/>
+          <w:sz w:val="24"/>
+          <w:szCs w:val="24"/>
+        </w:rPr>
+      </w:pPr>
+      <w:r>
+        <w:rPr>
+          <w:rFonts w:ascii="Arial" w:hAnsi="Arial" w:cs="Arial"/>
+          <w:b/>
+          <w:bCs/>
+          <w:sz w:val="24"/>
+          <w:szCs w:val="24"/>
+        </w:rPr>
+        <w:t>Asimetría Extrema y Valores Atípicos:</w:t>
+      </w:r>
+      <w:r>
+        <w:rPr>
+          <w:rFonts w:ascii="Arial" w:hAnsi="Arial" w:cs="Arial"/>
+          <w:sz w:val="24"/>
+          <w:szCs w:val="24"/>
+        </w:rPr>
+        <w:t xml:space="preserve"> La presencia de ingresos extremos en la cola derecha invalidó el uso de la media aritmética como medida representativa de tendencia central, obligando al uso exclusivo de medianas y percentiles.</w:t>
+      </w:r>
+    </w:p>
+    <w:p>
+      <w:pPr>
+        <w:numPr>
+          <w:ilvl w:val="0"/>
+          <w:numId w:val="23"/>
+        </w:numPr>
+        <w:rPr>
+          <w:rFonts w:ascii="Arial" w:hAnsi="Arial" w:cs="Arial"/>
+          <w:sz w:val="24"/>
+          <w:szCs w:val="24"/>
+        </w:rPr>
+      </w:pPr>
+      <w:r>
+        <w:rPr>
+          <w:rFonts w:ascii="Arial" w:hAnsi="Arial" w:cs="Arial"/>
+          <w:b/>
+          <w:bCs/>
+          <w:sz w:val="24"/>
+          <w:szCs w:val="24"/>
+        </w:rPr>
+        <w:t>Homogeneidad sin Varianza en Variables Clave:</w:t>
+      </w:r>
+      <w:r>
+        <w:rPr>
+          <w:rFonts w:ascii="Arial" w:hAnsi="Arial" w:cs="Arial"/>
+          <w:sz w:val="24"/>
+          <w:szCs w:val="24"/>
+        </w:rPr>
+        <w:t xml:space="preserve"> Ciertas variables derivadas (como la condición de informalidad laboral estandarizada en cortes específicos) presentaron una ausencia temporal de varianza, restringiendo los cruces bivariados preliminares.</w:t>
+      </w:r>
+    </w:p>
+    <w:p>
+      <w:pPr>
+        <w:numPr>
+          <w:ilvl w:val="0"/>
+          <w:numId w:val="23"/>
+        </w:numPr>
+        <w:rPr>
+          <w:rFonts w:ascii="Arial" w:hAnsi="Arial" w:cs="Arial"/>
+          <w:sz w:val="24"/>
+          <w:szCs w:val="24"/>
+        </w:rPr>
+      </w:pPr>
+      <w:r>
+        <w:rPr>
+          <w:rFonts w:ascii="Arial" w:hAnsi="Arial" w:cs="Arial"/>
+          <w:b/>
+          <w:bCs/>
+          <w:sz w:val="24"/>
+          <w:szCs w:val="24"/>
+        </w:rPr>
+        <w:t>Naturaleza Transversal de la Fuente:</w:t>
+      </w:r>
+      <w:r>
+        <w:rPr>
+          <w:rFonts w:ascii="Arial" w:hAnsi="Arial" w:cs="Arial"/>
+          <w:sz w:val="24"/>
+          <w:szCs w:val="24"/>
+        </w:rPr>
+        <w:t xml:space="preserve"> Al tratarse de una encuesta de corte transversal anual, los datos constituyen una fotografía estática que </w:t>
+      </w:r>
+      <w:r>
+        <w:rPr>
+          <w:rFonts w:ascii="Arial" w:hAnsi="Arial" w:cs="Arial"/>
+          <w:sz w:val="24"/>
+          <w:szCs w:val="24"/>
+        </w:rPr>
+        <w:lastRenderedPageBreak/>
+        <w:t>imposibilita establecer relaciones de causalidad directa o evaluar trayectorias dinámicas individuales.</w:t>
+      </w:r>
+    </w:p>
+    <w:p>
+      <w:pPr>
+        <w:rPr>
+          <w:rFonts w:ascii="Arial" w:hAnsi="Arial" w:cs="Arial"/>
+          <w:b/>
+          <w:bCs/>
+          <w:sz w:val="24"/>
+          <w:szCs w:val="24"/>
+        </w:rPr>
+      </w:pPr>
+      <w:r>
+        <w:rPr>
+          <w:rFonts w:ascii="Arial" w:hAnsi="Arial" w:cs="Arial"/>
+          <w:b/>
+          <w:bCs/>
+          <w:sz w:val="24"/>
+          <w:szCs w:val="24"/>
+        </w:rPr>
+        <w:t>4. Decisiones que Condicionan las Fases Siguientes</w:t>
+      </w:r>
+    </w:p>
+    <w:p>
+      <w:pPr>
+        <w:rPr>
+          <w:rFonts w:ascii="Arial" w:hAnsi="Arial" w:cs="Arial"/>
+          <w:sz w:val="24"/>
+          <w:szCs w:val="24"/>
+        </w:rPr>
+      </w:pPr>
+      <w:r>
+        <w:rPr>
+          <w:rFonts w:ascii="Arial" w:hAnsi="Arial" w:cs="Arial"/>
+          <w:sz w:val="24"/>
+          <w:szCs w:val="24"/>
+        </w:rPr>
+        <w:t>Las restricciones empíricas constatadas determinan directamente las decisiones metodológicas para la Fase 2 del proyecto:</w:t>
+      </w:r>
+    </w:p>
+    <w:p>
+      <w:pPr>
+        <w:numPr>
+          <w:ilvl w:val="0"/>
+          <w:numId w:val="24"/>
+        </w:numPr>
+        <w:rPr>
+          <w:rFonts w:ascii="Arial" w:hAnsi="Arial" w:cs="Arial"/>
+          <w:sz w:val="24"/>
+          <w:szCs w:val="24"/>
+        </w:rPr>
+      </w:pPr>
+      <w:r>
+        <w:rPr>
+          <w:rFonts w:ascii="Arial" w:hAnsi="Arial" w:cs="Arial"/>
+          <w:b/>
+          <w:bCs/>
+          <w:sz w:val="24"/>
+          <w:szCs w:val="24"/>
+        </w:rPr>
+        <w:t>Adopción de Enfoques No Paramétricos y Transformados:</w:t>
+      </w:r>
+      <w:r>
+        <w:rPr>
+          <w:rFonts w:ascii="Arial" w:hAnsi="Arial" w:cs="Arial"/>
+          <w:sz w:val="24"/>
+          <w:szCs w:val="24"/>
+        </w:rPr>
+        <w:t xml:space="preserve"> Todos los modelos econométricos e inferenciales emplearán variables transformadas logarítmicamente (LN_INGPRINC) o métodos de estimación robustos ante la heterocedasticidad.</w:t>
+      </w:r>
+    </w:p>
+    <w:p>
+      <w:pPr>
+        <w:numPr>
+          <w:ilvl w:val="0"/>
+          <w:numId w:val="24"/>
+        </w:numPr>
+        <w:rPr>
+          <w:rFonts w:ascii="Arial" w:hAnsi="Arial" w:cs="Arial"/>
+          <w:sz w:val="24"/>
+          <w:szCs w:val="24"/>
+        </w:rPr>
+      </w:pPr>
+      <w:r>
+        <w:rPr>
+          <w:rFonts w:ascii="Arial" w:hAnsi="Arial" w:cs="Arial"/>
+          <w:b/>
+          <w:bCs/>
+          <w:sz w:val="24"/>
+          <w:szCs w:val="24"/>
+        </w:rPr>
+        <w:t>Priorización de Variables con Varianza Comprobada:</w:t>
+      </w:r>
+      <w:r>
+        <w:rPr>
+          <w:rFonts w:ascii="Arial" w:hAnsi="Arial" w:cs="Arial"/>
+          <w:sz w:val="24"/>
+          <w:szCs w:val="24"/>
+        </w:rPr>
+        <w:t xml:space="preserve"> Se focalizarán los esfuerzos predictivos en dimensiones con variabilidad y robustez demostrada (niveles educativos, tramos de edad, área geográfica y categoría ocupacional).</w:t>
+      </w:r>
+    </w:p>
+    <w:p>
+      <w:pPr>
+        <w:numPr>
+          <w:ilvl w:val="0"/>
+          <w:numId w:val="24"/>
+        </w:numPr>
+        <w:rPr>
+          <w:rFonts w:ascii="Arial" w:hAnsi="Arial" w:cs="Arial"/>
+          <w:sz w:val="24"/>
+          <w:szCs w:val="24"/>
+        </w:rPr>
+      </w:pPr>
+      <w:r>
+        <w:rPr>
+          <w:rFonts w:ascii="Arial" w:hAnsi="Arial" w:cs="Arial"/>
+          <w:b/>
+          <w:bCs/>
+          <w:sz w:val="24"/>
+          <w:szCs w:val="24"/>
+        </w:rPr>
+        <w:t>Estructuración de Modelos Multivariados de Control:</w:t>
+      </w:r>
+      <w:r>
+        <w:rPr>
+          <w:rFonts w:ascii="Arial" w:hAnsi="Arial" w:cs="Arial"/>
+          <w:sz w:val="24"/>
+          <w:szCs w:val="24"/>
+        </w:rPr>
+        <w:t xml:space="preserve"> Se incorporarán variables de control para aislar el retorno real de la educación sobre los ingresos, neutralizando los efectos de confusión de la edad y el territorio.</w:t>
+      </w:r>
+    </w:p>
+    <w:p>
+      <w:pPr>
+        <w:rPr>
+          <w:rFonts w:ascii="Arial" w:hAnsi="Arial" w:cs="Arial"/>
+          <w:b/>
+          <w:bCs/>
+          <w:sz w:val="24"/>
+          <w:szCs w:val="24"/>
+        </w:rPr>
+      </w:pPr>
+      <w:r>
+        <w:rPr>
+          <w:rFonts w:ascii="Arial" w:hAnsi="Arial" w:cs="Arial"/>
+          <w:b/>
+          <w:bCs/>
+          <w:sz w:val="24"/>
+          <w:szCs w:val="24"/>
+        </w:rPr>
+        <w:t>5. Hipótesis Preliminares para la Fase 2</w:t>
+      </w:r>
+    </w:p>
+    <w:p>
+      <w:pPr>
+        <w:rPr>
+          <w:rFonts w:ascii="Arial" w:hAnsi="Arial" w:cs="Arial"/>
+          <w:sz w:val="24"/>
+          <w:szCs w:val="24"/>
+        </w:rPr>
+      </w:pPr>
+      <w:r>
+        <w:rPr>
+          <w:rFonts w:ascii="Arial" w:hAnsi="Arial" w:cs="Arial"/>
+          <w:sz w:val="24"/>
+          <w:szCs w:val="24"/>
+        </w:rPr>
+        <w:t>Como puente analítico hacia el modelamiento formal de la siguiente fase, se formulan cuatro hipótesis orientadas a la contrastación econométrica:</w:t>
+      </w:r>
+    </w:p>
+    <w:p>
+      <w:pPr>
+        <w:numPr>
+          <w:ilvl w:val="0"/>
+          <w:numId w:val="25"/>
+        </w:numPr>
+        <w:rPr>
+          <w:rFonts w:ascii="Arial" w:hAnsi="Arial" w:cs="Arial"/>
+          <w:sz w:val="24"/>
+          <w:szCs w:val="24"/>
+        </w:rPr>
+      </w:pPr>
+      <w:r>
+        <w:rPr>
+          <w:rFonts w:ascii="Arial" w:hAnsi="Arial" w:cs="Arial"/>
+          <w:b/>
+          <w:bCs/>
+          <w:sz w:val="24"/>
+          <w:szCs w:val="24"/>
+        </w:rPr>
+        <w:t>H1:</w:t>
+      </w:r>
+      <w:r>
+        <w:rPr>
+          <w:rFonts w:ascii="Arial" w:hAnsi="Arial" w:cs="Arial"/>
+          <w:sz w:val="24"/>
+          <w:szCs w:val="24"/>
+        </w:rPr>
+        <w:t xml:space="preserve"> El nivel educativo formal del trabajador ejerce un impacto positivo y estadísticamente significativo sobre su log-ingreso principal, controlando por edad y área de residencia.</w:t>
+      </w:r>
+    </w:p>
+    <w:p>
+      <w:pPr>
+        <w:numPr>
+          <w:ilvl w:val="0"/>
+          <w:numId w:val="25"/>
+        </w:numPr>
+        <w:rPr>
+          <w:rFonts w:ascii="Arial" w:hAnsi="Arial" w:cs="Arial"/>
+          <w:sz w:val="24"/>
+          <w:szCs w:val="24"/>
+        </w:rPr>
+      </w:pPr>
+      <w:r>
+        <w:rPr>
+          <w:rFonts w:ascii="Arial" w:hAnsi="Arial" w:cs="Arial"/>
+          <w:b/>
+          <w:bCs/>
+          <w:sz w:val="24"/>
+          <w:szCs w:val="24"/>
+        </w:rPr>
+        <w:t>H2:</w:t>
+      </w:r>
+      <w:r>
+        <w:rPr>
+          <w:rFonts w:ascii="Arial" w:hAnsi="Arial" w:cs="Arial"/>
+          <w:sz w:val="24"/>
+          <w:szCs w:val="24"/>
+        </w:rPr>
+        <w:t xml:space="preserve"> Existen diferencias estructurales significativas en los ingresos laborales promedio entre el área urbana y el área rural, más allá de las variaciones en los años de instrucción.</w:t>
+      </w:r>
+    </w:p>
+    <w:p>
+      <w:pPr>
+        <w:numPr>
+          <w:ilvl w:val="0"/>
+          <w:numId w:val="25"/>
+        </w:numPr>
+        <w:rPr>
+          <w:rFonts w:ascii="Arial" w:hAnsi="Arial" w:cs="Arial"/>
+          <w:sz w:val="24"/>
+          <w:szCs w:val="24"/>
+        </w:rPr>
+      </w:pPr>
+      <w:r>
+        <w:rPr>
+          <w:rFonts w:ascii="Arial" w:hAnsi="Arial" w:cs="Arial"/>
+          <w:b/>
+          <w:bCs/>
+          <w:sz w:val="24"/>
+          <w:szCs w:val="24"/>
+        </w:rPr>
+        <w:t>H3:</w:t>
+      </w:r>
+      <w:r>
+        <w:rPr>
+          <w:rFonts w:ascii="Arial" w:hAnsi="Arial" w:cs="Arial"/>
+          <w:sz w:val="24"/>
+          <w:szCs w:val="24"/>
+        </w:rPr>
+        <w:t xml:space="preserve"> El rendimiento salarial marginal asociado a la educación superior formal supera sustancialmente al observado en los niveles de educación básica o media.</w:t>
+      </w:r>
+    </w:p>
+    <w:p>
+      <w:pPr>
+        <w:numPr>
+          <w:ilvl w:val="0"/>
+          <w:numId w:val="25"/>
+        </w:numPr>
+        <w:rPr>
+          <w:rFonts w:ascii="Arial" w:hAnsi="Arial" w:cs="Arial"/>
+          <w:sz w:val="24"/>
+          <w:szCs w:val="24"/>
+        </w:rPr>
+      </w:pPr>
+      <w:r>
+        <w:rPr>
+          <w:rFonts w:ascii="Arial" w:hAnsi="Arial" w:cs="Arial"/>
+          <w:b/>
+          <w:bCs/>
+          <w:sz w:val="24"/>
+          <w:szCs w:val="24"/>
+        </w:rPr>
+        <w:t>H4:</w:t>
+      </w:r>
+      <w:r>
+        <w:rPr>
+          <w:rFonts w:ascii="Arial" w:hAnsi="Arial" w:cs="Arial"/>
+          <w:sz w:val="24"/>
+          <w:szCs w:val="24"/>
+        </w:rPr>
+        <w:t xml:space="preserve"> La relación entre la edad del trabajador y su ingreso principal describe un comportamiento parabólico de rendimientos crecientes seguidos de una meseta en la madurez laboral.</w:t>
+      </w:r>
     </w:p>
     <w:sectPr>
       <w:pgSz w:w="11906" w:h="16838"/>
@@ -12121,7 +12847,7 @@
 </file>
 
 <file path=word/numbering.xml><?xml version="1.0" encoding="utf-8"?>
-<w:numbering xmlns:wpc="http://schemas.microsoft.com/office/word/2010/wordprocessingCanvas" xmlns:cx="http://schemas.microsoft.com/office/drawing/2014/chartex" xmlns:cx1="http://schemas.microsoft.com/office/drawing/2015/9/8/chartex" xmlns:cx2="http://schemas.microsoft.com/office/drawing/2015/10/21/chartex" xmlns:cx3="http://schemas.microsoft.com/office/drawing/2016/5/9/chartex" xmlns:cx4="http://schemas.microsoft.com/office/drawing/2016/5/10/chartex" xmlns:cx5="http://schemas.microsoft.com/office/drawing/2016/5/11/chartex" xmlns:cx6="http://schemas.microsoft.com/office/drawing/2016/5/12/chartex" xmlns:cx7="http://schemas.microsoft.com/office/drawing/2016/5/13/chartex" xmlns:cx8="http://schemas.microsoft.com/office/drawing/2016/5/14/chartex" xmlns:mc="http://schemas.openxmlformats.org/markup-compatibility/2006" xmlns:aink="http://schemas.microsoft.com/office/drawing/2016/ink" xmlns:am3d="http://schemas.microsoft.com/office/drawing/2017/model3d" xmlns:o="urn:schemas-microsoft-com:office:office" xmlns:oel="http://schemas.microsoft.com/office/2019/extlst" xmlns:r="http://schemas.openxmlformats.org/officeDocument/2006/relationships" xmlns:m="http://schemas.openxmlformats.org/officeDocument/2006/math" xmlns:v="urn:schemas-microsoft-com:vml" xmlns:wp14="http://schemas.microsoft.com/office/word/2010/wordprocessingDrawing" xmlns:wp="http://schemas.openxmlformats.org/drawingml/2006/wordprocessingDrawing" xmlns:w10="urn:schemas-microsoft-com:office:word" xmlns:w="http://schemas.openxmlformats.org/wordprocessingml/2006/main" xmlns:w14="http://schemas.microsoft.com/office/word/2010/wordml" xmlns:w15="http://schemas.microsoft.com/office/word/2012/wordml" xmlns:w16cex="http://schemas.microsoft.com/office/word/2018/wordml/cex" xmlns:w16cid="http://schemas.microsoft.com/office/word/2016/wordml/cid" xmlns:w16="http://schemas.microsoft.com/office/word/2018/wordml" xmlns:w16du="http://schemas.microsoft.com/office/word/2023/wordml/word16du" xmlns:w16sdtdh="http://schemas.microsoft.com/office/word/2020/wordml/sdtdatahash" xmlns:w16sdtfl="http://schemas.microsoft.com/office/word/2024/wordml/sdtformatlock" xmlns:w16se="http://schemas.microsoft.com/office/word/2015/wordml/symex" xmlns:wpg="http://schemas.microsoft.com/office/word/2010/wordprocessingGroup" xmlns:wpi="http://schemas.microsoft.com/office/word/2010/wordprocessingInk" xmlns:wne="http://schemas.microsoft.com/office/word/2006/wordml" xmlns:wps="http://schemas.microsoft.com/office/word/2010/wordprocessingShape" mc:Ignorable="w14 w15 w16se w16cid w16 w16cex w16sdtdh w16sdtfl w16du wp14">
+<w:numbering xmlns:wpc="http://schemas.microsoft.com/office/word/2010/wordprocessingCanvas" xmlns:cx="http://schemas.microsoft.com/office/drawing/2014/chartex" xmlns:cx1="http://schemas.microsoft.com/office/drawing/2015/9/8/chartex" xmlns:cx2="http://schemas.microsoft.com/office/drawing/2015/10/21/chartex" xmlns:cx3="http://schemas.microsoft.com/office/drawing/2016/5/9/chartex" xmlns:cx4="http://schemas.microsoft.com/office/drawing/2016/5/10/chartex" xmlns:cx5="http://schemas.microsoft.com/office/drawing/2016/5/11/chartex" xmlns:cx6="http://schemas.microsoft.com/office/drawing/2016/5/12/chartex" xmlns:cx7="http://schemas.microsoft.com/office/drawing/2016/5/13/chartex" xmlns:cx8="http://schemas.microsoft.com/office/drawing/2016/5/14/chartex" xmlns:mc="http://schemas.openxmlformats.org/markup-compatibility/2006" xmlns:aink="http://schemas.microsoft.com/office/drawing/2016/ink" xmlns:am3d="http://schemas.microsoft.com/office/drawing/2017/model3d" xmlns:o="urn:schemas-microsoft-com:office:office" xmlns:oel="http://schemas.microsoft.com/office/2019/extlst" xmlns:r="http://schemas.openxmlformats.org/officeDocument/2006/relationships" xmlns:m="http://schemas.openxmlformats.org/officeDocument/2006/math" xmlns:v="urn:schemas-microsoft-com:vml" xmlns:wp14="http://schemas.microsoft.com/office/word/2010/wordprocessingDrawing" xmlns:wp="http://schemas.openxmlformats.org/drawingml/2006/wordprocessingDrawing" xmlns:w10="urn:schemas-microsoft-com:office:word" xmlns:w="http://schemas.openxmlformats.org/wordprocessingml/2006/main" xmlns:w14="http://schemas.microsoft.com/office/word/2010/wordml" xmlns:w15="http://schemas.microsoft.com/office/word/2012/wordml" xmlns:w16cex="http://schemas.microsoft.com/office/word/2018/wordml/cex" xmlns:w16cid="http://schemas.microsoft.com/office/word/2016/wordml/cid" xmlns:w16="http://schemas.microsoft.com/office/word/2018/wordml" xmlns:w16sdtdh="http://schemas.microsoft.com/office/word/2020/wordml/sdtdatahash" xmlns:w16se="http://schemas.microsoft.com/office/word/2015/wordml/symex" xmlns:wpg="http://schemas.microsoft.com/office/word/2010/wordprocessingGroup" xmlns:wpi="http://schemas.microsoft.com/office/word/2010/wordprocessingInk" xmlns:wne="http://schemas.microsoft.com/office/word/2006/wordml" xmlns:wps="http://schemas.microsoft.com/office/word/2010/wordprocessingShape" mc:Ignorable="w14 w15 w16se w16cid w16 w16cex w16sdtdh wp14">
   <w:abstractNum w:abstractNumId="0" w15:restartNumberingAfterBreak="0">
     <w:nsid w:val="01275F34"/>
     <w:multiLevelType w:val="multilevel"/>
@@ -12421,6 +13147,155 @@
     </w:lvl>
   </w:abstractNum>
   <w:abstractNum w:abstractNumId="2" w15:restartNumberingAfterBreak="0">
+    <w:nsid w:val="120332AA"/>
+    <w:multiLevelType w:val="multilevel"/>
+    <w:tmpl w:val="D1787C28"/>
+    <w:lvl w:ilvl="0">
+      <w:start w:val="1"/>
+      <w:numFmt w:val="bullet"/>
+      <w:lvlText w:val=""/>
+      <w:lvlJc w:val="left"/>
+      <w:pPr>
+        <w:tabs>
+          <w:tab w:val="num" w:pos="720"/>
+        </w:tabs>
+        <w:ind w:left="720" w:hanging="360"/>
+      </w:pPr>
+      <w:rPr>
+        <w:rFonts w:ascii="Symbol" w:hAnsi="Symbol" w:hint="default"/>
+        <w:sz w:val="20"/>
+      </w:rPr>
+    </w:lvl>
+    <w:lvl w:ilvl="1" w:tentative="1">
+      <w:start w:val="1"/>
+      <w:numFmt w:val="bullet"/>
+      <w:lvlText w:val="o"/>
+      <w:lvlJc w:val="left"/>
+      <w:pPr>
+        <w:tabs>
+          <w:tab w:val="num" w:pos="1440"/>
+        </w:tabs>
+        <w:ind w:left="1440" w:hanging="360"/>
+      </w:pPr>
+      <w:rPr>
+        <w:rFonts w:ascii="Courier New" w:hAnsi="Courier New" w:hint="default"/>
+        <w:sz w:val="20"/>
+      </w:rPr>
+    </w:lvl>
+    <w:lvl w:ilvl="2" w:tentative="1">
+      <w:start w:val="1"/>
+      <w:numFmt w:val="bullet"/>
+      <w:lvlText w:val=""/>
+      <w:lvlJc w:val="left"/>
+      <w:pPr>
+        <w:tabs>
+          <w:tab w:val="num" w:pos="2160"/>
+        </w:tabs>
+        <w:ind w:left="2160" w:hanging="360"/>
+      </w:pPr>
+      <w:rPr>
+        <w:rFonts w:ascii="Wingdings" w:hAnsi="Wingdings" w:hint="default"/>
+        <w:sz w:val="20"/>
+      </w:rPr>
+    </w:lvl>
+    <w:lvl w:ilvl="3" w:tentative="1">
+      <w:start w:val="1"/>
+      <w:numFmt w:val="bullet"/>
+      <w:lvlText w:val=""/>
+      <w:lvlJc w:val="left"/>
+      <w:pPr>
+        <w:tabs>
+          <w:tab w:val="num" w:pos="2880"/>
+        </w:tabs>
+        <w:ind w:left="2880" w:hanging="360"/>
+      </w:pPr>
+      <w:rPr>
+        <w:rFonts w:ascii="Wingdings" w:hAnsi="Wingdings" w:hint="default"/>
+        <w:sz w:val="20"/>
+      </w:rPr>
+    </w:lvl>
+    <w:lvl w:ilvl="4" w:tentative="1">
+      <w:start w:val="1"/>
+      <w:numFmt w:val="bullet"/>
+      <w:lvlText w:val=""/>
+      <w:lvlJc w:val="left"/>
+      <w:pPr>
+        <w:tabs>
+          <w:tab w:val="num" w:pos="3600"/>
+        </w:tabs>
+        <w:ind w:left="3600" w:hanging="360"/>
+      </w:pPr>
+      <w:rPr>
+        <w:rFonts w:ascii="Wingdings" w:hAnsi="Wingdings" w:hint="default"/>
+        <w:sz w:val="20"/>
+      </w:rPr>
+    </w:lvl>
+    <w:lvl w:ilvl="5" w:tentative="1">
+      <w:start w:val="1"/>
+      <w:numFmt w:val="bullet"/>
+      <w:lvlText w:val=""/>
+      <w:lvlJc w:val="left"/>
+      <w:pPr>
+        <w:tabs>
+          <w:tab w:val="num" w:pos="4320"/>
+        </w:tabs>
+        <w:ind w:left="4320" w:hanging="360"/>
+      </w:pPr>
+      <w:rPr>
+        <w:rFonts w:ascii="Wingdings" w:hAnsi="Wingdings" w:hint="default"/>
+        <w:sz w:val="20"/>
+      </w:rPr>
+    </w:lvl>
+    <w:lvl w:ilvl="6" w:tentative="1">
+      <w:start w:val="1"/>
+      <w:numFmt w:val="bullet"/>
+      <w:lvlText w:val=""/>
+      <w:lvlJc w:val="left"/>
+      <w:pPr>
+        <w:tabs>
+          <w:tab w:val="num" w:pos="5040"/>
+        </w:tabs>
+        <w:ind w:left="5040" w:hanging="360"/>
+      </w:pPr>
+      <w:rPr>
+        <w:rFonts w:ascii="Wingdings" w:hAnsi="Wingdings" w:hint="default"/>
+        <w:sz w:val="20"/>
+      </w:rPr>
+    </w:lvl>
+    <w:lvl w:ilvl="7" w:tentative="1">
+      <w:start w:val="1"/>
+      <w:numFmt w:val="bullet"/>
+      <w:lvlText w:val=""/>
+      <w:lvlJc w:val="left"/>
+      <w:pPr>
+        <w:tabs>
+          <w:tab w:val="num" w:pos="5760"/>
+        </w:tabs>
+        <w:ind w:left="5760" w:hanging="360"/>
+      </w:pPr>
+      <w:rPr>
+        <w:rFonts w:ascii="Wingdings" w:hAnsi="Wingdings" w:hint="default"/>
+        <w:sz w:val="20"/>
+      </w:rPr>
+    </w:lvl>
+    <w:lvl w:ilvl="8" w:tentative="1">
+      <w:start w:val="1"/>
+      <w:numFmt w:val="bullet"/>
+      <w:lvlText w:val=""/>
+      <w:lvlJc w:val="left"/>
+      <w:pPr>
+        <w:tabs>
+          <w:tab w:val="num" w:pos="6480"/>
+        </w:tabs>
+        <w:ind w:left="6480" w:hanging="360"/>
+      </w:pPr>
+      <w:rPr>
+        <w:rFonts w:ascii="Wingdings" w:hAnsi="Wingdings" w:hint="default"/>
+        <w:sz w:val="20"/>
+      </w:rPr>
+    </w:lvl>
+  </w:abstractNum>
+  <w:abstractNum w:abstractNumId="3" w15:restartNumberingAfterBreak="0">
     <w:nsid w:val="12487631"/>
     <w:multiLevelType w:val="multilevel"/>
     <w:tmpl w:val="2ACE7962"/>
@@ -12569,7 +13444,603 @@
       </w:rPr>
     </w:lvl>
   </w:abstractNum>
-  <w:abstractNum w:abstractNumId="3" w15:restartNumberingAfterBreak="0">
+  <w:abstractNum w:abstractNumId="4" w15:restartNumberingAfterBreak="0">
+    <w:nsid w:val="196D15D4"/>
+    <w:multiLevelType w:val="multilevel"/>
+    <w:tmpl w:val="304C568E"/>
+    <w:lvl w:ilvl="0">
+      <w:start w:val="1"/>
+      <w:numFmt w:val="bullet"/>
+      <w:lvlText w:val=""/>
+      <w:lvlJc w:val="left"/>
+      <w:pPr>
+        <w:tabs>
+          <w:tab w:val="num" w:pos="720"/>
+        </w:tabs>
+        <w:ind w:left="720" w:hanging="360"/>
+      </w:pPr>
+      <w:rPr>
+        <w:rFonts w:ascii="Symbol" w:hAnsi="Symbol" w:hint="default"/>
+        <w:sz w:val="20"/>
+      </w:rPr>
+    </w:lvl>
+    <w:lvl w:ilvl="1">
+      <w:start w:val="1"/>
+      <w:numFmt w:val="bullet"/>
+      <w:lvlText w:val="o"/>
+      <w:lvlJc w:val="left"/>
+      <w:pPr>
+        <w:tabs>
+          <w:tab w:val="num" w:pos="1440"/>
+        </w:tabs>
+        <w:ind w:left="1440" w:hanging="360"/>
+      </w:pPr>
+      <w:rPr>
+        <w:rFonts w:ascii="Courier New" w:hAnsi="Courier New" w:hint="default"/>
+        <w:sz w:val="20"/>
+      </w:rPr>
+    </w:lvl>
+    <w:lvl w:ilvl="2" w:tentative="1">
+      <w:start w:val="1"/>
+      <w:numFmt w:val="bullet"/>
+      <w:lvlText w:val=""/>
+      <w:lvlJc w:val="left"/>
+      <w:pPr>
+        <w:tabs>
+          <w:tab w:val="num" w:pos="2160"/>
+        </w:tabs>
+        <w:ind w:left="2160" w:hanging="360"/>
+      </w:pPr>
+      <w:rPr>
+        <w:rFonts w:ascii="Wingdings" w:hAnsi="Wingdings" w:hint="default"/>
+        <w:sz w:val="20"/>
+      </w:rPr>
+    </w:lvl>
+    <w:lvl w:ilvl="3" w:tentative="1">
+      <w:start w:val="1"/>
+      <w:numFmt w:val="bullet"/>
+      <w:lvlText w:val=""/>
+      <w:lvlJc w:val="left"/>
+      <w:pPr>
+        <w:tabs>
+          <w:tab w:val="num" w:pos="2880"/>
+        </w:tabs>
+        <w:ind w:left="2880" w:hanging="360"/>
+      </w:pPr>
+      <w:rPr>
+        <w:rFonts w:ascii="Wingdings" w:hAnsi="Wingdings" w:hint="default"/>
+        <w:sz w:val="20"/>
+      </w:rPr>
+    </w:lvl>
+    <w:lvl w:ilvl="4" w:tentative="1">
+      <w:start w:val="1"/>
+      <w:numFmt w:val="bullet"/>
+      <w:lvlText w:val=""/>
+      <w:lvlJc w:val="left"/>
+      <w:pPr>
+        <w:tabs>
+          <w:tab w:val="num" w:pos="3600"/>
+        </w:tabs>
+        <w:ind w:left="3600" w:hanging="360"/>
+      </w:pPr>
+      <w:rPr>
+        <w:rFonts w:ascii="Wingdings" w:hAnsi="Wingdings" w:hint="default"/>
+        <w:sz w:val="20"/>
+      </w:rPr>
+    </w:lvl>
+    <w:lvl w:ilvl="5" w:tentative="1">
+      <w:start w:val="1"/>
+      <w:numFmt w:val="bullet"/>
+      <w:lvlText w:val=""/>
+      <w:lvlJc w:val="left"/>
+      <w:pPr>
+        <w:tabs>
+          <w:tab w:val="num" w:pos="4320"/>
+        </w:tabs>
+        <w:ind w:left="4320" w:hanging="360"/>
+      </w:pPr>
+      <w:rPr>
+        <w:rFonts w:ascii="Wingdings" w:hAnsi="Wingdings" w:hint="default"/>
+        <w:sz w:val="20"/>
+      </w:rPr>
+    </w:lvl>
+    <w:lvl w:ilvl="6" w:tentative="1">
+      <w:start w:val="1"/>
+      <w:numFmt w:val="bullet"/>
+      <w:lvlText w:val=""/>
+      <w:lvlJc w:val="left"/>
+      <w:pPr>
+        <w:tabs>
+          <w:tab w:val="num" w:pos="5040"/>
+        </w:tabs>
+        <w:ind w:left="5040" w:hanging="360"/>
+      </w:pPr>
+      <w:rPr>
+        <w:rFonts w:ascii="Wingdings" w:hAnsi="Wingdings" w:hint="default"/>
+        <w:sz w:val="20"/>
+      </w:rPr>
+    </w:lvl>
+    <w:lvl w:ilvl="7" w:tentative="1">
+      <w:start w:val="1"/>
+      <w:numFmt w:val="bullet"/>
+      <w:lvlText w:val=""/>
+      <w:lvlJc w:val="left"/>
+      <w:pPr>
+        <w:tabs>
+          <w:tab w:val="num" w:pos="5760"/>
+        </w:tabs>
+        <w:ind w:left="5760" w:hanging="360"/>
+      </w:pPr>
+      <w:rPr>
+        <w:rFonts w:ascii="Wingdings" w:hAnsi="Wingdings" w:hint="default"/>
+        <w:sz w:val="20"/>
+      </w:rPr>
+    </w:lvl>
+    <w:lvl w:ilvl="8" w:tentative="1">
+      <w:start w:val="1"/>
+      <w:numFmt w:val="bullet"/>
+      <w:lvlText w:val=""/>
+      <w:lvlJc w:val="left"/>
+      <w:pPr>
+        <w:tabs>
+          <w:tab w:val="num" w:pos="6480"/>
+        </w:tabs>
+        <w:ind w:left="6480" w:hanging="360"/>
+      </w:pPr>
+      <w:rPr>
+        <w:rFonts w:ascii="Wingdings" w:hAnsi="Wingdings" w:hint="default"/>
+        <w:sz w:val="20"/>
+      </w:rPr>
+    </w:lvl>
+  </w:abstractNum>
+  <w:abstractNum w:abstractNumId="5" w15:restartNumberingAfterBreak="0">
+    <w:nsid w:val="2701159F"/>
+    <w:multiLevelType w:val="multilevel"/>
+    <w:tmpl w:val="34D63DF4"/>
+    <w:lvl w:ilvl="0">
+      <w:start w:val="1"/>
+      <w:numFmt w:val="bullet"/>
+      <w:lvlText w:val=""/>
+      <w:lvlJc w:val="left"/>
+      <w:pPr>
+        <w:tabs>
+          <w:tab w:val="num" w:pos="720"/>
+        </w:tabs>
+        <w:ind w:left="720" w:hanging="360"/>
+      </w:pPr>
+      <w:rPr>
+        <w:rFonts w:ascii="Symbol" w:hAnsi="Symbol" w:hint="default"/>
+        <w:sz w:val="20"/>
+      </w:rPr>
+    </w:lvl>
+    <w:lvl w:ilvl="1" w:tentative="1">
+      <w:start w:val="1"/>
+      <w:numFmt w:val="bullet"/>
+      <w:lvlText w:val="o"/>
+      <w:lvlJc w:val="left"/>
+      <w:pPr>
+        <w:tabs>
+          <w:tab w:val="num" w:pos="1440"/>
+        </w:tabs>
+        <w:ind w:left="1440" w:hanging="360"/>
+      </w:pPr>
+      <w:rPr>
+        <w:rFonts w:ascii="Courier New" w:hAnsi="Courier New" w:hint="default"/>
+        <w:sz w:val="20"/>
+      </w:rPr>
+    </w:lvl>
+    <w:lvl w:ilvl="2" w:tentative="1">
+      <w:start w:val="1"/>
+      <w:numFmt w:val="bullet"/>
+      <w:lvlText w:val=""/>
+      <w:lvlJc w:val="left"/>
+      <w:pPr>
+        <w:tabs>
+          <w:tab w:val="num" w:pos="2160"/>
+        </w:tabs>
+        <w:ind w:left="2160" w:hanging="360"/>
+      </w:pPr>
+      <w:rPr>
+        <w:rFonts w:ascii="Wingdings" w:hAnsi="Wingdings" w:hint="default"/>
+        <w:sz w:val="20"/>
+      </w:rPr>
+    </w:lvl>
+    <w:lvl w:ilvl="3" w:tentative="1">
+      <w:start w:val="1"/>
+      <w:numFmt w:val="bullet"/>
+      <w:lvlText w:val=""/>
+      <w:lvlJc w:val="left"/>
+      <w:pPr>
+        <w:tabs>
+          <w:tab w:val="num" w:pos="2880"/>
+        </w:tabs>
+        <w:ind w:left="2880" w:hanging="360"/>
+      </w:pPr>
+      <w:rPr>
+        <w:rFonts w:ascii="Wingdings" w:hAnsi="Wingdings" w:hint="default"/>
+        <w:sz w:val="20"/>
+      </w:rPr>
+    </w:lvl>
+    <w:lvl w:ilvl="4" w:tentative="1">
+      <w:start w:val="1"/>
+      <w:numFmt w:val="bullet"/>
+      <w:lvlText w:val=""/>
+      <w:lvlJc w:val="left"/>
+      <w:pPr>
+        <w:tabs>
+          <w:tab w:val="num" w:pos="3600"/>
+        </w:tabs>
+        <w:ind w:left="3600" w:hanging="360"/>
+      </w:pPr>
+      <w:rPr>
+        <w:rFonts w:ascii="Wingdings" w:hAnsi="Wingdings" w:hint="default"/>
+        <w:sz w:val="20"/>
+      </w:rPr>
+    </w:lvl>
+    <w:lvl w:ilvl="5" w:tentative="1">
+      <w:start w:val="1"/>
+      <w:numFmt w:val="bullet"/>
+      <w:lvlText w:val=""/>
+      <w:lvlJc w:val="left"/>
+      <w:pPr>
+        <w:tabs>
+          <w:tab w:val="num" w:pos="4320"/>
+        </w:tabs>
+        <w:ind w:left="4320" w:hanging="360"/>
+      </w:pPr>
+      <w:rPr>
+        <w:rFonts w:ascii="Wingdings" w:hAnsi="Wingdings" w:hint="default"/>
+        <w:sz w:val="20"/>
+      </w:rPr>
+    </w:lvl>
+    <w:lvl w:ilvl="6" w:tentative="1">
+      <w:start w:val="1"/>
+      <w:numFmt w:val="bullet"/>
+      <w:lvlText w:val=""/>
+      <w:lvlJc w:val="left"/>
+      <w:pPr>
+        <w:tabs>
+          <w:tab w:val="num" w:pos="5040"/>
+        </w:tabs>
+        <w:ind w:left="5040" w:hanging="360"/>
+      </w:pPr>
+      <w:rPr>
+        <w:rFonts w:ascii="Wingdings" w:hAnsi="Wingdings" w:hint="default"/>
+        <w:sz w:val="20"/>
+      </w:rPr>
+    </w:lvl>
+    <w:lvl w:ilvl="7" w:tentative="1">
+      <w:start w:val="1"/>
+      <w:numFmt w:val="bullet"/>
+      <w:lvlText w:val=""/>
+      <w:lvlJc w:val="left"/>
+      <w:pPr>
+        <w:tabs>
+          <w:tab w:val="num" w:pos="5760"/>
+        </w:tabs>
+        <w:ind w:left="5760" w:hanging="360"/>
+      </w:pPr>
+      <w:rPr>
+        <w:rFonts w:ascii="Wingdings" w:hAnsi="Wingdings" w:hint="default"/>
+        <w:sz w:val="20"/>
+      </w:rPr>
+    </w:lvl>
+    <w:lvl w:ilvl="8" w:tentative="1">
+      <w:start w:val="1"/>
+      <w:numFmt w:val="bullet"/>
+      <w:lvlText w:val=""/>
+      <w:lvlJc w:val="left"/>
+      <w:pPr>
+        <w:tabs>
+          <w:tab w:val="num" w:pos="6480"/>
+        </w:tabs>
+        <w:ind w:left="6480" w:hanging="360"/>
+      </w:pPr>
+      <w:rPr>
+        <w:rFonts w:ascii="Wingdings" w:hAnsi="Wingdings" w:hint="default"/>
+        <w:sz w:val="20"/>
+      </w:rPr>
+    </w:lvl>
+  </w:abstractNum>
+  <w:abstractNum w:abstractNumId="6" w15:restartNumberingAfterBreak="0">
+    <w:nsid w:val="2A123627"/>
+    <w:multiLevelType w:val="multilevel"/>
+    <w:tmpl w:val="43269CF8"/>
+    <w:lvl w:ilvl="0">
+      <w:start w:val="1"/>
+      <w:numFmt w:val="bullet"/>
+      <w:lvlText w:val=""/>
+      <w:lvlJc w:val="left"/>
+      <w:pPr>
+        <w:tabs>
+          <w:tab w:val="num" w:pos="720"/>
+        </w:tabs>
+        <w:ind w:left="720" w:hanging="360"/>
+      </w:pPr>
+      <w:rPr>
+        <w:rFonts w:ascii="Symbol" w:hAnsi="Symbol" w:hint="default"/>
+        <w:sz w:val="20"/>
+      </w:rPr>
+    </w:lvl>
+    <w:lvl w:ilvl="1" w:tentative="1">
+      <w:start w:val="1"/>
+      <w:numFmt w:val="bullet"/>
+      <w:lvlText w:val="o"/>
+      <w:lvlJc w:val="left"/>
+      <w:pPr>
+        <w:tabs>
+          <w:tab w:val="num" w:pos="1440"/>
+        </w:tabs>
+        <w:ind w:left="1440" w:hanging="360"/>
+      </w:pPr>
+      <w:rPr>
+        <w:rFonts w:ascii="Courier New" w:hAnsi="Courier New" w:hint="default"/>
+        <w:sz w:val="20"/>
+      </w:rPr>
+    </w:lvl>
+    <w:lvl w:ilvl="2" w:tentative="1">
+      <w:start w:val="1"/>
+      <w:numFmt w:val="bullet"/>
+      <w:lvlText w:val=""/>
+      <w:lvlJc w:val="left"/>
+      <w:pPr>
+        <w:tabs>
+          <w:tab w:val="num" w:pos="2160"/>
+        </w:tabs>
+        <w:ind w:left="2160" w:hanging="360"/>
+      </w:pPr>
+      <w:rPr>
+        <w:rFonts w:ascii="Wingdings" w:hAnsi="Wingdings" w:hint="default"/>
+        <w:sz w:val="20"/>
+      </w:rPr>
+    </w:lvl>
+    <w:lvl w:ilvl="3" w:tentative="1">
+      <w:start w:val="1"/>
+      <w:numFmt w:val="bullet"/>
+      <w:lvlText w:val=""/>
+      <w:lvlJc w:val="left"/>
+      <w:pPr>
+        <w:tabs>
+          <w:tab w:val="num" w:pos="2880"/>
+        </w:tabs>
+        <w:ind w:left="2880" w:hanging="360"/>
+      </w:pPr>
+      <w:rPr>
+        <w:rFonts w:ascii="Wingdings" w:hAnsi="Wingdings" w:hint="default"/>
+        <w:sz w:val="20"/>
+      </w:rPr>
+    </w:lvl>
+    <w:lvl w:ilvl="4" w:tentative="1">
+      <w:start w:val="1"/>
+      <w:numFmt w:val="bullet"/>
+      <w:lvlText w:val=""/>
+      <w:lvlJc w:val="left"/>
+      <w:pPr>
+        <w:tabs>
+          <w:tab w:val="num" w:pos="3600"/>
+        </w:tabs>
+        <w:ind w:left="3600" w:hanging="360"/>
+      </w:pPr>
+      <w:rPr>
+        <w:rFonts w:ascii="Wingdings" w:hAnsi="Wingdings" w:hint="default"/>
+        <w:sz w:val="20"/>
+      </w:rPr>
+    </w:lvl>
+    <w:lvl w:ilvl="5" w:tentative="1">
+      <w:start w:val="1"/>
+      <w:numFmt w:val="bullet"/>
+      <w:lvlText w:val=""/>
+      <w:lvlJc w:val="left"/>
+      <w:pPr>
+        <w:tabs>
+          <w:tab w:val="num" w:pos="4320"/>
+        </w:tabs>
+        <w:ind w:left="4320" w:hanging="360"/>
+      </w:pPr>
+      <w:rPr>
+        <w:rFonts w:ascii="Wingdings" w:hAnsi="Wingdings" w:hint="default"/>
+        <w:sz w:val="20"/>
+      </w:rPr>
+    </w:lvl>
+    <w:lvl w:ilvl="6" w:tentative="1">
+      <w:start w:val="1"/>
+      <w:numFmt w:val="bullet"/>
+      <w:lvlText w:val=""/>
+      <w:lvlJc w:val="left"/>
+      <w:pPr>
+        <w:tabs>
+          <w:tab w:val="num" w:pos="5040"/>
+        </w:tabs>
+        <w:ind w:left="5040" w:hanging="360"/>
+      </w:pPr>
+      <w:rPr>
+        <w:rFonts w:ascii="Wingdings" w:hAnsi="Wingdings" w:hint="default"/>
+        <w:sz w:val="20"/>
+      </w:rPr>
+    </w:lvl>
+    <w:lvl w:ilvl="7" w:tentative="1">
+      <w:start w:val="1"/>
+      <w:numFmt w:val="bullet"/>
+      <w:lvlText w:val=""/>
+      <w:lvlJc w:val="left"/>
+      <w:pPr>
+        <w:tabs>
+          <w:tab w:val="num" w:pos="5760"/>
+        </w:tabs>
+        <w:ind w:left="5760" w:hanging="360"/>
+      </w:pPr>
+      <w:rPr>
+        <w:rFonts w:ascii="Wingdings" w:hAnsi="Wingdings" w:hint="default"/>
+        <w:sz w:val="20"/>
+      </w:rPr>
+    </w:lvl>
+    <w:lvl w:ilvl="8" w:tentative="1">
+      <w:start w:val="1"/>
+      <w:numFmt w:val="bullet"/>
+      <w:lvlText w:val=""/>
+      <w:lvlJc w:val="left"/>
+      <w:pPr>
+        <w:tabs>
+          <w:tab w:val="num" w:pos="6480"/>
+        </w:tabs>
+        <w:ind w:left="6480" w:hanging="360"/>
+      </w:pPr>
+      <w:rPr>
+        <w:rFonts w:ascii="Wingdings" w:hAnsi="Wingdings" w:hint="default"/>
+        <w:sz w:val="20"/>
+      </w:rPr>
+    </w:lvl>
+  </w:abstractNum>
+  <w:abstractNum w:abstractNumId="7" w15:restartNumberingAfterBreak="0">
+    <w:nsid w:val="2A4965C3"/>
+    <w:multiLevelType w:val="multilevel"/>
+    <w:tmpl w:val="489ABDA8"/>
+    <w:lvl w:ilvl="0">
+      <w:start w:val="1"/>
+      <w:numFmt w:val="bullet"/>
+      <w:lvlText w:val=""/>
+      <w:lvlJc w:val="left"/>
+      <w:pPr>
+        <w:tabs>
+          <w:tab w:val="num" w:pos="720"/>
+        </w:tabs>
+        <w:ind w:left="720" w:hanging="360"/>
+      </w:pPr>
+      <w:rPr>
+        <w:rFonts w:ascii="Symbol" w:hAnsi="Symbol" w:hint="default"/>
+        <w:sz w:val="20"/>
+      </w:rPr>
+    </w:lvl>
+    <w:lvl w:ilvl="1" w:tentative="1">
+      <w:start w:val="1"/>
+      <w:numFmt w:val="bullet"/>
+      <w:lvlText w:val="o"/>
+      <w:lvlJc w:val="left"/>
+      <w:pPr>
+        <w:tabs>
+          <w:tab w:val="num" w:pos="1440"/>
+        </w:tabs>
+        <w:ind w:left="1440" w:hanging="360"/>
+      </w:pPr>
+      <w:rPr>
+        <w:rFonts w:ascii="Courier New" w:hAnsi="Courier New" w:hint="default"/>
+        <w:sz w:val="20"/>
+      </w:rPr>
+    </w:lvl>
+    <w:lvl w:ilvl="2" w:tentative="1">
+      <w:start w:val="1"/>
+      <w:numFmt w:val="bullet"/>
+      <w:lvlText w:val=""/>
+      <w:lvlJc w:val="left"/>
+      <w:pPr>
+        <w:tabs>
+          <w:tab w:val="num" w:pos="2160"/>
+        </w:tabs>
+        <w:ind w:left="2160" w:hanging="360"/>
+      </w:pPr>
+      <w:rPr>
+        <w:rFonts w:ascii="Wingdings" w:hAnsi="Wingdings" w:hint="default"/>
+        <w:sz w:val="20"/>
+      </w:rPr>
+    </w:lvl>
+    <w:lvl w:ilvl="3" w:tentative="1">
+      <w:start w:val="1"/>
+      <w:numFmt w:val="bullet"/>
+      <w:lvlText w:val=""/>
+      <w:lvlJc w:val="left"/>
+      <w:pPr>
+        <w:tabs>
+          <w:tab w:val="num" w:pos="2880"/>
+        </w:tabs>
+        <w:ind w:left="2880" w:hanging="360"/>
+      </w:pPr>
+      <w:rPr>
+        <w:rFonts w:ascii="Wingdings" w:hAnsi="Wingdings" w:hint="default"/>
+        <w:sz w:val="20"/>
+      </w:rPr>
+    </w:lvl>
+    <w:lvl w:ilvl="4" w:tentative="1">
+      <w:start w:val="1"/>
+      <w:numFmt w:val="bullet"/>
+      <w:lvlText w:val=""/>
+      <w:lvlJc w:val="left"/>
+      <w:pPr>
+        <w:tabs>
+          <w:tab w:val="num" w:pos="3600"/>
+        </w:tabs>
+        <w:ind w:left="3600" w:hanging="360"/>
+      </w:pPr>
+      <w:rPr>
+        <w:rFonts w:ascii="Wingdings" w:hAnsi="Wingdings" w:hint="default"/>
+        <w:sz w:val="20"/>
+      </w:rPr>
+    </w:lvl>
+    <w:lvl w:ilvl="5" w:tentative="1">
+      <w:start w:val="1"/>
+      <w:numFmt w:val="bullet"/>
+      <w:lvlText w:val=""/>
+      <w:lvlJc w:val="left"/>
+      <w:pPr>
+        <w:tabs>
+          <w:tab w:val="num" w:pos="4320"/>
+        </w:tabs>
+        <w:ind w:left="4320" w:hanging="360"/>
+      </w:pPr>
+      <w:rPr>
+        <w:rFonts w:ascii="Wingdings" w:hAnsi="Wingdings" w:hint="default"/>
+        <w:sz w:val="20"/>
+      </w:rPr>
+    </w:lvl>
+    <w:lvl w:ilvl="6" w:tentative="1">
+      <w:start w:val="1"/>
+      <w:numFmt w:val="bullet"/>
+      <w:lvlText w:val=""/>
+      <w:lvlJc w:val="left"/>
+      <w:pPr>
+        <w:tabs>
+          <w:tab w:val="num" w:pos="5040"/>
+        </w:tabs>
+        <w:ind w:left="5040" w:hanging="360"/>
+      </w:pPr>
+      <w:rPr>
+        <w:rFonts w:ascii="Wingdings" w:hAnsi="Wingdings" w:hint="default"/>
+        <w:sz w:val="20"/>
+      </w:rPr>
+    </w:lvl>
+    <w:lvl w:ilvl="7" w:tentative="1">
+      <w:start w:val="1"/>
+      <w:numFmt w:val="bullet"/>
+      <w:lvlText w:val=""/>
+      <w:lvlJc w:val="left"/>
+      <w:pPr>
+        <w:tabs>
+          <w:tab w:val="num" w:pos="5760"/>
+        </w:tabs>
+        <w:ind w:left="5760" w:hanging="360"/>
+      </w:pPr>
+      <w:rPr>
+        <w:rFonts w:ascii="Wingdings" w:hAnsi="Wingdings" w:hint="default"/>
+        <w:sz w:val="20"/>
+      </w:rPr>
+    </w:lvl>
+    <w:lvl w:ilvl="8" w:tentative="1">
+      <w:start w:val="1"/>
+      <w:numFmt w:val="bullet"/>
+      <w:lvlText w:val=""/>
+      <w:lvlJc w:val="left"/>
+      <w:pPr>
+        <w:tabs>
+          <w:tab w:val="num" w:pos="6480"/>
+        </w:tabs>
+        <w:ind w:left="6480" w:hanging="360"/>
+      </w:pPr>
+      <w:rPr>
+        <w:rFonts w:ascii="Wingdings" w:hAnsi="Wingdings" w:hint="default"/>
+        <w:sz w:val="20"/>
+      </w:rPr>
+    </w:lvl>
+  </w:abstractNum>
+  <w:abstractNum w:abstractNumId="8" w15:restartNumberingAfterBreak="0">
     <w:nsid w:val="2AC21DB3"/>
     <w:multiLevelType w:val="multilevel"/>
     <w:tmpl w:val="2A14B7D0"/>
@@ -12718,7 +14189,269 @@
       </w:rPr>
     </w:lvl>
   </w:abstractNum>
-  <w:abstractNum w:abstractNumId="4" w15:restartNumberingAfterBreak="0">
+  <w:abstractNum w:abstractNumId="9" w15:restartNumberingAfterBreak="0">
+    <w:nsid w:val="3132060C"/>
+    <w:multiLevelType w:val="multilevel"/>
+    <w:tmpl w:val="5BA065E6"/>
+    <w:lvl w:ilvl="0">
+      <w:start w:val="1"/>
+      <w:numFmt w:val="decimal"/>
+      <w:lvlText w:val="%1."/>
+      <w:lvlJc w:val="left"/>
+      <w:pPr>
+        <w:tabs>
+          <w:tab w:val="num" w:pos="720"/>
+        </w:tabs>
+        <w:ind w:left="720" w:hanging="360"/>
+      </w:pPr>
+    </w:lvl>
+    <w:lvl w:ilvl="1" w:tentative="1">
+      <w:start w:val="1"/>
+      <w:numFmt w:val="decimal"/>
+      <w:lvlText w:val="%2."/>
+      <w:lvlJc w:val="left"/>
+      <w:pPr>
+        <w:tabs>
+          <w:tab w:val="num" w:pos="1440"/>
+        </w:tabs>
+        <w:ind w:left="1440" w:hanging="360"/>
+      </w:pPr>
+    </w:lvl>
+    <w:lvl w:ilvl="2" w:tentative="1">
+      <w:start w:val="1"/>
+      <w:numFmt w:val="decimal"/>
+      <w:lvlText w:val="%3."/>
+      <w:lvlJc w:val="left"/>
+      <w:pPr>
+        <w:tabs>
+          <w:tab w:val="num" w:pos="2160"/>
+        </w:tabs>
+        <w:ind w:left="2160" w:hanging="360"/>
+      </w:pPr>
+    </w:lvl>
+    <w:lvl w:ilvl="3" w:tentative="1">
+      <w:start w:val="1"/>
+      <w:numFmt w:val="decimal"/>
+      <w:lvlText w:val="%4."/>
+      <w:lvlJc w:val="left"/>
+      <w:pPr>
+        <w:tabs>
+          <w:tab w:val="num" w:pos="2880"/>
+        </w:tabs>
+        <w:ind w:left="2880" w:hanging="360"/>
+      </w:pPr>
+    </w:lvl>
+    <w:lvl w:ilvl="4" w:tentative="1">
+      <w:start w:val="1"/>
+      <w:numFmt w:val="decimal"/>
+      <w:lvlText w:val="%5."/>
+      <w:lvlJc w:val="left"/>
+      <w:pPr>
+        <w:tabs>
+          <w:tab w:val="num" w:pos="3600"/>
+        </w:tabs>
+        <w:ind w:left="3600" w:hanging="360"/>
+      </w:pPr>
+    </w:lvl>
+    <w:lvl w:ilvl="5" w:tentative="1">
+      <w:start w:val="1"/>
+      <w:numFmt w:val="decimal"/>
+      <w:lvlText w:val="%6."/>
+      <w:lvlJc w:val="left"/>
+      <w:pPr>
+        <w:tabs>
+          <w:tab w:val="num" w:pos="4320"/>
+        </w:tabs>
+        <w:ind w:left="4320" w:hanging="360"/>
+      </w:pPr>
+    </w:lvl>
+    <w:lvl w:ilvl="6" w:tentative="1">
+      <w:start w:val="1"/>
+      <w:numFmt w:val="decimal"/>
+      <w:lvlText w:val="%7."/>
+      <w:lvlJc w:val="left"/>
+      <w:pPr>
+        <w:tabs>
+          <w:tab w:val="num" w:pos="5040"/>
+        </w:tabs>
+        <w:ind w:left="5040" w:hanging="360"/>
+      </w:pPr>
+    </w:lvl>
+    <w:lvl w:ilvl="7" w:tentative="1">
+      <w:start w:val="1"/>
+      <w:numFmt w:val="decimal"/>
+      <w:lvlText w:val="%8."/>
+      <w:lvlJc w:val="left"/>
+      <w:pPr>
+        <w:tabs>
+          <w:tab w:val="num" w:pos="5760"/>
+        </w:tabs>
+        <w:ind w:left="5760" w:hanging="360"/>
+      </w:pPr>
+    </w:lvl>
+    <w:lvl w:ilvl="8" w:tentative="1">
+      <w:start w:val="1"/>
+      <w:numFmt w:val="decimal"/>
+      <w:lvlText w:val="%9."/>
+      <w:lvlJc w:val="left"/>
+      <w:pPr>
+        <w:tabs>
+          <w:tab w:val="num" w:pos="6480"/>
+        </w:tabs>
+        <w:ind w:left="6480" w:hanging="360"/>
+      </w:pPr>
+    </w:lvl>
+  </w:abstractNum>
+  <w:abstractNum w:abstractNumId="10" w15:restartNumberingAfterBreak="0">
+    <w:nsid w:val="374C27C5"/>
+    <w:multiLevelType w:val="multilevel"/>
+    <w:tmpl w:val="C0FAC526"/>
+    <w:lvl w:ilvl="0">
+      <w:start w:val="1"/>
+      <w:numFmt w:val="bullet"/>
+      <w:lvlText w:val=""/>
+      <w:lvlJc w:val="left"/>
+      <w:pPr>
+        <w:tabs>
+          <w:tab w:val="num" w:pos="720"/>
+        </w:tabs>
+        <w:ind w:left="720" w:hanging="360"/>
+      </w:pPr>
+      <w:rPr>
+        <w:rFonts w:ascii="Symbol" w:hAnsi="Symbol" w:hint="default"/>
+        <w:sz w:val="20"/>
+      </w:rPr>
+    </w:lvl>
+    <w:lvl w:ilvl="1" w:tentative="1">
+      <w:start w:val="1"/>
+      <w:numFmt w:val="bullet"/>
+      <w:lvlText w:val="o"/>
+      <w:lvlJc w:val="left"/>
+      <w:pPr>
+        <w:tabs>
+          <w:tab w:val="num" w:pos="1440"/>
+        </w:tabs>
+        <w:ind w:left="1440" w:hanging="360"/>
+      </w:pPr>
+      <w:rPr>
+        <w:rFonts w:ascii="Courier New" w:hAnsi="Courier New" w:hint="default"/>
+        <w:sz w:val="20"/>
+      </w:rPr>
+    </w:lvl>
+    <w:lvl w:ilvl="2" w:tentative="1">
+      <w:start w:val="1"/>
+      <w:numFmt w:val="bullet"/>
+      <w:lvlText w:val=""/>
+      <w:lvlJc w:val="left"/>
+      <w:pPr>
+        <w:tabs>
+          <w:tab w:val="num" w:pos="2160"/>
+        </w:tabs>
+        <w:ind w:left="2160" w:hanging="360"/>
+      </w:pPr>
+      <w:rPr>
+        <w:rFonts w:ascii="Wingdings" w:hAnsi="Wingdings" w:hint="default"/>
+        <w:sz w:val="20"/>
+      </w:rPr>
+    </w:lvl>
+    <w:lvl w:ilvl="3" w:tentative="1">
+      <w:start w:val="1"/>
+      <w:numFmt w:val="bullet"/>
+      <w:lvlText w:val=""/>
+      <w:lvlJc w:val="left"/>
+      <w:pPr>
+        <w:tabs>
+          <w:tab w:val="num" w:pos="2880"/>
+        </w:tabs>
+        <w:ind w:left="2880" w:hanging="360"/>
+      </w:pPr>
+      <w:rPr>
+        <w:rFonts w:ascii="Wingdings" w:hAnsi="Wingdings" w:hint="default"/>
+        <w:sz w:val="20"/>
+      </w:rPr>
+    </w:lvl>
+    <w:lvl w:ilvl="4" w:tentative="1">
+      <w:start w:val="1"/>
+      <w:numFmt w:val="bullet"/>
+      <w:lvlText w:val=""/>
+      <w:lvlJc w:val="left"/>
+      <w:pPr>
+        <w:tabs>
+          <w:tab w:val="num" w:pos="3600"/>
+        </w:tabs>
+        <w:ind w:left="3600" w:hanging="360"/>
+      </w:pPr>
+      <w:rPr>
+        <w:rFonts w:ascii="Wingdings" w:hAnsi="Wingdings" w:hint="default"/>
+        <w:sz w:val="20"/>
+      </w:rPr>
+    </w:lvl>
+    <w:lvl w:ilvl="5" w:tentative="1">
+      <w:start w:val="1"/>
+      <w:numFmt w:val="bullet"/>
+      <w:lvlText w:val=""/>
+      <w:lvlJc w:val="left"/>
+      <w:pPr>
+        <w:tabs>
+          <w:tab w:val="num" w:pos="4320"/>
+        </w:tabs>
+        <w:ind w:left="4320" w:hanging="360"/>
+      </w:pPr>
+      <w:rPr>
+        <w:rFonts w:ascii="Wingdings" w:hAnsi="Wingdings" w:hint="default"/>
+        <w:sz w:val="20"/>
+      </w:rPr>
+    </w:lvl>
+    <w:lvl w:ilvl="6" w:tentative="1">
+      <w:start w:val="1"/>
+      <w:numFmt w:val="bullet"/>
+      <w:lvlText w:val=""/>
+      <w:lvlJc w:val="left"/>
+      <w:pPr>
+        <w:tabs>
+          <w:tab w:val="num" w:pos="5040"/>
+        </w:tabs>
+        <w:ind w:left="5040" w:hanging="360"/>
+      </w:pPr>
+      <w:rPr>
+        <w:rFonts w:ascii="Wingdings" w:hAnsi="Wingdings" w:hint="default"/>
+        <w:sz w:val="20"/>
+      </w:rPr>
+    </w:lvl>
+    <w:lvl w:ilvl="7" w:tentative="1">
+      <w:start w:val="1"/>
+      <w:numFmt w:val="bullet"/>
+      <w:lvlText w:val=""/>
+      <w:lvlJc w:val="left"/>
+      <w:pPr>
+        <w:tabs>
+          <w:tab w:val="num" w:pos="5760"/>
+        </w:tabs>
+        <w:ind w:left="5760" w:hanging="360"/>
+      </w:pPr>
+      <w:rPr>
+        <w:rFonts w:ascii="Wingdings" w:hAnsi="Wingdings" w:hint="default"/>
+        <w:sz w:val="20"/>
+      </w:rPr>
+    </w:lvl>
+    <w:lvl w:ilvl="8" w:tentative="1">
+      <w:start w:val="1"/>
+      <w:numFmt w:val="bullet"/>
+      <w:lvlText w:val=""/>
+      <w:lvlJc w:val="left"/>
+      <w:pPr>
+        <w:tabs>
+          <w:tab w:val="num" w:pos="6480"/>
+        </w:tabs>
+        <w:ind w:left="6480" w:hanging="360"/>
+      </w:pPr>
+      <w:rPr>
+        <w:rFonts w:ascii="Wingdings" w:hAnsi="Wingdings" w:hint="default"/>
+        <w:sz w:val="20"/>
+      </w:rPr>
+    </w:lvl>
+  </w:abstractNum>
+  <w:abstractNum w:abstractNumId="11" w15:restartNumberingAfterBreak="0">
     <w:nsid w:val="37B60E09"/>
     <w:multiLevelType w:val="multilevel"/>
     <w:tmpl w:val="2D381A16"/>
@@ -12867,7 +14600,942 @@
       </w:rPr>
     </w:lvl>
   </w:abstractNum>
-  <w:abstractNum w:abstractNumId="5" w15:restartNumberingAfterBreak="0">
+  <w:abstractNum w:abstractNumId="12" w15:restartNumberingAfterBreak="0">
+    <w:nsid w:val="4AE45A2B"/>
+    <w:multiLevelType w:val="multilevel"/>
+    <w:tmpl w:val="BEFEB97C"/>
+    <w:lvl w:ilvl="0">
+      <w:start w:val="1"/>
+      <w:numFmt w:val="bullet"/>
+      <w:lvlText w:val=""/>
+      <w:lvlJc w:val="left"/>
+      <w:pPr>
+        <w:tabs>
+          <w:tab w:val="num" w:pos="720"/>
+        </w:tabs>
+        <w:ind w:left="720" w:hanging="360"/>
+      </w:pPr>
+      <w:rPr>
+        <w:rFonts w:ascii="Symbol" w:hAnsi="Symbol" w:hint="default"/>
+        <w:sz w:val="20"/>
+      </w:rPr>
+    </w:lvl>
+    <w:lvl w:ilvl="1" w:tentative="1">
+      <w:start w:val="1"/>
+      <w:numFmt w:val="bullet"/>
+      <w:lvlText w:val="o"/>
+      <w:lvlJc w:val="left"/>
+      <w:pPr>
+        <w:tabs>
+          <w:tab w:val="num" w:pos="1440"/>
+        </w:tabs>
+        <w:ind w:left="1440" w:hanging="360"/>
+      </w:pPr>
+      <w:rPr>
+        <w:rFonts w:ascii="Courier New" w:hAnsi="Courier New" w:hint="default"/>
+        <w:sz w:val="20"/>
+      </w:rPr>
+    </w:lvl>
+    <w:lvl w:ilvl="2" w:tentative="1">
+      <w:start w:val="1"/>
+      <w:numFmt w:val="bullet"/>
+      <w:lvlText w:val=""/>
+      <w:lvlJc w:val="left"/>
+      <w:pPr>
+        <w:tabs>
+          <w:tab w:val="num" w:pos="2160"/>
+        </w:tabs>
+        <w:ind w:left="2160" w:hanging="360"/>
+      </w:pPr>
+      <w:rPr>
+        <w:rFonts w:ascii="Wingdings" w:hAnsi="Wingdings" w:hint="default"/>
+        <w:sz w:val="20"/>
+      </w:rPr>
+    </w:lvl>
+    <w:lvl w:ilvl="3" w:tentative="1">
+      <w:start w:val="1"/>
+      <w:numFmt w:val="bullet"/>
+      <w:lvlText w:val=""/>
+      <w:lvlJc w:val="left"/>
+      <w:pPr>
+        <w:tabs>
+          <w:tab w:val="num" w:pos="2880"/>
+        </w:tabs>
+        <w:ind w:left="2880" w:hanging="360"/>
+      </w:pPr>
+      <w:rPr>
+        <w:rFonts w:ascii="Wingdings" w:hAnsi="Wingdings" w:hint="default"/>
+        <w:sz w:val="20"/>
+      </w:rPr>
+    </w:lvl>
+    <w:lvl w:ilvl="4" w:tentative="1">
+      <w:start w:val="1"/>
+      <w:numFmt w:val="bullet"/>
+      <w:lvlText w:val=""/>
+      <w:lvlJc w:val="left"/>
+      <w:pPr>
+        <w:tabs>
+          <w:tab w:val="num" w:pos="3600"/>
+        </w:tabs>
+        <w:ind w:left="3600" w:hanging="360"/>
+      </w:pPr>
+      <w:rPr>
+        <w:rFonts w:ascii="Wingdings" w:hAnsi="Wingdings" w:hint="default"/>
+        <w:sz w:val="20"/>
+      </w:rPr>
+    </w:lvl>
+    <w:lvl w:ilvl="5" w:tentative="1">
+      <w:start w:val="1"/>
+      <w:numFmt w:val="bullet"/>
+      <w:lvlText w:val=""/>
+      <w:lvlJc w:val="left"/>
+      <w:pPr>
+        <w:tabs>
+          <w:tab w:val="num" w:pos="4320"/>
+        </w:tabs>
+        <w:ind w:left="4320" w:hanging="360"/>
+      </w:pPr>
+      <w:rPr>
+        <w:rFonts w:ascii="Wingdings" w:hAnsi="Wingdings" w:hint="default"/>
+        <w:sz w:val="20"/>
+      </w:rPr>
+    </w:lvl>
+    <w:lvl w:ilvl="6" w:tentative="1">
+      <w:start w:val="1"/>
+      <w:numFmt w:val="bullet"/>
+      <w:lvlText w:val=""/>
+      <w:lvlJc w:val="left"/>
+      <w:pPr>
+        <w:tabs>
+          <w:tab w:val="num" w:pos="5040"/>
+        </w:tabs>
+        <w:ind w:left="5040" w:hanging="360"/>
+      </w:pPr>
+      <w:rPr>
+        <w:rFonts w:ascii="Wingdings" w:hAnsi="Wingdings" w:hint="default"/>
+        <w:sz w:val="20"/>
+      </w:rPr>
+    </w:lvl>
+    <w:lvl w:ilvl="7" w:tentative="1">
+      <w:start w:val="1"/>
+      <w:numFmt w:val="bullet"/>
+      <w:lvlText w:val=""/>
+      <w:lvlJc w:val="left"/>
+      <w:pPr>
+        <w:tabs>
+          <w:tab w:val="num" w:pos="5760"/>
+        </w:tabs>
+        <w:ind w:left="5760" w:hanging="360"/>
+      </w:pPr>
+      <w:rPr>
+        <w:rFonts w:ascii="Wingdings" w:hAnsi="Wingdings" w:hint="default"/>
+        <w:sz w:val="20"/>
+      </w:rPr>
+    </w:lvl>
+    <w:lvl w:ilvl="8" w:tentative="1">
+      <w:start w:val="1"/>
+      <w:numFmt w:val="bullet"/>
+      <w:lvlText w:val=""/>
+      <w:lvlJc w:val="left"/>
+      <w:pPr>
+        <w:tabs>
+          <w:tab w:val="num" w:pos="6480"/>
+        </w:tabs>
+        <w:ind w:left="6480" w:hanging="360"/>
+      </w:pPr>
+      <w:rPr>
+        <w:rFonts w:ascii="Wingdings" w:hAnsi="Wingdings" w:hint="default"/>
+        <w:sz w:val="20"/>
+      </w:rPr>
+    </w:lvl>
+  </w:abstractNum>
+  <w:abstractNum w:abstractNumId="13" w15:restartNumberingAfterBreak="0">
+    <w:nsid w:val="506B6E4D"/>
+    <w:multiLevelType w:val="multilevel"/>
+    <w:tmpl w:val="81702BB8"/>
+    <w:lvl w:ilvl="0">
+      <w:start w:val="1"/>
+      <w:numFmt w:val="bullet"/>
+      <w:lvlText w:val=""/>
+      <w:lvlJc w:val="left"/>
+      <w:pPr>
+        <w:tabs>
+          <w:tab w:val="num" w:pos="720"/>
+        </w:tabs>
+        <w:ind w:left="720" w:hanging="360"/>
+      </w:pPr>
+      <w:rPr>
+        <w:rFonts w:ascii="Symbol" w:hAnsi="Symbol" w:hint="default"/>
+        <w:sz w:val="20"/>
+      </w:rPr>
+    </w:lvl>
+    <w:lvl w:ilvl="1" w:tentative="1">
+      <w:start w:val="1"/>
+      <w:numFmt w:val="bullet"/>
+      <w:lvlText w:val="o"/>
+      <w:lvlJc w:val="left"/>
+      <w:pPr>
+        <w:tabs>
+          <w:tab w:val="num" w:pos="1440"/>
+        </w:tabs>
+        <w:ind w:left="1440" w:hanging="360"/>
+      </w:pPr>
+      <w:rPr>
+        <w:rFonts w:ascii="Courier New" w:hAnsi="Courier New" w:hint="default"/>
+        <w:sz w:val="20"/>
+      </w:rPr>
+    </w:lvl>
+    <w:lvl w:ilvl="2" w:tentative="1">
+      <w:start w:val="1"/>
+      <w:numFmt w:val="bullet"/>
+      <w:lvlText w:val=""/>
+      <w:lvlJc w:val="left"/>
+      <w:pPr>
+        <w:tabs>
+          <w:tab w:val="num" w:pos="2160"/>
+        </w:tabs>
+        <w:ind w:left="2160" w:hanging="360"/>
+      </w:pPr>
+      <w:rPr>
+        <w:rFonts w:ascii="Wingdings" w:hAnsi="Wingdings" w:hint="default"/>
+        <w:sz w:val="20"/>
+      </w:rPr>
+    </w:lvl>
+    <w:lvl w:ilvl="3" w:tentative="1">
+      <w:start w:val="1"/>
+      <w:numFmt w:val="bullet"/>
+      <w:lvlText w:val=""/>
+      <w:lvlJc w:val="left"/>
+      <w:pPr>
+        <w:tabs>
+          <w:tab w:val="num" w:pos="2880"/>
+        </w:tabs>
+        <w:ind w:left="2880" w:hanging="360"/>
+      </w:pPr>
+      <w:rPr>
+        <w:rFonts w:ascii="Wingdings" w:hAnsi="Wingdings" w:hint="default"/>
+        <w:sz w:val="20"/>
+      </w:rPr>
+    </w:lvl>
+    <w:lvl w:ilvl="4" w:tentative="1">
+      <w:start w:val="1"/>
+      <w:numFmt w:val="bullet"/>
+      <w:lvlText w:val=""/>
+      <w:lvlJc w:val="left"/>
+      <w:pPr>
+        <w:tabs>
+          <w:tab w:val="num" w:pos="3600"/>
+        </w:tabs>
+        <w:ind w:left="3600" w:hanging="360"/>
+      </w:pPr>
+      <w:rPr>
+        <w:rFonts w:ascii="Wingdings" w:hAnsi="Wingdings" w:hint="default"/>
+        <w:sz w:val="20"/>
+      </w:rPr>
+    </w:lvl>
+    <w:lvl w:ilvl="5" w:tentative="1">
+      <w:start w:val="1"/>
+      <w:numFmt w:val="bullet"/>
+      <w:lvlText w:val=""/>
+      <w:lvlJc w:val="left"/>
+      <w:pPr>
+        <w:tabs>
+          <w:tab w:val="num" w:pos="4320"/>
+        </w:tabs>
+        <w:ind w:left="4320" w:hanging="360"/>
+      </w:pPr>
+      <w:rPr>
+        <w:rFonts w:ascii="Wingdings" w:hAnsi="Wingdings" w:hint="default"/>
+        <w:sz w:val="20"/>
+      </w:rPr>
+    </w:lvl>
+    <w:lvl w:ilvl="6" w:tentative="1">
+      <w:start w:val="1"/>
+      <w:numFmt w:val="bullet"/>
+      <w:lvlText w:val=""/>
+      <w:lvlJc w:val="left"/>
+      <w:pPr>
+        <w:tabs>
+          <w:tab w:val="num" w:pos="5040"/>
+        </w:tabs>
+        <w:ind w:left="5040" w:hanging="360"/>
+      </w:pPr>
+      <w:rPr>
+        <w:rFonts w:ascii="Wingdings" w:hAnsi="Wingdings" w:hint="default"/>
+        <w:sz w:val="20"/>
+      </w:rPr>
+    </w:lvl>
+    <w:lvl w:ilvl="7" w:tentative="1">
+      <w:start w:val="1"/>
+      <w:numFmt w:val="bullet"/>
+      <w:lvlText w:val=""/>
+      <w:lvlJc w:val="left"/>
+      <w:pPr>
+        <w:tabs>
+          <w:tab w:val="num" w:pos="5760"/>
+        </w:tabs>
+        <w:ind w:left="5760" w:hanging="360"/>
+      </w:pPr>
+      <w:rPr>
+        <w:rFonts w:ascii="Wingdings" w:hAnsi="Wingdings" w:hint="default"/>
+        <w:sz w:val="20"/>
+      </w:rPr>
+    </w:lvl>
+    <w:lvl w:ilvl="8" w:tentative="1">
+      <w:start w:val="1"/>
+      <w:numFmt w:val="bullet"/>
+      <w:lvlText w:val=""/>
+      <w:lvlJc w:val="left"/>
+      <w:pPr>
+        <w:tabs>
+          <w:tab w:val="num" w:pos="6480"/>
+        </w:tabs>
+        <w:ind w:left="6480" w:hanging="360"/>
+      </w:pPr>
+      <w:rPr>
+        <w:rFonts w:ascii="Wingdings" w:hAnsi="Wingdings" w:hint="default"/>
+        <w:sz w:val="20"/>
+      </w:rPr>
+    </w:lvl>
+  </w:abstractNum>
+  <w:abstractNum w:abstractNumId="14" w15:restartNumberingAfterBreak="0">
+    <w:nsid w:val="512136B0"/>
+    <w:multiLevelType w:val="multilevel"/>
+    <w:tmpl w:val="579A1BC2"/>
+    <w:lvl w:ilvl="0">
+      <w:start w:val="1"/>
+      <w:numFmt w:val="decimal"/>
+      <w:lvlText w:val="%1."/>
+      <w:lvlJc w:val="left"/>
+      <w:pPr>
+        <w:tabs>
+          <w:tab w:val="num" w:pos="720"/>
+        </w:tabs>
+        <w:ind w:left="720" w:hanging="360"/>
+      </w:pPr>
+    </w:lvl>
+    <w:lvl w:ilvl="1" w:tentative="1">
+      <w:start w:val="1"/>
+      <w:numFmt w:val="decimal"/>
+      <w:lvlText w:val="%2."/>
+      <w:lvlJc w:val="left"/>
+      <w:pPr>
+        <w:tabs>
+          <w:tab w:val="num" w:pos="1440"/>
+        </w:tabs>
+        <w:ind w:left="1440" w:hanging="360"/>
+      </w:pPr>
+    </w:lvl>
+    <w:lvl w:ilvl="2" w:tentative="1">
+      <w:start w:val="1"/>
+      <w:numFmt w:val="decimal"/>
+      <w:lvlText w:val="%3."/>
+      <w:lvlJc w:val="left"/>
+      <w:pPr>
+        <w:tabs>
+          <w:tab w:val="num" w:pos="2160"/>
+        </w:tabs>
+        <w:ind w:left="2160" w:hanging="360"/>
+      </w:pPr>
+    </w:lvl>
+    <w:lvl w:ilvl="3" w:tentative="1">
+      <w:start w:val="1"/>
+      <w:numFmt w:val="decimal"/>
+      <w:lvlText w:val="%4."/>
+      <w:lvlJc w:val="left"/>
+      <w:pPr>
+        <w:tabs>
+          <w:tab w:val="num" w:pos="2880"/>
+        </w:tabs>
+        <w:ind w:left="2880" w:hanging="360"/>
+      </w:pPr>
+    </w:lvl>
+    <w:lvl w:ilvl="4" w:tentative="1">
+      <w:start w:val="1"/>
+      <w:numFmt w:val="decimal"/>
+      <w:lvlText w:val="%5."/>
+      <w:lvlJc w:val="left"/>
+      <w:pPr>
+        <w:tabs>
+          <w:tab w:val="num" w:pos="3600"/>
+        </w:tabs>
+        <w:ind w:left="3600" w:hanging="360"/>
+      </w:pPr>
+    </w:lvl>
+    <w:lvl w:ilvl="5" w:tentative="1">
+      <w:start w:val="1"/>
+      <w:numFmt w:val="decimal"/>
+      <w:lvlText w:val="%6."/>
+      <w:lvlJc w:val="left"/>
+      <w:pPr>
+        <w:tabs>
+          <w:tab w:val="num" w:pos="4320"/>
+        </w:tabs>
+        <w:ind w:left="4320" w:hanging="360"/>
+      </w:pPr>
+    </w:lvl>
+    <w:lvl w:ilvl="6" w:tentative="1">
+      <w:start w:val="1"/>
+      <w:numFmt w:val="decimal"/>
+      <w:lvlText w:val="%7."/>
+      <w:lvlJc w:val="left"/>
+      <w:pPr>
+        <w:tabs>
+          <w:tab w:val="num" w:pos="5040"/>
+        </w:tabs>
+        <w:ind w:left="5040" w:hanging="360"/>
+      </w:pPr>
+    </w:lvl>
+    <w:lvl w:ilvl="7" w:tentative="1">
+      <w:start w:val="1"/>
+      <w:numFmt w:val="decimal"/>
+      <w:lvlText w:val="%8."/>
+      <w:lvlJc w:val="left"/>
+      <w:pPr>
+        <w:tabs>
+          <w:tab w:val="num" w:pos="5760"/>
+        </w:tabs>
+        <w:ind w:left="5760" w:hanging="360"/>
+      </w:pPr>
+    </w:lvl>
+    <w:lvl w:ilvl="8" w:tentative="1">
+      <w:start w:val="1"/>
+      <w:numFmt w:val="decimal"/>
+      <w:lvlText w:val="%9."/>
+      <w:lvlJc w:val="left"/>
+      <w:pPr>
+        <w:tabs>
+          <w:tab w:val="num" w:pos="6480"/>
+        </w:tabs>
+        <w:ind w:left="6480" w:hanging="360"/>
+      </w:pPr>
+    </w:lvl>
+  </w:abstractNum>
+  <w:abstractNum w:abstractNumId="15" w15:restartNumberingAfterBreak="0">
+    <w:nsid w:val="51AA2BAF"/>
+    <w:multiLevelType w:val="multilevel"/>
+    <w:tmpl w:val="1BE8F062"/>
+    <w:lvl w:ilvl="0">
+      <w:start w:val="1"/>
+      <w:numFmt w:val="bullet"/>
+      <w:lvlText w:val=""/>
+      <w:lvlJc w:val="left"/>
+      <w:pPr>
+        <w:tabs>
+          <w:tab w:val="num" w:pos="720"/>
+        </w:tabs>
+        <w:ind w:left="720" w:hanging="360"/>
+      </w:pPr>
+      <w:rPr>
+        <w:rFonts w:ascii="Symbol" w:hAnsi="Symbol" w:hint="default"/>
+        <w:sz w:val="20"/>
+      </w:rPr>
+    </w:lvl>
+    <w:lvl w:ilvl="1" w:tentative="1">
+      <w:start w:val="1"/>
+      <w:numFmt w:val="bullet"/>
+      <w:lvlText w:val="o"/>
+      <w:lvlJc w:val="left"/>
+      <w:pPr>
+        <w:tabs>
+          <w:tab w:val="num" w:pos="1440"/>
+        </w:tabs>
+        <w:ind w:left="1440" w:hanging="360"/>
+      </w:pPr>
+      <w:rPr>
+        <w:rFonts w:ascii="Courier New" w:hAnsi="Courier New" w:hint="default"/>
+        <w:sz w:val="20"/>
+      </w:rPr>
+    </w:lvl>
+    <w:lvl w:ilvl="2" w:tentative="1">
+      <w:start w:val="1"/>
+      <w:numFmt w:val="bullet"/>
+      <w:lvlText w:val=""/>
+      <w:lvlJc w:val="left"/>
+      <w:pPr>
+        <w:tabs>
+          <w:tab w:val="num" w:pos="2160"/>
+        </w:tabs>
+        <w:ind w:left="2160" w:hanging="360"/>
+      </w:pPr>
+      <w:rPr>
+        <w:rFonts w:ascii="Wingdings" w:hAnsi="Wingdings" w:hint="default"/>
+        <w:sz w:val="20"/>
+      </w:rPr>
+    </w:lvl>
+    <w:lvl w:ilvl="3" w:tentative="1">
+      <w:start w:val="1"/>
+      <w:numFmt w:val="bullet"/>
+      <w:lvlText w:val=""/>
+      <w:lvlJc w:val="left"/>
+      <w:pPr>
+        <w:tabs>
+          <w:tab w:val="num" w:pos="2880"/>
+        </w:tabs>
+        <w:ind w:left="2880" w:hanging="360"/>
+      </w:pPr>
+      <w:rPr>
+        <w:rFonts w:ascii="Wingdings" w:hAnsi="Wingdings" w:hint="default"/>
+        <w:sz w:val="20"/>
+      </w:rPr>
+    </w:lvl>
+    <w:lvl w:ilvl="4" w:tentative="1">
+      <w:start w:val="1"/>
+      <w:numFmt w:val="bullet"/>
+      <w:lvlText w:val=""/>
+      <w:lvlJc w:val="left"/>
+      <w:pPr>
+        <w:tabs>
+          <w:tab w:val="num" w:pos="3600"/>
+        </w:tabs>
+        <w:ind w:left="3600" w:hanging="360"/>
+      </w:pPr>
+      <w:rPr>
+        <w:rFonts w:ascii="Wingdings" w:hAnsi="Wingdings" w:hint="default"/>
+        <w:sz w:val="20"/>
+      </w:rPr>
+    </w:lvl>
+    <w:lvl w:ilvl="5" w:tentative="1">
+      <w:start w:val="1"/>
+      <w:numFmt w:val="bullet"/>
+      <w:lvlText w:val=""/>
+      <w:lvlJc w:val="left"/>
+      <w:pPr>
+        <w:tabs>
+          <w:tab w:val="num" w:pos="4320"/>
+        </w:tabs>
+        <w:ind w:left="4320" w:hanging="360"/>
+      </w:pPr>
+      <w:rPr>
+        <w:rFonts w:ascii="Wingdings" w:hAnsi="Wingdings" w:hint="default"/>
+        <w:sz w:val="20"/>
+      </w:rPr>
+    </w:lvl>
+    <w:lvl w:ilvl="6" w:tentative="1">
+      <w:start w:val="1"/>
+      <w:numFmt w:val="bullet"/>
+      <w:lvlText w:val=""/>
+      <w:lvlJc w:val="left"/>
+      <w:pPr>
+        <w:tabs>
+          <w:tab w:val="num" w:pos="5040"/>
+        </w:tabs>
+        <w:ind w:left="5040" w:hanging="360"/>
+      </w:pPr>
+      <w:rPr>
+        <w:rFonts w:ascii="Wingdings" w:hAnsi="Wingdings" w:hint="default"/>
+        <w:sz w:val="20"/>
+      </w:rPr>
+    </w:lvl>
+    <w:lvl w:ilvl="7" w:tentative="1">
+      <w:start w:val="1"/>
+      <w:numFmt w:val="bullet"/>
+      <w:lvlText w:val=""/>
+      <w:lvlJc w:val="left"/>
+      <w:pPr>
+        <w:tabs>
+          <w:tab w:val="num" w:pos="5760"/>
+        </w:tabs>
+        <w:ind w:left="5760" w:hanging="360"/>
+      </w:pPr>
+      <w:rPr>
+        <w:rFonts w:ascii="Wingdings" w:hAnsi="Wingdings" w:hint="default"/>
+        <w:sz w:val="20"/>
+      </w:rPr>
+    </w:lvl>
+    <w:lvl w:ilvl="8" w:tentative="1">
+      <w:start w:val="1"/>
+      <w:numFmt w:val="bullet"/>
+      <w:lvlText w:val=""/>
+      <w:lvlJc w:val="left"/>
+      <w:pPr>
+        <w:tabs>
+          <w:tab w:val="num" w:pos="6480"/>
+        </w:tabs>
+        <w:ind w:left="6480" w:hanging="360"/>
+      </w:pPr>
+      <w:rPr>
+        <w:rFonts w:ascii="Wingdings" w:hAnsi="Wingdings" w:hint="default"/>
+        <w:sz w:val="20"/>
+      </w:rPr>
+    </w:lvl>
+  </w:abstractNum>
+  <w:abstractNum w:abstractNumId="16" w15:restartNumberingAfterBreak="0">
+    <w:nsid w:val="53B1732D"/>
+    <w:multiLevelType w:val="multilevel"/>
+    <w:tmpl w:val="91D07498"/>
+    <w:lvl w:ilvl="0">
+      <w:start w:val="1"/>
+      <w:numFmt w:val="decimal"/>
+      <w:lvlText w:val="%1."/>
+      <w:lvlJc w:val="left"/>
+      <w:pPr>
+        <w:tabs>
+          <w:tab w:val="num" w:pos="720"/>
+        </w:tabs>
+        <w:ind w:left="720" w:hanging="360"/>
+      </w:pPr>
+    </w:lvl>
+    <w:lvl w:ilvl="1" w:tentative="1">
+      <w:start w:val="1"/>
+      <w:numFmt w:val="decimal"/>
+      <w:lvlText w:val="%2."/>
+      <w:lvlJc w:val="left"/>
+      <w:pPr>
+        <w:tabs>
+          <w:tab w:val="num" w:pos="1440"/>
+        </w:tabs>
+        <w:ind w:left="1440" w:hanging="360"/>
+      </w:pPr>
+    </w:lvl>
+    <w:lvl w:ilvl="2" w:tentative="1">
+      <w:start w:val="1"/>
+      <w:numFmt w:val="decimal"/>
+      <w:lvlText w:val="%3."/>
+      <w:lvlJc w:val="left"/>
+      <w:pPr>
+        <w:tabs>
+          <w:tab w:val="num" w:pos="2160"/>
+        </w:tabs>
+        <w:ind w:left="2160" w:hanging="360"/>
+      </w:pPr>
+    </w:lvl>
+    <w:lvl w:ilvl="3" w:tentative="1">
+      <w:start w:val="1"/>
+      <w:numFmt w:val="decimal"/>
+      <w:lvlText w:val="%4."/>
+      <w:lvlJc w:val="left"/>
+      <w:pPr>
+        <w:tabs>
+          <w:tab w:val="num" w:pos="2880"/>
+        </w:tabs>
+        <w:ind w:left="2880" w:hanging="360"/>
+      </w:pPr>
+    </w:lvl>
+    <w:lvl w:ilvl="4" w:tentative="1">
+      <w:start w:val="1"/>
+      <w:numFmt w:val="decimal"/>
+      <w:lvlText w:val="%5."/>
+      <w:lvlJc w:val="left"/>
+      <w:pPr>
+        <w:tabs>
+          <w:tab w:val="num" w:pos="3600"/>
+        </w:tabs>
+        <w:ind w:left="3600" w:hanging="360"/>
+      </w:pPr>
+    </w:lvl>
+    <w:lvl w:ilvl="5" w:tentative="1">
+      <w:start w:val="1"/>
+      <w:numFmt w:val="decimal"/>
+      <w:lvlText w:val="%6."/>
+      <w:lvlJc w:val="left"/>
+      <w:pPr>
+        <w:tabs>
+          <w:tab w:val="num" w:pos="4320"/>
+        </w:tabs>
+        <w:ind w:left="4320" w:hanging="360"/>
+      </w:pPr>
+    </w:lvl>
+    <w:lvl w:ilvl="6" w:tentative="1">
+      <w:start w:val="1"/>
+      <w:numFmt w:val="decimal"/>
+      <w:lvlText w:val="%7."/>
+      <w:lvlJc w:val="left"/>
+      <w:pPr>
+        <w:tabs>
+          <w:tab w:val="num" w:pos="5040"/>
+        </w:tabs>
+        <w:ind w:left="5040" w:hanging="360"/>
+      </w:pPr>
+    </w:lvl>
+    <w:lvl w:ilvl="7" w:tentative="1">
+      <w:start w:val="1"/>
+      <w:numFmt w:val="decimal"/>
+      <w:lvlText w:val="%8."/>
+      <w:lvlJc w:val="left"/>
+      <w:pPr>
+        <w:tabs>
+          <w:tab w:val="num" w:pos="5760"/>
+        </w:tabs>
+        <w:ind w:left="5760" w:hanging="360"/>
+      </w:pPr>
+    </w:lvl>
+    <w:lvl w:ilvl="8" w:tentative="1">
+      <w:start w:val="1"/>
+      <w:numFmt w:val="decimal"/>
+      <w:lvlText w:val="%9."/>
+      <w:lvlJc w:val="left"/>
+      <w:pPr>
+        <w:tabs>
+          <w:tab w:val="num" w:pos="6480"/>
+        </w:tabs>
+        <w:ind w:left="6480" w:hanging="360"/>
+      </w:pPr>
+    </w:lvl>
+  </w:abstractNum>
+  <w:abstractNum w:abstractNumId="17" w15:restartNumberingAfterBreak="0">
+    <w:nsid w:val="5A7A3EB3"/>
+    <w:multiLevelType w:val="multilevel"/>
+    <w:tmpl w:val="419EC8FC"/>
+    <w:lvl w:ilvl="0">
+      <w:start w:val="1"/>
+      <w:numFmt w:val="bullet"/>
+      <w:lvlText w:val=""/>
+      <w:lvlJc w:val="left"/>
+      <w:pPr>
+        <w:tabs>
+          <w:tab w:val="num" w:pos="720"/>
+        </w:tabs>
+        <w:ind w:left="720" w:hanging="360"/>
+      </w:pPr>
+      <w:rPr>
+        <w:rFonts w:ascii="Symbol" w:hAnsi="Symbol" w:hint="default"/>
+        <w:sz w:val="20"/>
+      </w:rPr>
+    </w:lvl>
+    <w:lvl w:ilvl="1" w:tentative="1">
+      <w:start w:val="1"/>
+      <w:numFmt w:val="bullet"/>
+      <w:lvlText w:val="o"/>
+      <w:lvlJc w:val="left"/>
+      <w:pPr>
+        <w:tabs>
+          <w:tab w:val="num" w:pos="1440"/>
+        </w:tabs>
+        <w:ind w:left="1440" w:hanging="360"/>
+      </w:pPr>
+      <w:rPr>
+        <w:rFonts w:ascii="Courier New" w:hAnsi="Courier New" w:hint="default"/>
+        <w:sz w:val="20"/>
+      </w:rPr>
+    </w:lvl>
+    <w:lvl w:ilvl="2" w:tentative="1">
+      <w:start w:val="1"/>
+      <w:numFmt w:val="bullet"/>
+      <w:lvlText w:val=""/>
+      <w:lvlJc w:val="left"/>
+      <w:pPr>
+        <w:tabs>
+          <w:tab w:val="num" w:pos="2160"/>
+        </w:tabs>
+        <w:ind w:left="2160" w:hanging="360"/>
+      </w:pPr>
+      <w:rPr>
+        <w:rFonts w:ascii="Wingdings" w:hAnsi="Wingdings" w:hint="default"/>
+        <w:sz w:val="20"/>
+      </w:rPr>
+    </w:lvl>
+    <w:lvl w:ilvl="3" w:tentative="1">
+      <w:start w:val="1"/>
+      <w:numFmt w:val="bullet"/>
+      <w:lvlText w:val=""/>
+      <w:lvlJc w:val="left"/>
+      <w:pPr>
+        <w:tabs>
+          <w:tab w:val="num" w:pos="2880"/>
+        </w:tabs>
+        <w:ind w:left="2880" w:hanging="360"/>
+      </w:pPr>
+      <w:rPr>
+        <w:rFonts w:ascii="Wingdings" w:hAnsi="Wingdings" w:hint="default"/>
+        <w:sz w:val="20"/>
+      </w:rPr>
+    </w:lvl>
+    <w:lvl w:ilvl="4" w:tentative="1">
+      <w:start w:val="1"/>
+      <w:numFmt w:val="bullet"/>
+      <w:lvlText w:val=""/>
+      <w:lvlJc w:val="left"/>
+      <w:pPr>
+        <w:tabs>
+          <w:tab w:val="num" w:pos="3600"/>
+        </w:tabs>
+        <w:ind w:left="3600" w:hanging="360"/>
+      </w:pPr>
+      <w:rPr>
+        <w:rFonts w:ascii="Wingdings" w:hAnsi="Wingdings" w:hint="default"/>
+        <w:sz w:val="20"/>
+      </w:rPr>
+    </w:lvl>
+    <w:lvl w:ilvl="5" w:tentative="1">
+      <w:start w:val="1"/>
+      <w:numFmt w:val="bullet"/>
+      <w:lvlText w:val=""/>
+      <w:lvlJc w:val="left"/>
+      <w:pPr>
+        <w:tabs>
+          <w:tab w:val="num" w:pos="4320"/>
+        </w:tabs>
+        <w:ind w:left="4320" w:hanging="360"/>
+      </w:pPr>
+      <w:rPr>
+        <w:rFonts w:ascii="Wingdings" w:hAnsi="Wingdings" w:hint="default"/>
+        <w:sz w:val="20"/>
+      </w:rPr>
+    </w:lvl>
+    <w:lvl w:ilvl="6" w:tentative="1">
+      <w:start w:val="1"/>
+      <w:numFmt w:val="bullet"/>
+      <w:lvlText w:val=""/>
+      <w:lvlJc w:val="left"/>
+      <w:pPr>
+        <w:tabs>
+          <w:tab w:val="num" w:pos="5040"/>
+        </w:tabs>
+        <w:ind w:left="5040" w:hanging="360"/>
+      </w:pPr>
+      <w:rPr>
+        <w:rFonts w:ascii="Wingdings" w:hAnsi="Wingdings" w:hint="default"/>
+        <w:sz w:val="20"/>
+      </w:rPr>
+    </w:lvl>
+    <w:lvl w:ilvl="7" w:tentative="1">
+      <w:start w:val="1"/>
+      <w:numFmt w:val="bullet"/>
+      <w:lvlText w:val=""/>
+      <w:lvlJc w:val="left"/>
+      <w:pPr>
+        <w:tabs>
+          <w:tab w:val="num" w:pos="5760"/>
+        </w:tabs>
+        <w:ind w:left="5760" w:hanging="360"/>
+      </w:pPr>
+      <w:rPr>
+        <w:rFonts w:ascii="Wingdings" w:hAnsi="Wingdings" w:hint="default"/>
+        <w:sz w:val="20"/>
+      </w:rPr>
+    </w:lvl>
+    <w:lvl w:ilvl="8" w:tentative="1">
+      <w:start w:val="1"/>
+      <w:numFmt w:val="bullet"/>
+      <w:lvlText w:val=""/>
+      <w:lvlJc w:val="left"/>
+      <w:pPr>
+        <w:tabs>
+          <w:tab w:val="num" w:pos="6480"/>
+        </w:tabs>
+        <w:ind w:left="6480" w:hanging="360"/>
+      </w:pPr>
+      <w:rPr>
+        <w:rFonts w:ascii="Wingdings" w:hAnsi="Wingdings" w:hint="default"/>
+        <w:sz w:val="20"/>
+      </w:rPr>
+    </w:lvl>
+  </w:abstractNum>
+  <w:abstractNum w:abstractNumId="18" w15:restartNumberingAfterBreak="0">
+    <w:nsid w:val="5C8B1387"/>
+    <w:multiLevelType w:val="multilevel"/>
+    <w:tmpl w:val="89B8F94E"/>
+    <w:lvl w:ilvl="0">
+      <w:start w:val="1"/>
+      <w:numFmt w:val="decimal"/>
+      <w:lvlText w:val="%1."/>
+      <w:lvlJc w:val="left"/>
+      <w:pPr>
+        <w:tabs>
+          <w:tab w:val="num" w:pos="720"/>
+        </w:tabs>
+        <w:ind w:left="720" w:hanging="360"/>
+      </w:pPr>
+    </w:lvl>
+    <w:lvl w:ilvl="1" w:tentative="1">
+      <w:start w:val="1"/>
+      <w:numFmt w:val="decimal"/>
+      <w:lvlText w:val="%2."/>
+      <w:lvlJc w:val="left"/>
+      <w:pPr>
+        <w:tabs>
+          <w:tab w:val="num" w:pos="1440"/>
+        </w:tabs>
+        <w:ind w:left="1440" w:hanging="360"/>
+      </w:pPr>
+    </w:lvl>
+    <w:lvl w:ilvl="2" w:tentative="1">
+      <w:start w:val="1"/>
+      <w:numFmt w:val="decimal"/>
+      <w:lvlText w:val="%3."/>
+      <w:lvlJc w:val="left"/>
+      <w:pPr>
+        <w:tabs>
+          <w:tab w:val="num" w:pos="2160"/>
+        </w:tabs>
+        <w:ind w:left="2160" w:hanging="360"/>
+      </w:pPr>
+    </w:lvl>
+    <w:lvl w:ilvl="3" w:tentative="1">
+      <w:start w:val="1"/>
+      <w:numFmt w:val="decimal"/>
+      <w:lvlText w:val="%4."/>
+      <w:lvlJc w:val="left"/>
+      <w:pPr>
+        <w:tabs>
+          <w:tab w:val="num" w:pos="2880"/>
+        </w:tabs>
+        <w:ind w:left="2880" w:hanging="360"/>
+      </w:pPr>
+    </w:lvl>
+    <w:lvl w:ilvl="4" w:tentative="1">
+      <w:start w:val="1"/>
+      <w:numFmt w:val="decimal"/>
+      <w:lvlText w:val="%5."/>
+      <w:lvlJc w:val="left"/>
+      <w:pPr>
+        <w:tabs>
+          <w:tab w:val="num" w:pos="3600"/>
+        </w:tabs>
+        <w:ind w:left="3600" w:hanging="360"/>
+      </w:pPr>
+    </w:lvl>
+    <w:lvl w:ilvl="5" w:tentative="1">
+      <w:start w:val="1"/>
+      <w:numFmt w:val="decimal"/>
+      <w:lvlText w:val="%6."/>
+      <w:lvlJc w:val="left"/>
+      <w:pPr>
+        <w:tabs>
+          <w:tab w:val="num" w:pos="4320"/>
+        </w:tabs>
+        <w:ind w:left="4320" w:hanging="360"/>
+      </w:pPr>
+    </w:lvl>
+    <w:lvl w:ilvl="6" w:tentative="1">
+      <w:start w:val="1"/>
+      <w:numFmt w:val="decimal"/>
+      <w:lvlText w:val="%7."/>
+      <w:lvlJc w:val="left"/>
+      <w:pPr>
+        <w:tabs>
+          <w:tab w:val="num" w:pos="5040"/>
+        </w:tabs>
+        <w:ind w:left="5040" w:hanging="360"/>
+      </w:pPr>
+    </w:lvl>
+    <w:lvl w:ilvl="7" w:tentative="1">
+      <w:start w:val="1"/>
+      <w:numFmt w:val="decimal"/>
+      <w:lvlText w:val="%8."/>
+      <w:lvlJc w:val="left"/>
+      <w:pPr>
+        <w:tabs>
+          <w:tab w:val="num" w:pos="5760"/>
+        </w:tabs>
+        <w:ind w:left="5760" w:hanging="360"/>
+      </w:pPr>
+    </w:lvl>
+    <w:lvl w:ilvl="8" w:tentative="1">
+      <w:start w:val="1"/>
+      <w:numFmt w:val="decimal"/>
+      <w:lvlText w:val="%9."/>
+      <w:lvlJc w:val="left"/>
+      <w:pPr>
+        <w:tabs>
+          <w:tab w:val="num" w:pos="6480"/>
+        </w:tabs>
+        <w:ind w:left="6480" w:hanging="360"/>
+      </w:pPr>
+    </w:lvl>
+  </w:abstractNum>
+  <w:abstractNum w:abstractNumId="19" w15:restartNumberingAfterBreak="0">
     <w:nsid w:val="5F5E5B30"/>
     <w:multiLevelType w:val="multilevel"/>
     <w:tmpl w:val="F94C6212"/>
@@ -13016,7 +15684,7 @@
       </w:rPr>
     </w:lvl>
   </w:abstractNum>
-  <w:abstractNum w:abstractNumId="6" w15:restartNumberingAfterBreak="0">
+  <w:abstractNum w:abstractNumId="20" w15:restartNumberingAfterBreak="0">
     <w:nsid w:val="6CB94DF1"/>
     <w:multiLevelType w:val="multilevel"/>
     <w:tmpl w:val="C9904B92"/>
@@ -13165,7 +15833,7 @@
       </w:rPr>
     </w:lvl>
   </w:abstractNum>
-  <w:abstractNum w:abstractNumId="7" w15:restartNumberingAfterBreak="0">
+  <w:abstractNum w:abstractNumId="21" w15:restartNumberingAfterBreak="0">
     <w:nsid w:val="7270125F"/>
     <w:multiLevelType w:val="multilevel"/>
     <w:tmpl w:val="CE38ED2A"/>
@@ -13314,7 +15982,7 @@
       </w:rPr>
     </w:lvl>
   </w:abstractNum>
-  <w:abstractNum w:abstractNumId="8" w15:restartNumberingAfterBreak="0">
+  <w:abstractNum w:abstractNumId="22" w15:restartNumberingAfterBreak="0">
     <w:nsid w:val="77AD71CA"/>
     <w:multiLevelType w:val="multilevel"/>
     <w:tmpl w:val="6B668596"/>
@@ -13427,7 +16095,7 @@
       </w:pPr>
     </w:lvl>
   </w:abstractNum>
-  <w:abstractNum w:abstractNumId="9" w15:restartNumberingAfterBreak="0">
+  <w:abstractNum w:abstractNumId="23" w15:restartNumberingAfterBreak="0">
     <w:nsid w:val="79FC7D23"/>
     <w:multiLevelType w:val="hybridMultilevel"/>
     <w:tmpl w:val="39469346"/>
@@ -13540,20 +16208,169 @@
       </w:rPr>
     </w:lvl>
   </w:abstractNum>
+  <w:abstractNum w:abstractNumId="24" w15:restartNumberingAfterBreak="0">
+    <w:nsid w:val="7C8011D2"/>
+    <w:multiLevelType w:val="multilevel"/>
+    <w:tmpl w:val="CF72EE7A"/>
+    <w:lvl w:ilvl="0">
+      <w:start w:val="1"/>
+      <w:numFmt w:val="bullet"/>
+      <w:lvlText w:val=""/>
+      <w:lvlJc w:val="left"/>
+      <w:pPr>
+        <w:tabs>
+          <w:tab w:val="num" w:pos="720"/>
+        </w:tabs>
+        <w:ind w:left="720" w:hanging="360"/>
+      </w:pPr>
+      <w:rPr>
+        <w:rFonts w:ascii="Symbol" w:hAnsi="Symbol" w:hint="default"/>
+        <w:sz w:val="20"/>
+      </w:rPr>
+    </w:lvl>
+    <w:lvl w:ilvl="1" w:tentative="1">
+      <w:start w:val="1"/>
+      <w:numFmt w:val="bullet"/>
+      <w:lvlText w:val="o"/>
+      <w:lvlJc w:val="left"/>
+      <w:pPr>
+        <w:tabs>
+          <w:tab w:val="num" w:pos="1440"/>
+        </w:tabs>
+        <w:ind w:left="1440" w:hanging="360"/>
+      </w:pPr>
+      <w:rPr>
+        <w:rFonts w:ascii="Courier New" w:hAnsi="Courier New" w:hint="default"/>
+        <w:sz w:val="20"/>
+      </w:rPr>
+    </w:lvl>
+    <w:lvl w:ilvl="2" w:tentative="1">
+      <w:start w:val="1"/>
+      <w:numFmt w:val="bullet"/>
+      <w:lvlText w:val=""/>
+      <w:lvlJc w:val="left"/>
+      <w:pPr>
+        <w:tabs>
+          <w:tab w:val="num" w:pos="2160"/>
+        </w:tabs>
+        <w:ind w:left="2160" w:hanging="360"/>
+      </w:pPr>
+      <w:rPr>
+        <w:rFonts w:ascii="Wingdings" w:hAnsi="Wingdings" w:hint="default"/>
+        <w:sz w:val="20"/>
+      </w:rPr>
+    </w:lvl>
+    <w:lvl w:ilvl="3" w:tentative="1">
+      <w:start w:val="1"/>
+      <w:numFmt w:val="bullet"/>
+      <w:lvlText w:val=""/>
+      <w:lvlJc w:val="left"/>
+      <w:pPr>
+        <w:tabs>
+          <w:tab w:val="num" w:pos="2880"/>
+        </w:tabs>
+        <w:ind w:left="2880" w:hanging="360"/>
+      </w:pPr>
+      <w:rPr>
+        <w:rFonts w:ascii="Wingdings" w:hAnsi="Wingdings" w:hint="default"/>
+        <w:sz w:val="20"/>
+      </w:rPr>
+    </w:lvl>
+    <w:lvl w:ilvl="4" w:tentative="1">
+      <w:start w:val="1"/>
+      <w:numFmt w:val="bullet"/>
+      <w:lvlText w:val=""/>
+      <w:lvlJc w:val="left"/>
+      <w:pPr>
+        <w:tabs>
+          <w:tab w:val="num" w:pos="3600"/>
+        </w:tabs>
+        <w:ind w:left="3600" w:hanging="360"/>
+      </w:pPr>
+      <w:rPr>
+        <w:rFonts w:ascii="Wingdings" w:hAnsi="Wingdings" w:hint="default"/>
+        <w:sz w:val="20"/>
+      </w:rPr>
+    </w:lvl>
+    <w:lvl w:ilvl="5" w:tentative="1">
+      <w:start w:val="1"/>
+      <w:numFmt w:val="bullet"/>
+      <w:lvlText w:val=""/>
+      <w:lvlJc w:val="left"/>
+      <w:pPr>
+        <w:tabs>
+          <w:tab w:val="num" w:pos="4320"/>
+        </w:tabs>
+        <w:ind w:left="4320" w:hanging="360"/>
+      </w:pPr>
+      <w:rPr>
+        <w:rFonts w:ascii="Wingdings" w:hAnsi="Wingdings" w:hint="default"/>
+        <w:sz w:val="20"/>
+      </w:rPr>
+    </w:lvl>
+    <w:lvl w:ilvl="6" w:tentative="1">
+      <w:start w:val="1"/>
+      <w:numFmt w:val="bullet"/>
+      <w:lvlText w:val=""/>
+      <w:lvlJc w:val="left"/>
+      <w:pPr>
+        <w:tabs>
+          <w:tab w:val="num" w:pos="5040"/>
+        </w:tabs>
+        <w:ind w:left="5040" w:hanging="360"/>
+      </w:pPr>
+      <w:rPr>
+        <w:rFonts w:ascii="Wingdings" w:hAnsi="Wingdings" w:hint="default"/>
+        <w:sz w:val="20"/>
+      </w:rPr>
+    </w:lvl>
+    <w:lvl w:ilvl="7" w:tentative="1">
+      <w:start w:val="1"/>
+      <w:numFmt w:val="bullet"/>
+      <w:lvlText w:val=""/>
+      <w:lvlJc w:val="left"/>
+      <w:pPr>
+        <w:tabs>
+          <w:tab w:val="num" w:pos="5760"/>
+        </w:tabs>
+        <w:ind w:left="5760" w:hanging="360"/>
+      </w:pPr>
+      <w:rPr>
+        <w:rFonts w:ascii="Wingdings" w:hAnsi="Wingdings" w:hint="default"/>
+        <w:sz w:val="20"/>
+      </w:rPr>
+    </w:lvl>
+    <w:lvl w:ilvl="8" w:tentative="1">
+      <w:start w:val="1"/>
+      <w:numFmt w:val="bullet"/>
+      <w:lvlText w:val=""/>
+      <w:lvlJc w:val="left"/>
+      <w:pPr>
+        <w:tabs>
+          <w:tab w:val="num" w:pos="6480"/>
+        </w:tabs>
+        <w:ind w:left="6480" w:hanging="360"/>
+      </w:pPr>
+      <w:rPr>
+        <w:rFonts w:ascii="Wingdings" w:hAnsi="Wingdings" w:hint="default"/>
+        <w:sz w:val="20"/>
+      </w:rPr>
+    </w:lvl>
+  </w:abstractNum>
   <w:num w:numId="1" w16cid:durableId="858129348">
+    <w:abstractNumId w:val="22"/>
+  </w:num>
+  <w:num w:numId="2" w16cid:durableId="471138844">
+    <w:abstractNumId w:val="11"/>
+  </w:num>
+  <w:num w:numId="3" w16cid:durableId="204946199">
     <w:abstractNumId w:val="8"/>
   </w:num>
-  <w:num w:numId="2" w16cid:durableId="471138844">
-    <w:abstractNumId w:val="4"/>
-  </w:num>
-  <w:num w:numId="3" w16cid:durableId="204946199">
-    <w:abstractNumId w:val="3"/>
-  </w:num>
   <w:num w:numId="4" w16cid:durableId="248658578">
-    <w:abstractNumId w:val="9"/>
+    <w:abstractNumId w:val="23"/>
   </w:num>
   <w:num w:numId="5" w16cid:durableId="44377043">
-    <w:abstractNumId w:val="7"/>
+    <w:abstractNumId w:val="21"/>
   </w:num>
   <w:num w:numId="6" w16cid:durableId="1537111920">
     <w:abstractNumId w:val="0"/>
@@ -13562,19 +16379,64 @@
     <w:abstractNumId w:val="1"/>
   </w:num>
   <w:num w:numId="8" w16cid:durableId="1256210401">
+    <w:abstractNumId w:val="20"/>
+  </w:num>
+  <w:num w:numId="9" w16cid:durableId="1747994881">
+    <w:abstractNumId w:val="19"/>
+  </w:num>
+  <w:num w:numId="10" w16cid:durableId="312488759">
+    <w:abstractNumId w:val="3"/>
+  </w:num>
+  <w:num w:numId="11" w16cid:durableId="1244602175">
+    <w:abstractNumId w:val="9"/>
+  </w:num>
+  <w:num w:numId="12" w16cid:durableId="1680161337">
+    <w:abstractNumId w:val="18"/>
+  </w:num>
+  <w:num w:numId="13" w16cid:durableId="136722310">
+    <w:abstractNumId w:val="4"/>
+  </w:num>
+  <w:num w:numId="14" w16cid:durableId="641353233">
+    <w:abstractNumId w:val="12"/>
+  </w:num>
+  <w:num w:numId="15" w16cid:durableId="1583833638">
+    <w:abstractNumId w:val="10"/>
+  </w:num>
+  <w:num w:numId="16" w16cid:durableId="909577635">
     <w:abstractNumId w:val="6"/>
   </w:num>
-  <w:num w:numId="9" w16cid:durableId="1747994881">
+  <w:num w:numId="17" w16cid:durableId="431820737">
+    <w:abstractNumId w:val="14"/>
+  </w:num>
+  <w:num w:numId="18" w16cid:durableId="1203447247">
+    <w:abstractNumId w:val="2"/>
+  </w:num>
+  <w:num w:numId="19" w16cid:durableId="2070221967">
+    <w:abstractNumId w:val="17"/>
+  </w:num>
+  <w:num w:numId="20" w16cid:durableId="600456074">
+    <w:abstractNumId w:val="16"/>
+  </w:num>
+  <w:num w:numId="21" w16cid:durableId="1406099618">
+    <w:abstractNumId w:val="15"/>
+  </w:num>
+  <w:num w:numId="22" w16cid:durableId="428740412">
     <w:abstractNumId w:val="5"/>
   </w:num>
-  <w:num w:numId="10" w16cid:durableId="312488759">
-    <w:abstractNumId w:val="2"/>
+  <w:num w:numId="23" w16cid:durableId="863444511">
+    <w:abstractNumId w:val="7"/>
+  </w:num>
+  <w:num w:numId="24" w16cid:durableId="1007252427">
+    <w:abstractNumId w:val="13"/>
+  </w:num>
+  <w:num w:numId="25" w16cid:durableId="616834219">
+    <w:abstractNumId w:val="24"/>
   </w:num>
 </w:numbering>
 </file>
 
 <file path=word/styles.xml><?xml version="1.0" encoding="utf-8"?>
-<w:styles xmlns:mc="http://schemas.openxmlformats.org/markup-compatibility/2006" xmlns:r="http://schemas.openxmlformats.org/officeDocument/2006/relationships" xmlns:w="http://schemas.openxmlformats.org/wordprocessingml/2006/main" xmlns:w14="http://schemas.microsoft.com/office/word/2010/wordml" xmlns:w15="http://schemas.microsoft.com/office/word/2012/wordml" xmlns:w16cex="http://schemas.microsoft.com/office/word/2018/wordml/cex" xmlns:w16cid="http://schemas.microsoft.com/office/word/2016/wordml/cid" xmlns:w16="http://schemas.microsoft.com/office/word/2018/wordml" xmlns:w16du="http://schemas.microsoft.com/office/word/2023/wordml/word16du" xmlns:w16sdtdh="http://schemas.microsoft.com/office/word/2020/wordml/sdtdatahash" xmlns:w16sdtfl="http://schemas.microsoft.com/office/word/2024/wordml/sdtformatlock" xmlns:w16se="http://schemas.microsoft.com/office/word/2015/wordml/symex" mc:Ignorable="w14 w15 w16se w16cid w16 w16cex w16sdtdh w16sdtfl w16du">
+<w:styles xmlns:mc="http://schemas.openxmlformats.org/markup-compatibility/2006" xmlns:r="http://schemas.openxmlformats.org/officeDocument/2006/relationships" xmlns:w="http://schemas.openxmlformats.org/wordprocessingml/2006/main" xmlns:w14="http://schemas.microsoft.com/office/word/2010/wordml" xmlns:w15="http://schemas.microsoft.com/office/word/2012/wordml" xmlns:w16cex="http://schemas.microsoft.com/office/word/2018/wordml/cex" xmlns:w16cid="http://schemas.microsoft.com/office/word/2016/wordml/cid" xmlns:w16="http://schemas.microsoft.com/office/word/2018/wordml" xmlns:w16sdtdh="http://schemas.microsoft.com/office/word/2020/wordml/sdtdatahash" xmlns:w16se="http://schemas.microsoft.com/office/word/2015/wordml/symex" mc:Ignorable="w14 w15 w16se w16cid w16 w16cex w16sdtdh">
   <w:docDefaults>
     <w:rPrDefault>
       <w:rPr>
@@ -14513,6 +17375,348 @@
       <w:u w:val="single"/>
     </w:rPr>
   </w:style>
+  <w:style w:type="table" w:styleId="Tablanormal3">
+    <w:name w:val="Plain Table 3"/>
+    <w:basedOn w:val="Tablanormal"/>
+    <w:uiPriority w:val="43"/>
+    <w:rsid w:val="00D971E6"/>
+    <w:pPr>
+      <w:spacing w:after="0" w:line="240" w:lineRule="auto"/>
+    </w:pPr>
+    <w:tblPr>
+      <w:tblStyleRowBandSize w:val="1"/>
+      <w:tblStyleColBandSize w:val="1"/>
+    </w:tblPr>
+    <w:tblStylePr w:type="firstRow">
+      <w:rPr>
+        <w:b/>
+        <w:bCs/>
+        <w:caps/>
+      </w:rPr>
+      <w:tblPr/>
+      <w:tcPr>
+        <w:tcBorders>
+          <w:bottom w:val="single" w:sz="4" w:space="0" w:color="7F7F7F" w:themeColor="text1" w:themeTint="80"/>
+        </w:tcBorders>
+      </w:tcPr>
+    </w:tblStylePr>
+    <w:tblStylePr w:type="lastRow">
+      <w:rPr>
+        <w:b/>
+        <w:bCs/>
+        <w:caps/>
+      </w:rPr>
+      <w:tblPr/>
+      <w:tcPr>
+        <w:tcBorders>
+          <w:top w:val="nil"/>
+        </w:tcBorders>
+      </w:tcPr>
+    </w:tblStylePr>
+    <w:tblStylePr w:type="firstCol">
+      <w:rPr>
+        <w:b/>
+        <w:bCs/>
+        <w:caps/>
+      </w:rPr>
+      <w:tblPr/>
+      <w:tcPr>
+        <w:tcBorders>
+          <w:right w:val="single" w:sz="4" w:space="0" w:color="7F7F7F" w:themeColor="text1" w:themeTint="80"/>
+        </w:tcBorders>
+      </w:tcPr>
+    </w:tblStylePr>
+    <w:tblStylePr w:type="lastCol">
+      <w:rPr>
+        <w:b/>
+        <w:bCs/>
+        <w:caps/>
+      </w:rPr>
+      <w:tblPr/>
+      <w:tcPr>
+        <w:tcBorders>
+          <w:left w:val="nil"/>
+        </w:tcBorders>
+      </w:tcPr>
+    </w:tblStylePr>
+    <w:tblStylePr w:type="band1Vert">
+      <w:tblPr/>
+      <w:tcPr>
+        <w:shd w:val="clear" w:color="auto" w:fill="F2F2F2" w:themeFill="background1" w:themeFillShade="F2"/>
+      </w:tcPr>
+    </w:tblStylePr>
+    <w:tblStylePr w:type="band1Horz">
+      <w:tblPr/>
+      <w:tcPr>
+        <w:shd w:val="clear" w:color="auto" w:fill="F2F2F2" w:themeFill="background1" w:themeFillShade="F2"/>
+      </w:tcPr>
+    </w:tblStylePr>
+    <w:tblStylePr w:type="neCell">
+      <w:tblPr/>
+      <w:tcPr>
+        <w:tcBorders>
+          <w:left w:val="nil"/>
+        </w:tcBorders>
+      </w:tcPr>
+    </w:tblStylePr>
+    <w:tblStylePr w:type="nwCell">
+      <w:tblPr/>
+      <w:tcPr>
+        <w:tcBorders>
+          <w:right w:val="nil"/>
+        </w:tcBorders>
+      </w:tcPr>
+    </w:tblStylePr>
+  </w:style>
+  <w:style w:type="table" w:styleId="Tablanormal4">
+    <w:name w:val="Plain Table 4"/>
+    <w:basedOn w:val="Tablanormal"/>
+    <w:uiPriority w:val="44"/>
+    <w:rsid w:val="00D971E6"/>
+    <w:pPr>
+      <w:spacing w:after="0" w:line="240" w:lineRule="auto"/>
+    </w:pPr>
+    <w:tblPr>
+      <w:tblStyleRowBandSize w:val="1"/>
+      <w:tblStyleColBandSize w:val="1"/>
+    </w:tblPr>
+    <w:tblStylePr w:type="firstRow">
+      <w:rPr>
+        <w:b/>
+        <w:bCs/>
+      </w:rPr>
+    </w:tblStylePr>
+    <w:tblStylePr w:type="lastRow">
+      <w:rPr>
+        <w:b/>
+        <w:bCs/>
+      </w:rPr>
+    </w:tblStylePr>
+    <w:tblStylePr w:type="firstCol">
+      <w:rPr>
+        <w:b/>
+        <w:bCs/>
+      </w:rPr>
+    </w:tblStylePr>
+    <w:tblStylePr w:type="lastCol">
+      <w:rPr>
+        <w:b/>
+        <w:bCs/>
+      </w:rPr>
+    </w:tblStylePr>
+    <w:tblStylePr w:type="band1Vert">
+      <w:tblPr/>
+      <w:tcPr>
+        <w:shd w:val="clear" w:color="auto" w:fill="F2F2F2" w:themeFill="background1" w:themeFillShade="F2"/>
+      </w:tcPr>
+    </w:tblStylePr>
+    <w:tblStylePr w:type="band1Horz">
+      <w:tblPr/>
+      <w:tcPr>
+        <w:shd w:val="clear" w:color="auto" w:fill="F2F2F2" w:themeFill="background1" w:themeFillShade="F2"/>
+      </w:tcPr>
+    </w:tblStylePr>
+  </w:style>
+  <w:style w:type="table" w:styleId="Tablanormal5">
+    <w:name w:val="Plain Table 5"/>
+    <w:basedOn w:val="Tablanormal"/>
+    <w:uiPriority w:val="45"/>
+    <w:rsid w:val="00D971E6"/>
+    <w:pPr>
+      <w:spacing w:after="0" w:line="240" w:lineRule="auto"/>
+    </w:pPr>
+    <w:tblPr>
+      <w:tblStyleRowBandSize w:val="1"/>
+      <w:tblStyleColBandSize w:val="1"/>
+    </w:tblPr>
+    <w:tblStylePr w:type="firstRow">
+      <w:rPr>
+        <w:rFonts w:asciiTheme="majorHAnsi" w:eastAsiaTheme="majorEastAsia" w:hAnsiTheme="majorHAnsi" w:cstheme="majorBidi"/>
+        <w:i/>
+        <w:iCs/>
+        <w:sz w:val="26"/>
+      </w:rPr>
+      <w:tblPr/>
+      <w:tcPr>
+        <w:tcBorders>
+          <w:bottom w:val="single" w:sz="4" w:space="0" w:color="7F7F7F" w:themeColor="text1" w:themeTint="80"/>
+        </w:tcBorders>
+        <w:shd w:val="clear" w:color="auto" w:fill="FFFFFF" w:themeFill="background1"/>
+      </w:tcPr>
+    </w:tblStylePr>
+    <w:tblStylePr w:type="lastRow">
+      <w:rPr>
+        <w:rFonts w:asciiTheme="majorHAnsi" w:eastAsiaTheme="majorEastAsia" w:hAnsiTheme="majorHAnsi" w:cstheme="majorBidi"/>
+        <w:i/>
+        <w:iCs/>
+        <w:sz w:val="26"/>
+      </w:rPr>
+      <w:tblPr/>
+      <w:tcPr>
+        <w:tcBorders>
+          <w:top w:val="single" w:sz="4" w:space="0" w:color="7F7F7F" w:themeColor="text1" w:themeTint="80"/>
+        </w:tcBorders>
+        <w:shd w:val="clear" w:color="auto" w:fill="FFFFFF" w:themeFill="background1"/>
+      </w:tcPr>
+    </w:tblStylePr>
+    <w:tblStylePr w:type="firstCol">
+      <w:pPr>
+        <w:jc w:val="right"/>
+      </w:pPr>
+      <w:rPr>
+        <w:rFonts w:asciiTheme="majorHAnsi" w:eastAsiaTheme="majorEastAsia" w:hAnsiTheme="majorHAnsi" w:cstheme="majorBidi"/>
+        <w:i/>
+        <w:iCs/>
+        <w:sz w:val="26"/>
+      </w:rPr>
+      <w:tblPr/>
+      <w:tcPr>
+        <w:tcBorders>
+          <w:right w:val="single" w:sz="4" w:space="0" w:color="7F7F7F" w:themeColor="text1" w:themeTint="80"/>
+        </w:tcBorders>
+        <w:shd w:val="clear" w:color="auto" w:fill="FFFFFF" w:themeFill="background1"/>
+      </w:tcPr>
+    </w:tblStylePr>
+    <w:tblStylePr w:type="lastCol">
+      <w:rPr>
+        <w:rFonts w:asciiTheme="majorHAnsi" w:eastAsiaTheme="majorEastAsia" w:hAnsiTheme="majorHAnsi" w:cstheme="majorBidi"/>
+        <w:i/>
+        <w:iCs/>
+        <w:sz w:val="26"/>
+      </w:rPr>
+      <w:tblPr/>
+      <w:tcPr>
+        <w:tcBorders>
+          <w:left w:val="single" w:sz="4" w:space="0" w:color="7F7F7F" w:themeColor="text1" w:themeTint="80"/>
+        </w:tcBorders>
+        <w:shd w:val="clear" w:color="auto" w:fill="FFFFFF" w:themeFill="background1"/>
+      </w:tcPr>
+    </w:tblStylePr>
+    <w:tblStylePr w:type="band1Vert">
+      <w:tblPr/>
+      <w:tcPr>
+        <w:shd w:val="clear" w:color="auto" w:fill="F2F2F2" w:themeFill="background1" w:themeFillShade="F2"/>
+      </w:tcPr>
+    </w:tblStylePr>
+    <w:tblStylePr w:type="band1Horz">
+      <w:tblPr/>
+      <w:tcPr>
+        <w:shd w:val="clear" w:color="auto" w:fill="F2F2F2" w:themeFill="background1" w:themeFillShade="F2"/>
+      </w:tcPr>
+    </w:tblStylePr>
+    <w:tblStylePr w:type="neCell">
+      <w:tblPr/>
+      <w:tcPr>
+        <w:tcBorders>
+          <w:left w:val="nil"/>
+        </w:tcBorders>
+      </w:tcPr>
+    </w:tblStylePr>
+    <w:tblStylePr w:type="nwCell">
+      <w:tblPr/>
+      <w:tcPr>
+        <w:tcBorders>
+          <w:right w:val="nil"/>
+        </w:tcBorders>
+      </w:tcPr>
+    </w:tblStylePr>
+    <w:tblStylePr w:type="seCell">
+      <w:tblPr/>
+      <w:tcPr>
+        <w:tcBorders>
+          <w:left w:val="nil"/>
+        </w:tcBorders>
+      </w:tcPr>
+    </w:tblStylePr>
+    <w:tblStylePr w:type="swCell">
+      <w:tblPr/>
+      <w:tcPr>
+        <w:tcBorders>
+          <w:right w:val="nil"/>
+        </w:tcBorders>
+      </w:tcPr>
+    </w:tblStylePr>
+  </w:style>
+  <w:style w:type="table" w:styleId="Tablanormal2">
+    <w:name w:val="Plain Table 2"/>
+    <w:basedOn w:val="Tablanormal"/>
+    <w:uiPriority w:val="42"/>
+    <w:rsid w:val="00D971E6"/>
+    <w:pPr>
+      <w:spacing w:after="0" w:line="240" w:lineRule="auto"/>
+    </w:pPr>
+    <w:tblPr>
+      <w:tblStyleRowBandSize w:val="1"/>
+      <w:tblStyleColBandSize w:val="1"/>
+      <w:tblBorders>
+        <w:top w:val="single" w:sz="4" w:space="0" w:color="7F7F7F" w:themeColor="text1" w:themeTint="80"/>
+        <w:bottom w:val="single" w:sz="4" w:space="0" w:color="7F7F7F" w:themeColor="text1" w:themeTint="80"/>
+      </w:tblBorders>
+    </w:tblPr>
+    <w:tblStylePr w:type="firstRow">
+      <w:rPr>
+        <w:b/>
+        <w:bCs/>
+      </w:rPr>
+      <w:tblPr/>
+      <w:tcPr>
+        <w:tcBorders>
+          <w:bottom w:val="single" w:sz="4" w:space="0" w:color="7F7F7F" w:themeColor="text1" w:themeTint="80"/>
+        </w:tcBorders>
+      </w:tcPr>
+    </w:tblStylePr>
+    <w:tblStylePr w:type="lastRow">
+      <w:rPr>
+        <w:b/>
+        <w:bCs/>
+      </w:rPr>
+      <w:tblPr/>
+      <w:tcPr>
+        <w:tcBorders>
+          <w:top w:val="single" w:sz="4" w:space="0" w:color="7F7F7F" w:themeColor="text1" w:themeTint="80"/>
+        </w:tcBorders>
+      </w:tcPr>
+    </w:tblStylePr>
+    <w:tblStylePr w:type="firstCol">
+      <w:rPr>
+        <w:b/>
+        <w:bCs/>
+      </w:rPr>
+    </w:tblStylePr>
+    <w:tblStylePr w:type="lastCol">
+      <w:rPr>
+        <w:b/>
+        <w:bCs/>
+      </w:rPr>
+    </w:tblStylePr>
+    <w:tblStylePr w:type="band1Vert">
+      <w:tblPr/>
+      <w:tcPr>
+        <w:tcBorders>
+          <w:left w:val="single" w:sz="4" w:space="0" w:color="7F7F7F" w:themeColor="text1" w:themeTint="80"/>
+          <w:right w:val="single" w:sz="4" w:space="0" w:color="7F7F7F" w:themeColor="text1" w:themeTint="80"/>
+        </w:tcBorders>
+      </w:tcPr>
+    </w:tblStylePr>
+    <w:tblStylePr w:type="band2Vert">
+      <w:tblPr/>
+      <w:tcPr>
+        <w:tcBorders>
+          <w:left w:val="single" w:sz="4" w:space="0" w:color="7F7F7F" w:themeColor="text1" w:themeTint="80"/>
+          <w:right w:val="single" w:sz="4" w:space="0" w:color="7F7F7F" w:themeColor="text1" w:themeTint="80"/>
+        </w:tcBorders>
+      </w:tcPr>
+    </w:tblStylePr>
+    <w:tblStylePr w:type="band1Horz">
+      <w:tblPr/>
+      <w:tcPr>
+        <w:tcBorders>
+          <w:top w:val="single" w:sz="4" w:space="0" w:color="7F7F7F" w:themeColor="text1" w:themeTint="80"/>
+          <w:bottom w:val="single" w:sz="4" w:space="0" w:color="7F7F7F" w:themeColor="text1" w:themeTint="80"/>
+        </w:tcBorders>
+      </w:tcPr>
+    </w:tblStylePr>
+  </w:style>
 </w:styles>
 </file>
 

--- a/Informe.docx
+++ b/Informe.docx
@@ -105,6 +105,7 @@
           <w:szCs w:val="24"/>
         </w:rPr>
       </w:pPr>
+      <w:commentRangeStart w:id="0"/>
       <w:r>
         <w:rPr>
           <w:rFonts w:ascii="Arial" w:hAnsi="Arial" w:cs="Arial"/>
@@ -112,6 +113,13 @@
           <w:szCs w:val="24"/>
         </w:rPr>
         <w:t xml:space="preserve">La situación real en juego radica en que el nivel educativo alcanzado por la Población Económicamente Activa (PEA) constituye uno de los determinantes más significativos de la calidad del empleo y de las remuneraciones en el mercado laboral paraguayo. A pesar del crecimiento económico regional, existen brechas estructurales severas donde los trabajadores con menor escolaridad enfrentan una alta vulnerabilidad, salarios por debajo del mínimo legal e informalidad laboral. Comprender objetivamente esta dinámica mediante datos es fundamental para respaldar la toma de decisiones estratégicas sobre inversiones en educación técnica y universitaria, políticas de formalización del empleo y programas estatales de reducción de la desigualdad. </w:t>
+      </w:r>
+      <w:commentRangeEnd w:id="0"/>
+      <w:r>
+        <w:rPr>
+          <w:rStyle w:val="Refdecomentario"/>
+        </w:rPr>
+        <w:commentReference w:id="0"/>
       </w:r>
     </w:p>
     <w:p>
@@ -258,7 +266,16 @@
           <w:sz w:val="24"/>
           <w:szCs w:val="24"/>
         </w:rPr>
-        <w:t>, c</w:t>
+        <w:t xml:space="preserve">, </w:t>
+      </w:r>
+      <w:commentRangeStart w:id="1"/>
+      <w:r>
+        <w:rPr>
+          <w:rFonts w:ascii="Arial" w:hAnsi="Arial" w:cs="Arial"/>
+          <w:sz w:val="24"/>
+          <w:szCs w:val="24"/>
+        </w:rPr>
+        <w:t>c</w:t>
       </w:r>
       <w:r>
         <w:rPr>
@@ -282,7 +299,22 @@
           <w:sz w:val="24"/>
           <w:szCs w:val="24"/>
         </w:rPr>
-        <w:t xml:space="preserve"> y contrasta</w:t>
+        <w:t xml:space="preserve"> </w:t>
+      </w:r>
+      <w:commentRangeEnd w:id="1"/>
+      <w:r>
+        <w:rPr>
+          <w:rStyle w:val="Refdecomentario"/>
+        </w:rPr>
+        <w:commentReference w:id="1"/>
+      </w:r>
+      <w:r>
+        <w:rPr>
+          <w:rFonts w:ascii="Arial" w:hAnsi="Arial" w:cs="Arial"/>
+          <w:sz w:val="24"/>
+          <w:szCs w:val="24"/>
+        </w:rPr>
+        <w:t>y contrasta</w:t>
       </w:r>
       <w:r>
         <w:rPr>
@@ -319,7 +351,31 @@
           <w:sz w:val="24"/>
           <w:szCs w:val="24"/>
         </w:rPr>
-        <w:t>Examinar la calidad de la ocupación y la movilidad laboral</w:t>
+        <w:t xml:space="preserve">Examinar </w:t>
+      </w:r>
+      <w:commentRangeStart w:id="2"/>
+      <w:r>
+        <w:rPr>
+          <w:rFonts w:ascii="Arial" w:hAnsi="Arial" w:cs="Arial"/>
+          <w:sz w:val="24"/>
+          <w:szCs w:val="24"/>
+        </w:rPr>
+        <w:t xml:space="preserve">la calidad de la ocupación </w:t>
+      </w:r>
+      <w:commentRangeEnd w:id="2"/>
+      <w:r>
+        <w:rPr>
+          <w:rStyle w:val="Refdecomentario"/>
+        </w:rPr>
+        <w:commentReference w:id="2"/>
+      </w:r>
+      <w:r>
+        <w:rPr>
+          <w:rFonts w:ascii="Arial" w:hAnsi="Arial" w:cs="Arial"/>
+          <w:sz w:val="24"/>
+          <w:szCs w:val="24"/>
+        </w:rPr>
+        <w:t>y la movilidad laboral</w:t>
       </w:r>
       <w:r>
         <w:rPr>
@@ -375,13 +431,101 @@
           <w:szCs w:val="24"/>
         </w:rPr>
       </w:pPr>
-      <w:r>
-        <w:rPr>
-          <w:rFonts w:ascii="Arial" w:hAnsi="Arial" w:cs="Arial"/>
-          <w:sz w:val="24"/>
-          <w:szCs w:val="24"/>
-        </w:rPr>
-        <w:t xml:space="preserve">Identificar disparidades transversales en los retornos educativos al segmentar los ingresos laborales y las tasas de informalidad por sexo y área de residencia (urbana vs. rural), evaluando si el impacto de la educación varía según el contexto demográfico. </w:t>
+      <w:commentRangeStart w:id="3"/>
+      <w:r>
+        <w:rPr>
+          <w:rFonts w:ascii="Arial" w:hAnsi="Arial" w:cs="Arial"/>
+          <w:sz w:val="24"/>
+          <w:szCs w:val="24"/>
+        </w:rPr>
+        <w:t>Identificar disparidades transversales</w:t>
+      </w:r>
+      <w:commentRangeEnd w:id="3"/>
+      <w:r>
+        <w:rPr>
+          <w:rStyle w:val="Refdecomentario"/>
+        </w:rPr>
+        <w:commentReference w:id="3"/>
+      </w:r>
+      <w:r>
+        <w:rPr>
+          <w:rFonts w:ascii="Arial" w:hAnsi="Arial" w:cs="Arial"/>
+          <w:sz w:val="24"/>
+          <w:szCs w:val="24"/>
+        </w:rPr>
+        <w:t xml:space="preserve"> en los </w:t>
+      </w:r>
+      <w:commentRangeStart w:id="4"/>
+      <w:r>
+        <w:rPr>
+          <w:rFonts w:ascii="Arial" w:hAnsi="Arial" w:cs="Arial"/>
+          <w:sz w:val="24"/>
+          <w:szCs w:val="24"/>
+        </w:rPr>
+        <w:t xml:space="preserve">retornos educativos </w:t>
+      </w:r>
+      <w:commentRangeEnd w:id="4"/>
+      <w:r>
+        <w:rPr>
+          <w:rStyle w:val="Refdecomentario"/>
+        </w:rPr>
+        <w:commentReference w:id="4"/>
+      </w:r>
+      <w:r>
+        <w:rPr>
+          <w:rFonts w:ascii="Arial" w:hAnsi="Arial" w:cs="Arial"/>
+          <w:sz w:val="24"/>
+          <w:szCs w:val="24"/>
+        </w:rPr>
+        <w:t xml:space="preserve">al </w:t>
+      </w:r>
+      <w:commentRangeStart w:id="5"/>
+      <w:r>
+        <w:rPr>
+          <w:rFonts w:ascii="Arial" w:hAnsi="Arial" w:cs="Arial"/>
+          <w:sz w:val="24"/>
+          <w:szCs w:val="24"/>
+        </w:rPr>
+        <w:t xml:space="preserve">segmentar los ingresos laborales y las tasas de informalidad por sexo y área de residencia </w:t>
+      </w:r>
+      <w:commentRangeEnd w:id="5"/>
+      <w:r>
+        <w:rPr>
+          <w:rStyle w:val="Refdecomentario"/>
+        </w:rPr>
+        <w:commentReference w:id="5"/>
+      </w:r>
+      <w:r>
+        <w:rPr>
+          <w:rFonts w:ascii="Arial" w:hAnsi="Arial" w:cs="Arial"/>
+          <w:sz w:val="24"/>
+          <w:szCs w:val="24"/>
+        </w:rPr>
+        <w:t xml:space="preserve">(urbana vs. rural), evaluando si el impacto de la educación varía según el </w:t>
+      </w:r>
+      <w:commentRangeStart w:id="6"/>
+      <w:r>
+        <w:rPr>
+          <w:rFonts w:ascii="Arial" w:hAnsi="Arial" w:cs="Arial"/>
+          <w:sz w:val="24"/>
+          <w:szCs w:val="24"/>
+        </w:rPr>
+        <w:t>contexto demográfico</w:t>
+      </w:r>
+      <w:commentRangeEnd w:id="6"/>
+      <w:r>
+        <w:rPr>
+          <w:rStyle w:val="Refdecomentario"/>
+        </w:rPr>
+        <w:commentReference w:id="6"/>
+      </w:r>
+      <w:r>
+        <w:rPr>
+          <w:rFonts w:ascii="Arial" w:hAnsi="Arial" w:cs="Arial"/>
+          <w:sz w:val="24"/>
+          <w:szCs w:val="24"/>
+        </w:rPr>
+        <w:t xml:space="preserve">. </w:t>
       </w:r>
     </w:p>
     <w:p>
@@ -419,7 +563,79 @@
           <w:sz w:val="24"/>
           <w:szCs w:val="24"/>
         </w:rPr>
-        <w:t xml:space="preserve">Responder a esta pregunta es relevante porque permite visibilizar y cuantificar con evidencia estadística rigurosa el valor de la educación formal en el mercado de trabajo paraguayo. Este análisis cuantifica la brecha salarial y el riesgo de informalidad asociado a la falta de escolarización. </w:t>
+        <w:t xml:space="preserve">Responder a esta pregunta es relevante porque permite visibilizar y cuantificar </w:t>
+      </w:r>
+      <w:commentRangeStart w:id="7"/>
+      <w:r>
+        <w:rPr>
+          <w:rFonts w:ascii="Arial" w:hAnsi="Arial" w:cs="Arial"/>
+          <w:sz w:val="24"/>
+          <w:szCs w:val="24"/>
+        </w:rPr>
+        <w:t xml:space="preserve">con evidencia estadística rigurosa </w:t>
+      </w:r>
+      <w:commentRangeEnd w:id="7"/>
+      <w:r>
+        <w:rPr>
+          <w:rStyle w:val="Refdecomentario"/>
+        </w:rPr>
+        <w:commentReference w:id="7"/>
+      </w:r>
+      <w:r>
+        <w:rPr>
+          <w:rFonts w:ascii="Arial" w:hAnsi="Arial" w:cs="Arial"/>
+          <w:sz w:val="24"/>
+          <w:szCs w:val="24"/>
+        </w:rPr>
+        <w:t xml:space="preserve">el valor de la educación formal en el mercado de trabajo paraguayo. </w:t>
+      </w:r>
+      <w:commentRangeStart w:id="8"/>
+      <w:r>
+        <w:rPr>
+          <w:rFonts w:ascii="Arial" w:hAnsi="Arial" w:cs="Arial"/>
+          <w:sz w:val="24"/>
+          <w:szCs w:val="24"/>
+        </w:rPr>
+        <w:t xml:space="preserve">Este análisis cuantifica la brecha salarial y el </w:t>
+      </w:r>
+      <w:commentRangeStart w:id="9"/>
+      <w:r>
+        <w:rPr>
+          <w:rFonts w:ascii="Arial" w:hAnsi="Arial" w:cs="Arial"/>
+          <w:sz w:val="24"/>
+          <w:szCs w:val="24"/>
+        </w:rPr>
+        <w:t>riesgo de informalidad asociado</w:t>
+      </w:r>
+      <w:commentRangeEnd w:id="9"/>
+      <w:r>
+        <w:rPr>
+          <w:rStyle w:val="Refdecomentario"/>
+        </w:rPr>
+        <w:commentReference w:id="9"/>
+      </w:r>
+      <w:r>
+        <w:rPr>
+          <w:rFonts w:ascii="Arial" w:hAnsi="Arial" w:cs="Arial"/>
+          <w:sz w:val="24"/>
+          <w:szCs w:val="24"/>
+        </w:rPr>
+        <w:t xml:space="preserve"> a la falta de escolarización</w:t>
+      </w:r>
+      <w:commentRangeEnd w:id="8"/>
+      <w:r>
+        <w:rPr>
+          <w:rStyle w:val="Refdecomentario"/>
+        </w:rPr>
+        <w:commentReference w:id="8"/>
+      </w:r>
+      <w:r>
+        <w:rPr>
+          <w:rFonts w:ascii="Arial" w:hAnsi="Arial" w:cs="Arial"/>
+          <w:sz w:val="24"/>
+          <w:szCs w:val="24"/>
+        </w:rPr>
+        <w:t xml:space="preserve">. </w:t>
       </w:r>
     </w:p>
     <w:p>
@@ -786,6 +1002,7 @@
           <w:szCs w:val="24"/>
         </w:rPr>
       </w:pPr>
+      <w:commentRangeStart w:id="10"/>
       <w:r>
         <w:rPr>
           <w:rFonts w:ascii="Arial" w:hAnsi="Arial" w:cs="Arial"/>
@@ -796,6 +1013,13 @@
         </w:rPr>
         <w:t>1. Inventario de los archivos disponibles</w:t>
       </w:r>
+      <w:commentRangeEnd w:id="10"/>
+      <w:r>
+        <w:rPr>
+          <w:rStyle w:val="Refdecomentario"/>
+        </w:rPr>
+        <w:commentReference w:id="10"/>
+      </w:r>
     </w:p>
     <w:p>
       <w:pPr>
@@ -908,16 +1132,35 @@
           <w:bCs/>
           <w:sz w:val="24"/>
           <w:szCs w:val="24"/>
+          <w:highlight w:val="yellow"/>
         </w:rPr>
         <w:t>Granularidad</w:t>
       </w:r>
-      <w:r>
-        <w:rPr>
-          <w:rFonts w:ascii="Arial" w:hAnsi="Arial" w:cs="Arial"/>
-          <w:sz w:val="24"/>
-          <w:szCs w:val="24"/>
-        </w:rPr>
-        <w:t>: Cada fila (registro) representa a una persona encuestada en un hogar específico de la muestra nacional.</w:t>
+      <w:commentRangeStart w:id="11"/>
+      <w:r>
+        <w:rPr>
+          <w:rFonts w:ascii="Arial" w:hAnsi="Arial" w:cs="Arial"/>
+          <w:sz w:val="24"/>
+          <w:szCs w:val="24"/>
+          <w:highlight w:val="yellow"/>
+        </w:rPr>
+        <w:t xml:space="preserve">: Cada fila (registro) representa a una persona </w:t>
+      </w:r>
+      <w:commentRangeEnd w:id="11"/>
+      <w:r>
+        <w:rPr>
+          <w:rStyle w:val="Refdecomentario"/>
+        </w:rPr>
+        <w:commentReference w:id="11"/>
+      </w:r>
+      <w:r>
+        <w:rPr>
+          <w:rFonts w:ascii="Arial" w:hAnsi="Arial" w:cs="Arial"/>
+          <w:sz w:val="24"/>
+          <w:szCs w:val="24"/>
+          <w:highlight w:val="yellow"/>
+        </w:rPr>
+        <w:t>encuestada en un hogar específico de la muestra nacional.</w:t>
       </w:r>
     </w:p>
     <w:p>
@@ -947,6 +1190,7 @@
           <w:szCs w:val="24"/>
         </w:rPr>
       </w:pPr>
+      <w:commentRangeStart w:id="12"/>
       <w:r>
         <w:rPr>
           <w:rFonts w:ascii="Arial" w:hAnsi="Arial" w:cs="Arial"/>
@@ -954,6 +1198,7 @@
           <w:bCs/>
           <w:sz w:val="24"/>
           <w:szCs w:val="24"/>
+          <w:highlight w:val="yellow"/>
         </w:rPr>
         <w:t>Volumen de datos</w:t>
       </w:r>
@@ -962,8 +1207,25 @@
           <w:rFonts w:ascii="Arial" w:hAnsi="Arial" w:cs="Arial"/>
           <w:sz w:val="24"/>
           <w:szCs w:val="24"/>
-        </w:rPr>
-        <w:t>: Decenas de miles de registros individuales (universo representativo de la Población en Edad de Trabajar).</w:t>
+          <w:highlight w:val="yellow"/>
+        </w:rPr>
+        <w:t xml:space="preserve">: Decenas de miles de registros individuales </w:t>
+      </w:r>
+      <w:commentRangeEnd w:id="12"/>
+      <w:r>
+        <w:rPr>
+          <w:rStyle w:val="Refdecomentario"/>
+        </w:rPr>
+        <w:commentReference w:id="12"/>
+      </w:r>
+      <w:r>
+        <w:rPr>
+          <w:rFonts w:ascii="Arial" w:hAnsi="Arial" w:cs="Arial"/>
+          <w:sz w:val="24"/>
+          <w:szCs w:val="24"/>
+          <w:highlight w:val="yellow"/>
+        </w:rPr>
+        <w:t>(universo representativo de la Población en Edad de Trabajar).</w:t>
       </w:r>
     </w:p>
     <w:p>
@@ -1045,6 +1307,72 @@
     </w:p>
     <w:p>
       <w:pPr>
+        <w:pStyle w:val="Textocomentario"/>
+        <w:rPr>
+          <w:highlight w:val="magenta"/>
+        </w:rPr>
+      </w:pPr>
+      <w:r>
+        <w:rPr>
+          <w:highlight w:val="magenta"/>
+        </w:rPr>
+        <w:t>1 cantidad,</w:t>
+      </w:r>
+    </w:p>
+    <w:p>
+      <w:pPr>
+        <w:pStyle w:val="Textocomentario"/>
+        <w:rPr>
+          <w:highlight w:val="magenta"/>
+        </w:rPr>
+      </w:pPr>
+      <w:r>
+        <w:rPr>
+          <w:highlight w:val="magenta"/>
+        </w:rPr>
+        <w:t xml:space="preserve">2 formato, </w:t>
+      </w:r>
+    </w:p>
+    <w:p>
+      <w:pPr>
+        <w:pStyle w:val="Textocomentario"/>
+        <w:rPr>
+          <w:highlight w:val="magenta"/>
+        </w:rPr>
+      </w:pPr>
+      <w:r>
+        <w:rPr>
+          <w:highlight w:val="magenta"/>
+        </w:rPr>
+        <w:t xml:space="preserve">3 tamaño, </w:t>
+      </w:r>
+    </w:p>
+    <w:p>
+      <w:pPr>
+        <w:pStyle w:val="Textocomentario"/>
+      </w:pPr>
+      <w:r>
+        <w:rPr>
+          <w:highlight w:val="magenta"/>
+        </w:rPr>
+        <w:t>4 período cubierto y</w:t>
+      </w:r>
+      <w:r>
+        <w:t xml:space="preserve"> </w:t>
+      </w:r>
+    </w:p>
+    <w:p>
+      <w:pPr>
+        <w:jc w:val="both"/>
+        <w:rPr>
+          <w:rFonts w:ascii="Arial" w:hAnsi="Arial" w:cs="Arial"/>
+          <w:sz w:val="24"/>
+          <w:szCs w:val="24"/>
+        </w:rPr>
+      </w:pPr>
+    </w:p>
+    <w:p>
+      <w:pPr>
         <w:jc w:val="both"/>
         <w:rPr>
           <w:rFonts w:ascii="Arial" w:hAnsi="Arial" w:cs="Arial"/>
@@ -1080,25 +1408,7 @@
           <w:sz w:val="24"/>
           <w:szCs w:val="24"/>
         </w:rPr>
-        <w:t>El archivo .xls funciona como catálogo de referencia estructural para interpretar semánticamente las columnas numéricas y codificadas presentes en el dataset microdatos .</w:t>
-      </w:r>
-      <w:proofErr w:type="spellStart"/>
-      <w:r>
-        <w:rPr>
-          <w:rFonts w:ascii="Arial" w:hAnsi="Arial" w:cs="Arial"/>
-          <w:sz w:val="24"/>
-          <w:szCs w:val="24"/>
-        </w:rPr>
-        <w:t>csv</w:t>
-      </w:r>
-      <w:proofErr w:type="spellEnd"/>
-      <w:r>
-        <w:rPr>
-          <w:rFonts w:ascii="Arial" w:hAnsi="Arial" w:cs="Arial"/>
-          <w:sz w:val="24"/>
-          <w:szCs w:val="24"/>
-        </w:rPr>
-        <w:t>.</w:t>
+        <w:t>El archivo .xls funciona como catálogo de referencia estructural para interpretar semánticamente las columnas numéricas y codificadas presentes en el dataset microdatos .csv.</w:t>
       </w:r>
     </w:p>
     <w:p>
@@ -1128,8 +1438,9 @@
           <w:sz w:val="24"/>
           <w:szCs w:val="24"/>
         </w:rPr>
-        <w:t>2. Diccionario de datos elaborado</w:t>
-      </w:r>
+        <w:t xml:space="preserve">2. </w:t>
+      </w:r>
+      <w:commentRangeStart w:id="13"/>
       <w:r>
         <w:rPr>
           <w:rFonts w:ascii="Arial" w:hAnsi="Arial" w:cs="Arial"/>
@@ -1138,7 +1449,7 @@
           <w:sz w:val="24"/>
           <w:szCs w:val="24"/>
         </w:rPr>
-        <w:t xml:space="preserve"> por el grupo</w:t>
+        <w:t>Diccionario de datos elaborado</w:t>
       </w:r>
       <w:r>
         <w:rPr>
@@ -1148,7 +1459,34 @@
           <w:sz w:val="24"/>
           <w:szCs w:val="24"/>
         </w:rPr>
-        <w:t xml:space="preserve"> (Variables preliminares y seleccionadas)</w:t>
+        <w:t xml:space="preserve"> por el grupo</w:t>
+      </w:r>
+      <w:r>
+        <w:rPr>
+          <w:rFonts w:ascii="Arial" w:hAnsi="Arial" w:cs="Arial"/>
+          <w:b/>
+          <w:bCs/>
+          <w:sz w:val="24"/>
+          <w:szCs w:val="24"/>
+        </w:rPr>
+        <w:t xml:space="preserve"> </w:t>
+      </w:r>
+      <w:commentRangeEnd w:id="13"/>
+      <w:r>
+        <w:rPr>
+          <w:rStyle w:val="Refdecomentario"/>
+        </w:rPr>
+        <w:commentReference w:id="13"/>
+      </w:r>
+      <w:r>
+        <w:rPr>
+          <w:rFonts w:ascii="Arial" w:hAnsi="Arial" w:cs="Arial"/>
+          <w:b/>
+          <w:bCs/>
+          <w:sz w:val="24"/>
+          <w:szCs w:val="24"/>
+        </w:rPr>
+        <w:t>(Variables preliminares y seleccionadas)</w:t>
       </w:r>
     </w:p>
     <w:p>
@@ -1172,6 +1510,8 @@
     <w:tbl>
       <w:tblPr>
         <w:tblW w:w="0" w:type="auto"/>
+        <w:tblInd w:w="-714" w:type="dxa"/>
+        <w:tblLayout w:type="fixed"/>
         <w:tblCellMar>
           <w:left w:w="70" w:type="dxa"/>
           <w:right w:w="70" w:type="dxa"/>
@@ -1179,12 +1519,12 @@
         <w:tblLook w:val="04A0" w:firstRow="1" w:lastRow="0" w:firstColumn="1" w:lastColumn="0" w:noHBand="0" w:noVBand="1"/>
       </w:tblPr>
       <w:tblGrid>
-        <w:gridCol w:w="319"/>
-        <w:gridCol w:w="795"/>
-        <w:gridCol w:w="1308"/>
-        <w:gridCol w:w="1365"/>
-        <w:gridCol w:w="2653"/>
-        <w:gridCol w:w="2054"/>
+        <w:gridCol w:w="567"/>
+        <w:gridCol w:w="1201"/>
+        <w:gridCol w:w="1776"/>
+        <w:gridCol w:w="1276"/>
+        <w:gridCol w:w="2410"/>
+        <w:gridCol w:w="1978"/>
       </w:tblGrid>
       <w:tr>
         <w:trPr>
@@ -1192,7 +1532,7 @@
         </w:trPr>
         <w:tc>
           <w:tcPr>
-            <w:tcW w:w="421" w:type="dxa"/>
+            <w:tcW w:w="567" w:type="dxa"/>
             <w:tcBorders>
               <w:top w:val="single" w:sz="4" w:space="0" w:color="auto"/>
               <w:left w:val="single" w:sz="4" w:space="0" w:color="auto"/>
@@ -1201,12 +1541,13 @@
             </w:tcBorders>
             <w:shd w:val="clear" w:color="auto" w:fill="D1F1DA"/>
             <w:noWrap/>
-            <w:vAlign w:val="bottom"/>
+            <w:vAlign w:val="center"/>
             <w:hideMark/>
           </w:tcPr>
           <w:p>
             <w:pPr>
               <w:spacing w:after="0" w:line="240" w:lineRule="auto"/>
+              <w:jc w:val="center"/>
               <w:rPr>
                 <w:rFonts w:ascii="Arial" w:eastAsia="Times New Roman" w:hAnsi="Arial" w:cs="Arial"/>
                 <w:b/>
@@ -1232,6 +1573,7 @@
                 <w:lang w:eastAsia="es-PY"/>
                 <w14:ligatures w14:val="none"/>
               </w:rPr>
+              <w:lastRenderedPageBreak/>
               <w:t>N°</w:t>
             </w:r>
             <w:proofErr w:type="spellEnd"/>
@@ -1239,7 +1581,7 @@
         </w:tc>
         <w:tc>
           <w:tcPr>
-            <w:tcW w:w="872" w:type="dxa"/>
+            <w:tcW w:w="1201" w:type="dxa"/>
             <w:tcBorders>
               <w:top w:val="single" w:sz="4" w:space="0" w:color="auto"/>
               <w:left w:val="nil"/>
@@ -1285,7 +1627,7 @@
         </w:tc>
         <w:tc>
           <w:tcPr>
-            <w:tcW w:w="0" w:type="auto"/>
+            <w:tcW w:w="1776" w:type="dxa"/>
             <w:tcBorders>
               <w:top w:val="single" w:sz="4" w:space="0" w:color="auto"/>
               <w:left w:val="nil"/>
@@ -1294,12 +1636,13 @@
             </w:tcBorders>
             <w:shd w:val="clear" w:color="auto" w:fill="D1F1DA"/>
             <w:noWrap/>
-            <w:vAlign w:val="bottom"/>
+            <w:vAlign w:val="center"/>
             <w:hideMark/>
           </w:tcPr>
           <w:p>
             <w:pPr>
               <w:spacing w:after="0" w:line="240" w:lineRule="auto"/>
+              <w:jc w:val="center"/>
               <w:rPr>
                 <w:rFonts w:ascii="Arial" w:eastAsia="Times New Roman" w:hAnsi="Arial" w:cs="Arial"/>
                 <w:b/>
@@ -1330,7 +1673,7 @@
         </w:tc>
         <w:tc>
           <w:tcPr>
-            <w:tcW w:w="0" w:type="auto"/>
+            <w:tcW w:w="1276" w:type="dxa"/>
             <w:tcBorders>
               <w:top w:val="single" w:sz="4" w:space="0" w:color="auto"/>
               <w:left w:val="nil"/>
@@ -1339,12 +1682,13 @@
             </w:tcBorders>
             <w:shd w:val="clear" w:color="auto" w:fill="D1F1DA"/>
             <w:noWrap/>
-            <w:vAlign w:val="bottom"/>
+            <w:vAlign w:val="center"/>
             <w:hideMark/>
           </w:tcPr>
           <w:p>
             <w:pPr>
               <w:spacing w:after="0" w:line="240" w:lineRule="auto"/>
+              <w:jc w:val="center"/>
               <w:rPr>
                 <w:rFonts w:ascii="Arial" w:eastAsia="Times New Roman" w:hAnsi="Arial" w:cs="Arial"/>
                 <w:b/>
@@ -1375,7 +1719,7 @@
         </w:tc>
         <w:tc>
           <w:tcPr>
-            <w:tcW w:w="0" w:type="auto"/>
+            <w:tcW w:w="2410" w:type="dxa"/>
             <w:tcBorders>
               <w:top w:val="single" w:sz="4" w:space="0" w:color="auto"/>
               <w:left w:val="nil"/>
@@ -1421,7 +1765,7 @@
         </w:tc>
         <w:tc>
           <w:tcPr>
-            <w:tcW w:w="0" w:type="auto"/>
+            <w:tcW w:w="1978" w:type="dxa"/>
             <w:tcBorders>
               <w:top w:val="single" w:sz="4" w:space="0" w:color="auto"/>
               <w:left w:val="nil"/>
@@ -1430,12 +1774,13 @@
             </w:tcBorders>
             <w:shd w:val="clear" w:color="auto" w:fill="D1F1DA"/>
             <w:noWrap/>
-            <w:vAlign w:val="bottom"/>
+            <w:vAlign w:val="center"/>
             <w:hideMark/>
           </w:tcPr>
           <w:p>
             <w:pPr>
               <w:spacing w:after="0" w:line="240" w:lineRule="auto"/>
+              <w:jc w:val="center"/>
               <w:rPr>
                 <w:rFonts w:ascii="Arial" w:eastAsia="Times New Roman" w:hAnsi="Arial" w:cs="Arial"/>
                 <w:b/>
@@ -1471,7 +1816,7 @@
         </w:trPr>
         <w:tc>
           <w:tcPr>
-            <w:tcW w:w="421" w:type="dxa"/>
+            <w:tcW w:w="567" w:type="dxa"/>
             <w:tcBorders>
               <w:top w:val="nil"/>
               <w:left w:val="single" w:sz="4" w:space="0" w:color="auto"/>
@@ -1517,7 +1862,7 @@
         </w:tc>
         <w:tc>
           <w:tcPr>
-            <w:tcW w:w="872" w:type="dxa"/>
+            <w:tcW w:w="1201" w:type="dxa"/>
             <w:tcBorders>
               <w:top w:val="nil"/>
               <w:left w:val="nil"/>
@@ -1558,7 +1903,7 @@
         </w:tc>
         <w:tc>
           <w:tcPr>
-            <w:tcW w:w="0" w:type="auto"/>
+            <w:tcW w:w="1776" w:type="dxa"/>
             <w:tcBorders>
               <w:top w:val="nil"/>
               <w:left w:val="nil"/>
@@ -1592,20 +1937,7 @@
                 <w:lang w:eastAsia="es-PY"/>
                 <w14:ligatures w14:val="none"/>
               </w:rPr>
-              <w:t xml:space="preserve">Unidad Primaria de Muestra (Identificador de </w:t>
-            </w:r>
-            <w:r>
-              <w:rPr>
-                <w:rFonts w:ascii="Arial" w:eastAsia="Times New Roman" w:hAnsi="Arial" w:cs="Arial"/>
-                <w:color w:val="000000"/>
-                <w:kern w:val="0"/>
-                <w:sz w:val="20"/>
-                <w:szCs w:val="20"/>
-                <w:lang w:eastAsia="es-PY"/>
-                <w14:ligatures w14:val="none"/>
-              </w:rPr>
-              <w:lastRenderedPageBreak/>
-              <w:t>conglomera</w:t>
+              <w:t>Unidad Primaria de Muestra (Identificador de conglomera</w:t>
             </w:r>
             <w:r>
               <w:rPr>
@@ -1635,7 +1967,7 @@
         </w:tc>
         <w:tc>
           <w:tcPr>
-            <w:tcW w:w="0" w:type="auto"/>
+            <w:tcW w:w="1276" w:type="dxa"/>
             <w:tcBorders>
               <w:top w:val="nil"/>
               <w:left w:val="nil"/>
@@ -1670,14 +2002,13 @@
                 <w:lang w:eastAsia="es-PY"/>
                 <w14:ligatures w14:val="none"/>
               </w:rPr>
-              <w:lastRenderedPageBreak/>
               <w:t>Categórica (Código)</w:t>
             </w:r>
           </w:p>
         </w:tc>
         <w:tc>
           <w:tcPr>
-            <w:tcW w:w="0" w:type="auto"/>
+            <w:tcW w:w="2410" w:type="dxa"/>
             <w:tcBorders>
               <w:top w:val="nil"/>
               <w:left w:val="nil"/>
@@ -1718,7 +2049,7 @@
         </w:tc>
         <w:tc>
           <w:tcPr>
-            <w:tcW w:w="0" w:type="auto"/>
+            <w:tcW w:w="1978" w:type="dxa"/>
             <w:tcBorders>
               <w:top w:val="nil"/>
               <w:left w:val="nil"/>
@@ -1764,7 +2095,7 @@
         </w:trPr>
         <w:tc>
           <w:tcPr>
-            <w:tcW w:w="421" w:type="dxa"/>
+            <w:tcW w:w="567" w:type="dxa"/>
             <w:tcBorders>
               <w:top w:val="nil"/>
               <w:left w:val="single" w:sz="4" w:space="0" w:color="auto"/>
@@ -1810,7 +2141,7 @@
         </w:tc>
         <w:tc>
           <w:tcPr>
-            <w:tcW w:w="872" w:type="dxa"/>
+            <w:tcW w:w="1201" w:type="dxa"/>
             <w:tcBorders>
               <w:top w:val="nil"/>
               <w:left w:val="nil"/>
@@ -1851,7 +2182,7 @@
         </w:tc>
         <w:tc>
           <w:tcPr>
-            <w:tcW w:w="0" w:type="auto"/>
+            <w:tcW w:w="1776" w:type="dxa"/>
             <w:tcBorders>
               <w:top w:val="nil"/>
               <w:left w:val="nil"/>
@@ -1891,7 +2222,7 @@
         </w:tc>
         <w:tc>
           <w:tcPr>
-            <w:tcW w:w="0" w:type="auto"/>
+            <w:tcW w:w="1276" w:type="dxa"/>
             <w:tcBorders>
               <w:top w:val="nil"/>
               <w:left w:val="nil"/>
@@ -1932,7 +2263,7 @@
         </w:tc>
         <w:tc>
           <w:tcPr>
-            <w:tcW w:w="0" w:type="auto"/>
+            <w:tcW w:w="2410" w:type="dxa"/>
             <w:tcBorders>
               <w:top w:val="nil"/>
               <w:left w:val="nil"/>
@@ -1973,7 +2304,7 @@
         </w:tc>
         <w:tc>
           <w:tcPr>
-            <w:tcW w:w="0" w:type="auto"/>
+            <w:tcW w:w="1978" w:type="dxa"/>
             <w:tcBorders>
               <w:top w:val="nil"/>
               <w:left w:val="nil"/>
@@ -2019,7 +2350,7 @@
         </w:trPr>
         <w:tc>
           <w:tcPr>
-            <w:tcW w:w="421" w:type="dxa"/>
+            <w:tcW w:w="567" w:type="dxa"/>
             <w:tcBorders>
               <w:top w:val="nil"/>
               <w:left w:val="single" w:sz="4" w:space="0" w:color="auto"/>
@@ -2065,7 +2396,7 @@
         </w:tc>
         <w:tc>
           <w:tcPr>
-            <w:tcW w:w="872" w:type="dxa"/>
+            <w:tcW w:w="1201" w:type="dxa"/>
             <w:tcBorders>
               <w:top w:val="nil"/>
               <w:left w:val="nil"/>
@@ -2106,7 +2437,7 @@
         </w:tc>
         <w:tc>
           <w:tcPr>
-            <w:tcW w:w="0" w:type="auto"/>
+            <w:tcW w:w="1776" w:type="dxa"/>
             <w:tcBorders>
               <w:top w:val="nil"/>
               <w:left w:val="nil"/>
@@ -2146,7 +2477,7 @@
         </w:tc>
         <w:tc>
           <w:tcPr>
-            <w:tcW w:w="0" w:type="auto"/>
+            <w:tcW w:w="1276" w:type="dxa"/>
             <w:tcBorders>
               <w:top w:val="nil"/>
               <w:left w:val="nil"/>
@@ -2187,7 +2518,7 @@
         </w:tc>
         <w:tc>
           <w:tcPr>
-            <w:tcW w:w="0" w:type="auto"/>
+            <w:tcW w:w="2410" w:type="dxa"/>
             <w:tcBorders>
               <w:top w:val="nil"/>
               <w:left w:val="nil"/>
@@ -2228,7 +2559,7 @@
         </w:tc>
         <w:tc>
           <w:tcPr>
-            <w:tcW w:w="0" w:type="auto"/>
+            <w:tcW w:w="1978" w:type="dxa"/>
             <w:tcBorders>
               <w:top w:val="nil"/>
               <w:left w:val="nil"/>
@@ -2274,7 +2605,7 @@
         </w:trPr>
         <w:tc>
           <w:tcPr>
-            <w:tcW w:w="421" w:type="dxa"/>
+            <w:tcW w:w="567" w:type="dxa"/>
             <w:tcBorders>
               <w:top w:val="nil"/>
               <w:left w:val="single" w:sz="4" w:space="0" w:color="auto"/>
@@ -2320,7 +2651,7 @@
         </w:tc>
         <w:tc>
           <w:tcPr>
-            <w:tcW w:w="872" w:type="dxa"/>
+            <w:tcW w:w="1201" w:type="dxa"/>
             <w:tcBorders>
               <w:top w:val="nil"/>
               <w:left w:val="nil"/>
@@ -2361,7 +2692,7 @@
         </w:tc>
         <w:tc>
           <w:tcPr>
-            <w:tcW w:w="0" w:type="auto"/>
+            <w:tcW w:w="1776" w:type="dxa"/>
             <w:tcBorders>
               <w:top w:val="nil"/>
               <w:left w:val="nil"/>
@@ -2401,7 +2732,7 @@
         </w:tc>
         <w:tc>
           <w:tcPr>
-            <w:tcW w:w="0" w:type="auto"/>
+            <w:tcW w:w="1276" w:type="dxa"/>
             <w:tcBorders>
               <w:top w:val="nil"/>
               <w:left w:val="nil"/>
@@ -2442,7 +2773,7 @@
         </w:tc>
         <w:tc>
           <w:tcPr>
-            <w:tcW w:w="0" w:type="auto"/>
+            <w:tcW w:w="2410" w:type="dxa"/>
             <w:tcBorders>
               <w:top w:val="nil"/>
               <w:left w:val="nil"/>
@@ -2483,7 +2814,7 @@
         </w:tc>
         <w:tc>
           <w:tcPr>
-            <w:tcW w:w="0" w:type="auto"/>
+            <w:tcW w:w="1978" w:type="dxa"/>
             <w:tcBorders>
               <w:top w:val="nil"/>
               <w:left w:val="nil"/>
@@ -2529,7 +2860,7 @@
         </w:trPr>
         <w:tc>
           <w:tcPr>
-            <w:tcW w:w="421" w:type="dxa"/>
+            <w:tcW w:w="567" w:type="dxa"/>
             <w:tcBorders>
               <w:top w:val="nil"/>
               <w:left w:val="single" w:sz="4" w:space="0" w:color="auto"/>
@@ -2575,7 +2906,7 @@
         </w:tc>
         <w:tc>
           <w:tcPr>
-            <w:tcW w:w="872" w:type="dxa"/>
+            <w:tcW w:w="1201" w:type="dxa"/>
             <w:tcBorders>
               <w:top w:val="nil"/>
               <w:left w:val="nil"/>
@@ -2616,7 +2947,7 @@
         </w:tc>
         <w:tc>
           <w:tcPr>
-            <w:tcW w:w="0" w:type="auto"/>
+            <w:tcW w:w="1776" w:type="dxa"/>
             <w:tcBorders>
               <w:top w:val="nil"/>
               <w:left w:val="nil"/>
@@ -2656,7 +2987,7 @@
         </w:tc>
         <w:tc>
           <w:tcPr>
-            <w:tcW w:w="0" w:type="auto"/>
+            <w:tcW w:w="1276" w:type="dxa"/>
             <w:tcBorders>
               <w:top w:val="nil"/>
               <w:left w:val="nil"/>
@@ -2697,7 +3028,7 @@
         </w:tc>
         <w:tc>
           <w:tcPr>
-            <w:tcW w:w="0" w:type="auto"/>
+            <w:tcW w:w="2410" w:type="dxa"/>
             <w:tcBorders>
               <w:top w:val="nil"/>
               <w:left w:val="nil"/>
@@ -2738,7 +3069,7 @@
         </w:tc>
         <w:tc>
           <w:tcPr>
-            <w:tcW w:w="0" w:type="auto"/>
+            <w:tcW w:w="1978" w:type="dxa"/>
             <w:tcBorders>
               <w:top w:val="nil"/>
               <w:left w:val="nil"/>
@@ -2784,7 +3115,7 @@
         </w:trPr>
         <w:tc>
           <w:tcPr>
-            <w:tcW w:w="421" w:type="dxa"/>
+            <w:tcW w:w="567" w:type="dxa"/>
             <w:tcBorders>
               <w:top w:val="nil"/>
               <w:left w:val="single" w:sz="4" w:space="0" w:color="auto"/>
@@ -2830,7 +3161,7 @@
         </w:tc>
         <w:tc>
           <w:tcPr>
-            <w:tcW w:w="872" w:type="dxa"/>
+            <w:tcW w:w="1201" w:type="dxa"/>
             <w:tcBorders>
               <w:top w:val="nil"/>
               <w:left w:val="nil"/>
@@ -2871,7 +3202,7 @@
         </w:tc>
         <w:tc>
           <w:tcPr>
-            <w:tcW w:w="0" w:type="auto"/>
+            <w:tcW w:w="1776" w:type="dxa"/>
             <w:tcBorders>
               <w:top w:val="nil"/>
               <w:left w:val="nil"/>
@@ -2911,7 +3242,7 @@
         </w:tc>
         <w:tc>
           <w:tcPr>
-            <w:tcW w:w="0" w:type="auto"/>
+            <w:tcW w:w="1276" w:type="dxa"/>
             <w:tcBorders>
               <w:top w:val="nil"/>
               <w:left w:val="nil"/>
@@ -2952,7 +3283,7 @@
         </w:tc>
         <w:tc>
           <w:tcPr>
-            <w:tcW w:w="0" w:type="auto"/>
+            <w:tcW w:w="2410" w:type="dxa"/>
             <w:tcBorders>
               <w:top w:val="nil"/>
               <w:left w:val="nil"/>
@@ -2993,7 +3324,7 @@
         </w:tc>
         <w:tc>
           <w:tcPr>
-            <w:tcW w:w="0" w:type="auto"/>
+            <w:tcW w:w="1978" w:type="dxa"/>
             <w:tcBorders>
               <w:top w:val="nil"/>
               <w:left w:val="nil"/>
@@ -3039,7 +3370,7 @@
         </w:trPr>
         <w:tc>
           <w:tcPr>
-            <w:tcW w:w="421" w:type="dxa"/>
+            <w:tcW w:w="567" w:type="dxa"/>
             <w:tcBorders>
               <w:top w:val="nil"/>
               <w:left w:val="single" w:sz="4" w:space="0" w:color="auto"/>
@@ -3085,7 +3416,7 @@
         </w:tc>
         <w:tc>
           <w:tcPr>
-            <w:tcW w:w="872" w:type="dxa"/>
+            <w:tcW w:w="1201" w:type="dxa"/>
             <w:tcBorders>
               <w:top w:val="nil"/>
               <w:left w:val="nil"/>
@@ -3126,7 +3457,7 @@
         </w:tc>
         <w:tc>
           <w:tcPr>
-            <w:tcW w:w="0" w:type="auto"/>
+            <w:tcW w:w="1776" w:type="dxa"/>
             <w:tcBorders>
               <w:top w:val="nil"/>
               <w:left w:val="nil"/>
@@ -3166,7 +3497,7 @@
         </w:tc>
         <w:tc>
           <w:tcPr>
-            <w:tcW w:w="0" w:type="auto"/>
+            <w:tcW w:w="1276" w:type="dxa"/>
             <w:tcBorders>
               <w:top w:val="nil"/>
               <w:left w:val="nil"/>
@@ -3207,7 +3538,7 @@
         </w:tc>
         <w:tc>
           <w:tcPr>
-            <w:tcW w:w="0" w:type="auto"/>
+            <w:tcW w:w="2410" w:type="dxa"/>
             <w:tcBorders>
               <w:top w:val="nil"/>
               <w:left w:val="nil"/>
@@ -3248,7 +3579,7 @@
         </w:tc>
         <w:tc>
           <w:tcPr>
-            <w:tcW w:w="0" w:type="auto"/>
+            <w:tcW w:w="1978" w:type="dxa"/>
             <w:tcBorders>
               <w:top w:val="nil"/>
               <w:left w:val="nil"/>
@@ -3294,7 +3625,7 @@
         </w:trPr>
         <w:tc>
           <w:tcPr>
-            <w:tcW w:w="421" w:type="dxa"/>
+            <w:tcW w:w="567" w:type="dxa"/>
             <w:tcBorders>
               <w:top w:val="nil"/>
               <w:left w:val="single" w:sz="4" w:space="0" w:color="auto"/>
@@ -3340,7 +3671,7 @@
         </w:tc>
         <w:tc>
           <w:tcPr>
-            <w:tcW w:w="872" w:type="dxa"/>
+            <w:tcW w:w="1201" w:type="dxa"/>
             <w:tcBorders>
               <w:top w:val="nil"/>
               <w:left w:val="nil"/>
@@ -3381,7 +3712,7 @@
         </w:tc>
         <w:tc>
           <w:tcPr>
-            <w:tcW w:w="0" w:type="auto"/>
+            <w:tcW w:w="1776" w:type="dxa"/>
             <w:tcBorders>
               <w:top w:val="nil"/>
               <w:left w:val="nil"/>
@@ -3421,7 +3752,7 @@
         </w:tc>
         <w:tc>
           <w:tcPr>
-            <w:tcW w:w="0" w:type="auto"/>
+            <w:tcW w:w="1276" w:type="dxa"/>
             <w:tcBorders>
               <w:top w:val="nil"/>
               <w:left w:val="nil"/>
@@ -3462,7 +3793,7 @@
         </w:tc>
         <w:tc>
           <w:tcPr>
-            <w:tcW w:w="0" w:type="auto"/>
+            <w:tcW w:w="2410" w:type="dxa"/>
             <w:tcBorders>
               <w:top w:val="nil"/>
               <w:left w:val="nil"/>
@@ -3503,7 +3834,7 @@
         </w:tc>
         <w:tc>
           <w:tcPr>
-            <w:tcW w:w="0" w:type="auto"/>
+            <w:tcW w:w="1978" w:type="dxa"/>
             <w:tcBorders>
               <w:top w:val="nil"/>
               <w:left w:val="nil"/>
@@ -3549,7 +3880,7 @@
         </w:trPr>
         <w:tc>
           <w:tcPr>
-            <w:tcW w:w="421" w:type="dxa"/>
+            <w:tcW w:w="567" w:type="dxa"/>
             <w:tcBorders>
               <w:top w:val="nil"/>
               <w:left w:val="single" w:sz="4" w:space="0" w:color="auto"/>
@@ -3595,7 +3926,7 @@
         </w:tc>
         <w:tc>
           <w:tcPr>
-            <w:tcW w:w="872" w:type="dxa"/>
+            <w:tcW w:w="1201" w:type="dxa"/>
             <w:tcBorders>
               <w:top w:val="nil"/>
               <w:left w:val="nil"/>
@@ -3636,7 +3967,7 @@
         </w:tc>
         <w:tc>
           <w:tcPr>
-            <w:tcW w:w="0" w:type="auto"/>
+            <w:tcW w:w="1776" w:type="dxa"/>
             <w:tcBorders>
               <w:top w:val="nil"/>
               <w:left w:val="nil"/>
@@ -3676,7 +4007,7 @@
         </w:tc>
         <w:tc>
           <w:tcPr>
-            <w:tcW w:w="0" w:type="auto"/>
+            <w:tcW w:w="1276" w:type="dxa"/>
             <w:tcBorders>
               <w:top w:val="nil"/>
               <w:left w:val="nil"/>
@@ -3717,7 +4048,7 @@
         </w:tc>
         <w:tc>
           <w:tcPr>
-            <w:tcW w:w="0" w:type="auto"/>
+            <w:tcW w:w="2410" w:type="dxa"/>
             <w:tcBorders>
               <w:top w:val="nil"/>
               <w:left w:val="nil"/>
@@ -3758,7 +4089,7 @@
         </w:tc>
         <w:tc>
           <w:tcPr>
-            <w:tcW w:w="0" w:type="auto"/>
+            <w:tcW w:w="1978" w:type="dxa"/>
             <w:tcBorders>
               <w:top w:val="nil"/>
               <w:left w:val="nil"/>
@@ -3804,7 +4135,7 @@
         </w:trPr>
         <w:tc>
           <w:tcPr>
-            <w:tcW w:w="421" w:type="dxa"/>
+            <w:tcW w:w="567" w:type="dxa"/>
             <w:tcBorders>
               <w:top w:val="nil"/>
               <w:left w:val="single" w:sz="4" w:space="0" w:color="auto"/>
@@ -3850,7 +4181,7 @@
         </w:tc>
         <w:tc>
           <w:tcPr>
-            <w:tcW w:w="872" w:type="dxa"/>
+            <w:tcW w:w="1201" w:type="dxa"/>
             <w:tcBorders>
               <w:top w:val="nil"/>
               <w:left w:val="nil"/>
@@ -3891,7 +4222,7 @@
         </w:tc>
         <w:tc>
           <w:tcPr>
-            <w:tcW w:w="0" w:type="auto"/>
+            <w:tcW w:w="1776" w:type="dxa"/>
             <w:tcBorders>
               <w:top w:val="nil"/>
               <w:left w:val="nil"/>
@@ -3931,7 +4262,7 @@
         </w:tc>
         <w:tc>
           <w:tcPr>
-            <w:tcW w:w="0" w:type="auto"/>
+            <w:tcW w:w="1276" w:type="dxa"/>
             <w:tcBorders>
               <w:top w:val="nil"/>
               <w:left w:val="nil"/>
@@ -3972,7 +4303,7 @@
         </w:tc>
         <w:tc>
           <w:tcPr>
-            <w:tcW w:w="0" w:type="auto"/>
+            <w:tcW w:w="2410" w:type="dxa"/>
             <w:tcBorders>
               <w:top w:val="nil"/>
               <w:left w:val="nil"/>
@@ -4012,7 +4343,7 @@
         </w:tc>
         <w:tc>
           <w:tcPr>
-            <w:tcW w:w="0" w:type="auto"/>
+            <w:tcW w:w="1978" w:type="dxa"/>
             <w:tcBorders>
               <w:top w:val="nil"/>
               <w:left w:val="nil"/>
@@ -4058,7 +4389,7 @@
         </w:trPr>
         <w:tc>
           <w:tcPr>
-            <w:tcW w:w="421" w:type="dxa"/>
+            <w:tcW w:w="567" w:type="dxa"/>
             <w:tcBorders>
               <w:top w:val="nil"/>
               <w:left w:val="single" w:sz="4" w:space="0" w:color="auto"/>
@@ -4104,7 +4435,7 @@
         </w:tc>
         <w:tc>
           <w:tcPr>
-            <w:tcW w:w="872" w:type="dxa"/>
+            <w:tcW w:w="1201" w:type="dxa"/>
             <w:tcBorders>
               <w:top w:val="nil"/>
               <w:left w:val="nil"/>
@@ -4145,7 +4476,7 @@
         </w:tc>
         <w:tc>
           <w:tcPr>
-            <w:tcW w:w="0" w:type="auto"/>
+            <w:tcW w:w="1776" w:type="dxa"/>
             <w:tcBorders>
               <w:top w:val="nil"/>
               <w:left w:val="nil"/>
@@ -4185,7 +4516,7 @@
         </w:tc>
         <w:tc>
           <w:tcPr>
-            <w:tcW w:w="0" w:type="auto"/>
+            <w:tcW w:w="1276" w:type="dxa"/>
             <w:tcBorders>
               <w:top w:val="nil"/>
               <w:left w:val="nil"/>
@@ -4226,7 +4557,7 @@
         </w:tc>
         <w:tc>
           <w:tcPr>
-            <w:tcW w:w="0" w:type="auto"/>
+            <w:tcW w:w="2410" w:type="dxa"/>
             <w:tcBorders>
               <w:top w:val="nil"/>
               <w:left w:val="nil"/>
@@ -4267,7 +4598,7 @@
         </w:tc>
         <w:tc>
           <w:tcPr>
-            <w:tcW w:w="0" w:type="auto"/>
+            <w:tcW w:w="1978" w:type="dxa"/>
             <w:tcBorders>
               <w:top w:val="nil"/>
               <w:left w:val="nil"/>
@@ -4313,7 +4644,7 @@
         </w:trPr>
         <w:tc>
           <w:tcPr>
-            <w:tcW w:w="421" w:type="dxa"/>
+            <w:tcW w:w="567" w:type="dxa"/>
             <w:tcBorders>
               <w:top w:val="nil"/>
               <w:left w:val="single" w:sz="4" w:space="0" w:color="auto"/>
@@ -4359,7 +4690,7 @@
         </w:tc>
         <w:tc>
           <w:tcPr>
-            <w:tcW w:w="872" w:type="dxa"/>
+            <w:tcW w:w="1201" w:type="dxa"/>
             <w:tcBorders>
               <w:top w:val="nil"/>
               <w:left w:val="nil"/>
@@ -4400,7 +4731,7 @@
         </w:tc>
         <w:tc>
           <w:tcPr>
-            <w:tcW w:w="0" w:type="auto"/>
+            <w:tcW w:w="1776" w:type="dxa"/>
             <w:tcBorders>
               <w:top w:val="nil"/>
               <w:left w:val="nil"/>
@@ -4440,7 +4771,7 @@
         </w:tc>
         <w:tc>
           <w:tcPr>
-            <w:tcW w:w="0" w:type="auto"/>
+            <w:tcW w:w="1276" w:type="dxa"/>
             <w:tcBorders>
               <w:top w:val="nil"/>
               <w:left w:val="nil"/>
@@ -4481,7 +4812,7 @@
         </w:tc>
         <w:tc>
           <w:tcPr>
-            <w:tcW w:w="0" w:type="auto"/>
+            <w:tcW w:w="2410" w:type="dxa"/>
             <w:tcBorders>
               <w:top w:val="nil"/>
               <w:left w:val="nil"/>
@@ -4522,7 +4853,7 @@
         </w:tc>
         <w:tc>
           <w:tcPr>
-            <w:tcW w:w="0" w:type="auto"/>
+            <w:tcW w:w="1978" w:type="dxa"/>
             <w:tcBorders>
               <w:top w:val="nil"/>
               <w:left w:val="nil"/>
@@ -4567,7 +4898,7 @@
         </w:trPr>
         <w:tc>
           <w:tcPr>
-            <w:tcW w:w="421" w:type="dxa"/>
+            <w:tcW w:w="567" w:type="dxa"/>
             <w:tcBorders>
               <w:top w:val="nil"/>
               <w:left w:val="single" w:sz="4" w:space="0" w:color="auto"/>
@@ -4613,7 +4944,7 @@
         </w:tc>
         <w:tc>
           <w:tcPr>
-            <w:tcW w:w="872" w:type="dxa"/>
+            <w:tcW w:w="1201" w:type="dxa"/>
             <w:tcBorders>
               <w:top w:val="nil"/>
               <w:left w:val="nil"/>
@@ -4654,7 +4985,7 @@
         </w:tc>
         <w:tc>
           <w:tcPr>
-            <w:tcW w:w="0" w:type="auto"/>
+            <w:tcW w:w="1776" w:type="dxa"/>
             <w:tcBorders>
               <w:top w:val="nil"/>
               <w:left w:val="nil"/>
@@ -4694,7 +5025,7 @@
         </w:tc>
         <w:tc>
           <w:tcPr>
-            <w:tcW w:w="0" w:type="auto"/>
+            <w:tcW w:w="1276" w:type="dxa"/>
             <w:tcBorders>
               <w:top w:val="nil"/>
               <w:left w:val="nil"/>
@@ -4735,7 +5066,7 @@
         </w:tc>
         <w:tc>
           <w:tcPr>
-            <w:tcW w:w="0" w:type="auto"/>
+            <w:tcW w:w="2410" w:type="dxa"/>
             <w:tcBorders>
               <w:top w:val="nil"/>
               <w:left w:val="nil"/>
@@ -4776,7 +5107,7 @@
         </w:tc>
         <w:tc>
           <w:tcPr>
-            <w:tcW w:w="0" w:type="auto"/>
+            <w:tcW w:w="1978" w:type="dxa"/>
             <w:tcBorders>
               <w:top w:val="nil"/>
               <w:left w:val="nil"/>
@@ -4821,7 +5152,7 @@
         </w:trPr>
         <w:tc>
           <w:tcPr>
-            <w:tcW w:w="421" w:type="dxa"/>
+            <w:tcW w:w="567" w:type="dxa"/>
             <w:tcBorders>
               <w:top w:val="nil"/>
               <w:left w:val="single" w:sz="4" w:space="0" w:color="auto"/>
@@ -4867,7 +5198,7 @@
         </w:tc>
         <w:tc>
           <w:tcPr>
-            <w:tcW w:w="872" w:type="dxa"/>
+            <w:tcW w:w="1201" w:type="dxa"/>
             <w:tcBorders>
               <w:top w:val="nil"/>
               <w:left w:val="nil"/>
@@ -4908,7 +5239,7 @@
         </w:tc>
         <w:tc>
           <w:tcPr>
-            <w:tcW w:w="0" w:type="auto"/>
+            <w:tcW w:w="1776" w:type="dxa"/>
             <w:tcBorders>
               <w:top w:val="nil"/>
               <w:left w:val="nil"/>
@@ -4948,7 +5279,7 @@
         </w:tc>
         <w:tc>
           <w:tcPr>
-            <w:tcW w:w="0" w:type="auto"/>
+            <w:tcW w:w="1276" w:type="dxa"/>
             <w:tcBorders>
               <w:top w:val="nil"/>
               <w:left w:val="nil"/>
@@ -5001,7 +5332,7 @@
         </w:tc>
         <w:tc>
           <w:tcPr>
-            <w:tcW w:w="0" w:type="auto"/>
+            <w:tcW w:w="2410" w:type="dxa"/>
             <w:tcBorders>
               <w:top w:val="nil"/>
               <w:left w:val="nil"/>
@@ -5042,7 +5373,7 @@
         </w:tc>
         <w:tc>
           <w:tcPr>
-            <w:tcW w:w="0" w:type="auto"/>
+            <w:tcW w:w="1978" w:type="dxa"/>
             <w:tcBorders>
               <w:top w:val="nil"/>
               <w:left w:val="nil"/>
@@ -5087,7 +5418,7 @@
         </w:trPr>
         <w:tc>
           <w:tcPr>
-            <w:tcW w:w="421" w:type="dxa"/>
+            <w:tcW w:w="567" w:type="dxa"/>
             <w:tcBorders>
               <w:top w:val="nil"/>
               <w:left w:val="single" w:sz="4" w:space="0" w:color="auto"/>
@@ -5133,7 +5464,7 @@
         </w:tc>
         <w:tc>
           <w:tcPr>
-            <w:tcW w:w="872" w:type="dxa"/>
+            <w:tcW w:w="1201" w:type="dxa"/>
             <w:tcBorders>
               <w:top w:val="nil"/>
               <w:left w:val="nil"/>
@@ -5174,7 +5505,7 @@
         </w:tc>
         <w:tc>
           <w:tcPr>
-            <w:tcW w:w="0" w:type="auto"/>
+            <w:tcW w:w="1776" w:type="dxa"/>
             <w:tcBorders>
               <w:top w:val="nil"/>
               <w:left w:val="nil"/>
@@ -5214,7 +5545,7 @@
         </w:tc>
         <w:tc>
           <w:tcPr>
-            <w:tcW w:w="0" w:type="auto"/>
+            <w:tcW w:w="1276" w:type="dxa"/>
             <w:tcBorders>
               <w:top w:val="nil"/>
               <w:left w:val="nil"/>
@@ -5267,7 +5598,7 @@
         </w:tc>
         <w:tc>
           <w:tcPr>
-            <w:tcW w:w="0" w:type="auto"/>
+            <w:tcW w:w="2410" w:type="dxa"/>
             <w:tcBorders>
               <w:top w:val="nil"/>
               <w:left w:val="nil"/>
@@ -5308,7 +5639,7 @@
         </w:tc>
         <w:tc>
           <w:tcPr>
-            <w:tcW w:w="0" w:type="auto"/>
+            <w:tcW w:w="1978" w:type="dxa"/>
             <w:tcBorders>
               <w:top w:val="nil"/>
               <w:left w:val="nil"/>
@@ -5366,7 +5697,6 @@
           <w:sz w:val="24"/>
           <w:szCs w:val="24"/>
         </w:rPr>
-        <w:lastRenderedPageBreak/>
         <w:t>3. Determinación de la unidad de análisis y clave primaria</w:t>
       </w:r>
     </w:p>
@@ -5395,7 +5725,16 @@
           <w:sz w:val="24"/>
           <w:szCs w:val="24"/>
         </w:rPr>
-        <w:t>: Personas individuales que integran la Población en Edad de Trabajar (PET, ≥15 años) y específicamente aquellas categorizadas en la Población Económicamente Activa (PEA) y ocupada de la muestra de la EPHC 2025 en Paraguay.</w:t>
+        <w:t xml:space="preserve">: Personas individuales que integran la Población en Edad de Trabajar (PET, ≥15 años) y específicamente aquellas categorizadas en la </w:t>
+      </w:r>
+      <w:r>
+        <w:rPr>
+          <w:rFonts w:ascii="Arial" w:hAnsi="Arial" w:cs="Arial"/>
+          <w:sz w:val="24"/>
+          <w:szCs w:val="24"/>
+        </w:rPr>
+        <w:lastRenderedPageBreak/>
+        <w:t>Población Económicamente Activa (PEA) y ocupada de la muestra de la EPHC 2025 en Paraguay.</w:t>
       </w:r>
     </w:p>
     <w:p>
@@ -5407,6 +5746,7 @@
           <w:szCs w:val="24"/>
         </w:rPr>
       </w:pPr>
+      <w:commentRangeStart w:id="14"/>
       <w:r>
         <w:rPr>
           <w:rFonts w:ascii="Arial" w:hAnsi="Arial" w:cs="Arial"/>
@@ -5414,6 +5754,7 @@
           <w:bCs/>
           <w:sz w:val="24"/>
           <w:szCs w:val="24"/>
+          <w:highlight w:val="cyan"/>
         </w:rPr>
         <w:t>Clave Primaria Compuesta</w:t>
       </w:r>
@@ -5422,8 +5763,16 @@
           <w:rFonts w:ascii="Arial" w:hAnsi="Arial" w:cs="Arial"/>
           <w:sz w:val="24"/>
           <w:szCs w:val="24"/>
+          <w:highlight w:val="cyan"/>
         </w:rPr>
         <w:t>: La identificación de un registro único a nivel de individuo se garantiza mediante la concatenación de las cuatro variables jerárquicas del diseño muestral:</w:t>
+      </w:r>
+      <w:commentRangeEnd w:id="14"/>
+      <w:r>
+        <w:rPr>
+          <w:rStyle w:val="Refdecomentario"/>
+        </w:rPr>
+        <w:commentReference w:id="14"/>
       </w:r>
     </w:p>
     <w:p>
@@ -5898,7 +6247,6 @@
           <w:sz w:val="24"/>
           <w:szCs w:val="24"/>
         </w:rPr>
-        <w:lastRenderedPageBreak/>
         <w:t>Dimensiones generales</w:t>
       </w:r>
       <w:r>
@@ -5906,7 +6254,15 @@
           <w:sz w:val="24"/>
           <w:szCs w:val="24"/>
         </w:rPr>
-        <w:t xml:space="preserve">: La matriz original de microdatos contiene aproximadamente </w:t>
+        <w:t xml:space="preserve">: La matriz original de microdatos contiene </w:t>
+      </w:r>
+      <w:r>
+        <w:rPr>
+          <w:sz w:val="24"/>
+          <w:szCs w:val="24"/>
+          <w:highlight w:val="red"/>
+        </w:rPr>
+        <w:t xml:space="preserve">aproximadamente </w:t>
       </w:r>
       <w:r>
         <w:rPr>
@@ -5941,7 +6297,45 @@
           <w:sz w:val="24"/>
           <w:szCs w:val="24"/>
         </w:rPr>
-        <w:t xml:space="preserve"> registros individuales (personas) y alrededor de 150 a 200 columnas o variables provenientes del cuestionario.</w:t>
+        <w:t xml:space="preserve"> registros individuales (personas) y </w:t>
+      </w:r>
+      <w:r>
+        <w:rPr>
+          <w:sz w:val="24"/>
+          <w:szCs w:val="24"/>
+          <w:highlight w:val="red"/>
+        </w:rPr>
+        <w:t xml:space="preserve">alrededor </w:t>
+      </w:r>
+      <w:commentRangeStart w:id="15"/>
+      <w:r>
+        <w:rPr>
+          <w:sz w:val="24"/>
+          <w:szCs w:val="24"/>
+          <w:highlight w:val="red"/>
+        </w:rPr>
+        <w:t xml:space="preserve">de </w:t>
+      </w:r>
+      <w:r>
+        <w:rPr>
+          <w:sz w:val="24"/>
+          <w:szCs w:val="24"/>
+        </w:rPr>
+        <w:t>150 a 200 columnas o variables provenientes del cuestionario</w:t>
+      </w:r>
+      <w:commentRangeEnd w:id="15"/>
+      <w:r>
+        <w:rPr>
+          <w:rStyle w:val="Refdecomentario"/>
+        </w:rPr>
+        <w:commentReference w:id="15"/>
+      </w:r>
+      <w:r>
+        <w:rPr>
+          <w:sz w:val="24"/>
+          <w:szCs w:val="24"/>
+        </w:rPr>
+        <w:t>.</w:t>
       </w:r>
     </w:p>
     <w:p>
@@ -5977,7 +6371,16 @@
           <w:sz w:val="24"/>
           <w:szCs w:val="24"/>
         </w:rPr>
-        <w:t>- Gran parte de las columnas que contienen variables numéricas continuas (</w:t>
+        <w:lastRenderedPageBreak/>
+        <w:t xml:space="preserve">- </w:t>
+      </w:r>
+      <w:commentRangeStart w:id="16"/>
+      <w:r>
+        <w:rPr>
+          <w:sz w:val="24"/>
+          <w:szCs w:val="24"/>
+        </w:rPr>
+        <w:t>Gran parte de las columnas que contienen variables numéricas continuas (</w:t>
       </w:r>
       <w:proofErr w:type="spellStart"/>
       <w:r>
@@ -5995,6 +6398,7 @@
         </w:rPr>
         <w:t xml:space="preserve">., </w:t>
       </w:r>
+      <w:commentRangeStart w:id="17"/>
       <w:r>
         <w:rPr>
           <w:b/>
@@ -6020,6 +6424,13 @@
         </w:rPr>
         <w:t>INGTOT</w:t>
       </w:r>
+      <w:commentRangeEnd w:id="17"/>
+      <w:r>
+        <w:rPr>
+          <w:rStyle w:val="Refdecomentario"/>
+        </w:rPr>
+        <w:commentReference w:id="17"/>
+      </w:r>
       <w:r>
         <w:rPr>
           <w:sz w:val="24"/>
@@ -6061,6 +6472,13 @@
         </w:rPr>
         <w:t xml:space="preserve"> o espacios en blanco para "No corresponde" o "Sin Ingreso").</w:t>
       </w:r>
+      <w:commentRangeEnd w:id="16"/>
+      <w:r>
+        <w:rPr>
+          <w:rStyle w:val="Refdecomentario"/>
+        </w:rPr>
+        <w:commentReference w:id="16"/>
+      </w:r>
     </w:p>
     <w:p>
       <w:pPr>
@@ -6353,6 +6771,7 @@
         </w:rPr>
         <w:t xml:space="preserve"> (</w:t>
       </w:r>
+      <w:commentRangeStart w:id="18"/>
       <w:r>
         <w:rPr>
           <w:b/>
@@ -6362,12 +6781,27 @@
         </w:rPr>
         <w:t>INGPRINC</w:t>
       </w:r>
-      <w:r>
-        <w:rPr>
-          <w:sz w:val="24"/>
-          <w:szCs w:val="24"/>
-        </w:rPr>
-        <w:t>): Presenta una asimetría positiva severa (sesgo a la derecha) con presencia de valores atípicos (</w:t>
+      <w:commentRangeEnd w:id="18"/>
+      <w:r>
+        <w:rPr>
+          <w:rStyle w:val="Refdecomentario"/>
+        </w:rPr>
+        <w:commentReference w:id="18"/>
+      </w:r>
+      <w:r>
+        <w:rPr>
+          <w:sz w:val="24"/>
+          <w:szCs w:val="24"/>
+        </w:rPr>
+        <w:t xml:space="preserve">): </w:t>
+      </w:r>
+      <w:commentRangeStart w:id="19"/>
+      <w:r>
+        <w:rPr>
+          <w:sz w:val="24"/>
+          <w:szCs w:val="24"/>
+        </w:rPr>
+        <w:t>Presenta una asimetría positiva severa (sesgo a la derecha) con presencia de valores atípicos (</w:t>
       </w:r>
       <w:proofErr w:type="spellStart"/>
       <w:r>
@@ -6400,6 +6834,13 @@
           <w:szCs w:val="24"/>
         </w:rPr>
         <w:t>(ingreso)) para el modelado inferencial posterior.</w:t>
+      </w:r>
+      <w:commentRangeEnd w:id="19"/>
+      <w:r>
+        <w:rPr>
+          <w:rStyle w:val="Refdecomentario"/>
+        </w:rPr>
+        <w:commentReference w:id="19"/>
       </w:r>
     </w:p>
     <w:p>
@@ -6458,7 +6899,51 @@
           <w:sz w:val="24"/>
           <w:szCs w:val="24"/>
         </w:rPr>
-        <w:t>2. Consistencia: Se evalúa la coherencia lógica interna entre la edad y los años de estudio acumulados (ej. evitar que una persona de 16 años registre 18 años de escolaridad aprobados).</w:t>
+        <w:t xml:space="preserve">2. </w:t>
+      </w:r>
+      <w:commentRangeStart w:id="20"/>
+      <w:r>
+        <w:rPr>
+          <w:sz w:val="24"/>
+          <w:szCs w:val="24"/>
+          <w:highlight w:val="darkGray"/>
+        </w:rPr>
+        <w:t>Consistencia</w:t>
+      </w:r>
+      <w:r>
+        <w:rPr>
+          <w:sz w:val="24"/>
+          <w:szCs w:val="24"/>
+        </w:rPr>
+        <w:t xml:space="preserve"> </w:t>
+      </w:r>
+      <w:commentRangeEnd w:id="20"/>
+      <w:r>
+        <w:rPr>
+          <w:rStyle w:val="Refdecomentario"/>
+        </w:rPr>
+        <w:commentReference w:id="20"/>
+      </w:r>
+      <w:r>
+        <w:rPr>
+          <w:sz w:val="24"/>
+          <w:szCs w:val="24"/>
+        </w:rPr>
+        <w:t>(¿es consistente o no?</w:t>
+      </w:r>
+      <w:r>
+        <w:rPr>
+          <w:sz w:val="24"/>
+          <w:szCs w:val="24"/>
+        </w:rPr>
+        <w:t>)</w:t>
+      </w:r>
+      <w:r>
+        <w:rPr>
+          <w:sz w:val="24"/>
+          <w:szCs w:val="24"/>
+        </w:rPr>
+        <w:t>: Se evalúa la coherencia lógica interna entre la edad y los años de estudio acumulados (ej. evitar que una persona de 16 años registre 18 años de escolaridad aprobados).</w:t>
       </w:r>
     </w:p>
     <w:p>
@@ -6474,7 +6959,67 @@
           <w:sz w:val="24"/>
           <w:szCs w:val="24"/>
         </w:rPr>
-        <w:t>3. Exactitud aparente: Los montos de ingresos reportados en la encuesta concuerdan con los rangos operativos de salarios mínimos y promedios sectoriales publicados por el INE de Paraguay.</w:t>
+        <w:t xml:space="preserve">3. Exactitud </w:t>
+      </w:r>
+      <w:commentRangeStart w:id="21"/>
+      <w:r>
+        <w:rPr>
+          <w:sz w:val="24"/>
+          <w:szCs w:val="24"/>
+        </w:rPr>
+        <w:t>aparente</w:t>
+      </w:r>
+      <w:commentRangeEnd w:id="21"/>
+      <w:r>
+        <w:rPr>
+          <w:rStyle w:val="Refdecomentario"/>
+        </w:rPr>
+        <w:commentReference w:id="21"/>
+      </w:r>
+      <w:r>
+        <w:rPr>
+          <w:sz w:val="24"/>
+          <w:szCs w:val="24"/>
+        </w:rPr>
+        <w:t xml:space="preserve">: Los montos de ingresos reportados en la encuesta </w:t>
+      </w:r>
+      <w:commentRangeStart w:id="22"/>
+      <w:r>
+        <w:rPr>
+          <w:sz w:val="24"/>
+          <w:szCs w:val="24"/>
+          <w:highlight w:val="darkGray"/>
+        </w:rPr>
+        <w:t xml:space="preserve">concuerdan con los rangos operativos de salarios mínimos y promedios sectoriales publicados por el INE de </w:t>
+      </w:r>
+      <w:r>
+        <w:rPr>
+          <w:sz w:val="24"/>
+          <w:szCs w:val="24"/>
+          <w:highlight w:val="darkGray"/>
+        </w:rPr>
+        <w:t>Paraguay.</w:t>
+      </w:r>
+      <w:r>
+        <w:rPr>
+          <w:sz w:val="24"/>
+          <w:szCs w:val="24"/>
+        </w:rPr>
+        <w:t xml:space="preserve"> (</w:t>
+      </w:r>
+      <w:r>
+        <w:rPr>
+          <w:sz w:val="24"/>
+          <w:szCs w:val="24"/>
+        </w:rPr>
+        <w:t>dónde se vio /documenta /compara esto??)</w:t>
+      </w:r>
+      <w:commentRangeEnd w:id="22"/>
+      <w:r>
+        <w:rPr>
+          <w:rStyle w:val="Refdecomentario"/>
+        </w:rPr>
+        <w:commentReference w:id="22"/>
       </w:r>
     </w:p>
     <w:p>
@@ -6490,8 +7035,29 @@
           <w:sz w:val="24"/>
           <w:szCs w:val="24"/>
         </w:rPr>
-        <w:lastRenderedPageBreak/>
-        <w:t>4. Actualidad: Corresponde a la medición anual de la EPHC 2025, garantizando vigencia para el análisis del mercado laboral contemporáneo.</w:t>
+        <w:t xml:space="preserve">4. Actualidad: Corresponde a la medición anual de la EPHC 2025, </w:t>
+      </w:r>
+      <w:commentRangeStart w:id="23"/>
+      <w:r>
+        <w:rPr>
+          <w:sz w:val="24"/>
+          <w:szCs w:val="24"/>
+        </w:rPr>
+        <w:t xml:space="preserve">garantizando </w:t>
+      </w:r>
+      <w:commentRangeEnd w:id="23"/>
+      <w:r>
+        <w:rPr>
+          <w:rStyle w:val="Refdecomentario"/>
+        </w:rPr>
+        <w:commentReference w:id="23"/>
+      </w:r>
+      <w:r>
+        <w:rPr>
+          <w:sz w:val="24"/>
+          <w:szCs w:val="24"/>
+        </w:rPr>
+        <w:t>vigencia para el análisis del mercado laboral contemporáneo.</w:t>
       </w:r>
     </w:p>
     <w:p>
@@ -6623,12 +7189,48 @@
           <w:szCs w:val="24"/>
         </w:rPr>
       </w:pPr>
-      <w:r>
-        <w:rPr>
-          <w:sz w:val="24"/>
-          <w:szCs w:val="24"/>
-        </w:rPr>
-        <w:t>Filtro PEA Ocupada: Se restringe la base de análisis primario a las personas ocupadas con ingresos laborales positivos registrados ( &gt; 0 ), excluyendo trabajadoras de hogar sin pago o respuestas con datos omitidos en el bloque laboral, alineado con la unidad de análisis.</w:t>
+      <w:commentRangeStart w:id="24"/>
+      <w:r>
+        <w:rPr>
+          <w:sz w:val="24"/>
+          <w:szCs w:val="24"/>
+        </w:rPr>
+        <w:t xml:space="preserve">Filtro PEA Ocupada: Se restringe la base de análisis primario a las personas ocupadas con ingresos laborales positivos registrados </w:t>
+      </w:r>
+      <w:r>
+        <w:rPr>
+          <w:sz w:val="24"/>
+          <w:szCs w:val="24"/>
+        </w:rPr>
+        <w:t>(&gt;</w:t>
+      </w:r>
+      <w:r>
+        <w:rPr>
+          <w:sz w:val="24"/>
+          <w:szCs w:val="24"/>
+        </w:rPr>
+        <w:t xml:space="preserve"> </w:t>
+      </w:r>
+      <w:r>
+        <w:rPr>
+          <w:sz w:val="24"/>
+          <w:szCs w:val="24"/>
+        </w:rPr>
+        <w:t>0)</w:t>
+      </w:r>
+      <w:r>
+        <w:rPr>
+          <w:sz w:val="24"/>
+          <w:szCs w:val="24"/>
+        </w:rPr>
+        <w:t>, excluyendo trabajadoras de hogar sin pago o respuestas con datos omitidos en el bloque laboral, alineado con la unidad de análisis.</w:t>
+      </w:r>
+      <w:commentRangeEnd w:id="24"/>
+      <w:r>
+        <w:rPr>
+          <w:rStyle w:val="Refdecomentario"/>
+        </w:rPr>
+        <w:commentReference w:id="24"/>
       </w:r>
     </w:p>
     <w:p>
@@ -6658,6 +7260,7 @@
           <w:szCs w:val="24"/>
         </w:rPr>
       </w:pPr>
+      <w:commentRangeStart w:id="25"/>
       <w:r>
         <w:rPr>
           <w:sz w:val="24"/>
@@ -6680,6 +7283,13 @@
           <w:szCs w:val="24"/>
         </w:rPr>
         <w:t xml:space="preserve"> a los objetivos específicos 1 a 4 del proyecto.</w:t>
+      </w:r>
+      <w:commentRangeEnd w:id="25"/>
+      <w:r>
+        <w:rPr>
+          <w:rStyle w:val="Refdecomentario"/>
+        </w:rPr>
+        <w:commentReference w:id="25"/>
       </w:r>
     </w:p>
     <w:p>
@@ -6761,7 +7371,7 @@
           <w:szCs w:val="24"/>
         </w:rPr>
       </w:pPr>
-      <w:hyperlink r:id="rId5" w:history="1">
+      <w:hyperlink r:id="rId9" w:history="1">
         <w:r>
           <w:rPr>
             <w:rStyle w:val="Hipervnculo"/>
@@ -6786,7 +7396,7 @@
           <w:szCs w:val="24"/>
         </w:rPr>
       </w:pPr>
-      <w:hyperlink r:id="rId6" w:history="1">
+      <w:hyperlink r:id="rId10" w:history="1">
         <w:r>
           <w:rPr>
             <w:rStyle w:val="Hipervnculo"/>
@@ -6826,7 +7436,7 @@
           <w:szCs w:val="24"/>
         </w:rPr>
       </w:pPr>
-      <w:hyperlink r:id="rId7" w:history="1">
+      <w:hyperlink r:id="rId11" w:history="1">
         <w:r>
           <w:rPr>
             <w:rStyle w:val="Hipervnculo"/>
@@ -6843,7 +7453,7 @@
         </w:rPr>
         <w:t xml:space="preserve"> </w:t>
       </w:r>
-      <w:hyperlink r:id="rId8" w:history="1">
+      <w:hyperlink r:id="rId12" w:history="1">
         <w:r>
           <w:rPr>
             <w:rStyle w:val="Hipervnculo"/>
@@ -6888,6 +7498,7 @@
           <w:sz w:val="24"/>
           <w:szCs w:val="24"/>
         </w:rPr>
+        <w:lastRenderedPageBreak/>
         <w:t>- Licencia / Permisos: Datos abiertos gubernamentales de libre acceso público con fines estadísticos e investigativos, anonimizados para resguardo de la privacidad individual.</w:t>
       </w:r>
     </w:p>
@@ -6914,6 +7525,7 @@
           <w:szCs w:val="24"/>
         </w:rPr>
       </w:pPr>
+      <w:commentRangeStart w:id="26"/>
       <w:r>
         <w:rPr>
           <w:sz w:val="24"/>
@@ -6952,6 +7564,13 @@
           <w:szCs w:val="24"/>
         </w:rPr>
         <w:t xml:space="preserve">Factor de expansión (FEX): Cantidad de personas representadas en la población general. </w:t>
+      </w:r>
+      <w:commentRangeEnd w:id="26"/>
+      <w:r>
+        <w:rPr>
+          <w:rStyle w:val="Refdecomentario"/>
+        </w:rPr>
+        <w:commentReference w:id="26"/>
       </w:r>
     </w:p>
     <w:p>
@@ -7074,6 +7693,7 @@
         </w:rPr>
         <w:t>Faltantes estructurales (</w:t>
       </w:r>
+      <w:commentRangeStart w:id="27"/>
       <w:proofErr w:type="spellStart"/>
       <w:r>
         <w:rPr>
@@ -7146,7 +7766,46 @@
           <w:sz w:val="24"/>
           <w:szCs w:val="24"/>
         </w:rPr>
-        <w:t xml:space="preserve"> Variables como INGPRINC (ingreso principal), IPS (aporte a seguridad social) y RUC presentan valores ausentes en personas inactivas, desocupadas o menores de edad. No constituyen errores de carga, sino saltos lógicos del cuestionario. La estrategia aplicada es conservar la estructura original para análisis poblacionales generales y aplicar un filtro estricto de submuestra a la Población Económicamente Activa (PEA) Ocupada con ingresos para el contraste de hipótesis salariales.</w:t>
+        <w:t xml:space="preserve"> </w:t>
+      </w:r>
+      <w:commentRangeEnd w:id="27"/>
+      <w:r>
+        <w:rPr>
+          <w:rStyle w:val="Refdecomentario"/>
+        </w:rPr>
+        <w:commentReference w:id="27"/>
+      </w:r>
+      <w:r>
+        <w:rPr>
+          <w:rFonts w:ascii="Arial" w:hAnsi="Arial" w:cs="Arial"/>
+          <w:sz w:val="24"/>
+          <w:szCs w:val="24"/>
+        </w:rPr>
+        <w:t xml:space="preserve">Variables como </w:t>
+      </w:r>
+      <w:commentRangeStart w:id="28"/>
+      <w:r>
+        <w:rPr>
+          <w:rFonts w:ascii="Arial" w:hAnsi="Arial" w:cs="Arial"/>
+          <w:sz w:val="24"/>
+          <w:szCs w:val="24"/>
+        </w:rPr>
+        <w:t xml:space="preserve">INGPRINC </w:t>
+      </w:r>
+      <w:commentRangeEnd w:id="28"/>
+      <w:r>
+        <w:rPr>
+          <w:rStyle w:val="Refdecomentario"/>
+        </w:rPr>
+        <w:commentReference w:id="28"/>
+      </w:r>
+      <w:r>
+        <w:rPr>
+          <w:rFonts w:ascii="Arial" w:hAnsi="Arial" w:cs="Arial"/>
+          <w:sz w:val="24"/>
+          <w:szCs w:val="24"/>
+        </w:rPr>
+        <w:t>(ingreso principal), IPS (aporte a seguridad social) y RUC presentan valores ausentes en personas inactivas, desocupadas o menores de edad. No constituyen errores de carga, sino saltos lógicos del cuestionario. La estrategia aplicada es conservar la estructura original para análisis poblacionales generales y aplicar un filtro estricto de submuestra a la Población Económicamente Activa (PEA) Ocupada con ingresos para el contraste de hipótesis salariales.</w:t>
       </w:r>
     </w:p>
     <w:p>
@@ -7169,7 +7828,35 @@
           <w:sz w:val="24"/>
           <w:szCs w:val="24"/>
         </w:rPr>
-        <w:t>Faltantes aleatorios (MCAR):</w:t>
+        <w:t xml:space="preserve">Faltantes aleatorios </w:t>
+      </w:r>
+      <w:commentRangeStart w:id="29"/>
+      <w:r>
+        <w:rPr>
+          <w:rFonts w:ascii="Arial" w:hAnsi="Arial" w:cs="Arial"/>
+          <w:b/>
+          <w:bCs/>
+          <w:sz w:val="24"/>
+          <w:szCs w:val="24"/>
+        </w:rPr>
+        <w:t>(MCAR</w:t>
+      </w:r>
+      <w:commentRangeEnd w:id="29"/>
+      <w:r>
+        <w:rPr>
+          <w:rStyle w:val="Refdecomentario"/>
+        </w:rPr>
+        <w:commentReference w:id="29"/>
+      </w:r>
+      <w:r>
+        <w:rPr>
+          <w:rFonts w:ascii="Arial" w:hAnsi="Arial" w:cs="Arial"/>
+          <w:b/>
+          <w:bCs/>
+          <w:sz w:val="24"/>
+          <w:szCs w:val="24"/>
+        </w:rPr>
+        <w:t>):</w:t>
       </w:r>
       <w:r>
         <w:rPr>
@@ -7575,7 +8262,6 @@
               <w:rPr>
                 <w:rFonts w:ascii="Arial" w:hAnsi="Arial" w:cs="Arial"/>
               </w:rPr>
-              <w:lastRenderedPageBreak/>
               <w:t>P06</w:t>
             </w:r>
           </w:p>
@@ -7737,6 +8423,7 @@
               <w:rPr>
                 <w:rFonts w:ascii="Arial" w:hAnsi="Arial" w:cs="Arial"/>
               </w:rPr>
+              <w:lastRenderedPageBreak/>
               <w:t>P02_SEXO, AREA</w:t>
             </w:r>
           </w:p>
@@ -8648,6 +9335,7 @@
           <w:szCs w:val="24"/>
         </w:rPr>
       </w:pPr>
+      <w:commentRangeStart w:id="30"/>
       <w:r>
         <w:rPr>
           <w:rFonts w:ascii="Arial" w:hAnsi="Arial" w:cs="Arial"/>
@@ -8684,6 +9372,13 @@
         </w:rPr>
         <w:t>), garantizando que no existen múltiples registros representativos para un mismo individuo.</w:t>
       </w:r>
+      <w:commentRangeEnd w:id="30"/>
+      <w:r>
+        <w:rPr>
+          <w:rStyle w:val="Refdecomentario"/>
+        </w:rPr>
+        <w:commentReference w:id="30"/>
+      </w:r>
     </w:p>
     <w:p>
       <w:pPr>
@@ -8716,6 +9411,7 @@
           <w:szCs w:val="24"/>
         </w:rPr>
       </w:pPr>
+      <w:commentRangeStart w:id="31"/>
       <w:r>
         <w:rPr>
           <w:rFonts w:ascii="Arial" w:hAnsi="Arial" w:cs="Arial"/>
@@ -8724,16 +9420,24 @@
           <w:sz w:val="24"/>
           <w:szCs w:val="24"/>
         </w:rPr>
+        <w:t>Inconsistencias edad vs. escolaridad:</w:t>
+      </w:r>
+      <w:r>
+        <w:rPr>
+          <w:rFonts w:ascii="Arial" w:hAnsi="Arial" w:cs="Arial"/>
+          <w:sz w:val="24"/>
+          <w:szCs w:val="24"/>
+        </w:rPr>
+        <w:t xml:space="preserve"> Se identificaron casos donde los años de estudio superaban la edad biológica teóricamente viable </w:t>
+      </w:r>
+      <w:r>
+        <w:rPr>
+          <w:rFonts w:ascii="Arial" w:hAnsi="Arial" w:cs="Arial"/>
+          <w:sz w:val="24"/>
+          <w:szCs w:val="24"/>
+        </w:rPr>
         <w:lastRenderedPageBreak/>
-        <w:t>Inconsistencias edad vs. escolaridad:</w:t>
-      </w:r>
-      <w:r>
-        <w:rPr>
-          <w:rFonts w:ascii="Arial" w:hAnsi="Arial" w:cs="Arial"/>
-          <w:sz w:val="24"/>
-          <w:szCs w:val="24"/>
-        </w:rPr>
-        <w:t xml:space="preserve"> Se identificaron casos donde los años de estudio superaban la edad biológica teóricamente viable (</w:t>
+        <w:t>(</w:t>
       </w:r>
       <m:oMath>
         <m:r>
@@ -8783,6 +9487,13 @@
         </w:rPr>
         <w:t>). Dichos registros (12 casos) fueron corregidos topeando la escolaridad máxima alcanzable para su edad.</w:t>
       </w:r>
+      <w:commentRangeEnd w:id="31"/>
+      <w:r>
+        <w:rPr>
+          <w:rStyle w:val="Refdecomentario"/>
+        </w:rPr>
+        <w:commentReference w:id="31"/>
+      </w:r>
     </w:p>
     <w:p>
       <w:pPr>
@@ -8845,6 +9556,7 @@
           <w:szCs w:val="24"/>
         </w:rPr>
       </w:pPr>
+      <w:commentRangeStart w:id="32"/>
       <w:r>
         <w:rPr>
           <w:rFonts w:ascii="Arial" w:hAnsi="Arial" w:cs="Arial"/>
@@ -8941,6 +9653,13 @@
         </w:rPr>
         <w:t>) al filtrar la submuestra ocupada remunerada.</w:t>
       </w:r>
+      <w:commentRangeEnd w:id="32"/>
+      <w:r>
+        <w:rPr>
+          <w:rStyle w:val="Refdecomentario"/>
+        </w:rPr>
+        <w:commentReference w:id="32"/>
+      </w:r>
     </w:p>
     <w:p>
       <w:pPr>
@@ -9177,6 +9896,8 @@
           <w:szCs w:val="24"/>
         </w:rPr>
       </w:pPr>
+      <w:commentRangeStart w:id="33"/>
+      <w:commentRangeStart w:id="34"/>
       <w:r>
         <w:rPr>
           <w:rFonts w:ascii="Arial" w:hAnsi="Arial" w:cs="Arial"/>
@@ -9338,7 +10059,6 @@
           <w:sz w:val="24"/>
           <w:szCs w:val="24"/>
         </w:rPr>
-        <w:lastRenderedPageBreak/>
         <w:t>Educación Básica (3 a 9 años de estudio)</w:t>
       </w:r>
     </w:p>
@@ -9381,6 +10101,7 @@
           <w:sz w:val="24"/>
           <w:szCs w:val="24"/>
         </w:rPr>
+        <w:lastRenderedPageBreak/>
         <w:t>Educación Superior / Universitaria (13+ años de estudio)</w:t>
       </w:r>
     </w:p>
@@ -9536,6 +10257,20 @@
         </w:rPr>
         <w:t xml:space="preserve"> Variable binaria que define informalidad (1 = Sin seguro IPS y sin RUC, 0 = Cuenta con IPS o RUC) aplicada a la PEA ocupada.</w:t>
       </w:r>
+      <w:commentRangeEnd w:id="33"/>
+      <w:r>
+        <w:rPr>
+          <w:rStyle w:val="Refdecomentario"/>
+        </w:rPr>
+        <w:commentReference w:id="33"/>
+      </w:r>
+      <w:commentRangeEnd w:id="34"/>
+      <w:r>
+        <w:rPr>
+          <w:rStyle w:val="Refdecomentario"/>
+        </w:rPr>
+        <w:commentReference w:id="34"/>
+      </w:r>
     </w:p>
     <w:p>
       <w:pPr>
@@ -9564,13 +10299,30 @@
           <w:szCs w:val="24"/>
         </w:rPr>
       </w:pPr>
-      <w:r>
-        <w:rPr>
-          <w:rFonts w:ascii="Arial" w:hAnsi="Arial" w:cs="Arial"/>
-          <w:sz w:val="24"/>
-          <w:szCs w:val="24"/>
-        </w:rPr>
-        <w:t>Se realizó el cruce relacional entre la tabla de microdatos REG02_EPHC_ANUAL_2025.csv y los metadatos de diccionario_EPHC_ANUAL_2025.xls.</w:t>
+      <w:commentRangeStart w:id="35"/>
+      <w:r>
+        <w:rPr>
+          <w:rFonts w:ascii="Arial" w:hAnsi="Arial" w:cs="Arial"/>
+          <w:sz w:val="24"/>
+          <w:szCs w:val="24"/>
+        </w:rPr>
+        <w:t>Se realizó el cruce relacional entre la tabla de microdatos</w:t>
+      </w:r>
+      <w:r>
+        <w:rPr>
+          <w:rFonts w:ascii="Arial" w:hAnsi="Arial" w:cs="Arial"/>
+          <w:sz w:val="24"/>
+          <w:szCs w:val="24"/>
+        </w:rPr>
+        <w:t xml:space="preserve"> </w:t>
+      </w:r>
+      <w:r>
+        <w:rPr>
+          <w:rFonts w:ascii="Arial" w:hAnsi="Arial" w:cs="Arial"/>
+          <w:sz w:val="24"/>
+          <w:szCs w:val="24"/>
+        </w:rPr>
+        <w:t>EG02_EPHC_ANUAL_2025.csv y los metadatos de diccionario_EPHC_ANUAL_2025.xls.</w:t>
       </w:r>
     </w:p>
     <w:p>
@@ -9761,15 +10513,23 @@
         </w:rPr>
         <w:t xml:space="preserve"> filas individuales.</w:t>
       </w:r>
-    </w:p>
-    <w:p>
-      <w:pPr>
-        <w:rPr>
-          <w:rFonts w:ascii="Arial" w:hAnsi="Arial" w:cs="Arial"/>
-          <w:sz w:val="24"/>
-          <w:szCs w:val="24"/>
-        </w:rPr>
-      </w:pPr>
+      <w:commentRangeEnd w:id="35"/>
+      <w:r>
+        <w:rPr>
+          <w:rStyle w:val="Refdecomentario"/>
+        </w:rPr>
+        <w:commentReference w:id="35"/>
+      </w:r>
+    </w:p>
+    <w:p>
+      <w:pPr>
+        <w:rPr>
+          <w:rFonts w:ascii="Arial" w:hAnsi="Arial" w:cs="Arial"/>
+          <w:sz w:val="24"/>
+          <w:szCs w:val="24"/>
+        </w:rPr>
+      </w:pPr>
+      <w:commentRangeStart w:id="36"/>
       <w:r>
         <w:rPr>
           <w:rFonts w:ascii="Arial" w:hAnsi="Arial" w:cs="Arial"/>
@@ -9783,7 +10543,7 @@
     </w:p>
     <w:tbl>
       <w:tblPr>
-        <w:tblW w:w="8642" w:type="dxa"/>
+        <w:tblW w:w="9493" w:type="dxa"/>
         <w:tblCellSpacing w:w="15" w:type="dxa"/>
         <w:tblBorders>
           <w:top w:val="single" w:sz="4" w:space="0" w:color="auto"/>
@@ -9806,7 +10566,7 @@
         <w:gridCol w:w="1597"/>
         <w:gridCol w:w="3023"/>
         <w:gridCol w:w="1438"/>
-        <w:gridCol w:w="2297"/>
+        <w:gridCol w:w="2484"/>
       </w:tblGrid>
       <w:tr>
         <w:trPr>
@@ -9931,7 +10691,7 @@
         </w:tc>
         <w:tc>
           <w:tcPr>
-            <w:tcW w:w="2190" w:type="dxa"/>
+            <w:tcW w:w="2439" w:type="dxa"/>
             <w:shd w:val="clear" w:color="auto" w:fill="D1F1DA"/>
             <w:tcMar>
               <w:top w:w="120" w:type="dxa"/>
@@ -10069,7 +10829,7 @@
         </w:tc>
         <w:tc>
           <w:tcPr>
-            <w:tcW w:w="2190" w:type="dxa"/>
+            <w:tcW w:w="2439" w:type="dxa"/>
             <w:tcMar>
               <w:top w:w="120" w:type="dxa"/>
               <w:left w:w="180" w:type="dxa"/>
@@ -10212,7 +10972,7 @@
         </w:tc>
         <w:tc>
           <w:tcPr>
-            <w:tcW w:w="2190" w:type="dxa"/>
+            <w:tcW w:w="2439" w:type="dxa"/>
             <w:tcMar>
               <w:top w:w="120" w:type="dxa"/>
               <w:left w:w="180" w:type="dxa"/>
@@ -10347,7 +11107,7 @@
         </w:tc>
         <w:tc>
           <w:tcPr>
-            <w:tcW w:w="2190" w:type="dxa"/>
+            <w:tcW w:w="2439" w:type="dxa"/>
             <w:tcMar>
               <w:top w:w="120" w:type="dxa"/>
               <w:left w:w="180" w:type="dxa"/>
@@ -10367,14 +11127,7 @@
               <w:rPr>
                 <w:rFonts w:ascii="Arial" w:hAnsi="Arial" w:cs="Arial"/>
               </w:rPr>
-              <w:t xml:space="preserve">Tratamiento de MCAR en </w:t>
-            </w:r>
-            <w:r>
-              <w:rPr>
-                <w:rFonts w:ascii="Arial" w:hAnsi="Arial" w:cs="Arial"/>
-              </w:rPr>
-              <w:lastRenderedPageBreak/>
-              <w:t>escolaridad acumulada</w:t>
+              <w:t>Tratamiento de MCAR en escolaridad acumulada</w:t>
             </w:r>
           </w:p>
         </w:tc>
@@ -10490,7 +11243,7 @@
         </w:tc>
         <w:tc>
           <w:tcPr>
-            <w:tcW w:w="2190" w:type="dxa"/>
+            <w:tcW w:w="2439" w:type="dxa"/>
             <w:tcMar>
               <w:top w:w="120" w:type="dxa"/>
               <w:left w:w="180" w:type="dxa"/>
@@ -10649,7 +11402,7 @@
         </w:tc>
         <w:tc>
           <w:tcPr>
-            <w:tcW w:w="2190" w:type="dxa"/>
+            <w:tcW w:w="2439" w:type="dxa"/>
             <w:tcMar>
               <w:top w:w="120" w:type="dxa"/>
               <w:left w:w="180" w:type="dxa"/>
@@ -10784,7 +11537,7 @@
         </w:tc>
         <w:tc>
           <w:tcPr>
-            <w:tcW w:w="2190" w:type="dxa"/>
+            <w:tcW w:w="2439" w:type="dxa"/>
             <w:tcMar>
               <w:top w:w="120" w:type="dxa"/>
               <w:left w:w="180" w:type="dxa"/>
@@ -10919,7 +11672,7 @@
         </w:tc>
         <w:tc>
           <w:tcPr>
-            <w:tcW w:w="2190" w:type="dxa"/>
+            <w:tcW w:w="2439" w:type="dxa"/>
             <w:tcMar>
               <w:top w:w="120" w:type="dxa"/>
               <w:left w:w="180" w:type="dxa"/>
@@ -11054,7 +11807,7 @@
         </w:tc>
         <w:tc>
           <w:tcPr>
-            <w:tcW w:w="2190" w:type="dxa"/>
+            <w:tcW w:w="2439" w:type="dxa"/>
             <w:tcMar>
               <w:top w:w="120" w:type="dxa"/>
               <w:left w:w="180" w:type="dxa"/>
@@ -11081,6 +11834,7 @@
       </w:tr>
       <w:tr>
         <w:trPr>
+          <w:trHeight w:val="1601"/>
           <w:tblCellSpacing w:w="15" w:type="dxa"/>
         </w:trPr>
         <w:tc>
@@ -11189,7 +11943,7 @@
         </w:tc>
         <w:tc>
           <w:tcPr>
-            <w:tcW w:w="2190" w:type="dxa"/>
+            <w:tcW w:w="2439" w:type="dxa"/>
             <w:tcMar>
               <w:top w:w="120" w:type="dxa"/>
               <w:left w:w="180" w:type="dxa"/>
@@ -11223,41 +11977,7 @@
         </w:tc>
       </w:tr>
     </w:tbl>
-    <w:p>
-      <w:pPr>
-        <w:rPr>
-          <w:rFonts w:ascii="Arial" w:hAnsi="Arial" w:cs="Arial"/>
-        </w:rPr>
-      </w:pPr>
-    </w:p>
-    <w:p>
-      <w:pPr>
-        <w:rPr>
-          <w:rFonts w:ascii="Arial" w:hAnsi="Arial" w:cs="Arial"/>
-        </w:rPr>
-      </w:pPr>
-    </w:p>
-    <w:p>
-      <w:pPr>
-        <w:rPr>
-          <w:rFonts w:ascii="Arial" w:hAnsi="Arial" w:cs="Arial"/>
-        </w:rPr>
-      </w:pPr>
-    </w:p>
-    <w:p>
-      <w:pPr>
-        <w:rPr>
-          <w:rFonts w:ascii="Arial" w:hAnsi="Arial" w:cs="Arial"/>
-        </w:rPr>
-      </w:pPr>
-    </w:p>
-    <w:p>
-      <w:pPr>
-        <w:rPr>
-          <w:rFonts w:ascii="Arial" w:hAnsi="Arial" w:cs="Arial"/>
-        </w:rPr>
-      </w:pPr>
-    </w:p>
+    <w:commentRangeEnd w:id="36"/>
     <w:p>
       <w:pPr>
         <w:rPr>
@@ -11270,15 +11990,21 @@
       </w:pPr>
       <w:r>
         <w:rPr>
+          <w:rStyle w:val="Refdecomentario"/>
+        </w:rPr>
+        <w:commentReference w:id="36"/>
+      </w:r>
+    </w:p>
+    <w:p>
+      <w:pPr>
+        <w:rPr>
           <w:rFonts w:ascii="Arial" w:hAnsi="Arial" w:cs="Arial"/>
           <w:b/>
           <w:bCs/>
           <w:sz w:val="28"/>
           <w:szCs w:val="28"/>
         </w:rPr>
-        <w:lastRenderedPageBreak/>
-        <w:t xml:space="preserve">Etapa </w:t>
-      </w:r>
+      </w:pPr>
       <w:r>
         <w:rPr>
           <w:rFonts w:ascii="Arial" w:hAnsi="Arial" w:cs="Arial"/>
@@ -11287,8 +12013,15 @@
           <w:sz w:val="28"/>
           <w:szCs w:val="28"/>
         </w:rPr>
-        <w:t>4</w:t>
-      </w:r>
+        <w:br w:type="page"/>
+      </w:r>
+    </w:p>
+    <w:p>
+      <w:pPr>
+        <w:rPr>
+          <w:rFonts w:ascii="Arial" w:hAnsi="Arial" w:cs="Arial"/>
+        </w:rPr>
+      </w:pPr>
       <w:r>
         <w:rPr>
           <w:rFonts w:ascii="Arial" w:hAnsi="Arial" w:cs="Arial"/>
@@ -11297,7 +12030,8 @@
           <w:sz w:val="28"/>
           <w:szCs w:val="28"/>
         </w:rPr>
-        <w:t xml:space="preserve"> — </w:t>
+        <w:lastRenderedPageBreak/>
+        <w:t xml:space="preserve">Etapa </w:t>
       </w:r>
       <w:r>
         <w:rPr>
@@ -11307,107 +12041,58 @@
           <w:sz w:val="28"/>
           <w:szCs w:val="28"/>
         </w:rPr>
-        <w:t>Análisis univariado y bivariado</w:t>
-      </w:r>
-    </w:p>
-    <w:p>
-      <w:pPr>
+        <w:t>4</w:t>
+      </w:r>
+      <w:r>
         <w:rPr>
           <w:rFonts w:ascii="Arial" w:hAnsi="Arial" w:cs="Arial"/>
           <w:b/>
           <w:bCs/>
-          <w:sz w:val="24"/>
-          <w:szCs w:val="24"/>
-        </w:rPr>
-      </w:pPr>
+          <w:sz w:val="28"/>
+          <w:szCs w:val="28"/>
+        </w:rPr>
+        <w:t xml:space="preserve"> — </w:t>
+      </w:r>
       <w:r>
         <w:rPr>
           <w:rFonts w:ascii="Arial" w:hAnsi="Arial" w:cs="Arial"/>
           <w:b/>
           <w:bCs/>
-          <w:sz w:val="24"/>
-          <w:szCs w:val="24"/>
-        </w:rPr>
-        <w:t>Distribución de Ingresos y Efecto de la Transformación</w:t>
-      </w:r>
-    </w:p>
-    <w:p>
-      <w:pPr>
-        <w:numPr>
-          <w:ilvl w:val="0"/>
-          <w:numId w:val="15"/>
-        </w:numPr>
-        <w:rPr>
-          <w:rFonts w:ascii="Arial" w:hAnsi="Arial" w:cs="Arial"/>
-          <w:sz w:val="24"/>
-          <w:szCs w:val="24"/>
-        </w:rPr>
-      </w:pPr>
-      <w:r>
+          <w:sz w:val="28"/>
+          <w:szCs w:val="28"/>
+        </w:rPr>
+        <w:t>Análisis univariado y bivariado</w:t>
+      </w:r>
+    </w:p>
+    <w:p>
+      <w:pPr>
         <w:rPr>
           <w:rFonts w:ascii="Arial" w:hAnsi="Arial" w:cs="Arial"/>
           <w:b/>
           <w:bCs/>
-          <w:sz w:val="24"/>
-          <w:szCs w:val="24"/>
-        </w:rPr>
-        <w:t>Asimetría severa:</w:t>
-      </w:r>
-      <w:r>
-        <w:rPr>
-          <w:rFonts w:ascii="Arial" w:hAnsi="Arial" w:cs="Arial"/>
-          <w:sz w:val="24"/>
-          <w:szCs w:val="24"/>
-        </w:rPr>
-        <w:t xml:space="preserve"> El ingreso principal (INGPRINC) presenta una asimetría extrema positiva de </w:t>
-      </w:r>
+          <w:sz w:val="28"/>
+          <w:szCs w:val="28"/>
+        </w:rPr>
+      </w:pPr>
       <w:r>
         <w:rPr>
           <w:rFonts w:ascii="Arial" w:hAnsi="Arial" w:cs="Arial"/>
           <w:b/>
           <w:bCs/>
-          <w:sz w:val="24"/>
-          <w:szCs w:val="24"/>
-        </w:rPr>
-        <w:t>40.17</w:t>
-      </w:r>
-      <w:r>
-        <w:rPr>
-          <w:rFonts w:ascii="Arial" w:hAnsi="Arial" w:cs="Arial"/>
-          <w:sz w:val="24"/>
-          <w:szCs w:val="24"/>
-        </w:rPr>
-        <w:t xml:space="preserve"> y una curtosis de </w:t>
-      </w:r>
-      <w:r>
+          <w:sz w:val="28"/>
+          <w:szCs w:val="28"/>
+        </w:rPr>
+        <w:t>Etapa 5 — Análisis descriptivo y exploratorio</w:t>
+      </w:r>
+    </w:p>
+    <w:p>
+      <w:pPr>
         <w:rPr>
           <w:rFonts w:ascii="Arial" w:hAnsi="Arial" w:cs="Arial"/>
           <w:b/>
           <w:bCs/>
-          <w:sz w:val="24"/>
-          <w:szCs w:val="24"/>
-        </w:rPr>
-        <w:t>2275.89</w:t>
-      </w:r>
-      <w:r>
-        <w:rPr>
-          <w:rFonts w:ascii="Arial" w:hAnsi="Arial" w:cs="Arial"/>
-          <w:sz w:val="24"/>
-          <w:szCs w:val="24"/>
-        </w:rPr>
-        <w:t>. Esto evidencia una larga cola hacia la derecha, impulsada por valores atípicos (con un máximo de más de 536 millones de guaraníes).</w:t>
-      </w:r>
-    </w:p>
-    <w:p>
-      <w:pPr>
-        <w:numPr>
-          <w:ilvl w:val="0"/>
-          <w:numId w:val="15"/>
-        </w:numPr>
-        <w:rPr>
-          <w:rFonts w:ascii="Arial" w:hAnsi="Arial" w:cs="Arial"/>
-          <w:sz w:val="24"/>
-          <w:szCs w:val="24"/>
+          <w:sz w:val="28"/>
+          <w:szCs w:val="28"/>
         </w:rPr>
       </w:pPr>
       <w:r>
@@ -11415,1425 +12100,10 @@
           <w:rFonts w:ascii="Arial" w:hAnsi="Arial" w:cs="Arial"/>
           <w:b/>
           <w:bCs/>
-          <w:sz w:val="24"/>
-          <w:szCs w:val="24"/>
-        </w:rPr>
-        <w:t>Tendencia central:</w:t>
-      </w:r>
-      <w:r>
-        <w:rPr>
-          <w:rFonts w:ascii="Arial" w:hAnsi="Arial" w:cs="Arial"/>
-          <w:sz w:val="24"/>
-          <w:szCs w:val="24"/>
-        </w:rPr>
-        <w:t xml:space="preserve"> Debido a la dispersión, la mediana de </w:t>
-      </w:r>
-      <w:r>
-        <w:rPr>
-          <w:rFonts w:ascii="Arial" w:hAnsi="Arial" w:cs="Arial"/>
-          <w:b/>
-          <w:bCs/>
-          <w:sz w:val="24"/>
-          <w:szCs w:val="24"/>
-        </w:rPr>
-        <w:t>2.500.000 guaraníes</w:t>
-      </w:r>
-      <w:r>
-        <w:rPr>
-          <w:rFonts w:ascii="Arial" w:hAnsi="Arial" w:cs="Arial"/>
-          <w:sz w:val="24"/>
-          <w:szCs w:val="24"/>
-        </w:rPr>
-        <w:t xml:space="preserve"> resulta ser un estimador mucho más robusto y representativo que la media (3.112.449 guaraníes).</w:t>
-      </w:r>
-    </w:p>
-    <w:p>
-      <w:pPr>
-        <w:numPr>
-          <w:ilvl w:val="0"/>
-          <w:numId w:val="15"/>
-        </w:numPr>
-        <w:rPr>
-          <w:rFonts w:ascii="Arial" w:hAnsi="Arial" w:cs="Arial"/>
-          <w:sz w:val="24"/>
-          <w:szCs w:val="24"/>
-        </w:rPr>
-      </w:pPr>
-      <w:r>
-        <w:rPr>
-          <w:rFonts w:ascii="Arial" w:hAnsi="Arial" w:cs="Arial"/>
-          <w:b/>
-          <w:bCs/>
-          <w:sz w:val="24"/>
-          <w:szCs w:val="24"/>
-        </w:rPr>
-        <w:t>Corrección logarítmica:</w:t>
-      </w:r>
-      <w:r>
-        <w:rPr>
-          <w:rFonts w:ascii="Arial" w:hAnsi="Arial" w:cs="Arial"/>
-          <w:sz w:val="24"/>
-          <w:szCs w:val="24"/>
-        </w:rPr>
-        <w:t xml:space="preserve"> La transformación (LN_INGPRINC) cumplió su objetivo analítico. Redujo drásticamente la asimetría a </w:t>
-      </w:r>
-      <w:r>
-        <w:rPr>
-          <w:rFonts w:ascii="Arial" w:hAnsi="Arial" w:cs="Arial"/>
-          <w:b/>
-          <w:bCs/>
-          <w:sz w:val="24"/>
-          <w:szCs w:val="24"/>
-        </w:rPr>
-        <w:t>-1.08</w:t>
-      </w:r>
-      <w:r>
-        <w:rPr>
-          <w:rFonts w:ascii="Arial" w:hAnsi="Arial" w:cs="Arial"/>
-          <w:sz w:val="24"/>
-          <w:szCs w:val="24"/>
-        </w:rPr>
-        <w:t xml:space="preserve"> y la curtosis a </w:t>
-      </w:r>
-      <w:r>
-        <w:rPr>
-          <w:rFonts w:ascii="Arial" w:hAnsi="Arial" w:cs="Arial"/>
-          <w:b/>
-          <w:bCs/>
-          <w:sz w:val="24"/>
-          <w:szCs w:val="24"/>
-        </w:rPr>
-        <w:t>3.84</w:t>
-      </w:r>
-      <w:r>
-        <w:rPr>
-          <w:rFonts w:ascii="Arial" w:hAnsi="Arial" w:cs="Arial"/>
-          <w:sz w:val="24"/>
-          <w:szCs w:val="24"/>
-        </w:rPr>
-        <w:t>, estabilizando la varianza y logrando una distribución mucho más cercana a la normal, lo cual es ideal para futuros modelos paramétricos.</w:t>
-      </w:r>
-    </w:p>
-    <w:p>
-      <w:pPr>
-        <w:rPr>
-          <w:rFonts w:ascii="Arial" w:hAnsi="Arial" w:cs="Arial"/>
-          <w:b/>
-          <w:bCs/>
-          <w:sz w:val="24"/>
-          <w:szCs w:val="24"/>
-        </w:rPr>
-      </w:pPr>
-      <w:r>
-        <w:rPr>
-          <w:rFonts w:ascii="Arial" w:hAnsi="Arial" w:cs="Arial"/>
-          <w:b/>
-          <w:bCs/>
-          <w:sz w:val="24"/>
-          <w:szCs w:val="24"/>
-        </w:rPr>
-        <w:t>Composición Educativa e Impacto Salarial</w:t>
-      </w:r>
-    </w:p>
-    <w:p>
-      <w:pPr>
-        <w:numPr>
-          <w:ilvl w:val="0"/>
-          <w:numId w:val="16"/>
-        </w:numPr>
-        <w:rPr>
-          <w:rFonts w:ascii="Arial" w:hAnsi="Arial" w:cs="Arial"/>
-          <w:sz w:val="24"/>
-          <w:szCs w:val="24"/>
-        </w:rPr>
-      </w:pPr>
-      <w:r>
-        <w:rPr>
-          <w:rFonts w:ascii="Arial" w:hAnsi="Arial" w:cs="Arial"/>
-          <w:b/>
-          <w:bCs/>
-          <w:sz w:val="24"/>
-          <w:szCs w:val="24"/>
-        </w:rPr>
-        <w:t>Concentración de la PEA:</w:t>
-      </w:r>
-      <w:r>
-        <w:rPr>
-          <w:rFonts w:ascii="Arial" w:hAnsi="Arial" w:cs="Arial"/>
-          <w:sz w:val="24"/>
-          <w:szCs w:val="24"/>
-        </w:rPr>
-        <w:t xml:space="preserve"> La población ocupada de la muestra se concentra mayoritariamente en la </w:t>
-      </w:r>
-      <w:r>
-        <w:rPr>
-          <w:rFonts w:ascii="Arial" w:hAnsi="Arial" w:cs="Arial"/>
-          <w:b/>
-          <w:bCs/>
-          <w:sz w:val="24"/>
-          <w:szCs w:val="24"/>
-        </w:rPr>
-        <w:t>Educación Básica (38.58%)</w:t>
-      </w:r>
-      <w:r>
-        <w:rPr>
-          <w:rFonts w:ascii="Arial" w:hAnsi="Arial" w:cs="Arial"/>
-          <w:sz w:val="24"/>
-          <w:szCs w:val="24"/>
-        </w:rPr>
-        <w:t xml:space="preserve">, seguida por un bloque importante con </w:t>
-      </w:r>
-      <w:r>
-        <w:rPr>
-          <w:rFonts w:ascii="Arial" w:hAnsi="Arial" w:cs="Arial"/>
-          <w:b/>
-          <w:bCs/>
-          <w:sz w:val="24"/>
-          <w:szCs w:val="24"/>
-        </w:rPr>
-        <w:t>Educación Superior (29.93%)</w:t>
-      </w:r>
-      <w:r>
-        <w:rPr>
-          <w:rFonts w:ascii="Arial" w:hAnsi="Arial" w:cs="Arial"/>
-          <w:sz w:val="24"/>
-          <w:szCs w:val="24"/>
-        </w:rPr>
-        <w:t>.</w:t>
-      </w:r>
-    </w:p>
-    <w:p>
-      <w:pPr>
-        <w:numPr>
-          <w:ilvl w:val="0"/>
-          <w:numId w:val="16"/>
-        </w:numPr>
-        <w:rPr>
-          <w:rFonts w:ascii="Arial" w:hAnsi="Arial" w:cs="Arial"/>
-          <w:sz w:val="24"/>
-          <w:szCs w:val="24"/>
-        </w:rPr>
-      </w:pPr>
-      <w:r>
-        <w:rPr>
-          <w:rFonts w:ascii="Arial" w:hAnsi="Arial" w:cs="Arial"/>
-          <w:b/>
-          <w:bCs/>
-          <w:sz w:val="24"/>
-          <w:szCs w:val="24"/>
-        </w:rPr>
-        <w:t>Retorno de la educación:</w:t>
-      </w:r>
-      <w:r>
-        <w:rPr>
-          <w:rFonts w:ascii="Arial" w:hAnsi="Arial" w:cs="Arial"/>
-          <w:sz w:val="24"/>
-          <w:szCs w:val="24"/>
-        </w:rPr>
-        <w:t xml:space="preserve"> El análisis bivariado confirma una relación escalonada entre el grado académico y la remuneración. La mediana de ingresos sube progresivamente: pasa de aproximadamente 1.8 millones en Educación Básica a </w:t>
-      </w:r>
-      <w:r>
-        <w:rPr>
-          <w:rFonts w:ascii="Arial" w:hAnsi="Arial" w:cs="Arial"/>
-          <w:b/>
-          <w:bCs/>
-          <w:sz w:val="24"/>
-          <w:szCs w:val="24"/>
-        </w:rPr>
-        <w:t>3.3 millones de guaraníes en la Educación Superior</w:t>
-      </w:r>
-      <w:r>
-        <w:rPr>
-          <w:rFonts w:ascii="Arial" w:hAnsi="Arial" w:cs="Arial"/>
-          <w:sz w:val="24"/>
-          <w:szCs w:val="24"/>
-        </w:rPr>
-        <w:t>.</w:t>
-      </w:r>
-    </w:p>
-    <w:p>
-      <w:pPr>
-        <w:rPr>
-          <w:rFonts w:ascii="Arial" w:hAnsi="Arial" w:cs="Arial"/>
-          <w:b/>
-          <w:bCs/>
-          <w:sz w:val="24"/>
-          <w:szCs w:val="24"/>
-        </w:rPr>
-      </w:pPr>
-      <w:r>
-        <w:rPr>
-          <w:rFonts w:ascii="Arial" w:hAnsi="Arial" w:cs="Arial"/>
-          <w:b/>
-          <w:bCs/>
-          <w:sz w:val="24"/>
-          <w:szCs w:val="24"/>
-        </w:rPr>
-        <w:t>Hallazgos Críticos y Anomalías de la Muestra</w:t>
-      </w:r>
-    </w:p>
-    <w:p>
-      <w:pPr>
-        <w:rPr>
-          <w:rFonts w:ascii="Arial" w:hAnsi="Arial" w:cs="Arial"/>
-          <w:sz w:val="24"/>
-          <w:szCs w:val="24"/>
-        </w:rPr>
-      </w:pPr>
-      <w:r>
-        <w:rPr>
-          <w:rFonts w:ascii="Arial" w:hAnsi="Arial" w:cs="Arial"/>
-          <w:sz w:val="24"/>
-          <w:szCs w:val="24"/>
-        </w:rPr>
-        <w:t>Al revisar la salida estadística, he identificado dos comportamientos inusuales que es imperativo documentar en tu análisis, ya que probablemente provienen de los filtros aplicados en la Etapa 3:</w:t>
-      </w:r>
-    </w:p>
-    <w:tbl>
-      <w:tblPr>
-        <w:tblStyle w:val="Tablanormal2"/>
-        <w:tblW w:w="9085" w:type="dxa"/>
-        <w:tblLook w:val="04A0" w:firstRow="1" w:lastRow="0" w:firstColumn="1" w:lastColumn="0" w:noHBand="0" w:noVBand="1"/>
-      </w:tblPr>
-      <w:tblGrid>
-        <w:gridCol w:w="2807"/>
-        <w:gridCol w:w="2151"/>
-        <w:gridCol w:w="4127"/>
-      </w:tblGrid>
-      <w:tr>
-        <w:trPr>
-          <w:cnfStyle w:val="100000000000" w:firstRow="1" w:lastRow="0" w:firstColumn="0" w:lastColumn="0" w:oddVBand="0" w:evenVBand="0" w:oddHBand="0" w:evenHBand="0" w:firstRowFirstColumn="0" w:firstRowLastColumn="0" w:lastRowFirstColumn="0" w:lastRowLastColumn="0"/>
-          <w:trHeight w:val="946"/>
-        </w:trPr>
-        <w:tc>
-          <w:tcPr>
-            <w:cnfStyle w:val="001000000000" w:firstRow="0" w:lastRow="0" w:firstColumn="1" w:lastColumn="0" w:oddVBand="0" w:evenVBand="0" w:oddHBand="0" w:evenHBand="0" w:firstRowFirstColumn="0" w:firstRowLastColumn="0" w:lastRowFirstColumn="0" w:lastRowLastColumn="0"/>
-            <w:tcW w:w="0" w:type="auto"/>
-            <w:hideMark/>
-          </w:tcPr>
-          <w:p>
-            <w:pPr>
-              <w:spacing w:after="160" w:line="259" w:lineRule="auto"/>
-              <w:rPr>
-                <w:rFonts w:ascii="Arial" w:hAnsi="Arial" w:cs="Arial"/>
-                <w:sz w:val="24"/>
-                <w:szCs w:val="24"/>
-              </w:rPr>
-            </w:pPr>
-            <w:r>
-              <w:rPr>
-                <w:rFonts w:ascii="Arial" w:hAnsi="Arial" w:cs="Arial"/>
-                <w:sz w:val="24"/>
-                <w:szCs w:val="24"/>
-              </w:rPr>
-              <w:t>Variable</w:t>
-            </w:r>
-          </w:p>
-        </w:tc>
-        <w:tc>
-          <w:tcPr>
-            <w:tcW w:w="0" w:type="auto"/>
-            <w:hideMark/>
-          </w:tcPr>
-          <w:p>
-            <w:pPr>
-              <w:spacing w:after="160" w:line="259" w:lineRule="auto"/>
-              <w:cnfStyle w:val="100000000000" w:firstRow="1" w:lastRow="0" w:firstColumn="0" w:lastColumn="0" w:oddVBand="0" w:evenVBand="0" w:oddHBand="0" w:evenHBand="0" w:firstRowFirstColumn="0" w:firstRowLastColumn="0" w:lastRowFirstColumn="0" w:lastRowLastColumn="0"/>
-              <w:rPr>
-                <w:rFonts w:ascii="Arial" w:hAnsi="Arial" w:cs="Arial"/>
-                <w:sz w:val="24"/>
-                <w:szCs w:val="24"/>
-              </w:rPr>
-            </w:pPr>
-            <w:r>
-              <w:rPr>
-                <w:rFonts w:ascii="Arial" w:hAnsi="Arial" w:cs="Arial"/>
-                <w:sz w:val="24"/>
-                <w:szCs w:val="24"/>
-              </w:rPr>
-              <w:t>Observación Empírica</w:t>
-            </w:r>
-          </w:p>
-        </w:tc>
-        <w:tc>
-          <w:tcPr>
-            <w:tcW w:w="0" w:type="auto"/>
-            <w:hideMark/>
-          </w:tcPr>
-          <w:p>
-            <w:pPr>
-              <w:spacing w:after="160" w:line="259" w:lineRule="auto"/>
-              <w:cnfStyle w:val="100000000000" w:firstRow="1" w:lastRow="0" w:firstColumn="0" w:lastColumn="0" w:oddVBand="0" w:evenVBand="0" w:oddHBand="0" w:evenHBand="0" w:firstRowFirstColumn="0" w:firstRowLastColumn="0" w:lastRowFirstColumn="0" w:lastRowLastColumn="0"/>
-              <w:rPr>
-                <w:rFonts w:ascii="Arial" w:hAnsi="Arial" w:cs="Arial"/>
-                <w:sz w:val="24"/>
-                <w:szCs w:val="24"/>
-              </w:rPr>
-            </w:pPr>
-            <w:r>
-              <w:rPr>
-                <w:rFonts w:ascii="Arial" w:hAnsi="Arial" w:cs="Arial"/>
-                <w:sz w:val="24"/>
-                <w:szCs w:val="24"/>
-              </w:rPr>
-              <w:t>Impacto en el Proyecto</w:t>
-            </w:r>
-          </w:p>
-        </w:tc>
-      </w:tr>
-      <w:tr>
-        <w:trPr>
-          <w:cnfStyle w:val="000000100000" w:firstRow="0" w:lastRow="0" w:firstColumn="0" w:lastColumn="0" w:oddVBand="0" w:evenVBand="0" w:oddHBand="1" w:evenHBand="0" w:firstRowFirstColumn="0" w:firstRowLastColumn="0" w:lastRowFirstColumn="0" w:lastRowLastColumn="0"/>
-          <w:trHeight w:val="1684"/>
-        </w:trPr>
-        <w:tc>
-          <w:tcPr>
-            <w:cnfStyle w:val="001000000000" w:firstRow="0" w:lastRow="0" w:firstColumn="1" w:lastColumn="0" w:oddVBand="0" w:evenVBand="0" w:oddHBand="0" w:evenHBand="0" w:firstRowFirstColumn="0" w:firstRowLastColumn="0" w:lastRowFirstColumn="0" w:lastRowLastColumn="0"/>
-            <w:tcW w:w="0" w:type="auto"/>
-            <w:hideMark/>
-          </w:tcPr>
-          <w:p>
-            <w:pPr>
-              <w:spacing w:after="160" w:line="259" w:lineRule="auto"/>
-              <w:rPr>
-                <w:rFonts w:ascii="Arial" w:hAnsi="Arial" w:cs="Arial"/>
-                <w:sz w:val="24"/>
-                <w:szCs w:val="24"/>
-              </w:rPr>
-            </w:pPr>
-            <w:r>
-              <w:rPr>
-                <w:rFonts w:ascii="Arial" w:hAnsi="Arial" w:cs="Arial"/>
-                <w:sz w:val="24"/>
-                <w:szCs w:val="24"/>
-              </w:rPr>
-              <w:t>INFORMAL_LABORAL</w:t>
-            </w:r>
-          </w:p>
-        </w:tc>
-        <w:tc>
-          <w:tcPr>
-            <w:tcW w:w="0" w:type="auto"/>
-            <w:hideMark/>
-          </w:tcPr>
-          <w:p>
-            <w:pPr>
-              <w:spacing w:after="160" w:line="259" w:lineRule="auto"/>
-              <w:cnfStyle w:val="000000100000" w:firstRow="0" w:lastRow="0" w:firstColumn="0" w:lastColumn="0" w:oddVBand="0" w:evenVBand="0" w:oddHBand="1" w:evenHBand="0" w:firstRowFirstColumn="0" w:firstRowLastColumn="0" w:lastRowFirstColumn="0" w:lastRowLastColumn="0"/>
-              <w:rPr>
-                <w:rFonts w:ascii="Arial" w:hAnsi="Arial" w:cs="Arial"/>
-                <w:sz w:val="24"/>
-                <w:szCs w:val="24"/>
-              </w:rPr>
-            </w:pPr>
-            <w:r>
-              <w:rPr>
-                <w:rFonts w:ascii="Arial" w:hAnsi="Arial" w:cs="Arial"/>
-                <w:sz w:val="24"/>
-                <w:szCs w:val="24"/>
-              </w:rPr>
-              <w:t xml:space="preserve">El </w:t>
-            </w:r>
-            <w:r>
-              <w:rPr>
-                <w:rFonts w:ascii="Arial" w:hAnsi="Arial" w:cs="Arial"/>
-                <w:b/>
-                <w:bCs/>
-                <w:sz w:val="24"/>
-                <w:szCs w:val="24"/>
-              </w:rPr>
-              <w:t>100%</w:t>
-            </w:r>
-            <w:r>
-              <w:rPr>
-                <w:rFonts w:ascii="Arial" w:hAnsi="Arial" w:cs="Arial"/>
-                <w:sz w:val="24"/>
-                <w:szCs w:val="24"/>
-              </w:rPr>
-              <w:t xml:space="preserve"> de los 26,459 registros tiene valor </w:t>
-            </w:r>
-            <w:r>
-              <w:rPr>
-                <w:rFonts w:ascii="Arial" w:hAnsi="Arial" w:cs="Arial"/>
-                <w:b/>
-                <w:bCs/>
-                <w:sz w:val="24"/>
-                <w:szCs w:val="24"/>
-              </w:rPr>
-              <w:t>0</w:t>
-            </w:r>
-            <w:r>
-              <w:rPr>
-                <w:rFonts w:ascii="Arial" w:hAnsi="Arial" w:cs="Arial"/>
-                <w:sz w:val="24"/>
-                <w:szCs w:val="24"/>
-              </w:rPr>
-              <w:t>.</w:t>
-            </w:r>
-          </w:p>
-        </w:tc>
-        <w:tc>
-          <w:tcPr>
-            <w:tcW w:w="0" w:type="auto"/>
-            <w:hideMark/>
-          </w:tcPr>
-          <w:p>
-            <w:pPr>
-              <w:spacing w:after="160" w:line="259" w:lineRule="auto"/>
-              <w:cnfStyle w:val="000000100000" w:firstRow="0" w:lastRow="0" w:firstColumn="0" w:lastColumn="0" w:oddVBand="0" w:evenVBand="0" w:oddHBand="1" w:evenHBand="0" w:firstRowFirstColumn="0" w:firstRowLastColumn="0" w:lastRowFirstColumn="0" w:lastRowLastColumn="0"/>
-              <w:rPr>
-                <w:rFonts w:ascii="Arial" w:hAnsi="Arial" w:cs="Arial"/>
-                <w:sz w:val="24"/>
-                <w:szCs w:val="24"/>
-              </w:rPr>
-            </w:pPr>
-            <w:r>
-              <w:rPr>
-                <w:rFonts w:ascii="Arial" w:hAnsi="Arial" w:cs="Arial"/>
-                <w:sz w:val="24"/>
-                <w:szCs w:val="24"/>
-              </w:rPr>
-              <w:t>No existe varianza. Es imposible hacer cruces bivariados o evaluar la informalidad con este dataset.</w:t>
-            </w:r>
-          </w:p>
-        </w:tc>
-      </w:tr>
-      <w:tr>
-        <w:trPr>
-          <w:trHeight w:val="2814"/>
-        </w:trPr>
-        <w:tc>
-          <w:tcPr>
-            <w:cnfStyle w:val="001000000000" w:firstRow="0" w:lastRow="0" w:firstColumn="1" w:lastColumn="0" w:oddVBand="0" w:evenVBand="0" w:oddHBand="0" w:evenHBand="0" w:firstRowFirstColumn="0" w:firstRowLastColumn="0" w:lastRowFirstColumn="0" w:lastRowLastColumn="0"/>
-            <w:tcW w:w="0" w:type="auto"/>
-            <w:hideMark/>
-          </w:tcPr>
-          <w:p>
-            <w:pPr>
-              <w:spacing w:after="160" w:line="259" w:lineRule="auto"/>
-              <w:rPr>
-                <w:rFonts w:ascii="Arial" w:hAnsi="Arial" w:cs="Arial"/>
-                <w:sz w:val="24"/>
-                <w:szCs w:val="24"/>
-              </w:rPr>
-            </w:pPr>
-            <w:r>
-              <w:rPr>
-                <w:rFonts w:ascii="Arial" w:hAnsi="Arial" w:cs="Arial"/>
-                <w:sz w:val="24"/>
-                <w:szCs w:val="24"/>
-              </w:rPr>
-              <w:lastRenderedPageBreak/>
-              <w:t>ED01 (Años de estudio)</w:t>
-            </w:r>
-          </w:p>
-        </w:tc>
-        <w:tc>
-          <w:tcPr>
-            <w:tcW w:w="0" w:type="auto"/>
-            <w:hideMark/>
-          </w:tcPr>
-          <w:p>
-            <w:pPr>
-              <w:spacing w:after="160" w:line="259" w:lineRule="auto"/>
-              <w:cnfStyle w:val="000000000000" w:firstRow="0" w:lastRow="0" w:firstColumn="0" w:lastColumn="0" w:oddVBand="0" w:evenVBand="0" w:oddHBand="0" w:evenHBand="0" w:firstRowFirstColumn="0" w:firstRowLastColumn="0" w:lastRowFirstColumn="0" w:lastRowLastColumn="0"/>
-              <w:rPr>
-                <w:rFonts w:ascii="Arial" w:hAnsi="Arial" w:cs="Arial"/>
-                <w:sz w:val="24"/>
-                <w:szCs w:val="24"/>
-              </w:rPr>
-            </w:pPr>
-            <w:r>
-              <w:rPr>
-                <w:rFonts w:ascii="Arial" w:hAnsi="Arial" w:cs="Arial"/>
-                <w:sz w:val="24"/>
-                <w:szCs w:val="24"/>
-              </w:rPr>
-              <w:t xml:space="preserve">Mínimo </w:t>
-            </w:r>
-            <w:r>
-              <w:rPr>
-                <w:rFonts w:ascii="Arial" w:hAnsi="Arial" w:cs="Arial"/>
-                <w:b/>
-                <w:bCs/>
-                <w:sz w:val="24"/>
-                <w:szCs w:val="24"/>
-              </w:rPr>
-              <w:t>0</w:t>
-            </w:r>
-            <w:r>
-              <w:rPr>
-                <w:rFonts w:ascii="Arial" w:hAnsi="Arial" w:cs="Arial"/>
-                <w:sz w:val="24"/>
-                <w:szCs w:val="24"/>
-              </w:rPr>
-              <w:t xml:space="preserve">, Máximo </w:t>
-            </w:r>
-            <w:r>
-              <w:rPr>
-                <w:rFonts w:ascii="Arial" w:hAnsi="Arial" w:cs="Arial"/>
-                <w:b/>
-                <w:bCs/>
-                <w:sz w:val="24"/>
-                <w:szCs w:val="24"/>
-              </w:rPr>
-              <w:t>1</w:t>
-            </w:r>
-            <w:r>
-              <w:rPr>
-                <w:rFonts w:ascii="Arial" w:hAnsi="Arial" w:cs="Arial"/>
-                <w:sz w:val="24"/>
-                <w:szCs w:val="24"/>
-              </w:rPr>
-              <w:t xml:space="preserve">, Media </w:t>
-            </w:r>
-            <w:r>
-              <w:rPr>
-                <w:rFonts w:ascii="Arial" w:hAnsi="Arial" w:cs="Arial"/>
-                <w:b/>
-                <w:bCs/>
-                <w:sz w:val="24"/>
-                <w:szCs w:val="24"/>
-              </w:rPr>
-              <w:t>0.11</w:t>
-            </w:r>
-            <w:r>
-              <w:rPr>
-                <w:rFonts w:ascii="Arial" w:hAnsi="Arial" w:cs="Arial"/>
-                <w:sz w:val="24"/>
-                <w:szCs w:val="24"/>
-              </w:rPr>
-              <w:t>.</w:t>
-            </w:r>
-          </w:p>
-        </w:tc>
-        <w:tc>
-          <w:tcPr>
-            <w:tcW w:w="0" w:type="auto"/>
-            <w:hideMark/>
-          </w:tcPr>
-          <w:p>
-            <w:pPr>
-              <w:spacing w:after="160" w:line="259" w:lineRule="auto"/>
-              <w:cnfStyle w:val="000000000000" w:firstRow="0" w:lastRow="0" w:firstColumn="0" w:lastColumn="0" w:oddVBand="0" w:evenVBand="0" w:oddHBand="0" w:evenHBand="0" w:firstRowFirstColumn="0" w:firstRowLastColumn="0" w:lastRowFirstColumn="0" w:lastRowLastColumn="0"/>
-              <w:rPr>
-                <w:rFonts w:ascii="Arial" w:hAnsi="Arial" w:cs="Arial"/>
-                <w:sz w:val="24"/>
-                <w:szCs w:val="24"/>
-              </w:rPr>
-            </w:pPr>
-            <w:r>
-              <w:rPr>
-                <w:rFonts w:ascii="Arial" w:hAnsi="Arial" w:cs="Arial"/>
-                <w:sz w:val="24"/>
-                <w:szCs w:val="24"/>
-              </w:rPr>
-              <w:t xml:space="preserve">La variable está </w:t>
-            </w:r>
-            <w:proofErr w:type="spellStart"/>
-            <w:r>
-              <w:rPr>
-                <w:rFonts w:ascii="Arial" w:hAnsi="Arial" w:cs="Arial"/>
-                <w:sz w:val="24"/>
-                <w:szCs w:val="24"/>
-              </w:rPr>
-              <w:t>binarizada</w:t>
-            </w:r>
-            <w:proofErr w:type="spellEnd"/>
-            <w:r>
-              <w:rPr>
-                <w:rFonts w:ascii="Arial" w:hAnsi="Arial" w:cs="Arial"/>
-                <w:sz w:val="24"/>
-                <w:szCs w:val="24"/>
-              </w:rPr>
-              <w:t xml:space="preserve"> o truncada, no representa una escala continua de "años". La correlación de </w:t>
-            </w:r>
-            <w:r>
-              <w:rPr>
-                <w:rFonts w:ascii="Arial" w:hAnsi="Arial" w:cs="Arial"/>
-                <w:b/>
-                <w:bCs/>
-                <w:sz w:val="24"/>
-                <w:szCs w:val="24"/>
-              </w:rPr>
-              <w:t>-0.25</w:t>
-            </w:r>
-            <w:r>
-              <w:rPr>
-                <w:rFonts w:ascii="Arial" w:hAnsi="Arial" w:cs="Arial"/>
-                <w:sz w:val="24"/>
-                <w:szCs w:val="24"/>
-              </w:rPr>
-              <w:t xml:space="preserve"> con los ingresos carece de interpretación lógica bajo este formato.</w:t>
-            </w:r>
-          </w:p>
-        </w:tc>
-      </w:tr>
-    </w:tbl>
-    <w:p>
-      <w:pPr>
-        <w:rPr>
-          <w:rFonts w:ascii="Arial" w:hAnsi="Arial" w:cs="Arial"/>
-          <w:sz w:val="24"/>
-          <w:szCs w:val="24"/>
-        </w:rPr>
-      </w:pPr>
-    </w:p>
-    <w:p>
-      <w:pPr>
-        <w:rPr>
-          <w:rFonts w:ascii="Arial" w:hAnsi="Arial" w:cs="Arial"/>
-          <w:b/>
-          <w:bCs/>
-          <w:sz w:val="24"/>
-          <w:szCs w:val="24"/>
-        </w:rPr>
-      </w:pPr>
-      <w:r>
-        <w:rPr>
-          <w:rFonts w:ascii="Arial" w:hAnsi="Arial" w:cs="Arial"/>
-          <w:b/>
-          <w:bCs/>
-          <w:sz w:val="24"/>
-          <w:szCs w:val="24"/>
-        </w:rPr>
-        <w:t>Etapa 5 — Análisis descriptivo y exploratorio</w:t>
-      </w:r>
-    </w:p>
-    <w:p>
-      <w:pPr>
-        <w:rPr>
-          <w:rFonts w:ascii="Arial" w:hAnsi="Arial" w:cs="Arial"/>
-          <w:b/>
-          <w:bCs/>
-          <w:sz w:val="24"/>
-          <w:szCs w:val="24"/>
-        </w:rPr>
-      </w:pPr>
-      <w:r>
-        <w:rPr>
-          <w:rFonts w:ascii="Arial" w:hAnsi="Arial" w:cs="Arial"/>
-          <w:b/>
-          <w:bCs/>
-          <w:sz w:val="24"/>
-          <w:szCs w:val="24"/>
-        </w:rPr>
-        <w:t>5.1. Introducción y Caracterización General del Fenómeno</w:t>
-      </w:r>
-    </w:p>
-    <w:p>
-      <w:pPr>
-        <w:rPr>
-          <w:rFonts w:ascii="Arial" w:hAnsi="Arial" w:cs="Arial"/>
-          <w:sz w:val="24"/>
-          <w:szCs w:val="24"/>
-        </w:rPr>
-      </w:pPr>
-      <w:r>
-        <w:rPr>
-          <w:rFonts w:ascii="Arial" w:hAnsi="Arial" w:cs="Arial"/>
-          <w:sz w:val="24"/>
-          <w:szCs w:val="24"/>
-        </w:rPr>
-        <w:t>La presente etapa consolida la caracterización integrada de la Población Económicamente Activa (PEA) Ocupada a partir de los datos depurados de la Encuesta Permanente de Hogares Continua (EPHC) 2025. El análisis trasciende la mera enumeración de estadísticos descriptivos, estructurando una narrativa articulada sobre el comportamiento de los ingresos laborales, la estructura educativa y las disparidades socioeconómicas que configuran el mercado de trabajo paraguayo.</w:t>
-      </w:r>
-    </w:p>
-    <w:p>
-      <w:pPr>
-        <w:rPr>
-          <w:rFonts w:ascii="Arial" w:hAnsi="Arial" w:cs="Arial"/>
-          <w:b/>
-          <w:bCs/>
-          <w:sz w:val="24"/>
-          <w:szCs w:val="24"/>
-        </w:rPr>
-      </w:pPr>
-      <w:r>
-        <w:rPr>
-          <w:rFonts w:ascii="Arial" w:hAnsi="Arial" w:cs="Arial"/>
-          <w:b/>
-          <w:bCs/>
-          <w:sz w:val="24"/>
-          <w:szCs w:val="24"/>
-        </w:rPr>
-        <w:t>5.2. Hallazgos Empíricos y Patrones Estructurales</w:t>
-      </w:r>
-    </w:p>
-    <w:p>
-      <w:pPr>
-        <w:rPr>
-          <w:rFonts w:ascii="Arial" w:hAnsi="Arial" w:cs="Arial"/>
-          <w:sz w:val="24"/>
-          <w:szCs w:val="24"/>
-        </w:rPr>
-      </w:pPr>
-      <w:r>
-        <w:rPr>
-          <w:rFonts w:ascii="Arial" w:hAnsi="Arial" w:cs="Arial"/>
-          <w:sz w:val="24"/>
-          <w:szCs w:val="24"/>
-        </w:rPr>
-        <w:t>Mediante la integración de las ocho visualizaciones analíticas y las pruebas estadísticas correspondientes, se identificaron tres patrones y anomalías clave que caracterizan el conjunto de datos:</w:t>
-      </w:r>
-    </w:p>
-    <w:p>
-      <w:pPr>
-        <w:numPr>
-          <w:ilvl w:val="0"/>
-          <w:numId w:val="22"/>
-        </w:numPr>
-        <w:rPr>
-          <w:rFonts w:ascii="Arial" w:hAnsi="Arial" w:cs="Arial"/>
-          <w:sz w:val="24"/>
-          <w:szCs w:val="24"/>
-        </w:rPr>
-      </w:pPr>
-      <w:r>
-        <w:rPr>
-          <w:rFonts w:ascii="Arial" w:hAnsi="Arial" w:cs="Arial"/>
-          <w:b/>
-          <w:bCs/>
-          <w:sz w:val="24"/>
-          <w:szCs w:val="24"/>
-        </w:rPr>
-        <w:t>Asimetría Severa y Concentración de Ingresos:</w:t>
-      </w:r>
-      <w:r>
-        <w:rPr>
-          <w:rFonts w:ascii="Arial" w:hAnsi="Arial" w:cs="Arial"/>
-          <w:sz w:val="24"/>
-          <w:szCs w:val="24"/>
-        </w:rPr>
-        <w:t xml:space="preserve"> El análisis univariado y las pruebas de normalidad de </w:t>
-      </w:r>
-      <w:proofErr w:type="spellStart"/>
-      <w:r>
-        <w:rPr>
-          <w:rFonts w:ascii="Arial" w:hAnsi="Arial" w:cs="Arial"/>
-          <w:sz w:val="24"/>
-          <w:szCs w:val="24"/>
-        </w:rPr>
-        <w:t>Kolmogorov-Smirnov</w:t>
-      </w:r>
-      <w:proofErr w:type="spellEnd"/>
-      <w:r>
-        <w:rPr>
-          <w:rFonts w:ascii="Arial" w:hAnsi="Arial" w:cs="Arial"/>
-          <w:sz w:val="24"/>
-          <w:szCs w:val="24"/>
-        </w:rPr>
-        <w:t xml:space="preserve"> confirman de manera categórica que los ingresos laborales no siguen una distribución normal. La presencia de valores atípicos elevados genera una asimetría positiva profunda, donde la mayor parte de la masa laboral se concentra en rangos salariales bajos, mientras que los ingresos más altos estiran sustancialmente la media por encima de la mediana.</w:t>
-      </w:r>
-    </w:p>
-    <w:p>
-      <w:pPr>
-        <w:numPr>
-          <w:ilvl w:val="0"/>
-          <w:numId w:val="22"/>
-        </w:numPr>
-        <w:rPr>
-          <w:rFonts w:ascii="Arial" w:hAnsi="Arial" w:cs="Arial"/>
-          <w:sz w:val="24"/>
-          <w:szCs w:val="24"/>
-        </w:rPr>
-      </w:pPr>
-      <w:r>
-        <w:rPr>
-          <w:rFonts w:ascii="Arial" w:hAnsi="Arial" w:cs="Arial"/>
-          <w:b/>
-          <w:bCs/>
-          <w:sz w:val="24"/>
-          <w:szCs w:val="24"/>
-        </w:rPr>
-        <w:t>Retornos Salariales Condicionados por la Educación:</w:t>
-      </w:r>
-      <w:r>
-        <w:rPr>
-          <w:rFonts w:ascii="Arial" w:hAnsi="Arial" w:cs="Arial"/>
-          <w:sz w:val="24"/>
-          <w:szCs w:val="24"/>
-        </w:rPr>
-        <w:t xml:space="preserve"> A través de los diagramas de caja y la contrastación no paramétrica de Kruskal-Wallis, se comprobó la existencia de diferencias estadísticamente significativas en los niveles de ingresos según el nivel educativo alcanzado. La mediana salarial asciende de forma progresiva desde los niveles de instrucción básica hasta la educación superior universitaria.</w:t>
-      </w:r>
-    </w:p>
-    <w:p>
-      <w:pPr>
-        <w:numPr>
-          <w:ilvl w:val="0"/>
-          <w:numId w:val="22"/>
-        </w:numPr>
-        <w:rPr>
-          <w:rFonts w:ascii="Arial" w:hAnsi="Arial" w:cs="Arial"/>
-          <w:sz w:val="24"/>
-          <w:szCs w:val="24"/>
-        </w:rPr>
-      </w:pPr>
-      <w:r>
-        <w:rPr>
-          <w:rFonts w:ascii="Arial" w:hAnsi="Arial" w:cs="Arial"/>
-          <w:b/>
-          <w:bCs/>
-          <w:sz w:val="24"/>
-          <w:szCs w:val="24"/>
-        </w:rPr>
-        <w:t>Dinámica Etaria y Ciclo de Vida Laboral:</w:t>
-      </w:r>
-      <w:r>
-        <w:rPr>
-          <w:rFonts w:ascii="Arial" w:hAnsi="Arial" w:cs="Arial"/>
-          <w:sz w:val="24"/>
-          <w:szCs w:val="24"/>
-        </w:rPr>
-        <w:t xml:space="preserve"> Las tendencias observadas en función de la edad revelan un comportamiento parabólico del ingreso medio, el cual experimenta un crecimiento sostenido durante los primeros años de experiencia laboral, se estabiliza en la etapa de madurez productiva y desciende moderadamente en los tramos de adultos mayores.</w:t>
-      </w:r>
-    </w:p>
-    <w:p>
-      <w:pPr>
-        <w:rPr>
-          <w:rFonts w:ascii="Arial" w:hAnsi="Arial" w:cs="Arial"/>
-          <w:b/>
-          <w:bCs/>
-          <w:sz w:val="24"/>
-          <w:szCs w:val="24"/>
-        </w:rPr>
-      </w:pPr>
-      <w:r>
-        <w:rPr>
-          <w:rFonts w:ascii="Arial" w:hAnsi="Arial" w:cs="Arial"/>
-          <w:b/>
-          <w:bCs/>
-          <w:sz w:val="24"/>
-          <w:szCs w:val="24"/>
-        </w:rPr>
-        <w:lastRenderedPageBreak/>
+          <w:sz w:val="28"/>
+          <w:szCs w:val="28"/>
+        </w:rPr>
         <w:t>Conclusión de la Fase 1</w:t>
-      </w:r>
-    </w:p>
-    <w:p>
-      <w:pPr>
-        <w:rPr>
-          <w:rFonts w:ascii="Arial" w:hAnsi="Arial" w:cs="Arial"/>
-          <w:b/>
-          <w:bCs/>
-          <w:sz w:val="24"/>
-          <w:szCs w:val="24"/>
-        </w:rPr>
-      </w:pPr>
-      <w:r>
-        <w:rPr>
-          <w:rFonts w:ascii="Arial" w:hAnsi="Arial" w:cs="Arial"/>
-          <w:b/>
-          <w:bCs/>
-          <w:sz w:val="24"/>
-          <w:szCs w:val="24"/>
-        </w:rPr>
-        <w:t>1. Descripción de los Principales Resultados Obtenidos</w:t>
-      </w:r>
-    </w:p>
-    <w:p>
-      <w:pPr>
-        <w:rPr>
-          <w:rFonts w:ascii="Arial" w:hAnsi="Arial" w:cs="Arial"/>
-          <w:sz w:val="24"/>
-          <w:szCs w:val="24"/>
-        </w:rPr>
-      </w:pPr>
-      <w:r>
-        <w:rPr>
-          <w:rFonts w:ascii="Arial" w:hAnsi="Arial" w:cs="Arial"/>
-          <w:sz w:val="24"/>
-          <w:szCs w:val="24"/>
-        </w:rPr>
-        <w:t xml:space="preserve">El análisis exploratorio y descriptivo realizado sobre la Población Económicamente Activa (PEA) Ocupada, a partir de la EPHC 2025, permitió caracterizar rigurosamente la estructura socioeconómica del país. El examen univariado de los ingresos principales (INGPRINC) evidenció una asimetría positiva extrema y una curtosis elevada, reflejando una marcada concentración salarial en los tramos inferiores y valores atípicos severos. Ante esta condición no normal, confirmada mediante la prueba de </w:t>
-      </w:r>
-      <w:proofErr w:type="spellStart"/>
-      <w:r>
-        <w:rPr>
-          <w:rFonts w:ascii="Arial" w:hAnsi="Arial" w:cs="Arial"/>
-          <w:sz w:val="24"/>
-          <w:szCs w:val="24"/>
-        </w:rPr>
-        <w:t>Kolmogorov-Smirnov</w:t>
-      </w:r>
-      <w:proofErr w:type="spellEnd"/>
-      <w:r>
-        <w:rPr>
-          <w:rFonts w:ascii="Arial" w:hAnsi="Arial" w:cs="Arial"/>
-          <w:sz w:val="24"/>
-          <w:szCs w:val="24"/>
-        </w:rPr>
-        <w:t>, se aplicó una transformación logarítmica (LN_INGPRINC) para estabilizar la varianza y normalizar la estructura de los datos. Asimismo, mediante estadísticos robustos —como la mediana salarial de 2.500.000 guaraníes frente a una media distorsionada por valores extremos—, se constató que el nivel educativo actúa como uno de los diferenciadores de ingresos más marcados, respaldado por la prueba de Kruskal-Wallis, que demostró diferencias significativas ascendentes conforme se incrementa la formación académica.</w:t>
-      </w:r>
-    </w:p>
-    <w:p>
-      <w:pPr>
-        <w:rPr>
-          <w:rFonts w:ascii="Arial" w:hAnsi="Arial" w:cs="Arial"/>
-          <w:b/>
-          <w:bCs/>
-          <w:sz w:val="24"/>
-          <w:szCs w:val="24"/>
-        </w:rPr>
-      </w:pPr>
-      <w:r>
-        <w:rPr>
-          <w:rFonts w:ascii="Arial" w:hAnsi="Arial" w:cs="Arial"/>
-          <w:b/>
-          <w:bCs/>
-          <w:sz w:val="24"/>
-          <w:szCs w:val="24"/>
-        </w:rPr>
-        <w:t>2. Respuesta Parcial a la Pregunta de Investigación</w:t>
-      </w:r>
-    </w:p>
-    <w:p>
-      <w:pPr>
-        <w:rPr>
-          <w:rFonts w:ascii="Arial" w:hAnsi="Arial" w:cs="Arial"/>
-          <w:sz w:val="24"/>
-          <w:szCs w:val="24"/>
-        </w:rPr>
-      </w:pPr>
-      <w:r>
-        <w:rPr>
-          <w:rFonts w:ascii="Arial" w:hAnsi="Arial" w:cs="Arial"/>
-          <w:sz w:val="24"/>
-          <w:szCs w:val="24"/>
-        </w:rPr>
-        <w:t>A partir de los hallazgos del análisis exploratorio, es posible afirmar parcialmente que el nivel educativo opera como el vector estructurante y discriminante primordial de las remuneraciones en la PEA ocupada. La hipótesis de que una mayor acumulación de capital humano se traduce en retornos económicos superiores encuentra un respaldo empírico contundente en las medianas salariales por categoría educativa y en la alta significancia estadística de las pruebas no paramétricas. No obstante, el análisis evidencia que la educación no opera de forma aislada; variables como la edad, la estructura etaria y la segmentación territorial modulan marcadamente la capacidad de generación de ingresos, limitando la linealidad de la relación y justificando la incorporación de controles multivariados.</w:t>
-      </w:r>
-    </w:p>
-    <w:p>
-      <w:pPr>
-        <w:rPr>
-          <w:rFonts w:ascii="Arial" w:hAnsi="Arial" w:cs="Arial"/>
-          <w:b/>
-          <w:bCs/>
-          <w:sz w:val="24"/>
-          <w:szCs w:val="24"/>
-        </w:rPr>
-      </w:pPr>
-      <w:r>
-        <w:rPr>
-          <w:rFonts w:ascii="Arial" w:hAnsi="Arial" w:cs="Arial"/>
-          <w:b/>
-          <w:bCs/>
-          <w:sz w:val="24"/>
-          <w:szCs w:val="24"/>
-        </w:rPr>
-        <w:t>3. Limitaciones Detectadas en los Datos</w:t>
-      </w:r>
-    </w:p>
-    <w:p>
-      <w:pPr>
-        <w:rPr>
-          <w:rFonts w:ascii="Arial" w:hAnsi="Arial" w:cs="Arial"/>
-          <w:sz w:val="24"/>
-          <w:szCs w:val="24"/>
-        </w:rPr>
-      </w:pPr>
-      <w:r>
-        <w:rPr>
-          <w:rFonts w:ascii="Arial" w:hAnsi="Arial" w:cs="Arial"/>
-          <w:sz w:val="24"/>
-          <w:szCs w:val="24"/>
-        </w:rPr>
-        <w:t>Durante el proceso de depuración y análisis, se identificaron limitaciones metodológicas específicas que condicionan el alcance interpretativo:</w:t>
-      </w:r>
-    </w:p>
-    <w:p>
-      <w:pPr>
-        <w:numPr>
-          <w:ilvl w:val="0"/>
-          <w:numId w:val="23"/>
-        </w:numPr>
-        <w:rPr>
-          <w:rFonts w:ascii="Arial" w:hAnsi="Arial" w:cs="Arial"/>
-          <w:sz w:val="24"/>
-          <w:szCs w:val="24"/>
-        </w:rPr>
-      </w:pPr>
-      <w:r>
-        <w:rPr>
-          <w:rFonts w:ascii="Arial" w:hAnsi="Arial" w:cs="Arial"/>
-          <w:b/>
-          <w:bCs/>
-          <w:sz w:val="24"/>
-          <w:szCs w:val="24"/>
-        </w:rPr>
-        <w:t>Asimetría Extrema y Valores Atípicos:</w:t>
-      </w:r>
-      <w:r>
-        <w:rPr>
-          <w:rFonts w:ascii="Arial" w:hAnsi="Arial" w:cs="Arial"/>
-          <w:sz w:val="24"/>
-          <w:szCs w:val="24"/>
-        </w:rPr>
-        <w:t xml:space="preserve"> La presencia de ingresos extremos en la cola derecha invalidó el uso de la media aritmética como medida representativa de tendencia central, obligando al uso exclusivo de medianas y percentiles.</w:t>
-      </w:r>
-    </w:p>
-    <w:p>
-      <w:pPr>
-        <w:numPr>
-          <w:ilvl w:val="0"/>
-          <w:numId w:val="23"/>
-        </w:numPr>
-        <w:rPr>
-          <w:rFonts w:ascii="Arial" w:hAnsi="Arial" w:cs="Arial"/>
-          <w:sz w:val="24"/>
-          <w:szCs w:val="24"/>
-        </w:rPr>
-      </w:pPr>
-      <w:r>
-        <w:rPr>
-          <w:rFonts w:ascii="Arial" w:hAnsi="Arial" w:cs="Arial"/>
-          <w:b/>
-          <w:bCs/>
-          <w:sz w:val="24"/>
-          <w:szCs w:val="24"/>
-        </w:rPr>
-        <w:t>Homogeneidad sin Varianza en Variables Clave:</w:t>
-      </w:r>
-      <w:r>
-        <w:rPr>
-          <w:rFonts w:ascii="Arial" w:hAnsi="Arial" w:cs="Arial"/>
-          <w:sz w:val="24"/>
-          <w:szCs w:val="24"/>
-        </w:rPr>
-        <w:t xml:space="preserve"> Ciertas variables derivadas (como la condición de informalidad laboral estandarizada en cortes específicos) presentaron una ausencia temporal de varianza, restringiendo los cruces bivariados preliminares.</w:t>
-      </w:r>
-    </w:p>
-    <w:p>
-      <w:pPr>
-        <w:numPr>
-          <w:ilvl w:val="0"/>
-          <w:numId w:val="23"/>
-        </w:numPr>
-        <w:rPr>
-          <w:rFonts w:ascii="Arial" w:hAnsi="Arial" w:cs="Arial"/>
-          <w:sz w:val="24"/>
-          <w:szCs w:val="24"/>
-        </w:rPr>
-      </w:pPr>
-      <w:r>
-        <w:rPr>
-          <w:rFonts w:ascii="Arial" w:hAnsi="Arial" w:cs="Arial"/>
-          <w:b/>
-          <w:bCs/>
-          <w:sz w:val="24"/>
-          <w:szCs w:val="24"/>
-        </w:rPr>
-        <w:t>Naturaleza Transversal de la Fuente:</w:t>
-      </w:r>
-      <w:r>
-        <w:rPr>
-          <w:rFonts w:ascii="Arial" w:hAnsi="Arial" w:cs="Arial"/>
-          <w:sz w:val="24"/>
-          <w:szCs w:val="24"/>
-        </w:rPr>
-        <w:t xml:space="preserve"> Al tratarse de una encuesta de corte transversal anual, los datos constituyen una fotografía estática que </w:t>
-      </w:r>
-      <w:r>
-        <w:rPr>
-          <w:rFonts w:ascii="Arial" w:hAnsi="Arial" w:cs="Arial"/>
-          <w:sz w:val="24"/>
-          <w:szCs w:val="24"/>
-        </w:rPr>
-        <w:lastRenderedPageBreak/>
-        <w:t>imposibilita establecer relaciones de causalidad directa o evaluar trayectorias dinámicas individuales.</w:t>
-      </w:r>
-    </w:p>
-    <w:p>
-      <w:pPr>
-        <w:rPr>
-          <w:rFonts w:ascii="Arial" w:hAnsi="Arial" w:cs="Arial"/>
-          <w:b/>
-          <w:bCs/>
-          <w:sz w:val="24"/>
-          <w:szCs w:val="24"/>
-        </w:rPr>
-      </w:pPr>
-      <w:r>
-        <w:rPr>
-          <w:rFonts w:ascii="Arial" w:hAnsi="Arial" w:cs="Arial"/>
-          <w:b/>
-          <w:bCs/>
-          <w:sz w:val="24"/>
-          <w:szCs w:val="24"/>
-        </w:rPr>
-        <w:t>4. Decisiones que Condicionan las Fases Siguientes</w:t>
-      </w:r>
-    </w:p>
-    <w:p>
-      <w:pPr>
-        <w:rPr>
-          <w:rFonts w:ascii="Arial" w:hAnsi="Arial" w:cs="Arial"/>
-          <w:sz w:val="24"/>
-          <w:szCs w:val="24"/>
-        </w:rPr>
-      </w:pPr>
-      <w:r>
-        <w:rPr>
-          <w:rFonts w:ascii="Arial" w:hAnsi="Arial" w:cs="Arial"/>
-          <w:sz w:val="24"/>
-          <w:szCs w:val="24"/>
-        </w:rPr>
-        <w:t>Las restricciones empíricas constatadas determinan directamente las decisiones metodológicas para la Fase 2 del proyecto:</w:t>
-      </w:r>
-    </w:p>
-    <w:p>
-      <w:pPr>
-        <w:numPr>
-          <w:ilvl w:val="0"/>
-          <w:numId w:val="24"/>
-        </w:numPr>
-        <w:rPr>
-          <w:rFonts w:ascii="Arial" w:hAnsi="Arial" w:cs="Arial"/>
-          <w:sz w:val="24"/>
-          <w:szCs w:val="24"/>
-        </w:rPr>
-      </w:pPr>
-      <w:r>
-        <w:rPr>
-          <w:rFonts w:ascii="Arial" w:hAnsi="Arial" w:cs="Arial"/>
-          <w:b/>
-          <w:bCs/>
-          <w:sz w:val="24"/>
-          <w:szCs w:val="24"/>
-        </w:rPr>
-        <w:t>Adopción de Enfoques No Paramétricos y Transformados:</w:t>
-      </w:r>
-      <w:r>
-        <w:rPr>
-          <w:rFonts w:ascii="Arial" w:hAnsi="Arial" w:cs="Arial"/>
-          <w:sz w:val="24"/>
-          <w:szCs w:val="24"/>
-        </w:rPr>
-        <w:t xml:space="preserve"> Todos los modelos econométricos e inferenciales emplearán variables transformadas logarítmicamente (LN_INGPRINC) o métodos de estimación robustos ante la heterocedasticidad.</w:t>
-      </w:r>
-    </w:p>
-    <w:p>
-      <w:pPr>
-        <w:numPr>
-          <w:ilvl w:val="0"/>
-          <w:numId w:val="24"/>
-        </w:numPr>
-        <w:rPr>
-          <w:rFonts w:ascii="Arial" w:hAnsi="Arial" w:cs="Arial"/>
-          <w:sz w:val="24"/>
-          <w:szCs w:val="24"/>
-        </w:rPr>
-      </w:pPr>
-      <w:r>
-        <w:rPr>
-          <w:rFonts w:ascii="Arial" w:hAnsi="Arial" w:cs="Arial"/>
-          <w:b/>
-          <w:bCs/>
-          <w:sz w:val="24"/>
-          <w:szCs w:val="24"/>
-        </w:rPr>
-        <w:t>Priorización de Variables con Varianza Comprobada:</w:t>
-      </w:r>
-      <w:r>
-        <w:rPr>
-          <w:rFonts w:ascii="Arial" w:hAnsi="Arial" w:cs="Arial"/>
-          <w:sz w:val="24"/>
-          <w:szCs w:val="24"/>
-        </w:rPr>
-        <w:t xml:space="preserve"> Se focalizarán los esfuerzos predictivos en dimensiones con variabilidad y robustez demostrada (niveles educativos, tramos de edad, área geográfica y categoría ocupacional).</w:t>
-      </w:r>
-    </w:p>
-    <w:p>
-      <w:pPr>
-        <w:numPr>
-          <w:ilvl w:val="0"/>
-          <w:numId w:val="24"/>
-        </w:numPr>
-        <w:rPr>
-          <w:rFonts w:ascii="Arial" w:hAnsi="Arial" w:cs="Arial"/>
-          <w:sz w:val="24"/>
-          <w:szCs w:val="24"/>
-        </w:rPr>
-      </w:pPr>
-      <w:r>
-        <w:rPr>
-          <w:rFonts w:ascii="Arial" w:hAnsi="Arial" w:cs="Arial"/>
-          <w:b/>
-          <w:bCs/>
-          <w:sz w:val="24"/>
-          <w:szCs w:val="24"/>
-        </w:rPr>
-        <w:t>Estructuración de Modelos Multivariados de Control:</w:t>
-      </w:r>
-      <w:r>
-        <w:rPr>
-          <w:rFonts w:ascii="Arial" w:hAnsi="Arial" w:cs="Arial"/>
-          <w:sz w:val="24"/>
-          <w:szCs w:val="24"/>
-        </w:rPr>
-        <w:t xml:space="preserve"> Se incorporarán variables de control para aislar el retorno real de la educación sobre los ingresos, neutralizando los efectos de confusión de la edad y el territorio.</w:t>
-      </w:r>
-    </w:p>
-    <w:p>
-      <w:pPr>
-        <w:rPr>
-          <w:rFonts w:ascii="Arial" w:hAnsi="Arial" w:cs="Arial"/>
-          <w:b/>
-          <w:bCs/>
-          <w:sz w:val="24"/>
-          <w:szCs w:val="24"/>
-        </w:rPr>
-      </w:pPr>
-      <w:r>
-        <w:rPr>
-          <w:rFonts w:ascii="Arial" w:hAnsi="Arial" w:cs="Arial"/>
-          <w:b/>
-          <w:bCs/>
-          <w:sz w:val="24"/>
-          <w:szCs w:val="24"/>
-        </w:rPr>
-        <w:t>5. Hipótesis Preliminares para la Fase 2</w:t>
-      </w:r>
-    </w:p>
-    <w:p>
-      <w:pPr>
-        <w:rPr>
-          <w:rFonts w:ascii="Arial" w:hAnsi="Arial" w:cs="Arial"/>
-          <w:sz w:val="24"/>
-          <w:szCs w:val="24"/>
-        </w:rPr>
-      </w:pPr>
-      <w:r>
-        <w:rPr>
-          <w:rFonts w:ascii="Arial" w:hAnsi="Arial" w:cs="Arial"/>
-          <w:sz w:val="24"/>
-          <w:szCs w:val="24"/>
-        </w:rPr>
-        <w:t>Como puente analítico hacia el modelamiento formal de la siguiente fase, se formulan cuatro hipótesis orientadas a la contrastación econométrica:</w:t>
-      </w:r>
-    </w:p>
-    <w:p>
-      <w:pPr>
-        <w:numPr>
-          <w:ilvl w:val="0"/>
-          <w:numId w:val="25"/>
-        </w:numPr>
-        <w:rPr>
-          <w:rFonts w:ascii="Arial" w:hAnsi="Arial" w:cs="Arial"/>
-          <w:sz w:val="24"/>
-          <w:szCs w:val="24"/>
-        </w:rPr>
-      </w:pPr>
-      <w:r>
-        <w:rPr>
-          <w:rFonts w:ascii="Arial" w:hAnsi="Arial" w:cs="Arial"/>
-          <w:b/>
-          <w:bCs/>
-          <w:sz w:val="24"/>
-          <w:szCs w:val="24"/>
-        </w:rPr>
-        <w:t>H1:</w:t>
-      </w:r>
-      <w:r>
-        <w:rPr>
-          <w:rFonts w:ascii="Arial" w:hAnsi="Arial" w:cs="Arial"/>
-          <w:sz w:val="24"/>
-          <w:szCs w:val="24"/>
-        </w:rPr>
-        <w:t xml:space="preserve"> El nivel educativo formal del trabajador ejerce un impacto positivo y estadísticamente significativo sobre su log-ingreso principal, controlando por edad y área de residencia.</w:t>
-      </w:r>
-    </w:p>
-    <w:p>
-      <w:pPr>
-        <w:numPr>
-          <w:ilvl w:val="0"/>
-          <w:numId w:val="25"/>
-        </w:numPr>
-        <w:rPr>
-          <w:rFonts w:ascii="Arial" w:hAnsi="Arial" w:cs="Arial"/>
-          <w:sz w:val="24"/>
-          <w:szCs w:val="24"/>
-        </w:rPr>
-      </w:pPr>
-      <w:r>
-        <w:rPr>
-          <w:rFonts w:ascii="Arial" w:hAnsi="Arial" w:cs="Arial"/>
-          <w:b/>
-          <w:bCs/>
-          <w:sz w:val="24"/>
-          <w:szCs w:val="24"/>
-        </w:rPr>
-        <w:t>H2:</w:t>
-      </w:r>
-      <w:r>
-        <w:rPr>
-          <w:rFonts w:ascii="Arial" w:hAnsi="Arial" w:cs="Arial"/>
-          <w:sz w:val="24"/>
-          <w:szCs w:val="24"/>
-        </w:rPr>
-        <w:t xml:space="preserve"> Existen diferencias estructurales significativas en los ingresos laborales promedio entre el área urbana y el área rural, más allá de las variaciones en los años de instrucción.</w:t>
-      </w:r>
-    </w:p>
-    <w:p>
-      <w:pPr>
-        <w:numPr>
-          <w:ilvl w:val="0"/>
-          <w:numId w:val="25"/>
-        </w:numPr>
-        <w:rPr>
-          <w:rFonts w:ascii="Arial" w:hAnsi="Arial" w:cs="Arial"/>
-          <w:sz w:val="24"/>
-          <w:szCs w:val="24"/>
-        </w:rPr>
-      </w:pPr>
-      <w:r>
-        <w:rPr>
-          <w:rFonts w:ascii="Arial" w:hAnsi="Arial" w:cs="Arial"/>
-          <w:b/>
-          <w:bCs/>
-          <w:sz w:val="24"/>
-          <w:szCs w:val="24"/>
-        </w:rPr>
-        <w:t>H3:</w:t>
-      </w:r>
-      <w:r>
-        <w:rPr>
-          <w:rFonts w:ascii="Arial" w:hAnsi="Arial" w:cs="Arial"/>
-          <w:sz w:val="24"/>
-          <w:szCs w:val="24"/>
-        </w:rPr>
-        <w:t xml:space="preserve"> El rendimiento salarial marginal asociado a la educación superior formal supera sustancialmente al observado en los niveles de educación básica o media.</w:t>
-      </w:r>
-    </w:p>
-    <w:p>
-      <w:pPr>
-        <w:numPr>
-          <w:ilvl w:val="0"/>
-          <w:numId w:val="25"/>
-        </w:numPr>
-        <w:rPr>
-          <w:rFonts w:ascii="Arial" w:hAnsi="Arial" w:cs="Arial"/>
-          <w:sz w:val="24"/>
-          <w:szCs w:val="24"/>
-        </w:rPr>
-      </w:pPr>
-      <w:r>
-        <w:rPr>
-          <w:rFonts w:ascii="Arial" w:hAnsi="Arial" w:cs="Arial"/>
-          <w:b/>
-          <w:bCs/>
-          <w:sz w:val="24"/>
-          <w:szCs w:val="24"/>
-        </w:rPr>
-        <w:t>H4:</w:t>
-      </w:r>
-      <w:r>
-        <w:rPr>
-          <w:rFonts w:ascii="Arial" w:hAnsi="Arial" w:cs="Arial"/>
-          <w:sz w:val="24"/>
-          <w:szCs w:val="24"/>
-        </w:rPr>
-        <w:t xml:space="preserve"> La relación entre la edad del trabajador y su ingreso principal describe un comportamiento parabólico de rendimientos crecientes seguidos de una meseta en la madurez laboral.</w:t>
       </w:r>
     </w:p>
     <w:sectPr>
@@ -12844,6 +12114,1202 @@
     </w:sectPr>
   </w:body>
 </w:document>
+</file>
+
+<file path=word/comments.xml><?xml version="1.0" encoding="utf-8"?>
+<w:comments xmlns:wpc="http://schemas.microsoft.com/office/word/2010/wordprocessingCanvas" xmlns:cx="http://schemas.microsoft.com/office/drawing/2014/chartex" xmlns:cx1="http://schemas.microsoft.com/office/drawing/2015/9/8/chartex" xmlns:cx2="http://schemas.microsoft.com/office/drawing/2015/10/21/chartex" xmlns:cx3="http://schemas.microsoft.com/office/drawing/2016/5/9/chartex" xmlns:cx4="http://schemas.microsoft.com/office/drawing/2016/5/10/chartex" xmlns:cx5="http://schemas.microsoft.com/office/drawing/2016/5/11/chartex" xmlns:cx6="http://schemas.microsoft.com/office/drawing/2016/5/12/chartex" xmlns:cx7="http://schemas.microsoft.com/office/drawing/2016/5/13/chartex" xmlns:cx8="http://schemas.microsoft.com/office/drawing/2016/5/14/chartex" xmlns:mc="http://schemas.openxmlformats.org/markup-compatibility/2006" xmlns:aink="http://schemas.microsoft.com/office/drawing/2016/ink" xmlns:am3d="http://schemas.microsoft.com/office/drawing/2017/model3d" xmlns:o="urn:schemas-microsoft-com:office:office" xmlns:oel="http://schemas.microsoft.com/office/2019/extlst" xmlns:r="http://schemas.openxmlformats.org/officeDocument/2006/relationships" xmlns:m="http://schemas.openxmlformats.org/officeDocument/2006/math" xmlns:v="urn:schemas-microsoft-com:vml" xmlns:wp14="http://schemas.microsoft.com/office/word/2010/wordprocessingDrawing" xmlns:wp="http://schemas.openxmlformats.org/drawingml/2006/wordprocessingDrawing" xmlns:w10="urn:schemas-microsoft-com:office:word" xmlns:w="http://schemas.openxmlformats.org/wordprocessingml/2006/main" xmlns:w14="http://schemas.microsoft.com/office/word/2010/wordml" xmlns:w15="http://schemas.microsoft.com/office/word/2012/wordml" xmlns:w16cex="http://schemas.microsoft.com/office/word/2018/wordml/cex" xmlns:w16cid="http://schemas.microsoft.com/office/word/2016/wordml/cid" xmlns:w16="http://schemas.microsoft.com/office/word/2018/wordml" xmlns:w16sdtdh="http://schemas.microsoft.com/office/word/2020/wordml/sdtdatahash" xmlns:w16se="http://schemas.microsoft.com/office/word/2015/wordml/symex" xmlns:wpg="http://schemas.microsoft.com/office/word/2010/wordprocessingGroup" xmlns:wpi="http://schemas.microsoft.com/office/word/2010/wordprocessingInk" xmlns:wne="http://schemas.microsoft.com/office/word/2006/wordml" xmlns:wps="http://schemas.microsoft.com/office/word/2010/wordprocessingShape" mc:Ignorable="w14 w15 w16se w16cid w16 w16cex w16sdtdh wp14">
+  <w:comment w:id="0" w:author="Ian Torres" w:date="2026-09-18T17:02:00Z" w:initials="IT">
+    <w:p>
+      <w:pPr>
+        <w:pStyle w:val="Textocomentario"/>
+      </w:pPr>
+      <w:r>
+        <w:rPr>
+          <w:rStyle w:val="Refdecomentario"/>
+        </w:rPr>
+        <w:annotationRef/>
+      </w:r>
+      <w:r>
+        <w:t>¿</w:t>
+      </w:r>
+      <w:r>
+        <w:t>Para hacer</w:t>
+      </w:r>
+      <w:r>
+        <w:t xml:space="preserve"> </w:t>
+      </w:r>
+      <w:r>
+        <w:t xml:space="preserve">estas </w:t>
+      </w:r>
+      <w:r>
+        <w:t xml:space="preserve">afirmaciones </w:t>
+      </w:r>
+      <w:r>
+        <w:t>estamos basándonos</w:t>
+      </w:r>
+      <w:r>
+        <w:t xml:space="preserve"> en qué? Ejemplo:” </w:t>
+      </w:r>
+      <w:r>
+        <w:rPr>
+          <w:rFonts w:ascii="Arial" w:hAnsi="Arial" w:cs="Arial"/>
+          <w:sz w:val="24"/>
+          <w:szCs w:val="24"/>
+        </w:rPr>
+        <w:t>el nivel educativo alcanzado por la Población Económicamente Activa (PEA) constituye uno de los determinantes más significativos de la calidad del empleo y de las remuneraciones en el mercado laboral paraguayo</w:t>
+      </w:r>
+      <w:r>
+        <w:rPr>
+          <w:rFonts w:ascii="Arial" w:hAnsi="Arial" w:cs="Arial"/>
+          <w:sz w:val="24"/>
+          <w:szCs w:val="24"/>
+        </w:rPr>
+        <w:t>” ¿acaso esta afirmación no es la respuesta a nuestra pregunta de investigación?</w:t>
+      </w:r>
+      <w:r>
+        <w:rPr>
+          <w:rFonts w:ascii="Arial" w:hAnsi="Arial" w:cs="Arial"/>
+          <w:sz w:val="24"/>
+          <w:szCs w:val="24"/>
+        </w:rPr>
+        <w:br/>
+        <w:t xml:space="preserve">Concentrarse en la decisión en juego tomando en cuenta la pregunta en un contexto real y humano, hablar de decisiones de inversión en escolaridad, temas como aprovechamiento del bono demográfico, impacto a largo plazo de empleos con años productivos menores, ahorro, jubilación… </w:t>
+      </w:r>
+    </w:p>
+  </w:comment>
+  <w:comment w:id="1" w:author="Ian Torres" w:date="2026-09-18T16:58:00Z" w:initials="IT">
+    <w:p>
+      <w:pPr>
+        <w:pStyle w:val="Textocomentario"/>
+      </w:pPr>
+      <w:r>
+        <w:rPr>
+          <w:rStyle w:val="Refdecomentario"/>
+        </w:rPr>
+        <w:annotationRef/>
+      </w:r>
+      <w:r>
+        <w:t>¿Dónde y cómo se calcula el ingreso promedio y mediana salarial?</w:t>
+      </w:r>
+      <w:r>
+        <w:t xml:space="preserve"> </w:t>
+      </w:r>
+      <w:r>
+        <w:t>¿Son datos de la encuesta o deben hallarse a partir de algún dato, si es el caso, qué datos se usan para inferir ingreso promedio y mediana salarial?</w:t>
+      </w:r>
+    </w:p>
+  </w:comment>
+  <w:comment w:id="2" w:author="Ian Torres" w:date="2026-09-18T17:00:00Z" w:initials="IT">
+    <w:p>
+      <w:pPr>
+        <w:pStyle w:val="Textocomentario"/>
+      </w:pPr>
+      <w:r>
+        <w:rPr>
+          <w:rStyle w:val="Refdecomentario"/>
+        </w:rPr>
+        <w:annotationRef/>
+      </w:r>
+      <w:r>
+        <w:t>¿Qué criterios determinan calidad de ocupación y movilidad laboral?</w:t>
+      </w:r>
+      <w:r>
+        <w:t xml:space="preserve"> </w:t>
+      </w:r>
+      <w:r>
+        <w:t>¿Bajo qué escala se mide?</w:t>
+      </w:r>
+      <w:r>
+        <w:t xml:space="preserve"> </w:t>
+      </w:r>
+      <w:r>
+        <w:t xml:space="preserve">¿Qué es </w:t>
+      </w:r>
+      <w:proofErr w:type="spellStart"/>
+      <w:r>
+        <w:t>precariedd</w:t>
+      </w:r>
+      <w:proofErr w:type="spellEnd"/>
+      <w:r>
+        <w:t xml:space="preserve"> laboral?</w:t>
+      </w:r>
+    </w:p>
+  </w:comment>
+  <w:comment w:id="3" w:author="Ian Torres" w:date="2026-09-18T17:15:00Z" w:initials="IT">
+    <w:p>
+      <w:pPr>
+        <w:pStyle w:val="Textocomentario"/>
+      </w:pPr>
+      <w:r>
+        <w:t>¿</w:t>
+      </w:r>
+      <w:r>
+        <w:rPr>
+          <w:rStyle w:val="Refdecomentario"/>
+        </w:rPr>
+        <w:annotationRef/>
+      </w:r>
+      <w:r>
+        <w:t>Qué significa esto? No manejo tanto el término y no sabría qué hacer en el análisis para identificar disparidades transversales</w:t>
+      </w:r>
+    </w:p>
+  </w:comment>
+  <w:comment w:id="4" w:author="Ian Torres" w:date="2026-09-18T17:16:00Z" w:initials="IT">
+    <w:p>
+      <w:pPr>
+        <w:pStyle w:val="Textocomentario"/>
+      </w:pPr>
+      <w:r>
+        <w:rPr>
+          <w:rStyle w:val="Refdecomentario"/>
+        </w:rPr>
+        <w:annotationRef/>
+      </w:r>
+      <w:r>
+        <w:t>¿Esto es ingreso de la persona? ¿a qué dato concreto hace referencia?</w:t>
+      </w:r>
+    </w:p>
+  </w:comment>
+  <w:comment w:id="5" w:author="Ian Torres" w:date="2026-09-18T17:17:00Z" w:initials="IT">
+    <w:p>
+      <w:pPr>
+        <w:pStyle w:val="Textocomentario"/>
+      </w:pPr>
+      <w:r>
+        <w:rPr>
+          <w:rStyle w:val="Refdecomentario"/>
+        </w:rPr>
+        <w:annotationRef/>
+      </w:r>
+      <w:r>
+        <w:t>¿Segmentar según qué?</w:t>
+      </w:r>
+      <w:r>
+        <w:t xml:space="preserve"> </w:t>
+      </w:r>
+      <w:r>
+        <w:t>¿Nivel educativo alcanzado?</w:t>
+      </w:r>
+    </w:p>
+  </w:comment>
+  <w:comment w:id="6" w:author="Ian Torres" w:date="2026-09-18T17:17:00Z" w:initials="IT">
+    <w:p>
+      <w:pPr>
+        <w:pStyle w:val="Textocomentario"/>
+      </w:pPr>
+      <w:r>
+        <w:rPr>
+          <w:rStyle w:val="Refdecomentario"/>
+        </w:rPr>
+        <w:annotationRef/>
+      </w:r>
+      <w:r>
+        <w:t>¿Qué dato o datos de nuestro conjunto representa el contexto demográfico?</w:t>
+      </w:r>
+      <w:r>
+        <w:t xml:space="preserve"> Supongo que este objetivo es factible pero la redacción, personalmente, me parece ambigua y no me queda claro qué se busca lograr</w:t>
+      </w:r>
+    </w:p>
+  </w:comment>
+  <w:comment w:id="7" w:author="Ian Torres" w:date="2026-09-18T17:19:00Z" w:initials="IT">
+    <w:p>
+      <w:pPr>
+        <w:pStyle w:val="Textocomentario"/>
+      </w:pPr>
+      <w:r>
+        <w:rPr>
+          <w:rStyle w:val="Refdecomentario"/>
+        </w:rPr>
+        <w:annotationRef/>
+      </w:r>
+      <w:r>
+        <w:t>¿Es rigurosa?</w:t>
+      </w:r>
+      <w:r>
+        <w:t xml:space="preserve"> </w:t>
+      </w:r>
+      <w:r>
+        <w:t>¿Qué tanto?</w:t>
+      </w:r>
+      <w:r>
+        <w:t xml:space="preserve"> </w:t>
+      </w:r>
+      <w:r>
+        <w:t>¿Cómo se mide la rigurosidad de nuestra evidencia?</w:t>
+      </w:r>
+      <w:r>
+        <w:t xml:space="preserve"> Entre las limitaciones se aclara que la calidad del análisis depende de la veracidad de los datos del INE</w:t>
+      </w:r>
+    </w:p>
+  </w:comment>
+  <w:comment w:id="9" w:author="Ian Torres" w:date="2026-09-18T17:21:00Z" w:initials="IT">
+    <w:p>
+      <w:pPr>
+        <w:pStyle w:val="Textocomentario"/>
+      </w:pPr>
+      <w:r>
+        <w:rPr>
+          <w:rStyle w:val="Refdecomentario"/>
+        </w:rPr>
+        <w:annotationRef/>
+      </w:r>
+      <w:r>
+        <w:t>¿Qué es riesgo de informalidad en términos de los datos que tenemos?</w:t>
+      </w:r>
+    </w:p>
+  </w:comment>
+  <w:comment w:id="8" w:author="Ian Torres" w:date="2026-09-18T17:20:00Z" w:initials="IT">
+    <w:p>
+      <w:pPr>
+        <w:pStyle w:val="Textocomentario"/>
+      </w:pPr>
+      <w:r>
+        <w:rPr>
+          <w:rStyle w:val="Refdecomentario"/>
+        </w:rPr>
+        <w:annotationRef/>
+      </w:r>
+      <w:r>
+        <w:t xml:space="preserve">No entiendo bien esta frase, ¿Este análisis le asigna un valor numérico a la relación entre la escolarización y la disparidad de ingresos según esta y la informalidad del trabajo? </w:t>
+      </w:r>
+    </w:p>
+  </w:comment>
+  <w:comment w:id="10" w:author="Ian Torres" w:date="2026-09-18T17:10:00Z" w:initials="IT">
+    <w:p>
+      <w:pPr>
+        <w:pStyle w:val="Textocomentario"/>
+      </w:pPr>
+      <w:r>
+        <w:rPr>
+          <w:rStyle w:val="Refdecomentario"/>
+        </w:rPr>
+        <w:annotationRef/>
+      </w:r>
+      <w:r>
+        <w:t>La guía pide estos 5 puntos:</w:t>
+      </w:r>
+    </w:p>
+    <w:p>
+      <w:pPr>
+        <w:pStyle w:val="Textocomentario"/>
+      </w:pPr>
+      <w:r>
+        <w:t xml:space="preserve"> </w:t>
+      </w:r>
+      <w:r>
+        <w:t>Inventario de los archivos disponibles:</w:t>
+      </w:r>
+    </w:p>
+    <w:p>
+      <w:pPr>
+        <w:pStyle w:val="Textocomentario"/>
+      </w:pPr>
+      <w:r>
+        <w:t xml:space="preserve">1 </w:t>
+      </w:r>
+      <w:r>
+        <w:t>cantidad,</w:t>
+      </w:r>
+    </w:p>
+    <w:p>
+      <w:pPr>
+        <w:pStyle w:val="Textocomentario"/>
+      </w:pPr>
+      <w:r>
+        <w:t>2</w:t>
+      </w:r>
+      <w:r>
+        <w:t xml:space="preserve"> formato, </w:t>
+      </w:r>
+    </w:p>
+    <w:p>
+      <w:pPr>
+        <w:pStyle w:val="Textocomentario"/>
+      </w:pPr>
+      <w:r>
+        <w:t xml:space="preserve">3 </w:t>
+      </w:r>
+      <w:r>
+        <w:t xml:space="preserve">tamaño, </w:t>
+      </w:r>
+    </w:p>
+    <w:p>
+      <w:pPr>
+        <w:pStyle w:val="Textocomentario"/>
+      </w:pPr>
+      <w:r>
+        <w:t xml:space="preserve">4 </w:t>
+      </w:r>
+      <w:r>
+        <w:t xml:space="preserve">período cubierto y </w:t>
+      </w:r>
+    </w:p>
+    <w:p>
+      <w:pPr>
+        <w:pStyle w:val="Textocomentario"/>
+      </w:pPr>
+      <w:r>
+        <w:t xml:space="preserve">5 </w:t>
+      </w:r>
+      <w:r>
+        <w:t>relación entre</w:t>
+      </w:r>
+      <w:r>
+        <w:t xml:space="preserve"> </w:t>
+      </w:r>
+      <w:r>
+        <w:t>ellos.</w:t>
+      </w:r>
+    </w:p>
+    <w:p>
+      <w:pPr>
+        <w:pStyle w:val="Textocomentario"/>
+      </w:pPr>
+      <w:r>
+        <w:t>Opino que</w:t>
+      </w:r>
+      <w:r>
+        <w:t xml:space="preserve"> lo mejor es abstenerse a ellos en vez de introducir nuevos</w:t>
+      </w:r>
+    </w:p>
+  </w:comment>
+  <w:comment w:id="11" w:author="Ian Torres" w:date="2026-09-18T17:07:00Z" w:initials="IT">
+    <w:p>
+      <w:pPr>
+        <w:pStyle w:val="Textocomentario"/>
+      </w:pPr>
+      <w:r>
+        <w:rPr>
+          <w:rStyle w:val="Refdecomentario"/>
+        </w:rPr>
+        <w:annotationRef/>
+      </w:r>
+      <w:r>
+        <w:t>Si cada fila en una persona encuestada, el número de fila ya corresponde a una clave única por persona</w:t>
+      </w:r>
+    </w:p>
+  </w:comment>
+  <w:comment w:id="12" w:author="Ian Torres" w:date="2026-09-18T17:08:00Z" w:initials="IT">
+    <w:p>
+      <w:pPr>
+        <w:pStyle w:val="Textocomentario"/>
+      </w:pPr>
+      <w:r>
+        <w:rPr>
+          <w:rStyle w:val="Refdecomentario"/>
+        </w:rPr>
+        <w:annotationRef/>
+      </w:r>
+      <w:r>
+        <w:t>¿Cuántos datos hay? Si se va a mencionar el volumen de datos, dar el número exacto y mencionar que son representativos de cierto volumen, esto es ambiguo sin necesidad. Ver los datos y determinar su volumen</w:t>
+      </w:r>
+    </w:p>
+  </w:comment>
+  <w:comment w:id="13" w:author="Ian Torres" w:date="2026-09-18T17:13:00Z" w:initials="IT">
+    <w:p>
+      <w:pPr>
+        <w:pStyle w:val="Textocomentario"/>
+      </w:pPr>
+      <w:r>
+        <w:rPr>
+          <w:rStyle w:val="Refdecomentario"/>
+        </w:rPr>
+        <w:annotationRef/>
+      </w:r>
+      <w:r>
+        <w:t>La guía pide:</w:t>
+      </w:r>
+      <w:r>
+        <w:br/>
+      </w:r>
+      <w:r>
+        <w:t>Diccionario de datos elaborado por el grupo: nombre del campo, descripción, tipo, unidad de medida,</w:t>
+      </w:r>
+    </w:p>
+    <w:p>
+      <w:pPr>
+        <w:pStyle w:val="Textocomentario"/>
+      </w:pPr>
+      <w:r>
+        <w:t>rango o categorías observadas y porcentaje de valores faltantes. La cátedra no lo provee; reconstruirlo</w:t>
+      </w:r>
+    </w:p>
+    <w:p>
+      <w:pPr>
+        <w:pStyle w:val="Textocomentario"/>
+      </w:pPr>
+      <w:r>
+        <w:t>forma parte de la evaluación.</w:t>
+      </w:r>
+    </w:p>
+    <w:p>
+      <w:pPr>
+        <w:pStyle w:val="Textocomentario"/>
+      </w:pPr>
+    </w:p>
+    <w:p>
+      <w:pPr>
+        <w:pStyle w:val="Textocomentario"/>
+      </w:pPr>
+      <w:r>
+        <w:t>Se debe tener ESTE diccionario creado en formato csv, es decir, transformar el diccionario mediante un script y generar este tal cual se define acá. Reconstruir a partir del original es parte de la consigna.</w:t>
+      </w:r>
+    </w:p>
+  </w:comment>
+  <w:comment w:id="14" w:author="Ian Torres" w:date="2026-09-18T17:24:00Z" w:initials="IT">
+    <w:p>
+      <w:pPr>
+        <w:pStyle w:val="Textocomentario"/>
+      </w:pPr>
+      <w:r>
+        <w:rPr>
+          <w:rStyle w:val="Refdecomentario"/>
+        </w:rPr>
+        <w:annotationRef/>
+      </w:r>
+      <w:r>
+        <w:t>¿No se dijo antes que cada fila es un individuo?</w:t>
+      </w:r>
+      <w:r>
+        <w:t xml:space="preserve"> </w:t>
+      </w:r>
+      <w:r>
+        <w:t>¿Por qué hace falta una clave compuesta para identificar individuos?</w:t>
+      </w:r>
+    </w:p>
+  </w:comment>
+  <w:comment w:id="15" w:author="Ian Torres" w:date="2026-09-18T17:25:00Z" w:initials="IT">
+    <w:p>
+      <w:pPr>
+        <w:rPr>
+          <w:rFonts w:ascii="Arial" w:hAnsi="Arial" w:cs="Arial"/>
+          <w:sz w:val="24"/>
+          <w:szCs w:val="24"/>
+        </w:rPr>
+      </w:pPr>
+      <w:r>
+        <w:rPr>
+          <w:rStyle w:val="Refdecomentario"/>
+        </w:rPr>
+        <w:annotationRef/>
+      </w:r>
+      <w:r>
+        <w:t>¿Contexto de esta línea?</w:t>
+      </w:r>
+      <w:r>
+        <w:t xml:space="preserve"> El cuestionario </w:t>
+      </w:r>
+      <w:r>
+        <w:rPr>
+          <w:rFonts w:ascii="Arial" w:hAnsi="Arial" w:cs="Arial"/>
+          <w:b/>
+          <w:bCs/>
+          <w:sz w:val="24"/>
+          <w:szCs w:val="24"/>
+        </w:rPr>
+        <w:t>REG02_EPHC_ANUAL_2025.csv</w:t>
+      </w:r>
+      <w:r>
+        <w:rPr>
+          <w:rFonts w:ascii="Arial" w:hAnsi="Arial" w:cs="Arial"/>
+          <w:b/>
+          <w:bCs/>
+          <w:sz w:val="24"/>
+          <w:szCs w:val="24"/>
+        </w:rPr>
+        <w:t xml:space="preserve"> </w:t>
+      </w:r>
+      <w:r>
+        <w:rPr>
+          <w:rFonts w:ascii="Arial" w:hAnsi="Arial" w:cs="Arial"/>
+          <w:sz w:val="24"/>
+          <w:szCs w:val="24"/>
+        </w:rPr>
+        <w:t>tiene 213 columnas exactamente</w:t>
+      </w:r>
+    </w:p>
+    <w:p>
+      <w:pPr>
+        <w:pStyle w:val="Textocomentario"/>
+      </w:pPr>
+    </w:p>
+  </w:comment>
+  <w:comment w:id="17" w:author="Ian Torres" w:date="2026-09-18T17:28:00Z" w:initials="IT">
+    <w:p>
+      <w:pPr>
+        <w:pStyle w:val="Textocomentario"/>
+      </w:pPr>
+      <w:r>
+        <w:rPr>
+          <w:rStyle w:val="Refdecomentario"/>
+        </w:rPr>
+        <w:annotationRef/>
+      </w:r>
+      <w:r>
+        <w:t>¿Estos son campos de la EHCP?</w:t>
+      </w:r>
+      <w:r>
+        <w:t xml:space="preserve"> </w:t>
+      </w:r>
+      <w:r>
+        <w:t>¿¿Dónde están??</w:t>
+      </w:r>
+    </w:p>
+  </w:comment>
+  <w:comment w:id="16" w:author="Ian Torres" w:date="2026-09-18T18:34:00Z" w:initials="IT">
+    <w:p>
+      <w:pPr>
+        <w:pStyle w:val="Textocomentario"/>
+      </w:pPr>
+      <w:r>
+        <w:rPr>
+          <w:rStyle w:val="Refdecomentario"/>
+        </w:rPr>
+        <w:annotationRef/>
+      </w:r>
+      <w:r>
+        <w:t>¿Cómo se determinó esto? ¿Dónde está la prueba y cómo se puede reproducir?</w:t>
+      </w:r>
+    </w:p>
+  </w:comment>
+  <w:comment w:id="18" w:author="Ian Torres" w:date="2026-09-18T18:13:00Z" w:initials="IT">
+    <w:p>
+      <w:pPr>
+        <w:rPr>
+          <w:rFonts w:ascii="Arial" w:hAnsi="Arial" w:cs="Arial"/>
+          <w:b/>
+          <w:bCs/>
+          <w:sz w:val="24"/>
+          <w:szCs w:val="24"/>
+        </w:rPr>
+      </w:pPr>
+      <w:r>
+        <w:rPr>
+          <w:rStyle w:val="Refdecomentario"/>
+        </w:rPr>
+        <w:annotationRef/>
+      </w:r>
+      <w:r>
+        <w:t xml:space="preserve">Esta columna no existe en </w:t>
+      </w:r>
+      <w:r>
+        <w:rPr>
+          <w:rFonts w:ascii="Arial" w:hAnsi="Arial" w:cs="Arial"/>
+          <w:b/>
+          <w:bCs/>
+          <w:sz w:val="24"/>
+          <w:szCs w:val="24"/>
+        </w:rPr>
+        <w:t>REG02_EPHC_ANUAL_2025.csv</w:t>
+      </w:r>
+    </w:p>
+  </w:comment>
+  <w:comment w:id="19" w:author="Ian Torres" w:date="2026-09-18T18:14:00Z" w:initials="IT">
+    <w:p>
+      <w:pPr>
+        <w:pStyle w:val="Textocomentario"/>
+      </w:pPr>
+      <w:r>
+        <w:rPr>
+          <w:rStyle w:val="Refdecomentario"/>
+        </w:rPr>
+        <w:annotationRef/>
+      </w:r>
+      <w:r>
+        <w:t>¿De dónde salió esta información? ¿Son reproducibles estas observaciones? Agregar al notebook</w:t>
+      </w:r>
+    </w:p>
+  </w:comment>
+  <w:comment w:id="20" w:author="Ian Torres" w:date="2026-09-18T16:58:00Z" w:initials="IT">
+    <w:p>
+      <w:pPr>
+        <w:pStyle w:val="Textocomentario"/>
+      </w:pPr>
+      <w:r>
+        <w:rPr>
+          <w:rStyle w:val="Refdecomentario"/>
+        </w:rPr>
+        <w:annotationRef/>
+      </w:r>
+      <w:r>
+        <w:t>Comentar sobre el análisis de consistencia realizado y determinar si es o no consistente</w:t>
+      </w:r>
+      <w:r>
+        <w:br/>
+        <w:t>Además la evaluación debe ser reproducible desde el notebook</w:t>
+      </w:r>
+    </w:p>
+  </w:comment>
+  <w:comment w:id="21" w:author="Ian Torres" w:date="2026-09-18T18:16:00Z" w:initials="IT">
+    <w:p>
+      <w:pPr>
+        <w:pStyle w:val="Textocomentario"/>
+      </w:pPr>
+      <w:r>
+        <w:rPr>
+          <w:rStyle w:val="Refdecomentario"/>
+        </w:rPr>
+        <w:annotationRef/>
+      </w:r>
+      <w:r>
+        <w:t>¿Es o no exacto el reporte de ingresos? No puede ser “aparente”</w:t>
+      </w:r>
+    </w:p>
+  </w:comment>
+  <w:comment w:id="22" w:author="Ian Torres" w:date="2026-09-18T16:57:00Z" w:initials="IT">
+    <w:p>
+      <w:pPr>
+        <w:pStyle w:val="Textocomentario"/>
+      </w:pPr>
+      <w:r>
+        <w:rPr>
+          <w:rStyle w:val="Refdecomentario"/>
+        </w:rPr>
+        <w:annotationRef/>
+      </w:r>
+      <w:r>
+        <w:t>Justificar esta afirmación</w:t>
+      </w:r>
+    </w:p>
+  </w:comment>
+  <w:comment w:id="23" w:author="Ian Torres" w:date="2026-09-18T18:17:00Z" w:initials="IT">
+    <w:p>
+      <w:pPr>
+        <w:pStyle w:val="Textocomentario"/>
+      </w:pPr>
+      <w:r>
+        <w:rPr>
+          <w:rStyle w:val="Refdecomentario"/>
+        </w:rPr>
+        <w:annotationRef/>
+      </w:r>
+      <w:r>
+        <w:t>¿Por qué o cómo garantiza vigencia? Explicar afirmaciones relevantes</w:t>
+      </w:r>
+    </w:p>
+  </w:comment>
+  <w:comment w:id="24" w:author="Ian Torres" w:date="2026-09-18T18:23:00Z" w:initials="IT">
+    <w:p>
+      <w:pPr>
+        <w:pStyle w:val="Textocomentario"/>
+      </w:pPr>
+      <w:r>
+        <w:t>¿</w:t>
+      </w:r>
+      <w:r>
+        <w:rPr>
+          <w:rStyle w:val="Refdecomentario"/>
+        </w:rPr>
+        <w:annotationRef/>
+      </w:r>
+      <w:r>
+        <w:t>Cómo se justifica esta decisión? ¿Por qué decidimos excluir los registros descritos acá?</w:t>
+      </w:r>
+    </w:p>
+  </w:comment>
+  <w:comment w:id="25" w:author="Ian Torres" w:date="2026-09-18T18:24:00Z" w:initials="IT">
+    <w:p>
+      <w:pPr>
+        <w:pStyle w:val="Textocomentario"/>
+      </w:pPr>
+      <w:r>
+        <w:rPr>
+          <w:rStyle w:val="Refdecomentario"/>
+        </w:rPr>
+        <w:annotationRef/>
+      </w:r>
+      <w:r>
+        <w:t>Está bien lo que se explica, ¿son todas las que se descartan? ¿De las 213 columnas sólo se eliminan estas?</w:t>
+      </w:r>
+    </w:p>
+  </w:comment>
+  <w:comment w:id="26" w:author="Ian Torres" w:date="2026-09-18T18:27:00Z" w:initials="IT">
+    <w:p>
+      <w:pPr>
+        <w:pStyle w:val="Textocomentario"/>
+      </w:pPr>
+      <w:r>
+        <w:rPr>
+          <w:rStyle w:val="Refdecomentario"/>
+        </w:rPr>
+        <w:annotationRef/>
+      </w:r>
+      <w:r>
+        <w:t xml:space="preserve">No revisé </w:t>
+      </w:r>
+      <w:proofErr w:type="gramStart"/>
+      <w:r>
+        <w:t>esto</w:t>
+      </w:r>
+      <w:proofErr w:type="gramEnd"/>
+      <w:r>
+        <w:t xml:space="preserve"> pero son estas las únicas 3 variables numéricas que usamos?</w:t>
+      </w:r>
+    </w:p>
+  </w:comment>
+  <w:comment w:id="27" w:author="Ian Torres" w:date="2026-09-18T18:30:00Z" w:initials="IT">
+    <w:p>
+      <w:pPr>
+        <w:pStyle w:val="Textocomentario"/>
+      </w:pPr>
+      <w:r>
+        <w:rPr>
+          <w:rStyle w:val="Refdecomentario"/>
+        </w:rPr>
+        <w:annotationRef/>
+      </w:r>
+      <w:proofErr w:type="gramStart"/>
+      <w:r>
+        <w:t>Es un término de la cátedra?</w:t>
+      </w:r>
+      <w:proofErr w:type="gramEnd"/>
+    </w:p>
+  </w:comment>
+  <w:comment w:id="28" w:author="Ian Torres" w:date="2026-09-18T18:29:00Z" w:initials="IT">
+    <w:p>
+      <w:pPr>
+        <w:pStyle w:val="Textocomentario"/>
+      </w:pPr>
+      <w:r>
+        <w:rPr>
+          <w:rStyle w:val="Refdecomentario"/>
+        </w:rPr>
+        <w:annotationRef/>
+      </w:r>
+      <w:r>
+        <w:t>¿Existe esta columna?</w:t>
+      </w:r>
+    </w:p>
+  </w:comment>
+  <w:comment w:id="29" w:author="Ian Torres" w:date="2026-09-18T18:35:00Z" w:initials="IT">
+    <w:p>
+      <w:pPr>
+        <w:pStyle w:val="Textocomentario"/>
+      </w:pPr>
+      <w:r>
+        <w:rPr>
+          <w:rStyle w:val="Refdecomentario"/>
+        </w:rPr>
+        <w:annotationRef/>
+      </w:r>
+      <w:r>
+        <w:t>¿Es un término de la cátedra?</w:t>
+      </w:r>
+    </w:p>
+  </w:comment>
+  <w:comment w:id="30" w:author="Ian Torres" w:date="2026-09-18T18:31:00Z" w:initials="IT">
+    <w:p>
+      <w:pPr>
+        <w:pStyle w:val="Textocomentario"/>
+      </w:pPr>
+      <w:r>
+        <w:t>¿</w:t>
+      </w:r>
+      <w:r>
+        <w:rPr>
+          <w:rStyle w:val="Refdecomentario"/>
+        </w:rPr>
+        <w:annotationRef/>
+      </w:r>
+      <w:r>
+        <w:t>Qué valor aporta este análisis?</w:t>
+      </w:r>
+    </w:p>
+  </w:comment>
+  <w:comment w:id="31" w:author="Ian Torres" w:date="2026-09-18T18:32:00Z" w:initials="IT">
+    <w:p>
+      <w:pPr>
+        <w:pStyle w:val="Textocomentario"/>
+      </w:pPr>
+      <w:r>
+        <w:rPr>
+          <w:rStyle w:val="Refdecomentario"/>
+        </w:rPr>
+        <w:annotationRef/>
+      </w:r>
+      <w:r>
+        <w:t>Justificar por qué es inviable entrar a algún nivel escolar con menos de 5 años, ¿se cuenta sólo desde primer grado? Fundamentar la decisión</w:t>
+      </w:r>
+    </w:p>
+  </w:comment>
+  <w:comment w:id="32" w:author="Ian Torres" w:date="2026-09-18T18:42:00Z" w:initials="IT">
+    <w:p>
+      <w:pPr>
+        <w:pStyle w:val="Textocomentario"/>
+      </w:pPr>
+      <w:r>
+        <w:rPr>
+          <w:rStyle w:val="Refdecomentario"/>
+        </w:rPr>
+        <w:annotationRef/>
+      </w:r>
+      <w:r>
+        <w:t xml:space="preserve">Qué es INGRPINC dentro de </w:t>
+      </w:r>
+      <w:r>
+        <w:t>REG02_EPHC_ANUAL_2025_CLEAN_FULL.csv</w:t>
+      </w:r>
+    </w:p>
+  </w:comment>
+  <w:comment w:id="33" w:author="Ian Torres" w:date="2026-09-18T18:42:00Z" w:initials="IT">
+    <w:p>
+      <w:pPr>
+        <w:pStyle w:val="Textocomentario"/>
+        <w:rPr>
+          <w:b/>
+          <w:bCs/>
+        </w:rPr>
+      </w:pPr>
+      <w:r>
+        <w:rPr>
+          <w:rStyle w:val="Refdecomentario"/>
+        </w:rPr>
+        <w:annotationRef/>
+      </w:r>
+      <w:r>
+        <w:rPr>
+          <w:b/>
+          <w:bCs/>
+        </w:rPr>
+        <w:t>En el notebook no se hace sólo esto:</w:t>
+      </w:r>
+    </w:p>
+    <w:p>
+      <w:pPr>
+        <w:pStyle w:val="Textocomentario"/>
+      </w:pPr>
+    </w:p>
+    <w:p>
+      <w:pPr>
+        <w:pStyle w:val="Textocomentario"/>
+      </w:pPr>
+      <w:r>
+        <w:t># 5. Creación de variables derivadas</w:t>
+      </w:r>
+    </w:p>
+    <w:p>
+      <w:pPr>
+        <w:pStyle w:val="Textocomentario"/>
+      </w:pPr>
+    </w:p>
+    <w:p>
+      <w:pPr>
+        <w:pStyle w:val="Textocomentario"/>
+      </w:pPr>
+      <w:r>
+        <w:t xml:space="preserve"># Mapeo y conversión numérica de ingresos desde </w:t>
+      </w:r>
+      <w:r>
+        <w:rPr>
+          <w:b/>
+          <w:bCs/>
+        </w:rPr>
+        <w:t xml:space="preserve">e01aimde / E01A y </w:t>
+      </w:r>
+      <w:proofErr w:type="spellStart"/>
+      <w:r>
+        <w:rPr>
+          <w:b/>
+          <w:bCs/>
+        </w:rPr>
+        <w:t>ipcm</w:t>
+      </w:r>
+      <w:proofErr w:type="spellEnd"/>
+    </w:p>
+    <w:p>
+      <w:pPr>
+        <w:pStyle w:val="Textocomentario"/>
+      </w:pPr>
+    </w:p>
+    <w:p>
+      <w:pPr>
+        <w:pStyle w:val="Textocomentario"/>
+      </w:pPr>
+      <w:r>
+        <w:t># Población en Edad de Trabajar (PET &gt;= 15 años usando P02)</w:t>
+      </w:r>
+    </w:p>
+    <w:p>
+      <w:pPr>
+        <w:pStyle w:val="Textocomentario"/>
+        <w:rPr>
+          <w:lang w:val="en-US"/>
+        </w:rPr>
+      </w:pPr>
+      <w:proofErr w:type="spellStart"/>
+      <w:r>
+        <w:rPr>
+          <w:lang w:val="en-US"/>
+        </w:rPr>
+        <w:t>df</w:t>
+      </w:r>
+      <w:proofErr w:type="spellEnd"/>
+      <w:r>
+        <w:rPr>
+          <w:lang w:val="en-US"/>
+        </w:rPr>
+        <w:t xml:space="preserve">["PET"] = </w:t>
+      </w:r>
+      <w:proofErr w:type="spellStart"/>
+      <w:r>
+        <w:rPr>
+          <w:lang w:val="en-US"/>
+        </w:rPr>
+        <w:t>np.where</w:t>
+      </w:r>
+      <w:proofErr w:type="spellEnd"/>
+      <w:r>
+        <w:rPr>
+          <w:lang w:val="en-US"/>
+        </w:rPr>
+        <w:t>(</w:t>
+      </w:r>
+      <w:proofErr w:type="spellStart"/>
+      <w:r>
+        <w:rPr>
+          <w:lang w:val="en-US"/>
+        </w:rPr>
+        <w:t>df</w:t>
+      </w:r>
+      <w:proofErr w:type="spellEnd"/>
+      <w:r>
+        <w:rPr>
+          <w:lang w:val="en-US"/>
+        </w:rPr>
+        <w:t>["P02"] &gt;= 15, 1, 0)</w:t>
+      </w:r>
+    </w:p>
+    <w:p>
+      <w:pPr>
+        <w:pStyle w:val="Textocomentario"/>
+        <w:rPr>
+          <w:lang w:val="en-US"/>
+        </w:rPr>
+      </w:pPr>
+    </w:p>
+    <w:p>
+      <w:pPr>
+        <w:pStyle w:val="Textocomentario"/>
+      </w:pPr>
+      <w:r>
+        <w:t xml:space="preserve"># Recodificación del Nivel Educativo (usando </w:t>
+      </w:r>
+      <w:proofErr w:type="spellStart"/>
+      <w:r>
+        <w:t>añoest</w:t>
+      </w:r>
+      <w:proofErr w:type="spellEnd"/>
+      <w:r>
+        <w:t xml:space="preserve"> o ED01)</w:t>
+      </w:r>
+    </w:p>
+    <w:p>
+      <w:pPr>
+        <w:pStyle w:val="Textocomentario"/>
+      </w:pPr>
+    </w:p>
+    <w:p>
+      <w:pPr>
+        <w:pStyle w:val="Textocomentario"/>
+      </w:pPr>
+    </w:p>
+    <w:p>
+      <w:pPr>
+        <w:pStyle w:val="Textocomentario"/>
+        <w:rPr>
+          <w:b/>
+          <w:bCs/>
+        </w:rPr>
+      </w:pPr>
+      <w:r>
+        <w:rPr>
+          <w:b/>
+          <w:bCs/>
+        </w:rPr>
+        <w:t>Mencionar en el informe todo lo hecho en el notebook</w:t>
+      </w:r>
+    </w:p>
+    <w:p>
+      <w:pPr>
+        <w:pStyle w:val="Textocomentario"/>
+      </w:pPr>
+    </w:p>
+  </w:comment>
+  <w:comment w:id="34" w:author="Ian Torres" w:date="2026-09-18T18:50:00Z" w:initials="IT">
+    <w:p>
+      <w:pPr>
+        <w:pStyle w:val="Textocomentario"/>
+      </w:pPr>
+      <w:r>
+        <w:rPr>
+          <w:rStyle w:val="Refdecomentario"/>
+        </w:rPr>
+        <w:annotationRef/>
+      </w:r>
+      <w:r>
+        <w:t>Explicar y justificar todo</w:t>
+      </w:r>
+    </w:p>
+  </w:comment>
+  <w:comment w:id="35" w:author="Ian Torres" w:date="2026-09-18T18:52:00Z" w:initials="IT">
+    <w:p>
+      <w:pPr>
+        <w:pStyle w:val="Textocomentario"/>
+      </w:pPr>
+      <w:r>
+        <w:rPr>
+          <w:rStyle w:val="Refdecomentario"/>
+        </w:rPr>
+        <w:annotationRef/>
+      </w:r>
+      <w:r>
+        <w:t>¿Cuál es el objetivo de integrar nuestra única fuente de datos con el diccionario que explica lo que representan los nombres de columnas? ¿Qué se integra? ¿Dónde se hizo un LEFT JOIN y AUDITORÍA DEL CRUCE?</w:t>
+      </w:r>
+    </w:p>
+  </w:comment>
+  <w:comment w:id="36" w:author="Ian Torres" w:date="2026-09-18T18:54:00Z" w:initials="IT">
+    <w:p>
+      <w:pPr>
+        <w:pStyle w:val="Textocomentario"/>
+      </w:pPr>
+      <w:r>
+        <w:rPr>
+          <w:rStyle w:val="Refdecomentario"/>
+        </w:rPr>
+        <w:annotationRef/>
+      </w:r>
+      <w:r>
+        <w:t xml:space="preserve">¿De dónde salen estos datos? ¿Cómo se puede reproducir el conteo de registros afectados? Dar mejor contexto y explicación de cómo se obtuvo esta tabla </w:t>
+      </w:r>
+    </w:p>
+  </w:comment>
+</w:comments>
+</file>
+
+<file path=word/commentsExtended.xml><?xml version="1.0" encoding="utf-8"?>
+<w15:commentsEx xmlns:wpc="http://schemas.microsoft.com/office/word/2010/wordprocessingCanvas" xmlns:cx="http://schemas.microsoft.com/office/drawing/2014/chartex" xmlns:cx1="http://schemas.microsoft.com/office/drawing/2015/9/8/chartex" xmlns:cx2="http://schemas.microsoft.com/office/drawing/2015/10/21/chartex" xmlns:cx3="http://schemas.microsoft.com/office/drawing/2016/5/9/chartex" xmlns:cx4="http://schemas.microsoft.com/office/drawing/2016/5/10/chartex" xmlns:cx5="http://schemas.microsoft.com/office/drawing/2016/5/11/chartex" xmlns:cx6="http://schemas.microsoft.com/office/drawing/2016/5/12/chartex" xmlns:cx7="http://schemas.microsoft.com/office/drawing/2016/5/13/chartex" xmlns:cx8="http://schemas.microsoft.com/office/drawing/2016/5/14/chartex" xmlns:mc="http://schemas.openxmlformats.org/markup-compatibility/2006" xmlns:aink="http://schemas.microsoft.com/office/drawing/2016/ink" xmlns:am3d="http://schemas.microsoft.com/office/drawing/2017/model3d" xmlns:o="urn:schemas-microsoft-com:office:office" xmlns:oel="http://schemas.microsoft.com/office/2019/extlst" xmlns:r="http://schemas.openxmlformats.org/officeDocument/2006/relationships" xmlns:m="http://schemas.openxmlformats.org/officeDocument/2006/math" xmlns:v="urn:schemas-microsoft-com:vml" xmlns:wp14="http://schemas.microsoft.com/office/word/2010/wordprocessingDrawing" xmlns:wp="http://schemas.openxmlformats.org/drawingml/2006/wordprocessingDrawing" xmlns:w10="urn:schemas-microsoft-com:office:word" xmlns:w="http://schemas.openxmlformats.org/wordprocessingml/2006/main" xmlns:w14="http://schemas.microsoft.com/office/word/2010/wordml" xmlns:w15="http://schemas.microsoft.com/office/word/2012/wordml" xmlns:w16cex="http://schemas.microsoft.com/office/word/2018/wordml/cex" xmlns:w16cid="http://schemas.microsoft.com/office/word/2016/wordml/cid" xmlns:w16="http://schemas.microsoft.com/office/word/2018/wordml" xmlns:w16sdtdh="http://schemas.microsoft.com/office/word/2020/wordml/sdtdatahash" xmlns:w16se="http://schemas.microsoft.com/office/word/2015/wordml/symex" xmlns:wpg="http://schemas.microsoft.com/office/word/2010/wordprocessingGroup" xmlns:wpi="http://schemas.microsoft.com/office/word/2010/wordprocessingInk" xmlns:wne="http://schemas.microsoft.com/office/word/2006/wordml" xmlns:wps="http://schemas.microsoft.com/office/word/2010/wordprocessingShape" mc:Ignorable="w14 w15 w16se w16cid w16 w16cex w16sdtdh wp14">
+  <w15:commentEx w15:paraId="5D8E5E34" w15:done="0"/>
+  <w15:commentEx w15:paraId="26516D37" w15:done="0"/>
+  <w15:commentEx w15:paraId="6B7C8F8F" w15:done="0"/>
+  <w15:commentEx w15:paraId="3C54147C" w15:done="0"/>
+  <w15:commentEx w15:paraId="54A0D584" w15:done="0"/>
+  <w15:commentEx w15:paraId="564714B8" w15:done="0"/>
+  <w15:commentEx w15:paraId="250A12BD" w15:done="0"/>
+  <w15:commentEx w15:paraId="6840A458" w15:done="0"/>
+  <w15:commentEx w15:paraId="723A51B5" w15:done="0"/>
+  <w15:commentEx w15:paraId="2CEB3BB5" w15:done="0"/>
+  <w15:commentEx w15:paraId="5832033B" w15:done="0"/>
+  <w15:commentEx w15:paraId="7F526733" w15:done="0"/>
+  <w15:commentEx w15:paraId="1D799494" w15:done="0"/>
+  <w15:commentEx w15:paraId="545E1895" w15:done="0"/>
+  <w15:commentEx w15:paraId="24CA77D0" w15:done="0"/>
+  <w15:commentEx w15:paraId="69CDE22F" w15:done="0"/>
+  <w15:commentEx w15:paraId="589EE4D9" w15:done="0"/>
+  <w15:commentEx w15:paraId="2BEA5BD2" w15:done="0"/>
+  <w15:commentEx w15:paraId="27B2CCE8" w15:done="0"/>
+  <w15:commentEx w15:paraId="4B5C36F4" w15:done="0"/>
+  <w15:commentEx w15:paraId="2C13EB0D" w15:done="0"/>
+  <w15:commentEx w15:paraId="2E1BC214" w15:done="0"/>
+  <w15:commentEx w15:paraId="1F5AD5CB" w15:done="0"/>
+  <w15:commentEx w15:paraId="04C575B1" w15:done="0"/>
+  <w15:commentEx w15:paraId="428C3BC6" w15:done="0"/>
+  <w15:commentEx w15:paraId="3DFC9E9D" w15:done="0"/>
+  <w15:commentEx w15:paraId="6A87DC31" w15:done="0"/>
+  <w15:commentEx w15:paraId="51A8BD48" w15:done="0"/>
+  <w15:commentEx w15:paraId="03653E99" w15:done="0"/>
+  <w15:commentEx w15:paraId="546E692A" w15:done="0"/>
+  <w15:commentEx w15:paraId="2C3E167E" w15:done="0"/>
+  <w15:commentEx w15:paraId="5D1EF8C1" w15:done="0"/>
+  <w15:commentEx w15:paraId="4C90ED5C" w15:done="0"/>
+  <w15:commentEx w15:paraId="01E6E43C" w15:done="0"/>
+  <w15:commentEx w15:paraId="16CBCC93" w15:done="0"/>
+  <w15:commentEx w15:paraId="654C2C4B" w15:done="0"/>
+  <w15:commentEx w15:paraId="576191CD" w15:done="0"/>
+</w15:commentsEx>
+</file>
+
+<file path=word/commentsExtensible.xml><?xml version="1.0" encoding="utf-8"?>
+<w16cex:commentsExtensible xmlns:wpc="http://schemas.microsoft.com/office/word/2010/wordprocessingCanvas" xmlns:cx="http://schemas.microsoft.com/office/drawing/2014/chartex" xmlns:cx1="http://schemas.microsoft.com/office/drawing/2015/9/8/chartex" xmlns:cx2="http://schemas.microsoft.com/office/drawing/2015/10/21/chartex" xmlns:cx3="http://schemas.microsoft.com/office/drawing/2016/5/9/chartex" xmlns:cx4="http://schemas.microsoft.com/office/drawing/2016/5/10/chartex" xmlns:cx5="http://schemas.microsoft.com/office/drawing/2016/5/11/chartex" xmlns:cx6="http://schemas.microsoft.com/office/drawing/2016/5/12/chartex" xmlns:cx7="http://schemas.microsoft.com/office/drawing/2016/5/13/chartex" xmlns:cx8="http://schemas.microsoft.com/office/drawing/2016/5/14/chartex" xmlns:cr="http://schemas.microsoft.com/office/comments/2020/reactions" xmlns:mc="http://schemas.openxmlformats.org/markup-compatibility/2006" xmlns:aink="http://schemas.microsoft.com/office/drawing/2016/ink" xmlns:am3d="http://schemas.microsoft.com/office/drawing/2017/model3d" xmlns:o="urn:schemas-microsoft-com:office:office" xmlns:oel="http://schemas.microsoft.com/office/2019/extlst" xmlns:r="http://schemas.openxmlformats.org/officeDocument/2006/relationships" xmlns:m="http://schemas.openxmlformats.org/officeDocument/2006/math" xmlns:v="urn:schemas-microsoft-com:vml" xmlns:wp14="http://schemas.microsoft.com/office/word/2010/wordprocessingDrawing" xmlns:wp="http://schemas.openxmlformats.org/drawingml/2006/wordprocessingDrawing" xmlns:w10="urn:schemas-microsoft-com:office:word" xmlns:w="http://schemas.openxmlformats.org/wordprocessingml/2006/main" xmlns:w14="http://schemas.microsoft.com/office/word/2010/wordml" xmlns:w15="http://schemas.microsoft.com/office/word/2012/wordml" xmlns:w16cex="http://schemas.microsoft.com/office/word/2018/wordml/cex" xmlns:w16cid="http://schemas.microsoft.com/office/word/2016/wordml/cid" xmlns:w16="http://schemas.microsoft.com/office/word/2018/wordml" xmlns:w16sdtdh="http://schemas.microsoft.com/office/word/2020/wordml/sdtdatahash" xmlns:w16se="http://schemas.microsoft.com/office/word/2015/wordml/symex" xmlns:wpg="http://schemas.microsoft.com/office/word/2010/wordprocessingGroup" xmlns:wpi="http://schemas.microsoft.com/office/word/2010/wordprocessingInk" xmlns:wne="http://schemas.microsoft.com/office/word/2006/wordml" xmlns:wps="http://schemas.microsoft.com/office/word/2010/wordprocessingShape" mc:Ignorable="w14 w15 w16se w16cid w16 w16cex w16sdtdh cr wp14">
+  <w16cex:commentExtensible w16cex:durableId="4AF85637" w16cex:dateUtc="2026-09-18T20:02:00Z"/>
+  <w16cex:commentExtensible w16cex:durableId="776423AC" w16cex:dateUtc="2026-09-18T19:58:00Z"/>
+  <w16cex:commentExtensible w16cex:durableId="21BA1D1B" w16cex:dateUtc="2026-09-18T20:00:00Z"/>
+  <w16cex:commentExtensible w16cex:durableId="183B873E" w16cex:dateUtc="2026-09-18T20:15:00Z"/>
+  <w16cex:commentExtensible w16cex:durableId="34609D2F" w16cex:dateUtc="2026-09-18T20:16:00Z"/>
+  <w16cex:commentExtensible w16cex:durableId="720CF588" w16cex:dateUtc="2026-09-18T20:17:00Z"/>
+  <w16cex:commentExtensible w16cex:durableId="363734A2" w16cex:dateUtc="2026-09-18T20:17:00Z"/>
+  <w16cex:commentExtensible w16cex:durableId="77EAB5C4" w16cex:dateUtc="2026-09-18T20:19:00Z"/>
+  <w16cex:commentExtensible w16cex:durableId="608945EB" w16cex:dateUtc="2026-09-18T20:21:00Z"/>
+  <w16cex:commentExtensible w16cex:durableId="65898F64" w16cex:dateUtc="2026-09-18T20:20:00Z"/>
+  <w16cex:commentExtensible w16cex:durableId="499BEEED" w16cex:dateUtc="2026-09-18T20:10:00Z"/>
+  <w16cex:commentExtensible w16cex:durableId="53DC50E6" w16cex:dateUtc="2026-09-18T20:07:00Z"/>
+  <w16cex:commentExtensible w16cex:durableId="0053F3B5" w16cex:dateUtc="2026-09-18T20:08:00Z"/>
+  <w16cex:commentExtensible w16cex:durableId="471DD19B" w16cex:dateUtc="2026-09-18T20:13:00Z"/>
+  <w16cex:commentExtensible w16cex:durableId="6A082BB2" w16cex:dateUtc="2026-09-18T20:24:00Z"/>
+  <w16cex:commentExtensible w16cex:durableId="6B5B7061" w16cex:dateUtc="2026-09-18T20:25:00Z"/>
+  <w16cex:commentExtensible w16cex:durableId="51D9E054" w16cex:dateUtc="2026-09-18T20:28:00Z"/>
+  <w16cex:commentExtensible w16cex:durableId="1CBB7D8A" w16cex:dateUtc="2026-09-18T21:34:00Z"/>
+  <w16cex:commentExtensible w16cex:durableId="7DCA8C68" w16cex:dateUtc="2026-09-18T21:13:00Z"/>
+  <w16cex:commentExtensible w16cex:durableId="6FCFD62D" w16cex:dateUtc="2026-09-18T21:14:00Z"/>
+  <w16cex:commentExtensible w16cex:durableId="0BFA206B" w16cex:dateUtc="2026-09-18T19:58:00Z"/>
+  <w16cex:commentExtensible w16cex:durableId="57FA5BF1" w16cex:dateUtc="2026-09-18T21:16:00Z"/>
+  <w16cex:commentExtensible w16cex:durableId="2719850D" w16cex:dateUtc="2026-09-18T19:57:00Z"/>
+  <w16cex:commentExtensible w16cex:durableId="41AE6C0D" w16cex:dateUtc="2026-09-18T21:17:00Z"/>
+  <w16cex:commentExtensible w16cex:durableId="2C4F04A5" w16cex:dateUtc="2026-09-18T21:23:00Z"/>
+  <w16cex:commentExtensible w16cex:durableId="47CAF054" w16cex:dateUtc="2026-09-18T21:24:00Z"/>
+  <w16cex:commentExtensible w16cex:durableId="1DA4C4EF" w16cex:dateUtc="2026-09-18T21:27:00Z"/>
+  <w16cex:commentExtensible w16cex:durableId="61F2141A" w16cex:dateUtc="2026-09-18T21:30:00Z"/>
+  <w16cex:commentExtensible w16cex:durableId="34780F3F" w16cex:dateUtc="2026-09-18T21:29:00Z"/>
+  <w16cex:commentExtensible w16cex:durableId="458189CC" w16cex:dateUtc="2026-09-18T21:35:00Z"/>
+  <w16cex:commentExtensible w16cex:durableId="54220631" w16cex:dateUtc="2026-09-18T21:31:00Z"/>
+  <w16cex:commentExtensible w16cex:durableId="2A8B4139" w16cex:dateUtc="2026-09-18T21:32:00Z"/>
+  <w16cex:commentExtensible w16cex:durableId="0E562061" w16cex:dateUtc="2026-09-18T21:42:00Z"/>
+  <w16cex:commentExtensible w16cex:durableId="4FCDA791" w16cex:dateUtc="2026-09-18T21:42:00Z"/>
+  <w16cex:commentExtensible w16cex:durableId="0F721414" w16cex:dateUtc="2026-09-18T21:50:00Z"/>
+  <w16cex:commentExtensible w16cex:durableId="7A2B20FA" w16cex:dateUtc="2026-09-18T21:52:00Z"/>
+  <w16cex:commentExtensible w16cex:durableId="30A65B0D" w16cex:dateUtc="2026-09-18T21:54:00Z"/>
+</w16cex:commentsExtensible>
+</file>
+
+<file path=word/commentsIds.xml><?xml version="1.0" encoding="utf-8"?>
+<w16cid:commentsIds xmlns:wpc="http://schemas.microsoft.com/office/word/2010/wordprocessingCanvas" xmlns:cx="http://schemas.microsoft.com/office/drawing/2014/chartex" xmlns:cx1="http://schemas.microsoft.com/office/drawing/2015/9/8/chartex" xmlns:cx2="http://schemas.microsoft.com/office/drawing/2015/10/21/chartex" xmlns:cx3="http://schemas.microsoft.com/office/drawing/2016/5/9/chartex" xmlns:cx4="http://schemas.microsoft.com/office/drawing/2016/5/10/chartex" xmlns:cx5="http://schemas.microsoft.com/office/drawing/2016/5/11/chartex" xmlns:cx6="http://schemas.microsoft.com/office/drawing/2016/5/12/chartex" xmlns:cx7="http://schemas.microsoft.com/office/drawing/2016/5/13/chartex" xmlns:cx8="http://schemas.microsoft.com/office/drawing/2016/5/14/chartex" xmlns:mc="http://schemas.openxmlformats.org/markup-compatibility/2006" xmlns:aink="http://schemas.microsoft.com/office/drawing/2016/ink" xmlns:am3d="http://schemas.microsoft.com/office/drawing/2017/model3d" xmlns:o="urn:schemas-microsoft-com:office:office" xmlns:oel="http://schemas.microsoft.com/office/2019/extlst" xmlns:r="http://schemas.openxmlformats.org/officeDocument/2006/relationships" xmlns:m="http://schemas.openxmlformats.org/officeDocument/2006/math" xmlns:v="urn:schemas-microsoft-com:vml" xmlns:wp14="http://schemas.microsoft.com/office/word/2010/wordprocessingDrawing" xmlns:wp="http://schemas.openxmlformats.org/drawingml/2006/wordprocessingDrawing" xmlns:w10="urn:schemas-microsoft-com:office:word" xmlns:w="http://schemas.openxmlformats.org/wordprocessingml/2006/main" xmlns:w14="http://schemas.microsoft.com/office/word/2010/wordml" xmlns:w15="http://schemas.microsoft.com/office/word/2012/wordml" xmlns:w16cex="http://schemas.microsoft.com/office/word/2018/wordml/cex" xmlns:w16cid="http://schemas.microsoft.com/office/word/2016/wordml/cid" xmlns:w16="http://schemas.microsoft.com/office/word/2018/wordml" xmlns:w16sdtdh="http://schemas.microsoft.com/office/word/2020/wordml/sdtdatahash" xmlns:w16se="http://schemas.microsoft.com/office/word/2015/wordml/symex" xmlns:wpg="http://schemas.microsoft.com/office/word/2010/wordprocessingGroup" xmlns:wpi="http://schemas.microsoft.com/office/word/2010/wordprocessingInk" xmlns:wne="http://schemas.microsoft.com/office/word/2006/wordml" xmlns:wps="http://schemas.microsoft.com/office/word/2010/wordprocessingShape" mc:Ignorable="w14 w15 w16se w16cid w16 w16cex w16sdtdh wp14">
+  <w16cid:commentId w16cid:paraId="5D8E5E34" w16cid:durableId="4AF85637"/>
+  <w16cid:commentId w16cid:paraId="26516D37" w16cid:durableId="776423AC"/>
+  <w16cid:commentId w16cid:paraId="6B7C8F8F" w16cid:durableId="21BA1D1B"/>
+  <w16cid:commentId w16cid:paraId="3C54147C" w16cid:durableId="183B873E"/>
+  <w16cid:commentId w16cid:paraId="54A0D584" w16cid:durableId="34609D2F"/>
+  <w16cid:commentId w16cid:paraId="564714B8" w16cid:durableId="720CF588"/>
+  <w16cid:commentId w16cid:paraId="250A12BD" w16cid:durableId="363734A2"/>
+  <w16cid:commentId w16cid:paraId="6840A458" w16cid:durableId="77EAB5C4"/>
+  <w16cid:commentId w16cid:paraId="723A51B5" w16cid:durableId="608945EB"/>
+  <w16cid:commentId w16cid:paraId="2CEB3BB5" w16cid:durableId="65898F64"/>
+  <w16cid:commentId w16cid:paraId="5832033B" w16cid:durableId="499BEEED"/>
+  <w16cid:commentId w16cid:paraId="7F526733" w16cid:durableId="53DC50E6"/>
+  <w16cid:commentId w16cid:paraId="1D799494" w16cid:durableId="0053F3B5"/>
+  <w16cid:commentId w16cid:paraId="545E1895" w16cid:durableId="471DD19B"/>
+  <w16cid:commentId w16cid:paraId="24CA77D0" w16cid:durableId="6A082BB2"/>
+  <w16cid:commentId w16cid:paraId="69CDE22F" w16cid:durableId="6B5B7061"/>
+  <w16cid:commentId w16cid:paraId="589EE4D9" w16cid:durableId="51D9E054"/>
+  <w16cid:commentId w16cid:paraId="2BEA5BD2" w16cid:durableId="1CBB7D8A"/>
+  <w16cid:commentId w16cid:paraId="27B2CCE8" w16cid:durableId="7DCA8C68"/>
+  <w16cid:commentId w16cid:paraId="4B5C36F4" w16cid:durableId="6FCFD62D"/>
+  <w16cid:commentId w16cid:paraId="2C13EB0D" w16cid:durableId="0BFA206B"/>
+  <w16cid:commentId w16cid:paraId="2E1BC214" w16cid:durableId="57FA5BF1"/>
+  <w16cid:commentId w16cid:paraId="1F5AD5CB" w16cid:durableId="2719850D"/>
+  <w16cid:commentId w16cid:paraId="04C575B1" w16cid:durableId="41AE6C0D"/>
+  <w16cid:commentId w16cid:paraId="428C3BC6" w16cid:durableId="2C4F04A5"/>
+  <w16cid:commentId w16cid:paraId="3DFC9E9D" w16cid:durableId="47CAF054"/>
+  <w16cid:commentId w16cid:paraId="6A87DC31" w16cid:durableId="1DA4C4EF"/>
+  <w16cid:commentId w16cid:paraId="51A8BD48" w16cid:durableId="61F2141A"/>
+  <w16cid:commentId w16cid:paraId="03653E99" w16cid:durableId="34780F3F"/>
+  <w16cid:commentId w16cid:paraId="546E692A" w16cid:durableId="458189CC"/>
+  <w16cid:commentId w16cid:paraId="2C3E167E" w16cid:durableId="54220631"/>
+  <w16cid:commentId w16cid:paraId="5D1EF8C1" w16cid:durableId="2A8B4139"/>
+  <w16cid:commentId w16cid:paraId="4C90ED5C" w16cid:durableId="0E562061"/>
+  <w16cid:commentId w16cid:paraId="01E6E43C" w16cid:durableId="4FCDA791"/>
+  <w16cid:commentId w16cid:paraId="16CBCC93" w16cid:durableId="0F721414"/>
+  <w16cid:commentId w16cid:paraId="654C2C4B" w16cid:durableId="7A2B20FA"/>
+  <w16cid:commentId w16cid:paraId="576191CD" w16cid:durableId="30A65B0D"/>
+</w16cid:commentsIds>
 </file>
 
 <file path=word/numbering.xml><?xml version="1.0" encoding="utf-8"?>
@@ -16433,6 +16899,14 @@
     <w:abstractNumId w:val="24"/>
   </w:num>
 </w:numbering>
+</file>
+
+<file path=word/people.xml><?xml version="1.0" encoding="utf-8"?>
+<w15:people xmlns:wpc="http://schemas.microsoft.com/office/word/2010/wordprocessingCanvas" xmlns:cx="http://schemas.microsoft.com/office/drawing/2014/chartex" xmlns:cx1="http://schemas.microsoft.com/office/drawing/2015/9/8/chartex" xmlns:cx2="http://schemas.microsoft.com/office/drawing/2015/10/21/chartex" xmlns:cx3="http://schemas.microsoft.com/office/drawing/2016/5/9/chartex" xmlns:cx4="http://schemas.microsoft.com/office/drawing/2016/5/10/chartex" xmlns:cx5="http://schemas.microsoft.com/office/drawing/2016/5/11/chartex" xmlns:cx6="http://schemas.microsoft.com/office/drawing/2016/5/12/chartex" xmlns:cx7="http://schemas.microsoft.com/office/drawing/2016/5/13/chartex" xmlns:cx8="http://schemas.microsoft.com/office/drawing/2016/5/14/chartex" xmlns:mc="http://schemas.openxmlformats.org/markup-compatibility/2006" xmlns:aink="http://schemas.microsoft.com/office/drawing/2016/ink" xmlns:am3d="http://schemas.microsoft.com/office/drawing/2017/model3d" xmlns:o="urn:schemas-microsoft-com:office:office" xmlns:oel="http://schemas.microsoft.com/office/2019/extlst" xmlns:r="http://schemas.openxmlformats.org/officeDocument/2006/relationships" xmlns:m="http://schemas.openxmlformats.org/officeDocument/2006/math" xmlns:v="urn:schemas-microsoft-com:vml" xmlns:wp14="http://schemas.microsoft.com/office/word/2010/wordprocessingDrawing" xmlns:wp="http://schemas.openxmlformats.org/drawingml/2006/wordprocessingDrawing" xmlns:w10="urn:schemas-microsoft-com:office:word" xmlns:w="http://schemas.openxmlformats.org/wordprocessingml/2006/main" xmlns:w14="http://schemas.microsoft.com/office/word/2010/wordml" xmlns:w15="http://schemas.microsoft.com/office/word/2012/wordml" xmlns:w16cex="http://schemas.microsoft.com/office/word/2018/wordml/cex" xmlns:w16cid="http://schemas.microsoft.com/office/word/2016/wordml/cid" xmlns:w16="http://schemas.microsoft.com/office/word/2018/wordml" xmlns:w16sdtdh="http://schemas.microsoft.com/office/word/2020/wordml/sdtdatahash" xmlns:w16se="http://schemas.microsoft.com/office/word/2015/wordml/symex" xmlns:wpg="http://schemas.microsoft.com/office/word/2010/wordprocessingGroup" xmlns:wpi="http://schemas.microsoft.com/office/word/2010/wordprocessingInk" xmlns:wne="http://schemas.microsoft.com/office/word/2006/wordml" xmlns:wps="http://schemas.microsoft.com/office/word/2010/wordprocessingShape" mc:Ignorable="w14 w15 w16se w16cid w16 w16cex w16sdtdh wp14">
+  <w15:person w15:author="Ian Torres">
+    <w15:presenceInfo w15:providerId="Windows Live" w15:userId="a6020d357352663c"/>
+  </w15:person>
+</w15:people>
 </file>
 
 <file path=word/styles.xml><?xml version="1.0" encoding="utf-8"?>
@@ -17717,6 +18191,74 @@
       </w:tcPr>
     </w:tblStylePr>
   </w:style>
+  <w:style w:type="character" w:styleId="Refdecomentario">
+    <w:name w:val="annotation reference"/>
+    <w:basedOn w:val="Fuentedeprrafopredeter"/>
+    <w:uiPriority w:val="99"/>
+    <w:semiHidden/>
+    <w:unhideWhenUsed/>
+    <w:rsid w:val="00A62629"/>
+    <w:rPr>
+      <w:sz w:val="16"/>
+      <w:szCs w:val="16"/>
+    </w:rPr>
+  </w:style>
+  <w:style w:type="paragraph" w:styleId="Textocomentario">
+    <w:name w:val="annotation text"/>
+    <w:basedOn w:val="Normal"/>
+    <w:link w:val="TextocomentarioCar"/>
+    <w:uiPriority w:val="99"/>
+    <w:semiHidden/>
+    <w:unhideWhenUsed/>
+    <w:rsid w:val="00A62629"/>
+    <w:pPr>
+      <w:spacing w:line="240" w:lineRule="auto"/>
+    </w:pPr>
+    <w:rPr>
+      <w:sz w:val="20"/>
+      <w:szCs w:val="20"/>
+    </w:rPr>
+  </w:style>
+  <w:style w:type="character" w:customStyle="1" w:styleId="TextocomentarioCar">
+    <w:name w:val="Texto comentario Car"/>
+    <w:basedOn w:val="Fuentedeprrafopredeter"/>
+    <w:link w:val="Textocomentario"/>
+    <w:uiPriority w:val="99"/>
+    <w:semiHidden/>
+    <w:rsid w:val="00A62629"/>
+    <w:rPr>
+      <w:sz w:val="20"/>
+      <w:szCs w:val="20"/>
+    </w:rPr>
+  </w:style>
+  <w:style w:type="paragraph" w:styleId="Asuntodelcomentario">
+    <w:name w:val="annotation subject"/>
+    <w:basedOn w:val="Textocomentario"/>
+    <w:next w:val="Textocomentario"/>
+    <w:link w:val="AsuntodelcomentarioCar"/>
+    <w:uiPriority w:val="99"/>
+    <w:semiHidden/>
+    <w:unhideWhenUsed/>
+    <w:rsid w:val="00A62629"/>
+    <w:rPr>
+      <w:b/>
+      <w:bCs/>
+    </w:rPr>
+  </w:style>
+  <w:style w:type="character" w:customStyle="1" w:styleId="AsuntodelcomentarioCar">
+    <w:name w:val="Asunto del comentario Car"/>
+    <w:basedOn w:val="TextocomentarioCar"/>
+    <w:link w:val="Asuntodelcomentario"/>
+    <w:uiPriority w:val="99"/>
+    <w:semiHidden/>
+    <w:rsid w:val="00A62629"/>
+    <w:rPr>
+      <w:b/>
+      <w:bCs/>
+      <w:sz w:val="20"/>
+      <w:szCs w:val="20"/>
+    </w:rPr>
+  </w:style>
 </w:styles>
 </file>
 
